--- a/zht/docx/050.content.docx
+++ b/zht/docx/050.content.docx
@@ -149,27 +149,7 @@
         <w:rPr>
           <w:lang w:val="zh_TW" w:bidi="zh_TW"/>
         </w:rPr>
-        <w:t>hua</w:t>
-      </w:r>
-      <w:r>
-        <w:rPr>
-          <w:lang w:val="zh_TW" w:bidi="zh_TW"/>
-        </w:rPr>
-      </w:r>
-    </w:p>
-    <w:p>
-      <w:pPr/>
-      <w:r>
-        <w:rPr>
-          <w:lang w:val="zh_TW" w:bidi="zh_TW"/>
-        </w:rPr>
-      </w:r>
-      <w:r>
-        <w:rPr>
-          <w:i/>
-          <w:lang w:val="zh_TW" w:bidi="zh_TW"/>
-        </w:rPr>
-        <w:t>話語、神的道、神的話</w:t>
+        <w:t>han</w:t>
       </w:r>
       <w:r>
         <w:rPr>
@@ -232,7 +212,7 @@
         <w:rPr>
           <w:lang w:val="zh_TW" w:bidi="zh_TW"/>
         </w:rPr>
-        <w:t>話語、神的道、神的話</w:t>
+        <w:t>含（人物）</w:t>
       </w:r>
       <w:r>
         <w:rPr>
@@ -251,7 +231,7 @@
         <w:rPr>
           <w:lang w:val="zh_TW" w:bidi="zh_TW"/>
         </w:rPr>
-        <w:t>「話語」是溝通的方式。當人們使用「話語」這個詞時，通常是指說話。然而，當神在歷世歷代「說話」時，祂以不同的方式來傳達祂的意思（</w:t>
+        <w:t>挪亞的次子（</w:t>
       </w:r>
       <w:hyperlink r:id="rId13">
         <w:r>
@@ -262,25 +242,98 @@
             <w:color w:val="0000EE"/>
             <w:u w:val="single"/>
           </w:rPr>
-          <w:t>來1:1</w:t>
+          <w:t>創5:32，</w:t>
+        </w:r>
+      </w:hyperlink>
+      <w:hyperlink r:id="rId14">
+        <w:r>
+          <w:rPr>
+            <w:lang w:val="zh_TW" w:bidi="zh_TW"/>
+          </w:rPr>
+          <w:rPr>
+            <w:color w:val="0000EE"/>
+            <w:u w:val="single"/>
+          </w:rPr>
+          <w:t>6:10，</w:t>
+        </w:r>
+      </w:hyperlink>
+      <w:hyperlink r:id="rId15">
+        <w:r>
+          <w:rPr>
+            <w:lang w:val="zh_TW" w:bidi="zh_TW"/>
+          </w:rPr>
+          <w:rPr>
+            <w:color w:val="0000EE"/>
+            <w:u w:val="single"/>
+          </w:rPr>
+          <w:t>7:13，</w:t>
+        </w:r>
+      </w:hyperlink>
+      <w:hyperlink r:id="rId16">
+        <w:r>
+          <w:rPr>
+            <w:lang w:val="zh_TW" w:bidi="zh_TW"/>
+          </w:rPr>
+          <w:rPr>
+            <w:color w:val="0000EE"/>
+            <w:u w:val="single"/>
+          </w:rPr>
+          <w:t>9:18、22，</w:t>
+        </w:r>
+      </w:hyperlink>
+      <w:hyperlink r:id="rId17">
+        <w:r>
+          <w:rPr>
+            <w:lang w:val="zh_TW" w:bidi="zh_TW"/>
+          </w:rPr>
+          <w:rPr>
+            <w:color w:val="0000EE"/>
+            <w:u w:val="single"/>
+          </w:rPr>
+          <w:t>10:1、6、20</w:t>
         </w:r>
       </w:hyperlink>
       <w:r>
         <w:rPr>
           <w:lang w:val="zh_TW" w:bidi="zh_TW"/>
         </w:rPr>
-        <w:t>）。神溝通最完整和完美的例子就是祂的兒子耶穌基督。</w:t>
+        <w:t>）。含有四個兒子，他們的名字是古實、麥西（希伯來文指埃及）、弗和迦南（</w:t>
       </w:r>
-    </w:p>
-    <w:p>
-      <w:pPr>
-        <w:pStyle w:val="Heading3"/>
-      </w:pPr>
+      <w:hyperlink r:id="rId18">
+        <w:r>
+          <w:rPr>
+            <w:lang w:val="zh_TW" w:bidi="zh_TW"/>
+          </w:rPr>
+          <w:rPr>
+            <w:color w:val="0000EE"/>
+            <w:u w:val="single"/>
+          </w:rPr>
+          <w:t>創10:6</w:t>
+        </w:r>
+      </w:hyperlink>
       <w:r>
         <w:rPr>
           <w:lang w:val="zh_TW" w:bidi="zh_TW"/>
         </w:rPr>
-        <w:t>話語的重要性</w:t>
+        <w:t>；</w:t>
+      </w:r>
+      <w:hyperlink r:id="rId19">
+        <w:r>
+          <w:rPr>
+            <w:lang w:val="zh_TW" w:bidi="zh_TW"/>
+          </w:rPr>
+          <w:rPr>
+            <w:color w:val="0000EE"/>
+            <w:u w:val="single"/>
+          </w:rPr>
+          <w:t>代上1:8</w:t>
+        </w:r>
+      </w:hyperlink>
+      <w:r>
+        <w:rPr>
+          <w:lang w:val="zh_TW" w:bidi="zh_TW"/>
+        </w:rPr>
+        <w:t>）。因此，人們視含為埃及人（雖然後來似乎出現了混血種族）的先祖，也是非洲、阿拉伯和迦南地諸民族的先祖。</w:t>
       </w:r>
     </w:p>
     <w:p>
@@ -294,193 +347,7 @@
         <w:rPr>
           <w:lang w:val="zh_TW" w:bidi="zh_TW"/>
         </w:rPr>
-        <w:t>在大多數人無法讀寫的社會中，口頭的話語在法律、貿易、宗教、婚姻和名聲等方面顯得格外重要。書面文件如收據、協議和記錄並不那麼實用。誠實的言語和個人的誠信，對於溝通和維持關係至關重要。因此，詩人、先知、故事講述者和教師的話語，會被謹慎地記住，並傳承下去。</w:t>
-      </w:r>
-    </w:p>
-    <w:p>
-      <w:pPr/>
-      <w:r>
-        <w:rPr>
-          <w:lang w:val="zh_TW" w:bidi="zh_TW"/>
-        </w:rPr>
-      </w:r>
-      <w:r>
-        <w:rPr>
-          <w:lang w:val="zh_TW" w:bidi="zh_TW"/>
-        </w:rPr>
-        <w:t>人們非常關注話語的真實性。愚蠢的話、奉承（虛假的讚美）、謊言和有害的言語，被認為是不正當的。在商業、法律和社區生活中，誓言（承諾）非常重要。祝福一旦被說出來，它就具有力量，不能收回（</w:t>
-      </w:r>
-      <w:hyperlink r:id="rId14">
-        <w:r>
-          <w:rPr>
-            <w:lang w:val="zh_TW" w:bidi="zh_TW"/>
-          </w:rPr>
-          <w:rPr>
-            <w:color w:val="0000EE"/>
-            <w:u w:val="single"/>
-          </w:rPr>
-          <w:t>創27:30–38</w:t>
-        </w:r>
-      </w:hyperlink>
-      <w:r>
-        <w:rPr>
-          <w:lang w:val="zh_TW" w:bidi="zh_TW"/>
-        </w:rPr>
-        <w:t>；</w:t>
-      </w:r>
-      <w:hyperlink r:id="rId15">
-        <w:r>
-          <w:rPr>
-            <w:lang w:val="zh_TW" w:bidi="zh_TW"/>
-          </w:rPr>
-          <w:rPr>
-            <w:color w:val="0000EE"/>
-            <w:u w:val="single"/>
-          </w:rPr>
-          <w:t>太10:12–13</w:t>
-        </w:r>
-      </w:hyperlink>
-      <w:r>
-        <w:rPr>
-          <w:lang w:val="zh_TW" w:bidi="zh_TW"/>
-        </w:rPr>
-        <w:t>）。同樣的情況也適用於：</w:t>
-      </w:r>
-    </w:p>
-    <w:p>
-      <w:pPr>
-        <w:pStyle w:val="ListBullet"/>
-        <w:spacing w:line="240" w:lineRule="auto"/>
-        <w:ind w:left="720"/>
-      </w:pPr>
-      <w:r>
-        <w:rPr>
-          <w:lang w:val="zh_TW" w:bidi="zh_TW"/>
-        </w:rPr>
-      </w:r>
-      <w:r>
-        <w:rPr>
-          <w:lang w:val="zh_TW" w:bidi="zh_TW"/>
-        </w:rPr>
-        <w:t>許願（</w:t>
-      </w:r>
-      <w:hyperlink r:id="rId16">
-        <w:r>
-          <w:rPr>
-            <w:lang w:val="zh_TW" w:bidi="zh_TW"/>
-          </w:rPr>
-          <w:rPr>
-            <w:color w:val="0000EE"/>
-            <w:u w:val="single"/>
-          </w:rPr>
-          <w:t>士11:34–35</w:t>
-        </w:r>
-      </w:hyperlink>
-      <w:r>
-        <w:rPr>
-          <w:lang w:val="zh_TW" w:bidi="zh_TW"/>
-        </w:rPr>
-        <w:t>）</w:t>
-      </w:r>
-    </w:p>
-    <w:p>
-      <w:pPr>
-        <w:pStyle w:val="ListBullet"/>
-        <w:spacing w:line="240" w:lineRule="auto"/>
-        <w:ind w:left="720"/>
-      </w:pPr>
-      <w:r>
-        <w:rPr>
-          <w:lang w:val="zh_TW" w:bidi="zh_TW"/>
-        </w:rPr>
-      </w:r>
-      <w:r>
-        <w:rPr>
-          <w:lang w:val="zh_TW" w:bidi="zh_TW"/>
-        </w:rPr>
-        <w:t>咒詛（</w:t>
-      </w:r>
-      <w:hyperlink r:id="rId17">
-        <w:r>
-          <w:rPr>
-            <w:lang w:val="zh_TW" w:bidi="zh_TW"/>
-          </w:rPr>
-          <w:rPr>
-            <w:color w:val="0000EE"/>
-            <w:u w:val="single"/>
-          </w:rPr>
-          <w:t>創27:12–13</w:t>
-        </w:r>
-      </w:hyperlink>
-      <w:r>
-        <w:rPr>
-          <w:lang w:val="zh_TW" w:bidi="zh_TW"/>
-        </w:rPr>
-        <w:t>）</w:t>
-      </w:r>
-    </w:p>
-    <w:p>
-      <w:pPr/>
-      <w:r>
-        <w:rPr>
-          <w:lang w:val="zh_TW" w:bidi="zh_TW"/>
-        </w:rPr>
-      </w:r>
-      <w:r>
-        <w:rPr>
-          <w:lang w:val="zh_TW" w:bidi="zh_TW"/>
-        </w:rPr>
-        <w:t>命令的話語，尤其是來自祭司、士師或王的命令，也具有極大的權威（</w:t>
-      </w:r>
-      <w:hyperlink r:id="rId18">
-        <w:r>
-          <w:rPr>
-            <w:lang w:val="zh_TW" w:bidi="zh_TW"/>
-          </w:rPr>
-          <w:rPr>
-            <w:color w:val="0000EE"/>
-            <w:u w:val="single"/>
-          </w:rPr>
-          <w:t>傳8:4</w:t>
-        </w:r>
-      </w:hyperlink>
-      <w:r>
-        <w:rPr>
-          <w:lang w:val="zh_TW" w:bidi="zh_TW"/>
-        </w:rPr>
-        <w:t>）。</w:t>
-      </w:r>
-    </w:p>
-    <w:p>
-      <w:pPr/>
-      <w:r>
-        <w:rPr>
-          <w:lang w:val="zh_TW" w:bidi="zh_TW"/>
-        </w:rPr>
-      </w:r>
-      <w:r>
-        <w:rPr>
-          <w:lang w:val="zh_TW" w:bidi="zh_TW"/>
-        </w:rPr>
-        <w:t>這種對話語的尊重在新約中依然存在。話語揭示了人心中的想法，因此每句隨便的、傷害性的或欺騙性的話，都會受到審判（</w:t>
-      </w:r>
-      <w:hyperlink r:id="rId19">
-        <w:r>
-          <w:rPr>
-            <w:lang w:val="zh_TW" w:bidi="zh_TW"/>
-          </w:rPr>
-          <w:rPr>
-            <w:color w:val="0000EE"/>
-            <w:u w:val="single"/>
-          </w:rPr>
-          <w:t>太12:34–37</w:t>
-        </w:r>
-      </w:hyperlink>
-      <w:r>
-        <w:rPr>
-          <w:lang w:val="zh_TW" w:bidi="zh_TW"/>
-        </w:rPr>
-        <w:t>；</w:t>
+        <w:t>洪水之後，挪亞開始種植葡萄園，有一次因喝醉酒而露出身體 （</w:t>
       </w:r>
       <w:hyperlink r:id="rId20">
         <w:r>
@@ -491,14 +358,14 @@
             <w:color w:val="0000EE"/>
             <w:u w:val="single"/>
           </w:rPr>
-          <w:t>5:22</w:t>
+          <w:t>創9:20–24</w:t>
         </w:r>
       </w:hyperlink>
       <w:r>
         <w:rPr>
           <w:lang w:val="zh_TW" w:bidi="zh_TW"/>
         </w:rPr>
-        <w:t>），褻瀆神的言語同樣會受到審判（褻瀆，</w:t>
+        <w:t>）。含看見父親赤身躺著，便把這件事告訴了閃和雅弗；閃和雅弗卻小心地替挪亞遮蓋身體。挪亞醒來後，知道他「小兒子」（有人認為指含）所做的事，便咒詛含的兒子迦南，說他的弟兄（古實、麥西、弗）以及閃和雅弗都要管轄他。不過，如果</w:t>
       </w:r>
       <w:hyperlink r:id="rId21">
         <w:r>
@@ -509,15 +376,69 @@
             <w:color w:val="0000EE"/>
             <w:u w:val="single"/>
           </w:rPr>
-          <w:t>路12:10</w:t>
+          <w:t>九章24節</w:t>
         </w:r>
       </w:hyperlink>
       <w:r>
         <w:rPr>
           <w:lang w:val="zh_TW" w:bidi="zh_TW"/>
         </w:rPr>
-        <w:t>）。保羅（</w:t>
+        <w:t>所指得罪挪亞的人是含，為甚麼咒詛卻落在他的兒子迦南身上呢？最可能的解釋是：第</w:t>
       </w:r>
+      <w:hyperlink r:id="rId21">
+        <w:r>
+          <w:rPr>
+            <w:lang w:val="zh_TW" w:bidi="zh_TW"/>
+          </w:rPr>
+          <w:rPr>
+            <w:color w:val="0000EE"/>
+            <w:u w:val="single"/>
+          </w:rPr>
+          <w:t>24</w:t>
+        </w:r>
+      </w:hyperlink>
+      <w:r>
+        <w:rPr>
+          <w:lang w:val="zh_TW" w:bidi="zh_TW"/>
+        </w:rPr>
+        <w:t>節所指的並不是含。經文中的用語是他的「小兒子」（有英文譯本譯為younger，這個用法在希伯來文幾乎不可能出現），然而多處經文都明顯把含列為三兄弟中的第二個，而不是最小的 （</w:t>
+      </w:r>
+      <w:hyperlink r:id="rId13">
+        <w:r>
+          <w:rPr>
+            <w:lang w:val="zh_TW" w:bidi="zh_TW"/>
+          </w:rPr>
+          <w:rPr>
+            <w:color w:val="0000EE"/>
+            <w:u w:val="single"/>
+          </w:rPr>
+          <w:t>5:32，</w:t>
+        </w:r>
+      </w:hyperlink>
+      <w:hyperlink r:id="rId14">
+        <w:r>
+          <w:rPr>
+            <w:lang w:val="zh_TW" w:bidi="zh_TW"/>
+          </w:rPr>
+          <w:rPr>
+            <w:color w:val="0000EE"/>
+            <w:u w:val="single"/>
+          </w:rPr>
+          <w:t>6:10，</w:t>
+        </w:r>
+      </w:hyperlink>
+      <w:hyperlink r:id="rId15">
+        <w:r>
+          <w:rPr>
+            <w:lang w:val="zh_TW" w:bidi="zh_TW"/>
+          </w:rPr>
+          <w:rPr>
+            <w:color w:val="0000EE"/>
+            <w:u w:val="single"/>
+          </w:rPr>
+          <w:t>7:13，</w:t>
+        </w:r>
+      </w:hyperlink>
       <w:hyperlink r:id="rId22">
         <w:r>
           <w:rPr>
@@ -527,15 +448,9 @@
             <w:color w:val="0000EE"/>
             <w:u w:val="single"/>
           </w:rPr>
-          <w:t>弗4:29</w:t>
+          <w:t>9:18，</w:t>
         </w:r>
       </w:hyperlink>
-      <w:r>
-        <w:rPr>
-          <w:lang w:val="zh_TW" w:bidi="zh_TW"/>
-        </w:rPr>
-        <w:t>，</w:t>
-      </w:r>
       <w:hyperlink r:id="rId23">
         <w:r>
           <w:rPr>
@@ -545,1127 +460,14 @@
             <w:color w:val="0000EE"/>
             <w:u w:val="single"/>
           </w:rPr>
-          <w:t>5:4</w:t>
+          <w:t>10:1</w:t>
         </w:r>
       </w:hyperlink>
       <w:r>
         <w:rPr>
           <w:lang w:val="zh_TW" w:bidi="zh_TW"/>
         </w:rPr>
-        <w:t>）和雅各（</w:t>
-      </w:r>
-      <w:hyperlink r:id="rId24">
-        <w:r>
-          <w:rPr>
-            <w:lang w:val="zh_TW" w:bidi="zh_TW"/>
-          </w:rPr>
-          <w:rPr>
-            <w:color w:val="0000EE"/>
-            <w:u w:val="single"/>
-          </w:rPr>
-          <w:t>雅3:1–12</w:t>
-        </w:r>
-      </w:hyperlink>
-      <w:r>
-        <w:rPr>
-          <w:lang w:val="zh_TW" w:bidi="zh_TW"/>
-        </w:rPr>
-        <w:t>）繼承了希伯來人對話語的尊重。</w:t>
-      </w:r>
-    </w:p>
-    <w:p>
-      <w:pPr>
-        <w:pStyle w:val="Heading3"/>
-      </w:pPr>
-      <w:r>
-        <w:rPr>
-          <w:lang w:val="zh_TW" w:bidi="zh_TW"/>
-        </w:rPr>
-        <w:t>神的話</w:t>
-      </w:r>
-    </w:p>
-    <w:p>
-      <w:pPr/>
-      <w:r>
-        <w:rPr>
-          <w:lang w:val="zh_TW" w:bidi="zh_TW"/>
-        </w:rPr>
-      </w:r>
-      <w:r>
-        <w:rPr>
-          <w:lang w:val="zh_TW" w:bidi="zh_TW"/>
-        </w:rPr>
-        <w:t>神的話已經記載在聖經中。祂的話臨到先知，並通過先知傳遞（</w:t>
-      </w:r>
-      <w:hyperlink r:id="rId25">
-        <w:r>
-          <w:rPr>
-            <w:lang w:val="zh_TW" w:bidi="zh_TW"/>
-          </w:rPr>
-          <w:rPr>
-            <w:color w:val="0000EE"/>
-            <w:u w:val="single"/>
-          </w:rPr>
-          <w:t>王上12:22</w:t>
-        </w:r>
-      </w:hyperlink>
-      <w:r>
-        <w:rPr>
-          <w:lang w:val="zh_TW" w:bidi="zh_TW"/>
-        </w:rPr>
-        <w:t>；</w:t>
-      </w:r>
-      <w:hyperlink r:id="rId26">
-        <w:r>
-          <w:rPr>
-            <w:lang w:val="zh_TW" w:bidi="zh_TW"/>
-          </w:rPr>
-          <w:rPr>
-            <w:color w:val="0000EE"/>
-            <w:u w:val="single"/>
-          </w:rPr>
-          <w:t>代上17:3</w:t>
-        </w:r>
-      </w:hyperlink>
-      <w:r>
-        <w:rPr>
-          <w:lang w:val="zh_TW" w:bidi="zh_TW"/>
-        </w:rPr>
-        <w:t>；參</w:t>
-      </w:r>
-      <w:hyperlink r:id="rId27">
-        <w:r>
-          <w:rPr>
-            <w:lang w:val="zh_TW" w:bidi="zh_TW"/>
-          </w:rPr>
-          <w:rPr>
-            <w:color w:val="0000EE"/>
-            <w:u w:val="single"/>
-          </w:rPr>
-          <w:t>路3:2</w:t>
-        </w:r>
-      </w:hyperlink>
-      <w:r>
-        <w:rPr>
-          <w:lang w:val="zh_TW" w:bidi="zh_TW"/>
-        </w:rPr>
-        <w:t>），先知「奉耶和華的命」說話和行事。神的話也透過律法傳達出來，神在西奈山「說」出律法（</w:t>
-      </w:r>
-      <w:hyperlink r:id="rId28">
-        <w:r>
-          <w:rPr>
-            <w:lang w:val="zh_TW" w:bidi="zh_TW"/>
-          </w:rPr>
-          <w:rPr>
-            <w:color w:val="0000EE"/>
-            <w:u w:val="single"/>
-          </w:rPr>
-          <w:t>出20:1</w:t>
-        </w:r>
-      </w:hyperlink>
-      <w:r>
-        <w:rPr>
-          <w:lang w:val="zh_TW" w:bidi="zh_TW"/>
-        </w:rPr>
-        <w:t>）。因此，神的「話」有許多律法同義詞（見</w:t>
-      </w:r>
-      <w:hyperlink r:id="rId29">
-        <w:r>
-          <w:rPr>
-            <w:lang w:val="zh_TW" w:bidi="zh_TW"/>
-          </w:rPr>
-          <w:rPr>
-            <w:color w:val="0000EE"/>
-            <w:u w:val="single"/>
-          </w:rPr>
-          <w:t>詩119章</w:t>
-        </w:r>
-      </w:hyperlink>
-      <w:r>
-        <w:rPr>
-          <w:lang w:val="zh_TW" w:bidi="zh_TW"/>
-        </w:rPr>
-        <w:t>）：</w:t>
-      </w:r>
-    </w:p>
-    <w:p>
-      <w:pPr>
-        <w:pStyle w:val="ListBullet"/>
-        <w:spacing w:line="240" w:lineRule="auto"/>
-        <w:ind w:left="720"/>
-      </w:pPr>
-      <w:r>
-        <w:rPr>
-          <w:lang w:val="zh_TW" w:bidi="zh_TW"/>
-        </w:rPr>
-      </w:r>
-      <w:r>
-        <w:rPr>
-          <w:lang w:val="zh_TW" w:bidi="zh_TW"/>
-        </w:rPr>
-        <w:t>「律例」</w:t>
-      </w:r>
-    </w:p>
-    <w:p>
-      <w:pPr>
-        <w:pStyle w:val="ListBullet"/>
-        <w:spacing w:line="240" w:lineRule="auto"/>
-        <w:ind w:left="720"/>
-      </w:pPr>
-      <w:r>
-        <w:rPr>
-          <w:lang w:val="zh_TW" w:bidi="zh_TW"/>
-        </w:rPr>
-      </w:r>
-      <w:r>
-        <w:rPr>
-          <w:lang w:val="zh_TW" w:bidi="zh_TW"/>
-        </w:rPr>
-        <w:t>「命令」</w:t>
-      </w:r>
-    </w:p>
-    <w:p>
-      <w:pPr>
-        <w:pStyle w:val="ListBullet"/>
-        <w:spacing w:line="240" w:lineRule="auto"/>
-        <w:ind w:left="720"/>
-      </w:pPr>
-      <w:r>
-        <w:rPr>
-          <w:lang w:val="zh_TW" w:bidi="zh_TW"/>
-        </w:rPr>
-      </w:r>
-      <w:r>
-        <w:rPr>
-          <w:lang w:val="zh_TW" w:bidi="zh_TW"/>
-        </w:rPr>
-        <w:t>「訓詞」</w:t>
-      </w:r>
-    </w:p>
-    <w:p>
-      <w:pPr/>
-      <w:r>
-        <w:rPr>
-          <w:lang w:val="zh_TW" w:bidi="zh_TW"/>
-        </w:rPr>
-      </w:r>
-      <w:r>
-        <w:rPr>
-          <w:lang w:val="zh_TW" w:bidi="zh_TW"/>
-        </w:rPr>
-        <w:t>當沒有神的啟示時，就像「饑荒（famine）」一樣（</w:t>
-      </w:r>
-      <w:hyperlink r:id="rId30">
-        <w:r>
-          <w:rPr>
-            <w:lang w:val="zh_TW" w:bidi="zh_TW"/>
-          </w:rPr>
-          <w:rPr>
-            <w:color w:val="0000EE"/>
-            <w:u w:val="single"/>
-          </w:rPr>
-          <w:t>撒上3:1</w:t>
-        </w:r>
-      </w:hyperlink>
-      <w:r>
-        <w:rPr>
-          <w:lang w:val="zh_TW" w:bidi="zh_TW"/>
-        </w:rPr>
-        <w:t>）。神的話不僅包括警告和命令，還包含應許。神的每一句話都是可信的（</w:t>
-      </w:r>
-      <w:hyperlink r:id="rId31">
-        <w:r>
-          <w:rPr>
-            <w:lang w:val="zh_TW" w:bidi="zh_TW"/>
-          </w:rPr>
-          <w:rPr>
-            <w:color w:val="0000EE"/>
-            <w:u w:val="single"/>
-          </w:rPr>
-          <w:t>賽31:2</w:t>
-        </w:r>
-      </w:hyperlink>
-      <w:r>
-        <w:rPr>
-          <w:lang w:val="zh_TW" w:bidi="zh_TW"/>
-        </w:rPr>
-        <w:t>），在天上永遠立定（</w:t>
-      </w:r>
-      <w:hyperlink r:id="rId32">
-        <w:r>
-          <w:rPr>
-            <w:lang w:val="zh_TW" w:bidi="zh_TW"/>
-          </w:rPr>
-          <w:rPr>
-            <w:color w:val="0000EE"/>
-            <w:u w:val="single"/>
-          </w:rPr>
-          <w:t>詩119:89</w:t>
-        </w:r>
-      </w:hyperlink>
-      <w:r>
-        <w:rPr>
-          <w:lang w:val="zh_TW" w:bidi="zh_TW"/>
-        </w:rPr>
-        <w:t>；</w:t>
-      </w:r>
-      <w:hyperlink r:id="rId33">
-        <w:r>
-          <w:rPr>
-            <w:lang w:val="zh_TW" w:bidi="zh_TW"/>
-          </w:rPr>
-          <w:rPr>
-            <w:color w:val="0000EE"/>
-            <w:u w:val="single"/>
-          </w:rPr>
-          <w:t>賽40:8</w:t>
-        </w:r>
-      </w:hyperlink>
-      <w:r>
-        <w:rPr>
-          <w:lang w:val="zh_TW" w:bidi="zh_TW"/>
-        </w:rPr>
-        <w:t>），並以神起誓為保證（</w:t>
-      </w:r>
-      <w:hyperlink r:id="rId34">
-        <w:r>
-          <w:rPr>
-            <w:lang w:val="zh_TW" w:bidi="zh_TW"/>
-          </w:rPr>
-          <w:rPr>
-            <w:color w:val="0000EE"/>
-            <w:u w:val="single"/>
-          </w:rPr>
-          <w:t>耶1:12</w:t>
-        </w:r>
-      </w:hyperlink>
-      <w:r>
-        <w:rPr>
-          <w:lang w:val="zh_TW" w:bidi="zh_TW"/>
-        </w:rPr>
-        <w:t>；</w:t>
-      </w:r>
-      <w:hyperlink r:id="rId35">
-        <w:r>
-          <w:rPr>
-            <w:lang w:val="zh_TW" w:bidi="zh_TW"/>
-          </w:rPr>
-          <w:rPr>
-            <w:color w:val="0000EE"/>
-            <w:u w:val="single"/>
-          </w:rPr>
-          <w:t>詩110:4</w:t>
-        </w:r>
-      </w:hyperlink>
-      <w:r>
-        <w:rPr>
-          <w:lang w:val="zh_TW" w:bidi="zh_TW"/>
-        </w:rPr>
-        <w:t>；</w:t>
-      </w:r>
-      <w:hyperlink r:id="rId36">
-        <w:r>
-          <w:rPr>
-            <w:lang w:val="zh_TW" w:bidi="zh_TW"/>
-          </w:rPr>
-          <w:rPr>
-            <w:color w:val="0000EE"/>
-            <w:u w:val="single"/>
-          </w:rPr>
-          <w:t>結12:25、28</w:t>
-        </w:r>
-      </w:hyperlink>
-      <w:r>
-        <w:rPr>
-          <w:lang w:val="zh_TW" w:bidi="zh_TW"/>
-        </w:rPr>
-        <w:t>）。神的話表達了神的心意，並不是沉重的或難以遵行的，反而是喜樂、盼望和保護的泉源，使人不致犯罪（</w:t>
-      </w:r>
-      <w:hyperlink r:id="rId37">
-        <w:r>
-          <w:rPr>
-            <w:lang w:val="zh_TW" w:bidi="zh_TW"/>
-          </w:rPr>
-          <w:rPr>
-            <w:color w:val="0000EE"/>
-            <w:u w:val="single"/>
-          </w:rPr>
-          <w:t>詩1，</w:t>
-        </w:r>
-      </w:hyperlink>
-      <w:hyperlink r:id="rId29">
-        <w:r>
-          <w:rPr>
-            <w:lang w:val="zh_TW" w:bidi="zh_TW"/>
-          </w:rPr>
-          <w:rPr>
-            <w:color w:val="0000EE"/>
-            <w:u w:val="single"/>
-          </w:rPr>
-          <w:t>119章</w:t>
-        </w:r>
-      </w:hyperlink>
-      <w:r>
-        <w:rPr>
-          <w:lang w:val="zh_TW" w:bidi="zh_TW"/>
-        </w:rPr>
-        <w:t>；</w:t>
-      </w:r>
-      <w:hyperlink r:id="rId38">
-        <w:r>
-          <w:rPr>
-            <w:lang w:val="zh_TW" w:bidi="zh_TW"/>
-          </w:rPr>
-          <w:rPr>
-            <w:color w:val="0000EE"/>
-            <w:u w:val="single"/>
-          </w:rPr>
-          <w:t>耶15:16</w:t>
-        </w:r>
-      </w:hyperlink>
-      <w:r>
-        <w:rPr>
-          <w:lang w:val="zh_TW" w:bidi="zh_TW"/>
-        </w:rPr>
-        <w:t>）。人可以靠神的話活著（</w:t>
-      </w:r>
-      <w:hyperlink r:id="rId39">
-        <w:r>
-          <w:rPr>
-            <w:lang w:val="zh_TW" w:bidi="zh_TW"/>
-          </w:rPr>
-          <w:rPr>
-            <w:color w:val="0000EE"/>
-            <w:u w:val="single"/>
-          </w:rPr>
-          <w:t>申8:3</w:t>
-        </w:r>
-      </w:hyperlink>
-      <w:r>
-        <w:rPr>
-          <w:lang w:val="zh_TW" w:bidi="zh_TW"/>
-        </w:rPr>
-        <w:t>；</w:t>
-      </w:r>
-      <w:hyperlink r:id="rId40">
-        <w:r>
-          <w:rPr>
-            <w:lang w:val="zh_TW" w:bidi="zh_TW"/>
-          </w:rPr>
-          <w:rPr>
-            <w:color w:val="0000EE"/>
-            <w:u w:val="single"/>
-          </w:rPr>
-          <w:t>太4:4</w:t>
-        </w:r>
-      </w:hyperlink>
-      <w:r>
-        <w:rPr>
-          <w:lang w:val="zh_TW" w:bidi="zh_TW"/>
-        </w:rPr>
-        <w:t>）。</w:t>
-      </w:r>
-    </w:p>
-    <w:p>
-      <w:pPr/>
-      <w:r>
-        <w:rPr>
-          <w:lang w:val="zh_TW" w:bidi="zh_TW"/>
-        </w:rPr>
-      </w:r>
-      <w:r>
-        <w:rPr>
-          <w:lang w:val="zh_TW" w:bidi="zh_TW"/>
-        </w:rPr>
-        <w:t>神的話有大能執行祂的旨意。它不會「徒然（empty）」返回祂那裡，而是會成就祂的旨意（</w:t>
-      </w:r>
-      <w:hyperlink r:id="rId41">
-        <w:r>
-          <w:rPr>
-            <w:lang w:val="zh_TW" w:bidi="zh_TW"/>
-          </w:rPr>
-          <w:rPr>
-            <w:color w:val="0000EE"/>
-            <w:u w:val="single"/>
-          </w:rPr>
-          <w:t>賽55:11</w:t>
-        </w:r>
-      </w:hyperlink>
-      <w:r>
-        <w:rPr>
-          <w:lang w:val="zh_TW" w:bidi="zh_TW"/>
-        </w:rPr>
-        <w:t>）。神憑著祂的話創造了世界，祂的話也持續維持著世界（</w:t>
-      </w:r>
-      <w:hyperlink r:id="rId42">
-        <w:r>
-          <w:rPr>
-            <w:lang w:val="zh_TW" w:bidi="zh_TW"/>
-          </w:rPr>
-          <w:rPr>
-            <w:color w:val="0000EE"/>
-            <w:u w:val="single"/>
-          </w:rPr>
-          <w:t>創1章</w:t>
-        </w:r>
-      </w:hyperlink>
-      <w:r>
-        <w:rPr>
-          <w:lang w:val="zh_TW" w:bidi="zh_TW"/>
-        </w:rPr>
-        <w:t>；</w:t>
-      </w:r>
-      <w:hyperlink r:id="rId43">
-        <w:r>
-          <w:rPr>
-            <w:lang w:val="zh_TW" w:bidi="zh_TW"/>
-          </w:rPr>
-          <w:rPr>
-            <w:color w:val="0000EE"/>
-            <w:u w:val="single"/>
-          </w:rPr>
-          <w:t>詩33:6</w:t>
-        </w:r>
-      </w:hyperlink>
-      <w:r>
-        <w:rPr>
-          <w:lang w:val="zh_TW" w:bidi="zh_TW"/>
-        </w:rPr>
-        <w:t>；參</w:t>
-      </w:r>
-      <w:hyperlink r:id="rId44">
-        <w:r>
-          <w:rPr>
-            <w:lang w:val="zh_TW" w:bidi="zh_TW"/>
-          </w:rPr>
-          <w:rPr>
-            <w:color w:val="0000EE"/>
-            <w:u w:val="single"/>
-          </w:rPr>
-          <w:t>來1:2</w:t>
-        </w:r>
-      </w:hyperlink>
-      <w:r>
-        <w:rPr>
-          <w:lang w:val="zh_TW" w:bidi="zh_TW"/>
-        </w:rPr>
-        <w:t>，</w:t>
-      </w:r>
-      <w:hyperlink r:id="rId45">
-        <w:r>
-          <w:rPr>
-            <w:lang w:val="zh_TW" w:bidi="zh_TW"/>
-          </w:rPr>
-          <w:rPr>
-            <w:color w:val="0000EE"/>
-            <w:u w:val="single"/>
-          </w:rPr>
-          <w:t>11:3</w:t>
-        </w:r>
-      </w:hyperlink>
-      <w:r>
-        <w:rPr>
-          <w:lang w:val="zh_TW" w:bidi="zh_TW"/>
-        </w:rPr>
-        <w:t>；</w:t>
-      </w:r>
-      <w:hyperlink r:id="rId46">
-        <w:r>
-          <w:rPr>
-            <w:lang w:val="zh_TW" w:bidi="zh_TW"/>
-          </w:rPr>
-          <w:rPr>
-            <w:color w:val="0000EE"/>
-            <w:u w:val="single"/>
-          </w:rPr>
-          <w:t>彼後3:5</w:t>
-        </w:r>
-      </w:hyperlink>
-      <w:r>
-        <w:rPr>
-          <w:lang w:val="zh_TW" w:bidi="zh_TW"/>
-        </w:rPr>
-        <w:t>）。最終，這些神的啟示被記錄下來，形成了聖經，成為「神的道」（</w:t>
-      </w:r>
-      <w:hyperlink r:id="rId47">
-        <w:r>
-          <w:rPr>
-            <w:lang w:val="zh_TW" w:bidi="zh_TW"/>
-          </w:rPr>
-          <w:rPr>
-            <w:color w:val="0000EE"/>
-            <w:u w:val="single"/>
-          </w:rPr>
-          <w:t>可7:13</w:t>
-        </w:r>
-      </w:hyperlink>
-      <w:r>
-        <w:rPr>
-          <w:lang w:val="zh_TW" w:bidi="zh_TW"/>
-        </w:rPr>
-        <w:t>；參</w:t>
-      </w:r>
-      <w:hyperlink r:id="rId48">
-        <w:r>
-          <w:rPr>
-            <w:lang w:val="zh_TW" w:bidi="zh_TW"/>
-          </w:rPr>
-          <w:rPr>
-            <w:color w:val="0000EE"/>
-            <w:u w:val="single"/>
-          </w:rPr>
-          <w:t>路16:29–31</w:t>
-        </w:r>
-      </w:hyperlink>
-      <w:r>
-        <w:rPr>
-          <w:lang w:val="zh_TW" w:bidi="zh_TW"/>
-        </w:rPr>
-        <w:t>；</w:t>
-      </w:r>
-      <w:hyperlink r:id="rId49">
-        <w:r>
-          <w:rPr>
-            <w:lang w:val="zh_TW" w:bidi="zh_TW"/>
-          </w:rPr>
-          <w:rPr>
-            <w:color w:val="0000EE"/>
-            <w:u w:val="single"/>
-          </w:rPr>
-          <w:t>約5:39</w:t>
-        </w:r>
-      </w:hyperlink>
-      <w:r>
-        <w:rPr>
-          <w:lang w:val="zh_TW" w:bidi="zh_TW"/>
-        </w:rPr>
-        <w:t>）。</w:t>
-      </w:r>
-    </w:p>
-    <w:p>
-      <w:pPr/>
-      <w:r>
-        <w:rPr>
-          <w:lang w:val="zh_TW" w:bidi="zh_TW"/>
-        </w:rPr>
-      </w:r>
-      <w:r>
-        <w:rPr>
-          <w:lang w:val="zh_TW" w:bidi="zh_TW"/>
-        </w:rPr>
-        <w:t>耶穌傳講神的話，祂「說話行事都有大能」（</w:t>
-      </w:r>
-      <w:hyperlink r:id="rId50">
-        <w:r>
-          <w:rPr>
-            <w:lang w:val="zh_TW" w:bidi="zh_TW"/>
-          </w:rPr>
-          <w:rPr>
-            <w:color w:val="0000EE"/>
-            <w:u w:val="single"/>
-          </w:rPr>
-          <w:t>路24:19</w:t>
-        </w:r>
-      </w:hyperlink>
-      <w:r>
-        <w:rPr>
-          <w:lang w:val="zh_TW" w:bidi="zh_TW"/>
-        </w:rPr>
-        <w:t>），並且以權柄教訓人（</w:t>
-      </w:r>
-      <w:hyperlink r:id="rId51">
-        <w:r>
-          <w:rPr>
-            <w:lang w:val="zh_TW" w:bidi="zh_TW"/>
-          </w:rPr>
-          <w:rPr>
-            <w:color w:val="0000EE"/>
-            <w:u w:val="single"/>
-          </w:rPr>
-          <w:t>可1:22、27</w:t>
-        </w:r>
-      </w:hyperlink>
-      <w:r>
-        <w:rPr>
-          <w:lang w:val="zh_TW" w:bidi="zh_TW"/>
-        </w:rPr>
-        <w:t>）。祂的話對自然界、疾病、惡鬼，甚至死亡都有權柄（</w:t>
-      </w:r>
-      <w:hyperlink r:id="rId52">
-        <w:r>
-          <w:rPr>
-            <w:lang w:val="zh_TW" w:bidi="zh_TW"/>
-          </w:rPr>
-          <w:rPr>
-            <w:color w:val="0000EE"/>
-            <w:u w:val="single"/>
-          </w:rPr>
-          <w:t>太8:8、13</w:t>
-        </w:r>
-      </w:hyperlink>
-      <w:r>
-        <w:rPr>
-          <w:lang w:val="zh_TW" w:bidi="zh_TW"/>
-        </w:rPr>
-        <w:t>）。耶穌的「天國道理」像是播種在願意的心田中，當它被接受，就會生出為神結的果子（</w:t>
-      </w:r>
-      <w:hyperlink r:id="rId53">
-        <w:r>
-          <w:rPr>
-            <w:lang w:val="zh_TW" w:bidi="zh_TW"/>
-          </w:rPr>
-          <w:rPr>
-            <w:color w:val="0000EE"/>
-            <w:u w:val="single"/>
-          </w:rPr>
-          <w:t>太13:19</w:t>
-        </w:r>
-      </w:hyperlink>
-      <w:r>
-        <w:rPr>
-          <w:lang w:val="zh_TW" w:bidi="zh_TW"/>
-        </w:rPr>
-        <w:t>；</w:t>
-      </w:r>
-      <w:hyperlink r:id="rId54">
-        <w:r>
-          <w:rPr>
-            <w:lang w:val="zh_TW" w:bidi="zh_TW"/>
-          </w:rPr>
-          <w:rPr>
-            <w:color w:val="0000EE"/>
-            <w:u w:val="single"/>
-          </w:rPr>
-          <w:t>可4:14</w:t>
-        </w:r>
-      </w:hyperlink>
-      <w:r>
-        <w:rPr>
-          <w:lang w:val="zh_TW" w:bidi="zh_TW"/>
-        </w:rPr>
-        <w:t>）。耶穌的話潔淨了祂的門徒，並使他們得自由（</w:t>
-      </w:r>
-      <w:hyperlink r:id="rId55">
-        <w:r>
-          <w:rPr>
-            <w:lang w:val="zh_TW" w:bidi="zh_TW"/>
-          </w:rPr>
-          <w:rPr>
-            <w:color w:val="0000EE"/>
-            <w:u w:val="single"/>
-          </w:rPr>
-          <w:t>約8:31</w:t>
-        </w:r>
-      </w:hyperlink>
-      <w:r>
-        <w:rPr>
-          <w:lang w:val="zh_TW" w:bidi="zh_TW"/>
-        </w:rPr>
-        <w:t>，</w:t>
-      </w:r>
-      <w:hyperlink r:id="rId56">
-        <w:r>
-          <w:rPr>
-            <w:lang w:val="zh_TW" w:bidi="zh_TW"/>
-          </w:rPr>
-          <w:rPr>
-            <w:color w:val="0000EE"/>
-            <w:u w:val="single"/>
-          </w:rPr>
-          <w:t>12:48</w:t>
-        </w:r>
-      </w:hyperlink>
-      <w:r>
-        <w:rPr>
-          <w:lang w:val="zh_TW" w:bidi="zh_TW"/>
-        </w:rPr>
-        <w:t>，</w:t>
-      </w:r>
-      <w:hyperlink r:id="rId57">
-        <w:r>
-          <w:rPr>
-            <w:lang w:val="zh_TW" w:bidi="zh_TW"/>
-          </w:rPr>
-          <w:rPr>
-            <w:color w:val="0000EE"/>
-            <w:u w:val="single"/>
-          </w:rPr>
-          <w:t>15:3</w:t>
-        </w:r>
-      </w:hyperlink>
-      <w:r>
-        <w:rPr>
-          <w:lang w:val="zh_TW" w:bidi="zh_TW"/>
-        </w:rPr>
-        <w:t>，</w:t>
-      </w:r>
-      <w:hyperlink r:id="rId58">
-        <w:r>
-          <w:rPr>
-            <w:lang w:val="zh_TW" w:bidi="zh_TW"/>
-          </w:rPr>
-          <w:rPr>
-            <w:color w:val="0000EE"/>
-            <w:u w:val="single"/>
-          </w:rPr>
-          <w:t>17:14</w:t>
-        </w:r>
-      </w:hyperlink>
-      <w:r>
-        <w:rPr>
-          <w:lang w:val="zh_TW" w:bidi="zh_TW"/>
-        </w:rPr>
-        <w:t>）。教會所傳講的信心之道（</w:t>
-      </w:r>
-      <w:hyperlink r:id="rId59">
-        <w:r>
-          <w:rPr>
-            <w:lang w:val="zh_TW" w:bidi="zh_TW"/>
-          </w:rPr>
-          <w:rPr>
-            <w:color w:val="0000EE"/>
-            <w:u w:val="single"/>
-          </w:rPr>
-          <w:t>羅10:8</w:t>
-        </w:r>
-      </w:hyperlink>
-      <w:hyperlink r:id="rId60">
-        <w:r>
-          <w:rPr>
-            <w:lang w:val="zh_TW" w:bidi="zh_TW"/>
-          </w:rPr>
-          <w:rPr>
-            <w:color w:val="0000EE"/>
-            <w:u w:val="single"/>
-          </w:rPr>
-          <w:t>–</w:t>
-        </w:r>
-      </w:hyperlink>
-      <w:hyperlink r:id="rId59">
-        <w:r>
-          <w:rPr>
-            <w:lang w:val="zh_TW" w:bidi="zh_TW"/>
-          </w:rPr>
-          <w:rPr>
-            <w:color w:val="0000EE"/>
-            <w:u w:val="single"/>
-          </w:rPr>
-          <w:t>9、17</w:t>
-        </w:r>
-      </w:hyperlink>
-      <w:r>
-        <w:rPr>
-          <w:lang w:val="zh_TW" w:bidi="zh_TW"/>
-        </w:rPr>
-        <w:t>）有各種不同的描述：</w:t>
-      </w:r>
-    </w:p>
-    <w:p>
-      <w:pPr>
-        <w:pStyle w:val="ListBullet"/>
-        <w:spacing w:line="240" w:lineRule="auto"/>
-        <w:ind w:left="720"/>
-      </w:pPr>
-      <w:r>
-        <w:rPr>
-          <w:lang w:val="zh_TW" w:bidi="zh_TW"/>
-        </w:rPr>
-      </w:r>
-      <w:r>
-        <w:rPr>
-          <w:lang w:val="zh_TW" w:bidi="zh_TW"/>
-        </w:rPr>
-        <w:t>救恩（salvation）之道</w:t>
-      </w:r>
-    </w:p>
-    <w:p>
-      <w:pPr>
-        <w:pStyle w:val="ListBullet"/>
-        <w:spacing w:line="240" w:lineRule="auto"/>
-        <w:ind w:left="720"/>
-      </w:pPr>
-      <w:r>
-        <w:rPr>
-          <w:lang w:val="zh_TW" w:bidi="zh_TW"/>
-        </w:rPr>
-      </w:r>
-      <w:r>
-        <w:rPr>
-          <w:lang w:val="zh_TW" w:bidi="zh_TW"/>
-        </w:rPr>
-        <w:t>恩典（grace）之道</w:t>
-      </w:r>
-    </w:p>
-    <w:p>
-      <w:pPr>
-        <w:pStyle w:val="ListBullet"/>
-        <w:spacing w:line="240" w:lineRule="auto"/>
-        <w:ind w:left="720"/>
-      </w:pPr>
-      <w:r>
-        <w:rPr>
-          <w:lang w:val="zh_TW" w:bidi="zh_TW"/>
-        </w:rPr>
-      </w:r>
-      <w:r>
-        <w:rPr>
-          <w:lang w:val="zh_TW" w:bidi="zh_TW"/>
-        </w:rPr>
-        <w:t>和好（reconciliation）之道</w:t>
-      </w:r>
-    </w:p>
-    <w:p>
-      <w:pPr>
-        <w:pStyle w:val="ListBullet"/>
-        <w:spacing w:line="240" w:lineRule="auto"/>
-        <w:ind w:left="720"/>
-      </w:pPr>
-      <w:r>
-        <w:rPr>
-          <w:lang w:val="zh_TW" w:bidi="zh_TW"/>
-        </w:rPr>
-      </w:r>
-      <w:r>
-        <w:rPr>
-          <w:lang w:val="zh_TW" w:bidi="zh_TW"/>
-        </w:rPr>
-        <w:t>福音（the gospel）之道</w:t>
-      </w:r>
-    </w:p>
-    <w:p>
-      <w:pPr>
-        <w:pStyle w:val="ListBullet"/>
-        <w:spacing w:line="240" w:lineRule="auto"/>
-        <w:ind w:left="720"/>
-      </w:pPr>
-      <w:r>
-        <w:rPr>
-          <w:lang w:val="zh_TW" w:bidi="zh_TW"/>
-        </w:rPr>
-      </w:r>
-      <w:r>
-        <w:rPr>
-          <w:lang w:val="zh_TW" w:bidi="zh_TW"/>
-        </w:rPr>
-        <w:t>公義（righteousness）之道</w:t>
-      </w:r>
-    </w:p>
-    <w:p>
-      <w:pPr>
-        <w:pStyle w:val="ListBullet"/>
-        <w:spacing w:line="240" w:lineRule="auto"/>
-        <w:ind w:left="720"/>
-      </w:pPr>
-      <w:r>
-        <w:rPr>
-          <w:lang w:val="zh_TW" w:bidi="zh_TW"/>
-        </w:rPr>
-      </w:r>
-      <w:r>
-        <w:rPr>
-          <w:lang w:val="zh_TW" w:bidi="zh_TW"/>
-        </w:rPr>
-        <w:t>生命（life）之道</w:t>
-      </w:r>
-    </w:p>
-    <w:p>
-      <w:pPr>
-        <w:pStyle w:val="Heading3"/>
-      </w:pPr>
-      <w:r>
-        <w:rPr>
-          <w:lang w:val="zh_TW" w:bidi="zh_TW"/>
-        </w:rPr>
-        <w:t>神的道</w:t>
-      </w:r>
-    </w:p>
-    <w:p>
-      <w:pPr/>
-      <w:r>
-        <w:rPr>
-          <w:lang w:val="zh_TW" w:bidi="zh_TW"/>
-        </w:rPr>
-      </w:r>
-      <w:r>
-        <w:rPr>
-          <w:lang w:val="zh_TW" w:bidi="zh_TW"/>
-        </w:rPr>
-        <w:t>在約翰福音的開頭，約翰稱神的兒子為「道（the Word）」。作為「道」，子完全啟示並傳達了神。「道」的希臘文是</w:t>
-      </w:r>
-      <w:r>
-        <w:rPr>
-          <w:i/>
-          <w:lang w:val="zh_TW" w:bidi="zh_TW"/>
-        </w:rPr>
-        <w:t>logos</w:t>
-      </w:r>
-      <w:r>
-        <w:rPr>
-          <w:lang w:val="zh_TW" w:bidi="zh_TW"/>
-        </w:rPr>
-        <w:t>，這個詞在希臘文化中有兩個主要含義。它可以指人的內在思想或理性，也可以指思想的表達，即言語。在希臘哲學中，</w:t>
-      </w:r>
-      <w:r>
-        <w:rPr>
-          <w:i/>
-          <w:lang w:val="zh_TW" w:bidi="zh_TW"/>
-        </w:rPr>
-        <w:t>logos</w:t>
-      </w:r>
-      <w:r>
-        <w:rPr>
-          <w:lang w:val="zh_TW" w:bidi="zh_TW"/>
-        </w:rPr>
-        <w:t xml:space="preserve"> 也意味著宇宙的原則或創造宇宙的能量。</w:t>
-      </w:r>
-    </w:p>
-    <w:p>
-      <w:pPr/>
-      <w:r>
-        <w:rPr>
-          <w:lang w:val="zh_TW" w:bidi="zh_TW"/>
-        </w:rPr>
-      </w:r>
-      <w:r>
-        <w:rPr>
-          <w:lang w:val="zh_TW" w:bidi="zh_TW"/>
-        </w:rPr>
-        <w:t>在猶太和希臘思想中，</w:t>
-      </w:r>
-      <w:r>
-        <w:rPr>
-          <w:i/>
-          <w:lang w:val="zh_TW" w:bidi="zh_TW"/>
-        </w:rPr>
-        <w:t>logos</w:t>
-      </w:r>
-      <w:r>
-        <w:rPr>
-          <w:lang w:val="zh_TW" w:bidi="zh_TW"/>
-        </w:rPr>
-        <w:t>與創始的概念有關——世界是藉著神的道創造的（</w:t>
-      </w:r>
-      <w:hyperlink r:id="rId61">
-        <w:r>
-          <w:rPr>
-            <w:lang w:val="zh_TW" w:bidi="zh_TW"/>
-          </w:rPr>
-          <w:rPr>
-            <w:color w:val="0000EE"/>
-            <w:u w:val="single"/>
-          </w:rPr>
-          <w:t>創1:3</w:t>
-        </w:r>
-      </w:hyperlink>
-      <w:r>
-        <w:rPr>
-          <w:lang w:val="zh_TW" w:bidi="zh_TW"/>
-        </w:rPr>
-        <w:t>及其下文，重複地出現「神說」這個短語）。約翰考慮過這些想法，但他最可能是創造了一個新的概念來識別神的兒子是神在人類形象中的表達（</w:t>
-      </w:r>
-      <w:hyperlink r:id="rId62">
-        <w:r>
-          <w:rPr>
-            <w:lang w:val="zh_TW" w:bidi="zh_TW"/>
-          </w:rPr>
-          <w:rPr>
-            <w:color w:val="0000EE"/>
-            <w:u w:val="single"/>
-          </w:rPr>
-          <w:t>約1:14</w:t>
-        </w:r>
-      </w:hyperlink>
-      <w:r>
-        <w:rPr>
-          <w:lang w:val="zh_TW" w:bidi="zh_TW"/>
-        </w:rPr>
-        <w:t>）。</w:t>
-      </w:r>
-    </w:p>
-    <w:p>
-      <w:pPr/>
-      <w:r>
-        <w:rPr>
-          <w:lang w:val="zh_TW" w:bidi="zh_TW"/>
-        </w:rPr>
-      </w:r>
-      <w:r>
-        <w:rPr>
-          <w:lang w:val="zh_TW" w:bidi="zh_TW"/>
-        </w:rPr>
-        <w:t>子是那不能看見之神的形像（</w:t>
-      </w:r>
-      <w:hyperlink r:id="rId63">
-        <w:r>
-          <w:rPr>
-            <w:lang w:val="zh_TW" w:bidi="zh_TW"/>
-          </w:rPr>
-          <w:rPr>
-            <w:color w:val="0000EE"/>
-            <w:u w:val="single"/>
-          </w:rPr>
-          <w:t>西1:15</w:t>
-        </w:r>
-      </w:hyperlink>
-      <w:r>
-        <w:rPr>
-          <w:lang w:val="zh_TW" w:bidi="zh_TW"/>
-        </w:rPr>
-        <w:t>），是神本體的真像（</w:t>
-      </w:r>
-      <w:hyperlink r:id="rId64">
-        <w:r>
-          <w:rPr>
-            <w:lang w:val="zh_TW" w:bidi="zh_TW"/>
-          </w:rPr>
-          <w:rPr>
-            <w:color w:val="0000EE"/>
-            <w:u w:val="single"/>
-          </w:rPr>
-          <w:t>來1:3</w:t>
-        </w:r>
-      </w:hyperlink>
-      <w:r>
-        <w:rPr>
-          <w:lang w:val="zh_TW" w:bidi="zh_TW"/>
-        </w:rPr>
-        <w:t>）。在神格（Godhead）中，子啟示並使神為人所知，這是約翰福音中的一個關鍵主題。約翰在約翰壹書中使用了類似的稱號：「生命之道」（</w:t>
-      </w:r>
-      <w:hyperlink r:id="rId65">
-        <w:r>
-          <w:rPr>
-            <w:lang w:val="zh_TW" w:bidi="zh_TW"/>
-          </w:rPr>
-          <w:rPr>
-            <w:color w:val="0000EE"/>
-            <w:u w:val="single"/>
-          </w:rPr>
-          <w:t>約一1:1–3</w:t>
-        </w:r>
-      </w:hyperlink>
-      <w:r>
-        <w:rPr>
-          <w:lang w:val="zh_TW" w:bidi="zh_TW"/>
-        </w:rPr>
-        <w:t>）。在</w:t>
-      </w:r>
-      <w:hyperlink r:id="rId66">
-        <w:r>
-          <w:rPr>
-            <w:lang w:val="zh_TW" w:bidi="zh_TW"/>
-          </w:rPr>
-          <w:rPr>
-            <w:color w:val="0000EE"/>
-            <w:u w:val="single"/>
-          </w:rPr>
-          <w:t>啟示錄十九章11至16節</w:t>
-        </w:r>
-      </w:hyperlink>
-      <w:r>
-        <w:rPr>
-          <w:lang w:val="zh_TW" w:bidi="zh_TW"/>
-        </w:rPr>
-        <w:t>中，耶穌被顯明為萬王之王、萬主之主，祂有一個名字：「神的道（the Word of God）」。</w:t>
+        <w:t>），這些經文所列的兒子次序清楚顯示其年齡排列。相反，他的「小兒子」是指迦南，咒詛是臨到他身上，而經文並未記錄這惡行。在閃族的語言表達中，「兒子」常用來指「孫子」，而這裡似乎就是這樣使用，因為迦南確實是眾（孫）子中最小的。因此，咒詛的對象是迦南（正如經文清楚指出的），而不是含。迦南（以及他的後裔）將要作雅弗和閃的奴僕；到了新約時代，迦南人終於在歷史中消失。</w:t>
       </w:r>
     </w:p>
     <w:p>
@@ -1692,7 +494,7 @@
         <w:rPr>
           <w:lang w:val="zh_TW" w:bidi="zh_TW"/>
         </w:rPr>
-        <w:t>聖經</w:t>
+        <w:t>列國</w:t>
       </w:r>
       <w:r>
         <w:rPr>
@@ -1704,31 +506,7 @@
         <w:rPr>
           <w:lang w:val="zh_TW" w:bidi="zh_TW"/>
         </w:rPr>
-        <w:t>約翰福音</w:t>
-      </w:r>
-      <w:r>
-        <w:rPr>
-          <w:lang w:val="zh_TW" w:bidi="zh_TW"/>
-        </w:rPr>
-        <w:t>；</w:t>
-      </w:r>
-      <w:r>
-        <w:rPr>
-          <w:lang w:val="zh_TW" w:bidi="zh_TW"/>
-        </w:rPr>
-        <w:t>道</w:t>
-      </w:r>
-      <w:r>
-        <w:rPr>
-          <w:lang w:val="zh_TW" w:bidi="zh_TW"/>
-        </w:rPr>
-        <w:t>；</w:t>
-      </w:r>
-      <w:r>
-        <w:rPr>
-          <w:lang w:val="zh_TW" w:bidi="zh_TW"/>
-        </w:rPr>
-        <w:t>啟示</w:t>
+        <w:t>挪亞 #1</w:t>
       </w:r>
       <w:r>
         <w:rPr>

--- a/zht/docx/050.content.docx
+++ b/zht/docx/050.content.docx
@@ -19,7 +19,7 @@
         <w:rPr>
           <w:lang w:val="zh_TW" w:bidi="zh_TW"/>
         </w:rPr>
-        <w:t>Resource: 聖經詞典 (Tyndale)</w:t>
+        <w:t>Resource: Tyndale Open Bible Dictionary</w:t>
       </w:r>
       <w:r>
         <w:rPr>
@@ -112,7 +112,7 @@
         <w:rPr>
           <w:lang w:val="zh_TW" w:bidi="zh_TW"/>
         </w:rPr>
-        <w:t>聖經詞典 (Tyndale)</w:t>
+        <w:t>Tyndale Open Bible Dictionary</w:t>
       </w:r>
     </w:p>
     <w:p>
@@ -149,7 +149,7 @@
         <w:rPr>
           <w:lang w:val="zh_TW" w:bidi="zh_TW"/>
         </w:rPr>
-        <w:t>han</w:t>
+        <w:t>gui</w:t>
       </w:r>
       <w:r>
         <w:rPr>
@@ -212,7 +212,7 @@
         <w:rPr>
           <w:lang w:val="zh_TW" w:bidi="zh_TW"/>
         </w:rPr>
-        <w:t>含（人物）</w:t>
+        <w:t>歸信</w:t>
       </w:r>
       <w:r>
         <w:rPr>
@@ -231,109 +231,18 @@
         <w:rPr>
           <w:lang w:val="zh_TW" w:bidi="zh_TW"/>
         </w:rPr>
-        <w:t>挪亞的次子（</w:t>
-      </w:r>
-      <w:hyperlink r:id="rId13">
-        <w:r>
-          <w:rPr>
-            <w:lang w:val="zh_TW" w:bidi="zh_TW"/>
-          </w:rPr>
-          <w:rPr>
-            <w:color w:val="0000EE"/>
-            <w:u w:val="single"/>
-          </w:rPr>
-          <w:t>創5:32，</w:t>
-        </w:r>
-      </w:hyperlink>
-      <w:hyperlink r:id="rId14">
-        <w:r>
-          <w:rPr>
-            <w:lang w:val="zh_TW" w:bidi="zh_TW"/>
-          </w:rPr>
-          <w:rPr>
-            <w:color w:val="0000EE"/>
-            <w:u w:val="single"/>
-          </w:rPr>
-          <w:t>6:10，</w:t>
-        </w:r>
-      </w:hyperlink>
-      <w:hyperlink r:id="rId15">
-        <w:r>
-          <w:rPr>
-            <w:lang w:val="zh_TW" w:bidi="zh_TW"/>
-          </w:rPr>
-          <w:rPr>
-            <w:color w:val="0000EE"/>
-            <w:u w:val="single"/>
-          </w:rPr>
-          <w:t>7:13，</w:t>
-        </w:r>
-      </w:hyperlink>
-      <w:hyperlink r:id="rId16">
-        <w:r>
-          <w:rPr>
-            <w:lang w:val="zh_TW" w:bidi="zh_TW"/>
-          </w:rPr>
-          <w:rPr>
-            <w:color w:val="0000EE"/>
-            <w:u w:val="single"/>
-          </w:rPr>
-          <w:t>9:18、22，</w:t>
-        </w:r>
-      </w:hyperlink>
-      <w:hyperlink r:id="rId17">
-        <w:r>
-          <w:rPr>
-            <w:lang w:val="zh_TW" w:bidi="zh_TW"/>
-          </w:rPr>
-          <w:rPr>
-            <w:color w:val="0000EE"/>
-            <w:u w:val="single"/>
-          </w:rPr>
-          <w:t>10:1、6、20</w:t>
-        </w:r>
-      </w:hyperlink>
-      <w:r>
-        <w:rPr>
-          <w:lang w:val="zh_TW" w:bidi="zh_TW"/>
-        </w:rPr>
-        <w:t>）。含有四個兒子，他們的名字是古實、麥西（希伯來文指埃及）、弗和迦南（</w:t>
-      </w:r>
-      <w:hyperlink r:id="rId18">
-        <w:r>
-          <w:rPr>
-            <w:lang w:val="zh_TW" w:bidi="zh_TW"/>
-          </w:rPr>
-          <w:rPr>
-            <w:color w:val="0000EE"/>
-            <w:u w:val="single"/>
-          </w:rPr>
-          <w:t>創10:6</w:t>
-        </w:r>
-      </w:hyperlink>
-      <w:r>
-        <w:rPr>
-          <w:lang w:val="zh_TW" w:bidi="zh_TW"/>
-        </w:rPr>
-        <w:t>；</w:t>
-      </w:r>
-      <w:hyperlink r:id="rId19">
-        <w:r>
-          <w:rPr>
-            <w:lang w:val="zh_TW" w:bidi="zh_TW"/>
-          </w:rPr>
-          <w:rPr>
-            <w:color w:val="0000EE"/>
-            <w:u w:val="single"/>
-          </w:rPr>
-          <w:t>代上1:8</w:t>
-        </w:r>
-      </w:hyperlink>
-      <w:r>
-        <w:rPr>
-          <w:lang w:val="zh_TW" w:bidi="zh_TW"/>
-        </w:rPr>
-        <w:t>）。因此，人們視含為埃及人（雖然後來似乎出現了混血種族）的先祖，也是非洲、阿拉伯和迦南地諸民族的先祖。</w:t>
+        <w:t>一個人在生活和思想上的徹底改變。對基督徒來說，這意味著從忽視神的生活方式轉變為順服基督的生活方式。歸信是悔改的結果。</w:t>
+      </w:r>
+    </w:p>
+    <w:p>
+      <w:pPr>
+        <w:pStyle w:val="Heading3"/>
+      </w:pPr>
+      <w:r>
+        <w:rPr>
+          <w:lang w:val="zh_TW" w:bidi="zh_TW"/>
+        </w:rPr>
+        <w:t>舊約中的歸信</w:t>
       </w:r>
     </w:p>
     <w:p>
@@ -347,7 +256,133 @@
         <w:rPr>
           <w:lang w:val="zh_TW" w:bidi="zh_TW"/>
         </w:rPr>
-        <w:t>洪水之後，挪亞開始種植葡萄園，有一次因喝醉酒而露出身體 （</w:t>
+        <w:t>在舊約中，歸信基本上是從以前的生活方式，轉向或歸回以色列的神耶和華。以色列經常需要歸回他們的神（</w:t>
+      </w:r>
+      <w:hyperlink r:id="rId13">
+        <w:r>
+          <w:rPr>
+            <w:lang w:val="zh_TW" w:bidi="zh_TW"/>
+          </w:rPr>
+          <w:rPr>
+            <w:color w:val="0000EE"/>
+            <w:u w:val="single"/>
+          </w:rPr>
+          <w:t>申4:30</w:t>
+        </w:r>
+      </w:hyperlink>
+      <w:r>
+        <w:rPr>
+          <w:lang w:val="zh_TW" w:bidi="zh_TW"/>
+        </w:rPr>
+        <w:t>），無論是個人（</w:t>
+      </w:r>
+      <w:hyperlink r:id="rId14">
+        <w:r>
+          <w:rPr>
+            <w:lang w:val="zh_TW" w:bidi="zh_TW"/>
+          </w:rPr>
+          <w:rPr>
+            <w:color w:val="0000EE"/>
+            <w:u w:val="single"/>
+          </w:rPr>
+          <w:t>詩51篇</w:t>
+        </w:r>
+      </w:hyperlink>
+      <w:r>
+        <w:rPr>
+          <w:lang w:val="zh_TW" w:bidi="zh_TW"/>
+        </w:rPr>
+        <w:t>）還是整個民族（</w:t>
+      </w:r>
+      <w:hyperlink r:id="rId15">
+        <w:r>
+          <w:rPr>
+            <w:lang w:val="zh_TW" w:bidi="zh_TW"/>
+          </w:rPr>
+          <w:rPr>
+            <w:color w:val="0000EE"/>
+            <w:u w:val="single"/>
+          </w:rPr>
+          <w:t>耶4:1</w:t>
+        </w:r>
+      </w:hyperlink>
+      <w:r>
+        <w:rPr>
+          <w:lang w:val="zh_TW" w:bidi="zh_TW"/>
+        </w:rPr>
+        <w:t>）。其它列國需要初次轉向神（</w:t>
+      </w:r>
+      <w:hyperlink r:id="rId16">
+        <w:r>
+          <w:rPr>
+            <w:lang w:val="zh_TW" w:bidi="zh_TW"/>
+          </w:rPr>
+          <w:rPr>
+            <w:color w:val="0000EE"/>
+            <w:u w:val="single"/>
+          </w:rPr>
+          <w:t>詩22:27</w:t>
+        </w:r>
+      </w:hyperlink>
+      <w:r>
+        <w:rPr>
+          <w:lang w:val="zh_TW" w:bidi="zh_TW"/>
+        </w:rPr>
+        <w:t>）。其特徵是遠離邪惡的行為（</w:t>
+      </w:r>
+      <w:hyperlink r:id="rId17">
+        <w:r>
+          <w:rPr>
+            <w:lang w:val="zh_TW" w:bidi="zh_TW"/>
+          </w:rPr>
+          <w:rPr>
+            <w:color w:val="0000EE"/>
+            <w:u w:val="single"/>
+          </w:rPr>
+          <w:t>耶26:3</w:t>
+        </w:r>
+      </w:hyperlink>
+      <w:r>
+        <w:rPr>
+          <w:lang w:val="zh_TW" w:bidi="zh_TW"/>
+        </w:rPr>
+        <w:t>，</w:t>
+      </w:r>
+      <w:hyperlink r:id="rId18">
+        <w:r>
+          <w:rPr>
+            <w:lang w:val="zh_TW" w:bidi="zh_TW"/>
+          </w:rPr>
+          <w:rPr>
+            <w:color w:val="0000EE"/>
+            <w:u w:val="single"/>
+          </w:rPr>
+          <w:t>36:3</w:t>
+        </w:r>
+      </w:hyperlink>
+      <w:r>
+        <w:rPr>
+          <w:lang w:val="zh_TW" w:bidi="zh_TW"/>
+        </w:rPr>
+        <w:t>；</w:t>
+      </w:r>
+      <w:hyperlink r:id="rId19">
+        <w:r>
+          <w:rPr>
+            <w:lang w:val="zh_TW" w:bidi="zh_TW"/>
+          </w:rPr>
+          <w:rPr>
+            <w:color w:val="0000EE"/>
+            <w:u w:val="single"/>
+          </w:rPr>
+          <w:t>結18:21、27</w:t>
+        </w:r>
+      </w:hyperlink>
+      <w:r>
+        <w:rPr>
+          <w:lang w:val="zh_TW" w:bidi="zh_TW"/>
+        </w:rPr>
+        <w:t>，</w:t>
       </w:r>
       <w:hyperlink r:id="rId20">
         <w:r>
@@ -358,14 +393,14 @@
             <w:color w:val="0000EE"/>
             <w:u w:val="single"/>
           </w:rPr>
-          <w:t>創9:20–24</w:t>
-        </w:r>
-      </w:hyperlink>
-      <w:r>
-        <w:rPr>
-          <w:lang w:val="zh_TW" w:bidi="zh_TW"/>
-        </w:rPr>
-        <w:t>）。含看見父親赤身躺著，便把這件事告訴了閃和雅弗；閃和雅弗卻小心地替挪亞遮蓋身體。挪亞醒來後，知道他「小兒子」（有人認為指含）所做的事，便咒詛含的兒子迦南，說他的弟兄（古實、麥西、弗）以及閃和雅弗都要管轄他。不過，如果</w:t>
+          <w:t>33:9、11</w:t>
+        </w:r>
+      </w:hyperlink>
+      <w:r>
+        <w:rPr>
+          <w:lang w:val="zh_TW" w:bidi="zh_TW"/>
+        </w:rPr>
+        <w:t>）。歸信是從對神不忠的生活轉向對神順服的生活（</w:t>
       </w:r>
       <w:hyperlink r:id="rId21">
         <w:r>
@@ -376,69 +411,15 @@
             <w:color w:val="0000EE"/>
             <w:u w:val="single"/>
           </w:rPr>
-          <w:t>九章24節</w:t>
-        </w:r>
-      </w:hyperlink>
-      <w:r>
-        <w:rPr>
-          <w:lang w:val="zh_TW" w:bidi="zh_TW"/>
-        </w:rPr>
-        <w:t>所指得罪挪亞的人是含，為甚麼咒詛卻落在他的兒子迦南身上呢？最可能的解釋是：第</w:t>
-      </w:r>
-      <w:hyperlink r:id="rId21">
-        <w:r>
-          <w:rPr>
-            <w:lang w:val="zh_TW" w:bidi="zh_TW"/>
-          </w:rPr>
-          <w:rPr>
-            <w:color w:val="0000EE"/>
-            <w:u w:val="single"/>
-          </w:rPr>
-          <w:t>24</w:t>
-        </w:r>
-      </w:hyperlink>
-      <w:r>
-        <w:rPr>
-          <w:lang w:val="zh_TW" w:bidi="zh_TW"/>
-        </w:rPr>
-        <w:t>節所指的並不是含。經文中的用語是他的「小兒子」（有英文譯本譯為younger，這個用法在希伯來文幾乎不可能出現），然而多處經文都明顯把含列為三兄弟中的第二個，而不是最小的 （</w:t>
-      </w:r>
-      <w:hyperlink r:id="rId13">
-        <w:r>
-          <w:rPr>
-            <w:lang w:val="zh_TW" w:bidi="zh_TW"/>
-          </w:rPr>
-          <w:rPr>
-            <w:color w:val="0000EE"/>
-            <w:u w:val="single"/>
-          </w:rPr>
-          <w:t>5:32，</w:t>
-        </w:r>
-      </w:hyperlink>
-      <w:hyperlink r:id="rId14">
-        <w:r>
-          <w:rPr>
-            <w:lang w:val="zh_TW" w:bidi="zh_TW"/>
-          </w:rPr>
-          <w:rPr>
-            <w:color w:val="0000EE"/>
-            <w:u w:val="single"/>
-          </w:rPr>
-          <w:t>6:10，</w:t>
-        </w:r>
-      </w:hyperlink>
-      <w:hyperlink r:id="rId15">
-        <w:r>
-          <w:rPr>
-            <w:lang w:val="zh_TW" w:bidi="zh_TW"/>
-          </w:rPr>
-          <w:rPr>
-            <w:color w:val="0000EE"/>
-            <w:u w:val="single"/>
-          </w:rPr>
-          <w:t>7:13，</w:t>
-        </w:r>
-      </w:hyperlink>
+          <w:t>賽10:20–21</w:t>
+        </w:r>
+      </w:hyperlink>
+      <w:r>
+        <w:rPr>
+          <w:lang w:val="zh_TW" w:bidi="zh_TW"/>
+        </w:rPr>
+        <w:t>，</w:t>
+      </w:r>
       <w:hyperlink r:id="rId22">
         <w:r>
           <w:rPr>
@@ -448,9 +429,15 @@
             <w:color w:val="0000EE"/>
             <w:u w:val="single"/>
           </w:rPr>
-          <w:t>9:18，</w:t>
-        </w:r>
-      </w:hyperlink>
+          <w:t>14:2</w:t>
+        </w:r>
+      </w:hyperlink>
+      <w:r>
+        <w:rPr>
+          <w:lang w:val="zh_TW" w:bidi="zh_TW"/>
+        </w:rPr>
+        <w:t>；</w:t>
+      </w:r>
       <w:hyperlink r:id="rId23">
         <w:r>
           <w:rPr>
@@ -460,14 +447,43 @@
             <w:color w:val="0000EE"/>
             <w:u w:val="single"/>
           </w:rPr>
-          <w:t>10:1</w:t>
-        </w:r>
-      </w:hyperlink>
-      <w:r>
-        <w:rPr>
-          <w:lang w:val="zh_TW" w:bidi="zh_TW"/>
-        </w:rPr>
-        <w:t>），這些經文所列的兒子次序清楚顯示其年齡排列。相反，他的「小兒子」是指迦南，咒詛是臨到他身上，而經文並未記錄這惡行。在閃族的語言表達中，「兒子」常用來指「孫子」，而這裡似乎就是這樣使用，因為迦南確實是眾（孫）子中最小的。因此，咒詛的對象是迦南（正如經文清楚指出的），而不是含。迦南（以及他的後裔）將要作雅弗和閃的奴僕；到了新約時代，迦南人終於在歷史中消失。</w:t>
+          <w:t>耶34:15</w:t>
+        </w:r>
+      </w:hyperlink>
+      <w:r>
+        <w:rPr>
+          <w:lang w:val="zh_TW" w:bidi="zh_TW"/>
+        </w:rPr>
+        <w:t>；</w:t>
+      </w:r>
+      <w:hyperlink r:id="rId24">
+        <w:r>
+          <w:rPr>
+            <w:lang w:val="zh_TW" w:bidi="zh_TW"/>
+          </w:rPr>
+          <w:rPr>
+            <w:color w:val="0000EE"/>
+            <w:u w:val="single"/>
+          </w:rPr>
+          <w:t>何14:4</w:t>
+        </w:r>
+      </w:hyperlink>
+      <w:r>
+        <w:rPr>
+          <w:lang w:val="zh_TW" w:bidi="zh_TW"/>
+        </w:rPr>
+        <w:t>）。歸信意味著內心方向的改變，並在生活方式上表現出來。</w:t>
+      </w:r>
+    </w:p>
+    <w:p>
+      <w:pPr>
+        <w:pStyle w:val="Heading3"/>
+      </w:pPr>
+      <w:r>
+        <w:rPr>
+          <w:lang w:val="zh_TW" w:bidi="zh_TW"/>
+        </w:rPr>
+        <w:t>新約中的歸信</w:t>
       </w:r>
     </w:p>
     <w:p>
@@ -479,9 +495,847 @@
       </w:r>
       <w:r>
         <w:rPr>
+          <w:lang w:val="zh_TW" w:bidi="zh_TW"/>
+        </w:rPr>
+        <w:t>在新約中，施洗約翰首先呼籲歸信（</w:t>
+      </w:r>
+      <w:hyperlink r:id="rId25">
+        <w:r>
+          <w:rPr>
+            <w:lang w:val="zh_TW" w:bidi="zh_TW"/>
+          </w:rPr>
+          <w:rPr>
+            <w:color w:val="0000EE"/>
+            <w:u w:val="single"/>
+          </w:rPr>
+          <w:t>太3:2</w:t>
+        </w:r>
+      </w:hyperlink>
+      <w:r>
+        <w:rPr>
+          <w:lang w:val="zh_TW" w:bidi="zh_TW"/>
+        </w:rPr>
+        <w:t>；</w:t>
+      </w:r>
+      <w:hyperlink r:id="rId26">
+        <w:r>
+          <w:rPr>
+            <w:lang w:val="zh_TW" w:bidi="zh_TW"/>
+          </w:rPr>
+          <w:rPr>
+            <w:color w:val="0000EE"/>
+            <w:u w:val="single"/>
+          </w:rPr>
+          <w:t>可1:4</w:t>
+        </w:r>
+      </w:hyperlink>
+      <w:r>
+        <w:rPr>
+          <w:lang w:val="zh_TW" w:bidi="zh_TW"/>
+        </w:rPr>
+        <w:t>；</w:t>
+      </w:r>
+      <w:hyperlink r:id="rId27">
+        <w:r>
+          <w:rPr>
+            <w:lang w:val="zh_TW" w:bidi="zh_TW"/>
+          </w:rPr>
+          <w:rPr>
+            <w:color w:val="0000EE"/>
+            <w:u w:val="single"/>
+          </w:rPr>
+          <w:t>路3:3</w:t>
+        </w:r>
+      </w:hyperlink>
+      <w:r>
+        <w:rPr>
+          <w:lang w:val="zh_TW" w:bidi="zh_TW"/>
+        </w:rPr>
+        <w:t>），他發出先知的呼籲，要求人們改變心意（這是此希臘文詞語的根本含義），因為神的國近了。這種生命的改變必須包括行為的改變，以證明其真實性（</w:t>
+      </w:r>
+      <w:hyperlink r:id="rId28">
+        <w:r>
+          <w:rPr>
+            <w:lang w:val="zh_TW" w:bidi="zh_TW"/>
+          </w:rPr>
+          <w:rPr>
+            <w:color w:val="0000EE"/>
+            <w:u w:val="single"/>
+          </w:rPr>
+          <w:t>太3:8</w:t>
+        </w:r>
+      </w:hyperlink>
+      <w:r>
+        <w:rPr>
+          <w:lang w:val="zh_TW" w:bidi="zh_TW"/>
+        </w:rPr>
+        <w:t>；</w:t>
+      </w:r>
+      <w:hyperlink r:id="rId29">
+        <w:r>
+          <w:rPr>
+            <w:lang w:val="zh_TW" w:bidi="zh_TW"/>
+          </w:rPr>
+          <w:rPr>
+            <w:color w:val="0000EE"/>
+            <w:u w:val="single"/>
+          </w:rPr>
+          <w:t>路3:8</w:t>
+        </w:r>
+      </w:hyperlink>
+      <w:r>
+        <w:rPr>
+          <w:lang w:val="zh_TW" w:bidi="zh_TW"/>
+        </w:rPr>
+        <w:t>）。耶穌也傳講同樣的信息（</w:t>
+      </w:r>
+      <w:hyperlink r:id="rId30">
+        <w:r>
+          <w:rPr>
+            <w:lang w:val="zh_TW" w:bidi="zh_TW"/>
+          </w:rPr>
+          <w:rPr>
+            <w:color w:val="0000EE"/>
+            <w:u w:val="single"/>
+          </w:rPr>
+          <w:t>太4:17</w:t>
+        </w:r>
+      </w:hyperlink>
+      <w:r>
+        <w:rPr>
+          <w:lang w:val="zh_TW" w:bidi="zh_TW"/>
+        </w:rPr>
+        <w:t>；</w:t>
+      </w:r>
+      <w:hyperlink r:id="rId31">
+        <w:r>
+          <w:rPr>
+            <w:lang w:val="zh_TW" w:bidi="zh_TW"/>
+          </w:rPr>
+          <w:rPr>
+            <w:color w:val="0000EE"/>
+            <w:u w:val="single"/>
+          </w:rPr>
+          <w:t>可1:15</w:t>
+        </w:r>
+      </w:hyperlink>
+      <w:r>
+        <w:rPr>
+          <w:lang w:val="zh_TW" w:bidi="zh_TW"/>
+        </w:rPr>
+        <w:t>）。祂還說，由於神的國度已經在祂身上到來，順服祂是歸信好消息的一部分。然而，這也可能是壞消息，因為如果不做出這種徹底的改變，就會被定罪（</w:t>
+      </w:r>
+      <w:hyperlink r:id="rId32">
+        <w:r>
+          <w:rPr>
+            <w:lang w:val="zh_TW" w:bidi="zh_TW"/>
+          </w:rPr>
+          <w:rPr>
+            <w:color w:val="0000EE"/>
+            <w:u w:val="single"/>
+          </w:rPr>
+          <w:t>太11:20</w:t>
+        </w:r>
+      </w:hyperlink>
+      <w:r>
+        <w:rPr>
+          <w:lang w:val="zh_TW" w:bidi="zh_TW"/>
+        </w:rPr>
+        <w:t>；</w:t>
+      </w:r>
+      <w:hyperlink r:id="rId33">
+        <w:r>
+          <w:rPr>
+            <w:lang w:val="zh_TW" w:bidi="zh_TW"/>
+          </w:rPr>
+          <w:rPr>
+            <w:color w:val="0000EE"/>
+            <w:u w:val="single"/>
+          </w:rPr>
+          <w:t>路13:3–5</w:t>
+        </w:r>
+      </w:hyperlink>
+      <w:r>
+        <w:rPr>
+          <w:lang w:val="zh_TW" w:bidi="zh_TW"/>
+        </w:rPr>
+        <w:t>）。歸信是徹底的，但也是簡單的。它要求我們像小孩子一樣全然委身，而不是像成人的算計和自我保護（</w:t>
+      </w:r>
+      <w:hyperlink r:id="rId34">
+        <w:r>
+          <w:rPr>
+            <w:lang w:val="zh_TW" w:bidi="zh_TW"/>
+          </w:rPr>
+          <w:rPr>
+            <w:color w:val="0000EE"/>
+            <w:u w:val="single"/>
+          </w:rPr>
+          <w:t>太18:3</w:t>
+        </w:r>
+      </w:hyperlink>
+      <w:r>
+        <w:rPr>
+          <w:lang w:val="zh_TW" w:bidi="zh_TW"/>
+        </w:rPr>
+        <w:t>）。成人謹慎、自我保護的態度，與孩子的簡單、真誠信任和開放的態度，形成對比。</w:t>
+      </w:r>
+    </w:p>
+    <w:p>
+      <w:pPr/>
+      <w:r>
+        <w:rPr>
+          <w:lang w:val="zh_TW" w:bidi="zh_TW"/>
+        </w:rPr>
+      </w:r>
+      <w:r>
+        <w:rPr>
+          <w:lang w:val="zh_TW" w:bidi="zh_TW"/>
+        </w:rPr>
+        <w:t>除了四福音書和使徒行傳，歸信在新約中並不常見。當它在使徒行傳中使用時，歸信</w:t>
+      </w:r>
+    </w:p>
+    <w:p>
+      <w:pPr>
+        <w:pStyle w:val="ListBullet"/>
+        <w:spacing w:line="240" w:lineRule="auto"/>
+        <w:ind w:left="720"/>
+      </w:pPr>
+      <w:r>
+        <w:rPr>
+          <w:lang w:val="zh_TW" w:bidi="zh_TW"/>
+        </w:rPr>
+      </w:r>
+      <w:r>
+        <w:rPr>
+          <w:lang w:val="zh_TW" w:bidi="zh_TW"/>
+        </w:rPr>
+        <w:t>構成福音講道中最重要的部分——形成委身的呼召（</w:t>
+      </w:r>
+      <w:hyperlink r:id="rId35">
+        <w:r>
+          <w:rPr>
+            <w:lang w:val="zh_TW" w:bidi="zh_TW"/>
+          </w:rPr>
+          <w:rPr>
+            <w:color w:val="0000EE"/>
+            <w:u w:val="single"/>
+          </w:rPr>
+          <w:t>2:38</w:t>
+        </w:r>
+      </w:hyperlink>
+      <w:r>
+        <w:rPr>
+          <w:lang w:val="zh_TW" w:bidi="zh_TW"/>
+        </w:rPr>
+        <w:t>，</w:t>
+      </w:r>
+      <w:hyperlink r:id="rId36">
+        <w:r>
+          <w:rPr>
+            <w:lang w:val="zh_TW" w:bidi="zh_TW"/>
+          </w:rPr>
+          <w:rPr>
+            <w:color w:val="0000EE"/>
+            <w:u w:val="single"/>
+          </w:rPr>
+          <w:t>3:19</w:t>
+        </w:r>
+      </w:hyperlink>
+      <w:r>
+        <w:rPr>
+          <w:lang w:val="zh_TW" w:bidi="zh_TW"/>
+        </w:rPr>
+        <w:t>，</w:t>
+      </w:r>
+      <w:hyperlink r:id="rId37">
+        <w:r>
+          <w:rPr>
+            <w:lang w:val="zh_TW" w:bidi="zh_TW"/>
+          </w:rPr>
+          <w:rPr>
+            <w:color w:val="0000EE"/>
+            <w:u w:val="single"/>
+          </w:rPr>
+          <w:t>8:22</w:t>
+        </w:r>
+      </w:hyperlink>
+      <w:r>
+        <w:rPr>
+          <w:lang w:val="zh_TW" w:bidi="zh_TW"/>
+        </w:rPr>
+        <w:t>），</w:t>
+      </w:r>
+    </w:p>
+    <w:p>
+      <w:pPr>
+        <w:pStyle w:val="ListBullet"/>
+        <w:spacing w:line="240" w:lineRule="auto"/>
+        <w:ind w:left="720"/>
+      </w:pPr>
+      <w:r>
+        <w:rPr>
+          <w:lang w:val="zh_TW" w:bidi="zh_TW"/>
+        </w:rPr>
+      </w:r>
+      <w:r>
+        <w:rPr>
+          <w:lang w:val="zh_TW" w:bidi="zh_TW"/>
+        </w:rPr>
+        <w:t>描述新基督徒對主的委身（</w:t>
+      </w:r>
+      <w:hyperlink r:id="rId38">
+        <w:r>
+          <w:rPr>
+            <w:lang w:val="zh_TW" w:bidi="zh_TW"/>
+          </w:rPr>
+          <w:rPr>
+            <w:color w:val="0000EE"/>
+            <w:u w:val="single"/>
+          </w:rPr>
+          <w:t>9:35</w:t>
+        </w:r>
+      </w:hyperlink>
+      <w:r>
+        <w:rPr>
+          <w:lang w:val="zh_TW" w:bidi="zh_TW"/>
+        </w:rPr>
+        <w:t>，</w:t>
+      </w:r>
+      <w:hyperlink r:id="rId39">
+        <w:r>
+          <w:rPr>
+            <w:lang w:val="zh_TW" w:bidi="zh_TW"/>
+          </w:rPr>
+          <w:rPr>
+            <w:color w:val="0000EE"/>
+            <w:u w:val="single"/>
+          </w:rPr>
+          <w:t>11:21</w:t>
+        </w:r>
+      </w:hyperlink>
+      <w:r>
+        <w:rPr>
+          <w:lang w:val="zh_TW" w:bidi="zh_TW"/>
+        </w:rPr>
+        <w:t>），以及</w:t>
+      </w:r>
+    </w:p>
+    <w:p>
+      <w:pPr>
+        <w:pStyle w:val="ListBullet"/>
+        <w:spacing w:line="240" w:lineRule="auto"/>
+        <w:ind w:left="720"/>
+      </w:pPr>
+      <w:r>
+        <w:rPr>
+          <w:lang w:val="zh_TW" w:bidi="zh_TW"/>
+        </w:rPr>
+      </w:r>
+      <w:r>
+        <w:rPr>
+          <w:lang w:val="zh_TW" w:bidi="zh_TW"/>
+        </w:rPr>
+        <w:t>描繪生命從黑暗轉向光明的改變（</w:t>
+      </w:r>
+      <w:hyperlink r:id="rId40">
+        <w:r>
+          <w:rPr>
+            <w:lang w:val="zh_TW" w:bidi="zh_TW"/>
+          </w:rPr>
+          <w:rPr>
+            <w:color w:val="0000EE"/>
+            <w:u w:val="single"/>
+          </w:rPr>
+          <w:t>26:18–20</w:t>
+        </w:r>
+      </w:hyperlink>
+      <w:r>
+        <w:rPr>
+          <w:lang w:val="zh_TW" w:bidi="zh_TW"/>
+        </w:rPr>
+        <w:t>）。</w:t>
+      </w:r>
+    </w:p>
+    <w:p>
+      <w:pPr/>
+      <w:r>
+        <w:rPr>
+          <w:lang w:val="zh_TW" w:bidi="zh_TW"/>
+        </w:rPr>
+      </w:r>
+      <w:r>
+        <w:rPr>
+          <w:lang w:val="zh_TW" w:bidi="zh_TW"/>
+        </w:rPr>
+        <w:t>在提到歸信時，後來的福音書作者則</w:t>
+      </w:r>
+    </w:p>
+    <w:p>
+      <w:pPr>
+        <w:pStyle w:val="ListBullet"/>
+        <w:spacing w:line="240" w:lineRule="auto"/>
+        <w:ind w:left="720"/>
+      </w:pPr>
+      <w:r>
+        <w:rPr>
+          <w:lang w:val="zh_TW" w:bidi="zh_TW"/>
+        </w:rPr>
+      </w:r>
+      <w:r>
+        <w:rPr>
+          <w:lang w:val="zh_TW" w:bidi="zh_TW"/>
+        </w:rPr>
+        <w:t>回顧歸信經歷（</w:t>
+      </w:r>
+      <w:hyperlink r:id="rId41">
+        <w:r>
+          <w:rPr>
+            <w:lang w:val="zh_TW" w:bidi="zh_TW"/>
+          </w:rPr>
+          <w:rPr>
+            <w:color w:val="0000EE"/>
+            <w:u w:val="single"/>
+          </w:rPr>
+          <w:t>林書3:16</w:t>
+        </w:r>
+      </w:hyperlink>
+      <w:r>
+        <w:rPr>
+          <w:lang w:val="zh_TW" w:bidi="zh_TW"/>
+        </w:rPr>
+        <w:t>），</w:t>
+      </w:r>
+    </w:p>
+    <w:p>
+      <w:pPr>
+        <w:pStyle w:val="ListBullet"/>
+        <w:spacing w:line="240" w:lineRule="auto"/>
+        <w:ind w:left="720"/>
+      </w:pPr>
+      <w:r>
+        <w:rPr>
+          <w:lang w:val="zh_TW" w:bidi="zh_TW"/>
+        </w:rPr>
+      </w:r>
+      <w:r>
+        <w:rPr>
+          <w:lang w:val="zh_TW" w:bidi="zh_TW"/>
+        </w:rPr>
+        <w:t>擔心基督徒轉向異教或猶太教（</w:t>
+      </w:r>
+      <w:hyperlink r:id="rId42">
+        <w:r>
+          <w:rPr>
+            <w:lang w:val="zh_TW" w:bidi="zh_TW"/>
+          </w:rPr>
+          <w:rPr>
+            <w:color w:val="0000EE"/>
+            <w:u w:val="single"/>
+          </w:rPr>
+          <w:t>加4:9</w:t>
+        </w:r>
+      </w:hyperlink>
+      <w:r>
+        <w:rPr>
+          <w:lang w:val="zh_TW" w:bidi="zh_TW"/>
+        </w:rPr>
+        <w:t>），以及</w:t>
+      </w:r>
+    </w:p>
+    <w:p>
+      <w:pPr>
+        <w:pStyle w:val="ListBullet"/>
+        <w:spacing w:line="240" w:lineRule="auto"/>
+        <w:ind w:left="720"/>
+      </w:pPr>
+      <w:r>
+        <w:rPr>
+          <w:lang w:val="zh_TW" w:bidi="zh_TW"/>
+        </w:rPr>
+      </w:r>
+      <w:r>
+        <w:rPr>
+          <w:lang w:val="zh_TW" w:bidi="zh_TW"/>
+        </w:rPr>
+        <w:t>呼籲那些離開信仰並面臨審判危險的基督徒，重新歸信（</w:t>
+      </w:r>
+      <w:hyperlink r:id="rId43">
+        <w:r>
+          <w:rPr>
+            <w:lang w:val="zh_TW" w:bidi="zh_TW"/>
+          </w:rPr>
+          <w:rPr>
+            <w:color w:val="0000EE"/>
+            <w:u w:val="single"/>
+          </w:rPr>
+          <w:t>雅5:19–20</w:t>
+        </w:r>
+      </w:hyperlink>
+      <w:r>
+        <w:rPr>
+          <w:lang w:val="zh_TW" w:bidi="zh_TW"/>
+        </w:rPr>
+        <w:t>；</w:t>
+      </w:r>
+      <w:hyperlink r:id="rId44">
+        <w:r>
+          <w:rPr>
+            <w:lang w:val="zh_TW" w:bidi="zh_TW"/>
+          </w:rPr>
+          <w:rPr>
+            <w:color w:val="0000EE"/>
+            <w:u w:val="single"/>
+          </w:rPr>
+          <w:t>啟2:5、16、22</w:t>
+        </w:r>
+      </w:hyperlink>
+      <w:r>
+        <w:rPr>
+          <w:lang w:val="zh_TW" w:bidi="zh_TW"/>
+        </w:rPr>
+        <w:t>，</w:t>
+      </w:r>
+      <w:hyperlink r:id="rId45">
+        <w:r>
+          <w:rPr>
+            <w:lang w:val="zh_TW" w:bidi="zh_TW"/>
+          </w:rPr>
+          <w:rPr>
+            <w:color w:val="0000EE"/>
+            <w:u w:val="single"/>
+          </w:rPr>
+          <w:t>3:19</w:t>
+        </w:r>
+      </w:hyperlink>
+      <w:r>
+        <w:rPr>
+          <w:lang w:val="zh_TW" w:bidi="zh_TW"/>
+        </w:rPr>
+        <w:t>）。</w:t>
+      </w:r>
+    </w:p>
+    <w:p>
+      <w:pPr/>
+      <w:r>
+        <w:rPr>
+          <w:lang w:val="zh_TW" w:bidi="zh_TW"/>
+        </w:rPr>
+      </w:r>
+      <w:r>
+        <w:rPr>
+          <w:lang w:val="zh_TW" w:bidi="zh_TW"/>
+        </w:rPr>
+        <w:t>正如舊約以及約翰和耶穌的宣講，歸信包含三個要素。</w:t>
+      </w:r>
+    </w:p>
+    <w:p>
+      <w:pPr>
+        <w:pStyle w:val="ListNumber"/>
+        <w:numPr>
+          <w:ilvl w:val="0"/>
+          <w:numId w:val="14"/>
+        </w:numPr>
+        <w:spacing w:line="240" w:lineRule="auto"/>
+        <w:ind w:left="720"/>
+      </w:pPr>
+      <w:r>
+        <w:rPr>
+          <w:lang w:val="zh_TW" w:bidi="zh_TW"/>
+        </w:rPr>
+      </w:r>
+      <w:r>
+        <w:rPr>
+          <w:lang w:val="zh_TW" w:bidi="zh_TW"/>
+        </w:rPr>
+        <w:t>歸信是</w:t>
+      </w:r>
+      <w:r>
+        <w:rPr>
           <w:i/>
           <w:lang w:val="zh_TW" w:bidi="zh_TW"/>
         </w:rPr>
+        <w:t>從</w:t>
+      </w:r>
+      <w:r>
+        <w:rPr>
+          <w:lang w:val="zh_TW" w:bidi="zh_TW"/>
+        </w:rPr>
+        <w:t>某些事物中轉離，包括具體的罪、假神或僅僅是為自己而活的生活（</w:t>
+      </w:r>
+      <w:hyperlink r:id="rId46">
+        <w:r>
+          <w:rPr>
+            <w:lang w:val="zh_TW" w:bidi="zh_TW"/>
+          </w:rPr>
+          <w:rPr>
+            <w:color w:val="0000EE"/>
+            <w:u w:val="single"/>
+          </w:rPr>
+          <w:t>帖前1:9</w:t>
+        </w:r>
+      </w:hyperlink>
+      <w:r>
+        <w:rPr>
+          <w:lang w:val="zh_TW" w:bidi="zh_TW"/>
+        </w:rPr>
+        <w:t>；</w:t>
+      </w:r>
+      <w:hyperlink r:id="rId47">
+        <w:r>
+          <w:rPr>
+            <w:lang w:val="zh_TW" w:bidi="zh_TW"/>
+          </w:rPr>
+          <w:rPr>
+            <w:color w:val="0000EE"/>
+            <w:u w:val="single"/>
+          </w:rPr>
+          <w:t>啟9:20–21</w:t>
+        </w:r>
+      </w:hyperlink>
+      <w:r>
+        <w:rPr>
+          <w:lang w:val="zh_TW" w:bidi="zh_TW"/>
+        </w:rPr>
+        <w:t>，</w:t>
+      </w:r>
+      <w:hyperlink r:id="rId48">
+        <w:r>
+          <w:rPr>
+            <w:lang w:val="zh_TW" w:bidi="zh_TW"/>
+          </w:rPr>
+          <w:rPr>
+            <w:color w:val="0000EE"/>
+            <w:u w:val="single"/>
+          </w:rPr>
+          <w:t>16:11</w:t>
+        </w:r>
+      </w:hyperlink>
+      <w:r>
+        <w:rPr>
+          <w:lang w:val="zh_TW" w:bidi="zh_TW"/>
+        </w:rPr>
+        <w:t>）。</w:t>
+      </w:r>
+    </w:p>
+    <w:p>
+      <w:pPr>
+        <w:pStyle w:val="ListNumber"/>
+        <w:spacing w:line="240" w:lineRule="auto"/>
+        <w:ind w:left="720"/>
+      </w:pPr>
+      <w:r>
+        <w:rPr>
+          <w:lang w:val="zh_TW" w:bidi="zh_TW"/>
+        </w:rPr>
+      </w:r>
+      <w:r>
+        <w:rPr>
+          <w:lang w:val="zh_TW" w:bidi="zh_TW"/>
+        </w:rPr>
+        <w:t>歸信是神的旨意，也是祂在世界上恩典工作的結果（</w:t>
+      </w:r>
+      <w:hyperlink r:id="rId49">
+        <w:r>
+          <w:rPr>
+            <w:lang w:val="zh_TW" w:bidi="zh_TW"/>
+          </w:rPr>
+          <w:rPr>
+            <w:color w:val="0000EE"/>
+            <w:u w:val="single"/>
+          </w:rPr>
+          <w:t>徒11:18</w:t>
+        </w:r>
+      </w:hyperlink>
+      <w:r>
+        <w:rPr>
+          <w:lang w:val="zh_TW" w:bidi="zh_TW"/>
+        </w:rPr>
+        <w:t>；</w:t>
+      </w:r>
+      <w:hyperlink r:id="rId50">
+        <w:r>
+          <w:rPr>
+            <w:lang w:val="zh_TW" w:bidi="zh_TW"/>
+          </w:rPr>
+          <w:rPr>
+            <w:color w:val="0000EE"/>
+            <w:u w:val="single"/>
+          </w:rPr>
+          <w:t>羅2:4</w:t>
+        </w:r>
+      </w:hyperlink>
+      <w:r>
+        <w:rPr>
+          <w:lang w:val="zh_TW" w:bidi="zh_TW"/>
+        </w:rPr>
+        <w:t>；</w:t>
+      </w:r>
+      <w:hyperlink r:id="rId51">
+        <w:r>
+          <w:rPr>
+            <w:lang w:val="zh_TW" w:bidi="zh_TW"/>
+          </w:rPr>
+          <w:rPr>
+            <w:color w:val="0000EE"/>
+            <w:u w:val="single"/>
+          </w:rPr>
+          <w:t>林後7:10</w:t>
+        </w:r>
+      </w:hyperlink>
+      <w:r>
+        <w:rPr>
+          <w:lang w:val="zh_TW" w:bidi="zh_TW"/>
+        </w:rPr>
+        <w:t>；</w:t>
+      </w:r>
+      <w:hyperlink r:id="rId52">
+        <w:r>
+          <w:rPr>
+            <w:lang w:val="zh_TW" w:bidi="zh_TW"/>
+          </w:rPr>
+          <w:rPr>
+            <w:color w:val="0000EE"/>
+            <w:u w:val="single"/>
+          </w:rPr>
+          <w:t>提後2:25</w:t>
+        </w:r>
+      </w:hyperlink>
+      <w:r>
+        <w:rPr>
+          <w:lang w:val="zh_TW" w:bidi="zh_TW"/>
+        </w:rPr>
+        <w:t>；</w:t>
+      </w:r>
+      <w:hyperlink r:id="rId53">
+        <w:r>
+          <w:rPr>
+            <w:lang w:val="zh_TW" w:bidi="zh_TW"/>
+          </w:rPr>
+          <w:rPr>
+            <w:color w:val="0000EE"/>
+            <w:u w:val="single"/>
+          </w:rPr>
+          <w:t>彼後3:9</w:t>
+        </w:r>
+      </w:hyperlink>
+      <w:r>
+        <w:rPr>
+          <w:lang w:val="zh_TW" w:bidi="zh_TW"/>
+        </w:rPr>
+        <w:t>）。</w:t>
+      </w:r>
+    </w:p>
+    <w:p>
+      <w:pPr>
+        <w:pStyle w:val="ListNumber"/>
+        <w:spacing w:line="240" w:lineRule="auto"/>
+        <w:ind w:left="720"/>
+      </w:pPr>
+      <w:r>
+        <w:rPr>
+          <w:lang w:val="zh_TW" w:bidi="zh_TW"/>
+        </w:rPr>
+      </w:r>
+      <w:r>
+        <w:rPr>
+          <w:lang w:val="zh_TW" w:bidi="zh_TW"/>
+        </w:rPr>
+        <w:t>歸信是轉</w:t>
+      </w:r>
+      <w:r>
+        <w:rPr>
+          <w:i/>
+          <w:lang w:val="zh_TW" w:bidi="zh_TW"/>
+        </w:rPr>
+        <w:t>向</w:t>
+      </w:r>
+      <w:r>
+        <w:rPr>
+          <w:lang w:val="zh_TW" w:bidi="zh_TW"/>
+        </w:rPr>
+        <w:t>某人，即將整個生命委身給神，歸向耶穌基督（</w:t>
+      </w:r>
+      <w:hyperlink r:id="rId54">
+        <w:r>
+          <w:rPr>
+            <w:lang w:val="zh_TW" w:bidi="zh_TW"/>
+          </w:rPr>
+          <w:rPr>
+            <w:color w:val="0000EE"/>
+            <w:u w:val="single"/>
+          </w:rPr>
+          <w:t>徒14:15</w:t>
+        </w:r>
+      </w:hyperlink>
+      <w:r>
+        <w:rPr>
+          <w:lang w:val="zh_TW" w:bidi="zh_TW"/>
+        </w:rPr>
+        <w:t>；</w:t>
+      </w:r>
+      <w:hyperlink r:id="rId46">
+        <w:r>
+          <w:rPr>
+            <w:lang w:val="zh_TW" w:bidi="zh_TW"/>
+          </w:rPr>
+          <w:rPr>
+            <w:color w:val="0000EE"/>
+            <w:u w:val="single"/>
+          </w:rPr>
+          <w:t>帖前1:9</w:t>
+        </w:r>
+      </w:hyperlink>
+      <w:r>
+        <w:rPr>
+          <w:lang w:val="zh_TW" w:bidi="zh_TW"/>
+        </w:rPr>
+        <w:t>；</w:t>
+      </w:r>
+      <w:hyperlink r:id="rId55">
+        <w:r>
+          <w:rPr>
+            <w:lang w:val="zh_TW" w:bidi="zh_TW"/>
+          </w:rPr>
+          <w:rPr>
+            <w:color w:val="0000EE"/>
+            <w:u w:val="single"/>
+          </w:rPr>
+          <w:t>彼前2:25</w:t>
+        </w:r>
+      </w:hyperlink>
+      <w:r>
+        <w:rPr>
+          <w:lang w:val="zh_TW" w:bidi="zh_TW"/>
+        </w:rPr>
+        <w:t>）。</w:t>
+      </w:r>
+    </w:p>
+    <w:p>
+      <w:pPr/>
+      <w:r>
+        <w:rPr>
+          <w:lang w:val="zh_TW" w:bidi="zh_TW"/>
+        </w:rPr>
+      </w:r>
+      <w:r>
+        <w:rPr>
+          <w:lang w:val="zh_TW" w:bidi="zh_TW"/>
+        </w:rPr>
+        <w:t>因此，無論是卓越的還是不起眼的，瞬間的還是逐漸的，情緒激動的還是平靜的，這是一個徹底的重新定位，是個人將他或她的全部忠誠，徹底轉移到神身上的改變。</w:t>
+      </w:r>
+    </w:p>
+    <w:p>
+      <w:pPr/>
+      <w:r>
+        <w:rPr>
+          <w:lang w:val="zh_TW" w:bidi="zh_TW"/>
+        </w:rPr>
+      </w:r>
+      <w:r>
+        <w:rPr>
+          <w:i/>
+          <w:lang w:val="zh_TW" w:bidi="zh_TW"/>
+        </w:rPr>
         <w:t>另見</w:t>
       </w:r>
       <w:r>
@@ -494,7 +1348,7 @@
         <w:rPr>
           <w:lang w:val="zh_TW" w:bidi="zh_TW"/>
         </w:rPr>
-        <w:t>列國</w:t>
+        <w:t>信心</w:t>
       </w:r>
       <w:r>
         <w:rPr>
@@ -506,7 +1360,946 @@
         <w:rPr>
           <w:lang w:val="zh_TW" w:bidi="zh_TW"/>
         </w:rPr>
-        <w:t>挪亞 #1</w:t>
+        <w:t>恩典</w:t>
+      </w:r>
+      <w:r>
+        <w:rPr>
+          <w:lang w:val="zh_TW" w:bidi="zh_TW"/>
+        </w:rPr>
+        <w:t>；</w:t>
+      </w:r>
+      <w:r>
+        <w:rPr>
+          <w:lang w:val="zh_TW" w:bidi="zh_TW"/>
+        </w:rPr>
+        <w:t>稱義，被稱義</w:t>
+      </w:r>
+      <w:r>
+        <w:rPr>
+          <w:lang w:val="zh_TW" w:bidi="zh_TW"/>
+        </w:rPr>
+        <w:t>；</w:t>
+      </w:r>
+      <w:r>
+        <w:rPr>
+          <w:lang w:val="zh_TW" w:bidi="zh_TW"/>
+        </w:rPr>
+        <w:t>悔改</w:t>
+      </w:r>
+      <w:r>
+        <w:rPr>
+          <w:lang w:val="zh_TW" w:bidi="zh_TW"/>
+        </w:rPr>
+        <w:t>；</w:t>
+      </w:r>
+      <w:r>
+        <w:rPr>
+          <w:lang w:val="zh_TW" w:bidi="zh_TW"/>
+        </w:rPr>
+        <w:t>成聖</w:t>
+      </w:r>
+      <w:r>
+        <w:rPr>
+          <w:lang w:val="zh_TW" w:bidi="zh_TW"/>
+        </w:rPr>
+        <w:t>。</w:t>
+      </w:r>
+      <w:r>
+        <w:rPr>
+          <w:lang w:val="zh_TW" w:bidi="zh_TW"/>
+        </w:rPr>
+      </w:r>
+      <w:r>
+        <w:rPr>
+          <w:lang w:val="zh_TW" w:bidi="zh_TW"/>
+        </w:rPr>
+      </w:r>
+    </w:p>
+    <w:p>
+      <w:pPr/>
+      <w:r>
+        <w:rPr>
+          <w:lang w:val="zh_TW" w:bidi="zh_TW"/>
+        </w:rPr>
+      </w:r>
+    </w:p>
+    <w:p>
+      <w:pPr>
+        <w:pStyle w:val="Heading2"/>
+      </w:pPr>
+      <w:r>
+        <w:rPr>
+          <w:lang w:val="zh_TW" w:bidi="zh_TW"/>
+        </w:rPr>
+        <w:t>鬼</w:t>
+      </w:r>
+      <w:r>
+        <w:rPr>
+          <w:lang w:val="zh_TW" w:bidi="zh_TW"/>
+        </w:rPr>
+      </w:r>
+    </w:p>
+    <w:p>
+      <w:pPr/>
+      <w:r>
+        <w:rPr>
+          <w:lang w:val="zh_TW" w:bidi="zh_TW"/>
+        </w:rPr>
+      </w:r>
+      <w:r>
+        <w:rPr>
+          <w:lang w:val="zh_TW" w:bidi="zh_TW"/>
+        </w:rPr>
+        <w:t>在撒但的領導下悖逆神的墮落天使。鬼活動（demonism）是指鬼的作為，而鬼論（demonology）是研究鬼及其活動，以了解敵人的策略（</w:t>
+      </w:r>
+      <w:hyperlink r:id="rId56">
+        <w:r>
+          <w:rPr>
+            <w:lang w:val="zh_TW" w:bidi="zh_TW"/>
+          </w:rPr>
+          <w:rPr>
+            <w:color w:val="0000EE"/>
+            <w:u w:val="single"/>
+          </w:rPr>
+          <w:t>林後2:11</w:t>
+        </w:r>
+      </w:hyperlink>
+      <w:r>
+        <w:rPr>
+          <w:lang w:val="zh_TW" w:bidi="zh_TW"/>
+        </w:rPr>
+        <w:t>），以便正確行使制伏祂們的權柄（</w:t>
+      </w:r>
+      <w:hyperlink r:id="rId57">
+        <w:r>
+          <w:rPr>
+            <w:lang w:val="zh_TW" w:bidi="zh_TW"/>
+          </w:rPr>
+          <w:rPr>
+            <w:color w:val="0000EE"/>
+            <w:u w:val="single"/>
+          </w:rPr>
+          <w:t>路10:19</w:t>
+        </w:r>
+      </w:hyperlink>
+      <w:r>
+        <w:rPr>
+          <w:lang w:val="zh_TW" w:bidi="zh_TW"/>
+        </w:rPr>
+        <w:t>）。</w:t>
+      </w:r>
+    </w:p>
+    <w:p>
+      <w:pPr>
+        <w:pStyle w:val="Heading3"/>
+      </w:pPr>
+      <w:r>
+        <w:rPr>
+          <w:lang w:val="zh_TW" w:bidi="zh_TW"/>
+        </w:rPr>
+        <w:t>鬼是誰</w:t>
+      </w:r>
+    </w:p>
+    <w:p>
+      <w:pPr/>
+      <w:r>
+        <w:rPr>
+          <w:lang w:val="zh_TW" w:bidi="zh_TW"/>
+        </w:rPr>
+      </w:r>
+      <w:r>
+        <w:rPr>
+          <w:lang w:val="zh_TW" w:bidi="zh_TW"/>
+        </w:rPr>
+        <w:t>英文單詞demon源自希臘文daimon</w:t>
+      </w:r>
+      <w:r>
+        <w:rPr>
+          <w:i/>
+          <w:lang w:val="zh_TW" w:bidi="zh_TW"/>
+        </w:rPr>
+        <w:t>，</w:t>
+      </w:r>
+      <w:r>
+        <w:rPr>
+          <w:lang w:val="zh_TW" w:bidi="zh_TW"/>
+        </w:rPr>
+        <w:t>其基本意思是「神明，神祇」（即假神、鬼；參</w:t>
+      </w:r>
+      <w:hyperlink r:id="rId58">
+        <w:r>
+          <w:rPr>
+            <w:lang w:val="zh_TW" w:bidi="zh_TW"/>
+          </w:rPr>
+          <w:rPr>
+            <w:color w:val="0000EE"/>
+            <w:u w:val="single"/>
+          </w:rPr>
+          <w:t>林前10:20</w:t>
+        </w:r>
+      </w:hyperlink>
+      <w:r>
+        <w:rPr>
+          <w:lang w:val="zh_TW" w:bidi="zh_TW"/>
+        </w:rPr>
+        <w:t>）。獨一真神以外的任何神祇都是與神對立的靈，因此，這樣的靈是邪靈，也就是鬼。demon這個詞未出現在某些英譯本中，有些英譯本將daimon錯譯為devil（魔鬼）。聖經中只有一個魔鬼（希臘文diabolos），牠有許多不同的名字、頭銜和稱號。牠是所有其他鬼的首領或統治者，其他鬼都服從牠。</w:t>
+      </w:r>
+    </w:p>
+    <w:p>
+      <w:pPr/>
+      <w:r>
+        <w:rPr>
+          <w:lang w:val="zh_TW" w:bidi="zh_TW"/>
+        </w:rPr>
+      </w:r>
+      <w:r>
+        <w:rPr>
+          <w:lang w:val="zh_TW" w:bidi="zh_TW"/>
+        </w:rPr>
+        <w:t>聖經中常使用「靈」來指鬼魔，並帶有描述性的短語，如「惡鬼（evil spirit）」（</w:t>
+      </w:r>
+      <w:hyperlink r:id="rId59">
+        <w:r>
+          <w:rPr>
+            <w:lang w:val="zh_TW" w:bidi="zh_TW"/>
+          </w:rPr>
+          <w:rPr>
+            <w:color w:val="0000EE"/>
+            <w:u w:val="single"/>
+          </w:rPr>
+          <w:t>徒19:12–13</w:t>
+        </w:r>
+      </w:hyperlink>
+      <w:r>
+        <w:rPr>
+          <w:lang w:val="zh_TW" w:bidi="zh_TW"/>
+        </w:rPr>
+        <w:t>）、「污鬼（unclean spirit）」（</w:t>
+      </w:r>
+      <w:hyperlink r:id="rId60">
+        <w:r>
+          <w:rPr>
+            <w:lang w:val="zh_TW" w:bidi="zh_TW"/>
+          </w:rPr>
+          <w:rPr>
+            <w:color w:val="0000EE"/>
+            <w:u w:val="single"/>
+          </w:rPr>
+          <w:t>太10:1</w:t>
+        </w:r>
+      </w:hyperlink>
+      <w:r>
+        <w:rPr>
+          <w:lang w:val="zh_TW" w:bidi="zh_TW"/>
+        </w:rPr>
+        <w:t>；</w:t>
+      </w:r>
+      <w:hyperlink r:id="rId61">
+        <w:r>
+          <w:rPr>
+            <w:lang w:val="zh_TW" w:bidi="zh_TW"/>
+          </w:rPr>
+          <w:rPr>
+            <w:color w:val="0000EE"/>
+            <w:u w:val="single"/>
+          </w:rPr>
+          <w:t>可1:23、26</w:t>
+        </w:r>
+      </w:hyperlink>
+      <w:r>
+        <w:rPr>
+          <w:lang w:val="zh_TW" w:bidi="zh_TW"/>
+        </w:rPr>
+        <w:t>；</w:t>
+      </w:r>
+      <w:hyperlink r:id="rId62">
+        <w:r>
+          <w:rPr>
+            <w:lang w:val="zh_TW" w:bidi="zh_TW"/>
+          </w:rPr>
+          <w:rPr>
+            <w:color w:val="0000EE"/>
+            <w:u w:val="single"/>
+          </w:rPr>
+          <w:t>徒5:16</w:t>
+        </w:r>
+      </w:hyperlink>
+      <w:r>
+        <w:rPr>
+          <w:lang w:val="zh_TW" w:bidi="zh_TW"/>
+        </w:rPr>
+        <w:t>）、「疾病的靈（spirit of infirmity，和合本譯為鬼）」（</w:t>
+      </w:r>
+      <w:hyperlink r:id="rId63">
+        <w:r>
+          <w:rPr>
+            <w:lang w:val="zh_TW" w:bidi="zh_TW"/>
+          </w:rPr>
+          <w:rPr>
+            <w:color w:val="0000EE"/>
+            <w:u w:val="single"/>
+          </w:rPr>
+          <w:t>路13:11</w:t>
+        </w:r>
+      </w:hyperlink>
+      <w:r>
+        <w:rPr>
+          <w:lang w:val="zh_TW" w:bidi="zh_TW"/>
+        </w:rPr>
+        <w:t>）、「聾啞的鬼（dumb and deaf spirit）」（</w:t>
+      </w:r>
+      <w:hyperlink r:id="rId64">
+        <w:r>
+          <w:rPr>
+            <w:lang w:val="zh_TW" w:bidi="zh_TW"/>
+          </w:rPr>
+          <w:rPr>
+            <w:color w:val="0000EE"/>
+            <w:u w:val="single"/>
+          </w:rPr>
+          <w:t>可9:25</w:t>
+        </w:r>
+      </w:hyperlink>
+      <w:r>
+        <w:rPr>
+          <w:lang w:val="zh_TW" w:bidi="zh_TW"/>
+        </w:rPr>
+        <w:t>）。靈可以根據其具體角色或功能來命名，如謀殺的靈、自殺的靈、情慾的靈、憂鬱的靈、恐懼的靈、說謊的靈等，這些都與各種違背神的罪惡或態度相關聯。</w:t>
+      </w:r>
+    </w:p>
+    <w:p>
+      <w:pPr/>
+      <w:r>
+        <w:rPr>
+          <w:lang w:val="zh_TW" w:bidi="zh_TW"/>
+        </w:rPr>
+      </w:r>
+      <w:r>
+        <w:rPr>
+          <w:lang w:val="zh_TW" w:bidi="zh_TW"/>
+        </w:rPr>
+        <w:t>在希伯來文舊約中沒有「鬼（demon）」這個詞，但出現了「惡魔（evil spirit）」的說法（</w:t>
+      </w:r>
+      <w:hyperlink r:id="rId65">
+        <w:r>
+          <w:rPr>
+            <w:lang w:val="zh_TW" w:bidi="zh_TW"/>
+          </w:rPr>
+          <w:rPr>
+            <w:color w:val="0000EE"/>
+            <w:u w:val="single"/>
+          </w:rPr>
+          <w:t>士9:23</w:t>
+        </w:r>
+      </w:hyperlink>
+      <w:r>
+        <w:rPr>
+          <w:lang w:val="zh_TW" w:bidi="zh_TW"/>
+        </w:rPr>
+        <w:t>；</w:t>
+      </w:r>
+      <w:hyperlink r:id="rId66">
+        <w:r>
+          <w:rPr>
+            <w:lang w:val="zh_TW" w:bidi="zh_TW"/>
+          </w:rPr>
+          <w:rPr>
+            <w:color w:val="0000EE"/>
+            <w:u w:val="single"/>
+          </w:rPr>
+          <w:t>撒上16:14–23</w:t>
+        </w:r>
+      </w:hyperlink>
+      <w:r>
+        <w:rPr>
+          <w:lang w:val="zh_TW" w:bidi="zh_TW"/>
+        </w:rPr>
+        <w:t>，</w:t>
+      </w:r>
+      <w:hyperlink r:id="rId67">
+        <w:r>
+          <w:rPr>
+            <w:lang w:val="zh_TW" w:bidi="zh_TW"/>
+          </w:rPr>
+          <w:rPr>
+            <w:color w:val="0000EE"/>
+            <w:u w:val="single"/>
+          </w:rPr>
+          <w:t>18:10，</w:t>
+        </w:r>
+      </w:hyperlink>
+      <w:hyperlink r:id="rId68">
+        <w:r>
+          <w:rPr>
+            <w:lang w:val="zh_TW" w:bidi="zh_TW"/>
+          </w:rPr>
+          <w:rPr>
+            <w:color w:val="0000EE"/>
+            <w:u w:val="single"/>
+          </w:rPr>
+          <w:t>19:9</w:t>
+        </w:r>
+      </w:hyperlink>
+      <w:r>
+        <w:rPr>
+          <w:lang w:val="zh_TW" w:bidi="zh_TW"/>
+        </w:rPr>
+        <w:t>）。在一些英譯本中，有提到「謊言的靈」（</w:t>
+      </w:r>
+      <w:hyperlink r:id="rId69">
+        <w:r>
+          <w:rPr>
+            <w:lang w:val="zh_TW" w:bidi="zh_TW"/>
+          </w:rPr>
+          <w:rPr>
+            <w:color w:val="0000EE"/>
+            <w:u w:val="single"/>
+          </w:rPr>
+          <w:t>王上22:22–23</w:t>
+        </w:r>
+      </w:hyperlink>
+      <w:r>
+        <w:rPr>
+          <w:lang w:val="zh_TW" w:bidi="zh_TW"/>
+        </w:rPr>
+        <w:t>；</w:t>
+      </w:r>
+      <w:hyperlink r:id="rId70">
+        <w:r>
+          <w:rPr>
+            <w:lang w:val="zh_TW" w:bidi="zh_TW"/>
+          </w:rPr>
+          <w:rPr>
+            <w:color w:val="0000EE"/>
+            <w:u w:val="single"/>
+          </w:rPr>
+          <w:t>代下18:20–22</w:t>
+        </w:r>
+      </w:hyperlink>
+      <w:r>
+        <w:rPr>
+          <w:lang w:val="zh_TW" w:bidi="zh_TW"/>
+        </w:rPr>
+        <w:t>）、「交鬼的」（</w:t>
+      </w:r>
+      <w:hyperlink r:id="rId71">
+        <w:r>
+          <w:rPr>
+            <w:lang w:val="zh_TW" w:bidi="zh_TW"/>
+          </w:rPr>
+          <w:rPr>
+            <w:color w:val="0000EE"/>
+            <w:u w:val="single"/>
+          </w:rPr>
+          <w:t>代上10:13</w:t>
+        </w:r>
+      </w:hyperlink>
+      <w:r>
+        <w:rPr>
+          <w:lang w:val="zh_TW" w:bidi="zh_TW"/>
+        </w:rPr>
+        <w:t>；</w:t>
+      </w:r>
+      <w:hyperlink r:id="rId72">
+        <w:r>
+          <w:rPr>
+            <w:lang w:val="zh_TW" w:bidi="zh_TW"/>
+          </w:rPr>
+          <w:rPr>
+            <w:color w:val="0000EE"/>
+            <w:u w:val="single"/>
+          </w:rPr>
+          <w:t>代下33:6</w:t>
+        </w:r>
+      </w:hyperlink>
+      <w:r>
+        <w:rPr>
+          <w:lang w:val="zh_TW" w:bidi="zh_TW"/>
+        </w:rPr>
+        <w:t>）、「乖謬的靈」（</w:t>
+      </w:r>
+      <w:hyperlink r:id="rId73">
+        <w:r>
+          <w:rPr>
+            <w:lang w:val="zh_TW" w:bidi="zh_TW"/>
+          </w:rPr>
+          <w:rPr>
+            <w:color w:val="0000EE"/>
+            <w:u w:val="single"/>
+          </w:rPr>
+          <w:t>賽19:14</w:t>
+        </w:r>
+      </w:hyperlink>
+      <w:r>
+        <w:rPr>
+          <w:lang w:val="zh_TW" w:bidi="zh_TW"/>
+        </w:rPr>
+        <w:t>）、「沉睡的靈」（</w:t>
+      </w:r>
+      <w:hyperlink r:id="rId74">
+        <w:r>
+          <w:rPr>
+            <w:lang w:val="zh_TW" w:bidi="zh_TW"/>
+          </w:rPr>
+          <w:rPr>
+            <w:color w:val="0000EE"/>
+            <w:u w:val="single"/>
+          </w:rPr>
+          <w:t>賽29:10</w:t>
+        </w:r>
+      </w:hyperlink>
+      <w:r>
+        <w:rPr>
+          <w:lang w:val="zh_TW" w:bidi="zh_TW"/>
+        </w:rPr>
+        <w:t>）、和「淫心」（</w:t>
+      </w:r>
+      <w:hyperlink r:id="rId75">
+        <w:r>
+          <w:rPr>
+            <w:lang w:val="zh_TW" w:bidi="zh_TW"/>
+          </w:rPr>
+          <w:rPr>
+            <w:color w:val="0000EE"/>
+            <w:u w:val="single"/>
+          </w:rPr>
+          <w:t>何4:12</w:t>
+        </w:r>
+      </w:hyperlink>
+      <w:r>
+        <w:rPr>
+          <w:lang w:val="zh_TW" w:bidi="zh_TW"/>
+        </w:rPr>
+        <w:t>；</w:t>
+      </w:r>
+      <w:hyperlink r:id="rId76">
+        <w:r>
+          <w:rPr>
+            <w:lang w:val="zh_TW" w:bidi="zh_TW"/>
+          </w:rPr>
+          <w:rPr>
+            <w:color w:val="0000EE"/>
+            <w:u w:val="single"/>
+          </w:rPr>
+          <w:t>何5:4</w:t>
+        </w:r>
+      </w:hyperlink>
+      <w:r>
+        <w:rPr>
+          <w:lang w:val="zh_TW" w:bidi="zh_TW"/>
+        </w:rPr>
+        <w:t>）。</w:t>
+      </w:r>
+    </w:p>
+    <w:p>
+      <w:pPr/>
+      <w:r>
+        <w:rPr>
+          <w:lang w:val="zh_TW" w:bidi="zh_TW"/>
+        </w:rPr>
+      </w:r>
+      <w:r>
+        <w:rPr>
+          <w:lang w:val="zh_TW" w:bidi="zh_TW"/>
+        </w:rPr>
+        <w:t>舊約中，提到一個具體的強大的鬼是「波斯國的魔君」，牠阻擋天使加百列向但以理傳遞信息，因此天使米迦勒來幫助加百列（</w:t>
+      </w:r>
+      <w:hyperlink r:id="rId77">
+        <w:r>
+          <w:rPr>
+            <w:lang w:val="zh_TW" w:bidi="zh_TW"/>
+          </w:rPr>
+          <w:rPr>
+            <w:color w:val="0000EE"/>
+            <w:u w:val="single"/>
+          </w:rPr>
+          <w:t>但10:13</w:t>
+        </w:r>
+      </w:hyperlink>
+      <w:r>
+        <w:rPr>
+          <w:lang w:val="zh_TW" w:bidi="zh_TW"/>
+        </w:rPr>
+        <w:t>）。</w:t>
+      </w:r>
+    </w:p>
+    <w:p>
+      <w:pPr/>
+      <w:r>
+        <w:rPr>
+          <w:lang w:val="zh_TW" w:bidi="zh_TW"/>
+        </w:rPr>
+      </w:r>
+      <w:r>
+        <w:rPr>
+          <w:lang w:val="zh_TW" w:bidi="zh_TW"/>
+        </w:rPr>
+        <w:t>鬼的數量不詳，但似乎非常龐大，甚至無法計算。根據</w:t>
+      </w:r>
+      <w:hyperlink r:id="rId78">
+        <w:r>
+          <w:rPr>
+            <w:lang w:val="zh_TW" w:bidi="zh_TW"/>
+          </w:rPr>
+          <w:rPr>
+            <w:color w:val="0000EE"/>
+            <w:u w:val="single"/>
+          </w:rPr>
+          <w:t>啟示錄十二章4節</w:t>
+        </w:r>
+      </w:hyperlink>
+      <w:r>
+        <w:rPr>
+          <w:lang w:val="zh_TW" w:bidi="zh_TW"/>
+        </w:rPr>
+        <w:t>可以推斷出有三分之一的天使被撒但引誘叛離，這意味著天軍的數量是撒但勢力的兩倍。</w:t>
+      </w:r>
+      <w:hyperlink r:id="rId79">
+        <w:r>
+          <w:rPr>
+            <w:lang w:val="zh_TW" w:bidi="zh_TW"/>
+          </w:rPr>
+          <w:rPr>
+            <w:color w:val="0000EE"/>
+            <w:u w:val="single"/>
+          </w:rPr>
+          <w:t>以弗所書六章12節</w:t>
+        </w:r>
+      </w:hyperlink>
+      <w:r>
+        <w:rPr>
+          <w:lang w:val="zh_TW" w:bidi="zh_TW"/>
+        </w:rPr>
+        <w:t>暗示鬼的等級或階級：「執政的」、「掌權的」、「管轄這幽暗世界的」，「以及天空屬靈氣的惡魔爭戰」。</w:t>
+      </w:r>
+    </w:p>
+    <w:p>
+      <w:pPr/>
+      <w:r>
+        <w:rPr>
+          <w:lang w:val="zh_TW" w:bidi="zh_TW"/>
+        </w:rPr>
+      </w:r>
+      <w:r>
+        <w:rPr>
+          <w:lang w:val="zh_TW" w:bidi="zh_TW"/>
+        </w:rPr>
+        <w:t>鬼是被造之物——有個性、不死，且無法與神和好。與人類相比，鬼有極大的力量，但與神相比則力量渺小。神已賜給我們權柄，讓我們奉耶穌的名能使鬼魔順服，正如祂們必須順服主一樣。</w:t>
+      </w:r>
+    </w:p>
+    <w:p>
+      <w:pPr>
+        <w:pStyle w:val="Heading3"/>
+      </w:pPr>
+      <w:r>
+        <w:rPr>
+          <w:lang w:val="zh_TW" w:bidi="zh_TW"/>
+        </w:rPr>
+        <w:t>鬼的作為</w:t>
+      </w:r>
+    </w:p>
+    <w:p>
+      <w:pPr/>
+      <w:r>
+        <w:rPr>
+          <w:lang w:val="zh_TW" w:bidi="zh_TW"/>
+        </w:rPr>
+      </w:r>
+      <w:r>
+        <w:rPr>
+          <w:lang w:val="zh_TW" w:bidi="zh_TW"/>
+        </w:rPr>
+        <w:t>天使受造是為了敬拜、讚美神，服事祂，並作為神的使者。聖經說，他們是「服役的靈、奉差遣為那將要承受救恩的人效力」（</w:t>
+      </w:r>
+      <w:hyperlink r:id="rId80">
+        <w:r>
+          <w:rPr>
+            <w:lang w:val="zh_TW" w:bidi="zh_TW"/>
+          </w:rPr>
+          <w:rPr>
+            <w:color w:val="0000EE"/>
+            <w:u w:val="single"/>
+          </w:rPr>
+          <w:t>來1:14</w:t>
+        </w:r>
+      </w:hyperlink>
+      <w:r>
+        <w:rPr>
+          <w:lang w:val="zh_TW" w:bidi="zh_TW"/>
+        </w:rPr>
+        <w:t>）。墮落的天使有類似的職能，但有不同的主人，牠們效忠於魔鬼，牠們的忠誠出於對撒但的恐懼和錯誤的認知。牠們渴望與人類合作，但其目的是實行撒但的計謀，反對神。牠們引誘、欺騙和迷惑人，以致使牠們走向永遠的滅亡。鬼與神為敵的同時，也攻擊、壓制、阻礙並控告神的子民。</w:t>
+      </w:r>
+    </w:p>
+    <w:p>
+      <w:pPr/>
+      <w:r>
+        <w:rPr>
+          <w:lang w:val="zh_TW" w:bidi="zh_TW"/>
+        </w:rPr>
+      </w:r>
+      <w:r>
+        <w:rPr>
+          <w:lang w:val="zh_TW" w:bidi="zh_TW"/>
+        </w:rPr>
+        <w:t>由於撒但不是無所不在的，所以牠使用牠的鬼的勢力來執行牠的意志。例如，在撒種的比喻中（</w:t>
+      </w:r>
+      <w:hyperlink r:id="rId81">
+        <w:r>
+          <w:rPr>
+            <w:lang w:val="zh_TW" w:bidi="zh_TW"/>
+          </w:rPr>
+          <w:rPr>
+            <w:color w:val="0000EE"/>
+            <w:u w:val="single"/>
+          </w:rPr>
+          <w:t>太13:3–9</w:t>
+        </w:r>
+      </w:hyperlink>
+      <w:r>
+        <w:rPr>
+          <w:lang w:val="zh_TW" w:bidi="zh_TW"/>
+        </w:rPr>
+        <w:t>；</w:t>
+      </w:r>
+      <w:hyperlink r:id="rId82">
+        <w:r>
+          <w:rPr>
+            <w:lang w:val="zh_TW" w:bidi="zh_TW"/>
+          </w:rPr>
+          <w:rPr>
+            <w:color w:val="0000EE"/>
+            <w:u w:val="single"/>
+          </w:rPr>
+          <w:t>可4:1–20</w:t>
+        </w:r>
+      </w:hyperlink>
+      <w:r>
+        <w:rPr>
+          <w:lang w:val="zh_TW" w:bidi="zh_TW"/>
+        </w:rPr>
+        <w:t>；</w:t>
+      </w:r>
+      <w:hyperlink r:id="rId83">
+        <w:r>
+          <w:rPr>
+            <w:lang w:val="zh_TW" w:bidi="zh_TW"/>
+          </w:rPr>
+          <w:rPr>
+            <w:color w:val="0000EE"/>
+            <w:u w:val="single"/>
+          </w:rPr>
+          <w:t>路8:4–15</w:t>
+        </w:r>
+      </w:hyperlink>
+      <w:r>
+        <w:rPr>
+          <w:lang w:val="zh_TW" w:bidi="zh_TW"/>
+        </w:rPr>
+        <w:t>），撒但將神的道奪去，使之無法扎根（</w:t>
+      </w:r>
+      <w:hyperlink r:id="rId84">
+        <w:r>
+          <w:rPr>
+            <w:lang w:val="zh_TW" w:bidi="zh_TW"/>
+          </w:rPr>
+          <w:rPr>
+            <w:color w:val="0000EE"/>
+            <w:u w:val="single"/>
+          </w:rPr>
+          <w:t>可4:15</w:t>
+        </w:r>
+      </w:hyperlink>
+      <w:r>
+        <w:rPr>
+          <w:lang w:val="zh_TW" w:bidi="zh_TW"/>
+        </w:rPr>
+        <w:t>）。撒但藉著逼迫，使一些人在未真正委身之前就跌倒（見</w:t>
+      </w:r>
+      <w:hyperlink r:id="rId85">
+        <w:r>
+          <w:rPr>
+            <w:lang w:val="zh_TW" w:bidi="zh_TW"/>
+          </w:rPr>
+          <w:rPr>
+            <w:color w:val="0000EE"/>
+            <w:u w:val="single"/>
+          </w:rPr>
+          <w:t>17</w:t>
+        </w:r>
+      </w:hyperlink>
+      <w:r>
+        <w:rPr>
+          <w:lang w:val="zh_TW" w:bidi="zh_TW"/>
+        </w:rPr>
+        <w:t>節）。又因世上的思慮、財富的迷惑以及對物質的追求，撒但使神的道窒息，以致果子很少，甚至沒有果子（</w:t>
+      </w:r>
+      <w:hyperlink r:id="rId86">
+        <w:r>
+          <w:rPr>
+            <w:lang w:val="zh_TW" w:bidi="zh_TW"/>
+          </w:rPr>
+          <w:rPr>
+            <w:color w:val="0000EE"/>
+            <w:u w:val="single"/>
+          </w:rPr>
+          <w:t>19</w:t>
+        </w:r>
+      </w:hyperlink>
+      <w:r>
+        <w:rPr>
+          <w:lang w:val="zh_TW" w:bidi="zh_TW"/>
+        </w:rPr>
+        <w:t>節）。</w:t>
+      </w:r>
+    </w:p>
+    <w:p>
+      <w:pPr/>
+      <w:r>
+        <w:rPr>
+          <w:lang w:val="zh_TW" w:bidi="zh_TW"/>
+        </w:rPr>
+      </w:r>
+      <w:r>
+        <w:rPr>
+          <w:lang w:val="zh_TW" w:bidi="zh_TW"/>
+        </w:rPr>
+        <w:t>基本上，鬼的行事模式遵循撒但在對夏娃的三重引誘中的模式：（1）牠們否認神話語的真理性，並挑戰神的話語；（2）牠們否認死亡的現實（通常牠們會用輪迴等說法取而代之）；（3）他們利用人類的虛榮和驕傲，說人也可以像神或成為神（</w:t>
+      </w:r>
+      <w:hyperlink r:id="rId87">
+        <w:r>
+          <w:rPr>
+            <w:lang w:val="zh_TW" w:bidi="zh_TW"/>
+          </w:rPr>
+          <w:rPr>
+            <w:color w:val="0000EE"/>
+            <w:u w:val="single"/>
+          </w:rPr>
+          <w:t>創3:1–5</w:t>
+        </w:r>
+      </w:hyperlink>
+      <w:r>
+        <w:rPr>
+          <w:lang w:val="zh_TW" w:bidi="zh_TW"/>
+        </w:rPr>
+        <w:t>）。這些也是大多數異端和假宗教的基本方法和教義。</w:t>
+      </w:r>
+    </w:p>
+    <w:p>
+      <w:pPr>
+        <w:pStyle w:val="Heading3"/>
+      </w:pPr>
+      <w:r>
+        <w:rPr>
+          <w:lang w:val="zh_TW" w:bidi="zh_TW"/>
+        </w:rPr>
+        <w:t>鬼的最終命運</w:t>
+      </w:r>
+    </w:p>
+    <w:p>
+      <w:pPr/>
+      <w:r>
+        <w:rPr>
+          <w:lang w:val="zh_TW" w:bidi="zh_TW"/>
+        </w:rPr>
+      </w:r>
+      <w:r>
+        <w:rPr>
+          <w:lang w:val="zh_TW" w:bidi="zh_TW"/>
+        </w:rPr>
+        <w:t>關於犯罪的天使，經上記載，神「把他們丟在地獄，交在黑暗坑中，等候審判」（</w:t>
+      </w:r>
+      <w:hyperlink r:id="rId88">
+        <w:r>
+          <w:rPr>
+            <w:lang w:val="zh_TW" w:bidi="zh_TW"/>
+          </w:rPr>
+          <w:rPr>
+            <w:color w:val="0000EE"/>
+            <w:u w:val="single"/>
+          </w:rPr>
+          <w:t>彼後2:4</w:t>
+        </w:r>
+      </w:hyperlink>
+      <w:r>
+        <w:rPr>
+          <w:lang w:val="zh_TW" w:bidi="zh_TW"/>
+        </w:rPr>
+        <w:t>）。主耶穌談到那為魔鬼和牠的使者所預備的永火，人類中的被咒詛者也將進入其中（</w:t>
+      </w:r>
+      <w:hyperlink r:id="rId89">
+        <w:r>
+          <w:rPr>
+            <w:lang w:val="zh_TW" w:bidi="zh_TW"/>
+          </w:rPr>
+          <w:rPr>
+            <w:color w:val="0000EE"/>
+            <w:u w:val="single"/>
+          </w:rPr>
+          <w:t>太25:41</w:t>
+        </w:r>
+      </w:hyperlink>
+      <w:r>
+        <w:rPr>
+          <w:lang w:val="zh_TW" w:bidi="zh_TW"/>
+        </w:rPr>
+        <w:t>）。最終，撒但及其勢力將被扔進火湖（</w:t>
+      </w:r>
+      <w:hyperlink r:id="rId90">
+        <w:r>
+          <w:rPr>
+            <w:lang w:val="zh_TW" w:bidi="zh_TW"/>
+          </w:rPr>
+          <w:rPr>
+            <w:color w:val="0000EE"/>
+            <w:u w:val="single"/>
+          </w:rPr>
+          <w:t>啟20:10</w:t>
+        </w:r>
+      </w:hyperlink>
+      <w:r>
+        <w:rPr>
+          <w:lang w:val="zh_TW" w:bidi="zh_TW"/>
+        </w:rPr>
+        <w:t>），那裡也是所有名字未寫在生命冊上的人永遠受痛苦的地方（</w:t>
+      </w:r>
+      <w:hyperlink r:id="rId91">
+        <w:r>
+          <w:rPr>
+            <w:lang w:val="zh_TW" w:bidi="zh_TW"/>
+          </w:rPr>
+          <w:rPr>
+            <w:color w:val="0000EE"/>
+            <w:u w:val="single"/>
+          </w:rPr>
+          <w:t>12–15</w:t>
+        </w:r>
+      </w:hyperlink>
+      <w:r>
+        <w:rPr>
+          <w:lang w:val="zh_TW" w:bidi="zh_TW"/>
+        </w:rPr>
+        <w:t>節）。</w:t>
+      </w:r>
+    </w:p>
+    <w:p>
+      <w:pPr/>
+      <w:r>
+        <w:rPr>
+          <w:lang w:val="zh_TW" w:bidi="zh_TW"/>
+        </w:rPr>
+      </w:r>
+      <w:r>
+        <w:rPr>
+          <w:i/>
+          <w:lang w:val="zh_TW" w:bidi="zh_TW"/>
+        </w:rPr>
+        <w:t>另見</w:t>
+      </w:r>
+      <w:r>
+        <w:rPr>
+          <w:lang w:val="zh_TW" w:bidi="zh_TW"/>
+        </w:rPr>
+        <w:t>被鬼附</w:t>
       </w:r>
       <w:r>
         <w:rPr>
@@ -2414,6 +4207,12 @@
   </w:num>
   <w:num w:numId="13" w16cid:durableId="592781308">
     <w:abstractNumId w:val="11"/>
+  </w:num>
+  <w:num w:numId="14">
+    <w:abstractNumId w:val="3"/>
+    <w:lvlOverride w:ilvl="0">
+      <w:startOverride w:val="1"/>
+    </w:lvlOverride>
   </w:num>
   <w:numIdMacAtCleanup w:val="10"/>
 </w:numbering>

--- a/zht/docx/050.content.docx
+++ b/zht/docx/050.content.docx
@@ -149,7 +149,7 @@
         <w:rPr>
           <w:lang w:val="zh_TW" w:bidi="zh_TW"/>
         </w:rPr>
-        <w:t>gui</w:t>
+        <w:t>guang</w:t>
       </w:r>
       <w:r>
         <w:rPr>
@@ -212,7 +212,7 @@
         <w:rPr>
           <w:lang w:val="zh_TW" w:bidi="zh_TW"/>
         </w:rPr>
-        <w:t>歸信</w:t>
+        <w:t>光</w:t>
       </w:r>
       <w:r>
         <w:rPr>
@@ -231,7 +231,7 @@
         <w:rPr>
           <w:lang w:val="zh_TW" w:bidi="zh_TW"/>
         </w:rPr>
-        <w:t>一個人在生活和思想上的徹底改變。對基督徒來說，這意味著從忽視神的生活方式轉變為順服基督的生活方式。歸信是悔改的結果。</w:t>
+        <w:t>使眼睛得以看見的亮光。</w:t>
       </w:r>
     </w:p>
     <w:p>
@@ -242,7 +242,7 @@
         <w:rPr>
           <w:lang w:val="zh_TW" w:bidi="zh_TW"/>
         </w:rPr>
-        <w:t>舊約中的歸信</w:t>
+        <w:t>舊約聖經中的光</w:t>
       </w:r>
     </w:p>
     <w:p>
@@ -256,7 +256,7 @@
         <w:rPr>
           <w:lang w:val="zh_TW" w:bidi="zh_TW"/>
         </w:rPr>
-        <w:t>在舊約中，歸信基本上是從以前的生活方式，轉向或歸回以色列的神耶和華。以色列經常需要歸回他們的神（</w:t>
+        <w:t>在舊約聖經裡，「光」有許多不同的意思。它通常是指普通、物質的光，但也象徵屬靈的真理。神創造的第一樣事物就是光 （</w:t>
       </w:r>
       <w:hyperlink r:id="rId13">
         <w:r>
@@ -267,14 +267,14 @@
             <w:color w:val="0000EE"/>
             <w:u w:val="single"/>
           </w:rPr>
-          <w:t>申4:30</w:t>
-        </w:r>
-      </w:hyperlink>
-      <w:r>
-        <w:rPr>
-          <w:lang w:val="zh_TW" w:bidi="zh_TW"/>
-        </w:rPr>
-        <w:t>），無論是個人（</w:t>
+          <w:t>創1:3</w:t>
+        </w:r>
+      </w:hyperlink>
+      <w:r>
+        <w:rPr>
+          <w:lang w:val="zh_TW" w:bidi="zh_TW"/>
+        </w:rPr>
+        <w:t>）。祂也創造了日、月、星辰來發光 （</w:t>
       </w:r>
       <w:hyperlink r:id="rId14">
         <w:r>
@@ -285,14 +285,14 @@
             <w:color w:val="0000EE"/>
             <w:u w:val="single"/>
           </w:rPr>
-          <w:t>詩51篇</w:t>
-        </w:r>
-      </w:hyperlink>
-      <w:r>
-        <w:rPr>
-          <w:lang w:val="zh_TW" w:bidi="zh_TW"/>
-        </w:rPr>
-        <w:t>）還是整個民族（</w:t>
+          <w:t>創1:16</w:t>
+        </w:r>
+      </w:hyperlink>
+      <w:r>
+        <w:rPr>
+          <w:lang w:val="zh_TW" w:bidi="zh_TW"/>
+        </w:rPr>
+        <w:t>）。有時候聖經會把光擬人化，例如約伯把光描寫成住在無人能至之處 （</w:t>
       </w:r>
       <w:hyperlink r:id="rId15">
         <w:r>
@@ -303,14 +303,14 @@
             <w:color w:val="0000EE"/>
             <w:u w:val="single"/>
           </w:rPr>
-          <w:t>耶4:1</w:t>
-        </w:r>
-      </w:hyperlink>
-      <w:r>
-        <w:rPr>
-          <w:lang w:val="zh_TW" w:bidi="zh_TW"/>
-        </w:rPr>
-        <w:t>）。其它列國需要初次轉向神（</w:t>
+          <w:t>伯38:19</w:t>
+        </w:r>
+      </w:hyperlink>
+      <w:r>
+        <w:rPr>
+          <w:lang w:val="zh_TW" w:bidi="zh_TW"/>
+        </w:rPr>
+        <w:t>，參</w:t>
       </w:r>
       <w:hyperlink r:id="rId16">
         <w:r>
@@ -321,14 +321,14 @@
             <w:color w:val="0000EE"/>
             <w:u w:val="single"/>
           </w:rPr>
-          <w:t>詩22:27</w:t>
-        </w:r>
-      </w:hyperlink>
-      <w:r>
-        <w:rPr>
-          <w:lang w:val="zh_TW" w:bidi="zh_TW"/>
-        </w:rPr>
-        <w:t>）。其特徵是遠離邪惡的行為（</w:t>
+          <w:t>24</w:t>
+        </w:r>
+      </w:hyperlink>
+      <w:r>
+        <w:rPr>
+          <w:lang w:val="zh_TW" w:bidi="zh_TW"/>
+        </w:rPr>
+        <w:t>節）。以色列人在會幕裡也使用人造的光（</w:t>
       </w:r>
       <w:hyperlink r:id="rId17">
         <w:r>
@@ -339,151 +339,14 @@
             <w:color w:val="0000EE"/>
             <w:u w:val="single"/>
           </w:rPr>
-          <w:t>耶26:3</w:t>
-        </w:r>
-      </w:hyperlink>
-      <w:r>
-        <w:rPr>
-          <w:lang w:val="zh_TW" w:bidi="zh_TW"/>
-        </w:rPr>
-        <w:t>，</w:t>
-      </w:r>
-      <w:hyperlink r:id="rId18">
-        <w:r>
-          <w:rPr>
-            <w:lang w:val="zh_TW" w:bidi="zh_TW"/>
-          </w:rPr>
-          <w:rPr>
-            <w:color w:val="0000EE"/>
-            <w:u w:val="single"/>
-          </w:rPr>
-          <w:t>36:3</w:t>
-        </w:r>
-      </w:hyperlink>
-      <w:r>
-        <w:rPr>
-          <w:lang w:val="zh_TW" w:bidi="zh_TW"/>
-        </w:rPr>
-        <w:t>；</w:t>
-      </w:r>
-      <w:hyperlink r:id="rId19">
-        <w:r>
-          <w:rPr>
-            <w:lang w:val="zh_TW" w:bidi="zh_TW"/>
-          </w:rPr>
-          <w:rPr>
-            <w:color w:val="0000EE"/>
-            <w:u w:val="single"/>
-          </w:rPr>
-          <w:t>結18:21、27</w:t>
-        </w:r>
-      </w:hyperlink>
-      <w:r>
-        <w:rPr>
-          <w:lang w:val="zh_TW" w:bidi="zh_TW"/>
-        </w:rPr>
-        <w:t>，</w:t>
-      </w:r>
-      <w:hyperlink r:id="rId20">
-        <w:r>
-          <w:rPr>
-            <w:lang w:val="zh_TW" w:bidi="zh_TW"/>
-          </w:rPr>
-          <w:rPr>
-            <w:color w:val="0000EE"/>
-            <w:u w:val="single"/>
-          </w:rPr>
-          <w:t>33:9、11</w:t>
-        </w:r>
-      </w:hyperlink>
-      <w:r>
-        <w:rPr>
-          <w:lang w:val="zh_TW" w:bidi="zh_TW"/>
-        </w:rPr>
-        <w:t>）。歸信是從對神不忠的生活轉向對神順服的生活（</w:t>
-      </w:r>
-      <w:hyperlink r:id="rId21">
-        <w:r>
-          <w:rPr>
-            <w:lang w:val="zh_TW" w:bidi="zh_TW"/>
-          </w:rPr>
-          <w:rPr>
-            <w:color w:val="0000EE"/>
-            <w:u w:val="single"/>
-          </w:rPr>
-          <w:t>賽10:20–21</w:t>
-        </w:r>
-      </w:hyperlink>
-      <w:r>
-        <w:rPr>
-          <w:lang w:val="zh_TW" w:bidi="zh_TW"/>
-        </w:rPr>
-        <w:t>，</w:t>
-      </w:r>
-      <w:hyperlink r:id="rId22">
-        <w:r>
-          <w:rPr>
-            <w:lang w:val="zh_TW" w:bidi="zh_TW"/>
-          </w:rPr>
-          <w:rPr>
-            <w:color w:val="0000EE"/>
-            <w:u w:val="single"/>
-          </w:rPr>
-          <w:t>14:2</w:t>
-        </w:r>
-      </w:hyperlink>
-      <w:r>
-        <w:rPr>
-          <w:lang w:val="zh_TW" w:bidi="zh_TW"/>
-        </w:rPr>
-        <w:t>；</w:t>
-      </w:r>
-      <w:hyperlink r:id="rId23">
-        <w:r>
-          <w:rPr>
-            <w:lang w:val="zh_TW" w:bidi="zh_TW"/>
-          </w:rPr>
-          <w:rPr>
-            <w:color w:val="0000EE"/>
-            <w:u w:val="single"/>
-          </w:rPr>
-          <w:t>耶34:15</w:t>
-        </w:r>
-      </w:hyperlink>
-      <w:r>
-        <w:rPr>
-          <w:lang w:val="zh_TW" w:bidi="zh_TW"/>
-        </w:rPr>
-        <w:t>；</w:t>
-      </w:r>
-      <w:hyperlink r:id="rId24">
-        <w:r>
-          <w:rPr>
-            <w:lang w:val="zh_TW" w:bidi="zh_TW"/>
-          </w:rPr>
-          <w:rPr>
-            <w:color w:val="0000EE"/>
-            <w:u w:val="single"/>
-          </w:rPr>
-          <w:t>何14:4</w:t>
-        </w:r>
-      </w:hyperlink>
-      <w:r>
-        <w:rPr>
-          <w:lang w:val="zh_TW" w:bidi="zh_TW"/>
-        </w:rPr>
-        <w:t>）。歸信意味著內心方向的改變，並在生活方式上表現出來。</w:t>
-      </w:r>
-    </w:p>
-    <w:p>
-      <w:pPr>
-        <w:pStyle w:val="Heading3"/>
-      </w:pPr>
-      <w:r>
-        <w:rPr>
-          <w:lang w:val="zh_TW" w:bidi="zh_TW"/>
-        </w:rPr>
-        <w:t>新約中的歸信</w:t>
+          <w:t>出25:37</w:t>
+        </w:r>
+      </w:hyperlink>
+      <w:r>
+        <w:rPr>
+          <w:lang w:val="zh_TW" w:bidi="zh_TW"/>
+        </w:rPr>
+        <w:t>）。</w:t>
       </w:r>
     </w:p>
     <w:p>
@@ -497,8 +360,128 @@
         <w:rPr>
           <w:lang w:val="zh_TW" w:bidi="zh_TW"/>
         </w:rPr>
-        <w:t>在新約中，施洗約翰首先呼籲歸信（</w:t>
-      </w:r>
+        <w:t>光是良善、振奮，或與重要人物（尤其是神）相關的象徵。傳道書中的傳道者說：「光本是佳美的」（</w:t>
+      </w:r>
+      <w:hyperlink r:id="rId18">
+        <w:r>
+          <w:rPr>
+            <w:lang w:val="zh_TW" w:bidi="zh_TW"/>
+          </w:rPr>
+          <w:rPr>
+            <w:color w:val="0000EE"/>
+            <w:u w:val="single"/>
+          </w:rPr>
+          <w:t>傳11:7</w:t>
+        </w:r>
+      </w:hyperlink>
+      <w:r>
+        <w:rPr>
+          <w:lang w:val="zh_TW" w:bidi="zh_TW"/>
+        </w:rPr>
+        <w:t>）。在埃及的十災期間，埃及人陷入黑暗，而以色列人卻有光（</w:t>
+      </w:r>
+      <w:hyperlink r:id="rId19">
+        <w:r>
+          <w:rPr>
+            <w:lang w:val="zh_TW" w:bidi="zh_TW"/>
+          </w:rPr>
+          <w:rPr>
+            <w:color w:val="0000EE"/>
+            <w:u w:val="single"/>
+          </w:rPr>
+          <w:t>出10:23</w:t>
+        </w:r>
+      </w:hyperlink>
+      <w:r>
+        <w:rPr>
+          <w:lang w:val="zh_TW" w:bidi="zh_TW"/>
+        </w:rPr>
+        <w:t>）。當以色列人出埃及時，神在白日用雲柱引導他們，又在黑夜用火柱光照他們（</w:t>
+      </w:r>
+      <w:hyperlink r:id="rId20">
+        <w:r>
+          <w:rPr>
+            <w:lang w:val="zh_TW" w:bidi="zh_TW"/>
+          </w:rPr>
+          <w:rPr>
+            <w:color w:val="0000EE"/>
+            <w:u w:val="single"/>
+          </w:rPr>
+          <w:t>出13:21</w:t>
+        </w:r>
+      </w:hyperlink>
+      <w:r>
+        <w:rPr>
+          <w:lang w:val="zh_TW" w:bidi="zh_TW"/>
+        </w:rPr>
+        <w:t>）。這火柱在仇敵處於黑暗時，給以色列人光明（</w:t>
+      </w:r>
+      <w:hyperlink r:id="rId21">
+        <w:r>
+          <w:rPr>
+            <w:lang w:val="zh_TW" w:bidi="zh_TW"/>
+          </w:rPr>
+          <w:rPr>
+            <w:color w:val="0000EE"/>
+            <w:u w:val="single"/>
+          </w:rPr>
+          <w:t>出14:20</w:t>
+        </w:r>
+      </w:hyperlink>
+      <w:r>
+        <w:rPr>
+          <w:lang w:val="zh_TW" w:bidi="zh_TW"/>
+        </w:rPr>
+        <w:t>）。即使以色列犯罪，他們仍記得神沒有丟棄他們。火柱仍然存在，引導他們（</w:t>
+      </w:r>
+      <w:hyperlink r:id="rId22">
+        <w:r>
+          <w:rPr>
+            <w:lang w:val="zh_TW" w:bidi="zh_TW"/>
+          </w:rPr>
+          <w:rPr>
+            <w:color w:val="0000EE"/>
+            <w:u w:val="single"/>
+          </w:rPr>
+          <w:t>尼9:19</w:t>
+        </w:r>
+      </w:hyperlink>
+      <w:r>
+        <w:rPr>
+          <w:lang w:val="zh_TW" w:bidi="zh_TW"/>
+        </w:rPr>
+        <w:t>；參</w:t>
+      </w:r>
+      <w:hyperlink r:id="rId23">
+        <w:r>
+          <w:rPr>
+            <w:lang w:val="zh_TW" w:bidi="zh_TW"/>
+          </w:rPr>
+          <w:rPr>
+            <w:color w:val="0000EE"/>
+            <w:u w:val="single"/>
+          </w:rPr>
+          <w:t>尼9:12</w:t>
+        </w:r>
+      </w:hyperlink>
+      <w:r>
+        <w:rPr>
+          <w:lang w:val="zh_TW" w:bidi="zh_TW"/>
+        </w:rPr>
+        <w:t>；</w:t>
+      </w:r>
+      <w:hyperlink r:id="rId24">
+        <w:r>
+          <w:rPr>
+            <w:lang w:val="zh_TW" w:bidi="zh_TW"/>
+          </w:rPr>
+          <w:rPr>
+            <w:color w:val="0000EE"/>
+            <w:u w:val="single"/>
+          </w:rPr>
+          <w:t>詩78:14，</w:t>
+        </w:r>
+      </w:hyperlink>
       <w:hyperlink r:id="rId25">
         <w:r>
           <w:rPr>
@@ -508,176 +491,14 @@
             <w:color w:val="0000EE"/>
             <w:u w:val="single"/>
           </w:rPr>
-          <w:t>太3:2</w:t>
-        </w:r>
-      </w:hyperlink>
-      <w:r>
-        <w:rPr>
-          <w:lang w:val="zh_TW" w:bidi="zh_TW"/>
-        </w:rPr>
-        <w:t>；</w:t>
-      </w:r>
-      <w:hyperlink r:id="rId26">
-        <w:r>
-          <w:rPr>
-            <w:lang w:val="zh_TW" w:bidi="zh_TW"/>
-          </w:rPr>
-          <w:rPr>
-            <w:color w:val="0000EE"/>
-            <w:u w:val="single"/>
-          </w:rPr>
-          <w:t>可1:4</w:t>
-        </w:r>
-      </w:hyperlink>
-      <w:r>
-        <w:rPr>
-          <w:lang w:val="zh_TW" w:bidi="zh_TW"/>
-        </w:rPr>
-        <w:t>；</w:t>
-      </w:r>
-      <w:hyperlink r:id="rId27">
-        <w:r>
-          <w:rPr>
-            <w:lang w:val="zh_TW" w:bidi="zh_TW"/>
-          </w:rPr>
-          <w:rPr>
-            <w:color w:val="0000EE"/>
-            <w:u w:val="single"/>
-          </w:rPr>
-          <w:t>路3:3</w:t>
-        </w:r>
-      </w:hyperlink>
-      <w:r>
-        <w:rPr>
-          <w:lang w:val="zh_TW" w:bidi="zh_TW"/>
-        </w:rPr>
-        <w:t>），他發出先知的呼籲，要求人們改變心意（這是此希臘文詞語的根本含義），因為神的國近了。這種生命的改變必須包括行為的改變，以證明其真實性（</w:t>
-      </w:r>
-      <w:hyperlink r:id="rId28">
-        <w:r>
-          <w:rPr>
-            <w:lang w:val="zh_TW" w:bidi="zh_TW"/>
-          </w:rPr>
-          <w:rPr>
-            <w:color w:val="0000EE"/>
-            <w:u w:val="single"/>
-          </w:rPr>
-          <w:t>太3:8</w:t>
-        </w:r>
-      </w:hyperlink>
-      <w:r>
-        <w:rPr>
-          <w:lang w:val="zh_TW" w:bidi="zh_TW"/>
-        </w:rPr>
-        <w:t>；</w:t>
-      </w:r>
-      <w:hyperlink r:id="rId29">
-        <w:r>
-          <w:rPr>
-            <w:lang w:val="zh_TW" w:bidi="zh_TW"/>
-          </w:rPr>
-          <w:rPr>
-            <w:color w:val="0000EE"/>
-            <w:u w:val="single"/>
-          </w:rPr>
-          <w:t>路3:8</w:t>
-        </w:r>
-      </w:hyperlink>
-      <w:r>
-        <w:rPr>
-          <w:lang w:val="zh_TW" w:bidi="zh_TW"/>
-        </w:rPr>
-        <w:t>）。耶穌也傳講同樣的信息（</w:t>
-      </w:r>
-      <w:hyperlink r:id="rId30">
-        <w:r>
-          <w:rPr>
-            <w:lang w:val="zh_TW" w:bidi="zh_TW"/>
-          </w:rPr>
-          <w:rPr>
-            <w:color w:val="0000EE"/>
-            <w:u w:val="single"/>
-          </w:rPr>
-          <w:t>太4:17</w:t>
-        </w:r>
-      </w:hyperlink>
-      <w:r>
-        <w:rPr>
-          <w:lang w:val="zh_TW" w:bidi="zh_TW"/>
-        </w:rPr>
-        <w:t>；</w:t>
-      </w:r>
-      <w:hyperlink r:id="rId31">
-        <w:r>
-          <w:rPr>
-            <w:lang w:val="zh_TW" w:bidi="zh_TW"/>
-          </w:rPr>
-          <w:rPr>
-            <w:color w:val="0000EE"/>
-            <w:u w:val="single"/>
-          </w:rPr>
-          <w:t>可1:15</w:t>
-        </w:r>
-      </w:hyperlink>
-      <w:r>
-        <w:rPr>
-          <w:lang w:val="zh_TW" w:bidi="zh_TW"/>
-        </w:rPr>
-        <w:t>）。祂還說，由於神的國度已經在祂身上到來，順服祂是歸信好消息的一部分。然而，這也可能是壞消息，因為如果不做出這種徹底的改變，就會被定罪（</w:t>
-      </w:r>
-      <w:hyperlink r:id="rId32">
-        <w:r>
-          <w:rPr>
-            <w:lang w:val="zh_TW" w:bidi="zh_TW"/>
-          </w:rPr>
-          <w:rPr>
-            <w:color w:val="0000EE"/>
-            <w:u w:val="single"/>
-          </w:rPr>
-          <w:t>太11:20</w:t>
-        </w:r>
-      </w:hyperlink>
-      <w:r>
-        <w:rPr>
-          <w:lang w:val="zh_TW" w:bidi="zh_TW"/>
-        </w:rPr>
-        <w:t>；</w:t>
-      </w:r>
-      <w:hyperlink r:id="rId33">
-        <w:r>
-          <w:rPr>
-            <w:lang w:val="zh_TW" w:bidi="zh_TW"/>
-          </w:rPr>
-          <w:rPr>
-            <w:color w:val="0000EE"/>
-            <w:u w:val="single"/>
-          </w:rPr>
-          <w:t>路13:3–5</w:t>
-        </w:r>
-      </w:hyperlink>
-      <w:r>
-        <w:rPr>
-          <w:lang w:val="zh_TW" w:bidi="zh_TW"/>
-        </w:rPr>
-        <w:t>）。歸信是徹底的，但也是簡單的。它要求我們像小孩子一樣全然委身，而不是像成人的算計和自我保護（</w:t>
-      </w:r>
-      <w:hyperlink r:id="rId34">
-        <w:r>
-          <w:rPr>
-            <w:lang w:val="zh_TW" w:bidi="zh_TW"/>
-          </w:rPr>
-          <w:rPr>
-            <w:color w:val="0000EE"/>
-            <w:u w:val="single"/>
-          </w:rPr>
-          <w:t>太18:3</w:t>
-        </w:r>
-      </w:hyperlink>
-      <w:r>
-        <w:rPr>
-          <w:lang w:val="zh_TW" w:bidi="zh_TW"/>
-        </w:rPr>
-        <w:t>）。成人謹慎、自我保護的態度，與孩子的簡單、真誠信任和開放的態度，形成對比。</w:t>
+          <w:t>105:39</w:t>
+        </w:r>
+      </w:hyperlink>
+      <w:r>
+        <w:rPr>
+          <w:lang w:val="zh_TW" w:bidi="zh_TW"/>
+        </w:rPr>
+        <w:t>）。</w:t>
       </w:r>
     </w:p>
     <w:p>
@@ -691,36 +512,102 @@
         <w:rPr>
           <w:lang w:val="zh_TW" w:bidi="zh_TW"/>
         </w:rPr>
-        <w:t>除了四福音書和使徒行傳，歸信在新約中並不常見。當它在使徒行傳中使用時，歸信</w:t>
-      </w:r>
-    </w:p>
-    <w:p>
-      <w:pPr>
-        <w:pStyle w:val="ListBullet"/>
-        <w:spacing w:line="240" w:lineRule="auto"/>
-        <w:ind w:left="720"/>
-      </w:pPr>
-      <w:r>
-        <w:rPr>
-          <w:lang w:val="zh_TW" w:bidi="zh_TW"/>
-        </w:rPr>
-      </w:r>
-      <w:r>
-        <w:rPr>
-          <w:lang w:val="zh_TW" w:bidi="zh_TW"/>
-        </w:rPr>
-        <w:t>構成福音講道中最重要的部分——形成委身的呼召（</w:t>
-      </w:r>
-      <w:hyperlink r:id="rId35">
-        <w:r>
-          <w:rPr>
-            <w:lang w:val="zh_TW" w:bidi="zh_TW"/>
-          </w:rPr>
-          <w:rPr>
-            <w:color w:val="0000EE"/>
-            <w:u w:val="single"/>
-          </w:rPr>
-          <w:t>2:38</w:t>
+        <w:t>在舊約聖經中，光常代表神的祝福。約伯說：「他將深奧的事從黑暗中彰顯， 使死蔭顯為光明」（</w:t>
+      </w:r>
+      <w:hyperlink r:id="rId26">
+        <w:r>
+          <w:rPr>
+            <w:lang w:val="zh_TW" w:bidi="zh_TW"/>
+          </w:rPr>
+          <w:rPr>
+            <w:color w:val="0000EE"/>
+            <w:u w:val="single"/>
+          </w:rPr>
+          <w:t>伯12:22</w:t>
+        </w:r>
+      </w:hyperlink>
+      <w:r>
+        <w:rPr>
+          <w:lang w:val="zh_TW" w:bidi="zh_TW"/>
+        </w:rPr>
+        <w:t>）。當約伯遭遇患難時，他記得從前神光照他的道路，使他覺得安穩（</w:t>
+      </w:r>
+      <w:hyperlink r:id="rId27">
+        <w:r>
+          <w:rPr>
+            <w:lang w:val="zh_TW" w:bidi="zh_TW"/>
+          </w:rPr>
+          <w:rPr>
+            <w:color w:val="0000EE"/>
+            <w:u w:val="single"/>
+          </w:rPr>
+          <w:t>伯29:2–3</w:t>
+        </w:r>
+      </w:hyperlink>
+      <w:r>
+        <w:rPr>
+          <w:lang w:val="zh_TW" w:bidi="zh_TW"/>
+        </w:rPr>
+        <w:t>）。約伯的朋友以利法也說，若約伯聽從他的勸告，「亮光也必照耀你的路」（</w:t>
+      </w:r>
+      <w:hyperlink r:id="rId28">
+        <w:r>
+          <w:rPr>
+            <w:lang w:val="zh_TW" w:bidi="zh_TW"/>
+          </w:rPr>
+          <w:rPr>
+            <w:color w:val="0000EE"/>
+            <w:u w:val="single"/>
+          </w:rPr>
+          <w:t>伯22:28</w:t>
+        </w:r>
+      </w:hyperlink>
+      <w:r>
+        <w:rPr>
+          <w:lang w:val="zh_TW" w:bidi="zh_TW"/>
+        </w:rPr>
+        <w:t>）。詩篇的作者同樣把神點亮他的燈視為賜福（</w:t>
+      </w:r>
+      <w:hyperlink r:id="rId29">
+        <w:r>
+          <w:rPr>
+            <w:lang w:val="zh_TW" w:bidi="zh_TW"/>
+          </w:rPr>
+          <w:rPr>
+            <w:color w:val="0000EE"/>
+            <w:u w:val="single"/>
+          </w:rPr>
+          <w:t>詩18:28，</w:t>
+        </w:r>
+      </w:hyperlink>
+      <w:hyperlink r:id="rId30">
+        <w:r>
+          <w:rPr>
+            <w:lang w:val="zh_TW" w:bidi="zh_TW"/>
+          </w:rPr>
+          <w:rPr>
+            <w:color w:val="0000EE"/>
+            <w:u w:val="single"/>
+          </w:rPr>
+          <w:t>118:27</w:t>
+        </w:r>
+      </w:hyperlink>
+      <w:r>
+        <w:rPr>
+          <w:lang w:val="zh_TW" w:bidi="zh_TW"/>
+        </w:rPr>
+        <w:t>；參</w:t>
+      </w:r>
+      <w:hyperlink r:id="rId31">
+        <w:r>
+          <w:rPr>
+            <w:lang w:val="zh_TW" w:bidi="zh_TW"/>
+          </w:rPr>
+          <w:rPr>
+            <w:color w:val="0000EE"/>
+            <w:u w:val="single"/>
+          </w:rPr>
+          <w:t>97:11</w:t>
         </w:r>
       </w:hyperlink>
       <w:r>
@@ -729,124 +616,16 @@
         </w:rPr>
         <w:t>，</w:t>
       </w:r>
-      <w:hyperlink r:id="rId36">
-        <w:r>
-          <w:rPr>
-            <w:lang w:val="zh_TW" w:bidi="zh_TW"/>
-          </w:rPr>
-          <w:rPr>
-            <w:color w:val="0000EE"/>
-            <w:u w:val="single"/>
-          </w:rPr>
-          <w:t>3:19</w:t>
-        </w:r>
-      </w:hyperlink>
-      <w:r>
-        <w:rPr>
-          <w:lang w:val="zh_TW" w:bidi="zh_TW"/>
-        </w:rPr>
-        <w:t>，</w:t>
-      </w:r>
-      <w:hyperlink r:id="rId37">
-        <w:r>
-          <w:rPr>
-            <w:lang w:val="zh_TW" w:bidi="zh_TW"/>
-          </w:rPr>
-          <w:rPr>
-            <w:color w:val="0000EE"/>
-            <w:u w:val="single"/>
-          </w:rPr>
-          <w:t>8:22</w:t>
-        </w:r>
-      </w:hyperlink>
-      <w:r>
-        <w:rPr>
-          <w:lang w:val="zh_TW" w:bidi="zh_TW"/>
-        </w:rPr>
-        <w:t>），</w:t>
-      </w:r>
-    </w:p>
-    <w:p>
-      <w:pPr>
-        <w:pStyle w:val="ListBullet"/>
-        <w:spacing w:line="240" w:lineRule="auto"/>
-        <w:ind w:left="720"/>
-      </w:pPr>
-      <w:r>
-        <w:rPr>
-          <w:lang w:val="zh_TW" w:bidi="zh_TW"/>
-        </w:rPr>
-      </w:r>
-      <w:r>
-        <w:rPr>
-          <w:lang w:val="zh_TW" w:bidi="zh_TW"/>
-        </w:rPr>
-        <w:t>描述新基督徒對主的委身（</w:t>
-      </w:r>
-      <w:hyperlink r:id="rId38">
-        <w:r>
-          <w:rPr>
-            <w:lang w:val="zh_TW" w:bidi="zh_TW"/>
-          </w:rPr>
-          <w:rPr>
-            <w:color w:val="0000EE"/>
-            <w:u w:val="single"/>
-          </w:rPr>
-          <w:t>9:35</w:t>
-        </w:r>
-      </w:hyperlink>
-      <w:r>
-        <w:rPr>
-          <w:lang w:val="zh_TW" w:bidi="zh_TW"/>
-        </w:rPr>
-        <w:t>，</w:t>
-      </w:r>
-      <w:hyperlink r:id="rId39">
-        <w:r>
-          <w:rPr>
-            <w:lang w:val="zh_TW" w:bidi="zh_TW"/>
-          </w:rPr>
-          <w:rPr>
-            <w:color w:val="0000EE"/>
-            <w:u w:val="single"/>
-          </w:rPr>
-          <w:t>11:21</w:t>
-        </w:r>
-      </w:hyperlink>
-      <w:r>
-        <w:rPr>
-          <w:lang w:val="zh_TW" w:bidi="zh_TW"/>
-        </w:rPr>
-        <w:t>），以及</w:t>
-      </w:r>
-    </w:p>
-    <w:p>
-      <w:pPr>
-        <w:pStyle w:val="ListBullet"/>
-        <w:spacing w:line="240" w:lineRule="auto"/>
-        <w:ind w:left="720"/>
-      </w:pPr>
-      <w:r>
-        <w:rPr>
-          <w:lang w:val="zh_TW" w:bidi="zh_TW"/>
-        </w:rPr>
-      </w:r>
-      <w:r>
-        <w:rPr>
-          <w:lang w:val="zh_TW" w:bidi="zh_TW"/>
-        </w:rPr>
-        <w:t>描繪生命從黑暗轉向光明的改變（</w:t>
-      </w:r>
-      <w:hyperlink r:id="rId40">
-        <w:r>
-          <w:rPr>
-            <w:lang w:val="zh_TW" w:bidi="zh_TW"/>
-          </w:rPr>
-          <w:rPr>
-            <w:color w:val="0000EE"/>
-            <w:u w:val="single"/>
-          </w:rPr>
-          <w:t>26:18–20</w:t>
+      <w:hyperlink r:id="rId32">
+        <w:r>
+          <w:rPr>
+            <w:lang w:val="zh_TW" w:bidi="zh_TW"/>
+          </w:rPr>
+          <w:rPr>
+            <w:color w:val="0000EE"/>
+            <w:u w:val="single"/>
+          </w:rPr>
+          <w:t>112:4</w:t>
         </w:r>
       </w:hyperlink>
       <w:r>
@@ -867,151 +646,115 @@
         <w:rPr>
           <w:lang w:val="zh_TW" w:bidi="zh_TW"/>
         </w:rPr>
-        <w:t>在提到歸信時，後來的福音書作者則</w:t>
-      </w:r>
-    </w:p>
-    <w:p>
-      <w:pPr>
-        <w:pStyle w:val="ListBullet"/>
-        <w:spacing w:line="240" w:lineRule="auto"/>
-        <w:ind w:left="720"/>
-      </w:pPr>
-      <w:r>
-        <w:rPr>
-          <w:lang w:val="zh_TW" w:bidi="zh_TW"/>
-        </w:rPr>
-      </w:r>
-      <w:r>
-        <w:rPr>
-          <w:lang w:val="zh_TW" w:bidi="zh_TW"/>
-        </w:rPr>
-        <w:t>回顧歸信經歷（</w:t>
-      </w:r>
-      <w:hyperlink r:id="rId41">
-        <w:r>
-          <w:rPr>
-            <w:lang w:val="zh_TW" w:bidi="zh_TW"/>
-          </w:rPr>
-          <w:rPr>
-            <w:color w:val="0000EE"/>
-            <w:u w:val="single"/>
-          </w:rPr>
-          <w:t>林書3:16</w:t>
-        </w:r>
-      </w:hyperlink>
-      <w:r>
-        <w:rPr>
-          <w:lang w:val="zh_TW" w:bidi="zh_TW"/>
-        </w:rPr>
-        <w:t>），</w:t>
-      </w:r>
-    </w:p>
-    <w:p>
-      <w:pPr>
-        <w:pStyle w:val="ListBullet"/>
-        <w:spacing w:line="240" w:lineRule="auto"/>
-        <w:ind w:left="720"/>
-      </w:pPr>
-      <w:r>
-        <w:rPr>
-          <w:lang w:val="zh_TW" w:bidi="zh_TW"/>
-        </w:rPr>
-      </w:r>
-      <w:r>
-        <w:rPr>
-          <w:lang w:val="zh_TW" w:bidi="zh_TW"/>
-        </w:rPr>
-        <w:t>擔心基督徒轉向異教或猶太教（</w:t>
-      </w:r>
-      <w:hyperlink r:id="rId42">
-        <w:r>
-          <w:rPr>
-            <w:lang w:val="zh_TW" w:bidi="zh_TW"/>
-          </w:rPr>
-          <w:rPr>
-            <w:color w:val="0000EE"/>
-            <w:u w:val="single"/>
-          </w:rPr>
-          <w:t>加4:9</w:t>
-        </w:r>
-      </w:hyperlink>
-      <w:r>
-        <w:rPr>
-          <w:lang w:val="zh_TW" w:bidi="zh_TW"/>
-        </w:rPr>
-        <w:t>），以及</w:t>
-      </w:r>
-    </w:p>
-    <w:p>
-      <w:pPr>
-        <w:pStyle w:val="ListBullet"/>
-        <w:spacing w:line="240" w:lineRule="auto"/>
-        <w:ind w:left="720"/>
-      </w:pPr>
-      <w:r>
-        <w:rPr>
-          <w:lang w:val="zh_TW" w:bidi="zh_TW"/>
-        </w:rPr>
-      </w:r>
-      <w:r>
-        <w:rPr>
-          <w:lang w:val="zh_TW" w:bidi="zh_TW"/>
-        </w:rPr>
-        <w:t>呼籲那些離開信仰並面臨審判危險的基督徒，重新歸信（</w:t>
-      </w:r>
-      <w:hyperlink r:id="rId43">
-        <w:r>
-          <w:rPr>
-            <w:lang w:val="zh_TW" w:bidi="zh_TW"/>
-          </w:rPr>
-          <w:rPr>
-            <w:color w:val="0000EE"/>
-            <w:u w:val="single"/>
-          </w:rPr>
-          <w:t>雅5:19–20</w:t>
-        </w:r>
-      </w:hyperlink>
-      <w:r>
-        <w:rPr>
-          <w:lang w:val="zh_TW" w:bidi="zh_TW"/>
-        </w:rPr>
-        <w:t>；</w:t>
-      </w:r>
-      <w:hyperlink r:id="rId44">
-        <w:r>
-          <w:rPr>
-            <w:lang w:val="zh_TW" w:bidi="zh_TW"/>
-          </w:rPr>
-          <w:rPr>
-            <w:color w:val="0000EE"/>
-            <w:u w:val="single"/>
-          </w:rPr>
-          <w:t>啟2:5、16、22</w:t>
-        </w:r>
-      </w:hyperlink>
-      <w:r>
-        <w:rPr>
-          <w:lang w:val="zh_TW" w:bidi="zh_TW"/>
-        </w:rPr>
-        <w:t>，</w:t>
-      </w:r>
-      <w:hyperlink r:id="rId45">
-        <w:r>
-          <w:rPr>
-            <w:lang w:val="zh_TW" w:bidi="zh_TW"/>
-          </w:rPr>
-          <w:rPr>
-            <w:color w:val="0000EE"/>
-            <w:u w:val="single"/>
-          </w:rPr>
-          <w:t>3:19</w:t>
-        </w:r>
-      </w:hyperlink>
-      <w:r>
-        <w:rPr>
-          <w:lang w:val="zh_TW" w:bidi="zh_TW"/>
-        </w:rPr>
-        <w:t>）。</w:t>
+        <w:t>光與神密切相連。聖經甚至說神就是光：「耶和華卻要作你永遠的光」（</w:t>
+      </w:r>
+      <w:hyperlink r:id="rId33">
+        <w:r>
+          <w:rPr>
+            <w:lang w:val="zh_TW" w:bidi="zh_TW"/>
+          </w:rPr>
+          <w:rPr>
+            <w:color w:val="0000EE"/>
+            <w:u w:val="single"/>
+          </w:rPr>
+          <w:t>賽60:19–20</w:t>
+        </w:r>
+      </w:hyperlink>
+      <w:r>
+        <w:rPr>
+          <w:lang w:val="zh_TW" w:bidi="zh_TW"/>
+        </w:rPr>
+        <w:t>）。詩人歡欣地說：「耶和華是我的亮光，是我的拯救」（</w:t>
+      </w:r>
+      <w:hyperlink r:id="rId34">
+        <w:r>
+          <w:rPr>
+            <w:lang w:val="zh_TW" w:bidi="zh_TW"/>
+          </w:rPr>
+          <w:rPr>
+            <w:color w:val="0000EE"/>
+            <w:u w:val="single"/>
+          </w:rPr>
+          <w:t>詩27:1</w:t>
+        </w:r>
+      </w:hyperlink>
+      <w:r>
+        <w:rPr>
+          <w:lang w:val="zh_TW" w:bidi="zh_TW"/>
+        </w:rPr>
+        <w:t>）。詩人描述神披上亮光，如披外袍（</w:t>
+      </w:r>
+      <w:hyperlink r:id="rId35">
+        <w:r>
+          <w:rPr>
+            <w:lang w:val="zh_TW" w:bidi="zh_TW"/>
+          </w:rPr>
+          <w:rPr>
+            <w:color w:val="0000EE"/>
+            <w:u w:val="single"/>
+          </w:rPr>
+          <w:t>詩104:2</w:t>
+        </w:r>
+      </w:hyperlink>
+      <w:r>
+        <w:rPr>
+          <w:lang w:val="zh_TW" w:bidi="zh_TW"/>
+        </w:rPr>
+        <w:t>），光明也與祂同居（</w:t>
+      </w:r>
+      <w:hyperlink r:id="rId36">
+        <w:r>
+          <w:rPr>
+            <w:lang w:val="zh_TW" w:bidi="zh_TW"/>
+          </w:rPr>
+          <w:rPr>
+            <w:color w:val="0000EE"/>
+            <w:u w:val="single"/>
+          </w:rPr>
+          <w:t>但2:22</w:t>
+        </w:r>
+      </w:hyperlink>
+      <w:r>
+        <w:rPr>
+          <w:lang w:val="zh_TW" w:bidi="zh_TW"/>
+        </w:rPr>
+        <w:t>）。對神來說，黑暗和光都是一樣的，沒有什麼能向祂隱藏（</w:t>
+      </w:r>
+      <w:hyperlink r:id="rId37">
+        <w:r>
+          <w:rPr>
+            <w:lang w:val="zh_TW" w:bidi="zh_TW"/>
+          </w:rPr>
+          <w:rPr>
+            <w:color w:val="0000EE"/>
+            <w:u w:val="single"/>
+          </w:rPr>
+          <w:t>詩139:12</w:t>
+        </w:r>
+      </w:hyperlink>
+      <w:r>
+        <w:rPr>
+          <w:lang w:val="zh_TW" w:bidi="zh_TW"/>
+        </w:rPr>
+        <w:t>）。先知彌迦也描述神為光，祂要使祂的僕人進入光明（</w:t>
+      </w:r>
+      <w:hyperlink r:id="rId38">
+        <w:r>
+          <w:rPr>
+            <w:lang w:val="zh_TW" w:bidi="zh_TW"/>
+          </w:rPr>
+          <w:rPr>
+            <w:color w:val="0000EE"/>
+            <w:u w:val="single"/>
+          </w:rPr>
+          <w:t>彌7:8–9</w:t>
+        </w:r>
+      </w:hyperlink>
+      <w:r>
+        <w:rPr>
+          <w:lang w:val="zh_TW" w:bidi="zh_TW"/>
+        </w:rPr>
+        <w:t>），顯明神要賜福給祂的百姓，使他們得勝。</w:t>
       </w:r>
     </w:p>
     <w:p>
@@ -1025,71 +768,108 @@
         <w:rPr>
           <w:lang w:val="zh_TW" w:bidi="zh_TW"/>
         </w:rPr>
-        <w:t>正如舊約以及約翰和耶穌的宣講，歸信包含三個要素。</w:t>
-      </w:r>
-    </w:p>
-    <w:p>
-      <w:pPr>
-        <w:pStyle w:val="ListNumber"/>
-        <w:numPr>
-          <w:ilvl w:val="0"/>
-          <w:numId w:val="14"/>
-        </w:numPr>
-        <w:spacing w:line="240" w:lineRule="auto"/>
-        <w:ind w:left="720"/>
-      </w:pPr>
-      <w:r>
-        <w:rPr>
-          <w:lang w:val="zh_TW" w:bidi="zh_TW"/>
-        </w:rPr>
-      </w:r>
-      <w:r>
-        <w:rPr>
-          <w:lang w:val="zh_TW" w:bidi="zh_TW"/>
-        </w:rPr>
-        <w:t>歸信是</w:t>
-      </w:r>
-      <w:r>
-        <w:rPr>
-          <w:i/>
-          <w:lang w:val="zh_TW" w:bidi="zh_TW"/>
-        </w:rPr>
-        <w:t>從</w:t>
-      </w:r>
-      <w:r>
-        <w:rPr>
-          <w:lang w:val="zh_TW" w:bidi="zh_TW"/>
-        </w:rPr>
-        <w:t>某些事物中轉離，包括具體的罪、假神或僅僅是為自己而活的生活（</w:t>
-      </w:r>
-      <w:hyperlink r:id="rId46">
-        <w:r>
-          <w:rPr>
-            <w:lang w:val="zh_TW" w:bidi="zh_TW"/>
-          </w:rPr>
-          <w:rPr>
-            <w:color w:val="0000EE"/>
-            <w:u w:val="single"/>
-          </w:rPr>
-          <w:t>帖前1:9</w:t>
-        </w:r>
-      </w:hyperlink>
-      <w:r>
-        <w:rPr>
-          <w:lang w:val="zh_TW" w:bidi="zh_TW"/>
-        </w:rPr>
-        <w:t>；</w:t>
-      </w:r>
-      <w:hyperlink r:id="rId47">
-        <w:r>
-          <w:rPr>
-            <w:lang w:val="zh_TW" w:bidi="zh_TW"/>
-          </w:rPr>
-          <w:rPr>
-            <w:color w:val="0000EE"/>
-            <w:u w:val="single"/>
-          </w:rPr>
-          <w:t>啟9:20–21</w:t>
+        <w:t>神的賜福常被形容為「他臉上的光」。在</w:t>
+      </w:r>
+      <w:hyperlink r:id="rId39">
+        <w:r>
+          <w:rPr>
+            <w:lang w:val="zh_TW" w:bidi="zh_TW"/>
+          </w:rPr>
+          <w:rPr>
+            <w:color w:val="0000EE"/>
+            <w:u w:val="single"/>
+          </w:rPr>
+          <w:t>詩篇四篇6節</w:t>
+        </w:r>
+      </w:hyperlink>
+      <w:r>
+        <w:rPr>
+          <w:lang w:val="zh_TW" w:bidi="zh_TW"/>
+        </w:rPr>
+        <w:t>中，詩人說：「耶和華啊，求你仰起臉來，光照我們。」這裡的光就是指神的恩惠。</w:t>
+      </w:r>
+      <w:hyperlink r:id="rId40">
+        <w:r>
+          <w:rPr>
+            <w:lang w:val="zh_TW" w:bidi="zh_TW"/>
+          </w:rPr>
+          <w:rPr>
+            <w:color w:val="0000EE"/>
+            <w:u w:val="single"/>
+          </w:rPr>
+          <w:t>詩篇四十四篇3節</w:t>
+        </w:r>
+      </w:hyperlink>
+      <w:r>
+        <w:rPr>
+          <w:lang w:val="zh_TW" w:bidi="zh_TW"/>
+        </w:rPr>
+        <w:t>表明，神的光、祂的右手和祂的慈愛，使祂的百姓得勝。那些行在神光中的人是有福的（</w:t>
+      </w:r>
+      <w:hyperlink r:id="rId41">
+        <w:r>
+          <w:rPr>
+            <w:lang w:val="zh_TW" w:bidi="zh_TW"/>
+          </w:rPr>
+          <w:rPr>
+            <w:color w:val="0000EE"/>
+            <w:u w:val="single"/>
+          </w:rPr>
+          <w:t>詩89:15</w:t>
+        </w:r>
+      </w:hyperlink>
+      <w:r>
+        <w:rPr>
+          <w:lang w:val="zh_TW" w:bidi="zh_TW"/>
+        </w:rPr>
+        <w:t>），但這光也揭露隱而未現的罪（</w:t>
+      </w:r>
+      <w:hyperlink r:id="rId42">
+        <w:r>
+          <w:rPr>
+            <w:lang w:val="zh_TW" w:bidi="zh_TW"/>
+          </w:rPr>
+          <w:rPr>
+            <w:color w:val="0000EE"/>
+            <w:u w:val="single"/>
+          </w:rPr>
+          <w:t>詩90:8</w:t>
+        </w:r>
+      </w:hyperlink>
+      <w:r>
+        <w:rPr>
+          <w:lang w:val="zh_TW" w:bidi="zh_TW"/>
+        </w:rPr>
+        <w:t>）。沒有人能躲避神的鑒察，但祂的光主要代表祂同在所帶來的賜福。有一次，約伯也用這個詞語來形容來自他人的恩待（</w:t>
+      </w:r>
+      <w:hyperlink r:id="rId43">
+        <w:r>
+          <w:rPr>
+            <w:lang w:val="zh_TW" w:bidi="zh_TW"/>
+          </w:rPr>
+          <w:rPr>
+            <w:color w:val="0000EE"/>
+            <w:u w:val="single"/>
+          </w:rPr>
+          <w:t>約29:24</w:t>
+        </w:r>
+      </w:hyperlink>
+      <w:r>
+        <w:rPr>
+          <w:lang w:val="zh_TW" w:bidi="zh_TW"/>
+        </w:rPr>
+        <w:t>）。神所賜的光，使祂的僕人能與人分享祂的賜福（</w:t>
+      </w:r>
+      <w:hyperlink r:id="rId44">
+        <w:r>
+          <w:rPr>
+            <w:lang w:val="zh_TW" w:bidi="zh_TW"/>
+          </w:rPr>
+          <w:rPr>
+            <w:color w:val="0000EE"/>
+            <w:u w:val="single"/>
+          </w:rPr>
+          <w:t>賽42:6</w:t>
         </w:r>
       </w:hyperlink>
       <w:r>
@@ -1098,209 +878,16 @@
         </w:rPr>
         <w:t>，</w:t>
       </w:r>
-      <w:hyperlink r:id="rId48">
-        <w:r>
-          <w:rPr>
-            <w:lang w:val="zh_TW" w:bidi="zh_TW"/>
-          </w:rPr>
-          <w:rPr>
-            <w:color w:val="0000EE"/>
-            <w:u w:val="single"/>
-          </w:rPr>
-          <w:t>16:11</w:t>
-        </w:r>
-      </w:hyperlink>
-      <w:r>
-        <w:rPr>
-          <w:lang w:val="zh_TW" w:bidi="zh_TW"/>
-        </w:rPr>
-        <w:t>）。</w:t>
-      </w:r>
-    </w:p>
-    <w:p>
-      <w:pPr>
-        <w:pStyle w:val="ListNumber"/>
-        <w:spacing w:line="240" w:lineRule="auto"/>
-        <w:ind w:left="720"/>
-      </w:pPr>
-      <w:r>
-        <w:rPr>
-          <w:lang w:val="zh_TW" w:bidi="zh_TW"/>
-        </w:rPr>
-      </w:r>
-      <w:r>
-        <w:rPr>
-          <w:lang w:val="zh_TW" w:bidi="zh_TW"/>
-        </w:rPr>
-        <w:t>歸信是神的旨意，也是祂在世界上恩典工作的結果（</w:t>
-      </w:r>
-      <w:hyperlink r:id="rId49">
-        <w:r>
-          <w:rPr>
-            <w:lang w:val="zh_TW" w:bidi="zh_TW"/>
-          </w:rPr>
-          <w:rPr>
-            <w:color w:val="0000EE"/>
-            <w:u w:val="single"/>
-          </w:rPr>
-          <w:t>徒11:18</w:t>
-        </w:r>
-      </w:hyperlink>
-      <w:r>
-        <w:rPr>
-          <w:lang w:val="zh_TW" w:bidi="zh_TW"/>
-        </w:rPr>
-        <w:t>；</w:t>
-      </w:r>
-      <w:hyperlink r:id="rId50">
-        <w:r>
-          <w:rPr>
-            <w:lang w:val="zh_TW" w:bidi="zh_TW"/>
-          </w:rPr>
-          <w:rPr>
-            <w:color w:val="0000EE"/>
-            <w:u w:val="single"/>
-          </w:rPr>
-          <w:t>羅2:4</w:t>
-        </w:r>
-      </w:hyperlink>
-      <w:r>
-        <w:rPr>
-          <w:lang w:val="zh_TW" w:bidi="zh_TW"/>
-        </w:rPr>
-        <w:t>；</w:t>
-      </w:r>
-      <w:hyperlink r:id="rId51">
-        <w:r>
-          <w:rPr>
-            <w:lang w:val="zh_TW" w:bidi="zh_TW"/>
-          </w:rPr>
-          <w:rPr>
-            <w:color w:val="0000EE"/>
-            <w:u w:val="single"/>
-          </w:rPr>
-          <w:t>林後7:10</w:t>
-        </w:r>
-      </w:hyperlink>
-      <w:r>
-        <w:rPr>
-          <w:lang w:val="zh_TW" w:bidi="zh_TW"/>
-        </w:rPr>
-        <w:t>；</w:t>
-      </w:r>
-      <w:hyperlink r:id="rId52">
-        <w:r>
-          <w:rPr>
-            <w:lang w:val="zh_TW" w:bidi="zh_TW"/>
-          </w:rPr>
-          <w:rPr>
-            <w:color w:val="0000EE"/>
-            <w:u w:val="single"/>
-          </w:rPr>
-          <w:t>提後2:25</w:t>
-        </w:r>
-      </w:hyperlink>
-      <w:r>
-        <w:rPr>
-          <w:lang w:val="zh_TW" w:bidi="zh_TW"/>
-        </w:rPr>
-        <w:t>；</w:t>
-      </w:r>
-      <w:hyperlink r:id="rId53">
-        <w:r>
-          <w:rPr>
-            <w:lang w:val="zh_TW" w:bidi="zh_TW"/>
-          </w:rPr>
-          <w:rPr>
-            <w:color w:val="0000EE"/>
-            <w:u w:val="single"/>
-          </w:rPr>
-          <w:t>彼後3:9</w:t>
-        </w:r>
-      </w:hyperlink>
-      <w:r>
-        <w:rPr>
-          <w:lang w:val="zh_TW" w:bidi="zh_TW"/>
-        </w:rPr>
-        <w:t>）。</w:t>
-      </w:r>
-    </w:p>
-    <w:p>
-      <w:pPr>
-        <w:pStyle w:val="ListNumber"/>
-        <w:spacing w:line="240" w:lineRule="auto"/>
-        <w:ind w:left="720"/>
-      </w:pPr>
-      <w:r>
-        <w:rPr>
-          <w:lang w:val="zh_TW" w:bidi="zh_TW"/>
-        </w:rPr>
-      </w:r>
-      <w:r>
-        <w:rPr>
-          <w:lang w:val="zh_TW" w:bidi="zh_TW"/>
-        </w:rPr>
-        <w:t>歸信是轉</w:t>
-      </w:r>
-      <w:r>
-        <w:rPr>
-          <w:i/>
-          <w:lang w:val="zh_TW" w:bidi="zh_TW"/>
-        </w:rPr>
-        <w:t>向</w:t>
-      </w:r>
-      <w:r>
-        <w:rPr>
-          <w:lang w:val="zh_TW" w:bidi="zh_TW"/>
-        </w:rPr>
-        <w:t>某人，即將整個生命委身給神，歸向耶穌基督（</w:t>
-      </w:r>
-      <w:hyperlink r:id="rId54">
-        <w:r>
-          <w:rPr>
-            <w:lang w:val="zh_TW" w:bidi="zh_TW"/>
-          </w:rPr>
-          <w:rPr>
-            <w:color w:val="0000EE"/>
-            <w:u w:val="single"/>
-          </w:rPr>
-          <w:t>徒14:15</w:t>
-        </w:r>
-      </w:hyperlink>
-      <w:r>
-        <w:rPr>
-          <w:lang w:val="zh_TW" w:bidi="zh_TW"/>
-        </w:rPr>
-        <w:t>；</w:t>
-      </w:r>
-      <w:hyperlink r:id="rId46">
-        <w:r>
-          <w:rPr>
-            <w:lang w:val="zh_TW" w:bidi="zh_TW"/>
-          </w:rPr>
-          <w:rPr>
-            <w:color w:val="0000EE"/>
-            <w:u w:val="single"/>
-          </w:rPr>
-          <w:t>帖前1:9</w:t>
-        </w:r>
-      </w:hyperlink>
-      <w:r>
-        <w:rPr>
-          <w:lang w:val="zh_TW" w:bidi="zh_TW"/>
-        </w:rPr>
-        <w:t>；</w:t>
-      </w:r>
-      <w:hyperlink r:id="rId55">
-        <w:r>
-          <w:rPr>
-            <w:lang w:val="zh_TW" w:bidi="zh_TW"/>
-          </w:rPr>
-          <w:rPr>
-            <w:color w:val="0000EE"/>
-            <w:u w:val="single"/>
-          </w:rPr>
-          <w:t>彼前2:25</w:t>
+      <w:hyperlink r:id="rId45">
+        <w:r>
+          <w:rPr>
+            <w:lang w:val="zh_TW" w:bidi="zh_TW"/>
+          </w:rPr>
+          <w:rPr>
+            <w:color w:val="0000EE"/>
+            <w:u w:val="single"/>
+          </w:rPr>
+          <w:t>49:6</w:t>
         </w:r>
       </w:hyperlink>
       <w:r>
@@ -1321,7 +908,43 @@
         <w:rPr>
           <w:lang w:val="zh_TW" w:bidi="zh_TW"/>
         </w:rPr>
-        <w:t>因此，無論是卓越的還是不起眼的，瞬間的還是逐漸的，情緒激動的還是平靜的，這是一個徹底的重新定位，是個人將他或她的全部忠誠，徹底轉移到神身上的改變。</w:t>
+        <w:t>神的公義也與光相連。祂說：「我必堅定我的公理為萬民之光」（</w:t>
+      </w:r>
+      <w:hyperlink r:id="rId46">
+        <w:r>
+          <w:rPr>
+            <w:lang w:val="zh_TW" w:bidi="zh_TW"/>
+          </w:rPr>
+          <w:rPr>
+            <w:color w:val="0000EE"/>
+            <w:u w:val="single"/>
+          </w:rPr>
+          <w:t>賽51:4</w:t>
+        </w:r>
+      </w:hyperlink>
+      <w:r>
+        <w:rPr>
+          <w:lang w:val="zh_TW" w:bidi="zh_TW"/>
+        </w:rPr>
+        <w:t>）。在這上下文中，神的光是大有能力的，好像烈火一般。光也與善行有關，正如箴言所說：「但義人的路好像黎明的光」（</w:t>
+      </w:r>
+      <w:hyperlink r:id="rId47">
+        <w:r>
+          <w:rPr>
+            <w:lang w:val="zh_TW" w:bidi="zh_TW"/>
+          </w:rPr>
+          <w:rPr>
+            <w:color w:val="0000EE"/>
+            <w:u w:val="single"/>
+          </w:rPr>
+          <w:t>箴4:18</w:t>
+        </w:r>
+      </w:hyperlink>
+      <w:r>
+        <w:rPr>
+          <w:lang w:val="zh_TW" w:bidi="zh_TW"/>
+        </w:rPr>
+        <w:t>）。</w:t>
       </w:r>
     </w:p>
     <w:p>
@@ -1333,86 +956,74 @@
       </w:r>
       <w:r>
         <w:rPr>
-          <w:i/>
-          <w:lang w:val="zh_TW" w:bidi="zh_TW"/>
-        </w:rPr>
-        <w:t>另見</w:t>
-      </w:r>
-      <w:r>
-        <w:rPr>
-          <w:lang w:val="zh_TW" w:bidi="zh_TW"/>
-        </w:rPr>
-        <w:t xml:space="preserve"> </w:t>
-      </w:r>
-      <w:r>
-        <w:rPr>
-          <w:lang w:val="zh_TW" w:bidi="zh_TW"/>
-        </w:rPr>
-        <w:t>信心</w:t>
-      </w:r>
-      <w:r>
-        <w:rPr>
-          <w:lang w:val="zh_TW" w:bidi="zh_TW"/>
-        </w:rPr>
-        <w:t>；</w:t>
-      </w:r>
-      <w:r>
-        <w:rPr>
-          <w:lang w:val="zh_TW" w:bidi="zh_TW"/>
-        </w:rPr>
-        <w:t>恩典</w:t>
-      </w:r>
-      <w:r>
-        <w:rPr>
-          <w:lang w:val="zh_TW" w:bidi="zh_TW"/>
-        </w:rPr>
-        <w:t>；</w:t>
-      </w:r>
-      <w:r>
-        <w:rPr>
-          <w:lang w:val="zh_TW" w:bidi="zh_TW"/>
-        </w:rPr>
-        <w:t>稱義，被稱義</w:t>
-      </w:r>
-      <w:r>
-        <w:rPr>
-          <w:lang w:val="zh_TW" w:bidi="zh_TW"/>
-        </w:rPr>
-        <w:t>；</w:t>
-      </w:r>
-      <w:r>
-        <w:rPr>
-          <w:lang w:val="zh_TW" w:bidi="zh_TW"/>
-        </w:rPr>
-        <w:t>悔改</w:t>
-      </w:r>
-      <w:r>
-        <w:rPr>
-          <w:lang w:val="zh_TW" w:bidi="zh_TW"/>
-        </w:rPr>
-        <w:t>；</w:t>
-      </w:r>
-      <w:r>
-        <w:rPr>
-          <w:lang w:val="zh_TW" w:bidi="zh_TW"/>
-        </w:rPr>
-        <w:t>成聖</w:t>
-      </w:r>
-      <w:r>
-        <w:rPr>
-          <w:lang w:val="zh_TW" w:bidi="zh_TW"/>
-        </w:rPr>
-        <w:t>。</w:t>
-      </w:r>
-      <w:r>
-        <w:rPr>
-          <w:lang w:val="zh_TW" w:bidi="zh_TW"/>
-        </w:rPr>
-      </w:r>
-      <w:r>
-        <w:rPr>
-          <w:lang w:val="zh_TW" w:bidi="zh_TW"/>
-        </w:rPr>
+          <w:lang w:val="zh_TW" w:bidi="zh_TW"/>
+        </w:rPr>
+        <w:t>光的缺乏被用來象徵災難。有些人「無光，在黑暗中摸索」（</w:t>
+      </w:r>
+      <w:hyperlink r:id="rId48">
+        <w:r>
+          <w:rPr>
+            <w:lang w:val="zh_TW" w:bidi="zh_TW"/>
+          </w:rPr>
+          <w:rPr>
+            <w:color w:val="0000EE"/>
+            <w:u w:val="single"/>
+          </w:rPr>
+          <w:t>伯12:25</w:t>
+        </w:r>
+      </w:hyperlink>
+      <w:r>
+        <w:rPr>
+          <w:lang w:val="zh_TW" w:bidi="zh_TW"/>
+        </w:rPr>
+        <w:t>）。約伯的朋友比勒達認為惡人的燈必因懲罰而熄滅（</w:t>
+      </w:r>
+      <w:hyperlink r:id="rId49">
+        <w:r>
+          <w:rPr>
+            <w:lang w:val="zh_TW" w:bidi="zh_TW"/>
+          </w:rPr>
+          <w:rPr>
+            <w:color w:val="0000EE"/>
+            <w:u w:val="single"/>
+          </w:rPr>
+          <w:t>伯18:5–17</w:t>
+        </w:r>
+      </w:hyperlink>
+      <w:r>
+        <w:rPr>
+          <w:lang w:val="zh_TW" w:bidi="zh_TW"/>
+        </w:rPr>
+        <w:t>）。巴比倫毀滅耶路撒冷之後，百姓哀歎說：「他引導我，使我行在黑暗中， 不行在光明裡」（</w:t>
+      </w:r>
+      <w:hyperlink r:id="rId50">
+        <w:r>
+          <w:rPr>
+            <w:lang w:val="zh_TW" w:bidi="zh_TW"/>
+          </w:rPr>
+          <w:rPr>
+            <w:color w:val="0000EE"/>
+            <w:u w:val="single"/>
+          </w:rPr>
+          <w:t>哀3:2</w:t>
+        </w:r>
+      </w:hyperlink>
+      <w:r>
+        <w:rPr>
+          <w:lang w:val="zh_TW" w:bidi="zh_TW"/>
+        </w:rPr>
+        <w:t>）。</w:t>
+      </w:r>
+    </w:p>
+    <w:p>
+      <w:pPr>
+        <w:pStyle w:val="Heading3"/>
+      </w:pPr>
+      <w:r>
+        <w:rPr>
+          <w:lang w:val="zh_TW" w:bidi="zh_TW"/>
+        </w:rPr>
+        <w:t>新約聖經中的光</w:t>
       </w:r>
     </w:p>
     <w:p>
@@ -1422,21 +1033,119 @@
           <w:lang w:val="zh_TW" w:bidi="zh_TW"/>
         </w:rPr>
       </w:r>
-    </w:p>
-    <w:p>
-      <w:pPr>
-        <w:pStyle w:val="Heading2"/>
-      </w:pPr>
-      <w:r>
-        <w:rPr>
-          <w:lang w:val="zh_TW" w:bidi="zh_TW"/>
-        </w:rPr>
-        <w:t>鬼</w:t>
-      </w:r>
-      <w:r>
-        <w:rPr>
-          <w:lang w:val="zh_TW" w:bidi="zh_TW"/>
-        </w:rPr>
+      <w:r>
+        <w:rPr>
+          <w:lang w:val="zh_TW" w:bidi="zh_TW"/>
+        </w:rPr>
+        <w:t>新約聖經所提到的光，通常具有象徵意義。例如，大數的掃羅在往大馬士革的路上遇見「從天上發光」（</w:t>
+      </w:r>
+      <w:hyperlink r:id="rId51">
+        <w:r>
+          <w:rPr>
+            <w:lang w:val="zh_TW" w:bidi="zh_TW"/>
+          </w:rPr>
+          <w:rPr>
+            <w:color w:val="0000EE"/>
+            <w:u w:val="single"/>
+          </w:rPr>
+          <w:t>徒9:3</w:t>
+        </w:r>
+      </w:hyperlink>
+      <w:r>
+        <w:rPr>
+          <w:lang w:val="zh_TW" w:bidi="zh_TW"/>
+        </w:rPr>
+        <w:t>；參</w:t>
+      </w:r>
+      <w:hyperlink r:id="rId52">
+        <w:r>
+          <w:rPr>
+            <w:lang w:val="zh_TW" w:bidi="zh_TW"/>
+          </w:rPr>
+          <w:rPr>
+            <w:color w:val="0000EE"/>
+            <w:u w:val="single"/>
+          </w:rPr>
+          <w:t>22:6–11</w:t>
+        </w:r>
+      </w:hyperlink>
+      <w:r>
+        <w:rPr>
+          <w:lang w:val="zh_TW" w:bidi="zh_TW"/>
+        </w:rPr>
+        <w:t>，</w:t>
+      </w:r>
+      <w:hyperlink r:id="rId53">
+        <w:r>
+          <w:rPr>
+            <w:lang w:val="zh_TW" w:bidi="zh_TW"/>
+          </w:rPr>
+          <w:rPr>
+            <w:color w:val="0000EE"/>
+            <w:u w:val="single"/>
+          </w:rPr>
+          <w:t>26:13</w:t>
+        </w:r>
+      </w:hyperlink>
+      <w:r>
+        <w:rPr>
+          <w:lang w:val="zh_TW" w:bidi="zh_TW"/>
+        </w:rPr>
+        <w:t>），那到底是普通的光，還是別的東西，並不明確。同樣，彼得在監獄裡時，「屋裡有光照耀」（</w:t>
+      </w:r>
+      <w:hyperlink r:id="rId54">
+        <w:r>
+          <w:rPr>
+            <w:lang w:val="zh_TW" w:bidi="zh_TW"/>
+          </w:rPr>
+          <w:rPr>
+            <w:color w:val="0000EE"/>
+            <w:u w:val="single"/>
+          </w:rPr>
+          <w:t>徒12:7</w:t>
+        </w:r>
+      </w:hyperlink>
+      <w:r>
+        <w:rPr>
+          <w:lang w:val="zh_TW" w:bidi="zh_TW"/>
+        </w:rPr>
+        <w:t>）。而天上的城不需要物質的光，因為「主神要光照他們」（</w:t>
+      </w:r>
+      <w:hyperlink r:id="rId55">
+        <w:r>
+          <w:rPr>
+            <w:lang w:val="zh_TW" w:bidi="zh_TW"/>
+          </w:rPr>
+          <w:rPr>
+            <w:color w:val="0000EE"/>
+            <w:u w:val="single"/>
+          </w:rPr>
+          <w:t>啟22:5</w:t>
+        </w:r>
+      </w:hyperlink>
+      <w:r>
+        <w:rPr>
+          <w:lang w:val="zh_TW" w:bidi="zh_TW"/>
+        </w:rPr>
+        <w:t>，參</w:t>
+      </w:r>
+      <w:hyperlink r:id="rId56">
+        <w:r>
+          <w:rPr>
+            <w:lang w:val="zh_TW" w:bidi="zh_TW"/>
+          </w:rPr>
+          <w:rPr>
+            <w:color w:val="0000EE"/>
+            <w:u w:val="single"/>
+          </w:rPr>
+          <w:t>21:11、23–24</w:t>
+        </w:r>
+      </w:hyperlink>
+      <w:r>
+        <w:rPr>
+          <w:lang w:val="zh_TW" w:bidi="zh_TW"/>
+        </w:rPr>
+        <w:t>）。</w:t>
       </w:r>
     </w:p>
     <w:p>
@@ -1450,25 +1159,7 @@
         <w:rPr>
           <w:lang w:val="zh_TW" w:bidi="zh_TW"/>
         </w:rPr>
-        <w:t>在撒但的領導下悖逆神的墮落天使。鬼活動（demonism）是指鬼的作為，而鬼論（demonology）是研究鬼及其活動，以了解敵人的策略（</w:t>
-      </w:r>
-      <w:hyperlink r:id="rId56">
-        <w:r>
-          <w:rPr>
-            <w:lang w:val="zh_TW" w:bidi="zh_TW"/>
-          </w:rPr>
-          <w:rPr>
-            <w:color w:val="0000EE"/>
-            <w:u w:val="single"/>
-          </w:rPr>
-          <w:t>林後2:11</w:t>
-        </w:r>
-      </w:hyperlink>
-      <w:r>
-        <w:rPr>
-          <w:lang w:val="zh_TW" w:bidi="zh_TW"/>
-        </w:rPr>
-        <w:t>），以便正確行使制伏祂們的權柄（</w:t>
+        <w:t>神與光的連繫是新約聖經的常見主題。使徒約翰寫道：「神就是光，在他毫無黑暗」（</w:t>
       </w:r>
       <w:hyperlink r:id="rId57">
         <w:r>
@@ -1479,7 +1170,235 @@
             <w:color w:val="0000EE"/>
             <w:u w:val="single"/>
           </w:rPr>
-          <w:t>路10:19</w:t>
+          <w:t>約一1:5</w:t>
+        </w:r>
+      </w:hyperlink>
+      <w:r>
+        <w:rPr>
+          <w:lang w:val="zh_TW" w:bidi="zh_TW"/>
+        </w:rPr>
+        <w:t>）。雅各書稱神為「眾光之父」（</w:t>
+      </w:r>
+      <w:hyperlink r:id="rId58">
+        <w:r>
+          <w:rPr>
+            <w:lang w:val="zh_TW" w:bidi="zh_TW"/>
+          </w:rPr>
+          <w:rPr>
+            <w:color w:val="0000EE"/>
+            <w:u w:val="single"/>
+          </w:rPr>
+          <w:t>雅1:17</w:t>
+        </w:r>
+      </w:hyperlink>
+      <w:r>
+        <w:rPr>
+          <w:lang w:val="zh_TW" w:bidi="zh_TW"/>
+        </w:rPr>
+        <w:t>）。聖經也形容神住在人不能靠近的光裡（</w:t>
+      </w:r>
+      <w:hyperlink r:id="rId59">
+        <w:r>
+          <w:rPr>
+            <w:lang w:val="zh_TW" w:bidi="zh_TW"/>
+          </w:rPr>
+          <w:rPr>
+            <w:color w:val="0000EE"/>
+            <w:u w:val="single"/>
+          </w:rPr>
+          <w:t>提前6:16</w:t>
+        </w:r>
+      </w:hyperlink>
+      <w:r>
+        <w:rPr>
+          <w:lang w:val="zh_TW" w:bidi="zh_TW"/>
+        </w:rPr>
+        <w:t>；另見</w:t>
+      </w:r>
+      <w:hyperlink r:id="rId60">
+        <w:r>
+          <w:rPr>
+            <w:lang w:val="zh_TW" w:bidi="zh_TW"/>
+          </w:rPr>
+          <w:rPr>
+            <w:color w:val="0000EE"/>
+            <w:u w:val="single"/>
+          </w:rPr>
+          <w:t>約一1:7</w:t>
+        </w:r>
+      </w:hyperlink>
+      <w:r>
+        <w:rPr>
+          <w:lang w:val="zh_TW" w:bidi="zh_TW"/>
+        </w:rPr>
+        <w:t>）。耶穌說：「我是世界的光」（</w:t>
+      </w:r>
+      <w:hyperlink r:id="rId61">
+        <w:r>
+          <w:rPr>
+            <w:lang w:val="zh_TW" w:bidi="zh_TW"/>
+          </w:rPr>
+          <w:rPr>
+            <w:color w:val="0000EE"/>
+            <w:u w:val="single"/>
+          </w:rPr>
+          <w:t>約8:12</w:t>
+        </w:r>
+      </w:hyperlink>
+      <w:r>
+        <w:rPr>
+          <w:lang w:val="zh_TW" w:bidi="zh_TW"/>
+        </w:rPr>
+        <w:t>，另見</w:t>
+      </w:r>
+      <w:hyperlink r:id="rId62">
+        <w:r>
+          <w:rPr>
+            <w:lang w:val="zh_TW" w:bidi="zh_TW"/>
+          </w:rPr>
+          <w:rPr>
+            <w:color w:val="0000EE"/>
+            <w:u w:val="single"/>
+          </w:rPr>
+          <w:t>9:5</w:t>
+        </w:r>
+      </w:hyperlink>
+      <w:r>
+        <w:rPr>
+          <w:lang w:val="zh_TW" w:bidi="zh_TW"/>
+        </w:rPr>
+        <w:t>），並且「我到世上來，乃是光，叫凡信我的，不住在黑暗裡」（</w:t>
+      </w:r>
+      <w:hyperlink r:id="rId63">
+        <w:r>
+          <w:rPr>
+            <w:lang w:val="zh_TW" w:bidi="zh_TW"/>
+          </w:rPr>
+          <w:rPr>
+            <w:color w:val="0000EE"/>
+            <w:u w:val="single"/>
+          </w:rPr>
+          <w:t>約12:46</w:t>
+        </w:r>
+      </w:hyperlink>
+      <w:r>
+        <w:rPr>
+          <w:lang w:val="zh_TW" w:bidi="zh_TW"/>
+        </w:rPr>
+        <w:t>）。使徒約翰說，耶穌自己就是光（</w:t>
+      </w:r>
+      <w:hyperlink r:id="rId64">
+        <w:r>
+          <w:rPr>
+            <w:lang w:val="zh_TW" w:bidi="zh_TW"/>
+          </w:rPr>
+          <w:rPr>
+            <w:color w:val="0000EE"/>
+            <w:u w:val="single"/>
+          </w:rPr>
+          <w:t>約1:1–10</w:t>
+        </w:r>
+      </w:hyperlink>
+      <w:r>
+        <w:rPr>
+          <w:lang w:val="zh_TW" w:bidi="zh_TW"/>
+        </w:rPr>
+        <w:t>）。施洗約翰來為這光作見證，好叫眾人因他可以信（</w:t>
+      </w:r>
+      <w:hyperlink r:id="rId65">
+        <w:r>
+          <w:rPr>
+            <w:lang w:val="zh_TW" w:bidi="zh_TW"/>
+          </w:rPr>
+          <w:rPr>
+            <w:color w:val="0000EE"/>
+            <w:u w:val="single"/>
+          </w:rPr>
+          <w:t>約1:7–8</w:t>
+        </w:r>
+      </w:hyperlink>
+      <w:r>
+        <w:rPr>
+          <w:lang w:val="zh_TW" w:bidi="zh_TW"/>
+        </w:rPr>
+        <w:t>）。凡接受這光的人，就得著權柄，作神的兒女（</w:t>
+      </w:r>
+      <w:hyperlink r:id="rId66">
+        <w:r>
+          <w:rPr>
+            <w:lang w:val="zh_TW" w:bidi="zh_TW"/>
+          </w:rPr>
+          <w:rPr>
+            <w:color w:val="0000EE"/>
+            <w:u w:val="single"/>
+          </w:rPr>
+          <w:t>約1:9–12</w:t>
+        </w:r>
+      </w:hyperlink>
+      <w:r>
+        <w:rPr>
+          <w:lang w:val="zh_TW" w:bidi="zh_TW"/>
+        </w:rPr>
+        <w:t>）。有時，光也用來表示人認識神與祂救恩的啟示（</w:t>
+      </w:r>
+      <w:hyperlink r:id="rId67">
+        <w:r>
+          <w:rPr>
+            <w:lang w:val="zh_TW" w:bidi="zh_TW"/>
+          </w:rPr>
+          <w:rPr>
+            <w:color w:val="0000EE"/>
+            <w:u w:val="single"/>
+          </w:rPr>
+          <w:t>太4:16</w:t>
+        </w:r>
+      </w:hyperlink>
+      <w:r>
+        <w:rPr>
+          <w:lang w:val="zh_TW" w:bidi="zh_TW"/>
+        </w:rPr>
+        <w:t>；</w:t>
+      </w:r>
+      <w:hyperlink r:id="rId68">
+        <w:r>
+          <w:rPr>
+            <w:lang w:val="zh_TW" w:bidi="zh_TW"/>
+          </w:rPr>
+          <w:rPr>
+            <w:color w:val="0000EE"/>
+            <w:u w:val="single"/>
+          </w:rPr>
+          <w:t>路2:32</w:t>
+        </w:r>
+      </w:hyperlink>
+      <w:r>
+        <w:rPr>
+          <w:lang w:val="zh_TW" w:bidi="zh_TW"/>
+        </w:rPr>
+        <w:t>；</w:t>
+      </w:r>
+      <w:hyperlink r:id="rId69">
+        <w:r>
+          <w:rPr>
+            <w:lang w:val="zh_TW" w:bidi="zh_TW"/>
+          </w:rPr>
+          <w:rPr>
+            <w:color w:val="0000EE"/>
+            <w:u w:val="single"/>
+          </w:rPr>
+          <w:t>徒13:47，</w:t>
+        </w:r>
+      </w:hyperlink>
+      <w:hyperlink r:id="rId70">
+        <w:r>
+          <w:rPr>
+            <w:lang w:val="zh_TW" w:bidi="zh_TW"/>
+          </w:rPr>
+          <w:rPr>
+            <w:color w:val="0000EE"/>
+            <w:u w:val="single"/>
+          </w:rPr>
+          <w:t>26:18</w:t>
         </w:r>
       </w:hyperlink>
       <w:r>
@@ -1487,17 +1406,6 @@
           <w:lang w:val="zh_TW" w:bidi="zh_TW"/>
         </w:rPr>
         <w:t>）。</w:t>
-      </w:r>
-    </w:p>
-    <w:p>
-      <w:pPr>
-        <w:pStyle w:val="Heading3"/>
-      </w:pPr>
-      <w:r>
-        <w:rPr>
-          <w:lang w:val="zh_TW" w:bidi="zh_TW"/>
-        </w:rPr>
-        <w:t>鬼是誰</w:t>
       </w:r>
     </w:p>
     <w:p>
@@ -1511,38 +1419,115 @@
         <w:rPr>
           <w:lang w:val="zh_TW" w:bidi="zh_TW"/>
         </w:rPr>
-        <w:t>英文單詞demon源自希臘文daimon</w:t>
-      </w:r>
-      <w:r>
-        <w:rPr>
-          <w:i/>
-          <w:lang w:val="zh_TW" w:bidi="zh_TW"/>
-        </w:rPr>
-        <w:t>，</w:t>
-      </w:r>
-      <w:r>
-        <w:rPr>
-          <w:lang w:val="zh_TW" w:bidi="zh_TW"/>
-        </w:rPr>
-        <w:t>其基本意思是「神明，神祇」（即假神、鬼；參</w:t>
-      </w:r>
-      <w:hyperlink r:id="rId58">
-        <w:r>
-          <w:rPr>
-            <w:lang w:val="zh_TW" w:bidi="zh_TW"/>
-          </w:rPr>
-          <w:rPr>
-            <w:color w:val="0000EE"/>
-            <w:u w:val="single"/>
-          </w:rPr>
-          <w:t>林前10:20</w:t>
-        </w:r>
-      </w:hyperlink>
-      <w:r>
-        <w:rPr>
-          <w:lang w:val="zh_TW" w:bidi="zh_TW"/>
-        </w:rPr>
-        <w:t>）。獨一真神以外的任何神祇都是與神對立的靈，因此，這樣的靈是邪靈，也就是鬼。demon這個詞未出現在某些英譯本中，有些英譯本將daimon錯譯為devil（魔鬼）。聖經中只有一個魔鬼（希臘文diabolos），牠有許多不同的名字、頭銜和稱號。牠是所有其他鬼的首領或統治者，其他鬼都服從牠。</w:t>
+        <w:t>約翰寫道，那光照在黑暗裡，黑暗卻不接受光（</w:t>
+      </w:r>
+      <w:hyperlink r:id="rId71">
+        <w:r>
+          <w:rPr>
+            <w:lang w:val="zh_TW" w:bidi="zh_TW"/>
+          </w:rPr>
+          <w:rPr>
+            <w:color w:val="0000EE"/>
+            <w:u w:val="single"/>
+          </w:rPr>
+          <w:t>約1:5</w:t>
+        </w:r>
+      </w:hyperlink>
+      <w:r>
+        <w:rPr>
+          <w:lang w:val="zh_TW" w:bidi="zh_TW"/>
+        </w:rPr>
+        <w:t>；參</w:t>
+      </w:r>
+      <w:hyperlink r:id="rId72">
+        <w:r>
+          <w:rPr>
+            <w:lang w:val="zh_TW" w:bidi="zh_TW"/>
+          </w:rPr>
+          <w:rPr>
+            <w:color w:val="0000EE"/>
+            <w:u w:val="single"/>
+          </w:rPr>
+          <w:t>約一2:8</w:t>
+        </w:r>
+      </w:hyperlink>
+      <w:r>
+        <w:rPr>
+          <w:lang w:val="zh_TW" w:bidi="zh_TW"/>
+        </w:rPr>
+        <w:t>）。他還說：「光來到世間，世人因自己的行為是惡的，不愛光，倒愛黑暗」（</w:t>
+      </w:r>
+      <w:hyperlink r:id="rId73">
+        <w:r>
+          <w:rPr>
+            <w:lang w:val="zh_TW" w:bidi="zh_TW"/>
+          </w:rPr>
+          <w:rPr>
+            <w:color w:val="0000EE"/>
+            <w:u w:val="single"/>
+          </w:rPr>
+          <w:t>約3:19</w:t>
+        </w:r>
+      </w:hyperlink>
+      <w:r>
+        <w:rPr>
+          <w:lang w:val="zh_TW" w:bidi="zh_TW"/>
+        </w:rPr>
+        <w:t>）。作惡的人避開光，行真理的人卻來就光（</w:t>
+      </w:r>
+      <w:hyperlink r:id="rId74">
+        <w:r>
+          <w:rPr>
+            <w:lang w:val="zh_TW" w:bidi="zh_TW"/>
+          </w:rPr>
+          <w:rPr>
+            <w:color w:val="0000EE"/>
+            <w:u w:val="single"/>
+          </w:rPr>
+          <w:t>約3:20–21</w:t>
+        </w:r>
+      </w:hyperlink>
+      <w:r>
+        <w:rPr>
+          <w:lang w:val="zh_TW" w:bidi="zh_TW"/>
+        </w:rPr>
+        <w:t>）。當約翰記載拉撒路復活時，耶穌說人若在黑夜行走，就必跌倒，因為他沒有光（</w:t>
+      </w:r>
+      <w:hyperlink r:id="rId75">
+        <w:r>
+          <w:rPr>
+            <w:lang w:val="zh_TW" w:bidi="zh_TW"/>
+          </w:rPr>
+          <w:rPr>
+            <w:color w:val="0000EE"/>
+            <w:u w:val="single"/>
+          </w:rPr>
+          <w:t>約11:10</w:t>
+        </w:r>
+      </w:hyperlink>
+      <w:r>
+        <w:rPr>
+          <w:lang w:val="zh_TW" w:bidi="zh_TW"/>
+        </w:rPr>
+        <w:t>）。耶穌說眾人沒有光「在」他們裡面，表明這光是屬靈的（</w:t>
+      </w:r>
+      <w:hyperlink r:id="rId61">
+        <w:r>
+          <w:rPr>
+            <w:lang w:val="zh_TW" w:bidi="zh_TW"/>
+          </w:rPr>
+          <w:rPr>
+            <w:color w:val="0000EE"/>
+            <w:u w:val="single"/>
+          </w:rPr>
+          <w:t>約8:12</w:t>
+        </w:r>
+      </w:hyperlink>
+      <w:r>
+        <w:rPr>
+          <w:lang w:val="zh_TW" w:bidi="zh_TW"/>
+        </w:rPr>
+        <w:t>）。</w:t>
       </w:r>
     </w:p>
     <w:p>
@@ -1556,25 +1541,61 @@
         <w:rPr>
           <w:lang w:val="zh_TW" w:bidi="zh_TW"/>
         </w:rPr>
-        <w:t>聖經中常使用「靈」來指鬼魔，並帶有描述性的短語，如「惡鬼（evil spirit）」（</w:t>
-      </w:r>
-      <w:hyperlink r:id="rId59">
-        <w:r>
-          <w:rPr>
-            <w:lang w:val="zh_TW" w:bidi="zh_TW"/>
-          </w:rPr>
-          <w:rPr>
-            <w:color w:val="0000EE"/>
-            <w:u w:val="single"/>
-          </w:rPr>
-          <w:t>徒19:12–13</w:t>
-        </w:r>
-      </w:hyperlink>
-      <w:r>
-        <w:rPr>
-          <w:lang w:val="zh_TW" w:bidi="zh_TW"/>
-        </w:rPr>
-        <w:t>）、「污鬼（unclean spirit）」（</w:t>
+        <w:t>信徒被描述為「光明之子」（</w:t>
+      </w:r>
+      <w:hyperlink r:id="rId76">
+        <w:r>
+          <w:rPr>
+            <w:lang w:val="zh_TW" w:bidi="zh_TW"/>
+          </w:rPr>
+          <w:rPr>
+            <w:color w:val="0000EE"/>
+            <w:u w:val="single"/>
+          </w:rPr>
+          <w:t>約12:36</w:t>
+        </w:r>
+      </w:hyperlink>
+      <w:r>
+        <w:rPr>
+          <w:lang w:val="zh_TW" w:bidi="zh_TW"/>
+        </w:rPr>
+        <w:t>；另見</w:t>
+      </w:r>
+      <w:hyperlink r:id="rId77">
+        <w:r>
+          <w:rPr>
+            <w:lang w:val="zh_TW" w:bidi="zh_TW"/>
+          </w:rPr>
+          <w:rPr>
+            <w:color w:val="0000EE"/>
+            <w:u w:val="single"/>
+          </w:rPr>
+          <w:t>路16:8</w:t>
+        </w:r>
+      </w:hyperlink>
+      <w:r>
+        <w:rPr>
+          <w:lang w:val="zh_TW" w:bidi="zh_TW"/>
+        </w:rPr>
+        <w:t>）。他們的生命因與光的連結而改變。保羅也寫道，基督徒「都是光明之子，都是白晝之子」（</w:t>
+      </w:r>
+      <w:hyperlink r:id="rId78">
+        <w:r>
+          <w:rPr>
+            <w:lang w:val="zh_TW" w:bidi="zh_TW"/>
+          </w:rPr>
+          <w:rPr>
+            <w:color w:val="0000EE"/>
+            <w:u w:val="single"/>
+          </w:rPr>
+          <w:t>帖前5:5</w:t>
+        </w:r>
+      </w:hyperlink>
+      <w:r>
+        <w:rPr>
+          <w:lang w:val="zh_TW" w:bidi="zh_TW"/>
+        </w:rPr>
+        <w:t>）。約翰壹書勸勉基督徒要「在光明中行」（</w:t>
       </w:r>
       <w:hyperlink r:id="rId60">
         <w:r>
@@ -1585,86 +1606,14 @@
             <w:color w:val="0000EE"/>
             <w:u w:val="single"/>
           </w:rPr>
-          <w:t>太10:1</w:t>
-        </w:r>
-      </w:hyperlink>
-      <w:r>
-        <w:rPr>
-          <w:lang w:val="zh_TW" w:bidi="zh_TW"/>
-        </w:rPr>
-        <w:t>；</w:t>
-      </w:r>
-      <w:hyperlink r:id="rId61">
-        <w:r>
-          <w:rPr>
-            <w:lang w:val="zh_TW" w:bidi="zh_TW"/>
-          </w:rPr>
-          <w:rPr>
-            <w:color w:val="0000EE"/>
-            <w:u w:val="single"/>
-          </w:rPr>
-          <w:t>可1:23、26</w:t>
-        </w:r>
-      </w:hyperlink>
-      <w:r>
-        <w:rPr>
-          <w:lang w:val="zh_TW" w:bidi="zh_TW"/>
-        </w:rPr>
-        <w:t>；</w:t>
-      </w:r>
-      <w:hyperlink r:id="rId62">
-        <w:r>
-          <w:rPr>
-            <w:lang w:val="zh_TW" w:bidi="zh_TW"/>
-          </w:rPr>
-          <w:rPr>
-            <w:color w:val="0000EE"/>
-            <w:u w:val="single"/>
-          </w:rPr>
-          <w:t>徒5:16</w:t>
-        </w:r>
-      </w:hyperlink>
-      <w:r>
-        <w:rPr>
-          <w:lang w:val="zh_TW" w:bidi="zh_TW"/>
-        </w:rPr>
-        <w:t>）、「疾病的靈（spirit of infirmity，和合本譯為鬼）」（</w:t>
-      </w:r>
-      <w:hyperlink r:id="rId63">
-        <w:r>
-          <w:rPr>
-            <w:lang w:val="zh_TW" w:bidi="zh_TW"/>
-          </w:rPr>
-          <w:rPr>
-            <w:color w:val="0000EE"/>
-            <w:u w:val="single"/>
-          </w:rPr>
-          <w:t>路13:11</w:t>
-        </w:r>
-      </w:hyperlink>
-      <w:r>
-        <w:rPr>
-          <w:lang w:val="zh_TW" w:bidi="zh_TW"/>
-        </w:rPr>
-        <w:t>）、「聾啞的鬼（dumb and deaf spirit）」（</w:t>
-      </w:r>
-      <w:hyperlink r:id="rId64">
-        <w:r>
-          <w:rPr>
-            <w:lang w:val="zh_TW" w:bidi="zh_TW"/>
-          </w:rPr>
-          <w:rPr>
-            <w:color w:val="0000EE"/>
-            <w:u w:val="single"/>
-          </w:rPr>
-          <w:t>可9:25</w:t>
-        </w:r>
-      </w:hyperlink>
-      <w:r>
-        <w:rPr>
-          <w:lang w:val="zh_TW" w:bidi="zh_TW"/>
-        </w:rPr>
-        <w:t>）。靈可以根據其具體角色或功能來命名，如謀殺的靈、自殺的靈、情慾的靈、憂鬱的靈、恐懼的靈、說謊的靈等，這些都與各種違背神的罪惡或態度相關聯。</w:t>
+          <w:t>約一1:7</w:t>
+        </w:r>
+      </w:hyperlink>
+      <w:r>
+        <w:rPr>
+          <w:lang w:val="zh_TW" w:bidi="zh_TW"/>
+        </w:rPr>
+        <w:t>），意思是他們應當活出良善和真理的生命。</w:t>
       </w:r>
     </w:p>
     <w:p>
@@ -1678,18 +1627,54 @@
         <w:rPr>
           <w:lang w:val="zh_TW" w:bidi="zh_TW"/>
         </w:rPr>
-        <w:t>在希伯來文舊約中沒有「鬼（demon）」這個詞，但出現了「惡魔（evil spirit）」的說法（</w:t>
-      </w:r>
-      <w:hyperlink r:id="rId65">
-        <w:r>
-          <w:rPr>
-            <w:lang w:val="zh_TW" w:bidi="zh_TW"/>
-          </w:rPr>
-          <w:rPr>
-            <w:color w:val="0000EE"/>
-            <w:u w:val="single"/>
-          </w:rPr>
-          <w:t>士9:23</w:t>
+        <w:t>耶穌告訴祂的跟隨者：「你們是世上的光」（</w:t>
+      </w:r>
+      <w:hyperlink r:id="rId79">
+        <w:r>
+          <w:rPr>
+            <w:lang w:val="zh_TW" w:bidi="zh_TW"/>
+          </w:rPr>
+          <w:rPr>
+            <w:color w:val="0000EE"/>
+            <w:u w:val="single"/>
+          </w:rPr>
+          <w:t>太5:14</w:t>
+        </w:r>
+      </w:hyperlink>
+      <w:r>
+        <w:rPr>
+          <w:lang w:val="zh_TW" w:bidi="zh_TW"/>
+        </w:rPr>
+        <w:t>）。這句話的意思是，基督徒應當藉著敬虔的生活反映神的光。當耶穌被稱為世上的光時，意思是祂能拯救世人，並顯明真理。而當信徒被稱為世上的光時，並不是說他們能拯救世人，而是他們藉著生命指示世人通往救恩的道路。耶穌吩咐他們要藉著善行讓光照在人前，使人將榮耀歸給神（</w:t>
+      </w:r>
+      <w:hyperlink r:id="rId79">
+        <w:r>
+          <w:rPr>
+            <w:lang w:val="zh_TW" w:bidi="zh_TW"/>
+          </w:rPr>
+          <w:rPr>
+            <w:color w:val="0000EE"/>
+            <w:u w:val="single"/>
+          </w:rPr>
+          <w:t>太5:16</w:t>
+        </w:r>
+      </w:hyperlink>
+      <w:r>
+        <w:rPr>
+          <w:lang w:val="zh_TW" w:bidi="zh_TW"/>
+        </w:rPr>
+        <w:t>）。基督徒必須充分使用他們所得的光，若忽視它而仍活在黑暗中，他們的處境更為可悲，因為他們明白真理卻選擇背棄它（</w:t>
+      </w:r>
+      <w:hyperlink r:id="rId80">
+        <w:r>
+          <w:rPr>
+            <w:lang w:val="zh_TW" w:bidi="zh_TW"/>
+          </w:rPr>
+          <w:rPr>
+            <w:color w:val="0000EE"/>
+            <w:u w:val="single"/>
+          </w:rPr>
+          <w:t>太6:23</w:t>
         </w:r>
       </w:hyperlink>
       <w:r>
@@ -1698,190 +1683,16 @@
         </w:rPr>
         <w:t>；</w:t>
       </w:r>
-      <w:hyperlink r:id="rId66">
-        <w:r>
-          <w:rPr>
-            <w:lang w:val="zh_TW" w:bidi="zh_TW"/>
-          </w:rPr>
-          <w:rPr>
-            <w:color w:val="0000EE"/>
-            <w:u w:val="single"/>
-          </w:rPr>
-          <w:t>撒上16:14–23</w:t>
-        </w:r>
-      </w:hyperlink>
-      <w:r>
-        <w:rPr>
-          <w:lang w:val="zh_TW" w:bidi="zh_TW"/>
-        </w:rPr>
-        <w:t>，</w:t>
-      </w:r>
-      <w:hyperlink r:id="rId67">
-        <w:r>
-          <w:rPr>
-            <w:lang w:val="zh_TW" w:bidi="zh_TW"/>
-          </w:rPr>
-          <w:rPr>
-            <w:color w:val="0000EE"/>
-            <w:u w:val="single"/>
-          </w:rPr>
-          <w:t>18:10，</w:t>
-        </w:r>
-      </w:hyperlink>
-      <w:hyperlink r:id="rId68">
-        <w:r>
-          <w:rPr>
-            <w:lang w:val="zh_TW" w:bidi="zh_TW"/>
-          </w:rPr>
-          <w:rPr>
-            <w:color w:val="0000EE"/>
-            <w:u w:val="single"/>
-          </w:rPr>
-          <w:t>19:9</w:t>
-        </w:r>
-      </w:hyperlink>
-      <w:r>
-        <w:rPr>
-          <w:lang w:val="zh_TW" w:bidi="zh_TW"/>
-        </w:rPr>
-        <w:t>）。在一些英譯本中，有提到「謊言的靈」（</w:t>
-      </w:r>
-      <w:hyperlink r:id="rId69">
-        <w:r>
-          <w:rPr>
-            <w:lang w:val="zh_TW" w:bidi="zh_TW"/>
-          </w:rPr>
-          <w:rPr>
-            <w:color w:val="0000EE"/>
-            <w:u w:val="single"/>
-          </w:rPr>
-          <w:t>王上22:22–23</w:t>
-        </w:r>
-      </w:hyperlink>
-      <w:r>
-        <w:rPr>
-          <w:lang w:val="zh_TW" w:bidi="zh_TW"/>
-        </w:rPr>
-        <w:t>；</w:t>
-      </w:r>
-      <w:hyperlink r:id="rId70">
-        <w:r>
-          <w:rPr>
-            <w:lang w:val="zh_TW" w:bidi="zh_TW"/>
-          </w:rPr>
-          <w:rPr>
-            <w:color w:val="0000EE"/>
-            <w:u w:val="single"/>
-          </w:rPr>
-          <w:t>代下18:20–22</w:t>
-        </w:r>
-      </w:hyperlink>
-      <w:r>
-        <w:rPr>
-          <w:lang w:val="zh_TW" w:bidi="zh_TW"/>
-        </w:rPr>
-        <w:t>）、「交鬼的」（</w:t>
-      </w:r>
-      <w:hyperlink r:id="rId71">
-        <w:r>
-          <w:rPr>
-            <w:lang w:val="zh_TW" w:bidi="zh_TW"/>
-          </w:rPr>
-          <w:rPr>
-            <w:color w:val="0000EE"/>
-            <w:u w:val="single"/>
-          </w:rPr>
-          <w:t>代上10:13</w:t>
-        </w:r>
-      </w:hyperlink>
-      <w:r>
-        <w:rPr>
-          <w:lang w:val="zh_TW" w:bidi="zh_TW"/>
-        </w:rPr>
-        <w:t>；</w:t>
-      </w:r>
-      <w:hyperlink r:id="rId72">
-        <w:r>
-          <w:rPr>
-            <w:lang w:val="zh_TW" w:bidi="zh_TW"/>
-          </w:rPr>
-          <w:rPr>
-            <w:color w:val="0000EE"/>
-            <w:u w:val="single"/>
-          </w:rPr>
-          <w:t>代下33:6</w:t>
-        </w:r>
-      </w:hyperlink>
-      <w:r>
-        <w:rPr>
-          <w:lang w:val="zh_TW" w:bidi="zh_TW"/>
-        </w:rPr>
-        <w:t>）、「乖謬的靈」（</w:t>
-      </w:r>
-      <w:hyperlink r:id="rId73">
-        <w:r>
-          <w:rPr>
-            <w:lang w:val="zh_TW" w:bidi="zh_TW"/>
-          </w:rPr>
-          <w:rPr>
-            <w:color w:val="0000EE"/>
-            <w:u w:val="single"/>
-          </w:rPr>
-          <w:t>賽19:14</w:t>
-        </w:r>
-      </w:hyperlink>
-      <w:r>
-        <w:rPr>
-          <w:lang w:val="zh_TW" w:bidi="zh_TW"/>
-        </w:rPr>
-        <w:t>）、「沉睡的靈」（</w:t>
-      </w:r>
-      <w:hyperlink r:id="rId74">
-        <w:r>
-          <w:rPr>
-            <w:lang w:val="zh_TW" w:bidi="zh_TW"/>
-          </w:rPr>
-          <w:rPr>
-            <w:color w:val="0000EE"/>
-            <w:u w:val="single"/>
-          </w:rPr>
-          <w:t>賽29:10</w:t>
-        </w:r>
-      </w:hyperlink>
-      <w:r>
-        <w:rPr>
-          <w:lang w:val="zh_TW" w:bidi="zh_TW"/>
-        </w:rPr>
-        <w:t>）、和「淫心」（</w:t>
-      </w:r>
-      <w:hyperlink r:id="rId75">
-        <w:r>
-          <w:rPr>
-            <w:lang w:val="zh_TW" w:bidi="zh_TW"/>
-          </w:rPr>
-          <w:rPr>
-            <w:color w:val="0000EE"/>
-            <w:u w:val="single"/>
-          </w:rPr>
-          <w:t>何4:12</w:t>
-        </w:r>
-      </w:hyperlink>
-      <w:r>
-        <w:rPr>
-          <w:lang w:val="zh_TW" w:bidi="zh_TW"/>
-        </w:rPr>
-        <w:t>；</w:t>
-      </w:r>
-      <w:hyperlink r:id="rId76">
-        <w:r>
-          <w:rPr>
-            <w:lang w:val="zh_TW" w:bidi="zh_TW"/>
-          </w:rPr>
-          <w:rPr>
-            <w:color w:val="0000EE"/>
-            <w:u w:val="single"/>
-          </w:rPr>
-          <w:t>何5:4</w:t>
+      <w:hyperlink r:id="rId81">
+        <w:r>
+          <w:rPr>
+            <w:lang w:val="zh_TW" w:bidi="zh_TW"/>
+          </w:rPr>
+          <w:rPr>
+            <w:color w:val="0000EE"/>
+            <w:u w:val="single"/>
+          </w:rPr>
+          <w:t>路11:35</w:t>
         </w:r>
       </w:hyperlink>
       <w:r>
@@ -1902,25 +1713,7 @@
         <w:rPr>
           <w:lang w:val="zh_TW" w:bidi="zh_TW"/>
         </w:rPr>
-        <w:t>舊約中，提到一個具體的強大的鬼是「波斯國的魔君」，牠阻擋天使加百列向但以理傳遞信息，因此天使米迦勒來幫助加百列（</w:t>
-      </w:r>
-      <w:hyperlink r:id="rId77">
-        <w:r>
-          <w:rPr>
-            <w:lang w:val="zh_TW" w:bidi="zh_TW"/>
-          </w:rPr>
-          <w:rPr>
-            <w:color w:val="0000EE"/>
-            <w:u w:val="single"/>
-          </w:rPr>
-          <w:t>但10:13</w:t>
-        </w:r>
-      </w:hyperlink>
-      <w:r>
-        <w:rPr>
-          <w:lang w:val="zh_TW" w:bidi="zh_TW"/>
-        </w:rPr>
-        <w:t>）。</w:t>
+        <w:t>現代人並不容易接受光的比喻。但聖經教導說，基督的光已經照亮所有基督徒。如果他們忽視這光，仍像活在黑暗裡，那麼他們就仍舊陷在深暗之中。他們比其他人更糟，因為他們知道光是什麼，也知道光對他們的意義，卻轉身離棄它。</w:t>
       </w:r>
     </w:p>
     <w:p>
@@ -1932,364 +1725,6 @@
       </w:r>
       <w:r>
         <w:rPr>
-          <w:lang w:val="zh_TW" w:bidi="zh_TW"/>
-        </w:rPr>
-        <w:t>鬼的數量不詳，但似乎非常龐大，甚至無法計算。根據</w:t>
-      </w:r>
-      <w:hyperlink r:id="rId78">
-        <w:r>
-          <w:rPr>
-            <w:lang w:val="zh_TW" w:bidi="zh_TW"/>
-          </w:rPr>
-          <w:rPr>
-            <w:color w:val="0000EE"/>
-            <w:u w:val="single"/>
-          </w:rPr>
-          <w:t>啟示錄十二章4節</w:t>
-        </w:r>
-      </w:hyperlink>
-      <w:r>
-        <w:rPr>
-          <w:lang w:val="zh_TW" w:bidi="zh_TW"/>
-        </w:rPr>
-        <w:t>可以推斷出有三分之一的天使被撒但引誘叛離，這意味著天軍的數量是撒但勢力的兩倍。</w:t>
-      </w:r>
-      <w:hyperlink r:id="rId79">
-        <w:r>
-          <w:rPr>
-            <w:lang w:val="zh_TW" w:bidi="zh_TW"/>
-          </w:rPr>
-          <w:rPr>
-            <w:color w:val="0000EE"/>
-            <w:u w:val="single"/>
-          </w:rPr>
-          <w:t>以弗所書六章12節</w:t>
-        </w:r>
-      </w:hyperlink>
-      <w:r>
-        <w:rPr>
-          <w:lang w:val="zh_TW" w:bidi="zh_TW"/>
-        </w:rPr>
-        <w:t>暗示鬼的等級或階級：「執政的」、「掌權的」、「管轄這幽暗世界的」，「以及天空屬靈氣的惡魔爭戰」。</w:t>
-      </w:r>
-    </w:p>
-    <w:p>
-      <w:pPr/>
-      <w:r>
-        <w:rPr>
-          <w:lang w:val="zh_TW" w:bidi="zh_TW"/>
-        </w:rPr>
-      </w:r>
-      <w:r>
-        <w:rPr>
-          <w:lang w:val="zh_TW" w:bidi="zh_TW"/>
-        </w:rPr>
-        <w:t>鬼是被造之物——有個性、不死，且無法與神和好。與人類相比，鬼有極大的力量，但與神相比則力量渺小。神已賜給我們權柄，讓我們奉耶穌的名能使鬼魔順服，正如祂們必須順服主一樣。</w:t>
-      </w:r>
-    </w:p>
-    <w:p>
-      <w:pPr>
-        <w:pStyle w:val="Heading3"/>
-      </w:pPr>
-      <w:r>
-        <w:rPr>
-          <w:lang w:val="zh_TW" w:bidi="zh_TW"/>
-        </w:rPr>
-        <w:t>鬼的作為</w:t>
-      </w:r>
-    </w:p>
-    <w:p>
-      <w:pPr/>
-      <w:r>
-        <w:rPr>
-          <w:lang w:val="zh_TW" w:bidi="zh_TW"/>
-        </w:rPr>
-      </w:r>
-      <w:r>
-        <w:rPr>
-          <w:lang w:val="zh_TW" w:bidi="zh_TW"/>
-        </w:rPr>
-        <w:t>天使受造是為了敬拜、讚美神，服事祂，並作為神的使者。聖經說，他們是「服役的靈、奉差遣為那將要承受救恩的人效力」（</w:t>
-      </w:r>
-      <w:hyperlink r:id="rId80">
-        <w:r>
-          <w:rPr>
-            <w:lang w:val="zh_TW" w:bidi="zh_TW"/>
-          </w:rPr>
-          <w:rPr>
-            <w:color w:val="0000EE"/>
-            <w:u w:val="single"/>
-          </w:rPr>
-          <w:t>來1:14</w:t>
-        </w:r>
-      </w:hyperlink>
-      <w:r>
-        <w:rPr>
-          <w:lang w:val="zh_TW" w:bidi="zh_TW"/>
-        </w:rPr>
-        <w:t>）。墮落的天使有類似的職能，但有不同的主人，牠們效忠於魔鬼，牠們的忠誠出於對撒但的恐懼和錯誤的認知。牠們渴望與人類合作，但其目的是實行撒但的計謀，反對神。牠們引誘、欺騙和迷惑人，以致使牠們走向永遠的滅亡。鬼與神為敵的同時，也攻擊、壓制、阻礙並控告神的子民。</w:t>
-      </w:r>
-    </w:p>
-    <w:p>
-      <w:pPr/>
-      <w:r>
-        <w:rPr>
-          <w:lang w:val="zh_TW" w:bidi="zh_TW"/>
-        </w:rPr>
-      </w:r>
-      <w:r>
-        <w:rPr>
-          <w:lang w:val="zh_TW" w:bidi="zh_TW"/>
-        </w:rPr>
-        <w:t>由於撒但不是無所不在的，所以牠使用牠的鬼的勢力來執行牠的意志。例如，在撒種的比喻中（</w:t>
-      </w:r>
-      <w:hyperlink r:id="rId81">
-        <w:r>
-          <w:rPr>
-            <w:lang w:val="zh_TW" w:bidi="zh_TW"/>
-          </w:rPr>
-          <w:rPr>
-            <w:color w:val="0000EE"/>
-            <w:u w:val="single"/>
-          </w:rPr>
-          <w:t>太13:3–9</w:t>
-        </w:r>
-      </w:hyperlink>
-      <w:r>
-        <w:rPr>
-          <w:lang w:val="zh_TW" w:bidi="zh_TW"/>
-        </w:rPr>
-        <w:t>；</w:t>
-      </w:r>
-      <w:hyperlink r:id="rId82">
-        <w:r>
-          <w:rPr>
-            <w:lang w:val="zh_TW" w:bidi="zh_TW"/>
-          </w:rPr>
-          <w:rPr>
-            <w:color w:val="0000EE"/>
-            <w:u w:val="single"/>
-          </w:rPr>
-          <w:t>可4:1–20</w:t>
-        </w:r>
-      </w:hyperlink>
-      <w:r>
-        <w:rPr>
-          <w:lang w:val="zh_TW" w:bidi="zh_TW"/>
-        </w:rPr>
-        <w:t>；</w:t>
-      </w:r>
-      <w:hyperlink r:id="rId83">
-        <w:r>
-          <w:rPr>
-            <w:lang w:val="zh_TW" w:bidi="zh_TW"/>
-          </w:rPr>
-          <w:rPr>
-            <w:color w:val="0000EE"/>
-            <w:u w:val="single"/>
-          </w:rPr>
-          <w:t>路8:4–15</w:t>
-        </w:r>
-      </w:hyperlink>
-      <w:r>
-        <w:rPr>
-          <w:lang w:val="zh_TW" w:bidi="zh_TW"/>
-        </w:rPr>
-        <w:t>），撒但將神的道奪去，使之無法扎根（</w:t>
-      </w:r>
-      <w:hyperlink r:id="rId84">
-        <w:r>
-          <w:rPr>
-            <w:lang w:val="zh_TW" w:bidi="zh_TW"/>
-          </w:rPr>
-          <w:rPr>
-            <w:color w:val="0000EE"/>
-            <w:u w:val="single"/>
-          </w:rPr>
-          <w:t>可4:15</w:t>
-        </w:r>
-      </w:hyperlink>
-      <w:r>
-        <w:rPr>
-          <w:lang w:val="zh_TW" w:bidi="zh_TW"/>
-        </w:rPr>
-        <w:t>）。撒但藉著逼迫，使一些人在未真正委身之前就跌倒（見</w:t>
-      </w:r>
-      <w:hyperlink r:id="rId85">
-        <w:r>
-          <w:rPr>
-            <w:lang w:val="zh_TW" w:bidi="zh_TW"/>
-          </w:rPr>
-          <w:rPr>
-            <w:color w:val="0000EE"/>
-            <w:u w:val="single"/>
-          </w:rPr>
-          <w:t>17</w:t>
-        </w:r>
-      </w:hyperlink>
-      <w:r>
-        <w:rPr>
-          <w:lang w:val="zh_TW" w:bidi="zh_TW"/>
-        </w:rPr>
-        <w:t>節）。又因世上的思慮、財富的迷惑以及對物質的追求，撒但使神的道窒息，以致果子很少，甚至沒有果子（</w:t>
-      </w:r>
-      <w:hyperlink r:id="rId86">
-        <w:r>
-          <w:rPr>
-            <w:lang w:val="zh_TW" w:bidi="zh_TW"/>
-          </w:rPr>
-          <w:rPr>
-            <w:color w:val="0000EE"/>
-            <w:u w:val="single"/>
-          </w:rPr>
-          <w:t>19</w:t>
-        </w:r>
-      </w:hyperlink>
-      <w:r>
-        <w:rPr>
-          <w:lang w:val="zh_TW" w:bidi="zh_TW"/>
-        </w:rPr>
-        <w:t>節）。</w:t>
-      </w:r>
-    </w:p>
-    <w:p>
-      <w:pPr/>
-      <w:r>
-        <w:rPr>
-          <w:lang w:val="zh_TW" w:bidi="zh_TW"/>
-        </w:rPr>
-      </w:r>
-      <w:r>
-        <w:rPr>
-          <w:lang w:val="zh_TW" w:bidi="zh_TW"/>
-        </w:rPr>
-        <w:t>基本上，鬼的行事模式遵循撒但在對夏娃的三重引誘中的模式：（1）牠們否認神話語的真理性，並挑戰神的話語；（2）牠們否認死亡的現實（通常牠們會用輪迴等說法取而代之）；（3）他們利用人類的虛榮和驕傲，說人也可以像神或成為神（</w:t>
-      </w:r>
-      <w:hyperlink r:id="rId87">
-        <w:r>
-          <w:rPr>
-            <w:lang w:val="zh_TW" w:bidi="zh_TW"/>
-          </w:rPr>
-          <w:rPr>
-            <w:color w:val="0000EE"/>
-            <w:u w:val="single"/>
-          </w:rPr>
-          <w:t>創3:1–5</w:t>
-        </w:r>
-      </w:hyperlink>
-      <w:r>
-        <w:rPr>
-          <w:lang w:val="zh_TW" w:bidi="zh_TW"/>
-        </w:rPr>
-        <w:t>）。這些也是大多數異端和假宗教的基本方法和教義。</w:t>
-      </w:r>
-    </w:p>
-    <w:p>
-      <w:pPr>
-        <w:pStyle w:val="Heading3"/>
-      </w:pPr>
-      <w:r>
-        <w:rPr>
-          <w:lang w:val="zh_TW" w:bidi="zh_TW"/>
-        </w:rPr>
-        <w:t>鬼的最終命運</w:t>
-      </w:r>
-    </w:p>
-    <w:p>
-      <w:pPr/>
-      <w:r>
-        <w:rPr>
-          <w:lang w:val="zh_TW" w:bidi="zh_TW"/>
-        </w:rPr>
-      </w:r>
-      <w:r>
-        <w:rPr>
-          <w:lang w:val="zh_TW" w:bidi="zh_TW"/>
-        </w:rPr>
-        <w:t>關於犯罪的天使，經上記載，神「把他們丟在地獄，交在黑暗坑中，等候審判」（</w:t>
-      </w:r>
-      <w:hyperlink r:id="rId88">
-        <w:r>
-          <w:rPr>
-            <w:lang w:val="zh_TW" w:bidi="zh_TW"/>
-          </w:rPr>
-          <w:rPr>
-            <w:color w:val="0000EE"/>
-            <w:u w:val="single"/>
-          </w:rPr>
-          <w:t>彼後2:4</w:t>
-        </w:r>
-      </w:hyperlink>
-      <w:r>
-        <w:rPr>
-          <w:lang w:val="zh_TW" w:bidi="zh_TW"/>
-        </w:rPr>
-        <w:t>）。主耶穌談到那為魔鬼和牠的使者所預備的永火，人類中的被咒詛者也將進入其中（</w:t>
-      </w:r>
-      <w:hyperlink r:id="rId89">
-        <w:r>
-          <w:rPr>
-            <w:lang w:val="zh_TW" w:bidi="zh_TW"/>
-          </w:rPr>
-          <w:rPr>
-            <w:color w:val="0000EE"/>
-            <w:u w:val="single"/>
-          </w:rPr>
-          <w:t>太25:41</w:t>
-        </w:r>
-      </w:hyperlink>
-      <w:r>
-        <w:rPr>
-          <w:lang w:val="zh_TW" w:bidi="zh_TW"/>
-        </w:rPr>
-        <w:t>）。最終，撒但及其勢力將被扔進火湖（</w:t>
-      </w:r>
-      <w:hyperlink r:id="rId90">
-        <w:r>
-          <w:rPr>
-            <w:lang w:val="zh_TW" w:bidi="zh_TW"/>
-          </w:rPr>
-          <w:rPr>
-            <w:color w:val="0000EE"/>
-            <w:u w:val="single"/>
-          </w:rPr>
-          <w:t>啟20:10</w:t>
-        </w:r>
-      </w:hyperlink>
-      <w:r>
-        <w:rPr>
-          <w:lang w:val="zh_TW" w:bidi="zh_TW"/>
-        </w:rPr>
-        <w:t>），那裡也是所有名字未寫在生命冊上的人永遠受痛苦的地方（</w:t>
-      </w:r>
-      <w:hyperlink r:id="rId91">
-        <w:r>
-          <w:rPr>
-            <w:lang w:val="zh_TW" w:bidi="zh_TW"/>
-          </w:rPr>
-          <w:rPr>
-            <w:color w:val="0000EE"/>
-            <w:u w:val="single"/>
-          </w:rPr>
-          <w:t>12–15</w:t>
-        </w:r>
-      </w:hyperlink>
-      <w:r>
-        <w:rPr>
-          <w:lang w:val="zh_TW" w:bidi="zh_TW"/>
-        </w:rPr>
-        <w:t>節）。</w:t>
-      </w:r>
-    </w:p>
-    <w:p>
-      <w:pPr/>
-      <w:r>
-        <w:rPr>
-          <w:lang w:val="zh_TW" w:bidi="zh_TW"/>
-        </w:rPr>
-      </w:r>
-      <w:r>
-        <w:rPr>
           <w:i/>
           <w:lang w:val="zh_TW" w:bidi="zh_TW"/>
         </w:rPr>
@@ -2299,7 +1734,13 @@
         <w:rPr>
           <w:lang w:val="zh_TW" w:bidi="zh_TW"/>
         </w:rPr>
-        <w:t>被鬼附</w:t>
+        <w:t xml:space="preserve"> </w:t>
+      </w:r>
+      <w:r>
+        <w:rPr>
+          <w:lang w:val="zh_TW" w:bidi="zh_TW"/>
+        </w:rPr>
+        <w:t>黑暗</w:t>
       </w:r>
       <w:r>
         <w:rPr>
@@ -4207,12 +3648,6 @@
   </w:num>
   <w:num w:numId="13" w16cid:durableId="592781308">
     <w:abstractNumId w:val="11"/>
-  </w:num>
-  <w:num w:numId="14">
-    <w:abstractNumId w:val="3"/>
-    <w:lvlOverride w:ilvl="0">
-      <w:startOverride w:val="1"/>
-    </w:lvlOverride>
   </w:num>
   <w:numIdMacAtCleanup w:val="10"/>
 </w:numbering>

--- a/zht/docx/050.content.docx
+++ b/zht/docx/050.content.docx
@@ -149,7 +149,7 @@
         <w:rPr>
           <w:lang w:val="zh_TW" w:bidi="zh_TW"/>
         </w:rPr>
-        <w:t>guang</w:t>
+        <w:t>guan</w:t>
       </w:r>
       <w:r>
         <w:rPr>
@@ -212,7 +212,7 @@
         <w:rPr>
           <w:lang w:val="zh_TW" w:bidi="zh_TW"/>
         </w:rPr>
-        <w:t>光</w:t>
+        <w:t>關於潔淨與不潔淨的條例</w:t>
       </w:r>
       <w:r>
         <w:rPr>
@@ -231,7 +231,153 @@
         <w:rPr>
           <w:lang w:val="zh_TW" w:bidi="zh_TW"/>
         </w:rPr>
-        <w:t>使眼睛得以看見的亮光。</w:t>
+        <w:t>希伯來宗教具有身體、禮儀、道德和屬靈方面的意義。雖然這些潔淨和不潔的概念可以根據其背景來區分，但它們也相互融合並彼此說明；物體與禮儀的背景指向敬拜者的道德狀態，並且反映出神與祂子民之間的屬靈關係。</w:t>
+      </w:r>
+    </w:p>
+    <w:p>
+      <w:pPr/>
+      <w:r>
+        <w:rPr>
+          <w:lang w:val="zh_TW" w:bidi="zh_TW"/>
+        </w:rPr>
+      </w:r>
+      <w:r>
+        <w:rPr>
+          <w:lang w:val="zh_TW" w:bidi="zh_TW"/>
+        </w:rPr>
+        <w:t>舊約中關於人與神之間關係的異象，是以道德與個人為基礎的——神有位格的本性表現在祂賜給摩西的律法上。以色列的主有位格，且具獨特又一致的性格，使祂在道德上與異教文化中的眾多神祇完全不同。迦南人的巴力神不像耶和華，巴力是反覆無常且殘暴的，沒有人期待它們在倫理上具有一致性。而以色列的主則值得信賴，祂會實現祂的應許（透過祂揀選的先知口頭傳達）。沒有人（無論是大祭司還是君王）能超越律法，因為律法不僅表達了神的性格，也表達了祂對個人和國家的主權旨意。神在道德上的一致性也體現在祂神蹟性的介入歷史中來保護祂的子民、審判他們及其敵人，並拯救全人類。</w:t>
+      </w:r>
+    </w:p>
+    <w:p>
+      <w:pPr/>
+      <w:r>
+        <w:rPr>
+          <w:lang w:val="zh_TW" w:bidi="zh_TW"/>
+        </w:rPr>
+      </w:r>
+      <w:r>
+        <w:rPr>
+          <w:lang w:val="zh_TW" w:bidi="zh_TW"/>
+        </w:rPr>
+        <w:t>因此，利未記中定義的潔淨，始終取決於那位賜予律法的、有位格的神的同在。當人們尋求親近耶和華時，他們必須按照祂的條件來行事，因此也要遵循祂所規定的禮儀框架。利未記禮儀的細節旨在說明罪人接近神的道德意涵，以及神為使祂的子民在祂面前成為道德上潔淨之人所提供的途徑。</w:t>
+      </w:r>
+    </w:p>
+    <w:p>
+      <w:pPr/>
+      <w:r>
+        <w:rPr>
+          <w:lang w:val="zh_TW" w:bidi="zh_TW"/>
+        </w:rPr>
+      </w:r>
+      <w:r>
+        <w:rPr>
+          <w:lang w:val="zh_TW" w:bidi="zh_TW"/>
+        </w:rPr>
+        <w:t>詩篇作者清楚地說明了利未制度的意義：「誰能登耶和華的山？ 誰能站在他的聖所？就是手潔心清，不向虛妄，起誓不懷詭詐的人」（</w:t>
+      </w:r>
+      <w:hyperlink r:id="rId13">
+        <w:r>
+          <w:rPr>
+            <w:lang w:val="zh_TW" w:bidi="zh_TW"/>
+          </w:rPr>
+          <w:rPr>
+            <w:color w:val="0000EE"/>
+            <w:u w:val="single"/>
+          </w:rPr>
+          <w:t>詩24:3–4</w:t>
+        </w:r>
+      </w:hyperlink>
+      <w:r>
+        <w:rPr>
+          <w:lang w:val="zh_TW" w:bidi="zh_TW"/>
+        </w:rPr>
+        <w:t>）。一個人的潔淨狀態不僅取決於外在的行為，還取決於與神的內在關係。因此，罪人無法滿足聖潔神的道德要求，導致他或她要完全依靠神，依靠神所提供的途徑來滿足神的要求。這些途徑在律法中詳細列明。</w:t>
+      </w:r>
+    </w:p>
+    <w:p>
+      <w:pPr/>
+      <w:r>
+        <w:rPr>
+          <w:lang w:val="zh_TW" w:bidi="zh_TW"/>
+        </w:rPr>
+      </w:r>
+      <w:r>
+        <w:rPr>
+          <w:lang w:val="zh_TW" w:bidi="zh_TW"/>
+        </w:rPr>
+        <w:t>概述</w:t>
+      </w:r>
+    </w:p>
+    <w:p>
+      <w:pPr>
+        <w:pStyle w:val="ListBullet"/>
+        <w:spacing w:line="240" w:lineRule="auto"/>
+        <w:ind w:left="720"/>
+      </w:pPr>
+      <w:r>
+        <w:rPr>
+          <w:lang w:val="zh_TW" w:bidi="zh_TW"/>
+        </w:rPr>
+      </w:r>
+      <w:r>
+        <w:rPr>
+          <w:lang w:val="zh_TW" w:bidi="zh_TW"/>
+        </w:rPr>
+        <w:t>早期歷史</w:t>
+      </w:r>
+    </w:p>
+    <w:p>
+      <w:pPr>
+        <w:pStyle w:val="ListBullet"/>
+        <w:spacing w:line="240" w:lineRule="auto"/>
+        <w:ind w:left="720"/>
+      </w:pPr>
+      <w:r>
+        <w:rPr>
+          <w:lang w:val="zh_TW" w:bidi="zh_TW"/>
+        </w:rPr>
+      </w:r>
+      <w:r>
+        <w:rPr>
+          <w:lang w:val="zh_TW" w:bidi="zh_TW"/>
+        </w:rPr>
+        <w:t>利未條例</w:t>
+      </w:r>
+    </w:p>
+    <w:p>
+      <w:pPr>
+        <w:pStyle w:val="ListBullet"/>
+        <w:spacing w:line="240" w:lineRule="auto"/>
+        <w:ind w:left="720"/>
+      </w:pPr>
+      <w:r>
+        <w:rPr>
+          <w:lang w:val="zh_TW" w:bidi="zh_TW"/>
+        </w:rPr>
+      </w:r>
+      <w:r>
+        <w:rPr>
+          <w:lang w:val="zh_TW" w:bidi="zh_TW"/>
+        </w:rPr>
+        <w:t>潔淨儀式</w:t>
+      </w:r>
+    </w:p>
+    <w:p>
+      <w:pPr>
+        <w:pStyle w:val="ListBullet"/>
+        <w:spacing w:line="240" w:lineRule="auto"/>
+        <w:ind w:left="720"/>
+      </w:pPr>
+      <w:r>
+        <w:rPr>
+          <w:lang w:val="zh_TW" w:bidi="zh_TW"/>
+        </w:rPr>
+      </w:r>
+      <w:r>
+        <w:rPr>
+          <w:lang w:val="zh_TW" w:bidi="zh_TW"/>
+        </w:rPr>
+        <w:t>新約觀點</w:t>
       </w:r>
     </w:p>
     <w:p>
@@ -242,7 +388,18 @@
         <w:rPr>
           <w:lang w:val="zh_TW" w:bidi="zh_TW"/>
         </w:rPr>
-        <w:t>舊約聖經中的光</w:t>
+        <w:t>早期歷史</w:t>
+      </w:r>
+    </w:p>
+    <w:p>
+      <w:pPr>
+        <w:pStyle w:val="Heading4"/>
+      </w:pPr>
+      <w:r>
+        <w:rPr>
+          <w:lang w:val="zh_TW" w:bidi="zh_TW"/>
+        </w:rPr>
+        <w:t>外邦宗教背景</w:t>
       </w:r>
     </w:p>
     <w:p>
@@ -256,25 +413,57 @@
         <w:rPr>
           <w:lang w:val="zh_TW" w:bidi="zh_TW"/>
         </w:rPr>
-        <w:t>在舊約聖經裡，「光」有許多不同的意思。它通常是指普通、物質的光，但也象徵屬靈的真理。神創造的第一樣事物就是光 （</w:t>
-      </w:r>
-      <w:hyperlink r:id="rId13">
-        <w:r>
-          <w:rPr>
-            <w:lang w:val="zh_TW" w:bidi="zh_TW"/>
-          </w:rPr>
-          <w:rPr>
-            <w:color w:val="0000EE"/>
-            <w:u w:val="single"/>
-          </w:rPr>
-          <w:t>創1:3</w:t>
-        </w:r>
-      </w:hyperlink>
-      <w:r>
-        <w:rPr>
-          <w:lang w:val="zh_TW" w:bidi="zh_TW"/>
-        </w:rPr>
-        <w:t>）。祂也創造了日、月、星辰來發光 （</w:t>
+        <w:t>毫無疑問，外邦人的良知對於人類種族潔淨與不潔觀念的發展具有強烈的影響。無論如何解釋，在每一個偉大的宗教文獻中，這種主觀上對罪的不潔感，都普遍的存在。許多宗教都有以水和洗滌為基礎的潔淨禮儀。希伯來人在禮儀上迴避某些物品，有些是因其聖潔性，有些則是因其不潔，這與許多原始宗教中的禁忌相類似，包括早期希伯來人接觸過的一些宗教。</w:t>
+      </w:r>
+    </w:p>
+    <w:p>
+      <w:pPr/>
+      <w:r>
+        <w:rPr>
+          <w:lang w:val="zh_TW" w:bidi="zh_TW"/>
+        </w:rPr>
+      </w:r>
+      <w:r>
+        <w:rPr>
+          <w:lang w:val="zh_TW" w:bidi="zh_TW"/>
+        </w:rPr>
+        <w:t>希伯來宗教與其他古代宗教之間的相似性，很容易通過表面的比較來建立。如果沒有任何相似性，反而令人驚訝。然而，那些賦予聖經宗教獨特性的差異，則必須加以解釋。</w:t>
+      </w:r>
+    </w:p>
+    <w:p>
+      <w:pPr>
+        <w:pStyle w:val="Heading3"/>
+      </w:pPr>
+      <w:r>
+        <w:rPr>
+          <w:lang w:val="zh_TW" w:bidi="zh_TW"/>
+        </w:rPr>
+        <w:t>利未條例</w:t>
+      </w:r>
+    </w:p>
+    <w:p>
+      <w:pPr>
+        <w:pStyle w:val="Heading4"/>
+      </w:pPr>
+      <w:r>
+        <w:rPr>
+          <w:lang w:val="zh_TW" w:bidi="zh_TW"/>
+        </w:rPr>
+        <w:t>禮儀律法與道德律法</w:t>
+      </w:r>
+    </w:p>
+    <w:p>
+      <w:pPr/>
+      <w:r>
+        <w:rPr>
+          <w:lang w:val="zh_TW" w:bidi="zh_TW"/>
+        </w:rPr>
+      </w:r>
+      <w:r>
+        <w:rPr>
+          <w:lang w:val="zh_TW" w:bidi="zh_TW"/>
+        </w:rPr>
+        <w:t>摩西律法中外在的禮儀細節與其內在的道德要求之間的關係，例如十誡，是舊約神學中的基本問題之一。在整本舊約中，不潔與罪幾乎是同義詞——此事是可以證明的。在許多經文中，罪被描述為不潔的（例如，</w:t>
       </w:r>
       <w:hyperlink r:id="rId14">
         <w:r>
@@ -285,14 +474,14 @@
             <w:color w:val="0000EE"/>
             <w:u w:val="single"/>
           </w:rPr>
-          <w:t>創1:16</w:t>
-        </w:r>
-      </w:hyperlink>
-      <w:r>
-        <w:rPr>
-          <w:lang w:val="zh_TW" w:bidi="zh_TW"/>
-        </w:rPr>
-        <w:t>）。有時候聖經會把光擬人化，例如約伯把光描寫成住在無人能至之處 （</w:t>
+          <w:t>利16:16、30</w:t>
+        </w:r>
+      </w:hyperlink>
+      <w:r>
+        <w:rPr>
+          <w:lang w:val="zh_TW" w:bidi="zh_TW"/>
+        </w:rPr>
+        <w:t>；</w:t>
       </w:r>
       <w:hyperlink r:id="rId15">
         <w:r>
@@ -303,14 +492,14 @@
             <w:color w:val="0000EE"/>
             <w:u w:val="single"/>
           </w:rPr>
-          <w:t>伯38:19</w:t>
-        </w:r>
-      </w:hyperlink>
-      <w:r>
-        <w:rPr>
-          <w:lang w:val="zh_TW" w:bidi="zh_TW"/>
-        </w:rPr>
-        <w:t>，參</w:t>
+          <w:t>民5:11–28</w:t>
+        </w:r>
+      </w:hyperlink>
+      <w:r>
+        <w:rPr>
+          <w:lang w:val="zh_TW" w:bidi="zh_TW"/>
+        </w:rPr>
+        <w:t>中的苦水試驗；</w:t>
       </w:r>
       <w:hyperlink r:id="rId16">
         <w:r>
@@ -321,14 +510,28 @@
             <w:color w:val="0000EE"/>
             <w:u w:val="single"/>
           </w:rPr>
-          <w:t>24</w:t>
-        </w:r>
-      </w:hyperlink>
-      <w:r>
-        <w:rPr>
-          <w:lang w:val="zh_TW" w:bidi="zh_TW"/>
-        </w:rPr>
-        <w:t>節）。以色列人在會幕裡也使用人造的光（</w:t>
+          <w:t>亞13:1</w:t>
+        </w:r>
+      </w:hyperlink>
+      <w:r>
+        <w:rPr>
+          <w:lang w:val="zh_TW" w:bidi="zh_TW"/>
+        </w:rPr>
+        <w:t>）。</w:t>
+      </w:r>
+    </w:p>
+    <w:p>
+      <w:pPr/>
+      <w:r>
+        <w:rPr>
+          <w:lang w:val="zh_TW" w:bidi="zh_TW"/>
+        </w:rPr>
+      </w:r>
+      <w:r>
+        <w:rPr>
+          <w:lang w:val="zh_TW" w:bidi="zh_TW"/>
+        </w:rPr>
+        <w:t>禮儀上的潔淨與道德上的潔淨之間的關係，可以從經文中得到說明，一方面提到「手潔」（</w:t>
       </w:r>
       <w:hyperlink r:id="rId17">
         <w:r>
@@ -339,7 +542,253 @@
             <w:color w:val="0000EE"/>
             <w:u w:val="single"/>
           </w:rPr>
-          <w:t>出25:37</w:t>
+          <w:t>撒下22:21</w:t>
+        </w:r>
+      </w:hyperlink>
+      <w:r>
+        <w:rPr>
+          <w:lang w:val="zh_TW" w:bidi="zh_TW"/>
+        </w:rPr>
+        <w:t>；</w:t>
+      </w:r>
+      <w:hyperlink r:id="rId18">
+        <w:r>
+          <w:rPr>
+            <w:lang w:val="zh_TW" w:bidi="zh_TW"/>
+          </w:rPr>
+          <w:rPr>
+            <w:color w:val="0000EE"/>
+            <w:u w:val="single"/>
+          </w:rPr>
+          <w:t>伯17:9，</w:t>
+        </w:r>
+      </w:hyperlink>
+      <w:hyperlink r:id="rId19">
+        <w:r>
+          <w:rPr>
+            <w:lang w:val="zh_TW" w:bidi="zh_TW"/>
+          </w:rPr>
+          <w:rPr>
+            <w:color w:val="0000EE"/>
+            <w:u w:val="single"/>
+          </w:rPr>
+          <w:t>22:30</w:t>
+        </w:r>
+      </w:hyperlink>
+      <w:r>
+        <w:rPr>
+          <w:lang w:val="zh_TW" w:bidi="zh_TW"/>
+        </w:rPr>
+        <w:t>），另一方面提到「清潔的心」（</w:t>
+      </w:r>
+      <w:hyperlink r:id="rId20">
+        <w:r>
+          <w:rPr>
+            <w:lang w:val="zh_TW" w:bidi="zh_TW"/>
+          </w:rPr>
+          <w:rPr>
+            <w:color w:val="0000EE"/>
+            <w:u w:val="single"/>
+          </w:rPr>
+          <w:t>詩24:4</w:t>
+        </w:r>
+      </w:hyperlink>
+      <w:r>
+        <w:rPr>
+          <w:lang w:val="zh_TW" w:bidi="zh_TW"/>
+        </w:rPr>
+        <w:t>，</w:t>
+      </w:r>
+      <w:hyperlink r:id="rId21">
+        <w:r>
+          <w:rPr>
+            <w:lang w:val="zh_TW" w:bidi="zh_TW"/>
+          </w:rPr>
+          <w:rPr>
+            <w:color w:val="0000EE"/>
+            <w:u w:val="single"/>
+          </w:rPr>
+          <w:t>51:10</w:t>
+        </w:r>
+      </w:hyperlink>
+      <w:r>
+        <w:rPr>
+          <w:lang w:val="zh_TW" w:bidi="zh_TW"/>
+        </w:rPr>
+        <w:t>，</w:t>
+      </w:r>
+      <w:hyperlink r:id="rId22">
+        <w:r>
+          <w:rPr>
+            <w:lang w:val="zh_TW" w:bidi="zh_TW"/>
+          </w:rPr>
+          <w:rPr>
+            <w:color w:val="0000EE"/>
+            <w:u w:val="single"/>
+          </w:rPr>
+          <w:t>73:13</w:t>
+        </w:r>
+      </w:hyperlink>
+      <w:r>
+        <w:rPr>
+          <w:lang w:val="zh_TW" w:bidi="zh_TW"/>
+        </w:rPr>
+        <w:t>；</w:t>
+      </w:r>
+      <w:hyperlink r:id="rId23">
+        <w:r>
+          <w:rPr>
+            <w:lang w:val="zh_TW" w:bidi="zh_TW"/>
+          </w:rPr>
+          <w:rPr>
+            <w:color w:val="0000EE"/>
+            <w:u w:val="single"/>
+          </w:rPr>
+          <w:t>箴20:9</w:t>
+        </w:r>
+      </w:hyperlink>
+      <w:r>
+        <w:rPr>
+          <w:lang w:val="zh_TW" w:bidi="zh_TW"/>
+        </w:rPr>
+        <w:t>）。先知以賽亞在神的面前自覺「嘴唇不潔」，一塊潔淨的炭火（或許代表著赦免與贖罪）潔淨了他（</w:t>
+      </w:r>
+      <w:hyperlink r:id="rId24">
+        <w:r>
+          <w:rPr>
+            <w:lang w:val="zh_TW" w:bidi="zh_TW"/>
+          </w:rPr>
+          <w:rPr>
+            <w:color w:val="0000EE"/>
+            <w:u w:val="single"/>
+          </w:rPr>
+          <w:t>賽6:5–7</w:t>
+        </w:r>
+      </w:hyperlink>
+      <w:r>
+        <w:rPr>
+          <w:lang w:val="zh_TW" w:bidi="zh_TW"/>
+        </w:rPr>
+        <w:t>）。在許多經文中，潔淨代表在神面前的無罪（</w:t>
+      </w:r>
+      <w:hyperlink r:id="rId25">
+        <w:r>
+          <w:rPr>
+            <w:lang w:val="zh_TW" w:bidi="zh_TW"/>
+          </w:rPr>
+          <w:rPr>
+            <w:color w:val="0000EE"/>
+            <w:u w:val="single"/>
+          </w:rPr>
+          <w:t>伯11:4</w:t>
+        </w:r>
+      </w:hyperlink>
+      <w:r>
+        <w:rPr>
+          <w:lang w:val="zh_TW" w:bidi="zh_TW"/>
+        </w:rPr>
+        <w:t>，</w:t>
+      </w:r>
+      <w:hyperlink r:id="rId26">
+        <w:r>
+          <w:rPr>
+            <w:lang w:val="zh_TW" w:bidi="zh_TW"/>
+          </w:rPr>
+          <w:rPr>
+            <w:color w:val="0000EE"/>
+            <w:u w:val="single"/>
+          </w:rPr>
+          <w:t>33:9</w:t>
+        </w:r>
+      </w:hyperlink>
+      <w:r>
+        <w:rPr>
+          <w:lang w:val="zh_TW" w:bidi="zh_TW"/>
+        </w:rPr>
+        <w:t>；</w:t>
+      </w:r>
+      <w:hyperlink r:id="rId27">
+        <w:r>
+          <w:rPr>
+            <w:lang w:val="zh_TW" w:bidi="zh_TW"/>
+          </w:rPr>
+          <w:rPr>
+            <w:color w:val="0000EE"/>
+            <w:u w:val="single"/>
+          </w:rPr>
+          <w:t>詩51:7–10</w:t>
+        </w:r>
+      </w:hyperlink>
+      <w:r>
+        <w:rPr>
+          <w:lang w:val="zh_TW" w:bidi="zh_TW"/>
+        </w:rPr>
+        <w:t>；</w:t>
+      </w:r>
+      <w:hyperlink r:id="rId23">
+        <w:r>
+          <w:rPr>
+            <w:lang w:val="zh_TW" w:bidi="zh_TW"/>
+          </w:rPr>
+          <w:rPr>
+            <w:color w:val="0000EE"/>
+            <w:u w:val="single"/>
+          </w:rPr>
+          <w:t>箴20:9</w:t>
+        </w:r>
+      </w:hyperlink>
+      <w:r>
+        <w:rPr>
+          <w:lang w:val="zh_TW" w:bidi="zh_TW"/>
+        </w:rPr>
+        <w:t>），而不潔則被認為源自罪（</w:t>
+      </w:r>
+      <w:hyperlink r:id="rId28">
+        <w:r>
+          <w:rPr>
+            <w:lang w:val="zh_TW" w:bidi="zh_TW"/>
+          </w:rPr>
+          <w:rPr>
+            <w:color w:val="0000EE"/>
+            <w:u w:val="single"/>
+          </w:rPr>
+          <w:t>詩51:2</w:t>
+        </w:r>
+      </w:hyperlink>
+      <w:r>
+        <w:rPr>
+          <w:lang w:val="zh_TW" w:bidi="zh_TW"/>
+        </w:rPr>
+        <w:t>；</w:t>
+      </w:r>
+      <w:hyperlink r:id="rId29">
+        <w:r>
+          <w:rPr>
+            <w:lang w:val="zh_TW" w:bidi="zh_TW"/>
+          </w:rPr>
+          <w:rPr>
+            <w:color w:val="0000EE"/>
+            <w:u w:val="single"/>
+          </w:rPr>
+          <w:t>賽1:16</w:t>
+        </w:r>
+      </w:hyperlink>
+      <w:r>
+        <w:rPr>
+          <w:lang w:val="zh_TW" w:bidi="zh_TW"/>
+        </w:rPr>
+        <w:t>，</w:t>
+      </w:r>
+      <w:hyperlink r:id="rId30">
+        <w:r>
+          <w:rPr>
+            <w:lang w:val="zh_TW" w:bidi="zh_TW"/>
+          </w:rPr>
+          <w:rPr>
+            <w:color w:val="0000EE"/>
+            <w:u w:val="single"/>
+          </w:rPr>
+          <w:t>64:6</w:t>
         </w:r>
       </w:hyperlink>
       <w:r>
@@ -350,6 +799,17 @@
       </w:r>
     </w:p>
     <w:p>
+      <w:pPr>
+        <w:pStyle w:val="Heading4"/>
+      </w:pPr>
+      <w:r>
+        <w:rPr>
+          <w:lang w:val="zh_TW" w:bidi="zh_TW"/>
+        </w:rPr>
+        <w:t>不潔的原因</w:t>
+      </w:r>
+    </w:p>
+    <w:p>
       <w:pPr/>
       <w:r>
         <w:rPr>
@@ -360,90 +820,454 @@
         <w:rPr>
           <w:lang w:val="zh_TW" w:bidi="zh_TW"/>
         </w:rPr>
-        <w:t>光是良善、振奮，或與重要人物（尤其是神）相關的象徵。傳道書中的傳道者說：「光本是佳美的」（</w:t>
-      </w:r>
-      <w:hyperlink r:id="rId18">
-        <w:r>
-          <w:rPr>
-            <w:lang w:val="zh_TW" w:bidi="zh_TW"/>
-          </w:rPr>
-          <w:rPr>
-            <w:color w:val="0000EE"/>
-            <w:u w:val="single"/>
-          </w:rPr>
-          <w:t>傳11:7</w:t>
-        </w:r>
-      </w:hyperlink>
-      <w:r>
-        <w:rPr>
-          <w:lang w:val="zh_TW" w:bidi="zh_TW"/>
-        </w:rPr>
-        <w:t>）。在埃及的十災期間，埃及人陷入黑暗，而以色列人卻有光（</w:t>
-      </w:r>
-      <w:hyperlink r:id="rId19">
-        <w:r>
-          <w:rPr>
-            <w:lang w:val="zh_TW" w:bidi="zh_TW"/>
-          </w:rPr>
-          <w:rPr>
-            <w:color w:val="0000EE"/>
-            <w:u w:val="single"/>
-          </w:rPr>
-          <w:t>出10:23</w:t>
-        </w:r>
-      </w:hyperlink>
-      <w:r>
-        <w:rPr>
-          <w:lang w:val="zh_TW" w:bidi="zh_TW"/>
-        </w:rPr>
-        <w:t>）。當以色列人出埃及時，神在白日用雲柱引導他們，又在黑夜用火柱光照他們（</w:t>
-      </w:r>
-      <w:hyperlink r:id="rId20">
-        <w:r>
-          <w:rPr>
-            <w:lang w:val="zh_TW" w:bidi="zh_TW"/>
-          </w:rPr>
-          <w:rPr>
-            <w:color w:val="0000EE"/>
-            <w:u w:val="single"/>
-          </w:rPr>
-          <w:t>出13:21</w:t>
-        </w:r>
-      </w:hyperlink>
-      <w:r>
-        <w:rPr>
-          <w:lang w:val="zh_TW" w:bidi="zh_TW"/>
-        </w:rPr>
-        <w:t>）。這火柱在仇敵處於黑暗時，給以色列人光明（</w:t>
-      </w:r>
-      <w:hyperlink r:id="rId21">
-        <w:r>
-          <w:rPr>
-            <w:lang w:val="zh_TW" w:bidi="zh_TW"/>
-          </w:rPr>
-          <w:rPr>
-            <w:color w:val="0000EE"/>
-            <w:u w:val="single"/>
-          </w:rPr>
-          <w:t>出14:20</w:t>
-        </w:r>
-      </w:hyperlink>
-      <w:r>
-        <w:rPr>
-          <w:lang w:val="zh_TW" w:bidi="zh_TW"/>
-        </w:rPr>
-        <w:t>）。即使以色列犯罪，他們仍記得神沒有丟棄他們。火柱仍然存在，引導他們（</w:t>
-      </w:r>
-      <w:hyperlink r:id="rId22">
-        <w:r>
-          <w:rPr>
-            <w:lang w:val="zh_TW" w:bidi="zh_TW"/>
-          </w:rPr>
-          <w:rPr>
-            <w:color w:val="0000EE"/>
-            <w:u w:val="single"/>
-          </w:rPr>
-          <w:t>尼9:19</w:t>
+        <w:t>從摩西律法中可以引申出一些不潔的原因。</w:t>
+      </w:r>
+    </w:p>
+    <w:p>
+      <w:pPr>
+        <w:pStyle w:val="ListNumber"/>
+        <w:numPr>
+          <w:ilvl w:val="0"/>
+          <w:numId w:val="14"/>
+        </w:numPr>
+        <w:spacing w:line="240" w:lineRule="auto"/>
+        <w:ind w:left="720"/>
+      </w:pPr>
+      <w:r>
+        <w:rPr>
+          <w:lang w:val="zh_TW" w:bidi="zh_TW"/>
+        </w:rPr>
+      </w:r>
+      <w:r>
+        <w:rPr>
+          <w:lang w:val="zh_TW" w:bidi="zh_TW"/>
+        </w:rPr>
+        <w:t>某些食物不可食用。各種有關動物的律法，使人能「把潔淨的和不潔淨的，可吃的與不可吃的活物，都分別出來」（</w:t>
+      </w:r>
+      <w:hyperlink r:id="rId31">
+        <w:r>
+          <w:rPr>
+            <w:lang w:val="zh_TW" w:bidi="zh_TW"/>
+          </w:rPr>
+          <w:rPr>
+            <w:color w:val="0000EE"/>
+            <w:u w:val="single"/>
+          </w:rPr>
+          <w:t>利11:47</w:t>
+        </w:r>
+      </w:hyperlink>
+      <w:r>
+        <w:rPr>
+          <w:lang w:val="zh_TW" w:bidi="zh_TW"/>
+        </w:rPr>
+        <w:t>）。被允許食用的食物是神所能接受的（另見</w:t>
+      </w:r>
+      <w:hyperlink r:id="rId32">
+        <w:r>
+          <w:rPr>
+            <w:lang w:val="zh_TW" w:bidi="zh_TW"/>
+          </w:rPr>
+          <w:rPr>
+            <w:color w:val="0000EE"/>
+            <w:u w:val="single"/>
+          </w:rPr>
+          <w:t>申14:3–21</w:t>
+        </w:r>
+      </w:hyperlink>
+      <w:r>
+        <w:rPr>
+          <w:lang w:val="zh_TW" w:bidi="zh_TW"/>
+        </w:rPr>
+        <w:t>；</w:t>
+      </w:r>
+      <w:hyperlink r:id="rId33">
+        <w:r>
+          <w:rPr>
+            <w:lang w:val="zh_TW" w:bidi="zh_TW"/>
+          </w:rPr>
+          <w:rPr>
+            <w:color w:val="0000EE"/>
+            <w:u w:val="single"/>
+          </w:rPr>
+          <w:t>徒15:28–29</w:t>
+        </w:r>
+      </w:hyperlink>
+      <w:r>
+        <w:rPr>
+          <w:lang w:val="zh_TW" w:bidi="zh_TW"/>
+        </w:rPr>
+        <w:t>）。</w:t>
+      </w:r>
+    </w:p>
+    <w:p>
+      <w:pPr>
+        <w:pStyle w:val="ListNumber"/>
+        <w:spacing w:line="240" w:lineRule="auto"/>
+        <w:ind w:left="720"/>
+      </w:pPr>
+      <w:r>
+        <w:rPr>
+          <w:lang w:val="zh_TW" w:bidi="zh_TW"/>
+        </w:rPr>
+      </w:r>
+      <w:r>
+        <w:rPr>
+          <w:lang w:val="zh_TW" w:bidi="zh_TW"/>
+        </w:rPr>
+        <w:t>疾病（尤其是痲瘋病）會導致不潔（</w:t>
+      </w:r>
+      <w:hyperlink r:id="rId34">
+        <w:r>
+          <w:rPr>
+            <w:lang w:val="zh_TW" w:bidi="zh_TW"/>
+          </w:rPr>
+          <w:rPr>
+            <w:color w:val="0000EE"/>
+            <w:u w:val="single"/>
+          </w:rPr>
+          <w:t>利13–14</w:t>
+        </w:r>
+      </w:hyperlink>
+      <w:r>
+        <w:rPr>
+          <w:lang w:val="zh_TW" w:bidi="zh_TW"/>
+        </w:rPr>
+        <w:t>）。乃縵的故事提到痲瘋的不潔（</w:t>
+      </w:r>
+      <w:hyperlink r:id="rId35">
+        <w:r>
+          <w:rPr>
+            <w:lang w:val="zh_TW" w:bidi="zh_TW"/>
+          </w:rPr>
+          <w:rPr>
+            <w:color w:val="0000EE"/>
+            <w:u w:val="single"/>
+          </w:rPr>
+          <w:t>王下5:1–14</w:t>
+        </w:r>
+      </w:hyperlink>
+      <w:r>
+        <w:rPr>
+          <w:lang w:val="zh_TW" w:bidi="zh_TW"/>
+        </w:rPr>
+        <w:t>）。福音書中多次提到痲瘋病人（例如，</w:t>
+      </w:r>
+      <w:hyperlink r:id="rId36">
+        <w:r>
+          <w:rPr>
+            <w:lang w:val="zh_TW" w:bidi="zh_TW"/>
+          </w:rPr>
+          <w:rPr>
+            <w:color w:val="0000EE"/>
+            <w:u w:val="single"/>
+          </w:rPr>
+          <w:t>太8:1–4</w:t>
+        </w:r>
+      </w:hyperlink>
+      <w:r>
+        <w:rPr>
+          <w:lang w:val="zh_TW" w:bidi="zh_TW"/>
+        </w:rPr>
+        <w:t>，</w:t>
+      </w:r>
+      <w:hyperlink r:id="rId37">
+        <w:r>
+          <w:rPr>
+            <w:lang w:val="zh_TW" w:bidi="zh_TW"/>
+          </w:rPr>
+          <w:rPr>
+            <w:color w:val="0000EE"/>
+            <w:u w:val="single"/>
+          </w:rPr>
+          <w:t>10:8</w:t>
+        </w:r>
+      </w:hyperlink>
+      <w:r>
+        <w:rPr>
+          <w:lang w:val="zh_TW" w:bidi="zh_TW"/>
+        </w:rPr>
+        <w:t>，</w:t>
+      </w:r>
+      <w:hyperlink r:id="rId38">
+        <w:r>
+          <w:rPr>
+            <w:lang w:val="zh_TW" w:bidi="zh_TW"/>
+          </w:rPr>
+          <w:rPr>
+            <w:color w:val="0000EE"/>
+            <w:u w:val="single"/>
+          </w:rPr>
+          <w:t>11:5</w:t>
+        </w:r>
+      </w:hyperlink>
+      <w:r>
+        <w:rPr>
+          <w:lang w:val="zh_TW" w:bidi="zh_TW"/>
+        </w:rPr>
+        <w:t>；</w:t>
+      </w:r>
+      <w:hyperlink r:id="rId39">
+        <w:r>
+          <w:rPr>
+            <w:lang w:val="zh_TW" w:bidi="zh_TW"/>
+          </w:rPr>
+          <w:rPr>
+            <w:color w:val="0000EE"/>
+            <w:u w:val="single"/>
+          </w:rPr>
+          <w:t>路4:27</w:t>
+        </w:r>
+      </w:hyperlink>
+      <w:r>
+        <w:rPr>
+          <w:lang w:val="zh_TW" w:bidi="zh_TW"/>
+        </w:rPr>
+        <w:t>）。許多腫脹、潰瘍和皮疹都包括在這一範疇內，包括漢森氏病（Hansen’s disease，現代的痲瘋）。疾病的不潔還包括所有被病人接觸過的東西（</w:t>
+      </w:r>
+      <w:hyperlink r:id="rId40">
+        <w:r>
+          <w:rPr>
+            <w:lang w:val="zh_TW" w:bidi="zh_TW"/>
+          </w:rPr>
+          <w:rPr>
+            <w:color w:val="0000EE"/>
+            <w:u w:val="single"/>
+          </w:rPr>
+          <w:t>利14:33–57</w:t>
+        </w:r>
+      </w:hyperlink>
+      <w:r>
+        <w:rPr>
+          <w:lang w:val="zh_TW" w:bidi="zh_TW"/>
+        </w:rPr>
+        <w:t>）。</w:t>
+      </w:r>
+    </w:p>
+    <w:p>
+      <w:pPr>
+        <w:pStyle w:val="ListNumber"/>
+        <w:spacing w:line="240" w:lineRule="auto"/>
+        <w:ind w:left="720"/>
+      </w:pPr>
+      <w:r>
+        <w:rPr>
+          <w:lang w:val="zh_TW" w:bidi="zh_TW"/>
+        </w:rPr>
+      </w:r>
+      <w:r>
+        <w:rPr>
+          <w:lang w:val="zh_TW" w:bidi="zh_TW"/>
+        </w:rPr>
+        <w:t>身體排泄物是不潔的，接觸它們會使人不潔一段時間。精液的排出會導致不潔，直到晚上，無論是在性交中（</w:t>
+      </w:r>
+      <w:hyperlink r:id="rId41">
+        <w:r>
+          <w:rPr>
+            <w:lang w:val="zh_TW" w:bidi="zh_TW"/>
+          </w:rPr>
+          <w:rPr>
+            <w:color w:val="0000EE"/>
+            <w:u w:val="single"/>
+          </w:rPr>
+          <w:t>利15:16–18</w:t>
+        </w:r>
+      </w:hyperlink>
+      <w:r>
+        <w:rPr>
+          <w:lang w:val="zh_TW" w:bidi="zh_TW"/>
+        </w:rPr>
+        <w:t>）還是在夜間不經意地排出（</w:t>
+      </w:r>
+      <w:hyperlink r:id="rId42">
+        <w:r>
+          <w:rPr>
+            <w:lang w:val="zh_TW" w:bidi="zh_TW"/>
+          </w:rPr>
+          <w:rPr>
+            <w:color w:val="0000EE"/>
+            <w:u w:val="single"/>
+          </w:rPr>
+          <w:t>申23:10</w:t>
+        </w:r>
+      </w:hyperlink>
+      <w:r>
+        <w:rPr>
+          <w:lang w:val="zh_TW" w:bidi="zh_TW"/>
+        </w:rPr>
+        <w:t>）。不正常的排泄物，通常與疾病有關，在排泄停止後七天內使人不潔（</w:t>
+      </w:r>
+      <w:hyperlink r:id="rId43">
+        <w:r>
+          <w:rPr>
+            <w:lang w:val="zh_TW" w:bidi="zh_TW"/>
+          </w:rPr>
+          <w:rPr>
+            <w:color w:val="0000EE"/>
+            <w:u w:val="single"/>
+          </w:rPr>
+          <w:t>利15:1–15</w:t>
+        </w:r>
+      </w:hyperlink>
+      <w:r>
+        <w:rPr>
+          <w:lang w:val="zh_TW" w:bidi="zh_TW"/>
+        </w:rPr>
+        <w:t>）。月經也會導致不潔，並持續七天，直到其停止後（</w:t>
+      </w:r>
+      <w:hyperlink r:id="rId44">
+        <w:r>
+          <w:rPr>
+            <w:lang w:val="zh_TW" w:bidi="zh_TW"/>
+          </w:rPr>
+          <w:rPr>
+            <w:color w:val="0000EE"/>
+            <w:u w:val="single"/>
+          </w:rPr>
+          <w:t>利15:19–24</w:t>
+        </w:r>
+      </w:hyperlink>
+      <w:r>
+        <w:rPr>
+          <w:lang w:val="zh_TW" w:bidi="zh_TW"/>
+        </w:rPr>
+        <w:t>；</w:t>
+      </w:r>
+      <w:hyperlink r:id="rId45">
+        <w:r>
+          <w:rPr>
+            <w:lang w:val="zh_TW" w:bidi="zh_TW"/>
+          </w:rPr>
+          <w:rPr>
+            <w:color w:val="0000EE"/>
+            <w:u w:val="single"/>
+          </w:rPr>
+          <w:t>撒下11:4</w:t>
+        </w:r>
+      </w:hyperlink>
+      <w:r>
+        <w:rPr>
+          <w:lang w:val="zh_TW" w:bidi="zh_TW"/>
+        </w:rPr>
+        <w:t>）。在此期間的性行為使雙方都不潔（</w:t>
+      </w:r>
+      <w:hyperlink r:id="rId44">
+        <w:r>
+          <w:rPr>
+            <w:lang w:val="zh_TW" w:bidi="zh_TW"/>
+          </w:rPr>
+          <w:rPr>
+            <w:color w:val="0000EE"/>
+            <w:u w:val="single"/>
+          </w:rPr>
+          <w:t>利15:19–24</w:t>
+        </w:r>
+      </w:hyperlink>
+      <w:r>
+        <w:rPr>
+          <w:lang w:val="zh_TW" w:bidi="zh_TW"/>
+        </w:rPr>
+        <w:t>，</w:t>
+      </w:r>
+      <w:hyperlink r:id="rId46">
+        <w:r>
+          <w:rPr>
+            <w:lang w:val="zh_TW" w:bidi="zh_TW"/>
+          </w:rPr>
+          <w:rPr>
+            <w:color w:val="0000EE"/>
+            <w:u w:val="single"/>
+          </w:rPr>
+          <w:t>20:18</w:t>
+        </w:r>
+      </w:hyperlink>
+      <w:r>
+        <w:rPr>
+          <w:lang w:val="zh_TW" w:bidi="zh_TW"/>
+        </w:rPr>
+        <w:t>）。接觸不潔之人的唾液會使人不潔一整天（</w:t>
+      </w:r>
+      <w:hyperlink r:id="rId47">
+        <w:r>
+          <w:rPr>
+            <w:lang w:val="zh_TW" w:bidi="zh_TW"/>
+          </w:rPr>
+          <w:rPr>
+            <w:color w:val="0000EE"/>
+            <w:u w:val="single"/>
+          </w:rPr>
+          <w:t>15:8</w:t>
+        </w:r>
+      </w:hyperlink>
+      <w:r>
+        <w:rPr>
+          <w:lang w:val="zh_TW" w:bidi="zh_TW"/>
+        </w:rPr>
+        <w:t>）。</w:t>
+      </w:r>
+    </w:p>
+    <w:p>
+      <w:pPr>
+        <w:pStyle w:val="ListNumber"/>
+        <w:spacing w:line="240" w:lineRule="auto"/>
+        <w:ind w:left="720"/>
+      </w:pPr>
+      <w:r>
+        <w:rPr>
+          <w:lang w:val="zh_TW" w:bidi="zh_TW"/>
+        </w:rPr>
+      </w:r>
+      <w:r>
+        <w:rPr>
+          <w:lang w:val="zh_TW" w:bidi="zh_TW"/>
+        </w:rPr>
+        <w:t>死屍，甚至是屍體的一部分，例如骨頭，都會導致不潔（</w:t>
+      </w:r>
+      <w:hyperlink r:id="rId48">
+        <w:r>
+          <w:rPr>
+            <w:lang w:val="zh_TW" w:bidi="zh_TW"/>
+          </w:rPr>
+          <w:rPr>
+            <w:color w:val="0000EE"/>
+            <w:u w:val="single"/>
+          </w:rPr>
+          <w:t>民19:16</w:t>
+        </w:r>
+      </w:hyperlink>
+      <w:r>
+        <w:rPr>
+          <w:lang w:val="zh_TW" w:bidi="zh_TW"/>
+        </w:rPr>
+        <w:t>）。觸摸死屍的人會不潔一個月，且只能在這段期間結束後，他們才可以守他們自己的逾越節，如果他們錯過了之前的節期（</w:t>
+      </w:r>
+      <w:hyperlink r:id="rId49">
+        <w:r>
+          <w:rPr>
+            <w:lang w:val="zh_TW" w:bidi="zh_TW"/>
+          </w:rPr>
+          <w:rPr>
+            <w:color w:val="0000EE"/>
+            <w:u w:val="single"/>
+          </w:rPr>
+          <w:t>9:6–11</w:t>
+        </w:r>
+      </w:hyperlink>
+      <w:r>
+        <w:rPr>
+          <w:lang w:val="zh_TW" w:bidi="zh_TW"/>
+        </w:rPr>
+        <w:t>）。大祭司因其特殊的禮儀責任，甚至不能埋葬自己的父母（</w:t>
+      </w:r>
+      <w:hyperlink r:id="rId50">
+        <w:r>
+          <w:rPr>
+            <w:lang w:val="zh_TW" w:bidi="zh_TW"/>
+          </w:rPr>
+          <w:rPr>
+            <w:color w:val="0000EE"/>
+            <w:u w:val="single"/>
+          </w:rPr>
+          <w:t>利21:10–11</w:t>
         </w:r>
       </w:hyperlink>
       <w:r>
@@ -452,16 +1276,16 @@
         </w:rPr>
         <w:t>；參</w:t>
       </w:r>
-      <w:hyperlink r:id="rId23">
-        <w:r>
-          <w:rPr>
-            <w:lang w:val="zh_TW" w:bidi="zh_TW"/>
-          </w:rPr>
-          <w:rPr>
-            <w:color w:val="0000EE"/>
-            <w:u w:val="single"/>
-          </w:rPr>
-          <w:t>尼9:12</w:t>
+      <w:hyperlink r:id="rId51">
+        <w:r>
+          <w:rPr>
+            <w:lang w:val="zh_TW" w:bidi="zh_TW"/>
+          </w:rPr>
+          <w:rPr>
+            <w:color w:val="0000EE"/>
+            <w:u w:val="single"/>
+          </w:rPr>
+          <w:t>民6:6–7</w:t>
         </w:r>
       </w:hyperlink>
       <w:r>
@@ -470,28 +1294,34 @@
         </w:rPr>
         <w:t>；</w:t>
       </w:r>
-      <w:hyperlink r:id="rId24">
-        <w:r>
-          <w:rPr>
-            <w:lang w:val="zh_TW" w:bidi="zh_TW"/>
-          </w:rPr>
-          <w:rPr>
-            <w:color w:val="0000EE"/>
-            <w:u w:val="single"/>
-          </w:rPr>
-          <w:t>詩78:14，</w:t>
-        </w:r>
-      </w:hyperlink>
-      <w:hyperlink r:id="rId25">
-        <w:r>
-          <w:rPr>
-            <w:lang w:val="zh_TW" w:bidi="zh_TW"/>
-          </w:rPr>
-          <w:rPr>
-            <w:color w:val="0000EE"/>
-            <w:u w:val="single"/>
-          </w:rPr>
-          <w:t>105:39</w:t>
+      <w:hyperlink r:id="rId52">
+        <w:r>
+          <w:rPr>
+            <w:lang w:val="zh_TW" w:bidi="zh_TW"/>
+          </w:rPr>
+          <w:rPr>
+            <w:color w:val="0000EE"/>
+            <w:u w:val="single"/>
+          </w:rPr>
+          <w:t>該2:13</w:t>
+        </w:r>
+      </w:hyperlink>
+      <w:r>
+        <w:rPr>
+          <w:lang w:val="zh_TW" w:bidi="zh_TW"/>
+        </w:rPr>
+        <w:t>；</w:t>
+      </w:r>
+      <w:hyperlink r:id="rId53">
+        <w:r>
+          <w:rPr>
+            <w:lang w:val="zh_TW" w:bidi="zh_TW"/>
+          </w:rPr>
+          <w:rPr>
+            <w:color w:val="0000EE"/>
+            <w:u w:val="single"/>
+          </w:rPr>
+          <w:t>太23:27</w:t>
         </w:r>
       </w:hyperlink>
       <w:r>
@@ -502,6 +1332,215 @@
       </w:r>
     </w:p>
     <w:p>
+      <w:pPr>
+        <w:pStyle w:val="ListNumber"/>
+        <w:spacing w:line="240" w:lineRule="auto"/>
+        <w:ind w:left="720"/>
+      </w:pPr>
+      <w:r>
+        <w:rPr>
+          <w:lang w:val="zh_TW" w:bidi="zh_TW"/>
+        </w:rPr>
+      </w:r>
+      <w:r>
+        <w:rPr>
+          <w:lang w:val="zh_TW" w:bidi="zh_TW"/>
+        </w:rPr>
+        <w:t>拜偶像是最大屬靈不潔的源頭。以色列全國因拜偶像而污穢（</w:t>
+      </w:r>
+      <w:hyperlink r:id="rId54">
+        <w:r>
+          <w:rPr>
+            <w:lang w:val="zh_TW" w:bidi="zh_TW"/>
+          </w:rPr>
+          <w:rPr>
+            <w:color w:val="0000EE"/>
+            <w:u w:val="single"/>
+          </w:rPr>
+          <w:t>詩106:38</w:t>
+        </w:r>
+      </w:hyperlink>
+      <w:r>
+        <w:rPr>
+          <w:lang w:val="zh_TW" w:bidi="zh_TW"/>
+        </w:rPr>
+        <w:t>；</w:t>
+      </w:r>
+      <w:hyperlink r:id="rId55">
+        <w:r>
+          <w:rPr>
+            <w:lang w:val="zh_TW" w:bidi="zh_TW"/>
+          </w:rPr>
+          <w:rPr>
+            <w:color w:val="0000EE"/>
+            <w:u w:val="single"/>
+          </w:rPr>
+          <w:t>賽30:22</w:t>
+        </w:r>
+      </w:hyperlink>
+      <w:r>
+        <w:rPr>
+          <w:lang w:val="zh_TW" w:bidi="zh_TW"/>
+        </w:rPr>
+        <w:t>；</w:t>
+      </w:r>
+      <w:hyperlink r:id="rId56">
+        <w:r>
+          <w:rPr>
+            <w:lang w:val="zh_TW" w:bidi="zh_TW"/>
+          </w:rPr>
+          <w:rPr>
+            <w:color w:val="0000EE"/>
+            <w:u w:val="single"/>
+          </w:rPr>
+          <w:t>結36:25</w:t>
+        </w:r>
+      </w:hyperlink>
+      <w:r>
+        <w:rPr>
+          <w:lang w:val="zh_TW" w:bidi="zh_TW"/>
+        </w:rPr>
+        <w:t>），外邦人也是如此（</w:t>
+      </w:r>
+      <w:hyperlink r:id="rId57">
+        <w:r>
+          <w:rPr>
+            <w:lang w:val="zh_TW" w:bidi="zh_TW"/>
+          </w:rPr>
+          <w:rPr>
+            <w:color w:val="0000EE"/>
+            <w:u w:val="single"/>
+          </w:rPr>
+          <w:t>耶43:12</w:t>
+        </w:r>
+      </w:hyperlink>
+      <w:r>
+        <w:rPr>
+          <w:lang w:val="zh_TW" w:bidi="zh_TW"/>
+        </w:rPr>
+        <w:t>）。因此，與外邦人接觸被認為會造成不潔。但福音的普世性挑戰了這種信念（例如，</w:t>
+      </w:r>
+      <w:hyperlink r:id="rId58">
+        <w:r>
+          <w:rPr>
+            <w:lang w:val="zh_TW" w:bidi="zh_TW"/>
+          </w:rPr>
+          <w:rPr>
+            <w:color w:val="0000EE"/>
+            <w:u w:val="single"/>
+          </w:rPr>
+          <w:t>約4:9</w:t>
+        </w:r>
+      </w:hyperlink>
+      <w:r>
+        <w:rPr>
+          <w:lang w:val="zh_TW" w:bidi="zh_TW"/>
+        </w:rPr>
+        <w:t>；</w:t>
+      </w:r>
+      <w:hyperlink r:id="rId59">
+        <w:r>
+          <w:rPr>
+            <w:lang w:val="zh_TW" w:bidi="zh_TW"/>
+          </w:rPr>
+          <w:rPr>
+            <w:color w:val="0000EE"/>
+            <w:u w:val="single"/>
+          </w:rPr>
+          <w:t>徒10:28</w:t>
+        </w:r>
+      </w:hyperlink>
+      <w:r>
+        <w:rPr>
+          <w:lang w:val="zh_TW" w:bidi="zh_TW"/>
+        </w:rPr>
+        <w:t>；參</w:t>
+      </w:r>
+      <w:hyperlink r:id="rId60">
+        <w:r>
+          <w:rPr>
+            <w:lang w:val="zh_TW" w:bidi="zh_TW"/>
+          </w:rPr>
+          <w:rPr>
+            <w:color w:val="0000EE"/>
+            <w:u w:val="single"/>
+          </w:rPr>
+          <w:t>加2:11–14</w:t>
+        </w:r>
+      </w:hyperlink>
+      <w:r>
+        <w:rPr>
+          <w:lang w:val="zh_TW" w:bidi="zh_TW"/>
+        </w:rPr>
+        <w:t>）。與偶像崇拜的不潔密切相關的，是由污鬼所引起的不潔（</w:t>
+      </w:r>
+      <w:hyperlink r:id="rId61">
+        <w:r>
+          <w:rPr>
+            <w:lang w:val="zh_TW" w:bidi="zh_TW"/>
+          </w:rPr>
+          <w:rPr>
+            <w:color w:val="0000EE"/>
+            <w:u w:val="single"/>
+          </w:rPr>
+          <w:t>亞13:2</w:t>
+        </w:r>
+      </w:hyperlink>
+      <w:r>
+        <w:rPr>
+          <w:lang w:val="zh_TW" w:bidi="zh_TW"/>
+        </w:rPr>
+        <w:t>；參</w:t>
+      </w:r>
+      <w:hyperlink r:id="rId62">
+        <w:r>
+          <w:rPr>
+            <w:lang w:val="zh_TW" w:bidi="zh_TW"/>
+          </w:rPr>
+          <w:rPr>
+            <w:color w:val="0000EE"/>
+            <w:u w:val="single"/>
+          </w:rPr>
+          <w:t>太10:1</w:t>
+        </w:r>
+      </w:hyperlink>
+      <w:r>
+        <w:rPr>
+          <w:lang w:val="zh_TW" w:bidi="zh_TW"/>
+        </w:rPr>
+        <w:t>；</w:t>
+      </w:r>
+      <w:hyperlink r:id="rId63">
+        <w:r>
+          <w:rPr>
+            <w:lang w:val="zh_TW" w:bidi="zh_TW"/>
+          </w:rPr>
+          <w:rPr>
+            <w:color w:val="0000EE"/>
+            <w:u w:val="single"/>
+          </w:rPr>
+          <w:t>可1:23–27</w:t>
+        </w:r>
+      </w:hyperlink>
+      <w:r>
+        <w:rPr>
+          <w:lang w:val="zh_TW" w:bidi="zh_TW"/>
+        </w:rPr>
+        <w:t>。）</w:t>
+      </w:r>
+    </w:p>
+    <w:p>
+      <w:pPr>
+        <w:pStyle w:val="Heading4"/>
+      </w:pPr>
+      <w:r>
+        <w:rPr>
+          <w:lang w:val="zh_TW" w:bidi="zh_TW"/>
+        </w:rPr>
+        <w:t>關於物品的律法</w:t>
+      </w:r>
+    </w:p>
+    <w:p>
       <w:pPr/>
       <w:r>
         <w:rPr>
@@ -512,84 +1551,2074 @@
         <w:rPr>
           <w:lang w:val="zh_TW" w:bidi="zh_TW"/>
         </w:rPr>
-        <w:t>在舊約聖經中，光常代表神的祝福。約伯說：「他將深奧的事從黑暗中彰顯， 使死蔭顯為光明」（</w:t>
-      </w:r>
-      <w:hyperlink r:id="rId26">
-        <w:r>
-          <w:rPr>
-            <w:lang w:val="zh_TW" w:bidi="zh_TW"/>
-          </w:rPr>
-          <w:rPr>
-            <w:color w:val="0000EE"/>
-            <w:u w:val="single"/>
-          </w:rPr>
-          <w:t>伯12:22</w:t>
-        </w:r>
-      </w:hyperlink>
-      <w:r>
-        <w:rPr>
-          <w:lang w:val="zh_TW" w:bidi="zh_TW"/>
-        </w:rPr>
-        <w:t>）。當約伯遭遇患難時，他記得從前神光照他的道路，使他覺得安穩（</w:t>
-      </w:r>
-      <w:hyperlink r:id="rId27">
-        <w:r>
-          <w:rPr>
-            <w:lang w:val="zh_TW" w:bidi="zh_TW"/>
-          </w:rPr>
-          <w:rPr>
-            <w:color w:val="0000EE"/>
-            <w:u w:val="single"/>
-          </w:rPr>
-          <w:t>伯29:2–3</w:t>
-        </w:r>
-      </w:hyperlink>
-      <w:r>
-        <w:rPr>
-          <w:lang w:val="zh_TW" w:bidi="zh_TW"/>
-        </w:rPr>
-        <w:t>）。約伯的朋友以利法也說，若約伯聽從他的勸告，「亮光也必照耀你的路」（</w:t>
-      </w:r>
-      <w:hyperlink r:id="rId28">
-        <w:r>
-          <w:rPr>
-            <w:lang w:val="zh_TW" w:bidi="zh_TW"/>
-          </w:rPr>
-          <w:rPr>
-            <w:color w:val="0000EE"/>
-            <w:u w:val="single"/>
-          </w:rPr>
-          <w:t>伯22:28</w:t>
-        </w:r>
-      </w:hyperlink>
-      <w:r>
-        <w:rPr>
-          <w:lang w:val="zh_TW" w:bidi="zh_TW"/>
-        </w:rPr>
-        <w:t>）。詩篇的作者同樣把神點亮他的燈視為賜福（</w:t>
-      </w:r>
-      <w:hyperlink r:id="rId29">
-        <w:r>
-          <w:rPr>
-            <w:lang w:val="zh_TW" w:bidi="zh_TW"/>
-          </w:rPr>
-          <w:rPr>
-            <w:color w:val="0000EE"/>
-            <w:u w:val="single"/>
-          </w:rPr>
-          <w:t>詩18:28，</w:t>
-        </w:r>
-      </w:hyperlink>
-      <w:hyperlink r:id="rId30">
-        <w:r>
-          <w:rPr>
-            <w:lang w:val="zh_TW" w:bidi="zh_TW"/>
-          </w:rPr>
-          <w:rPr>
-            <w:color w:val="0000EE"/>
-            <w:u w:val="single"/>
-          </w:rPr>
-          <w:t>118:27</w:t>
+        <w:t>某些律法說明了不潔就像傳染病傳播的原則。死屍會使它們所接觸的東西不潔，死去的昆蟲和某些爬行動物也是如此（</w:t>
+      </w:r>
+      <w:hyperlink r:id="rId64">
+        <w:r>
+          <w:rPr>
+            <w:lang w:val="zh_TW" w:bidi="zh_TW"/>
+          </w:rPr>
+          <w:rPr>
+            <w:color w:val="0000EE"/>
+            <w:u w:val="single"/>
+          </w:rPr>
+          <w:t>利11:29–38</w:t>
+        </w:r>
+      </w:hyperlink>
+      <w:r>
+        <w:rPr>
+          <w:lang w:val="zh_TW" w:bidi="zh_TW"/>
+        </w:rPr>
+        <w:t>）。值得注意的是，乾穀物、流動的泉水和蓄水池中的水都被明確地排除在關於污染的律法之外；否則，這將導致飢餓問題，因為在農業社區中，每天都會在穀物和水中發現死昆蟲和老鼠。不潔的陶器必須打碎，但木製器皿只需清洗（</w:t>
+      </w:r>
+      <w:hyperlink r:id="rId65">
+        <w:r>
+          <w:rPr>
+            <w:lang w:val="zh_TW" w:bidi="zh_TW"/>
+          </w:rPr>
+          <w:rPr>
+            <w:color w:val="0000EE"/>
+            <w:u w:val="single"/>
+          </w:rPr>
+          <w:t>利15:12</w:t>
+        </w:r>
+      </w:hyperlink>
+      <w:r>
+        <w:rPr>
+          <w:lang w:val="zh_TW" w:bidi="zh_TW"/>
+        </w:rPr>
+        <w:t>）。甚至在房屋中有人死亡，未覆蓋的鍋也會變得不潔（</w:t>
+      </w:r>
+      <w:hyperlink r:id="rId66">
+        <w:r>
+          <w:rPr>
+            <w:lang w:val="zh_TW" w:bidi="zh_TW"/>
+          </w:rPr>
+          <w:rPr>
+            <w:color w:val="0000EE"/>
+            <w:u w:val="single"/>
+          </w:rPr>
+          <w:t>民19:15</w:t>
+        </w:r>
+      </w:hyperlink>
+      <w:r>
+        <w:rPr>
+          <w:lang w:val="zh_TW" w:bidi="zh_TW"/>
+        </w:rPr>
+        <w:t>），每個進入房子的人都變得不潔淨。</w:t>
+      </w:r>
+    </w:p>
+    <w:p>
+      <w:pPr/>
+      <w:r>
+        <w:rPr>
+          <w:lang w:val="zh_TW" w:bidi="zh_TW"/>
+        </w:rPr>
+      </w:r>
+      <w:r>
+        <w:rPr>
+          <w:lang w:val="zh_TW" w:bidi="zh_TW"/>
+        </w:rPr>
+        <w:t>由於外邦人的財物與偶像崇拜有關，而被認為是不潔的；因此，戰爭中獲得的戰利品必須用火或水潔淨（</w:t>
+      </w:r>
+      <w:hyperlink r:id="rId67">
+        <w:r>
+          <w:rPr>
+            <w:lang w:val="zh_TW" w:bidi="zh_TW"/>
+          </w:rPr>
+          <w:rPr>
+            <w:color w:val="0000EE"/>
+            <w:u w:val="single"/>
+          </w:rPr>
+          <w:t>民31:21–24</w:t>
+        </w:r>
+      </w:hyperlink>
+      <w:r>
+        <w:rPr>
+          <w:lang w:val="zh_TW" w:bidi="zh_TW"/>
+        </w:rPr>
+        <w:t>）。羊毛、麻布或皮革的衣物也可能會從患病的人身上染上不潔的「痲瘋病」，這些衣物必須經過檢查。如果痲瘋病的斑點（綠色或紅色的斑塊）在檢查期後擴散，這些衣物必須被燒毀（</w:t>
+      </w:r>
+      <w:hyperlink r:id="rId68">
+        <w:r>
+          <w:rPr>
+            <w:lang w:val="zh_TW" w:bidi="zh_TW"/>
+          </w:rPr>
+          <w:rPr>
+            <w:color w:val="0000EE"/>
+            <w:u w:val="single"/>
+          </w:rPr>
+          <w:t>利13:47–59</w:t>
+        </w:r>
+      </w:hyperlink>
+      <w:r>
+        <w:rPr>
+          <w:lang w:val="zh_TW" w:bidi="zh_TW"/>
+        </w:rPr>
+        <w:t>，</w:t>
+      </w:r>
+      <w:hyperlink r:id="rId69">
+        <w:r>
+          <w:rPr>
+            <w:lang w:val="zh_TW" w:bidi="zh_TW"/>
+          </w:rPr>
+          <w:rPr>
+            <w:color w:val="0000EE"/>
+            <w:u w:val="single"/>
+          </w:rPr>
+          <w:t>14:33–53</w:t>
+        </w:r>
+      </w:hyperlink>
+      <w:r>
+        <w:rPr>
+          <w:lang w:val="zh_TW" w:bidi="zh_TW"/>
+        </w:rPr>
+        <w:t>）。</w:t>
+      </w:r>
+    </w:p>
+    <w:p>
+      <w:pPr>
+        <w:pStyle w:val="Heading4"/>
+      </w:pPr>
+      <w:r>
+        <w:rPr>
+          <w:lang w:val="zh_TW" w:bidi="zh_TW"/>
+        </w:rPr>
+        <w:t>關於地方的律法</w:t>
+      </w:r>
+    </w:p>
+    <w:p>
+      <w:pPr/>
+      <w:r>
+        <w:rPr>
+          <w:lang w:val="zh_TW" w:bidi="zh_TW"/>
+        </w:rPr>
+      </w:r>
+      <w:r>
+        <w:rPr>
+          <w:lang w:val="zh_TW" w:bidi="zh_TW"/>
+        </w:rPr>
+        <w:t>以色列的土地和百姓都是聖潔的；他們可能因經濟壓迫或崇拜偶像的不潔而被玷污（</w:t>
+      </w:r>
+      <w:hyperlink r:id="rId70">
+        <w:r>
+          <w:rPr>
+            <w:lang w:val="zh_TW" w:bidi="zh_TW"/>
+          </w:rPr>
+          <w:rPr>
+            <w:color w:val="0000EE"/>
+            <w:u w:val="single"/>
+          </w:rPr>
+          <w:t>書22:17–19</w:t>
+        </w:r>
+      </w:hyperlink>
+      <w:r>
+        <w:rPr>
+          <w:lang w:val="zh_TW" w:bidi="zh_TW"/>
+        </w:rPr>
+        <w:t>；</w:t>
+      </w:r>
+      <w:hyperlink r:id="rId71">
+        <w:r>
+          <w:rPr>
+            <w:lang w:val="zh_TW" w:bidi="zh_TW"/>
+          </w:rPr>
+          <w:rPr>
+            <w:color w:val="0000EE"/>
+            <w:u w:val="single"/>
+          </w:rPr>
+          <w:t>耶13:27</w:t>
+        </w:r>
+      </w:hyperlink>
+      <w:r>
+        <w:rPr>
+          <w:lang w:val="zh_TW" w:bidi="zh_TW"/>
+        </w:rPr>
+        <w:t>）。耶路撒冷是一座聖城，但它可以因其居民的罪而被玷污（</w:t>
+      </w:r>
+      <w:hyperlink r:id="rId72">
+        <w:r>
+          <w:rPr>
+            <w:lang w:val="zh_TW" w:bidi="zh_TW"/>
+          </w:rPr>
+          <w:rPr>
+            <w:color w:val="0000EE"/>
+            <w:u w:val="single"/>
+          </w:rPr>
+          <w:t>結22:2–4</w:t>
+        </w:r>
+      </w:hyperlink>
+      <w:r>
+        <w:rPr>
+          <w:lang w:val="zh_TW" w:bidi="zh_TW"/>
+        </w:rPr>
+        <w:t>；</w:t>
+      </w:r>
+      <w:hyperlink r:id="rId73">
+        <w:r>
+          <w:rPr>
+            <w:lang w:val="zh_TW" w:bidi="zh_TW"/>
+          </w:rPr>
+          <w:rPr>
+            <w:color w:val="0000EE"/>
+            <w:u w:val="single"/>
+          </w:rPr>
+          <w:t>哀1:8</w:t>
+        </w:r>
+      </w:hyperlink>
+      <w:r>
+        <w:rPr>
+          <w:lang w:val="zh_TW" w:bidi="zh_TW"/>
+        </w:rPr>
+        <w:t>）或被屠殺居民的血而被玷污（</w:t>
+      </w:r>
+      <w:hyperlink r:id="rId74">
+        <w:r>
+          <w:rPr>
+            <w:lang w:val="zh_TW" w:bidi="zh_TW"/>
+          </w:rPr>
+          <w:rPr>
+            <w:color w:val="0000EE"/>
+            <w:u w:val="single"/>
+          </w:rPr>
+          <w:t>哀4:15</w:t>
+        </w:r>
+      </w:hyperlink>
+      <w:r>
+        <w:rPr>
+          <w:lang w:val="zh_TW" w:bidi="zh_TW"/>
+        </w:rPr>
+        <w:t>）。</w:t>
+      </w:r>
+    </w:p>
+    <w:p>
+      <w:pPr/>
+      <w:r>
+        <w:rPr>
+          <w:lang w:val="zh_TW" w:bidi="zh_TW"/>
+        </w:rPr>
+      </w:r>
+      <w:r>
+        <w:rPr>
+          <w:lang w:val="zh_TW" w:bidi="zh_TW"/>
+        </w:rPr>
+        <w:t>聖殿可能被不潔的人玷污。在亞哈斯進行偶像崇拜後，希西家必須潔淨聖殿（</w:t>
+      </w:r>
+      <w:hyperlink r:id="rId75">
+        <w:r>
+          <w:rPr>
+            <w:lang w:val="zh_TW" w:bidi="zh_TW"/>
+          </w:rPr>
+          <w:rPr>
+            <w:color w:val="0000EE"/>
+            <w:u w:val="single"/>
+          </w:rPr>
+          <w:t>代下29:15–19</w:t>
+        </w:r>
+      </w:hyperlink>
+      <w:r>
+        <w:rPr>
+          <w:lang w:val="zh_TW" w:bidi="zh_TW"/>
+        </w:rPr>
+        <w:t>）；尼希米則必須潔淨多比雅曾住過的房間（</w:t>
+      </w:r>
+      <w:hyperlink r:id="rId76">
+        <w:r>
+          <w:rPr>
+            <w:lang w:val="zh_TW" w:bidi="zh_TW"/>
+          </w:rPr>
+          <w:rPr>
+            <w:color w:val="0000EE"/>
+            <w:u w:val="single"/>
+          </w:rPr>
+          <w:t>尼13:9</w:t>
+        </w:r>
+      </w:hyperlink>
+      <w:r>
+        <w:rPr>
+          <w:lang w:val="zh_TW" w:bidi="zh_TW"/>
+        </w:rPr>
+        <w:t>）。贖罪日的一個功能，是清除以色列人過去一年中因其所犯的罪，而轉移到聖殿的污穢（</w:t>
+      </w:r>
+      <w:hyperlink r:id="rId77">
+        <w:r>
+          <w:rPr>
+            <w:lang w:val="zh_TW" w:bidi="zh_TW"/>
+          </w:rPr>
+          <w:rPr>
+            <w:color w:val="0000EE"/>
+            <w:u w:val="single"/>
+          </w:rPr>
+          <w:t>利16:16–19</w:t>
+        </w:r>
+      </w:hyperlink>
+      <w:r>
+        <w:rPr>
+          <w:lang w:val="zh_TW" w:bidi="zh_TW"/>
+        </w:rPr>
+        <w:t>、</w:t>
+      </w:r>
+      <w:hyperlink r:id="rId78">
+        <w:r>
+          <w:rPr>
+            <w:lang w:val="zh_TW" w:bidi="zh_TW"/>
+          </w:rPr>
+          <w:rPr>
+            <w:color w:val="0000EE"/>
+            <w:u w:val="single"/>
+          </w:rPr>
+          <w:t>31–33</w:t>
+        </w:r>
+      </w:hyperlink>
+      <w:r>
+        <w:rPr>
+          <w:lang w:val="zh_TW" w:bidi="zh_TW"/>
+        </w:rPr>
+        <w:t>）。</w:t>
+      </w:r>
+    </w:p>
+    <w:p>
+      <w:pPr/>
+      <w:r>
+        <w:rPr>
+          <w:lang w:val="zh_TW" w:bidi="zh_TW"/>
+        </w:rPr>
+      </w:r>
+      <w:r>
+        <w:rPr>
+          <w:lang w:val="zh_TW" w:bidi="zh_TW"/>
+        </w:rPr>
+        <w:t>痲瘋病人的房子拆毀後的碎片會被送到不潔的地方（</w:t>
+      </w:r>
+      <w:hyperlink r:id="rId79">
+        <w:r>
+          <w:rPr>
+            <w:lang w:val="zh_TW" w:bidi="zh_TW"/>
+          </w:rPr>
+          <w:rPr>
+            <w:color w:val="0000EE"/>
+            <w:u w:val="single"/>
+          </w:rPr>
+          <w:t>利14:45</w:t>
+        </w:r>
+      </w:hyperlink>
+      <w:r>
+        <w:rPr>
+          <w:lang w:val="zh_TW" w:bidi="zh_TW"/>
+        </w:rPr>
+        <w:t>）。欣嫩谷在後來的年代成為耶路撒冷的垃圾場，這形成新約末世論中「地獄（Gehenna）」的意象，視為永恆懲罰之地。由於以色列的營地是聖潔的地方，必須謹慎將人類的排泄物埋在營地的外面（</w:t>
+      </w:r>
+      <w:hyperlink r:id="rId80">
+        <w:r>
+          <w:rPr>
+            <w:lang w:val="zh_TW" w:bidi="zh_TW"/>
+          </w:rPr>
+          <w:rPr>
+            <w:color w:val="0000EE"/>
+            <w:u w:val="single"/>
+          </w:rPr>
+          <w:t>申23:12–14</w:t>
+        </w:r>
+      </w:hyperlink>
+      <w:r>
+        <w:rPr>
+          <w:lang w:val="zh_TW" w:bidi="zh_TW"/>
+        </w:rPr>
+        <w:t>）。在軍事行動中，這一簡單措施，尤其在預防疾病方面的重要性，則不容忽視，因為瘟疫是古代軍隊中的一大災難。</w:t>
+      </w:r>
+    </w:p>
+    <w:p>
+      <w:pPr>
+        <w:pStyle w:val="Heading4"/>
+      </w:pPr>
+      <w:r>
+        <w:rPr>
+          <w:lang w:val="zh_TW" w:bidi="zh_TW"/>
+        </w:rPr>
+        <w:t>關於食物的律法</w:t>
+      </w:r>
+    </w:p>
+    <w:p>
+      <w:pPr/>
+      <w:r>
+        <w:rPr>
+          <w:lang w:val="zh_TW" w:bidi="zh_TW"/>
+        </w:rPr>
+      </w:r>
+      <w:r>
+        <w:rPr>
+          <w:lang w:val="zh_TW" w:bidi="zh_TW"/>
+        </w:rPr>
+        <w:t>某些種類的動物是不潔的，因此不能食用（</w:t>
+      </w:r>
+      <w:hyperlink r:id="rId81">
+        <w:r>
+          <w:rPr>
+            <w:lang w:val="zh_TW" w:bidi="zh_TW"/>
+          </w:rPr>
+          <w:rPr>
+            <w:color w:val="0000EE"/>
+            <w:u w:val="single"/>
+          </w:rPr>
+          <w:t>利11章</w:t>
+        </w:r>
+      </w:hyperlink>
+      <w:r>
+        <w:rPr>
+          <w:lang w:val="zh_TW" w:bidi="zh_TW"/>
+        </w:rPr>
+        <w:t>；</w:t>
+      </w:r>
+      <w:hyperlink r:id="rId32">
+        <w:r>
+          <w:rPr>
+            <w:lang w:val="zh_TW" w:bidi="zh_TW"/>
+          </w:rPr>
+          <w:rPr>
+            <w:color w:val="0000EE"/>
+            <w:u w:val="single"/>
+          </w:rPr>
+          <w:t>申14:3–21</w:t>
+        </w:r>
+      </w:hyperlink>
+      <w:r>
+        <w:rPr>
+          <w:lang w:val="zh_TW" w:bidi="zh_TW"/>
+        </w:rPr>
+        <w:t>）。因年老、疾病或受傷而死亡的動物，或被掠食者咬傷的動物，都是不潔的。不反芻或無分蹄的動物是不潔的，這包括豬、駱駝、獾和兔子等。以色列人只能吃有鰭和鱗的魚。猛禽和食腐動物是不潔的。除了會跳的昆蟲（蝗蟲、蚱蜢和蟋蟀）以外，所有有翅膀的昆蟲都是不潔的。一大類的「爬行性動物」也被禁止食用，包括蠕蟲、蜥蜴、蛇、黃鼠狼和老鼠。除此之外，還有古老的禁止吃血的禁令（</w:t>
+      </w:r>
+      <w:hyperlink r:id="rId82">
+        <w:r>
+          <w:rPr>
+            <w:lang w:val="zh_TW" w:bidi="zh_TW"/>
+          </w:rPr>
+          <w:rPr>
+            <w:color w:val="0000EE"/>
+            <w:u w:val="single"/>
+          </w:rPr>
+          <w:t>創9:4</w:t>
+        </w:r>
+      </w:hyperlink>
+      <w:r>
+        <w:rPr>
+          <w:lang w:val="zh_TW" w:bidi="zh_TW"/>
+        </w:rPr>
+        <w:t>；</w:t>
+      </w:r>
+      <w:hyperlink r:id="rId83">
+        <w:r>
+          <w:rPr>
+            <w:lang w:val="zh_TW" w:bidi="zh_TW"/>
+          </w:rPr>
+          <w:rPr>
+            <w:color w:val="0000EE"/>
+            <w:u w:val="single"/>
+          </w:rPr>
+          <w:t>利17:14–15</w:t>
+        </w:r>
+      </w:hyperlink>
+      <w:r>
+        <w:rPr>
+          <w:lang w:val="zh_TW" w:bidi="zh_TW"/>
+        </w:rPr>
+        <w:t>；</w:t>
+      </w:r>
+      <w:hyperlink r:id="rId84">
+        <w:r>
+          <w:rPr>
+            <w:lang w:val="zh_TW" w:bidi="zh_TW"/>
+          </w:rPr>
+          <w:rPr>
+            <w:color w:val="0000EE"/>
+            <w:u w:val="single"/>
+          </w:rPr>
+          <w:t>申12:16–23</w:t>
+        </w:r>
+      </w:hyperlink>
+      <w:r>
+        <w:rPr>
+          <w:lang w:val="zh_TW" w:bidi="zh_TW"/>
+        </w:rPr>
+        <w:t>；</w:t>
+      </w:r>
+      <w:hyperlink r:id="rId33">
+        <w:r>
+          <w:rPr>
+            <w:lang w:val="zh_TW" w:bidi="zh_TW"/>
+          </w:rPr>
+          <w:rPr>
+            <w:color w:val="0000EE"/>
+            <w:u w:val="single"/>
+          </w:rPr>
+          <w:t>徒15:28–29</w:t>
+        </w:r>
+      </w:hyperlink>
+      <w:r>
+        <w:rPr>
+          <w:lang w:val="zh_TW" w:bidi="zh_TW"/>
+        </w:rPr>
+        <w:t>）。</w:t>
+      </w:r>
+    </w:p>
+    <w:p>
+      <w:pPr>
+        <w:pStyle w:val="Heading3"/>
+      </w:pPr>
+      <w:r>
+        <w:rPr>
+          <w:lang w:val="zh_TW" w:bidi="zh_TW"/>
+        </w:rPr>
+        <w:t>潔淨禮儀</w:t>
+      </w:r>
+    </w:p>
+    <w:p>
+      <w:pPr>
+        <w:pStyle w:val="Heading4"/>
+      </w:pPr>
+      <w:r>
+        <w:rPr>
+          <w:lang w:val="zh_TW" w:bidi="zh_TW"/>
+        </w:rPr>
+        <w:t>藉由經過的時間潔淨</w:t>
+      </w:r>
+    </w:p>
+    <w:p>
+      <w:pPr/>
+      <w:r>
+        <w:rPr>
+          <w:lang w:val="zh_TW" w:bidi="zh_TW"/>
+        </w:rPr>
+      </w:r>
+      <w:r>
+        <w:rPr>
+          <w:lang w:val="zh_TW" w:bidi="zh_TW"/>
+        </w:rPr>
+        <w:t>次要的不潔通常可以通過等到晚上消除（</w:t>
+      </w:r>
+      <w:hyperlink r:id="rId85">
+        <w:r>
+          <w:rPr>
+            <w:lang w:val="zh_TW" w:bidi="zh_TW"/>
+          </w:rPr>
+          <w:rPr>
+            <w:color w:val="0000EE"/>
+            <w:u w:val="single"/>
+          </w:rPr>
+          <w:t>利11:24</w:t>
+        </w:r>
+      </w:hyperlink>
+      <w:r>
+        <w:rPr>
+          <w:lang w:val="zh_TW" w:bidi="zh_TW"/>
+        </w:rPr>
+        <w:t>），或等待七天、十四天、四十天或八十天。死屍所接觸的東西會不潔七天（</w:t>
+      </w:r>
+      <w:hyperlink r:id="rId86">
+        <w:r>
+          <w:rPr>
+            <w:lang w:val="zh_TW" w:bidi="zh_TW"/>
+          </w:rPr>
+          <w:rPr>
+            <w:color w:val="0000EE"/>
+            <w:u w:val="single"/>
+          </w:rPr>
+          <w:t>民19:11</w:t>
+        </w:r>
+      </w:hyperlink>
+      <w:r>
+        <w:rPr>
+          <w:lang w:val="zh_TW" w:bidi="zh_TW"/>
+        </w:rPr>
+        <w:t>），月經也是如此（</w:t>
+      </w:r>
+      <w:hyperlink r:id="rId87">
+        <w:r>
+          <w:rPr>
+            <w:lang w:val="zh_TW" w:bidi="zh_TW"/>
+          </w:rPr>
+          <w:rPr>
+            <w:color w:val="0000EE"/>
+            <w:u w:val="single"/>
+          </w:rPr>
+          <w:t>利15:19</w:t>
+        </w:r>
+      </w:hyperlink>
+      <w:r>
+        <w:rPr>
+          <w:lang w:val="zh_TW" w:bidi="zh_TW"/>
+        </w:rPr>
+        <w:t>）。當孩子出生時，對於男嬰而言，母親的不潔狀況會持續七天，對於女嬰則持續十四天。在此之後，母親還需再等三十三天（若生男嬰）或六十六天（若生女嬰）才能接觸任何聖物。</w:t>
+      </w:r>
+    </w:p>
+    <w:p>
+      <w:pPr>
+        <w:pStyle w:val="Heading4"/>
+      </w:pPr>
+      <w:r>
+        <w:rPr>
+          <w:lang w:val="zh_TW" w:bidi="zh_TW"/>
+        </w:rPr>
+        <w:t>用水潔淨</w:t>
+      </w:r>
+    </w:p>
+    <w:p>
+      <w:pPr/>
+      <w:r>
+        <w:rPr>
+          <w:lang w:val="zh_TW" w:bidi="zh_TW"/>
+        </w:rPr>
+      </w:r>
+      <w:r>
+        <w:rPr>
+          <w:lang w:val="zh_TW" w:bidi="zh_TW"/>
+        </w:rPr>
+        <w:t>接觸不潔之物，如身體排泄物，通常需要洗手和洗衣服，這通常需要等待一天的時間（</w:t>
+      </w:r>
+      <w:hyperlink r:id="rId88">
+        <w:r>
+          <w:rPr>
+            <w:lang w:val="zh_TW" w:bidi="zh_TW"/>
+          </w:rPr>
+          <w:rPr>
+            <w:color w:val="0000EE"/>
+            <w:u w:val="single"/>
+          </w:rPr>
+          <w:t>利15:5–11</w:t>
+        </w:r>
+      </w:hyperlink>
+      <w:r>
+        <w:rPr>
+          <w:lang w:val="zh_TW" w:bidi="zh_TW"/>
+        </w:rPr>
+        <w:t>）。</w:t>
+      </w:r>
+    </w:p>
+    <w:p>
+      <w:pPr>
+        <w:pStyle w:val="Heading4"/>
+      </w:pPr>
+      <w:r>
+        <w:rPr>
+          <w:lang w:val="zh_TW" w:bidi="zh_TW"/>
+        </w:rPr>
+        <w:t>用儀式性的物質來潔淨</w:t>
+      </w:r>
+    </w:p>
+    <w:p>
+      <w:pPr/>
+      <w:r>
+        <w:rPr>
+          <w:lang w:val="zh_TW" w:bidi="zh_TW"/>
+        </w:rPr>
+      </w:r>
+      <w:r>
+        <w:rPr>
+          <w:lang w:val="zh_TW" w:bidi="zh_TW"/>
+        </w:rPr>
+        <w:t>潔淨禮儀中使用的儀式性物質包括用水混合的紅母牛的灰（</w:t>
+      </w:r>
+      <w:hyperlink r:id="rId89">
+        <w:r>
+          <w:rPr>
+            <w:lang w:val="zh_TW" w:bidi="zh_TW"/>
+          </w:rPr>
+          <w:rPr>
+            <w:color w:val="0000EE"/>
+            <w:u w:val="single"/>
+          </w:rPr>
+          <w:t>民19:1–10</w:t>
+        </w:r>
+      </w:hyperlink>
+      <w:r>
+        <w:rPr>
+          <w:lang w:val="zh_TW" w:bidi="zh_TW"/>
+        </w:rPr>
+        <w:t>），以及（在痲瘋病的情況下）香柏木、朱紅色線、牛膝草和血（</w:t>
+      </w:r>
+      <w:hyperlink r:id="rId90">
+        <w:r>
+          <w:rPr>
+            <w:lang w:val="zh_TW" w:bidi="zh_TW"/>
+          </w:rPr>
+          <w:rPr>
+            <w:color w:val="0000EE"/>
+            <w:u w:val="single"/>
+          </w:rPr>
+          <w:t>利14:2–9</w:t>
+        </w:r>
+      </w:hyperlink>
+      <w:r>
+        <w:rPr>
+          <w:lang w:val="zh_TW" w:bidi="zh_TW"/>
+        </w:rPr>
+        <w:t>）。當祭壇用於潔淨儀式時，只有血是合適的，因為祭壇是為罪獻祭的地方（</w:t>
+      </w:r>
+      <w:hyperlink r:id="rId91">
+        <w:r>
+          <w:rPr>
+            <w:lang w:val="zh_TW" w:bidi="zh_TW"/>
+          </w:rPr>
+          <w:rPr>
+            <w:color w:val="0000EE"/>
+            <w:u w:val="single"/>
+          </w:rPr>
+          <w:t>利16:18–19</w:t>
+        </w:r>
+      </w:hyperlink>
+      <w:r>
+        <w:rPr>
+          <w:lang w:val="zh_TW" w:bidi="zh_TW"/>
+        </w:rPr>
+        <w:t>；</w:t>
+      </w:r>
+      <w:hyperlink r:id="rId92">
+        <w:r>
+          <w:rPr>
+            <w:lang w:val="zh_TW" w:bidi="zh_TW"/>
+          </w:rPr>
+          <w:rPr>
+            <w:color w:val="0000EE"/>
+            <w:u w:val="single"/>
+          </w:rPr>
+          <w:t>結43:20</w:t>
+        </w:r>
+      </w:hyperlink>
+      <w:r>
+        <w:rPr>
+          <w:lang w:val="zh_TW" w:bidi="zh_TW"/>
+        </w:rPr>
+        <w:t>）。</w:t>
+      </w:r>
+    </w:p>
+    <w:p>
+      <w:pPr>
+        <w:pStyle w:val="Heading4"/>
+      </w:pPr>
+      <w:r>
+        <w:rPr>
+          <w:lang w:val="zh_TW" w:bidi="zh_TW"/>
+        </w:rPr>
+        <w:t>藉獻祭潔淨</w:t>
+      </w:r>
+    </w:p>
+    <w:p>
+      <w:pPr/>
+      <w:r>
+        <w:rPr>
+          <w:lang w:val="zh_TW" w:bidi="zh_TW"/>
+        </w:rPr>
+      </w:r>
+      <w:r>
+        <w:rPr>
+          <w:lang w:val="zh_TW" w:bidi="zh_TW"/>
+        </w:rPr>
+        <w:t>獻祭是儀式和道德潔淨的最終來源。除了性排泄物外，所有的身體排泄物都得通過獻上斑鳩和雛鴿來潔淨（</w:t>
+      </w:r>
+      <w:hyperlink r:id="rId93">
+        <w:r>
+          <w:rPr>
+            <w:lang w:val="zh_TW" w:bidi="zh_TW"/>
+          </w:rPr>
+          <w:rPr>
+            <w:color w:val="0000EE"/>
+            <w:u w:val="single"/>
+          </w:rPr>
+          <w:t>利15:14–15、29–30</w:t>
+        </w:r>
+      </w:hyperlink>
+      <w:r>
+        <w:rPr>
+          <w:lang w:val="zh_TW" w:bidi="zh_TW"/>
+        </w:rPr>
+        <w:t>）。生育孩子則需要獻上一隻羔羊和一隻鳥（</w:t>
+      </w:r>
+      <w:hyperlink r:id="rId94">
+        <w:r>
+          <w:rPr>
+            <w:lang w:val="zh_TW" w:bidi="zh_TW"/>
+          </w:rPr>
+          <w:rPr>
+            <w:color w:val="0000EE"/>
+            <w:u w:val="single"/>
+          </w:rPr>
+          <w:t>12:6</w:t>
+        </w:r>
+      </w:hyperlink>
+      <w:r>
+        <w:rPr>
+          <w:lang w:val="zh_TW" w:bidi="zh_TW"/>
+        </w:rPr>
+        <w:t>）。窮人可以獻鳥代替動物（</w:t>
+      </w:r>
+      <w:hyperlink r:id="rId95">
+        <w:r>
+          <w:rPr>
+            <w:lang w:val="zh_TW" w:bidi="zh_TW"/>
+          </w:rPr>
+          <w:rPr>
+            <w:color w:val="0000EE"/>
+            <w:u w:val="single"/>
+          </w:rPr>
+          <w:t>利12:8</w:t>
+        </w:r>
+      </w:hyperlink>
+      <w:r>
+        <w:rPr>
+          <w:lang w:val="zh_TW" w:bidi="zh_TW"/>
+        </w:rPr>
+        <w:t>，</w:t>
+      </w:r>
+      <w:hyperlink r:id="rId96">
+        <w:r>
+          <w:rPr>
+            <w:lang w:val="zh_TW" w:bidi="zh_TW"/>
+          </w:rPr>
+          <w:rPr>
+            <w:color w:val="0000EE"/>
+            <w:u w:val="single"/>
+          </w:rPr>
+          <w:t>14:21–32</w:t>
+        </w:r>
+      </w:hyperlink>
+      <w:r>
+        <w:rPr>
+          <w:lang w:val="zh_TW" w:bidi="zh_TW"/>
+        </w:rPr>
+        <w:t>；</w:t>
+      </w:r>
+      <w:hyperlink r:id="rId97">
+        <w:r>
+          <w:rPr>
+            <w:lang w:val="zh_TW" w:bidi="zh_TW"/>
+          </w:rPr>
+          <w:rPr>
+            <w:color w:val="0000EE"/>
+            <w:u w:val="single"/>
+          </w:rPr>
+          <w:t>路2:24</w:t>
+        </w:r>
+      </w:hyperlink>
+      <w:r>
+        <w:rPr>
+          <w:lang w:val="zh_TW" w:bidi="zh_TW"/>
+        </w:rPr>
+        <w:t>）。</w:t>
+      </w:r>
+    </w:p>
+    <w:p>
+      <w:pPr/>
+      <w:r>
+        <w:rPr>
+          <w:lang w:val="zh_TW" w:bidi="zh_TW"/>
+        </w:rPr>
+      </w:r>
+      <w:r>
+        <w:rPr>
+          <w:lang w:val="zh_TW" w:bidi="zh_TW"/>
+        </w:rPr>
+        <w:t>在獻祭中，血象徵一個生命的給予，因此也象徵著經歷死亡；疾病或罪的不潔被認為轉移到祭物上，從而除去不潔（</w:t>
+      </w:r>
+      <w:hyperlink r:id="rId98">
+        <w:r>
+          <w:rPr>
+            <w:lang w:val="zh_TW" w:bidi="zh_TW"/>
+          </w:rPr>
+          <w:rPr>
+            <w:color w:val="0000EE"/>
+            <w:u w:val="single"/>
+          </w:rPr>
+          <w:t>利14:7</w:t>
+        </w:r>
+      </w:hyperlink>
+      <w:r>
+        <w:rPr>
+          <w:lang w:val="zh_TW" w:bidi="zh_TW"/>
+        </w:rPr>
+        <w:t>）。因此，獻祭中的死亡總是具有代替性。只有血祭才能提供對罪本身所需的道德潔淨；因此，這種獻祭是所有潔淨的基礎，包括對疾病的潔淨。</w:t>
+      </w:r>
+    </w:p>
+    <w:p>
+      <w:pPr>
+        <w:pStyle w:val="Heading4"/>
+      </w:pPr>
+      <w:r>
+        <w:rPr>
+          <w:lang w:val="zh_TW" w:bidi="zh_TW"/>
+        </w:rPr>
+        <w:t>用火潔淨</w:t>
+      </w:r>
+    </w:p>
+    <w:p>
+      <w:pPr/>
+      <w:r>
+        <w:rPr>
+          <w:lang w:val="zh_TW" w:bidi="zh_TW"/>
+        </w:rPr>
+      </w:r>
+      <w:r>
+        <w:rPr>
+          <w:lang w:val="zh_TW" w:bidi="zh_TW"/>
+        </w:rPr>
+        <w:t>有些污染只能用火來去除，例如金屬鍋的污染（</w:t>
+      </w:r>
+      <w:hyperlink r:id="rId99">
+        <w:r>
+          <w:rPr>
+            <w:lang w:val="zh_TW" w:bidi="zh_TW"/>
+          </w:rPr>
+          <w:rPr>
+            <w:color w:val="0000EE"/>
+            <w:u w:val="single"/>
+          </w:rPr>
+          <w:t>民31:22–23</w:t>
+        </w:r>
+      </w:hyperlink>
+      <w:r>
+        <w:rPr>
+          <w:lang w:val="zh_TW" w:bidi="zh_TW"/>
+        </w:rPr>
+        <w:t>）。亂倫不僅要處以死刑，還要焚燒屍體（</w:t>
+      </w:r>
+      <w:hyperlink r:id="rId100">
+        <w:r>
+          <w:rPr>
+            <w:lang w:val="zh_TW" w:bidi="zh_TW"/>
+          </w:rPr>
+          <w:rPr>
+            <w:color w:val="0000EE"/>
+            <w:u w:val="single"/>
+          </w:rPr>
+          <w:t>利20:14</w:t>
+        </w:r>
+      </w:hyperlink>
+      <w:r>
+        <w:rPr>
+          <w:lang w:val="zh_TW" w:bidi="zh_TW"/>
+        </w:rPr>
+        <w:t>）。偶像崇拜必須通過徹底銷毀物件和焚燒的方式來清除（</w:t>
+      </w:r>
+      <w:hyperlink r:id="rId101">
+        <w:r>
+          <w:rPr>
+            <w:lang w:val="zh_TW" w:bidi="zh_TW"/>
+          </w:rPr>
+          <w:rPr>
+            <w:color w:val="0000EE"/>
+            <w:u w:val="single"/>
+          </w:rPr>
+          <w:t>出32:20</w:t>
+        </w:r>
+      </w:hyperlink>
+      <w:r>
+        <w:rPr>
+          <w:lang w:val="zh_TW" w:bidi="zh_TW"/>
+        </w:rPr>
+        <w:t>）。奉獻給異教神祇的城也必須被焚燒。</w:t>
+      </w:r>
+    </w:p>
+    <w:p>
+      <w:pPr>
+        <w:pStyle w:val="Heading3"/>
+      </w:pPr>
+      <w:r>
+        <w:rPr>
+          <w:lang w:val="zh_TW" w:bidi="zh_TW"/>
+        </w:rPr>
+        <w:t>新約觀點</w:t>
+      </w:r>
+    </w:p>
+    <w:p>
+      <w:pPr/>
+      <w:r>
+        <w:rPr>
+          <w:lang w:val="zh_TW" w:bidi="zh_TW"/>
+        </w:rPr>
+      </w:r>
+      <w:r>
+        <w:rPr>
+          <w:lang w:val="zh_TW" w:bidi="zh_TW"/>
+        </w:rPr>
+        <w:t>新約並未否定舊約關於潔淨與不潔淨的概念，而是在新的背景下重新詮釋。它特別強調這個概念的道德意義，並將不潔與罪聯繫在一起。</w:t>
+      </w:r>
+    </w:p>
+    <w:p>
+      <w:pPr/>
+      <w:r>
+        <w:rPr>
+          <w:lang w:val="zh_TW" w:bidi="zh_TW"/>
+        </w:rPr>
+      </w:r>
+      <w:r>
+        <w:rPr>
+          <w:lang w:val="zh_TW" w:bidi="zh_TW"/>
+        </w:rPr>
+        <w:t>福音書的寫作背景是舊約律法以及法利賽人和撒都該人所添加的規條。耶穌遵守律法，但卻經常與圍繞律法而發展起來的應用上的曲解（系統）相衝突。耶穌教導說，真正的污穢來自罪人的內心，而不是外在的污染（</w:t>
+      </w:r>
+      <w:hyperlink r:id="rId102">
+        <w:r>
+          <w:rPr>
+            <w:lang w:val="zh_TW" w:bidi="zh_TW"/>
+          </w:rPr>
+          <w:rPr>
+            <w:color w:val="0000EE"/>
+            <w:u w:val="single"/>
+          </w:rPr>
+          <w:t>可7:14–23</w:t>
+        </w:r>
+      </w:hyperlink>
+      <w:r>
+        <w:rPr>
+          <w:lang w:val="zh_TW" w:bidi="zh_TW"/>
+        </w:rPr>
+        <w:t>；</w:t>
+      </w:r>
+      <w:hyperlink r:id="rId103">
+        <w:r>
+          <w:rPr>
+            <w:lang w:val="zh_TW" w:bidi="zh_TW"/>
+          </w:rPr>
+          <w:rPr>
+            <w:color w:val="0000EE"/>
+            <w:u w:val="single"/>
+          </w:rPr>
+          <w:t>路11:39–41</w:t>
+        </w:r>
+      </w:hyperlink>
+      <w:r>
+        <w:rPr>
+          <w:lang w:val="zh_TW" w:bidi="zh_TW"/>
+        </w:rPr>
+        <w:t>）。耶穌教導中的一個核心，是攻擊法利賽人的禮儀形式主義。因此，有人說耶穌將律法「內化（internalized）」。更正確的說法是耶穌強調律法對人內心生命的要求。</w:t>
+      </w:r>
+    </w:p>
+    <w:p>
+      <w:pPr/>
+      <w:r>
+        <w:rPr>
+          <w:lang w:val="zh_TW" w:bidi="zh_TW"/>
+        </w:rPr>
+      </w:r>
+      <w:r>
+        <w:rPr>
+          <w:lang w:val="zh_TW" w:bidi="zh_TW"/>
+        </w:rPr>
+        <w:t>福音書中「污鬼」這一稱謂強調鬼本質上的邪惡。事實上，「不潔淨」這個詞在福音書中總是與靈有關，這一細節說明了新約聖經把重點從儀式上的不潔轉移到罪及其罪責上。</w:t>
+      </w:r>
+    </w:p>
+    <w:p>
+      <w:pPr/>
+      <w:r>
+        <w:rPr>
+          <w:lang w:val="zh_TW" w:bidi="zh_TW"/>
+        </w:rPr>
+      </w:r>
+      <w:hyperlink r:id="rId104">
+        <w:r>
+          <w:rPr>
+            <w:lang w:val="zh_TW" w:bidi="zh_TW"/>
+          </w:rPr>
+          <w:rPr>
+            <w:color w:val="0000EE"/>
+            <w:u w:val="single"/>
+          </w:rPr>
+          <w:t>使徒行傳第十章</w:t>
+        </w:r>
+      </w:hyperlink>
+      <w:r>
+        <w:rPr>
+          <w:lang w:val="zh_TW" w:bidi="zh_TW"/>
+        </w:rPr>
+        <w:t>記載了早期教會生活中的一個重要事件，當時神教導使徒彼得，外邦人本身並非不潔，彼得有義務接納他們。這一教導的結果是使哥尼流歸信。</w:t>
+      </w:r>
+    </w:p>
+    <w:p>
+      <w:pPr/>
+      <w:r>
+        <w:rPr>
+          <w:lang w:val="zh_TW" w:bidi="zh_TW"/>
+        </w:rPr>
+      </w:r>
+      <w:r>
+        <w:rPr>
+          <w:lang w:val="zh_TW" w:bidi="zh_TW"/>
+        </w:rPr>
+        <w:t>耶穌主張不潔源自內心，這一教導在使徒保羅提出「基督裏的自由的教義」中結出果子。保羅身為一個可以自稱從未違背外在律法的法利賽人，但他後來明白沒有任何事物本身是不潔的（</w:t>
+      </w:r>
+      <w:hyperlink r:id="rId105">
+        <w:r>
+          <w:rPr>
+            <w:lang w:val="zh_TW" w:bidi="zh_TW"/>
+          </w:rPr>
+          <w:rPr>
+            <w:color w:val="0000EE"/>
+            <w:u w:val="single"/>
+          </w:rPr>
+          <w:t>羅14:14–20</w:t>
+        </w:r>
+      </w:hyperlink>
+      <w:r>
+        <w:rPr>
+          <w:lang w:val="zh_TW" w:bidi="zh_TW"/>
+        </w:rPr>
+        <w:t>）。在他的書信中，保羅表明潔淨是內心順服而來的結果，這是由重生帶來的；它是基於贖罪的潔淨能力（見</w:t>
+      </w:r>
+      <w:hyperlink r:id="rId106">
+        <w:r>
+          <w:rPr>
+            <w:lang w:val="zh_TW" w:bidi="zh_TW"/>
+          </w:rPr>
+          <w:rPr>
+            <w:color w:val="0000EE"/>
+            <w:u w:val="single"/>
+          </w:rPr>
+          <w:t>羅6:19</w:t>
+        </w:r>
+      </w:hyperlink>
+      <w:r>
+        <w:rPr>
+          <w:lang w:val="zh_TW" w:bidi="zh_TW"/>
+        </w:rPr>
+        <w:t>；</w:t>
+      </w:r>
+      <w:hyperlink r:id="rId107">
+        <w:r>
+          <w:rPr>
+            <w:lang w:val="zh_TW" w:bidi="zh_TW"/>
+          </w:rPr>
+          <w:rPr>
+            <w:color w:val="0000EE"/>
+            <w:u w:val="single"/>
+          </w:rPr>
+          <w:t>帖前2:3–4</w:t>
+        </w:r>
+      </w:hyperlink>
+      <w:r>
+        <w:rPr>
+          <w:lang w:val="zh_TW" w:bidi="zh_TW"/>
+        </w:rPr>
+        <w:t>，其中不潔是指道德上的不潔）。</w:t>
+      </w:r>
+    </w:p>
+    <w:p>
+      <w:pPr/>
+      <w:r>
+        <w:rPr>
+          <w:lang w:val="zh_TW" w:bidi="zh_TW"/>
+        </w:rPr>
+      </w:r>
+      <w:r>
+        <w:rPr>
+          <w:lang w:val="zh_TW" w:bidi="zh_TW"/>
+        </w:rPr>
+        <w:t>基督的贖罪是最終為罪及其道德結果所帶來潔淨的方式（</w:t>
+      </w:r>
+      <w:hyperlink r:id="rId108">
+        <w:r>
+          <w:rPr>
+            <w:lang w:val="zh_TW" w:bidi="zh_TW"/>
+          </w:rPr>
+          <w:rPr>
+            <w:color w:val="0000EE"/>
+            <w:u w:val="single"/>
+          </w:rPr>
+          <w:t>來9:14、22</w:t>
+        </w:r>
+      </w:hyperlink>
+      <w:r>
+        <w:rPr>
+          <w:lang w:val="zh_TW" w:bidi="zh_TW"/>
+        </w:rPr>
+        <w:t>；</w:t>
+      </w:r>
+      <w:hyperlink r:id="rId109">
+        <w:r>
+          <w:rPr>
+            <w:lang w:val="zh_TW" w:bidi="zh_TW"/>
+          </w:rPr>
+          <w:rPr>
+            <w:color w:val="0000EE"/>
+            <w:u w:val="single"/>
+          </w:rPr>
+          <w:t>約一1:7</w:t>
+        </w:r>
+      </w:hyperlink>
+      <w:r>
+        <w:rPr>
+          <w:lang w:val="zh_TW" w:bidi="zh_TW"/>
+        </w:rPr>
+        <w:t>），同時也實現了過去公牛和山羊的血所象徵的事。因此，那些被羔羊的血洗淨的人（</w:t>
+      </w:r>
+      <w:hyperlink r:id="rId110">
+        <w:r>
+          <w:rPr>
+            <w:lang w:val="zh_TW" w:bidi="zh_TW"/>
+          </w:rPr>
+          <w:rPr>
+            <w:color w:val="0000EE"/>
+            <w:u w:val="single"/>
+          </w:rPr>
+          <w:t>啟7:14</w:t>
+        </w:r>
+      </w:hyperlink>
+      <w:r>
+        <w:rPr>
+          <w:lang w:val="zh_TW" w:bidi="zh_TW"/>
+        </w:rPr>
+        <w:t>）被看見穿著潔白的袍子（</w:t>
+      </w:r>
+      <w:hyperlink r:id="rId111">
+        <w:r>
+          <w:rPr>
+            <w:lang w:val="zh_TW" w:bidi="zh_TW"/>
+          </w:rPr>
+          <w:rPr>
+            <w:color w:val="0000EE"/>
+            <w:u w:val="single"/>
+          </w:rPr>
+          <w:t>15:6</w:t>
+        </w:r>
+      </w:hyperlink>
+      <w:r>
+        <w:rPr>
+          <w:lang w:val="zh_TW" w:bidi="zh_TW"/>
+        </w:rPr>
+        <w:t>、</w:t>
+      </w:r>
+      <w:hyperlink r:id="rId112">
+        <w:r>
+          <w:rPr>
+            <w:lang w:val="zh_TW" w:bidi="zh_TW"/>
+          </w:rPr>
+          <w:rPr>
+            <w:color w:val="0000EE"/>
+            <w:u w:val="single"/>
+          </w:rPr>
+          <w:t>19:8–14</w:t>
+        </w:r>
+      </w:hyperlink>
+      <w:r>
+        <w:rPr>
+          <w:lang w:val="zh_TW" w:bidi="zh_TW"/>
+        </w:rPr>
+        <w:t>）。祂的血象徵著子按照父的旨意捨命與受死，滿足了有位格的三一神的公義屬性。因為公義父神有位格的屬性得到了辯護，罪人的個人赦免在道德上成為可能。神在歷史中的行為必須與祂永恆的本質一致：祂既是公義的，又是那使信靠基督的人稱義的（</w:t>
+      </w:r>
+      <w:hyperlink r:id="rId113">
+        <w:r>
+          <w:rPr>
+            <w:lang w:val="zh_TW" w:bidi="zh_TW"/>
+          </w:rPr>
+          <w:rPr>
+            <w:color w:val="0000EE"/>
+            <w:u w:val="single"/>
+          </w:rPr>
+          <w:t>羅3:24–26</w:t>
+        </w:r>
+      </w:hyperlink>
+      <w:r>
+        <w:rPr>
+          <w:lang w:val="zh_TW" w:bidi="zh_TW"/>
+        </w:rPr>
+        <w:t>）。</w:t>
+      </w:r>
+    </w:p>
+    <w:p>
+      <w:pPr/>
+      <w:r>
+        <w:rPr>
+          <w:lang w:val="zh_TW" w:bidi="zh_TW"/>
+        </w:rPr>
+      </w:r>
+      <w:r>
+        <w:rPr>
+          <w:i/>
+          <w:lang w:val="zh_TW" w:bidi="zh_TW"/>
+        </w:rPr>
+        <w:t>另見</w:t>
+      </w:r>
+      <w:r>
+        <w:rPr>
+          <w:lang w:val="zh_TW" w:bidi="zh_TW"/>
+        </w:rPr>
+        <w:t>洗禮</w:t>
+      </w:r>
+      <w:r>
+        <w:rPr>
+          <w:lang w:val="zh_TW" w:bidi="zh_TW"/>
+        </w:rPr>
+        <w:t>；</w:t>
+      </w:r>
+      <w:r>
+        <w:rPr>
+          <w:lang w:val="zh_TW" w:bidi="zh_TW"/>
+        </w:rPr>
+        <w:t>割禮</w:t>
+      </w:r>
+      <w:r>
+        <w:rPr>
+          <w:lang w:val="zh_TW" w:bidi="zh_TW"/>
+        </w:rPr>
+        <w:t>；</w:t>
+      </w:r>
+      <w:r>
+        <w:rPr>
+          <w:lang w:val="zh_TW" w:bidi="zh_TW"/>
+        </w:rPr>
+        <w:t>未受割禮</w:t>
+      </w:r>
+      <w:r>
+        <w:rPr>
+          <w:lang w:val="zh_TW" w:bidi="zh_TW"/>
+        </w:rPr>
+        <w:t>；</w:t>
+      </w:r>
+      <w:r>
+        <w:rPr>
+          <w:lang w:val="zh_TW" w:bidi="zh_TW"/>
+        </w:rPr>
+        <w:t>供物和獻祭</w:t>
+      </w:r>
+      <w:r>
+        <w:rPr>
+          <w:lang w:val="zh_TW" w:bidi="zh_TW"/>
+        </w:rPr>
+        <w:t>；</w:t>
+      </w:r>
+      <w:r>
+        <w:rPr>
+          <w:lang w:val="zh_TW" w:bidi="zh_TW"/>
+        </w:rPr>
+        <w:t>聖經中的律法概念</w:t>
+      </w:r>
+      <w:r>
+        <w:rPr>
+          <w:lang w:val="zh_TW" w:bidi="zh_TW"/>
+        </w:rPr>
+        <w:t>；</w:t>
+      </w:r>
+      <w:r>
+        <w:rPr>
+          <w:lang w:val="zh_TW" w:bidi="zh_TW"/>
+        </w:rPr>
+        <w:t>飲食律法</w:t>
+      </w:r>
+      <w:r>
+        <w:rPr>
+          <w:lang w:val="zh_TW" w:bidi="zh_TW"/>
+        </w:rPr>
+        <w:t>。</w:t>
+      </w:r>
+      <w:r>
+        <w:rPr>
+          <w:lang w:val="zh_TW" w:bidi="zh_TW"/>
+        </w:rPr>
+      </w:r>
+      <w:r>
+        <w:rPr>
+          <w:lang w:val="zh_TW" w:bidi="zh_TW"/>
+        </w:rPr>
+      </w:r>
+    </w:p>
+    <w:p>
+      <w:pPr/>
+      <w:r>
+        <w:rPr>
+          <w:lang w:val="zh_TW" w:bidi="zh_TW"/>
+        </w:rPr>
+      </w:r>
+    </w:p>
+    <w:p>
+      <w:pPr>
+        <w:pStyle w:val="Heading2"/>
+      </w:pPr>
+      <w:r>
+        <w:rPr>
+          <w:lang w:val="zh_TW" w:bidi="zh_TW"/>
+        </w:rPr>
+        <w:t>管會堂的</w:t>
+      </w:r>
+      <w:r>
+        <w:rPr>
+          <w:lang w:val="zh_TW" w:bidi="zh_TW"/>
+        </w:rPr>
+      </w:r>
+    </w:p>
+    <w:p>
+      <w:pPr/>
+      <w:r>
+        <w:rPr>
+          <w:lang w:val="zh_TW" w:bidi="zh_TW"/>
+        </w:rPr>
+      </w:r>
+      <w:r>
+        <w:rPr>
+          <w:lang w:val="zh_TW" w:bidi="zh_TW"/>
+        </w:rPr>
+        <w:t>在新約聖經時期，猶太教禮拜場所的主要領袖。每個猶太會堂通常只有一位這樣的領袖。</w:t>
+      </w:r>
+    </w:p>
+    <w:p>
+      <w:pPr/>
+      <w:r>
+        <w:rPr>
+          <w:lang w:val="zh_TW" w:bidi="zh_TW"/>
+        </w:rPr>
+      </w:r>
+      <w:r>
+        <w:rPr>
+          <w:lang w:val="zh_TW" w:bidi="zh_TW"/>
+        </w:rPr>
+        <w:t>管會堂的職責是負責敬拜的實際安排和維護建築物本身。他還可以決定誰將受邀請誦讀律法和先知書或進行禱告。這個職位有時有指定的期間，有時是終身職。</w:t>
+      </w:r>
+    </w:p>
+    <w:p>
+      <w:pPr/>
+      <w:r>
+        <w:rPr>
+          <w:lang w:val="zh_TW" w:bidi="zh_TW"/>
+        </w:rPr>
+      </w:r>
+      <w:r>
+        <w:rPr>
+          <w:lang w:val="zh_TW" w:bidi="zh_TW"/>
+        </w:rPr>
+        <w:t>新約聖經四次提及這種官員。睚魯是迦百農的一位猶太會堂管理者。當他的女兒生病時，他去尋求耶穌幫助，耶穌使她復活了（</w:t>
+      </w:r>
+      <w:hyperlink r:id="rId114">
+        <w:r>
+          <w:rPr>
+            <w:lang w:val="zh_TW" w:bidi="zh_TW"/>
+          </w:rPr>
+          <w:rPr>
+            <w:color w:val="0000EE"/>
+            <w:u w:val="single"/>
+          </w:rPr>
+          <w:t>馬太福音9:18–26</w:t>
+        </w:r>
+      </w:hyperlink>
+      <w:r>
+        <w:rPr>
+          <w:lang w:val="zh_TW" w:bidi="zh_TW"/>
+        </w:rPr>
+        <w:t>；</w:t>
+      </w:r>
+      <w:hyperlink r:id="rId115">
+        <w:r>
+          <w:rPr>
+            <w:lang w:val="zh_TW" w:bidi="zh_TW"/>
+          </w:rPr>
+          <w:rPr>
+            <w:color w:val="0000EE"/>
+            <w:u w:val="single"/>
+          </w:rPr>
+          <w:t>馬可福音5:21–43</w:t>
+        </w:r>
+      </w:hyperlink>
+      <w:r>
+        <w:rPr>
+          <w:lang w:val="zh_TW" w:bidi="zh_TW"/>
+        </w:rPr>
+        <w:t>；</w:t>
+      </w:r>
+      <w:hyperlink r:id="rId116">
+        <w:r>
+          <w:rPr>
+            <w:lang w:val="zh_TW" w:bidi="zh_TW"/>
+          </w:rPr>
+          <w:rPr>
+            <w:color w:val="0000EE"/>
+            <w:u w:val="single"/>
+          </w:rPr>
+          <w:t>路加福音8:41–56</w:t>
+        </w:r>
+      </w:hyperlink>
+      <w:r>
+        <w:rPr>
+          <w:lang w:val="zh_TW" w:bidi="zh_TW"/>
+        </w:rPr>
+        <w:t>）。</w:t>
+      </w:r>
+    </w:p>
+    <w:p>
+      <w:pPr/>
+      <w:r>
+        <w:rPr>
+          <w:lang w:val="zh_TW" w:bidi="zh_TW"/>
+        </w:rPr>
+      </w:r>
+      <w:hyperlink r:id="rId117">
+        <w:r>
+          <w:rPr>
+            <w:lang w:val="zh_TW" w:bidi="zh_TW"/>
+          </w:rPr>
+          <w:rPr>
+            <w:color w:val="0000EE"/>
+            <w:u w:val="single"/>
+          </w:rPr>
+          <w:t>路加福音十三章14節</w:t>
+        </w:r>
+      </w:hyperlink>
+      <w:r>
+        <w:rPr>
+          <w:lang w:val="zh_TW" w:bidi="zh_TW"/>
+        </w:rPr>
+        <w:t>記載了另一位管會堂的故事，他對耶穌懷有極大的敵意。耶穌在會堂教導後，在安息日醫治了一個人，這位管理者反對耶穌。</w:t>
+      </w:r>
+    </w:p>
+    <w:p>
+      <w:pPr/>
+      <w:r>
+        <w:rPr>
+          <w:lang w:val="zh_TW" w:bidi="zh_TW"/>
+        </w:rPr>
+      </w:r>
+      <w:r>
+        <w:rPr>
+          <w:lang w:val="zh_TW" w:bidi="zh_TW"/>
+        </w:rPr>
+        <w:t>在保羅的宣教旅程中，常常在他所到之處，先去猶太會堂，從而開始事工。在彼西底的安提阿（</w:t>
+      </w:r>
+      <w:hyperlink r:id="rId118">
+        <w:r>
+          <w:rPr>
+            <w:lang w:val="zh_TW" w:bidi="zh_TW"/>
+          </w:rPr>
+          <w:rPr>
+            <w:color w:val="0000EE"/>
+            <w:u w:val="single"/>
+          </w:rPr>
+          <w:t>使徒行傳13:15</w:t>
+        </w:r>
+      </w:hyperlink>
+      <w:r>
+        <w:rPr>
+          <w:lang w:val="zh_TW" w:bidi="zh_TW"/>
+        </w:rPr>
+        <w:t>），管會堂的歡迎並鼓勵他傳講福音，並在下個安息日再次回來。基利司布，哥林多猶太會堂的管理者，信了耶穌（</w:t>
+      </w:r>
+      <w:hyperlink r:id="rId119">
+        <w:r>
+          <w:rPr>
+            <w:lang w:val="zh_TW" w:bidi="zh_TW"/>
+          </w:rPr>
+          <w:rPr>
+            <w:color w:val="0000EE"/>
+            <w:u w:val="single"/>
+          </w:rPr>
+          <w:t>18:8</w:t>
+        </w:r>
+      </w:hyperlink>
+      <w:r>
+        <w:rPr>
+          <w:lang w:val="zh_TW" w:bidi="zh_TW"/>
+        </w:rPr>
+        <w:t>）。基利司布的繼任者所提尼在猶太人向亞該亞的巡撫迦流，控告保羅後，被暴民毆打。</w:t>
+      </w:r>
+    </w:p>
+    <w:p>
+      <w:pPr/>
+      <w:r>
+        <w:rPr>
+          <w:lang w:val="zh_TW" w:bidi="zh_TW"/>
+        </w:rPr>
+      </w:r>
+      <w:r>
+        <w:rPr>
+          <w:i/>
+          <w:lang w:val="zh_TW" w:bidi="zh_TW"/>
+        </w:rPr>
+        <w:t>另見</w:t>
+      </w:r>
+      <w:r>
+        <w:rPr>
+          <w:lang w:val="zh_TW" w:bidi="zh_TW"/>
+        </w:rPr>
+        <w:t xml:space="preserve"> </w:t>
+      </w:r>
+      <w:r>
+        <w:rPr>
+          <w:lang w:val="zh_TW" w:bidi="zh_TW"/>
+        </w:rPr>
+        <w:t>猶太會堂</w:t>
+      </w:r>
+      <w:r>
+        <w:rPr>
+          <w:lang w:val="zh_TW" w:bidi="zh_TW"/>
+        </w:rPr>
+        <w:t>。</w:t>
+      </w:r>
+      <w:r>
+        <w:rPr>
+          <w:lang w:val="zh_TW" w:bidi="zh_TW"/>
+        </w:rPr>
+      </w:r>
+      <w:r>
+        <w:rPr>
+          <w:lang w:val="zh_TW" w:bidi="zh_TW"/>
+        </w:rPr>
+      </w:r>
+    </w:p>
+    <w:p>
+      <w:pPr/>
+      <w:r>
+        <w:rPr>
+          <w:lang w:val="zh_TW" w:bidi="zh_TW"/>
+        </w:rPr>
+      </w:r>
+    </w:p>
+    <w:p>
+      <w:pPr>
+        <w:pStyle w:val="Heading2"/>
+      </w:pPr>
+      <w:r>
+        <w:rPr>
+          <w:lang w:val="zh_TW" w:bidi="zh_TW"/>
+        </w:rPr>
+        <w:t>管教</w:t>
+      </w:r>
+      <w:r>
+        <w:rPr>
+          <w:lang w:val="zh_TW" w:bidi="zh_TW"/>
+        </w:rPr>
+      </w:r>
+    </w:p>
+    <w:p>
+      <w:pPr/>
+      <w:r>
+        <w:rPr>
+          <w:lang w:val="zh_TW" w:bidi="zh_TW"/>
+        </w:rPr>
+      </w:r>
+      <w:r>
+        <w:rPr>
+          <w:lang w:val="zh_TW" w:bidi="zh_TW"/>
+        </w:rPr>
+        <w:t>塑造品格和規範行為的學習過程；此詞語源自拉丁文，意為「教導」或「訓練」。要管教人或群體，就是要使他們處於良好秩序狀態，並按照預期的方式運作。雖然許多人誤以為管教必然是嚴厲或苛刻，但其本質卻並非如此。聖經翻譯者選用「門徒（disciple）」一詞，表示透過跟隨別人來學習的人，也是基於這個概念。</w:t>
+      </w:r>
+    </w:p>
+    <w:p>
+      <w:pPr/>
+      <w:r>
+        <w:rPr>
+          <w:lang w:val="zh_TW" w:bidi="zh_TW"/>
+        </w:rPr>
+      </w:r>
+      <w:r>
+        <w:rPr>
+          <w:lang w:val="zh_TW" w:bidi="zh_TW"/>
+        </w:rPr>
+        <w:t>概述</w:t>
+      </w:r>
+    </w:p>
+    <w:p>
+      <w:pPr>
+        <w:pStyle w:val="ListBullet"/>
+        <w:spacing w:line="240" w:lineRule="auto"/>
+        <w:ind w:left="720"/>
+      </w:pPr>
+      <w:r>
+        <w:rPr>
+          <w:lang w:val="zh_TW" w:bidi="zh_TW"/>
+        </w:rPr>
+      </w:r>
+      <w:r>
+        <w:rPr>
+          <w:u w:val="single"/>
+          <w:lang w:val="zh_TW" w:bidi="zh_TW"/>
+        </w:rPr>
+        <w:t>聖經的教導</w:t>
+      </w:r>
+    </w:p>
+    <w:p>
+      <w:pPr>
+        <w:pStyle w:val="ListBullet"/>
+        <w:spacing w:line="240" w:lineRule="auto"/>
+        <w:ind w:left="720"/>
+      </w:pPr>
+      <w:r>
+        <w:rPr>
+          <w:lang w:val="zh_TW" w:bidi="zh_TW"/>
+        </w:rPr>
+      </w:r>
+      <w:r>
+        <w:rPr>
+          <w:u w:val="single"/>
+          <w:lang w:val="zh_TW" w:bidi="zh_TW"/>
+        </w:rPr>
+        <w:t>自我管教</w:t>
+      </w:r>
+    </w:p>
+    <w:p>
+      <w:pPr>
+        <w:pStyle w:val="ListBullet"/>
+        <w:spacing w:line="240" w:lineRule="auto"/>
+        <w:ind w:left="720"/>
+      </w:pPr>
+      <w:r>
+        <w:rPr>
+          <w:lang w:val="zh_TW" w:bidi="zh_TW"/>
+        </w:rPr>
+      </w:r>
+      <w:r>
+        <w:rPr>
+          <w:u w:val="single"/>
+          <w:lang w:val="zh_TW" w:bidi="zh_TW"/>
+        </w:rPr>
+        <w:t>父母的管教</w:t>
+      </w:r>
+    </w:p>
+    <w:p>
+      <w:pPr>
+        <w:pStyle w:val="ListBullet"/>
+        <w:spacing w:line="240" w:lineRule="auto"/>
+        <w:ind w:left="720"/>
+      </w:pPr>
+      <w:r>
+        <w:rPr>
+          <w:lang w:val="zh_TW" w:bidi="zh_TW"/>
+        </w:rPr>
+      </w:r>
+      <w:r>
+        <w:rPr>
+          <w:u w:val="single"/>
+          <w:lang w:val="zh_TW" w:bidi="zh_TW"/>
+        </w:rPr>
+        <w:t>教會的管教</w:t>
+      </w:r>
+    </w:p>
+    <w:p>
+      <w:pPr>
+        <w:pStyle w:val="Heading3"/>
+      </w:pPr>
+      <w:r>
+        <w:rPr>
+          <w:lang w:val="zh_TW" w:bidi="zh_TW"/>
+        </w:rPr>
+        <w:t>聖經的教導</w:t>
+      </w:r>
+    </w:p>
+    <w:p>
+      <w:pPr/>
+      <w:r>
+        <w:rPr>
+          <w:lang w:val="zh_TW" w:bidi="zh_TW"/>
+        </w:rPr>
+      </w:r>
+      <w:r>
+        <w:rPr>
+          <w:lang w:val="zh_TW" w:bidi="zh_TW"/>
+        </w:rPr>
+        <w:t>Discipline（管教）這個詞語在某英文譯本（</w:t>
+      </w:r>
+      <w:hyperlink r:id="rId120">
+        <w:r>
+          <w:rPr>
+            <w:lang w:val="zh_TW" w:bidi="zh_TW"/>
+          </w:rPr>
+          <w:rPr>
+            <w:color w:val="0000EE"/>
+            <w:u w:val="single"/>
+          </w:rPr>
+          <w:t>伯36:10</w:t>
+        </w:r>
+      </w:hyperlink>
+      <w:r>
+        <w:rPr>
+          <w:lang w:val="zh_TW" w:bidi="zh_TW"/>
+        </w:rPr>
+        <w:t>）中只出現一次，但在不少現代譯本裡，這個詞語的名詞與動詞形式卻十分常見。那些被譯為「管教」的希伯來文與希臘文詞語，有時會譯作「責備」、「督責」、「約束」、「歸正」或「責打」。較為正面的同義詞則包括「教養」、「操練」、「吩咐」與「受教」。</w:t>
+      </w:r>
+    </w:p>
+    <w:p>
+      <w:pPr/>
+      <w:r>
+        <w:rPr>
+          <w:lang w:val="zh_TW" w:bidi="zh_TW"/>
+        </w:rPr>
+      </w:r>
+      <w:r>
+        <w:rPr>
+          <w:lang w:val="zh_TW" w:bidi="zh_TW"/>
+        </w:rPr>
+        <w:t>在舊約聖經中，「管教」的用法比新約聖經較具負面色彩，主要因為神在舊約（摩西之約）下，以律法方式對待以色列人。新約聖經所呈現的「新約」關係，使教會中的管教語言更偏向正面。然而，兩個約的目標其實相同，就是公義。從這角度來看，即使舊約聖經著重懲罰，背後仍然有正面的動機，並以建立生命為目標。舊約聖經強調報應，原因是要讓犯罪的人透過所受的後果，看見自己造成的影響，明白自己所犯何罪；替受害者伸冤，也同時彰顯神的公義。申冤是維護神公義的重要方式，報應同樣重要；違背聖約會帶來聖約的咒詛（</w:t>
+      </w:r>
+      <w:hyperlink r:id="rId121">
+        <w:r>
+          <w:rPr>
+            <w:lang w:val="zh_TW" w:bidi="zh_TW"/>
+          </w:rPr>
+          <w:rPr>
+            <w:color w:val="0000EE"/>
+            <w:u w:val="single"/>
+          </w:rPr>
+          <w:t>申27:26</w:t>
+        </w:r>
+      </w:hyperlink>
+      <w:r>
+        <w:rPr>
+          <w:lang w:val="zh_TW" w:bidi="zh_TW"/>
+        </w:rPr>
+        <w:t>），並以懲治性的管教形式臨到。報應重新確立神律法的權柄，也教導人敬畏祂公義的標準。</w:t>
+      </w:r>
+    </w:p>
+    <w:p>
+      <w:pPr/>
+      <w:r>
+        <w:rPr>
+          <w:lang w:val="zh_TW" w:bidi="zh_TW"/>
+        </w:rPr>
+      </w:r>
+      <w:r>
+        <w:rPr>
+          <w:lang w:val="zh_TW" w:bidi="zh_TW"/>
+        </w:rPr>
+        <w:t>正面管教可視為強化的管教，與懲治性的管教相輔相成。神一直在施行管教；祂在必要時以懲治的方式管教，但在可能的情況下則以強化的方式管教。</w:t>
+      </w:r>
+    </w:p>
+    <w:p>
+      <w:pPr/>
+      <w:r>
+        <w:rPr>
+          <w:lang w:val="zh_TW" w:bidi="zh_TW"/>
+        </w:rPr>
+      </w:r>
+      <w:r>
+        <w:rPr>
+          <w:lang w:val="zh_TW" w:bidi="zh_TW"/>
+        </w:rPr>
+        <w:t>聖經常提到神管教以色列人（</w:t>
+      </w:r>
+      <w:hyperlink r:id="rId122">
+        <w:r>
+          <w:rPr>
+            <w:lang w:val="zh_TW" w:bidi="zh_TW"/>
+          </w:rPr>
+          <w:rPr>
+            <w:color w:val="0000EE"/>
+            <w:u w:val="single"/>
+          </w:rPr>
+          <w:t>利26:23</w:t>
+        </w:r>
+      </w:hyperlink>
+      <w:r>
+        <w:rPr>
+          <w:lang w:val="zh_TW" w:bidi="zh_TW"/>
+        </w:rPr>
+        <w:t>；</w:t>
+      </w:r>
+      <w:hyperlink r:id="rId123">
+        <w:r>
+          <w:rPr>
+            <w:lang w:val="zh_TW" w:bidi="zh_TW"/>
+          </w:rPr>
+          <w:rPr>
+            <w:color w:val="0000EE"/>
+            <w:u w:val="single"/>
+          </w:rPr>
+          <w:t>申4:36，</w:t>
+        </w:r>
+      </w:hyperlink>
+      <w:hyperlink r:id="rId124">
+        <w:r>
+          <w:rPr>
+            <w:lang w:val="zh_TW" w:bidi="zh_TW"/>
+          </w:rPr>
+          <w:rPr>
+            <w:color w:val="0000EE"/>
+            <w:u w:val="single"/>
+          </w:rPr>
+          <w:t>8:5</w:t>
+        </w:r>
+      </w:hyperlink>
+      <w:r>
+        <w:rPr>
+          <w:lang w:val="zh_TW" w:bidi="zh_TW"/>
+        </w:rPr>
+        <w:t>；</w:t>
+      </w:r>
+      <w:hyperlink r:id="rId125">
+        <w:r>
+          <w:rPr>
+            <w:lang w:val="zh_TW" w:bidi="zh_TW"/>
+          </w:rPr>
+          <w:rPr>
+            <w:color w:val="0000EE"/>
+            <w:u w:val="single"/>
+          </w:rPr>
+          <w:t>耶31:18</w:t>
+        </w:r>
+      </w:hyperlink>
+      <w:r>
+        <w:rPr>
+          <w:lang w:val="zh_TW" w:bidi="zh_TW"/>
+        </w:rPr>
+        <w:t>）、管教列邦（</w:t>
+      </w:r>
+      <w:hyperlink r:id="rId126">
+        <w:r>
+          <w:rPr>
+            <w:lang w:val="zh_TW" w:bidi="zh_TW"/>
+          </w:rPr>
+          <w:rPr>
+            <w:color w:val="0000EE"/>
+            <w:u w:val="single"/>
+          </w:rPr>
+          <w:t>詩94:10</w:t>
+        </w:r>
+      </w:hyperlink>
+      <w:r>
+        <w:rPr>
+          <w:lang w:val="zh_TW" w:bidi="zh_TW"/>
+        </w:rPr>
+        <w:t>），或管教人（</w:t>
+      </w:r>
+      <w:hyperlink r:id="rId127">
+        <w:r>
+          <w:rPr>
+            <w:lang w:val="zh_TW" w:bidi="zh_TW"/>
+          </w:rPr>
+          <w:rPr>
+            <w:color w:val="0000EE"/>
+            <w:u w:val="single"/>
+          </w:rPr>
+          <w:t>伯5:17</w:t>
+        </w:r>
+      </w:hyperlink>
+      <w:r>
+        <w:rPr>
+          <w:lang w:val="zh_TW" w:bidi="zh_TW"/>
+        </w:rPr>
+        <w:t>；</w:t>
+      </w:r>
+      <w:hyperlink r:id="rId128">
+        <w:r>
+          <w:rPr>
+            <w:lang w:val="zh_TW" w:bidi="zh_TW"/>
+          </w:rPr>
+          <w:rPr>
+            <w:color w:val="0000EE"/>
+            <w:u w:val="single"/>
+          </w:rPr>
+          <w:t>詩94:10、12</w:t>
+        </w:r>
+      </w:hyperlink>
+      <w:r>
+        <w:rPr>
+          <w:lang w:val="zh_TW" w:bidi="zh_TW"/>
+        </w:rPr>
+        <w:t>；</w:t>
+      </w:r>
+      <w:hyperlink r:id="rId129">
+        <w:r>
+          <w:rPr>
+            <w:lang w:val="zh_TW" w:bidi="zh_TW"/>
+          </w:rPr>
+          <w:rPr>
+            <w:color w:val="0000EE"/>
+            <w:u w:val="single"/>
+          </w:rPr>
+          <w:t>來12:5–11</w:t>
+        </w:r>
+      </w:hyperlink>
+      <w:r>
+        <w:rPr>
+          <w:lang w:val="zh_TW" w:bidi="zh_TW"/>
+        </w:rPr>
+        <w:t>；</w:t>
+      </w:r>
+      <w:hyperlink r:id="rId130">
+        <w:r>
+          <w:rPr>
+            <w:lang w:val="zh_TW" w:bidi="zh_TW"/>
+          </w:rPr>
+          <w:rPr>
+            <w:color w:val="0000EE"/>
+            <w:u w:val="single"/>
+          </w:rPr>
+          <w:t>啟3:19</w:t>
+        </w:r>
+      </w:hyperlink>
+      <w:r>
+        <w:rPr>
+          <w:lang w:val="zh_TW" w:bidi="zh_TW"/>
+        </w:rPr>
+        <w:t>）。以色列的父母必須認真承擔管教兒女的責任（</w:t>
+      </w:r>
+      <w:hyperlink r:id="rId131">
+        <w:r>
+          <w:rPr>
+            <w:lang w:val="zh_TW" w:bidi="zh_TW"/>
+          </w:rPr>
+          <w:rPr>
+            <w:color w:val="0000EE"/>
+            <w:u w:val="single"/>
+          </w:rPr>
+          <w:t>申21:18</w:t>
+        </w:r>
+      </w:hyperlink>
+      <w:r>
+        <w:rPr>
+          <w:lang w:val="zh_TW" w:bidi="zh_TW"/>
+        </w:rPr>
+        <w:t>）。神嚴肅吩咐父親要管教兒子（</w:t>
+      </w:r>
+      <w:hyperlink r:id="rId132">
+        <w:r>
+          <w:rPr>
+            <w:lang w:val="zh_TW" w:bidi="zh_TW"/>
+          </w:rPr>
+          <w:rPr>
+            <w:color w:val="0000EE"/>
+            <w:u w:val="single"/>
+          </w:rPr>
+          <w:t>箴13:24，</w:t>
+        </w:r>
+      </w:hyperlink>
+      <w:hyperlink r:id="rId133">
+        <w:r>
+          <w:rPr>
+            <w:lang w:val="zh_TW" w:bidi="zh_TW"/>
+          </w:rPr>
+          <w:rPr>
+            <w:color w:val="0000EE"/>
+            <w:u w:val="single"/>
+          </w:rPr>
+          <w:t>19:18，</w:t>
+        </w:r>
+      </w:hyperlink>
+      <w:hyperlink r:id="rId134">
+        <w:r>
+          <w:rPr>
+            <w:lang w:val="zh_TW" w:bidi="zh_TW"/>
+          </w:rPr>
+          <w:rPr>
+            <w:color w:val="0000EE"/>
+            <w:u w:val="single"/>
+          </w:rPr>
+          <w:t>22:15，</w:t>
+        </w:r>
+      </w:hyperlink>
+      <w:hyperlink r:id="rId135">
+        <w:r>
+          <w:rPr>
+            <w:lang w:val="zh_TW" w:bidi="zh_TW"/>
+          </w:rPr>
+          <w:rPr>
+            <w:color w:val="0000EE"/>
+            <w:u w:val="single"/>
+          </w:rPr>
+          <w:t>23:13，</w:t>
+        </w:r>
+      </w:hyperlink>
+      <w:hyperlink r:id="rId136">
+        <w:r>
+          <w:rPr>
+            <w:lang w:val="zh_TW" w:bidi="zh_TW"/>
+          </w:rPr>
+          <w:rPr>
+            <w:color w:val="0000EE"/>
+            <w:u w:val="single"/>
+          </w:rPr>
+          <w:t>29:17</w:t>
         </w:r>
       </w:hyperlink>
       <w:r>
@@ -598,16 +3627,1073 @@
         </w:rPr>
         <w:t>；參</w:t>
       </w:r>
-      <w:hyperlink r:id="rId31">
-        <w:r>
-          <w:rPr>
-            <w:lang w:val="zh_TW" w:bidi="zh_TW"/>
-          </w:rPr>
-          <w:rPr>
-            <w:color w:val="0000EE"/>
-            <w:u w:val="single"/>
-          </w:rPr>
-          <w:t>97:11</w:t>
+      <w:hyperlink r:id="rId137">
+        <w:r>
+          <w:rPr>
+            <w:lang w:val="zh_TW" w:bidi="zh_TW"/>
+          </w:rPr>
+          <w:rPr>
+            <w:color w:val="0000EE"/>
+            <w:u w:val="single"/>
+          </w:rPr>
+          <w:t>弗6:4</w:t>
+        </w:r>
+      </w:hyperlink>
+      <w:r>
+        <w:rPr>
+          <w:lang w:val="zh_TW" w:bidi="zh_TW"/>
+        </w:rPr>
+        <w:t>；</w:t>
+      </w:r>
+      <w:hyperlink r:id="rId138">
+        <w:r>
+          <w:rPr>
+            <w:lang w:val="zh_TW" w:bidi="zh_TW"/>
+          </w:rPr>
+          <w:rPr>
+            <w:color w:val="0000EE"/>
+            <w:u w:val="single"/>
+          </w:rPr>
+          <w:t>來12:7–10</w:t>
+        </w:r>
+      </w:hyperlink>
+      <w:r>
+        <w:rPr>
+          <w:lang w:val="zh_TW" w:bidi="zh_TW"/>
+        </w:rPr>
+        <w:t>）。在教會中，管教是牧養者的職責（</w:t>
+      </w:r>
+      <w:hyperlink r:id="rId139">
+        <w:r>
+          <w:rPr>
+            <w:lang w:val="zh_TW" w:bidi="zh_TW"/>
+          </w:rPr>
+          <w:rPr>
+            <w:color w:val="0000EE"/>
+            <w:u w:val="single"/>
+          </w:rPr>
+          <w:t>提後2:25</w:t>
+        </w:r>
+      </w:hyperlink>
+      <w:r>
+        <w:rPr>
+          <w:lang w:val="zh_TW" w:bidi="zh_TW"/>
+        </w:rPr>
+        <w:t>）。</w:t>
+      </w:r>
+    </w:p>
+    <w:p>
+      <w:pPr/>
+      <w:r>
+        <w:rPr>
+          <w:lang w:val="zh_TW" w:bidi="zh_TW"/>
+        </w:rPr>
+      </w:r>
+      <w:r>
+        <w:rPr>
+          <w:lang w:val="zh_TW" w:bidi="zh_TW"/>
+        </w:rPr>
+        <w:t>人害怕從神而來的管教是可以理解的（</w:t>
+      </w:r>
+      <w:hyperlink r:id="rId140">
+        <w:r>
+          <w:rPr>
+            <w:lang w:val="zh_TW" w:bidi="zh_TW"/>
+          </w:rPr>
+          <w:rPr>
+            <w:color w:val="0000EE"/>
+            <w:u w:val="single"/>
+          </w:rPr>
+          <w:t>詩6:1</w:t>
+        </w:r>
+      </w:hyperlink>
+      <w:r>
+        <w:rPr>
+          <w:lang w:val="zh_TW" w:bidi="zh_TW"/>
+        </w:rPr>
+        <w:t>），但人真正該懼怕的是祂的忿怒。祂的忿怒只臨到那些用行為證明自己與神為敵的人（</w:t>
+      </w:r>
+      <w:hyperlink r:id="rId141">
+        <w:r>
+          <w:rPr>
+            <w:lang w:val="zh_TW" w:bidi="zh_TW"/>
+          </w:rPr>
+          <w:rPr>
+            <w:color w:val="0000EE"/>
+            <w:u w:val="single"/>
+          </w:rPr>
+          <w:t>申11:2–3</w:t>
+        </w:r>
+      </w:hyperlink>
+      <w:r>
+        <w:rPr>
+          <w:lang w:val="zh_TW" w:bidi="zh_TW"/>
+        </w:rPr>
+        <w:t>）。神的管教與祂的忿怒不同，人不應輕看管教（</w:t>
+      </w:r>
+      <w:hyperlink r:id="rId142">
+        <w:r>
+          <w:rPr>
+            <w:lang w:val="zh_TW" w:bidi="zh_TW"/>
+          </w:rPr>
+          <w:rPr>
+            <w:color w:val="0000EE"/>
+            <w:u w:val="single"/>
+          </w:rPr>
+          <w:t>箴3:11</w:t>
+        </w:r>
+      </w:hyperlink>
+      <w:r>
+        <w:rPr>
+          <w:lang w:val="zh_TW" w:bidi="zh_TW"/>
+        </w:rPr>
+        <w:t>）或視之為理所當然（</w:t>
+      </w:r>
+      <w:hyperlink r:id="rId143">
+        <w:r>
+          <w:rPr>
+            <w:lang w:val="zh_TW" w:bidi="zh_TW"/>
+          </w:rPr>
+          <w:rPr>
+            <w:color w:val="0000EE"/>
+            <w:u w:val="single"/>
+          </w:rPr>
+          <w:t>來12:5</w:t>
+        </w:r>
+      </w:hyperlink>
+      <w:r>
+        <w:rPr>
+          <w:lang w:val="zh_TW" w:bidi="zh_TW"/>
+        </w:rPr>
+        <w:t>）。只有愚昧人或惡人會憎惡管教（</w:t>
+      </w:r>
+      <w:hyperlink r:id="rId144">
+        <w:r>
+          <w:rPr>
+            <w:lang w:val="zh_TW" w:bidi="zh_TW"/>
+          </w:rPr>
+          <w:rPr>
+            <w:color w:val="0000EE"/>
+            <w:u w:val="single"/>
+          </w:rPr>
+          <w:t>詩50:17</w:t>
+        </w:r>
+      </w:hyperlink>
+      <w:r>
+        <w:rPr>
+          <w:lang w:val="zh_TW" w:bidi="zh_TW"/>
+        </w:rPr>
+        <w:t>；</w:t>
+      </w:r>
+      <w:hyperlink r:id="rId145">
+        <w:r>
+          <w:rPr>
+            <w:lang w:val="zh_TW" w:bidi="zh_TW"/>
+          </w:rPr>
+          <w:rPr>
+            <w:color w:val="0000EE"/>
+            <w:u w:val="single"/>
+          </w:rPr>
+          <w:t>箴5:12</w:t>
+        </w:r>
+      </w:hyperlink>
+      <w:r>
+        <w:rPr>
+          <w:lang w:val="zh_TW" w:bidi="zh_TW"/>
+        </w:rPr>
+        <w:t>；</w:t>
+      </w:r>
+      <w:hyperlink r:id="rId125">
+        <w:r>
+          <w:rPr>
+            <w:lang w:val="zh_TW" w:bidi="zh_TW"/>
+          </w:rPr>
+          <w:rPr>
+            <w:color w:val="0000EE"/>
+            <w:u w:val="single"/>
+          </w:rPr>
+          <w:t>耶31:18</w:t>
+        </w:r>
+      </w:hyperlink>
+      <w:r>
+        <w:rPr>
+          <w:lang w:val="zh_TW" w:bidi="zh_TW"/>
+        </w:rPr>
+        <w:t>）。神管教祂的百姓，就像慈愛的父親管教他所愛的兒子（</w:t>
+      </w:r>
+      <w:hyperlink r:id="rId124">
+        <w:r>
+          <w:rPr>
+            <w:lang w:val="zh_TW" w:bidi="zh_TW"/>
+          </w:rPr>
+          <w:rPr>
+            <w:color w:val="0000EE"/>
+            <w:u w:val="single"/>
+          </w:rPr>
+          <w:t>申8:5</w:t>
+        </w:r>
+      </w:hyperlink>
+      <w:r>
+        <w:rPr>
+          <w:lang w:val="zh_TW" w:bidi="zh_TW"/>
+        </w:rPr>
+        <w:t>；</w:t>
+      </w:r>
+      <w:hyperlink r:id="rId146">
+        <w:r>
+          <w:rPr>
+            <w:lang w:val="zh_TW" w:bidi="zh_TW"/>
+          </w:rPr>
+          <w:rPr>
+            <w:color w:val="0000EE"/>
+            <w:u w:val="single"/>
+          </w:rPr>
+          <w:t>箴3:11–12</w:t>
+        </w:r>
+      </w:hyperlink>
+      <w:r>
+        <w:rPr>
+          <w:lang w:val="zh_TW" w:bidi="zh_TW"/>
+        </w:rPr>
+        <w:t>；</w:t>
+      </w:r>
+      <w:hyperlink r:id="rId147">
+        <w:r>
+          <w:rPr>
+            <w:lang w:val="zh_TW" w:bidi="zh_TW"/>
+          </w:rPr>
+          <w:rPr>
+            <w:color w:val="0000EE"/>
+            <w:u w:val="single"/>
+          </w:rPr>
+          <w:t>來12:5–7</w:t>
+        </w:r>
+      </w:hyperlink>
+      <w:r>
+        <w:rPr>
+          <w:lang w:val="zh_TW" w:bidi="zh_TW"/>
+        </w:rPr>
+        <w:t>）。按照聖經的教導，有智慧的人應當喜愛管教（</w:t>
+      </w:r>
+      <w:hyperlink r:id="rId148">
+        <w:r>
+          <w:rPr>
+            <w:lang w:val="zh_TW" w:bidi="zh_TW"/>
+          </w:rPr>
+          <w:rPr>
+            <w:color w:val="0000EE"/>
+            <w:u w:val="single"/>
+          </w:rPr>
+          <w:t>箴12:1，</w:t>
+        </w:r>
+      </w:hyperlink>
+      <w:hyperlink r:id="rId132">
+        <w:r>
+          <w:rPr>
+            <w:lang w:val="zh_TW" w:bidi="zh_TW"/>
+          </w:rPr>
+          <w:rPr>
+            <w:color w:val="0000EE"/>
+            <w:u w:val="single"/>
+          </w:rPr>
+          <w:t>13:24</w:t>
+        </w:r>
+      </w:hyperlink>
+      <w:r>
+        <w:rPr>
+          <w:lang w:val="zh_TW" w:bidi="zh_TW"/>
+        </w:rPr>
+        <w:t>；</w:t>
+      </w:r>
+      <w:hyperlink r:id="rId149">
+        <w:r>
+          <w:rPr>
+            <w:lang w:val="zh_TW" w:bidi="zh_TW"/>
+          </w:rPr>
+          <w:rPr>
+            <w:color w:val="0000EE"/>
+            <w:u w:val="single"/>
+          </w:rPr>
+          <w:t>提後1:7</w:t>
+        </w:r>
+      </w:hyperlink>
+      <w:r>
+        <w:rPr>
+          <w:lang w:val="zh_TW" w:bidi="zh_TW"/>
+        </w:rPr>
+        <w:t>；</w:t>
+      </w:r>
+      <w:hyperlink r:id="rId150">
+        <w:r>
+          <w:rPr>
+            <w:lang w:val="zh_TW" w:bidi="zh_TW"/>
+          </w:rPr>
+          <w:rPr>
+            <w:color w:val="0000EE"/>
+            <w:u w:val="single"/>
+          </w:rPr>
+          <w:t>來12:5、9</w:t>
+        </w:r>
+      </w:hyperlink>
+      <w:r>
+        <w:rPr>
+          <w:lang w:val="zh_TW" w:bidi="zh_TW"/>
+        </w:rPr>
+        <w:t>）。</w:t>
+      </w:r>
+    </w:p>
+    <w:p>
+      <w:pPr/>
+      <w:r>
+        <w:rPr>
+          <w:lang w:val="zh_TW" w:bidi="zh_TW"/>
+        </w:rPr>
+      </w:r>
+      <w:r>
+        <w:rPr>
+          <w:lang w:val="zh_TW" w:bidi="zh_TW"/>
+        </w:rPr>
+        <w:t>管教所結出的果子是知識（</w:t>
+      </w:r>
+      <w:hyperlink r:id="rId148">
+        <w:r>
+          <w:rPr>
+            <w:lang w:val="zh_TW" w:bidi="zh_TW"/>
+          </w:rPr>
+          <w:rPr>
+            <w:color w:val="0000EE"/>
+            <w:u w:val="single"/>
+          </w:rPr>
+          <w:t>箴12:1</w:t>
+        </w:r>
+      </w:hyperlink>
+      <w:r>
+        <w:rPr>
+          <w:lang w:val="zh_TW" w:bidi="zh_TW"/>
+        </w:rPr>
+        <w:t>）和父母的喜悅（</w:t>
+      </w:r>
+      <w:hyperlink r:id="rId136">
+        <w:r>
+          <w:rPr>
+            <w:lang w:val="zh_TW" w:bidi="zh_TW"/>
+          </w:rPr>
+          <w:rPr>
+            <w:color w:val="0000EE"/>
+            <w:u w:val="single"/>
+          </w:rPr>
+          <w:t>29:17</w:t>
+        </w:r>
+      </w:hyperlink>
+      <w:r>
+        <w:rPr>
+          <w:lang w:val="zh_TW" w:bidi="zh_TW"/>
+        </w:rPr>
+        <w:t>）。接受管教的人可以稱為「有福」（</w:t>
+      </w:r>
+      <w:hyperlink r:id="rId127">
+        <w:r>
+          <w:rPr>
+            <w:lang w:val="zh_TW" w:bidi="zh_TW"/>
+          </w:rPr>
+          <w:rPr>
+            <w:color w:val="0000EE"/>
+            <w:u w:val="single"/>
+          </w:rPr>
+          <w:t>伯5:17</w:t>
+        </w:r>
+      </w:hyperlink>
+      <w:r>
+        <w:rPr>
+          <w:lang w:val="zh_TW" w:bidi="zh_TW"/>
+        </w:rPr>
+        <w:t>；</w:t>
+      </w:r>
+      <w:hyperlink r:id="rId151">
+        <w:r>
+          <w:rPr>
+            <w:lang w:val="zh_TW" w:bidi="zh_TW"/>
+          </w:rPr>
+          <w:rPr>
+            <w:color w:val="0000EE"/>
+            <w:u w:val="single"/>
+          </w:rPr>
+          <w:t>詩94:12</w:t>
+        </w:r>
+      </w:hyperlink>
+      <w:r>
+        <w:rPr>
+          <w:lang w:val="zh_TW" w:bidi="zh_TW"/>
+        </w:rPr>
+        <w:t>）。即使經文沒有明言管教的目的，讀者仍明白管教本身是良善又正直的（</w:t>
+      </w:r>
+      <w:hyperlink r:id="rId123">
+        <w:r>
+          <w:rPr>
+            <w:lang w:val="zh_TW" w:bidi="zh_TW"/>
+          </w:rPr>
+          <w:rPr>
+            <w:color w:val="0000EE"/>
+            <w:u w:val="single"/>
+          </w:rPr>
+          <w:t>申4:36</w:t>
+        </w:r>
+      </w:hyperlink>
+      <w:r>
+        <w:rPr>
+          <w:lang w:val="zh_TW" w:bidi="zh_TW"/>
+        </w:rPr>
+        <w:t>；</w:t>
+      </w:r>
+      <w:hyperlink r:id="rId120">
+        <w:r>
+          <w:rPr>
+            <w:lang w:val="zh_TW" w:bidi="zh_TW"/>
+          </w:rPr>
+          <w:rPr>
+            <w:color w:val="0000EE"/>
+            <w:u w:val="single"/>
+          </w:rPr>
+          <w:t>伯36:10</w:t>
+        </w:r>
+      </w:hyperlink>
+      <w:r>
+        <w:rPr>
+          <w:lang w:val="zh_TW" w:bidi="zh_TW"/>
+        </w:rPr>
+        <w:t>；</w:t>
+      </w:r>
+      <w:hyperlink r:id="rId132">
+        <w:r>
+          <w:rPr>
+            <w:lang w:val="zh_TW" w:bidi="zh_TW"/>
+          </w:rPr>
+          <w:rPr>
+            <w:color w:val="0000EE"/>
+            <w:u w:val="single"/>
+          </w:rPr>
+          <w:t>箴13:24</w:t>
+        </w:r>
+      </w:hyperlink>
+      <w:r>
+        <w:rPr>
+          <w:lang w:val="zh_TW" w:bidi="zh_TW"/>
+        </w:rPr>
+        <w:t>；</w:t>
+      </w:r>
+      <w:hyperlink r:id="rId130">
+        <w:r>
+          <w:rPr>
+            <w:lang w:val="zh_TW" w:bidi="zh_TW"/>
+          </w:rPr>
+          <w:rPr>
+            <w:color w:val="0000EE"/>
+            <w:u w:val="single"/>
+          </w:rPr>
+          <w:t>啟3:19</w:t>
+        </w:r>
+      </w:hyperlink>
+      <w:r>
+        <w:rPr>
+          <w:lang w:val="zh_TW" w:bidi="zh_TW"/>
+        </w:rPr>
+        <w:t>）。聖經特別稱管教為「生命的道」（</w:t>
+      </w:r>
+      <w:hyperlink r:id="rId152">
+        <w:r>
+          <w:rPr>
+            <w:lang w:val="zh_TW" w:bidi="zh_TW"/>
+          </w:rPr>
+          <w:rPr>
+            <w:color w:val="0000EE"/>
+            <w:u w:val="single"/>
+          </w:rPr>
+          <w:t>箴6:23</w:t>
+        </w:r>
+      </w:hyperlink>
+      <w:r>
+        <w:rPr>
+          <w:lang w:val="zh_TW" w:bidi="zh_TW"/>
+        </w:rPr>
+        <w:t>）。管教使人免於滅亡（</w:t>
+      </w:r>
+      <w:hyperlink r:id="rId133">
+        <w:r>
+          <w:rPr>
+            <w:lang w:val="zh_TW" w:bidi="zh_TW"/>
+          </w:rPr>
+          <w:rPr>
+            <w:color w:val="0000EE"/>
+            <w:u w:val="single"/>
+          </w:rPr>
+          <w:t>19:18</w:t>
+        </w:r>
+      </w:hyperlink>
+      <w:r>
+        <w:rPr>
+          <w:lang w:val="zh_TW" w:bidi="zh_TW"/>
+        </w:rPr>
+        <w:t>），並使人避開愚昧（</w:t>
+      </w:r>
+      <w:hyperlink r:id="rId134">
+        <w:r>
+          <w:rPr>
+            <w:lang w:val="zh_TW" w:bidi="zh_TW"/>
+          </w:rPr>
+          <w:rPr>
+            <w:color w:val="0000EE"/>
+            <w:u w:val="single"/>
+          </w:rPr>
+          <w:t>22:15</w:t>
+        </w:r>
+      </w:hyperlink>
+      <w:r>
+        <w:rPr>
+          <w:lang w:val="zh_TW" w:bidi="zh_TW"/>
+        </w:rPr>
+        <w:t>），也使人不至於與世人一同受神的審判（</w:t>
+      </w:r>
+      <w:hyperlink r:id="rId153">
+        <w:r>
+          <w:rPr>
+            <w:lang w:val="zh_TW" w:bidi="zh_TW"/>
+          </w:rPr>
+          <w:rPr>
+            <w:color w:val="0000EE"/>
+            <w:u w:val="single"/>
+          </w:rPr>
+          <w:t>林前11:32</w:t>
+        </w:r>
+      </w:hyperlink>
+      <w:r>
+        <w:rPr>
+          <w:lang w:val="zh_TW" w:bidi="zh_TW"/>
+        </w:rPr>
+        <w:t>）。管教最終使人得以分享神的聖潔（</w:t>
+      </w:r>
+      <w:hyperlink r:id="rId154">
+        <w:r>
+          <w:rPr>
+            <w:lang w:val="zh_TW" w:bidi="zh_TW"/>
+          </w:rPr>
+          <w:rPr>
+            <w:color w:val="0000EE"/>
+            <w:u w:val="single"/>
+          </w:rPr>
+          <w:t>來12:7</w:t>
+        </w:r>
+      </w:hyperlink>
+      <w:r>
+        <w:rPr>
+          <w:lang w:val="zh_TW" w:bidi="zh_TW"/>
+        </w:rPr>
+        <w:t>），並結出「平安的果子，就是義」（</w:t>
+      </w:r>
+      <w:hyperlink r:id="rId155">
+        <w:r>
+          <w:rPr>
+            <w:lang w:val="zh_TW" w:bidi="zh_TW"/>
+          </w:rPr>
+          <w:rPr>
+            <w:color w:val="0000EE"/>
+            <w:u w:val="single"/>
+          </w:rPr>
+          <w:t>11節</w:t>
+        </w:r>
+      </w:hyperlink>
+      <w:r>
+        <w:rPr>
+          <w:lang w:val="zh_TW" w:bidi="zh_TW"/>
+        </w:rPr>
+        <w:t>）。相反，缺乏管教會導致可怕的後果，包括被神丟棄（</w:t>
+      </w:r>
+      <w:hyperlink r:id="rId156">
+        <w:r>
+          <w:rPr>
+            <w:lang w:val="zh_TW" w:bidi="zh_TW"/>
+          </w:rPr>
+          <w:rPr>
+            <w:color w:val="0000EE"/>
+            <w:u w:val="single"/>
+          </w:rPr>
+          <w:t>利26:23–24</w:t>
+        </w:r>
+      </w:hyperlink>
+      <w:r>
+        <w:rPr>
+          <w:lang w:val="zh_TW" w:bidi="zh_TW"/>
+        </w:rPr>
+        <w:t>）、死亡（</w:t>
+      </w:r>
+      <w:hyperlink r:id="rId157">
+        <w:r>
+          <w:rPr>
+            <w:lang w:val="zh_TW" w:bidi="zh_TW"/>
+          </w:rPr>
+          <w:rPr>
+            <w:color w:val="0000EE"/>
+            <w:u w:val="single"/>
+          </w:rPr>
+          <w:t>箴5:23</w:t>
+        </w:r>
+      </w:hyperlink>
+      <w:r>
+        <w:rPr>
+          <w:lang w:val="zh_TW" w:bidi="zh_TW"/>
+        </w:rPr>
+        <w:t>）和毀滅（</w:t>
+      </w:r>
+      <w:hyperlink r:id="rId133">
+        <w:r>
+          <w:rPr>
+            <w:lang w:val="zh_TW" w:bidi="zh_TW"/>
+          </w:rPr>
+          <w:rPr>
+            <w:color w:val="0000EE"/>
+            <w:u w:val="single"/>
+          </w:rPr>
+          <w:t>19:18</w:t>
+        </w:r>
+      </w:hyperlink>
+      <w:r>
+        <w:rPr>
+          <w:lang w:val="zh_TW" w:bidi="zh_TW"/>
+        </w:rPr>
+        <w:t>）。</w:t>
+      </w:r>
+    </w:p>
+    <w:p>
+      <w:pPr/>
+      <w:r>
+        <w:rPr>
+          <w:lang w:val="zh_TW" w:bidi="zh_TW"/>
+        </w:rPr>
+      </w:r>
+      <w:r>
+        <w:rPr>
+          <w:lang w:val="zh_TW" w:bidi="zh_TW"/>
+        </w:rPr>
+        <w:t>箴言提到，管教是避免淫亂所必需的（</w:t>
+      </w:r>
+      <w:hyperlink r:id="rId158">
+        <w:r>
+          <w:rPr>
+            <w:lang w:val="zh_TW" w:bidi="zh_TW"/>
+          </w:rPr>
+          <w:rPr>
+            <w:color w:val="0000EE"/>
+            <w:u w:val="single"/>
+          </w:rPr>
+          <w:t>5:12–23，</w:t>
+        </w:r>
+      </w:hyperlink>
+      <w:hyperlink r:id="rId159">
+        <w:r>
+          <w:rPr>
+            <w:lang w:val="zh_TW" w:bidi="zh_TW"/>
+          </w:rPr>
+          <w:rPr>
+            <w:color w:val="0000EE"/>
+            <w:u w:val="single"/>
+          </w:rPr>
+          <w:t>6:23–24</w:t>
+        </w:r>
+      </w:hyperlink>
+      <w:r>
+        <w:rPr>
+          <w:lang w:val="zh_TW" w:bidi="zh_TW"/>
+        </w:rPr>
+        <w:t>）。經文所說放蕩或邪惡的女子，很可能象徵各類誘惑人心的詭詐情境。要在這些情況下成熟而負責地行事，年輕人必須回應明智又有愛的父母管教，讓自己學會過有節制的生活。如此一來，他們便會憑著「與生俱來的傾向」行善，因為他們的本性已被塑造成追求正道的模樣。即使意外遭遇邪惡，他們也能自然而然地避開。</w:t>
+      </w:r>
+    </w:p>
+    <w:p>
+      <w:pPr/>
+      <w:r>
+        <w:rPr>
+          <w:lang w:val="zh_TW" w:bidi="zh_TW"/>
+        </w:rPr>
+      </w:r>
+      <w:r>
+        <w:rPr>
+          <w:lang w:val="zh_TW" w:bidi="zh_TW"/>
+        </w:rPr>
+        <w:t>希伯來書也勸勉讀者接受管教，而不是抗拒管教。希伯來書指出兩種有害的反應，並指出那正確、有益的回應方式。一方面，人不可輕看主的管教（</w:t>
+      </w:r>
+      <w:hyperlink r:id="rId143">
+        <w:r>
+          <w:rPr>
+            <w:lang w:val="zh_TW" w:bidi="zh_TW"/>
+          </w:rPr>
+          <w:rPr>
+            <w:color w:val="0000EE"/>
+            <w:u w:val="single"/>
+          </w:rPr>
+          <w:t>來12:5</w:t>
+        </w:r>
+      </w:hyperlink>
+      <w:r>
+        <w:rPr>
+          <w:lang w:val="zh_TW" w:bidi="zh_TW"/>
+        </w:rPr>
+        <w:t>），不可把管教視為毫無價值或微不足道。另一方面，人遇見主的責打時也不可灰心；也就是說，不能只專注在管教過程的負面部分，否則會看不見管教的目標，並使受管教的人喪志。凡臨到人的事都有其目的，人應當尋求並明白那目的：「凡管教的事，當時不覺得快樂，反覺得愁苦；後來卻為那經練過的人結出平安的果子，就是義」（</w:t>
+      </w:r>
+      <w:hyperlink r:id="rId155">
+        <w:r>
+          <w:rPr>
+            <w:lang w:val="zh_TW" w:bidi="zh_TW"/>
+          </w:rPr>
+          <w:rPr>
+            <w:color w:val="0000EE"/>
+            <w:u w:val="single"/>
+          </w:rPr>
+          <w:t>來12:11</w:t>
+        </w:r>
+      </w:hyperlink>
+      <w:r>
+        <w:rPr>
+          <w:lang w:val="zh_TW" w:bidi="zh_TW"/>
+        </w:rPr>
+        <w:t>）。勸勉的重點不是拒絕管教，也不是因管教而沮喪，而是要接受管教，並讓管教來教導自己。</w:t>
+      </w:r>
+    </w:p>
+    <w:p>
+      <w:pPr>
+        <w:pStyle w:val="Heading3"/>
+      </w:pPr>
+      <w:r>
+        <w:rPr>
+          <w:lang w:val="zh_TW" w:bidi="zh_TW"/>
+        </w:rPr>
+        <w:t>自我管教</w:t>
+      </w:r>
+    </w:p>
+    <w:p>
+      <w:pPr/>
+      <w:r>
+        <w:rPr>
+          <w:lang w:val="zh_TW" w:bidi="zh_TW"/>
+        </w:rPr>
+      </w:r>
+      <w:r>
+        <w:rPr>
+          <w:lang w:val="zh_TW" w:bidi="zh_TW"/>
+        </w:rPr>
+        <w:t>耶穌關於公義的倫理，既成全也超越了舊約嚴格的律法要求（</w:t>
+      </w:r>
+      <w:hyperlink r:id="rId160">
+        <w:r>
+          <w:rPr>
+            <w:lang w:val="zh_TW" w:bidi="zh_TW"/>
+          </w:rPr>
+          <w:rPr>
+            <w:color w:val="0000EE"/>
+            <w:u w:val="single"/>
+          </w:rPr>
+          <w:t>太5:17–48</w:t>
+        </w:r>
+      </w:hyperlink>
+      <w:r>
+        <w:rPr>
+          <w:lang w:val="zh_TW" w:bidi="zh_TW"/>
+        </w:rPr>
+        <w:t>）。然而，基督徒並不因此比法利賽人更傾向律法主義；因為他們已經從「罪和死的律」得釋放，並且擁有「賜生命聖靈的律」（</w:t>
+      </w:r>
+      <w:hyperlink r:id="rId161">
+        <w:r>
+          <w:rPr>
+            <w:lang w:val="zh_TW" w:bidi="zh_TW"/>
+          </w:rPr>
+          <w:rPr>
+            <w:color w:val="0000EE"/>
+            <w:u w:val="single"/>
+          </w:rPr>
+          <w:t>羅8:1–8</w:t>
+        </w:r>
+      </w:hyperlink>
+      <w:r>
+        <w:rPr>
+          <w:lang w:val="zh_TW" w:bidi="zh_TW"/>
+        </w:rPr>
+        <w:t>），在內裡推動他們行神的旨意。信徒不再只是機械式地遵從律法的字句，而是因著神的靈住在心裡，能做到自我管教。屬靈的轉變發生時，人的心思意念也會一同更新 （</w:t>
+      </w:r>
+      <w:hyperlink r:id="rId162">
+        <w:r>
+          <w:rPr>
+            <w:lang w:val="zh_TW" w:bidi="zh_TW"/>
+          </w:rPr>
+          <w:rPr>
+            <w:color w:val="0000EE"/>
+            <w:u w:val="single"/>
+          </w:rPr>
+          <w:t>羅12:2</w:t>
+        </w:r>
+      </w:hyperlink>
+      <w:r>
+        <w:rPr>
+          <w:lang w:val="zh_TW" w:bidi="zh_TW"/>
+        </w:rPr>
+        <w:t>），以致對自己、自己的動機和態度有新的認識。</w:t>
+      </w:r>
+    </w:p>
+    <w:p>
+      <w:pPr>
+        <w:pStyle w:val="Heading3"/>
+      </w:pPr>
+      <w:r>
+        <w:rPr>
+          <w:lang w:val="zh_TW" w:bidi="zh_TW"/>
+        </w:rPr>
+        <w:t>父母的管教</w:t>
+      </w:r>
+    </w:p>
+    <w:p>
+      <w:pPr/>
+      <w:r>
+        <w:rPr>
+          <w:lang w:val="zh_TW" w:bidi="zh_TW"/>
+        </w:rPr>
+      </w:r>
+      <w:r>
+        <w:rPr>
+          <w:lang w:val="zh_TW" w:bidi="zh_TW"/>
+        </w:rPr>
+        <w:t>家庭是人類社會最基本的單位，父母在這個親密的關係核心裡，領受了引導和糾正兒女的責任（</w:t>
+      </w:r>
+      <w:hyperlink r:id="rId163">
+        <w:r>
+          <w:rPr>
+            <w:lang w:val="zh_TW" w:bidi="zh_TW"/>
+          </w:rPr>
+          <w:rPr>
+            <w:color w:val="0000EE"/>
+            <w:u w:val="single"/>
+          </w:rPr>
+          <w:t>申6:7</w:t>
+        </w:r>
+      </w:hyperlink>
+      <w:r>
+        <w:rPr>
+          <w:lang w:val="zh_TW" w:bidi="zh_TW"/>
+        </w:rPr>
+        <w:t>；</w:t>
+      </w:r>
+      <w:hyperlink r:id="rId164">
+        <w:r>
+          <w:rPr>
+            <w:lang w:val="zh_TW" w:bidi="zh_TW"/>
+          </w:rPr>
+          <w:rPr>
+            <w:color w:val="0000EE"/>
+            <w:u w:val="single"/>
+          </w:rPr>
+          <w:t>箴22:6</w:t>
+        </w:r>
+      </w:hyperlink>
+      <w:r>
+        <w:rPr>
+          <w:lang w:val="zh_TW" w:bidi="zh_TW"/>
+        </w:rPr>
+        <w:t>）。聖經對人的本性基本上持悲觀態度，認為人性本身並不會自動走向完善。因此，父母不可讓孩子任憑自己的本性發展。沒有受過管教的孩子，很容易在以外邦文化為主導的世界裡，被各種強烈的外在影響塑造。父母若要正確履行責任，不只要以教導和糾正來教育兒女，還需要讓自己的價值觀、生活方式和態度成為兒女的榜樣。</w:t>
+      </w:r>
+    </w:p>
+    <w:p>
+      <w:pPr/>
+      <w:r>
+        <w:rPr>
+          <w:lang w:val="zh_TW" w:bidi="zh_TW"/>
+        </w:rPr>
+      </w:r>
+      <w:r>
+        <w:rPr>
+          <w:lang w:val="zh_TW" w:bidi="zh_TW"/>
+        </w:rPr>
+        <w:t>父母教育兒女的工作的最有效方式，是採用正面的手段，例如勸告、勉勵、引導、家庭靈修，以及在教會和主日學中的基督徒訓練。然而，有時也需要負面的做法，例如禁止某些行為或施行管教。當年幼的孩子不理會口頭的提醒時，適當的懲罰會是有效的勸服方式（</w:t>
+      </w:r>
+      <w:hyperlink r:id="rId132">
+        <w:r>
+          <w:rPr>
+            <w:lang w:val="zh_TW" w:bidi="zh_TW"/>
+          </w:rPr>
+          <w:rPr>
+            <w:color w:val="0000EE"/>
+            <w:u w:val="single"/>
+          </w:rPr>
+          <w:t>箴13:24</w:t>
+        </w:r>
+      </w:hyperlink>
+      <w:r>
+        <w:rPr>
+          <w:lang w:val="zh_TW" w:bidi="zh_TW"/>
+        </w:rPr>
+        <w:t>）。不過，體罰必須根據明確、且孩子能理解的原則來進行。基督徒父母要避免因憤怒或個人情緒而懲罰孩子，也不可使孩子受傷。父母應視體罰為最後才採用的方法，並努力在不觸怒孩子的前提下，使管教達到最好的教育效果（</w:t>
+      </w:r>
+      <w:hyperlink r:id="rId137">
+        <w:r>
+          <w:rPr>
+            <w:lang w:val="zh_TW" w:bidi="zh_TW"/>
+          </w:rPr>
+          <w:rPr>
+            <w:color w:val="0000EE"/>
+            <w:u w:val="single"/>
+          </w:rPr>
+          <w:t>弗6:4</w:t>
+        </w:r>
+      </w:hyperlink>
+      <w:r>
+        <w:rPr>
+          <w:lang w:val="zh_TW" w:bidi="zh_TW"/>
+        </w:rPr>
+        <w:t>）。</w:t>
+      </w:r>
+    </w:p>
+    <w:p>
+      <w:pPr/>
+      <w:r>
+        <w:rPr>
+          <w:lang w:val="zh_TW" w:bidi="zh_TW"/>
+        </w:rPr>
+      </w:r>
+      <w:r>
+        <w:rPr>
+          <w:lang w:val="zh_TW" w:bidi="zh_TW"/>
+        </w:rPr>
+        <w:t>人類墮落（</w:t>
+      </w:r>
+      <w:hyperlink r:id="rId165">
+        <w:r>
+          <w:rPr>
+            <w:lang w:val="zh_TW" w:bidi="zh_TW"/>
+          </w:rPr>
+          <w:rPr>
+            <w:color w:val="0000EE"/>
+            <w:u w:val="single"/>
+          </w:rPr>
+          <w:t>創3章</w:t>
+        </w:r>
+      </w:hyperlink>
+      <w:r>
+        <w:rPr>
+          <w:lang w:val="zh_TW" w:bidi="zh_TW"/>
+        </w:rPr>
+        <w:t>）意味著以自我為中心的傾向，使孩子也受到影響（參</w:t>
+      </w:r>
+      <w:hyperlink r:id="rId166">
+        <w:r>
+          <w:rPr>
+            <w:lang w:val="zh_TW" w:bidi="zh_TW"/>
+          </w:rPr>
+          <w:rPr>
+            <w:color w:val="0000EE"/>
+            <w:u w:val="single"/>
+          </w:rPr>
+          <w:t>詩51:5</w:t>
+        </w:r>
+      </w:hyperlink>
+      <w:r>
+        <w:rPr>
+          <w:lang w:val="zh_TW" w:bidi="zh_TW"/>
+        </w:rPr>
+        <w:t>）。孩子必須學會尊重自己，也尊重他人；如果任由他們憑本性發展，再受到敗壞的社會衝擊，他們可能變得悖逆、難以與人相處，在自己與別人的生命裡留下痛苦。父母即使愛兒女，也需要在必要時使用較負面的管教方法。即使父母和孩子都覺得不愉快，但真正的愛或許需要如此。孩子在穩定、堅定、有愛的家庭環境中受到管教和成長，更有可能成為有責任感、懂體諒他人的人。</w:t>
+      </w:r>
+    </w:p>
+    <w:p>
+      <w:pPr>
+        <w:pStyle w:val="Heading3"/>
+      </w:pPr>
+      <w:r>
+        <w:rPr>
+          <w:lang w:val="zh_TW" w:bidi="zh_TW"/>
+        </w:rPr>
+        <w:t>教會的管教</w:t>
+      </w:r>
+    </w:p>
+    <w:p>
+      <w:pPr/>
+      <w:r>
+        <w:rPr>
+          <w:lang w:val="zh_TW" w:bidi="zh_TW"/>
+        </w:rPr>
+      </w:r>
+      <w:r>
+        <w:rPr>
+          <w:lang w:val="zh_TW" w:bidi="zh_TW"/>
+        </w:rPr>
+        <w:t>教會本質上是一個大家庭，每一位信徒都是其中一員。教會要在信仰、敬拜和生活上反映神真實性情，其性質使它與其它群體有所不同。</w:t>
+      </w:r>
+    </w:p>
+    <w:p>
+      <w:pPr/>
+      <w:r>
+        <w:rPr>
+          <w:lang w:val="zh_TW" w:bidi="zh_TW"/>
+        </w:rPr>
+      </w:r>
+      <w:r>
+        <w:rPr>
+          <w:lang w:val="zh_TW" w:bidi="zh_TW"/>
+        </w:rPr>
+        <w:t>同時，教會也蒙召成為向外敞開、關懷他人的群體，以憐憫態度接觸極其需要幫助的人。基督徒的生活方式與外邦人的生活方式明顯不同，而這種差異往往造成隔閡，將「失喪」的人與可以帶來神拯救的人隔絕——這些拯救能使他們脫離孤單、成癮、迷失、破碎的人際關係等困境。教會負有責任，不應在向未信者傳福音的過程中，設置違背聖經的障礙，但在開放與純潔之間取得平衡往往並不容易。若未能好好保持這個平衡，教會很容易變得過度限制，或過度寬鬆；不論是哪個極端，都會削弱教會的見證。</w:t>
+      </w:r>
+    </w:p>
+    <w:p>
+      <w:pPr/>
+      <w:r>
+        <w:rPr>
+          <w:lang w:val="zh_TW" w:bidi="zh_TW"/>
+        </w:rPr>
+      </w:r>
+      <w:r>
+        <w:rPr>
+          <w:lang w:val="zh_TW" w:bidi="zh_TW"/>
+        </w:rPr>
+        <w:t>要化解這種兩難，關鍵在於真正符合聖經的教會管教。聖經為教會提供了充足的指引來訂立行為準則（例：</w:t>
+      </w:r>
+      <w:hyperlink r:id="rId167">
+        <w:r>
+          <w:rPr>
+            <w:lang w:val="zh_TW" w:bidi="zh_TW"/>
+          </w:rPr>
+          <w:rPr>
+            <w:color w:val="0000EE"/>
+            <w:u w:val="single"/>
+          </w:rPr>
+          <w:t>出20:1–17；</w:t>
+        </w:r>
+      </w:hyperlink>
+      <w:hyperlink r:id="rId168">
+        <w:r>
+          <w:rPr>
+            <w:lang w:val="zh_TW" w:bidi="zh_TW"/>
+          </w:rPr>
+          <w:rPr>
+            <w:color w:val="0000EE"/>
+            <w:u w:val="single"/>
+          </w:rPr>
+          <w:t>林前5:11，</w:t>
+        </w:r>
+      </w:hyperlink>
+      <w:hyperlink r:id="rId169">
+        <w:r>
+          <w:rPr>
+            <w:lang w:val="zh_TW" w:bidi="zh_TW"/>
+          </w:rPr>
+          <w:rPr>
+            <w:color w:val="0000EE"/>
+            <w:u w:val="single"/>
+          </w:rPr>
+          <w:t>6:9–11；</w:t>
+        </w:r>
+      </w:hyperlink>
+      <w:hyperlink r:id="rId170">
+        <w:r>
+          <w:rPr>
+            <w:lang w:val="zh_TW" w:bidi="zh_TW"/>
+          </w:rPr>
+          <w:rPr>
+            <w:color w:val="0000EE"/>
+            <w:u w:val="single"/>
+          </w:rPr>
+          <w:t>弗4:25–32</w:t>
         </w:r>
       </w:hyperlink>
       <w:r>
@@ -616,16 +4702,46 @@
         </w:rPr>
         <w:t>，</w:t>
       </w:r>
-      <w:hyperlink r:id="rId32">
-        <w:r>
-          <w:rPr>
-            <w:lang w:val="zh_TW" w:bidi="zh_TW"/>
-          </w:rPr>
-          <w:rPr>
-            <w:color w:val="0000EE"/>
-            <w:u w:val="single"/>
-          </w:rPr>
-          <w:t>112:4</w:t>
+      <w:hyperlink r:id="rId171">
+        <w:r>
+          <w:rPr>
+            <w:lang w:val="zh_TW" w:bidi="zh_TW"/>
+          </w:rPr>
+          <w:rPr>
+            <w:color w:val="0000EE"/>
+            <w:u w:val="single"/>
+          </w:rPr>
+          <w:t>5:1–21；</w:t>
+        </w:r>
+      </w:hyperlink>
+      <w:hyperlink r:id="rId172">
+        <w:r>
+          <w:rPr>
+            <w:lang w:val="zh_TW" w:bidi="zh_TW"/>
+          </w:rPr>
+          <w:rPr>
+            <w:color w:val="0000EE"/>
+            <w:u w:val="single"/>
+          </w:rPr>
+          <w:t>西3:5–11</w:t>
+        </w:r>
+      </w:hyperlink>
+      <w:r>
+        <w:rPr>
+          <w:lang w:val="zh_TW" w:bidi="zh_TW"/>
+        </w:rPr>
+        <w:t>）。不過，教會在說明這些準則時，必須分辨甚麼是聖經的絕對要求，甚麼屬於文化層面的習俗。例如，新約聖經明確禁止醉酒，但並沒有禁止喝酒。有些教會容許信徒喝酒但譴責醉酒，有些教會建議會友完全不喝酒，也有教會規定成為會友必須禁酒。新約聖經承認基督徒的自由與基督徒的責任之間有時會出現張力，並提供解決這類衝突的指引（</w:t>
+      </w:r>
+      <w:hyperlink r:id="rId173">
+        <w:r>
+          <w:rPr>
+            <w:lang w:val="zh_TW" w:bidi="zh_TW"/>
+          </w:rPr>
+          <w:rPr>
+            <w:color w:val="0000EE"/>
+            <w:u w:val="single"/>
+          </w:rPr>
+          <w:t>林前8章</w:t>
         </w:r>
       </w:hyperlink>
       <w:r>
@@ -646,115 +4762,25 @@
         <w:rPr>
           <w:lang w:val="zh_TW" w:bidi="zh_TW"/>
         </w:rPr>
-        <w:t>光與神密切相連。聖經甚至說神就是光：「耶和華卻要作你永遠的光」（</w:t>
-      </w:r>
-      <w:hyperlink r:id="rId33">
-        <w:r>
-          <w:rPr>
-            <w:lang w:val="zh_TW" w:bidi="zh_TW"/>
-          </w:rPr>
-          <w:rPr>
-            <w:color w:val="0000EE"/>
-            <w:u w:val="single"/>
-          </w:rPr>
-          <w:t>賽60:19–20</w:t>
-        </w:r>
-      </w:hyperlink>
-      <w:r>
-        <w:rPr>
-          <w:lang w:val="zh_TW" w:bidi="zh_TW"/>
-        </w:rPr>
-        <w:t>）。詩人歡欣地說：「耶和華是我的亮光，是我的拯救」（</w:t>
-      </w:r>
-      <w:hyperlink r:id="rId34">
-        <w:r>
-          <w:rPr>
-            <w:lang w:val="zh_TW" w:bidi="zh_TW"/>
-          </w:rPr>
-          <w:rPr>
-            <w:color w:val="0000EE"/>
-            <w:u w:val="single"/>
-          </w:rPr>
-          <w:t>詩27:1</w:t>
-        </w:r>
-      </w:hyperlink>
-      <w:r>
-        <w:rPr>
-          <w:lang w:val="zh_TW" w:bidi="zh_TW"/>
-        </w:rPr>
-        <w:t>）。詩人描述神披上亮光，如披外袍（</w:t>
-      </w:r>
-      <w:hyperlink r:id="rId35">
-        <w:r>
-          <w:rPr>
-            <w:lang w:val="zh_TW" w:bidi="zh_TW"/>
-          </w:rPr>
-          <w:rPr>
-            <w:color w:val="0000EE"/>
-            <w:u w:val="single"/>
-          </w:rPr>
-          <w:t>詩104:2</w:t>
-        </w:r>
-      </w:hyperlink>
-      <w:r>
-        <w:rPr>
-          <w:lang w:val="zh_TW" w:bidi="zh_TW"/>
-        </w:rPr>
-        <w:t>），光明也與祂同居（</w:t>
-      </w:r>
-      <w:hyperlink r:id="rId36">
-        <w:r>
-          <w:rPr>
-            <w:lang w:val="zh_TW" w:bidi="zh_TW"/>
-          </w:rPr>
-          <w:rPr>
-            <w:color w:val="0000EE"/>
-            <w:u w:val="single"/>
-          </w:rPr>
-          <w:t>但2:22</w:t>
-        </w:r>
-      </w:hyperlink>
-      <w:r>
-        <w:rPr>
-          <w:lang w:val="zh_TW" w:bidi="zh_TW"/>
-        </w:rPr>
-        <w:t>）。對神來說，黑暗和光都是一樣的，沒有什麼能向祂隱藏（</w:t>
-      </w:r>
-      <w:hyperlink r:id="rId37">
-        <w:r>
-          <w:rPr>
-            <w:lang w:val="zh_TW" w:bidi="zh_TW"/>
-          </w:rPr>
-          <w:rPr>
-            <w:color w:val="0000EE"/>
-            <w:u w:val="single"/>
-          </w:rPr>
-          <w:t>詩139:12</w:t>
-        </w:r>
-      </w:hyperlink>
-      <w:r>
-        <w:rPr>
-          <w:lang w:val="zh_TW" w:bidi="zh_TW"/>
-        </w:rPr>
-        <w:t>）。先知彌迦也描述神為光，祂要使祂的僕人進入光明（</w:t>
-      </w:r>
-      <w:hyperlink r:id="rId38">
-        <w:r>
-          <w:rPr>
-            <w:lang w:val="zh_TW" w:bidi="zh_TW"/>
-          </w:rPr>
-          <w:rPr>
-            <w:color w:val="0000EE"/>
-            <w:u w:val="single"/>
-          </w:rPr>
-          <w:t>彌7:8–9</w:t>
-        </w:r>
-      </w:hyperlink>
-      <w:r>
-        <w:rPr>
-          <w:lang w:val="zh_TW" w:bidi="zh_TW"/>
-        </w:rPr>
-        <w:t>），顯明神要賜福給祂的百姓，使他們得勝。</w:t>
+        <w:t>要保持聖經的一致性和公信力，教會應該以同樣的嚴肅程度，管教態度上的罪與「明顯的大罪」。新約聖經確實譴責淫亂、殺人、醉酒，但新約同時也譴責嫉妒、忌恨、憤怒、自私、發怨言和論斷。這些惡行都會攔阻人進入神的國（</w:t>
+      </w:r>
+      <w:hyperlink r:id="rId174">
+        <w:r>
+          <w:rPr>
+            <w:lang w:val="zh_TW" w:bidi="zh_TW"/>
+          </w:rPr>
+          <w:rPr>
+            <w:color w:val="0000EE"/>
+            <w:u w:val="single"/>
+          </w:rPr>
+          <w:t>加5:19–21</w:t>
+        </w:r>
+      </w:hyperlink>
+      <w:r>
+        <w:rPr>
+          <w:lang w:val="zh_TW" w:bidi="zh_TW"/>
+        </w:rPr>
+        <w:t>）。未信者常因為次要的行為（例如吸煙或喝酒）而在教會裡感到排斥，但教會很少指出搬弄是非、埋怨和自私的行為，也很少對這些行為施行合宜的管教。如能確保更一致的立場，將會促進教會的聖潔，也會使教會的事奉更有力量，能成為一個以基督的愛去支持並接納人的群體。</w:t>
       </w:r>
     </w:p>
     <w:p>
@@ -768,126 +4794,72 @@
         <w:rPr>
           <w:lang w:val="zh_TW" w:bidi="zh_TW"/>
         </w:rPr>
-        <w:t>神的賜福常被形容為「他臉上的光」。在</w:t>
-      </w:r>
-      <w:hyperlink r:id="rId39">
-        <w:r>
-          <w:rPr>
-            <w:lang w:val="zh_TW" w:bidi="zh_TW"/>
-          </w:rPr>
-          <w:rPr>
-            <w:color w:val="0000EE"/>
-            <w:u w:val="single"/>
-          </w:rPr>
-          <w:t>詩篇四篇6節</w:t>
-        </w:r>
-      </w:hyperlink>
-      <w:r>
-        <w:rPr>
-          <w:lang w:val="zh_TW" w:bidi="zh_TW"/>
-        </w:rPr>
-        <w:t>中，詩人說：「耶和華啊，求你仰起臉來，光照我們。」這裡的光就是指神的恩惠。</w:t>
-      </w:r>
-      <w:hyperlink r:id="rId40">
-        <w:r>
-          <w:rPr>
-            <w:lang w:val="zh_TW" w:bidi="zh_TW"/>
-          </w:rPr>
-          <w:rPr>
-            <w:color w:val="0000EE"/>
-            <w:u w:val="single"/>
-          </w:rPr>
-          <w:t>詩篇四十四篇3節</w:t>
-        </w:r>
-      </w:hyperlink>
-      <w:r>
-        <w:rPr>
-          <w:lang w:val="zh_TW" w:bidi="zh_TW"/>
-        </w:rPr>
-        <w:t>表明，神的光、祂的右手和祂的慈愛，使祂的百姓得勝。那些行在神光中的人是有福的（</w:t>
-      </w:r>
-      <w:hyperlink r:id="rId41">
-        <w:r>
-          <w:rPr>
-            <w:lang w:val="zh_TW" w:bidi="zh_TW"/>
-          </w:rPr>
-          <w:rPr>
-            <w:color w:val="0000EE"/>
-            <w:u w:val="single"/>
-          </w:rPr>
-          <w:t>詩89:15</w:t>
-        </w:r>
-      </w:hyperlink>
-      <w:r>
-        <w:rPr>
-          <w:lang w:val="zh_TW" w:bidi="zh_TW"/>
-        </w:rPr>
-        <w:t>），但這光也揭露隱而未現的罪（</w:t>
-      </w:r>
-      <w:hyperlink r:id="rId42">
-        <w:r>
-          <w:rPr>
-            <w:lang w:val="zh_TW" w:bidi="zh_TW"/>
-          </w:rPr>
-          <w:rPr>
-            <w:color w:val="0000EE"/>
-            <w:u w:val="single"/>
-          </w:rPr>
-          <w:t>詩90:8</w:t>
-        </w:r>
-      </w:hyperlink>
-      <w:r>
-        <w:rPr>
-          <w:lang w:val="zh_TW" w:bidi="zh_TW"/>
-        </w:rPr>
-        <w:t>）。沒有人能躲避神的鑒察，但祂的光主要代表祂同在所帶來的賜福。有一次，約伯也用這個詞語來形容來自他人的恩待（</w:t>
-      </w:r>
-      <w:hyperlink r:id="rId43">
-        <w:r>
-          <w:rPr>
-            <w:lang w:val="zh_TW" w:bidi="zh_TW"/>
-          </w:rPr>
-          <w:rPr>
-            <w:color w:val="0000EE"/>
-            <w:u w:val="single"/>
-          </w:rPr>
-          <w:t>約29:24</w:t>
-        </w:r>
-      </w:hyperlink>
-      <w:r>
-        <w:rPr>
-          <w:lang w:val="zh_TW" w:bidi="zh_TW"/>
-        </w:rPr>
-        <w:t>）。神所賜的光，使祂的僕人能與人分享祂的賜福（</w:t>
-      </w:r>
-      <w:hyperlink r:id="rId44">
-        <w:r>
-          <w:rPr>
-            <w:lang w:val="zh_TW" w:bidi="zh_TW"/>
-          </w:rPr>
-          <w:rPr>
-            <w:color w:val="0000EE"/>
-            <w:u w:val="single"/>
-          </w:rPr>
-          <w:t>賽42:6</w:t>
-        </w:r>
-      </w:hyperlink>
-      <w:r>
-        <w:rPr>
-          <w:lang w:val="zh_TW" w:bidi="zh_TW"/>
-        </w:rPr>
-        <w:t>，</w:t>
-      </w:r>
-      <w:hyperlink r:id="rId45">
-        <w:r>
-          <w:rPr>
-            <w:lang w:val="zh_TW" w:bidi="zh_TW"/>
-          </w:rPr>
-          <w:rPr>
-            <w:color w:val="0000EE"/>
-            <w:u w:val="single"/>
-          </w:rPr>
-          <w:t>49:6</w:t>
+        <w:t>新約聖經除了肯定教會內需要管教之外，也清楚說明施行管教的程序（</w:t>
+      </w:r>
+      <w:hyperlink r:id="rId175">
+        <w:r>
+          <w:rPr>
+            <w:lang w:val="zh_TW" w:bidi="zh_TW"/>
+          </w:rPr>
+          <w:rPr>
+            <w:color w:val="0000EE"/>
+            <w:u w:val="single"/>
+          </w:rPr>
+          <w:t>太18:15–18</w:t>
+        </w:r>
+      </w:hyperlink>
+      <w:r>
+        <w:rPr>
+          <w:lang w:val="zh_TW" w:bidi="zh_TW"/>
+        </w:rPr>
+        <w:t>；</w:t>
+      </w:r>
+      <w:hyperlink r:id="rId176">
+        <w:r>
+          <w:rPr>
+            <w:lang w:val="zh_TW" w:bidi="zh_TW"/>
+          </w:rPr>
+          <w:rPr>
+            <w:color w:val="0000EE"/>
+            <w:u w:val="single"/>
+          </w:rPr>
+          <w:t>林前5:3–13</w:t>
+        </w:r>
+      </w:hyperlink>
+      <w:r>
+        <w:rPr>
+          <w:lang w:val="zh_TW" w:bidi="zh_TW"/>
+        </w:rPr>
+        <w:t>；</w:t>
+      </w:r>
+      <w:hyperlink r:id="rId177">
+        <w:r>
+          <w:rPr>
+            <w:lang w:val="zh_TW" w:bidi="zh_TW"/>
+          </w:rPr>
+          <w:rPr>
+            <w:color w:val="0000EE"/>
+            <w:u w:val="single"/>
+          </w:rPr>
+          <w:t>加6:1</w:t>
+        </w:r>
+      </w:hyperlink>
+      <w:r>
+        <w:rPr>
+          <w:lang w:val="zh_TW" w:bidi="zh_TW"/>
+        </w:rPr>
+        <w:t>）。首先需要有人私下提醒和勸誡犯錯的人，如果他們拒絕悔改或改正，就把個案帶到教會領袖面前，必要時再帶到全會眾面前。若他們仍然繼續犯錯，教會要與他們隔離，目的不是報復，而是盼望他悔改並得著恢復（</w:t>
+      </w:r>
+      <w:hyperlink r:id="rId178">
+        <w:r>
+          <w:rPr>
+            <w:lang w:val="zh_TW" w:bidi="zh_TW"/>
+          </w:rPr>
+          <w:rPr>
+            <w:color w:val="0000EE"/>
+            <w:u w:val="single"/>
+          </w:rPr>
+          <w:t>帖後3:14–15</w:t>
         </w:r>
       </w:hyperlink>
       <w:r>
@@ -908,845 +4880,7 @@
         <w:rPr>
           <w:lang w:val="zh_TW" w:bidi="zh_TW"/>
         </w:rPr>
-        <w:t>神的公義也與光相連。祂說：「我必堅定我的公理為萬民之光」（</w:t>
-      </w:r>
-      <w:hyperlink r:id="rId46">
-        <w:r>
-          <w:rPr>
-            <w:lang w:val="zh_TW" w:bidi="zh_TW"/>
-          </w:rPr>
-          <w:rPr>
-            <w:color w:val="0000EE"/>
-            <w:u w:val="single"/>
-          </w:rPr>
-          <w:t>賽51:4</w:t>
-        </w:r>
-      </w:hyperlink>
-      <w:r>
-        <w:rPr>
-          <w:lang w:val="zh_TW" w:bidi="zh_TW"/>
-        </w:rPr>
-        <w:t>）。在這上下文中，神的光是大有能力的，好像烈火一般。光也與善行有關，正如箴言所說：「但義人的路好像黎明的光」（</w:t>
-      </w:r>
-      <w:hyperlink r:id="rId47">
-        <w:r>
-          <w:rPr>
-            <w:lang w:val="zh_TW" w:bidi="zh_TW"/>
-          </w:rPr>
-          <w:rPr>
-            <w:color w:val="0000EE"/>
-            <w:u w:val="single"/>
-          </w:rPr>
-          <w:t>箴4:18</w:t>
-        </w:r>
-      </w:hyperlink>
-      <w:r>
-        <w:rPr>
-          <w:lang w:val="zh_TW" w:bidi="zh_TW"/>
-        </w:rPr>
-        <w:t>）。</w:t>
-      </w:r>
-    </w:p>
-    <w:p>
-      <w:pPr/>
-      <w:r>
-        <w:rPr>
-          <w:lang w:val="zh_TW" w:bidi="zh_TW"/>
-        </w:rPr>
-      </w:r>
-      <w:r>
-        <w:rPr>
-          <w:lang w:val="zh_TW" w:bidi="zh_TW"/>
-        </w:rPr>
-        <w:t>光的缺乏被用來象徵災難。有些人「無光，在黑暗中摸索」（</w:t>
-      </w:r>
-      <w:hyperlink r:id="rId48">
-        <w:r>
-          <w:rPr>
-            <w:lang w:val="zh_TW" w:bidi="zh_TW"/>
-          </w:rPr>
-          <w:rPr>
-            <w:color w:val="0000EE"/>
-            <w:u w:val="single"/>
-          </w:rPr>
-          <w:t>伯12:25</w:t>
-        </w:r>
-      </w:hyperlink>
-      <w:r>
-        <w:rPr>
-          <w:lang w:val="zh_TW" w:bidi="zh_TW"/>
-        </w:rPr>
-        <w:t>）。約伯的朋友比勒達認為惡人的燈必因懲罰而熄滅（</w:t>
-      </w:r>
-      <w:hyperlink r:id="rId49">
-        <w:r>
-          <w:rPr>
-            <w:lang w:val="zh_TW" w:bidi="zh_TW"/>
-          </w:rPr>
-          <w:rPr>
-            <w:color w:val="0000EE"/>
-            <w:u w:val="single"/>
-          </w:rPr>
-          <w:t>伯18:5–17</w:t>
-        </w:r>
-      </w:hyperlink>
-      <w:r>
-        <w:rPr>
-          <w:lang w:val="zh_TW" w:bidi="zh_TW"/>
-        </w:rPr>
-        <w:t>）。巴比倫毀滅耶路撒冷之後，百姓哀歎說：「他引導我，使我行在黑暗中， 不行在光明裡」（</w:t>
-      </w:r>
-      <w:hyperlink r:id="rId50">
-        <w:r>
-          <w:rPr>
-            <w:lang w:val="zh_TW" w:bidi="zh_TW"/>
-          </w:rPr>
-          <w:rPr>
-            <w:color w:val="0000EE"/>
-            <w:u w:val="single"/>
-          </w:rPr>
-          <w:t>哀3:2</w:t>
-        </w:r>
-      </w:hyperlink>
-      <w:r>
-        <w:rPr>
-          <w:lang w:val="zh_TW" w:bidi="zh_TW"/>
-        </w:rPr>
-        <w:t>）。</w:t>
-      </w:r>
-    </w:p>
-    <w:p>
-      <w:pPr>
-        <w:pStyle w:val="Heading3"/>
-      </w:pPr>
-      <w:r>
-        <w:rPr>
-          <w:lang w:val="zh_TW" w:bidi="zh_TW"/>
-        </w:rPr>
-        <w:t>新約聖經中的光</w:t>
-      </w:r>
-    </w:p>
-    <w:p>
-      <w:pPr/>
-      <w:r>
-        <w:rPr>
-          <w:lang w:val="zh_TW" w:bidi="zh_TW"/>
-        </w:rPr>
-      </w:r>
-      <w:r>
-        <w:rPr>
-          <w:lang w:val="zh_TW" w:bidi="zh_TW"/>
-        </w:rPr>
-        <w:t>新約聖經所提到的光，通常具有象徵意義。例如，大數的掃羅在往大馬士革的路上遇見「從天上發光」（</w:t>
-      </w:r>
-      <w:hyperlink r:id="rId51">
-        <w:r>
-          <w:rPr>
-            <w:lang w:val="zh_TW" w:bidi="zh_TW"/>
-          </w:rPr>
-          <w:rPr>
-            <w:color w:val="0000EE"/>
-            <w:u w:val="single"/>
-          </w:rPr>
-          <w:t>徒9:3</w:t>
-        </w:r>
-      </w:hyperlink>
-      <w:r>
-        <w:rPr>
-          <w:lang w:val="zh_TW" w:bidi="zh_TW"/>
-        </w:rPr>
-        <w:t>；參</w:t>
-      </w:r>
-      <w:hyperlink r:id="rId52">
-        <w:r>
-          <w:rPr>
-            <w:lang w:val="zh_TW" w:bidi="zh_TW"/>
-          </w:rPr>
-          <w:rPr>
-            <w:color w:val="0000EE"/>
-            <w:u w:val="single"/>
-          </w:rPr>
-          <w:t>22:6–11</w:t>
-        </w:r>
-      </w:hyperlink>
-      <w:r>
-        <w:rPr>
-          <w:lang w:val="zh_TW" w:bidi="zh_TW"/>
-        </w:rPr>
-        <w:t>，</w:t>
-      </w:r>
-      <w:hyperlink r:id="rId53">
-        <w:r>
-          <w:rPr>
-            <w:lang w:val="zh_TW" w:bidi="zh_TW"/>
-          </w:rPr>
-          <w:rPr>
-            <w:color w:val="0000EE"/>
-            <w:u w:val="single"/>
-          </w:rPr>
-          <w:t>26:13</w:t>
-        </w:r>
-      </w:hyperlink>
-      <w:r>
-        <w:rPr>
-          <w:lang w:val="zh_TW" w:bidi="zh_TW"/>
-        </w:rPr>
-        <w:t>），那到底是普通的光，還是別的東西，並不明確。同樣，彼得在監獄裡時，「屋裡有光照耀」（</w:t>
-      </w:r>
-      <w:hyperlink r:id="rId54">
-        <w:r>
-          <w:rPr>
-            <w:lang w:val="zh_TW" w:bidi="zh_TW"/>
-          </w:rPr>
-          <w:rPr>
-            <w:color w:val="0000EE"/>
-            <w:u w:val="single"/>
-          </w:rPr>
-          <w:t>徒12:7</w:t>
-        </w:r>
-      </w:hyperlink>
-      <w:r>
-        <w:rPr>
-          <w:lang w:val="zh_TW" w:bidi="zh_TW"/>
-        </w:rPr>
-        <w:t>）。而天上的城不需要物質的光，因為「主神要光照他們」（</w:t>
-      </w:r>
-      <w:hyperlink r:id="rId55">
-        <w:r>
-          <w:rPr>
-            <w:lang w:val="zh_TW" w:bidi="zh_TW"/>
-          </w:rPr>
-          <w:rPr>
-            <w:color w:val="0000EE"/>
-            <w:u w:val="single"/>
-          </w:rPr>
-          <w:t>啟22:5</w:t>
-        </w:r>
-      </w:hyperlink>
-      <w:r>
-        <w:rPr>
-          <w:lang w:val="zh_TW" w:bidi="zh_TW"/>
-        </w:rPr>
-        <w:t>，參</w:t>
-      </w:r>
-      <w:hyperlink r:id="rId56">
-        <w:r>
-          <w:rPr>
-            <w:lang w:val="zh_TW" w:bidi="zh_TW"/>
-          </w:rPr>
-          <w:rPr>
-            <w:color w:val="0000EE"/>
-            <w:u w:val="single"/>
-          </w:rPr>
-          <w:t>21:11、23–24</w:t>
-        </w:r>
-      </w:hyperlink>
-      <w:r>
-        <w:rPr>
-          <w:lang w:val="zh_TW" w:bidi="zh_TW"/>
-        </w:rPr>
-        <w:t>）。</w:t>
-      </w:r>
-    </w:p>
-    <w:p>
-      <w:pPr/>
-      <w:r>
-        <w:rPr>
-          <w:lang w:val="zh_TW" w:bidi="zh_TW"/>
-        </w:rPr>
-      </w:r>
-      <w:r>
-        <w:rPr>
-          <w:lang w:val="zh_TW" w:bidi="zh_TW"/>
-        </w:rPr>
-        <w:t>神與光的連繫是新約聖經的常見主題。使徒約翰寫道：「神就是光，在他毫無黑暗」（</w:t>
-      </w:r>
-      <w:hyperlink r:id="rId57">
-        <w:r>
-          <w:rPr>
-            <w:lang w:val="zh_TW" w:bidi="zh_TW"/>
-          </w:rPr>
-          <w:rPr>
-            <w:color w:val="0000EE"/>
-            <w:u w:val="single"/>
-          </w:rPr>
-          <w:t>約一1:5</w:t>
-        </w:r>
-      </w:hyperlink>
-      <w:r>
-        <w:rPr>
-          <w:lang w:val="zh_TW" w:bidi="zh_TW"/>
-        </w:rPr>
-        <w:t>）。雅各書稱神為「眾光之父」（</w:t>
-      </w:r>
-      <w:hyperlink r:id="rId58">
-        <w:r>
-          <w:rPr>
-            <w:lang w:val="zh_TW" w:bidi="zh_TW"/>
-          </w:rPr>
-          <w:rPr>
-            <w:color w:val="0000EE"/>
-            <w:u w:val="single"/>
-          </w:rPr>
-          <w:t>雅1:17</w:t>
-        </w:r>
-      </w:hyperlink>
-      <w:r>
-        <w:rPr>
-          <w:lang w:val="zh_TW" w:bidi="zh_TW"/>
-        </w:rPr>
-        <w:t>）。聖經也形容神住在人不能靠近的光裡（</w:t>
-      </w:r>
-      <w:hyperlink r:id="rId59">
-        <w:r>
-          <w:rPr>
-            <w:lang w:val="zh_TW" w:bidi="zh_TW"/>
-          </w:rPr>
-          <w:rPr>
-            <w:color w:val="0000EE"/>
-            <w:u w:val="single"/>
-          </w:rPr>
-          <w:t>提前6:16</w:t>
-        </w:r>
-      </w:hyperlink>
-      <w:r>
-        <w:rPr>
-          <w:lang w:val="zh_TW" w:bidi="zh_TW"/>
-        </w:rPr>
-        <w:t>；另見</w:t>
-      </w:r>
-      <w:hyperlink r:id="rId60">
-        <w:r>
-          <w:rPr>
-            <w:lang w:val="zh_TW" w:bidi="zh_TW"/>
-          </w:rPr>
-          <w:rPr>
-            <w:color w:val="0000EE"/>
-            <w:u w:val="single"/>
-          </w:rPr>
-          <w:t>約一1:7</w:t>
-        </w:r>
-      </w:hyperlink>
-      <w:r>
-        <w:rPr>
-          <w:lang w:val="zh_TW" w:bidi="zh_TW"/>
-        </w:rPr>
-        <w:t>）。耶穌說：「我是世界的光」（</w:t>
-      </w:r>
-      <w:hyperlink r:id="rId61">
-        <w:r>
-          <w:rPr>
-            <w:lang w:val="zh_TW" w:bidi="zh_TW"/>
-          </w:rPr>
-          <w:rPr>
-            <w:color w:val="0000EE"/>
-            <w:u w:val="single"/>
-          </w:rPr>
-          <w:t>約8:12</w:t>
-        </w:r>
-      </w:hyperlink>
-      <w:r>
-        <w:rPr>
-          <w:lang w:val="zh_TW" w:bidi="zh_TW"/>
-        </w:rPr>
-        <w:t>，另見</w:t>
-      </w:r>
-      <w:hyperlink r:id="rId62">
-        <w:r>
-          <w:rPr>
-            <w:lang w:val="zh_TW" w:bidi="zh_TW"/>
-          </w:rPr>
-          <w:rPr>
-            <w:color w:val="0000EE"/>
-            <w:u w:val="single"/>
-          </w:rPr>
-          <w:t>9:5</w:t>
-        </w:r>
-      </w:hyperlink>
-      <w:r>
-        <w:rPr>
-          <w:lang w:val="zh_TW" w:bidi="zh_TW"/>
-        </w:rPr>
-        <w:t>），並且「我到世上來，乃是光，叫凡信我的，不住在黑暗裡」（</w:t>
-      </w:r>
-      <w:hyperlink r:id="rId63">
-        <w:r>
-          <w:rPr>
-            <w:lang w:val="zh_TW" w:bidi="zh_TW"/>
-          </w:rPr>
-          <w:rPr>
-            <w:color w:val="0000EE"/>
-            <w:u w:val="single"/>
-          </w:rPr>
-          <w:t>約12:46</w:t>
-        </w:r>
-      </w:hyperlink>
-      <w:r>
-        <w:rPr>
-          <w:lang w:val="zh_TW" w:bidi="zh_TW"/>
-        </w:rPr>
-        <w:t>）。使徒約翰說，耶穌自己就是光（</w:t>
-      </w:r>
-      <w:hyperlink r:id="rId64">
-        <w:r>
-          <w:rPr>
-            <w:lang w:val="zh_TW" w:bidi="zh_TW"/>
-          </w:rPr>
-          <w:rPr>
-            <w:color w:val="0000EE"/>
-            <w:u w:val="single"/>
-          </w:rPr>
-          <w:t>約1:1–10</w:t>
-        </w:r>
-      </w:hyperlink>
-      <w:r>
-        <w:rPr>
-          <w:lang w:val="zh_TW" w:bidi="zh_TW"/>
-        </w:rPr>
-        <w:t>）。施洗約翰來為這光作見證，好叫眾人因他可以信（</w:t>
-      </w:r>
-      <w:hyperlink r:id="rId65">
-        <w:r>
-          <w:rPr>
-            <w:lang w:val="zh_TW" w:bidi="zh_TW"/>
-          </w:rPr>
-          <w:rPr>
-            <w:color w:val="0000EE"/>
-            <w:u w:val="single"/>
-          </w:rPr>
-          <w:t>約1:7–8</w:t>
-        </w:r>
-      </w:hyperlink>
-      <w:r>
-        <w:rPr>
-          <w:lang w:val="zh_TW" w:bidi="zh_TW"/>
-        </w:rPr>
-        <w:t>）。凡接受這光的人，就得著權柄，作神的兒女（</w:t>
-      </w:r>
-      <w:hyperlink r:id="rId66">
-        <w:r>
-          <w:rPr>
-            <w:lang w:val="zh_TW" w:bidi="zh_TW"/>
-          </w:rPr>
-          <w:rPr>
-            <w:color w:val="0000EE"/>
-            <w:u w:val="single"/>
-          </w:rPr>
-          <w:t>約1:9–12</w:t>
-        </w:r>
-      </w:hyperlink>
-      <w:r>
-        <w:rPr>
-          <w:lang w:val="zh_TW" w:bidi="zh_TW"/>
-        </w:rPr>
-        <w:t>）。有時，光也用來表示人認識神與祂救恩的啟示（</w:t>
-      </w:r>
-      <w:hyperlink r:id="rId67">
-        <w:r>
-          <w:rPr>
-            <w:lang w:val="zh_TW" w:bidi="zh_TW"/>
-          </w:rPr>
-          <w:rPr>
-            <w:color w:val="0000EE"/>
-            <w:u w:val="single"/>
-          </w:rPr>
-          <w:t>太4:16</w:t>
-        </w:r>
-      </w:hyperlink>
-      <w:r>
-        <w:rPr>
-          <w:lang w:val="zh_TW" w:bidi="zh_TW"/>
-        </w:rPr>
-        <w:t>；</w:t>
-      </w:r>
-      <w:hyperlink r:id="rId68">
-        <w:r>
-          <w:rPr>
-            <w:lang w:val="zh_TW" w:bidi="zh_TW"/>
-          </w:rPr>
-          <w:rPr>
-            <w:color w:val="0000EE"/>
-            <w:u w:val="single"/>
-          </w:rPr>
-          <w:t>路2:32</w:t>
-        </w:r>
-      </w:hyperlink>
-      <w:r>
-        <w:rPr>
-          <w:lang w:val="zh_TW" w:bidi="zh_TW"/>
-        </w:rPr>
-        <w:t>；</w:t>
-      </w:r>
-      <w:hyperlink r:id="rId69">
-        <w:r>
-          <w:rPr>
-            <w:lang w:val="zh_TW" w:bidi="zh_TW"/>
-          </w:rPr>
-          <w:rPr>
-            <w:color w:val="0000EE"/>
-            <w:u w:val="single"/>
-          </w:rPr>
-          <w:t>徒13:47，</w:t>
-        </w:r>
-      </w:hyperlink>
-      <w:hyperlink r:id="rId70">
-        <w:r>
-          <w:rPr>
-            <w:lang w:val="zh_TW" w:bidi="zh_TW"/>
-          </w:rPr>
-          <w:rPr>
-            <w:color w:val="0000EE"/>
-            <w:u w:val="single"/>
-          </w:rPr>
-          <w:t>26:18</w:t>
-        </w:r>
-      </w:hyperlink>
-      <w:r>
-        <w:rPr>
-          <w:lang w:val="zh_TW" w:bidi="zh_TW"/>
-        </w:rPr>
-        <w:t>）。</w:t>
-      </w:r>
-    </w:p>
-    <w:p>
-      <w:pPr/>
-      <w:r>
-        <w:rPr>
-          <w:lang w:val="zh_TW" w:bidi="zh_TW"/>
-        </w:rPr>
-      </w:r>
-      <w:r>
-        <w:rPr>
-          <w:lang w:val="zh_TW" w:bidi="zh_TW"/>
-        </w:rPr>
-        <w:t>約翰寫道，那光照在黑暗裡，黑暗卻不接受光（</w:t>
-      </w:r>
-      <w:hyperlink r:id="rId71">
-        <w:r>
-          <w:rPr>
-            <w:lang w:val="zh_TW" w:bidi="zh_TW"/>
-          </w:rPr>
-          <w:rPr>
-            <w:color w:val="0000EE"/>
-            <w:u w:val="single"/>
-          </w:rPr>
-          <w:t>約1:5</w:t>
-        </w:r>
-      </w:hyperlink>
-      <w:r>
-        <w:rPr>
-          <w:lang w:val="zh_TW" w:bidi="zh_TW"/>
-        </w:rPr>
-        <w:t>；參</w:t>
-      </w:r>
-      <w:hyperlink r:id="rId72">
-        <w:r>
-          <w:rPr>
-            <w:lang w:val="zh_TW" w:bidi="zh_TW"/>
-          </w:rPr>
-          <w:rPr>
-            <w:color w:val="0000EE"/>
-            <w:u w:val="single"/>
-          </w:rPr>
-          <w:t>約一2:8</w:t>
-        </w:r>
-      </w:hyperlink>
-      <w:r>
-        <w:rPr>
-          <w:lang w:val="zh_TW" w:bidi="zh_TW"/>
-        </w:rPr>
-        <w:t>）。他還說：「光來到世間，世人因自己的行為是惡的，不愛光，倒愛黑暗」（</w:t>
-      </w:r>
-      <w:hyperlink r:id="rId73">
-        <w:r>
-          <w:rPr>
-            <w:lang w:val="zh_TW" w:bidi="zh_TW"/>
-          </w:rPr>
-          <w:rPr>
-            <w:color w:val="0000EE"/>
-            <w:u w:val="single"/>
-          </w:rPr>
-          <w:t>約3:19</w:t>
-        </w:r>
-      </w:hyperlink>
-      <w:r>
-        <w:rPr>
-          <w:lang w:val="zh_TW" w:bidi="zh_TW"/>
-        </w:rPr>
-        <w:t>）。作惡的人避開光，行真理的人卻來就光（</w:t>
-      </w:r>
-      <w:hyperlink r:id="rId74">
-        <w:r>
-          <w:rPr>
-            <w:lang w:val="zh_TW" w:bidi="zh_TW"/>
-          </w:rPr>
-          <w:rPr>
-            <w:color w:val="0000EE"/>
-            <w:u w:val="single"/>
-          </w:rPr>
-          <w:t>約3:20–21</w:t>
-        </w:r>
-      </w:hyperlink>
-      <w:r>
-        <w:rPr>
-          <w:lang w:val="zh_TW" w:bidi="zh_TW"/>
-        </w:rPr>
-        <w:t>）。當約翰記載拉撒路復活時，耶穌說人若在黑夜行走，就必跌倒，因為他沒有光（</w:t>
-      </w:r>
-      <w:hyperlink r:id="rId75">
-        <w:r>
-          <w:rPr>
-            <w:lang w:val="zh_TW" w:bidi="zh_TW"/>
-          </w:rPr>
-          <w:rPr>
-            <w:color w:val="0000EE"/>
-            <w:u w:val="single"/>
-          </w:rPr>
-          <w:t>約11:10</w:t>
-        </w:r>
-      </w:hyperlink>
-      <w:r>
-        <w:rPr>
-          <w:lang w:val="zh_TW" w:bidi="zh_TW"/>
-        </w:rPr>
-        <w:t>）。耶穌說眾人沒有光「在」他們裡面，表明這光是屬靈的（</w:t>
-      </w:r>
-      <w:hyperlink r:id="rId61">
-        <w:r>
-          <w:rPr>
-            <w:lang w:val="zh_TW" w:bidi="zh_TW"/>
-          </w:rPr>
-          <w:rPr>
-            <w:color w:val="0000EE"/>
-            <w:u w:val="single"/>
-          </w:rPr>
-          <w:t>約8:12</w:t>
-        </w:r>
-      </w:hyperlink>
-      <w:r>
-        <w:rPr>
-          <w:lang w:val="zh_TW" w:bidi="zh_TW"/>
-        </w:rPr>
-        <w:t>）。</w:t>
-      </w:r>
-    </w:p>
-    <w:p>
-      <w:pPr/>
-      <w:r>
-        <w:rPr>
-          <w:lang w:val="zh_TW" w:bidi="zh_TW"/>
-        </w:rPr>
-      </w:r>
-      <w:r>
-        <w:rPr>
-          <w:lang w:val="zh_TW" w:bidi="zh_TW"/>
-        </w:rPr>
-        <w:t>信徒被描述為「光明之子」（</w:t>
-      </w:r>
-      <w:hyperlink r:id="rId76">
-        <w:r>
-          <w:rPr>
-            <w:lang w:val="zh_TW" w:bidi="zh_TW"/>
-          </w:rPr>
-          <w:rPr>
-            <w:color w:val="0000EE"/>
-            <w:u w:val="single"/>
-          </w:rPr>
-          <w:t>約12:36</w:t>
-        </w:r>
-      </w:hyperlink>
-      <w:r>
-        <w:rPr>
-          <w:lang w:val="zh_TW" w:bidi="zh_TW"/>
-        </w:rPr>
-        <w:t>；另見</w:t>
-      </w:r>
-      <w:hyperlink r:id="rId77">
-        <w:r>
-          <w:rPr>
-            <w:lang w:val="zh_TW" w:bidi="zh_TW"/>
-          </w:rPr>
-          <w:rPr>
-            <w:color w:val="0000EE"/>
-            <w:u w:val="single"/>
-          </w:rPr>
-          <w:t>路16:8</w:t>
-        </w:r>
-      </w:hyperlink>
-      <w:r>
-        <w:rPr>
-          <w:lang w:val="zh_TW" w:bidi="zh_TW"/>
-        </w:rPr>
-        <w:t>）。他們的生命因與光的連結而改變。保羅也寫道，基督徒「都是光明之子，都是白晝之子」（</w:t>
-      </w:r>
-      <w:hyperlink r:id="rId78">
-        <w:r>
-          <w:rPr>
-            <w:lang w:val="zh_TW" w:bidi="zh_TW"/>
-          </w:rPr>
-          <w:rPr>
-            <w:color w:val="0000EE"/>
-            <w:u w:val="single"/>
-          </w:rPr>
-          <w:t>帖前5:5</w:t>
-        </w:r>
-      </w:hyperlink>
-      <w:r>
-        <w:rPr>
-          <w:lang w:val="zh_TW" w:bidi="zh_TW"/>
-        </w:rPr>
-        <w:t>）。約翰壹書勸勉基督徒要「在光明中行」（</w:t>
-      </w:r>
-      <w:hyperlink r:id="rId60">
-        <w:r>
-          <w:rPr>
-            <w:lang w:val="zh_TW" w:bidi="zh_TW"/>
-          </w:rPr>
-          <w:rPr>
-            <w:color w:val="0000EE"/>
-            <w:u w:val="single"/>
-          </w:rPr>
-          <w:t>約一1:7</w:t>
-        </w:r>
-      </w:hyperlink>
-      <w:r>
-        <w:rPr>
-          <w:lang w:val="zh_TW" w:bidi="zh_TW"/>
-        </w:rPr>
-        <w:t>），意思是他們應當活出良善和真理的生命。</w:t>
-      </w:r>
-    </w:p>
-    <w:p>
-      <w:pPr/>
-      <w:r>
-        <w:rPr>
-          <w:lang w:val="zh_TW" w:bidi="zh_TW"/>
-        </w:rPr>
-      </w:r>
-      <w:r>
-        <w:rPr>
-          <w:lang w:val="zh_TW" w:bidi="zh_TW"/>
-        </w:rPr>
-        <w:t>耶穌告訴祂的跟隨者：「你們是世上的光」（</w:t>
-      </w:r>
-      <w:hyperlink r:id="rId79">
-        <w:r>
-          <w:rPr>
-            <w:lang w:val="zh_TW" w:bidi="zh_TW"/>
-          </w:rPr>
-          <w:rPr>
-            <w:color w:val="0000EE"/>
-            <w:u w:val="single"/>
-          </w:rPr>
-          <w:t>太5:14</w:t>
-        </w:r>
-      </w:hyperlink>
-      <w:r>
-        <w:rPr>
-          <w:lang w:val="zh_TW" w:bidi="zh_TW"/>
-        </w:rPr>
-        <w:t>）。這句話的意思是，基督徒應當藉著敬虔的生活反映神的光。當耶穌被稱為世上的光時，意思是祂能拯救世人，並顯明真理。而當信徒被稱為世上的光時，並不是說他們能拯救世人，而是他們藉著生命指示世人通往救恩的道路。耶穌吩咐他們要藉著善行讓光照在人前，使人將榮耀歸給神（</w:t>
-      </w:r>
-      <w:hyperlink r:id="rId79">
-        <w:r>
-          <w:rPr>
-            <w:lang w:val="zh_TW" w:bidi="zh_TW"/>
-          </w:rPr>
-          <w:rPr>
-            <w:color w:val="0000EE"/>
-            <w:u w:val="single"/>
-          </w:rPr>
-          <w:t>太5:16</w:t>
-        </w:r>
-      </w:hyperlink>
-      <w:r>
-        <w:rPr>
-          <w:lang w:val="zh_TW" w:bidi="zh_TW"/>
-        </w:rPr>
-        <w:t>）。基督徒必須充分使用他們所得的光，若忽視它而仍活在黑暗中，他們的處境更為可悲，因為他們明白真理卻選擇背棄它（</w:t>
-      </w:r>
-      <w:hyperlink r:id="rId80">
-        <w:r>
-          <w:rPr>
-            <w:lang w:val="zh_TW" w:bidi="zh_TW"/>
-          </w:rPr>
-          <w:rPr>
-            <w:color w:val="0000EE"/>
-            <w:u w:val="single"/>
-          </w:rPr>
-          <w:t>太6:23</w:t>
-        </w:r>
-      </w:hyperlink>
-      <w:r>
-        <w:rPr>
-          <w:lang w:val="zh_TW" w:bidi="zh_TW"/>
-        </w:rPr>
-        <w:t>；</w:t>
-      </w:r>
-      <w:hyperlink r:id="rId81">
-        <w:r>
-          <w:rPr>
-            <w:lang w:val="zh_TW" w:bidi="zh_TW"/>
-          </w:rPr>
-          <w:rPr>
-            <w:color w:val="0000EE"/>
-            <w:u w:val="single"/>
-          </w:rPr>
-          <w:t>路11:35</w:t>
-        </w:r>
-      </w:hyperlink>
-      <w:r>
-        <w:rPr>
-          <w:lang w:val="zh_TW" w:bidi="zh_TW"/>
-        </w:rPr>
-        <w:t>）。</w:t>
-      </w:r>
-    </w:p>
-    <w:p>
-      <w:pPr/>
-      <w:r>
-        <w:rPr>
-          <w:lang w:val="zh_TW" w:bidi="zh_TW"/>
-        </w:rPr>
-      </w:r>
-      <w:r>
-        <w:rPr>
-          <w:lang w:val="zh_TW" w:bidi="zh_TW"/>
-        </w:rPr>
-        <w:t>現代人並不容易接受光的比喻。但聖經教導說，基督的光已經照亮所有基督徒。如果他們忽視這光，仍像活在黑暗裡，那麼他們就仍舊陷在深暗之中。他們比其他人更糟，因為他們知道光是什麼，也知道光對他們的意義，卻轉身離棄它。</w:t>
-      </w:r>
-    </w:p>
-    <w:p>
-      <w:pPr/>
-      <w:r>
-        <w:rPr>
-          <w:lang w:val="zh_TW" w:bidi="zh_TW"/>
-        </w:rPr>
-      </w:r>
-      <w:r>
-        <w:rPr>
-          <w:i/>
-          <w:lang w:val="zh_TW" w:bidi="zh_TW"/>
-        </w:rPr>
-        <w:t>另見</w:t>
-      </w:r>
-      <w:r>
-        <w:rPr>
-          <w:lang w:val="zh_TW" w:bidi="zh_TW"/>
-        </w:rPr>
-        <w:t xml:space="preserve"> </w:t>
-      </w:r>
-      <w:r>
-        <w:rPr>
-          <w:lang w:val="zh_TW" w:bidi="zh_TW"/>
-        </w:rPr>
-        <w:t>黑暗</w:t>
-      </w:r>
-      <w:r>
-        <w:rPr>
-          <w:lang w:val="zh_TW" w:bidi="zh_TW"/>
-        </w:rPr>
-        <w:t>。</w:t>
+        <w:t>聖經強調必須有自我管教、父母的管教與教會的管教，現代社會各個領域的道德淪喪顯而易見，這點似乎更顯重要。聖經描繪並在耶穌基督身上彰顯的屬神之愛，是要教導世人如何生活。那些拒絕神「正面督促」的人，最終會面對祂管教中負面一面。基督徒若能以充滿愛的方式管教自己、兒女和彼此，就能尊榮基督，展示祂的生活方式，也幫助別人明白神的旨意。</w:t>
       </w:r>
       <w:r>
         <w:rPr>
@@ -3649,6 +6783,12 @@
   <w:num w:numId="13" w16cid:durableId="592781308">
     <w:abstractNumId w:val="11"/>
   </w:num>
+  <w:num w:numId="14">
+    <w:abstractNumId w:val="3"/>
+    <w:lvlOverride w:ilvl="0">
+      <w:startOverride w:val="1"/>
+    </w:lvlOverride>
+  </w:num>
   <w:numIdMacAtCleanup w:val="10"/>
 </w:numbering>
 </file>

--- a/zht/docx/050.content.docx
+++ b/zht/docx/050.content.docx
@@ -19,7 +19,7 @@
         <w:rPr>
           <w:lang w:val="zh_TW" w:bidi="zh_TW"/>
         </w:rPr>
-        <w:t>Resource: Tyndale Open Bible Dictionary</w:t>
+        <w:t>Resource: Aquifer Open Bible Dictionary</w:t>
       </w:r>
       <w:r>
         <w:rPr>
@@ -112,7 +112,7 @@
         <w:rPr>
           <w:lang w:val="zh_TW" w:bidi="zh_TW"/>
         </w:rPr>
-        <w:t>Tyndale Open Bible Dictionary</w:t>
+        <w:t>Aquifer Open Bible Dictionary</w:t>
       </w:r>
     </w:p>
     <w:p>

--- a/zht/docx/050.content.docx
+++ b/zht/docx/050.content.docx
@@ -233,72 +233,48 @@
         </w:rPr>
         <w:t xml:space="preserve">1. </w:t>
       </w:r>
-      <w:hyperlink r:id="rId13">
-        <w:r>
-          <w:rPr>
-            <w:lang w:val="zh_TW" w:bidi="zh_TW"/>
-          </w:rPr>
-          <w:rPr>
-            <w:color w:val="0000EE"/>
-            <w:u w:val="single"/>
-          </w:rPr>
-          <w:t>創世記十四章1節、9節</w:t>
-        </w:r>
-      </w:hyperlink>
+      <w:r>
+        <w:rPr>
+          <w:lang w:val="zh_TW" w:bidi="zh_TW"/>
+        </w:rPr>
+        <w:t>創世記十四章1節、9節</w:t>
+      </w:r>
       <w:r>
         <w:rPr>
           <w:lang w:val="zh_TW" w:bidi="zh_TW"/>
         </w:rPr>
         <w:t>提到的民族或地區，由一位名叫提達的王統治。這個詞被翻譯為「列國」或「戈印」。提達與另外三位王，示拿的暗拉非、以拉撒的亞略和以攔的基大老瑪，攻擊靠近死海的西訂谷的幾個城市（</w:t>
       </w:r>
-      <w:hyperlink r:id="rId14">
-        <w:r>
-          <w:rPr>
-            <w:lang w:val="zh_TW" w:bidi="zh_TW"/>
-          </w:rPr>
-          <w:rPr>
-            <w:color w:val="0000EE"/>
-            <w:u w:val="single"/>
-          </w:rPr>
-          <w:t>創14:3</w:t>
-        </w:r>
-      </w:hyperlink>
+      <w:r>
+        <w:rPr>
+          <w:lang w:val="zh_TW" w:bidi="zh_TW"/>
+        </w:rPr>
+        <w:t>創14:3</w:t>
+      </w:r>
       <w:r>
         <w:rPr>
           <w:lang w:val="zh_TW" w:bidi="zh_TW"/>
         </w:rPr>
         <w:t>）。他們打敗了谷地地區的五位王，洗劫他們的城市，並俘虜住在所多瑪的亞伯拉罕的侄子羅得（</w:t>
       </w:r>
-      <w:hyperlink r:id="rId15">
-        <w:r>
-          <w:rPr>
-            <w:lang w:val="zh_TW" w:bidi="zh_TW"/>
-          </w:rPr>
-          <w:rPr>
-            <w:color w:val="0000EE"/>
-            <w:u w:val="single"/>
-          </w:rPr>
-          <w:t>12</w:t>
-        </w:r>
-      </w:hyperlink>
+      <w:r>
+        <w:rPr>
+          <w:lang w:val="zh_TW" w:bidi="zh_TW"/>
+        </w:rPr>
+        <w:t>12</w:t>
+      </w:r>
       <w:r>
         <w:rPr>
           <w:lang w:val="zh_TW" w:bidi="zh_TW"/>
         </w:rPr>
         <w:t>節）。亞伯拉罕聽到這件事後，召集他的壯丁，追擊打勝仗的諸王，擊敗他們，並救出羅得（</w:t>
       </w:r>
-      <w:hyperlink r:id="rId16">
-        <w:r>
-          <w:rPr>
-            <w:lang w:val="zh_TW" w:bidi="zh_TW"/>
-          </w:rPr>
-          <w:rPr>
-            <w:color w:val="0000EE"/>
-            <w:u w:val="single"/>
-          </w:rPr>
-          <w:t>13–16</w:t>
-        </w:r>
-      </w:hyperlink>
+      <w:r>
+        <w:rPr>
+          <w:lang w:val="zh_TW" w:bidi="zh_TW"/>
+        </w:rPr>
+        <w:t>13–16</w:t>
+      </w:r>
       <w:r>
         <w:rPr>
           <w:lang w:val="zh_TW" w:bidi="zh_TW"/>
@@ -319,18 +295,12 @@
         </w:rPr>
         <w:t>2. 約書亞戰勝沒有具名的戈印王時提到的百姓（</w:t>
       </w:r>
-      <w:hyperlink r:id="rId17">
-        <w:r>
-          <w:rPr>
-            <w:lang w:val="zh_TW" w:bidi="zh_TW"/>
-          </w:rPr>
-          <w:rPr>
-            <w:color w:val="0000EE"/>
-            <w:u w:val="single"/>
-          </w:rPr>
-          <w:t>書12:23</w:t>
-        </w:r>
-      </w:hyperlink>
+      <w:r>
+        <w:rPr>
+          <w:lang w:val="zh_TW" w:bidi="zh_TW"/>
+        </w:rPr>
+        <w:t>書12:23</w:t>
+      </w:r>
       <w:r>
         <w:rPr>
           <w:lang w:val="zh_TW" w:bidi="zh_TW"/>
@@ -525,36 +495,24 @@
         </w:rPr>
         <w:t>保羅在約公元50年至52年間於哥林多進行事工。他在耶路撒冷短暫停留後，便繼續他的宣教工作，這次是停留在以弗所（</w:t>
       </w:r>
-      <w:hyperlink r:id="rId18">
-        <w:r>
-          <w:rPr>
-            <w:lang w:val="zh_TW" w:bidi="zh_TW"/>
-          </w:rPr>
-          <w:rPr>
-            <w:color w:val="0000EE"/>
-            <w:u w:val="single"/>
-          </w:rPr>
-          <w:t>徒19章</w:t>
-        </w:r>
-      </w:hyperlink>
+      <w:r>
+        <w:rPr>
+          <w:lang w:val="zh_TW" w:bidi="zh_TW"/>
+        </w:rPr>
+        <w:t>徒19章</w:t>
+      </w:r>
       <w:r>
         <w:rPr>
           <w:lang w:val="zh_TW" w:bidi="zh_TW"/>
         </w:rPr>
         <w:t>），並且在那裡服事了三年（公元53–55/56）。在此期間，他至少寫了三封信給哥林多教會，並親自訪問過一次。他的第一封信，通常稱為「先前的信」，在</w:t>
       </w:r>
-      <w:hyperlink r:id="rId19">
-        <w:r>
-          <w:rPr>
-            <w:lang w:val="zh_TW" w:bidi="zh_TW"/>
-          </w:rPr>
-          <w:rPr>
-            <w:color w:val="0000EE"/>
-            <w:u w:val="single"/>
-          </w:rPr>
-          <w:t>哥林多前書五章9至11節</w:t>
-        </w:r>
-      </w:hyperlink>
+      <w:r>
+        <w:rPr>
+          <w:lang w:val="zh_TW" w:bidi="zh_TW"/>
+        </w:rPr>
+        <w:t>哥林多前書五章9至11節</w:t>
+      </w:r>
       <w:r>
         <w:rPr>
           <w:lang w:val="zh_TW" w:bidi="zh_TW"/>
@@ -575,54 +533,36 @@
         </w:rPr>
         <w:t>大約在公元55年，保羅從革來氏家的家人（可能是革來氏家庭教會的成員）聽到了有關哥林多教會的事情（</w:t>
       </w:r>
-      <w:hyperlink r:id="rId20">
-        <w:r>
-          <w:rPr>
-            <w:lang w:val="zh_TW" w:bidi="zh_TW"/>
-          </w:rPr>
-          <w:rPr>
-            <w:color w:val="0000EE"/>
-            <w:u w:val="single"/>
-          </w:rPr>
-          <w:t>林前1:11</w:t>
-        </w:r>
-      </w:hyperlink>
+      <w:r>
+        <w:rPr>
+          <w:lang w:val="zh_TW" w:bidi="zh_TW"/>
+        </w:rPr>
+        <w:t>林前1:11</w:t>
+      </w:r>
       <w:r>
         <w:rPr>
           <w:lang w:val="zh_TW" w:bidi="zh_TW"/>
         </w:rPr>
         <w:t>）。隨後他口述了第二封信給哥林多教會，即我們的哥林多前書。這封信很可能由司提法那、福徒拿都和亞該古（</w:t>
       </w:r>
-      <w:hyperlink r:id="rId21">
-        <w:r>
-          <w:rPr>
-            <w:lang w:val="zh_TW" w:bidi="zh_TW"/>
-          </w:rPr>
-          <w:rPr>
-            <w:color w:val="0000EE"/>
-            <w:u w:val="single"/>
-          </w:rPr>
-          <w:t>16:17</w:t>
-        </w:r>
-      </w:hyperlink>
+      <w:r>
+        <w:rPr>
+          <w:lang w:val="zh_TW" w:bidi="zh_TW"/>
+        </w:rPr>
+        <w:t>16:17</w:t>
+      </w:r>
       <w:r>
         <w:rPr>
           <w:lang w:val="zh_TW" w:bidi="zh_TW"/>
         </w:rPr>
         <w:t>）帶去。保羅後來又寫了第三封信給哥林多，稱為「憂愁的信」（</w:t>
       </w:r>
-      <w:hyperlink r:id="rId22">
-        <w:r>
-          <w:rPr>
-            <w:lang w:val="zh_TW" w:bidi="zh_TW"/>
-          </w:rPr>
-          <w:rPr>
-            <w:color w:val="0000EE"/>
-            <w:u w:val="single"/>
-          </w:rPr>
-          <w:t>林後2:2–3</w:t>
-        </w:r>
-      </w:hyperlink>
+      <w:r>
+        <w:rPr>
+          <w:lang w:val="zh_TW" w:bidi="zh_TW"/>
+        </w:rPr>
+        <w:t>林後2:2–3</w:t>
+      </w:r>
       <w:r>
         <w:rPr>
           <w:lang w:val="zh_TW" w:bidi="zh_TW"/>
@@ -654,18 +594,12 @@
         </w:rPr>
         <w:t>哥林多是一個港口城，在公元前146年遭到羅馬人摧毀，然後在公元前46年由猶流·凱撒（Julius Caesar）重建。公元前27年之後，它成為亞該亞的羅馬首府，方伯（proconsul）在此居住（</w:t>
       </w:r>
-      <w:hyperlink r:id="rId23">
-        <w:r>
-          <w:rPr>
-            <w:lang w:val="zh_TW" w:bidi="zh_TW"/>
-          </w:rPr>
-          <w:rPr>
-            <w:color w:val="0000EE"/>
-            <w:u w:val="single"/>
-          </w:rPr>
-          <w:t>徒18:12</w:t>
-        </w:r>
-      </w:hyperlink>
+      <w:r>
+        <w:rPr>
+          <w:lang w:val="zh_TW" w:bidi="zh_TW"/>
+        </w:rPr>
+        <w:t>徒18:12</w:t>
+      </w:r>
       <w:r>
         <w:rPr>
           <w:lang w:val="zh_TW" w:bidi="zh_TW"/>
@@ -722,18 +656,12 @@
         </w:rPr>
         <w:t>的神廟，這位愛神的神廟擁有1000名女奴，專門奉獻於此女神的崇拜活動。哥林多獨特的宗教崇拜形式，專門敬拜愛與美的女神阿芙蘿黛蒂（羅馬稱為維納斯〔Venus〕）。與這些宗教儀式相關的是普遍的道德敗壞，哥林多的道德風氣以腐敗而聞名，即使與異教的羅馬相比也是如此。在城中低地有一個猶太會堂（</w:t>
       </w:r>
-      <w:hyperlink r:id="rId24">
-        <w:r>
-          <w:rPr>
-            <w:lang w:val="zh_TW" w:bidi="zh_TW"/>
-          </w:rPr>
-          <w:rPr>
-            <w:color w:val="0000EE"/>
-            <w:u w:val="single"/>
-          </w:rPr>
-          <w:t>徒18:4</w:t>
-        </w:r>
-      </w:hyperlink>
+      <w:r>
+        <w:rPr>
+          <w:lang w:val="zh_TW" w:bidi="zh_TW"/>
+        </w:rPr>
+        <w:t>徒18:4</w:t>
+      </w:r>
       <w:r>
         <w:rPr>
           <w:lang w:val="zh_TW" w:bidi="zh_TW"/>
@@ -829,18 +757,12 @@
         </w:rPr>
         <w:t>問安，</w:t>
       </w:r>
-      <w:hyperlink r:id="rId25">
-        <w:r>
-          <w:rPr>
-            <w:lang w:val="zh_TW" w:bidi="zh_TW"/>
-          </w:rPr>
-          <w:rPr>
-            <w:color w:val="0000EE"/>
-            <w:u w:val="single"/>
-          </w:rPr>
-          <w:t>一章1至9節</w:t>
-        </w:r>
-      </w:hyperlink>
+      <w:r>
+        <w:rPr>
+          <w:lang w:val="zh_TW" w:bidi="zh_TW"/>
+        </w:rPr>
+        <w:t>一章1至9節</w:t>
+      </w:r>
     </w:p>
     <w:p>
       <w:pPr/>
@@ -855,18 +777,12 @@
         </w:rPr>
         <w:t>保羅以標準的問安開始，隨後是他慣常的感恩禱告。兩個特點值得注意：首先，問安中提到所提尼與保羅同在。雖無法確定所提尼的具體身分，但他顯然為哥林多信徒所熟知，很可能是</w:t>
       </w:r>
-      <w:hyperlink r:id="rId26">
-        <w:r>
-          <w:rPr>
-            <w:lang w:val="zh_TW" w:bidi="zh_TW"/>
-          </w:rPr>
-          <w:rPr>
-            <w:color w:val="0000EE"/>
-            <w:u w:val="single"/>
-          </w:rPr>
-          <w:t>使徒行傳十八章17節</w:t>
-        </w:r>
-      </w:hyperlink>
+      <w:r>
+        <w:rPr>
+          <w:lang w:val="zh_TW" w:bidi="zh_TW"/>
+        </w:rPr>
+        <w:t>使徒行傳十八章17節</w:t>
+      </w:r>
       <w:r>
         <w:rPr>
           <w:lang w:val="zh_TW" w:bidi="zh_TW"/>
@@ -898,18 +814,12 @@
         </w:rPr>
         <w:t>革來氏家人帶來的報告，</w:t>
       </w:r>
-      <w:hyperlink r:id="rId27">
-        <w:r>
-          <w:rPr>
-            <w:lang w:val="zh_TW" w:bidi="zh_TW"/>
-          </w:rPr>
-          <w:rPr>
-            <w:color w:val="0000EE"/>
-            <w:u w:val="single"/>
-          </w:rPr>
-          <w:t>一章10節至四章21節</w:t>
-        </w:r>
-      </w:hyperlink>
+      <w:r>
+        <w:rPr>
+          <w:lang w:val="zh_TW" w:bidi="zh_TW"/>
+        </w:rPr>
+        <w:t>一章10節至四章21節</w:t>
+      </w:r>
     </w:p>
     <w:p>
       <w:pPr/>
@@ -952,18 +862,12 @@
         </w:rPr>
         <w:t>首先，釘十字架的基督（</w:t>
       </w:r>
-      <w:hyperlink r:id="rId28">
-        <w:r>
-          <w:rPr>
-            <w:lang w:val="zh_TW" w:bidi="zh_TW"/>
-          </w:rPr>
-          <w:rPr>
-            <w:color w:val="0000EE"/>
-            <w:u w:val="single"/>
-          </w:rPr>
-          <w:t>1:18</w:t>
-        </w:r>
-      </w:hyperlink>
+      <w:r>
+        <w:rPr>
+          <w:lang w:val="zh_TW" w:bidi="zh_TW"/>
+        </w:rPr>
+        <w:t>1:18</w:t>
+      </w:r>
       <w:r>
         <w:rPr>
           <w:lang w:val="zh_TW" w:bidi="zh_TW"/>
@@ -984,18 +888,12 @@
         </w:rPr>
         <w:t>其次，神揀選他們的標準並非基於社會地位，反之，神使他們唯一的身分地位就是他們從神那裡得來的平等身分（</w:t>
       </w:r>
-      <w:hyperlink r:id="rId29">
-        <w:r>
-          <w:rPr>
-            <w:lang w:val="zh_TW" w:bidi="zh_TW"/>
-          </w:rPr>
-          <w:rPr>
-            <w:color w:val="0000EE"/>
-            <w:u w:val="single"/>
-          </w:rPr>
-          <w:t>1:26–31</w:t>
-        </w:r>
-      </w:hyperlink>
+      <w:r>
+        <w:rPr>
+          <w:lang w:val="zh_TW" w:bidi="zh_TW"/>
+        </w:rPr>
+        <w:t>1:26–31</w:t>
+      </w:r>
       <w:r>
         <w:rPr>
           <w:lang w:val="zh_TW" w:bidi="zh_TW"/>
@@ -1016,18 +914,12 @@
         </w:rPr>
         <w:t>第三，他們的信心不是建立在保羅的口才上，而是建立在聖靈的恩賜上（</w:t>
       </w:r>
-      <w:hyperlink r:id="rId30">
-        <w:r>
-          <w:rPr>
-            <w:lang w:val="zh_TW" w:bidi="zh_TW"/>
-          </w:rPr>
-          <w:rPr>
-            <w:color w:val="0000EE"/>
-            <w:u w:val="single"/>
-          </w:rPr>
-          <w:t>2:4</w:t>
-        </w:r>
-      </w:hyperlink>
+      <w:r>
+        <w:rPr>
+          <w:lang w:val="zh_TW" w:bidi="zh_TW"/>
+        </w:rPr>
+        <w:t>2:4</w:t>
+      </w:r>
       <w:r>
         <w:rPr>
           <w:lang w:val="zh_TW" w:bidi="zh_TW"/>
@@ -1062,36 +954,24 @@
         </w:rPr>
         <w:t>第五，這些僕人共同為神建造一個「殿」，就是教會，以基督為根基。只有神會審判每個基督徒如何為建造教會的工作出力。但分裂教會的人將受到神的毀滅性審判，因為「若有人毀壞神的殿，神必要毀壞那人」（</w:t>
       </w:r>
-      <w:hyperlink r:id="rId31">
-        <w:r>
-          <w:rPr>
-            <w:lang w:val="zh_TW" w:bidi="zh_TW"/>
-          </w:rPr>
-          <w:rPr>
-            <w:color w:val="0000EE"/>
-            <w:u w:val="single"/>
-          </w:rPr>
-          <w:t>3:17</w:t>
-        </w:r>
-      </w:hyperlink>
+      <w:r>
+        <w:rPr>
+          <w:lang w:val="zh_TW" w:bidi="zh_TW"/>
+        </w:rPr>
+        <w:t>3:17</w:t>
+      </w:r>
       <w:r>
         <w:rPr>
           <w:lang w:val="zh_TW" w:bidi="zh_TW"/>
         </w:rPr>
         <w:t>）（請注意，這裡的殿是指教會的集體意象，而在第</w:t>
       </w:r>
-      <w:hyperlink r:id="rId32">
-        <w:r>
-          <w:rPr>
-            <w:lang w:val="zh_TW" w:bidi="zh_TW"/>
-          </w:rPr>
-          <w:rPr>
-            <w:color w:val="0000EE"/>
-            <w:u w:val="single"/>
-          </w:rPr>
-          <w:t>六</w:t>
-        </w:r>
-      </w:hyperlink>
+      <w:r>
+        <w:rPr>
+          <w:lang w:val="zh_TW" w:bidi="zh_TW"/>
+        </w:rPr>
+        <w:t>六</w:t>
+      </w:r>
       <w:r>
         <w:rPr>
           <w:lang w:val="zh_TW" w:bidi="zh_TW"/>
@@ -1112,18 +992,12 @@
         </w:rPr>
         <w:t>最後，保羅指出他們過度實現的末世論。哥林多信徒因擁有屬靈恩賜（真實的）和自誇的智慧（世俗的）而聲稱自己與基督一同作王（</w:t>
       </w:r>
-      <w:hyperlink r:id="rId33">
-        <w:r>
-          <w:rPr>
-            <w:lang w:val="zh_TW" w:bidi="zh_TW"/>
-          </w:rPr>
-          <w:rPr>
-            <w:color w:val="0000EE"/>
-            <w:u w:val="single"/>
-          </w:rPr>
-          <w:t>4:8–13</w:t>
-        </w:r>
-      </w:hyperlink>
+      <w:r>
+        <w:rPr>
+          <w:lang w:val="zh_TW" w:bidi="zh_TW"/>
+        </w:rPr>
+        <w:t>4:8–13</w:t>
+      </w:r>
       <w:r>
         <w:rPr>
           <w:lang w:val="zh_TW" w:bidi="zh_TW"/>
@@ -1144,36 +1018,24 @@
         </w:rPr>
         <w:t>最後，保羅勸誡他們，語氣對某些可能接受教導的人較為溫和，勸他們效法自己的生活方式（</w:t>
       </w:r>
-      <w:hyperlink r:id="rId34">
-        <w:r>
-          <w:rPr>
-            <w:lang w:val="zh_TW" w:bidi="zh_TW"/>
-          </w:rPr>
-          <w:rPr>
-            <w:color w:val="0000EE"/>
-            <w:u w:val="single"/>
-          </w:rPr>
-          <w:t>14–16</w:t>
-        </w:r>
-      </w:hyperlink>
+      <w:r>
+        <w:rPr>
+          <w:lang w:val="zh_TW" w:bidi="zh_TW"/>
+        </w:rPr>
+        <w:t>14–16</w:t>
+      </w:r>
       <w:r>
         <w:rPr>
           <w:lang w:val="zh_TW" w:bidi="zh_TW"/>
         </w:rPr>
         <w:t>節）。提摩太也在他們面前忠實地活出真理。同時，保羅對那些「自高自大」之人提出警告（</w:t>
       </w:r>
-      <w:hyperlink r:id="rId35">
-        <w:r>
-          <w:rPr>
-            <w:lang w:val="zh_TW" w:bidi="zh_TW"/>
-          </w:rPr>
-          <w:rPr>
-            <w:color w:val="0000EE"/>
-            <w:u w:val="single"/>
-          </w:rPr>
-          <w:t>18</w:t>
-        </w:r>
-      </w:hyperlink>
+      <w:r>
+        <w:rPr>
+          <w:lang w:val="zh_TW" w:bidi="zh_TW"/>
+        </w:rPr>
+        <w:t>18</w:t>
+      </w:r>
       <w:r>
         <w:rPr>
           <w:lang w:val="zh_TW" w:bidi="zh_TW"/>
@@ -1191,18 +1053,12 @@
         </w:rPr>
         <w:t>哥林多使者的報告，</w:t>
       </w:r>
-      <w:hyperlink r:id="rId36">
-        <w:r>
-          <w:rPr>
-            <w:lang w:val="zh_TW" w:bidi="zh_TW"/>
-          </w:rPr>
-          <w:rPr>
-            <w:color w:val="0000EE"/>
-            <w:u w:val="single"/>
-          </w:rPr>
-          <w:t>五章1節至六章20節</w:t>
-        </w:r>
-      </w:hyperlink>
+      <w:r>
+        <w:rPr>
+          <w:lang w:val="zh_TW" w:bidi="zh_TW"/>
+        </w:rPr>
+        <w:t>五章1節至六章20節</w:t>
+      </w:r>
     </w:p>
     <w:p>
       <w:pPr/>
@@ -1231,18 +1087,12 @@
         </w:rPr>
         <w:t>第一個問題關於教會紀律（</w:t>
       </w:r>
-      <w:hyperlink r:id="rId37">
-        <w:r>
-          <w:rPr>
-            <w:lang w:val="zh_TW" w:bidi="zh_TW"/>
-          </w:rPr>
-          <w:rPr>
-            <w:color w:val="0000EE"/>
-            <w:u w:val="single"/>
-          </w:rPr>
-          <w:t>5:12–13</w:t>
-        </w:r>
-      </w:hyperlink>
+      <w:r>
+        <w:rPr>
+          <w:lang w:val="zh_TW" w:bidi="zh_TW"/>
+        </w:rPr>
+        <w:t>5:12–13</w:t>
+      </w:r>
       <w:r>
         <w:rPr>
           <w:lang w:val="zh_TW" w:bidi="zh_TW"/>
@@ -1263,54 +1113,36 @@
         </w:rPr>
         <w:t>保羅在這部分提出三個教會紀律的原則：（1）首要目標是使犯罪者悔改並恢復；（2）次要目標是保護教會（</w:t>
       </w:r>
-      <w:hyperlink r:id="rId38">
-        <w:r>
-          <w:rPr>
-            <w:lang w:val="zh_TW" w:bidi="zh_TW"/>
-          </w:rPr>
-          <w:rPr>
-            <w:color w:val="0000EE"/>
-            <w:u w:val="single"/>
-          </w:rPr>
-          <w:t>5:6–8</w:t>
-        </w:r>
-      </w:hyperlink>
+      <w:r>
+        <w:rPr>
+          <w:lang w:val="zh_TW" w:bidi="zh_TW"/>
+        </w:rPr>
+        <w:t>5:6–8</w:t>
+      </w:r>
       <w:r>
         <w:rPr>
           <w:lang w:val="zh_TW" w:bidi="zh_TW"/>
         </w:rPr>
         <w:t>）；（3）教會不應尋求審判或控制世界上惡人的行為，那是神的責任，但應管教教會內部的成員（</w:t>
       </w:r>
-      <w:hyperlink r:id="rId39">
-        <w:r>
-          <w:rPr>
-            <w:lang w:val="zh_TW" w:bidi="zh_TW"/>
-          </w:rPr>
-          <w:rPr>
-            <w:color w:val="0000EE"/>
-            <w:u w:val="single"/>
-          </w:rPr>
-          <w:t>9–13</w:t>
-        </w:r>
-      </w:hyperlink>
+      <w:r>
+        <w:rPr>
+          <w:lang w:val="zh_TW" w:bidi="zh_TW"/>
+        </w:rPr>
+        <w:t>9–13</w:t>
+      </w:r>
       <w:r>
         <w:rPr>
           <w:lang w:val="zh_TW" w:bidi="zh_TW"/>
         </w:rPr>
         <w:t>）。保羅也在後續章節中運用這些原則（參</w:t>
       </w:r>
-      <w:hyperlink r:id="rId40">
-        <w:r>
-          <w:rPr>
-            <w:lang w:val="zh_TW" w:bidi="zh_TW"/>
-          </w:rPr>
-          <w:rPr>
-            <w:color w:val="0000EE"/>
-            <w:u w:val="single"/>
-          </w:rPr>
-          <w:t>7:12–16</w:t>
-        </w:r>
-      </w:hyperlink>
+      <w:r>
+        <w:rPr>
+          <w:lang w:val="zh_TW" w:bidi="zh_TW"/>
+        </w:rPr>
+        <w:t>7:12–16</w:t>
+      </w:r>
       <w:r>
         <w:rPr>
           <w:lang w:val="zh_TW" w:bidi="zh_TW"/>
@@ -1331,36 +1163,24 @@
         </w:rPr>
         <w:t>第二個問題是基督徒之間的訴訟（</w:t>
       </w:r>
-      <w:hyperlink r:id="rId41">
-        <w:r>
-          <w:rPr>
-            <w:lang w:val="zh_TW" w:bidi="zh_TW"/>
-          </w:rPr>
-          <w:rPr>
-            <w:color w:val="0000EE"/>
-            <w:u w:val="single"/>
-          </w:rPr>
-          <w:t>6:1–11</w:t>
-        </w:r>
-      </w:hyperlink>
+      <w:r>
+        <w:rPr>
+          <w:lang w:val="zh_TW" w:bidi="zh_TW"/>
+        </w:rPr>
+        <w:t>6:1–11</w:t>
+      </w:r>
       <w:r>
         <w:rPr>
           <w:lang w:val="zh_TW" w:bidi="zh_TW"/>
         </w:rPr>
         <w:t>）。哥林多社會與現代社會一樣熱衷於訴訟，基督徒之間互相控告對方的情況也屢見不鮮。這讓保羅感到憂心。如果基督徒將來要審判世界，那麼他們當然不應讓世俗法庭來裁決教會內的問題。保羅認為，基督徒應避免將案件提交給「教會所輕看的人」（</w:t>
       </w:r>
-      <w:hyperlink r:id="rId42">
-        <w:r>
-          <w:rPr>
-            <w:lang w:val="zh_TW" w:bidi="zh_TW"/>
-          </w:rPr>
-          <w:rPr>
-            <w:color w:val="0000EE"/>
-            <w:u w:val="single"/>
-          </w:rPr>
-          <w:t>6:4</w:t>
-        </w:r>
-      </w:hyperlink>
+      <w:r>
+        <w:rPr>
+          <w:lang w:val="zh_TW" w:bidi="zh_TW"/>
+        </w:rPr>
+        <w:t>6:4</w:t>
+      </w:r>
       <w:r>
         <w:rPr>
           <w:lang w:val="zh_TW" w:bidi="zh_TW"/>
@@ -1381,54 +1201,36 @@
         </w:rPr>
         <w:t>保羅進一步提出更好的解決方式：選擇忍受不公（</w:t>
       </w:r>
-      <w:hyperlink r:id="rId43">
-        <w:r>
-          <w:rPr>
-            <w:lang w:val="zh_TW" w:bidi="zh_TW"/>
-          </w:rPr>
-          <w:rPr>
-            <w:color w:val="0000EE"/>
-            <w:u w:val="single"/>
-          </w:rPr>
-          <w:t>林前6:7</w:t>
-        </w:r>
-      </w:hyperlink>
+      <w:r>
+        <w:rPr>
+          <w:lang w:val="zh_TW" w:bidi="zh_TW"/>
+        </w:rPr>
+        <w:t>林前6:7</w:t>
+      </w:r>
       <w:r>
         <w:rPr>
           <w:lang w:val="zh_TW" w:bidi="zh_TW"/>
         </w:rPr>
         <w:t>）。保羅非常直白地應用耶穌的教導（</w:t>
       </w:r>
-      <w:hyperlink r:id="rId44">
-        <w:r>
-          <w:rPr>
-            <w:lang w:val="zh_TW" w:bidi="zh_TW"/>
-          </w:rPr>
-          <w:rPr>
-            <w:color w:val="0000EE"/>
-            <w:u w:val="single"/>
-          </w:rPr>
-          <w:t>太5:38–42</w:t>
-        </w:r>
-      </w:hyperlink>
+      <w:r>
+        <w:rPr>
+          <w:lang w:val="zh_TW" w:bidi="zh_TW"/>
+        </w:rPr>
+        <w:t>太5:38–42</w:t>
+      </w:r>
       <w:r>
         <w:rPr>
           <w:lang w:val="zh_TW" w:bidi="zh_TW"/>
         </w:rPr>
         <w:t>），認為最好允許自己被欺騙。然而，哥林多信徒卻更願意踐踏自己的弟兄，只為爭取他們自以為該有的權利。這反映了他們內心是否仍然存有貪婪（</w:t>
       </w:r>
-      <w:hyperlink r:id="rId45">
-        <w:r>
-          <w:rPr>
-            <w:lang w:val="zh_TW" w:bidi="zh_TW"/>
-          </w:rPr>
-          <w:rPr>
-            <w:color w:val="0000EE"/>
-            <w:u w:val="single"/>
-          </w:rPr>
-          <w:t>林前6:9–11</w:t>
-        </w:r>
-      </w:hyperlink>
+      <w:r>
+        <w:rPr>
+          <w:lang w:val="zh_TW" w:bidi="zh_TW"/>
+        </w:rPr>
+        <w:t>林前6:9–11</w:t>
+      </w:r>
       <w:r>
         <w:rPr>
           <w:lang w:val="zh_TW" w:bidi="zh_TW"/>
@@ -1449,18 +1251,12 @@
         </w:rPr>
         <w:t>最後一個問題是隨意的性行為（</w:t>
       </w:r>
-      <w:hyperlink r:id="rId46">
-        <w:r>
-          <w:rPr>
-            <w:lang w:val="zh_TW" w:bidi="zh_TW"/>
-          </w:rPr>
-          <w:rPr>
-            <w:color w:val="0000EE"/>
-            <w:u w:val="single"/>
-          </w:rPr>
-          <w:t>6:12–20</w:t>
-        </w:r>
-      </w:hyperlink>
+      <w:r>
+        <w:rPr>
+          <w:lang w:val="zh_TW" w:bidi="zh_TW"/>
+        </w:rPr>
+        <w:t>6:12–20</w:t>
+      </w:r>
       <w:r>
         <w:rPr>
           <w:lang w:val="zh_TW" w:bidi="zh_TW"/>
@@ -1491,36 +1287,24 @@
         </w:rPr>
         <w:t>的神廟中的奴隸，則作為娼妓供人使用，這使得賣淫成為主要形式的隨意性行為。一些自由派信徒使用兩個口號來支持這樣的行為：「凡事我都可行」，這句話很可能源自保羅的教導，以及「食物是為肚腹，肚腹是為食物」——意即既然身體的運作是這樣，這必然是造物主的目的。保羅並未完全反駁這些口號，而是對其調整：自由應服從於更高的目標（</w:t>
       </w:r>
-      <w:hyperlink r:id="rId47">
-        <w:r>
-          <w:rPr>
-            <w:lang w:val="zh_TW" w:bidi="zh_TW"/>
-          </w:rPr>
-          <w:rPr>
-            <w:color w:val="0000EE"/>
-            <w:u w:val="single"/>
-          </w:rPr>
-          <w:t>6:12、20</w:t>
-        </w:r>
-      </w:hyperlink>
+      <w:r>
+        <w:rPr>
+          <w:lang w:val="zh_TW" w:bidi="zh_TW"/>
+        </w:rPr>
+        <w:t>6:12、20</w:t>
+      </w:r>
       <w:r>
         <w:rPr>
           <w:lang w:val="zh_TW" w:bidi="zh_TW"/>
         </w:rPr>
         <w:t>）。人的身體不是為任意使用，而是為主所用，如復活的教義所示（</w:t>
       </w:r>
-      <w:hyperlink r:id="rId48">
-        <w:r>
-          <w:rPr>
-            <w:lang w:val="zh_TW" w:bidi="zh_TW"/>
-          </w:rPr>
-          <w:rPr>
-            <w:color w:val="0000EE"/>
-            <w:u w:val="single"/>
-          </w:rPr>
-          <w:t>13–14</w:t>
-        </w:r>
-      </w:hyperlink>
+      <w:r>
+        <w:rPr>
+          <w:lang w:val="zh_TW" w:bidi="zh_TW"/>
+        </w:rPr>
+        <w:t>13–14</w:t>
+      </w:r>
       <w:r>
         <w:rPr>
           <w:lang w:val="zh_TW" w:bidi="zh_TW"/>
@@ -1541,54 +1325,36 @@
         </w:rPr>
         <w:t>此外，保羅指出，性行為是涉及整個人的行動，與進食不同（保羅引用</w:t>
       </w:r>
-      <w:hyperlink r:id="rId49">
-        <w:r>
-          <w:rPr>
-            <w:lang w:val="zh_TW" w:bidi="zh_TW"/>
-          </w:rPr>
-          <w:rPr>
-            <w:color w:val="0000EE"/>
-            <w:u w:val="single"/>
-          </w:rPr>
-          <w:t>創2:24</w:t>
-        </w:r>
-      </w:hyperlink>
+      <w:r>
+        <w:rPr>
+          <w:lang w:val="zh_TW" w:bidi="zh_TW"/>
+        </w:rPr>
+        <w:t>創2:24</w:t>
+      </w:r>
       <w:r>
         <w:rPr>
           <w:lang w:val="zh_TW" w:bidi="zh_TW"/>
         </w:rPr>
         <w:t>；參耶穌在</w:t>
       </w:r>
-      <w:hyperlink r:id="rId50">
-        <w:r>
-          <w:rPr>
-            <w:lang w:val="zh_TW" w:bidi="zh_TW"/>
-          </w:rPr>
-          <w:rPr>
-            <w:color w:val="0000EE"/>
-            <w:u w:val="single"/>
-          </w:rPr>
-          <w:t>太19:5</w:t>
-        </w:r>
-      </w:hyperlink>
+      <w:r>
+        <w:rPr>
+          <w:lang w:val="zh_TW" w:bidi="zh_TW"/>
+        </w:rPr>
+        <w:t>太19:5</w:t>
+      </w:r>
       <w:r>
         <w:rPr>
           <w:lang w:val="zh_TW" w:bidi="zh_TW"/>
         </w:rPr>
         <w:t>的話）。因此，性行為將基督的肢體（即信徒）與妓女聯合為一（</w:t>
       </w:r>
-      <w:hyperlink r:id="rId51">
-        <w:r>
-          <w:rPr>
-            <w:lang w:val="zh_TW" w:bidi="zh_TW"/>
-          </w:rPr>
-          <w:rPr>
-            <w:color w:val="0000EE"/>
-            <w:u w:val="single"/>
-          </w:rPr>
-          <w:t>林前6:15–17</w:t>
-        </w:r>
-      </w:hyperlink>
+      <w:r>
+        <w:rPr>
+          <w:lang w:val="zh_TW" w:bidi="zh_TW"/>
+        </w:rPr>
+        <w:t>林前6:15–17</w:t>
+      </w:r>
       <w:r>
         <w:rPr>
           <w:lang w:val="zh_TW" w:bidi="zh_TW"/>
@@ -1606,18 +1372,12 @@
         </w:rPr>
         <w:t>保羅對哥林多信徒的回應，</w:t>
       </w:r>
-      <w:hyperlink r:id="rId52">
-        <w:r>
-          <w:rPr>
-            <w:lang w:val="zh_TW" w:bidi="zh_TW"/>
-          </w:rPr>
-          <w:rPr>
-            <w:color w:val="0000EE"/>
-            <w:u w:val="single"/>
-          </w:rPr>
-          <w:t>七章1節至十六章4節</w:t>
-        </w:r>
-      </w:hyperlink>
+      <w:r>
+        <w:rPr>
+          <w:lang w:val="zh_TW" w:bidi="zh_TW"/>
+        </w:rPr>
+        <w:t>七章1節至十六章4節</w:t>
+      </w:r>
     </w:p>
     <w:p>
       <w:pPr/>
@@ -1646,108 +1406,72 @@
         </w:rPr>
         <w:t>第一個問題是關於婚姻（</w:t>
       </w:r>
-      <w:hyperlink r:id="rId53">
-        <w:r>
-          <w:rPr>
-            <w:lang w:val="zh_TW" w:bidi="zh_TW"/>
-          </w:rPr>
-          <w:rPr>
-            <w:color w:val="0000EE"/>
-            <w:u w:val="single"/>
-          </w:rPr>
-          <w:t>7:1–24</w:t>
-        </w:r>
-      </w:hyperlink>
+      <w:r>
+        <w:rPr>
+          <w:lang w:val="zh_TW" w:bidi="zh_TW"/>
+        </w:rPr>
+        <w:t>7:1–24</w:t>
+      </w:r>
       <w:r>
         <w:rPr>
           <w:lang w:val="zh_TW" w:bidi="zh_TW"/>
         </w:rPr>
         <w:t>）。哥林多的禁慾派（可能是對第</w:t>
       </w:r>
-      <w:hyperlink r:id="rId32">
-        <w:r>
-          <w:rPr>
-            <w:lang w:val="zh_TW" w:bidi="zh_TW"/>
-          </w:rPr>
-          <w:rPr>
-            <w:color w:val="0000EE"/>
-            <w:u w:val="single"/>
-          </w:rPr>
-          <w:t>六</w:t>
-        </w:r>
-      </w:hyperlink>
+      <w:r>
+        <w:rPr>
+          <w:lang w:val="zh_TW" w:bidi="zh_TW"/>
+        </w:rPr>
+        <w:t>六</w:t>
+      </w:r>
       <w:r>
         <w:rPr>
           <w:lang w:val="zh_TW" w:bidi="zh_TW"/>
         </w:rPr>
         <w:t>章自由派的反應）提出了口號「男不近女倒好」（</w:t>
       </w:r>
-      <w:hyperlink r:id="rId54">
-        <w:r>
-          <w:rPr>
-            <w:lang w:val="zh_TW" w:bidi="zh_TW"/>
-          </w:rPr>
-          <w:rPr>
-            <w:color w:val="0000EE"/>
-            <w:u w:val="single"/>
-          </w:rPr>
-          <w:t>7:1</w:t>
-        </w:r>
-      </w:hyperlink>
+      <w:r>
+        <w:rPr>
+          <w:lang w:val="zh_TW" w:bidi="zh_TW"/>
+        </w:rPr>
+        <w:t>7:1</w:t>
+      </w:r>
       <w:r>
         <w:rPr>
           <w:lang w:val="zh_TW" w:bidi="zh_TW"/>
         </w:rPr>
         <w:t>）。哥林多信徒將這個口號應用於已婚和未婚者，主張基督徒夫妻應禁慾。對此，保羅以三點澄清：首先，完全禁慾不切實際：完全禁慾可能導致淫亂（</w:t>
       </w:r>
-      <w:hyperlink r:id="rId55">
-        <w:r>
-          <w:rPr>
-            <w:lang w:val="zh_TW" w:bidi="zh_TW"/>
-          </w:rPr>
-          <w:rPr>
-            <w:color w:val="0000EE"/>
-            <w:u w:val="single"/>
-          </w:rPr>
-          <w:t>2、7–9</w:t>
-        </w:r>
-      </w:hyperlink>
+      <w:r>
+        <w:rPr>
+          <w:lang w:val="zh_TW" w:bidi="zh_TW"/>
+        </w:rPr>
+        <w:t>2、7–9</w:t>
+      </w:r>
       <w:r>
         <w:rPr>
           <w:lang w:val="zh_TW" w:bidi="zh_TW"/>
         </w:rPr>
         <w:t>節）。其次，當人們結婚後，夫妻的身體不屬於自己，而是彼此為對方的益處（</w:t>
       </w:r>
-      <w:hyperlink r:id="rId56">
-        <w:r>
-          <w:rPr>
-            <w:lang w:val="zh_TW" w:bidi="zh_TW"/>
-          </w:rPr>
-          <w:rPr>
-            <w:color w:val="0000EE"/>
-            <w:u w:val="single"/>
-          </w:rPr>
-          <w:t>3–4</w:t>
-        </w:r>
-      </w:hyperlink>
+      <w:r>
+        <w:rPr>
+          <w:lang w:val="zh_TW" w:bidi="zh_TW"/>
+        </w:rPr>
+        <w:t>3–4</w:t>
+      </w:r>
       <w:r>
         <w:rPr>
           <w:lang w:val="zh_TW" w:bidi="zh_TW"/>
         </w:rPr>
         <w:t>節）。拒絕性關係剝奪了配偶應得的權利。第三，禁慾僅在雙方同意下，作為一種專注於基督的禁食（</w:t>
       </w:r>
-      <w:hyperlink r:id="rId57">
-        <w:r>
-          <w:rPr>
-            <w:lang w:val="zh_TW" w:bidi="zh_TW"/>
-          </w:rPr>
-          <w:rPr>
-            <w:color w:val="0000EE"/>
-            <w:u w:val="single"/>
-          </w:rPr>
-          <w:t>5</w:t>
-        </w:r>
-      </w:hyperlink>
+      <w:r>
+        <w:rPr>
+          <w:lang w:val="zh_TW" w:bidi="zh_TW"/>
+        </w:rPr>
+        <w:t>5</w:t>
+      </w:r>
       <w:r>
         <w:rPr>
           <w:lang w:val="zh_TW" w:bidi="zh_TW"/>
@@ -1768,126 +1492,84 @@
         </w:rPr>
         <w:t>雖然保羅會在</w:t>
       </w:r>
-      <w:hyperlink r:id="rId58">
-        <w:r>
-          <w:rPr>
-            <w:lang w:val="zh_TW" w:bidi="zh_TW"/>
-          </w:rPr>
-          <w:rPr>
-            <w:color w:val="0000EE"/>
-            <w:u w:val="single"/>
-          </w:rPr>
-          <w:t>七章25至40節</w:t>
-        </w:r>
-      </w:hyperlink>
+      <w:r>
+        <w:rPr>
+          <w:lang w:val="zh_TW" w:bidi="zh_TW"/>
+        </w:rPr>
+        <w:t>七章25至40節</w:t>
+      </w:r>
       <w:r>
         <w:rPr>
           <w:lang w:val="zh_TW" w:bidi="zh_TW"/>
         </w:rPr>
         <w:t>中更全面地討論未婚的問題，但在一個旁註中，他提到自己樂於保持單身。然而，對於沒有這恩賜的人來說，婚姻中正當的性表達比克制情欲更好（</w:t>
       </w:r>
-      <w:hyperlink r:id="rId59">
-        <w:r>
-          <w:rPr>
-            <w:lang w:val="zh_TW" w:bidi="zh_TW"/>
-          </w:rPr>
-          <w:rPr>
-            <w:color w:val="0000EE"/>
-            <w:u w:val="single"/>
-          </w:rPr>
-          <w:t>7:7–9</w:t>
-        </w:r>
-      </w:hyperlink>
+      <w:r>
+        <w:rPr>
+          <w:lang w:val="zh_TW" w:bidi="zh_TW"/>
+        </w:rPr>
+        <w:t>7:7–9</w:t>
+      </w:r>
       <w:r>
         <w:rPr>
           <w:lang w:val="zh_TW" w:bidi="zh_TW"/>
         </w:rPr>
         <w:t>）。兩個基督徒一旦結婚，離婚是不被接受的。保羅引用耶穌的明確教導（</w:t>
       </w:r>
-      <w:hyperlink r:id="rId60">
-        <w:r>
-          <w:rPr>
-            <w:lang w:val="zh_TW" w:bidi="zh_TW"/>
-          </w:rPr>
-          <w:rPr>
-            <w:color w:val="0000EE"/>
-            <w:u w:val="single"/>
-          </w:rPr>
-          <w:t>太5:31–32</w:t>
-        </w:r>
-      </w:hyperlink>
+      <w:r>
+        <w:rPr>
+          <w:lang w:val="zh_TW" w:bidi="zh_TW"/>
+        </w:rPr>
+        <w:t>太5:31–32</w:t>
+      </w:r>
       <w:r>
         <w:rPr>
           <w:lang w:val="zh_TW" w:bidi="zh_TW"/>
         </w:rPr>
         <w:t>；</w:t>
       </w:r>
-      <w:hyperlink r:id="rId61">
-        <w:r>
-          <w:rPr>
-            <w:lang w:val="zh_TW" w:bidi="zh_TW"/>
-          </w:rPr>
-          <w:rPr>
-            <w:color w:val="0000EE"/>
-            <w:u w:val="single"/>
-          </w:rPr>
-          <w:t>可10:11–12</w:t>
-        </w:r>
-      </w:hyperlink>
+      <w:r>
+        <w:rPr>
+          <w:lang w:val="zh_TW" w:bidi="zh_TW"/>
+        </w:rPr>
+        <w:t>可10:11–12</w:t>
+      </w:r>
       <w:r>
         <w:rPr>
           <w:lang w:val="zh_TW" w:bidi="zh_TW"/>
         </w:rPr>
         <w:t>；</w:t>
       </w:r>
-      <w:hyperlink r:id="rId62">
-        <w:r>
-          <w:rPr>
-            <w:lang w:val="zh_TW" w:bidi="zh_TW"/>
-          </w:rPr>
-          <w:rPr>
-            <w:color w:val="0000EE"/>
-            <w:u w:val="single"/>
-          </w:rPr>
-          <w:t>路16:18</w:t>
-        </w:r>
-      </w:hyperlink>
+      <w:r>
+        <w:rPr>
+          <w:lang w:val="zh_TW" w:bidi="zh_TW"/>
+        </w:rPr>
+        <w:t>路16:18</w:t>
+      </w:r>
       <w:r>
         <w:rPr>
           <w:lang w:val="zh_TW" w:bidi="zh_TW"/>
         </w:rPr>
         <w:t>及其平行經文）強調婚姻的神聖，並認為沒有例外情況（保羅可能不知道</w:t>
       </w:r>
-      <w:hyperlink r:id="rId63">
-        <w:r>
-          <w:rPr>
-            <w:lang w:val="zh_TW" w:bidi="zh_TW"/>
-          </w:rPr>
-          <w:rPr>
-            <w:color w:val="0000EE"/>
-            <w:u w:val="single"/>
-          </w:rPr>
-          <w:t>太19:9</w:t>
-        </w:r>
-      </w:hyperlink>
+      <w:r>
+        <w:rPr>
+          <w:lang w:val="zh_TW" w:bidi="zh_TW"/>
+        </w:rPr>
+        <w:t>太19:9</w:t>
+      </w:r>
       <w:r>
         <w:rPr>
           <w:lang w:val="zh_TW" w:bidi="zh_TW"/>
         </w:rPr>
         <w:t>中的例外條款，或者他將其理解為指婚前發現的不貞行為，而非婚後的通姦行為）。儘管在某些情況下，基督徒夫婦可能會分開生活，但這總是以和好為目的。耶穌的教導不允許他認為婚姻已經結束（</w:t>
       </w:r>
-      <w:hyperlink r:id="rId64">
-        <w:r>
-          <w:rPr>
-            <w:lang w:val="zh_TW" w:bidi="zh_TW"/>
-          </w:rPr>
-          <w:rPr>
-            <w:color w:val="0000EE"/>
-            <w:u w:val="single"/>
-          </w:rPr>
-          <w:t>林前7:10–11</w:t>
-        </w:r>
-      </w:hyperlink>
+      <w:r>
+        <w:rPr>
+          <w:lang w:val="zh_TW" w:bidi="zh_TW"/>
+        </w:rPr>
+        <w:t>林前7:10–11</w:t>
+      </w:r>
       <w:r>
         <w:rPr>
           <w:lang w:val="zh_TW" w:bidi="zh_TW"/>
@@ -1908,90 +1590,60 @@
         </w:rPr>
         <w:t>但是，如果配偶不是基督徒呢？保羅針對耶穌未直接講論的情況提出原則：首先，既然耶穌告訴基督徒不可休妻，即使配偶是非信徒，也應持守婚姻（</w:t>
       </w:r>
-      <w:hyperlink r:id="rId65">
-        <w:r>
-          <w:rPr>
-            <w:lang w:val="zh_TW" w:bidi="zh_TW"/>
-          </w:rPr>
-          <w:rPr>
-            <w:color w:val="0000EE"/>
-            <w:u w:val="single"/>
-          </w:rPr>
-          <w:t>7:12–13</w:t>
-        </w:r>
-      </w:hyperlink>
+      <w:r>
+        <w:rPr>
+          <w:lang w:val="zh_TW" w:bidi="zh_TW"/>
+        </w:rPr>
+        <w:t>7:12–13</w:t>
+      </w:r>
       <w:r>
         <w:rPr>
           <w:lang w:val="zh_TW" w:bidi="zh_TW"/>
         </w:rPr>
         <w:t>）。其次，基督徒無需掌控或審判非信徒的行為（</w:t>
       </w:r>
-      <w:hyperlink r:id="rId66">
-        <w:r>
-          <w:rPr>
-            <w:lang w:val="zh_TW" w:bidi="zh_TW"/>
-          </w:rPr>
-          <w:rPr>
-            <w:color w:val="0000EE"/>
-            <w:u w:val="single"/>
-          </w:rPr>
-          <w:t>6:12–13</w:t>
-        </w:r>
-      </w:hyperlink>
+      <w:r>
+        <w:rPr>
+          <w:lang w:val="zh_TW" w:bidi="zh_TW"/>
+        </w:rPr>
+        <w:t>6:12–13</w:t>
+      </w:r>
       <w:r>
         <w:rPr>
           <w:lang w:val="zh_TW" w:bidi="zh_TW"/>
         </w:rPr>
         <w:t>），若非信徒堅持離婚，基督徒可接受（</w:t>
       </w:r>
-      <w:hyperlink r:id="rId67">
-        <w:r>
-          <w:rPr>
-            <w:lang w:val="zh_TW" w:bidi="zh_TW"/>
-          </w:rPr>
-          <w:rPr>
-            <w:color w:val="0000EE"/>
-            <w:u w:val="single"/>
-          </w:rPr>
-          <w:t>7:15</w:t>
-        </w:r>
-      </w:hyperlink>
+      <w:r>
+        <w:rPr>
+          <w:lang w:val="zh_TW" w:bidi="zh_TW"/>
+        </w:rPr>
+        <w:t>7:15</w:t>
+      </w:r>
       <w:r>
         <w:rPr>
           <w:lang w:val="zh_TW" w:bidi="zh_TW"/>
         </w:rPr>
         <w:t>）。第三，這段關係不僅不會玷污基督徒（如同</w:t>
       </w:r>
-      <w:hyperlink r:id="rId68">
-        <w:r>
-          <w:rPr>
-            <w:lang w:val="zh_TW" w:bidi="zh_TW"/>
-          </w:rPr>
-          <w:rPr>
-            <w:color w:val="0000EE"/>
-            <w:u w:val="single"/>
-          </w:rPr>
-          <w:t>6:15</w:t>
-        </w:r>
-      </w:hyperlink>
+      <w:r>
+        <w:rPr>
+          <w:lang w:val="zh_TW" w:bidi="zh_TW"/>
+        </w:rPr>
+        <w:t>6:15</w:t>
+      </w:r>
       <w:r>
         <w:rPr>
           <w:lang w:val="zh_TW" w:bidi="zh_TW"/>
         </w:rPr>
         <w:t>中的關係），反而基督徒會使婚姻關係成為聖潔，對孩子有積極的影響，並可能促成配偶的救恩（</w:t>
       </w:r>
-      <w:hyperlink r:id="rId69">
-        <w:r>
-          <w:rPr>
-            <w:lang w:val="zh_TW" w:bidi="zh_TW"/>
-          </w:rPr>
-          <w:rPr>
-            <w:color w:val="0000EE"/>
-            <w:u w:val="single"/>
-          </w:rPr>
-          <w:t>7:14、16</w:t>
-        </w:r>
-      </w:hyperlink>
+      <w:r>
+        <w:rPr>
+          <w:lang w:val="zh_TW" w:bidi="zh_TW"/>
+        </w:rPr>
+        <w:t>7:14、16</w:t>
+      </w:r>
       <w:r>
         <w:rPr>
           <w:lang w:val="zh_TW" w:bidi="zh_TW"/>
@@ -2012,36 +1664,24 @@
         </w:rPr>
         <w:t>保羅強調，通常情況下，基督徒無需改變生命狀態來服事基督（</w:t>
       </w:r>
-      <w:hyperlink r:id="rId70">
-        <w:r>
-          <w:rPr>
-            <w:lang w:val="zh_TW" w:bidi="zh_TW"/>
-          </w:rPr>
-          <w:rPr>
-            <w:color w:val="0000EE"/>
-            <w:u w:val="single"/>
-          </w:rPr>
-          <w:t>7:17–24</w:t>
-        </w:r>
-      </w:hyperlink>
+      <w:r>
+        <w:rPr>
+          <w:lang w:val="zh_TW" w:bidi="zh_TW"/>
+        </w:rPr>
+        <w:t>7:17–24</w:t>
+      </w:r>
       <w:r>
         <w:rPr>
           <w:lang w:val="zh_TW" w:bidi="zh_TW"/>
         </w:rPr>
         <w:t>）。無論是單身或已婚、猶太人（受割禮的）或外邦人、奴隸或自由人，都不影響他們在神面前的真實身分和服事能力。就奴隸而言，如果有機會獲得自由，他們可以接受，但這對他們在神面前的真實狀態或事奉基督的能力並沒有本質上的區別（</w:t>
       </w:r>
-      <w:hyperlink r:id="rId71">
-        <w:r>
-          <w:rPr>
-            <w:lang w:val="zh_TW" w:bidi="zh_TW"/>
-          </w:rPr>
-          <w:rPr>
-            <w:color w:val="0000EE"/>
-            <w:u w:val="single"/>
-          </w:rPr>
-          <w:t>21–23</w:t>
-        </w:r>
-      </w:hyperlink>
+      <w:r>
+        <w:rPr>
+          <w:lang w:val="zh_TW" w:bidi="zh_TW"/>
+        </w:rPr>
+        <w:t>21–23</w:t>
+      </w:r>
       <w:r>
         <w:rPr>
           <w:lang w:val="zh_TW" w:bidi="zh_TW"/>
@@ -2062,90 +1702,60 @@
         </w:rPr>
         <w:t>第二個問題是未婚者的問題（</w:t>
       </w:r>
-      <w:hyperlink r:id="rId58">
-        <w:r>
-          <w:rPr>
-            <w:lang w:val="zh_TW" w:bidi="zh_TW"/>
-          </w:rPr>
-          <w:rPr>
-            <w:color w:val="0000EE"/>
-            <w:u w:val="single"/>
-          </w:rPr>
-          <w:t>7:25–40</w:t>
-        </w:r>
-      </w:hyperlink>
+      <w:r>
+        <w:rPr>
+          <w:lang w:val="zh_TW" w:bidi="zh_TW"/>
+        </w:rPr>
+        <w:t>7:25–40</w:t>
+      </w:r>
       <w:r>
         <w:rPr>
           <w:lang w:val="zh_TW" w:bidi="zh_TW"/>
         </w:rPr>
         <w:t>）。保羅認為單身者和寡婦可以結婚，這並無錯誤，但他建議他們保持單身。因為現今的世代將要過去，單身可以避免婚姻帶來的額外苦難（</w:t>
       </w:r>
-      <w:hyperlink r:id="rId72">
-        <w:r>
-          <w:rPr>
-            <w:lang w:val="zh_TW" w:bidi="zh_TW"/>
-          </w:rPr>
-          <w:rPr>
-            <w:color w:val="0000EE"/>
-            <w:u w:val="single"/>
-          </w:rPr>
-          <w:t>25–31</w:t>
-        </w:r>
-      </w:hyperlink>
+      <w:r>
+        <w:rPr>
+          <w:lang w:val="zh_TW" w:bidi="zh_TW"/>
+        </w:rPr>
+        <w:t>25–31</w:t>
+      </w:r>
       <w:r>
         <w:rPr>
           <w:lang w:val="zh_TW" w:bidi="zh_TW"/>
         </w:rPr>
         <w:t>節）。此外，婚姻會分散注意力，讓人同時需要關注主和配偶的需求。一個人不應該拋棄配偶或忽視他或她的需求來事奉主，而單身則能將全部精力專注於主（</w:t>
       </w:r>
-      <w:hyperlink r:id="rId73">
-        <w:r>
-          <w:rPr>
-            <w:lang w:val="zh_TW" w:bidi="zh_TW"/>
-          </w:rPr>
-          <w:rPr>
-            <w:color w:val="0000EE"/>
-            <w:u w:val="single"/>
-          </w:rPr>
-          <w:t>32–35</w:t>
-        </w:r>
-      </w:hyperlink>
+      <w:r>
+        <w:rPr>
+          <w:lang w:val="zh_TW" w:bidi="zh_TW"/>
+        </w:rPr>
+        <w:t>32–35</w:t>
+      </w:r>
       <w:r>
         <w:rPr>
           <w:lang w:val="zh_TW" w:bidi="zh_TW"/>
         </w:rPr>
         <w:t>節）。最後，若某人處於預期結婚的情境，他必須自行決定是為了女子的緣故（或可能為了更廣大家庭的利益）而與她結婚，還是能夠且應該以單身的身分照顧她（</w:t>
       </w:r>
-      <w:hyperlink r:id="rId74">
-        <w:r>
-          <w:rPr>
-            <w:lang w:val="zh_TW" w:bidi="zh_TW"/>
-          </w:rPr>
-          <w:rPr>
-            <w:color w:val="0000EE"/>
-            <w:u w:val="single"/>
-          </w:rPr>
-          <w:t>36–38</w:t>
-        </w:r>
-      </w:hyperlink>
+      <w:r>
+        <w:rPr>
+          <w:lang w:val="zh_TW" w:bidi="zh_TW"/>
+        </w:rPr>
+        <w:t>36–38</w:t>
+      </w:r>
       <w:r>
         <w:rPr>
           <w:lang w:val="zh_TW" w:bidi="zh_TW"/>
         </w:rPr>
         <w:t>節）。保羅以重申他的基本原則來結束這一部分（</w:t>
       </w:r>
-      <w:hyperlink r:id="rId75">
-        <w:r>
-          <w:rPr>
-            <w:lang w:val="zh_TW" w:bidi="zh_TW"/>
-          </w:rPr>
-          <w:rPr>
-            <w:color w:val="0000EE"/>
-            <w:u w:val="single"/>
-          </w:rPr>
-          <w:t>39–40</w:t>
-        </w:r>
-      </w:hyperlink>
+      <w:r>
+        <w:rPr>
+          <w:lang w:val="zh_TW" w:bidi="zh_TW"/>
+        </w:rPr>
+        <w:t>39–40</w:t>
+      </w:r>
       <w:r>
         <w:rPr>
           <w:lang w:val="zh_TW" w:bidi="zh_TW"/>
@@ -2166,18 +1776,12 @@
         </w:rPr>
         <w:t>保羅處理的第三個問題是關於吃祭偶像之物（</w:t>
       </w:r>
-      <w:hyperlink r:id="rId76">
-        <w:r>
-          <w:rPr>
-            <w:lang w:val="zh_TW" w:bidi="zh_TW"/>
-          </w:rPr>
-          <w:rPr>
-            <w:color w:val="0000EE"/>
-            <w:u w:val="single"/>
-          </w:rPr>
-          <w:t>8:1–11:1</w:t>
-        </w:r>
-      </w:hyperlink>
+      <w:r>
+        <w:rPr>
+          <w:lang w:val="zh_TW" w:bidi="zh_TW"/>
+        </w:rPr>
+        <w:t>8:1–11:1</w:t>
+      </w:r>
       <w:r>
         <w:rPr>
           <w:lang w:val="zh_TW" w:bidi="zh_TW"/>
@@ -2198,36 +1802,24 @@
         </w:rPr>
         <w:t>首先，是愛，而不是知識，是正確行為的關鍵（</w:t>
       </w:r>
-      <w:hyperlink r:id="rId77">
-        <w:r>
-          <w:rPr>
-            <w:lang w:val="zh_TW" w:bidi="zh_TW"/>
-          </w:rPr>
-          <w:rPr>
-            <w:color w:val="0000EE"/>
-            <w:u w:val="single"/>
-          </w:rPr>
-          <w:t>8:1–13</w:t>
-        </w:r>
-      </w:hyperlink>
+      <w:r>
+        <w:rPr>
+          <w:lang w:val="zh_TW" w:bidi="zh_TW"/>
+        </w:rPr>
+        <w:t>8:1–13</w:t>
+      </w:r>
       <w:r>
         <w:rPr>
           <w:lang w:val="zh_TW" w:bidi="zh_TW"/>
         </w:rPr>
         <w:t>）。有些哥林多信徒覺得自己優越，因為他們相信偶像並不存在（只有一位神），因此任何獻給偶像的食物仍然適合食用。保羅接受他們的口號，但補充說：「知識是叫人自高自大，惟有愛心能造就人」（</w:t>
       </w:r>
-      <w:hyperlink r:id="rId78">
-        <w:r>
-          <w:rPr>
-            <w:lang w:val="zh_TW" w:bidi="zh_TW"/>
-          </w:rPr>
-          <w:rPr>
-            <w:color w:val="0000EE"/>
-            <w:u w:val="single"/>
-          </w:rPr>
-          <w:t>1</w:t>
-        </w:r>
-      </w:hyperlink>
+      <w:r>
+        <w:rPr>
+          <w:lang w:val="zh_TW" w:bidi="zh_TW"/>
+        </w:rPr>
+        <w:t>1</w:t>
+      </w:r>
       <w:r>
         <w:rPr>
           <w:lang w:val="zh_TW" w:bidi="zh_TW"/>
@@ -2248,90 +1840,60 @@
         </w:rPr>
         <w:t>其次，保羅指出，應將自己的利益置於他人之下，特別是基督和福音的利益之下（</w:t>
       </w:r>
-      <w:hyperlink r:id="rId79">
-        <w:r>
-          <w:rPr>
-            <w:lang w:val="zh_TW" w:bidi="zh_TW"/>
-          </w:rPr>
-          <w:rPr>
-            <w:color w:val="0000EE"/>
-            <w:u w:val="single"/>
-          </w:rPr>
-          <w:t>9:1–23</w:t>
-        </w:r>
-      </w:hyperlink>
+      <w:r>
+        <w:rPr>
+          <w:lang w:val="zh_TW" w:bidi="zh_TW"/>
+        </w:rPr>
+        <w:t>9:1–23</w:t>
+      </w:r>
       <w:r>
         <w:rPr>
           <w:lang w:val="zh_TW" w:bidi="zh_TW"/>
         </w:rPr>
         <w:t>）。使徒的榜樣和聖經都證明，保羅有權利要求哥林多教會支持他和他的家庭（參</w:t>
       </w:r>
-      <w:hyperlink r:id="rId80">
-        <w:r>
-          <w:rPr>
-            <w:lang w:val="zh_TW" w:bidi="zh_TW"/>
-          </w:rPr>
-          <w:rPr>
-            <w:color w:val="0000EE"/>
-            <w:u w:val="single"/>
-          </w:rPr>
-          <w:t>路10:5–7</w:t>
-        </w:r>
-      </w:hyperlink>
+      <w:r>
+        <w:rPr>
+          <w:lang w:val="zh_TW" w:bidi="zh_TW"/>
+        </w:rPr>
+        <w:t>路10:5–7</w:t>
+      </w:r>
       <w:r>
         <w:rPr>
           <w:lang w:val="zh_TW" w:bidi="zh_TW"/>
         </w:rPr>
         <w:t>）。然而，保羅通常透過製作帳棚來支持自己的事工，儘管他接受過其它教會的捐助。保羅之所以選擇這樣做，是為了避免人們認為他是在以宗教謀利（</w:t>
       </w:r>
-      <w:hyperlink r:id="rId81">
-        <w:r>
-          <w:rPr>
-            <w:lang w:val="zh_TW" w:bidi="zh_TW"/>
-          </w:rPr>
-          <w:rPr>
-            <w:color w:val="0000EE"/>
-            <w:u w:val="single"/>
-          </w:rPr>
-          <w:t>9:12</w:t>
-        </w:r>
-      </w:hyperlink>
+      <w:r>
+        <w:rPr>
+          <w:lang w:val="zh_TW" w:bidi="zh_TW"/>
+        </w:rPr>
+        <w:t>9:12</w:t>
+      </w:r>
       <w:r>
         <w:rPr>
           <w:lang w:val="zh_TW" w:bidi="zh_TW"/>
         </w:rPr>
         <w:t>），同時他也為了個人的滿足感，甘願做超出義務的事（</w:t>
       </w:r>
-      <w:hyperlink r:id="rId82">
-        <w:r>
-          <w:rPr>
-            <w:lang w:val="zh_TW" w:bidi="zh_TW"/>
-          </w:rPr>
-          <w:rPr>
-            <w:color w:val="0000EE"/>
-            <w:u w:val="single"/>
-          </w:rPr>
-          <w:t>16–17</w:t>
-        </w:r>
-      </w:hyperlink>
+      <w:r>
+        <w:rPr>
+          <w:lang w:val="zh_TW" w:bidi="zh_TW"/>
+        </w:rPr>
+        <w:t>16–17</w:t>
+      </w:r>
       <w:r>
         <w:rPr>
           <w:lang w:val="zh_TW" w:bidi="zh_TW"/>
         </w:rPr>
         <w:t>節）。這是保羅更廣泛政策的一部分，即將個人的偏好和利益服從於基督和福音的需要（</w:t>
       </w:r>
-      <w:hyperlink r:id="rId83">
-        <w:r>
-          <w:rPr>
-            <w:lang w:val="zh_TW" w:bidi="zh_TW"/>
-          </w:rPr>
-          <w:rPr>
-            <w:color w:val="0000EE"/>
-            <w:u w:val="single"/>
-          </w:rPr>
-          <w:t>19–23</w:t>
-        </w:r>
-      </w:hyperlink>
+      <w:r>
+        <w:rPr>
+          <w:lang w:val="zh_TW" w:bidi="zh_TW"/>
+        </w:rPr>
+        <w:t>19–23</w:t>
+      </w:r>
       <w:r>
         <w:rPr>
           <w:lang w:val="zh_TW" w:bidi="zh_TW"/>
@@ -2352,90 +1914,60 @@
         </w:rPr>
         <w:t>第三，堅強者炫耀自己的自由而忽視其他基督徒的行為是屬靈上的危險（</w:t>
       </w:r>
-      <w:hyperlink r:id="rId84">
-        <w:r>
-          <w:rPr>
-            <w:lang w:val="zh_TW" w:bidi="zh_TW"/>
-          </w:rPr>
-          <w:rPr>
-            <w:color w:val="0000EE"/>
-            <w:u w:val="single"/>
-          </w:rPr>
-          <w:t>9:24–10:22</w:t>
-        </w:r>
-      </w:hyperlink>
+      <w:r>
+        <w:rPr>
+          <w:lang w:val="zh_TW" w:bidi="zh_TW"/>
+        </w:rPr>
+        <w:t>9:24–10:22</w:t>
+      </w:r>
       <w:r>
         <w:rPr>
           <w:lang w:val="zh_TW" w:bidi="zh_TW"/>
         </w:rPr>
         <w:t>）。基督徒的生活中，重要的不是誰開始，而是誰完成，因此這是一種需要自律而非放縱的生命（</w:t>
       </w:r>
-      <w:hyperlink r:id="rId85">
-        <w:r>
-          <w:rPr>
-            <w:lang w:val="zh_TW" w:bidi="zh_TW"/>
-          </w:rPr>
-          <w:rPr>
-            <w:color w:val="0000EE"/>
-            <w:u w:val="single"/>
-          </w:rPr>
-          <w:t>9:24–27</w:t>
-        </w:r>
-      </w:hyperlink>
+      <w:r>
+        <w:rPr>
+          <w:lang w:val="zh_TW" w:bidi="zh_TW"/>
+        </w:rPr>
+        <w:t>9:24–27</w:t>
+      </w:r>
       <w:r>
         <w:rPr>
           <w:lang w:val="zh_TW" w:bidi="zh_TW"/>
         </w:rPr>
         <w:t>）。以色列人在曠野的經歷提供了一個失敗的例子。他們有「洗禮」和「聖餐」（</w:t>
       </w:r>
-      <w:hyperlink r:id="rId86">
-        <w:r>
-          <w:rPr>
-            <w:lang w:val="zh_TW" w:bidi="zh_TW"/>
-          </w:rPr>
-          <w:rPr>
-            <w:color w:val="0000EE"/>
-            <w:u w:val="single"/>
-          </w:rPr>
-          <w:t>10:2–4</w:t>
-        </w:r>
-      </w:hyperlink>
+      <w:r>
+        <w:rPr>
+          <w:lang w:val="zh_TW" w:bidi="zh_TW"/>
+        </w:rPr>
+        <w:t>10:2–4</w:t>
+      </w:r>
       <w:r>
         <w:rPr>
           <w:lang w:val="zh_TW" w:bidi="zh_TW"/>
         </w:rPr>
         <w:t>），如同教會一樣，然而大多數人未能進入應許之地。神毀滅他們的原因很簡單：他們轉向了罪惡。同樣，基督徒必須謹慎，不要因信心與自由而自滿，從而對罪掉以輕心，導致信仰的跌倒（</w:t>
       </w:r>
-      <w:hyperlink r:id="rId87">
-        <w:r>
-          <w:rPr>
-            <w:lang w:val="zh_TW" w:bidi="zh_TW"/>
-          </w:rPr>
-          <w:rPr>
-            <w:color w:val="0000EE"/>
-            <w:u w:val="single"/>
-          </w:rPr>
-          <w:t>12</w:t>
-        </w:r>
-      </w:hyperlink>
+      <w:r>
+        <w:rPr>
+          <w:lang w:val="zh_TW" w:bidi="zh_TW"/>
+        </w:rPr>
+        <w:t>12</w:t>
+      </w:r>
       <w:r>
         <w:rPr>
           <w:lang w:val="zh_TW" w:bidi="zh_TW"/>
         </w:rPr>
         <w:t>節）。另一方面，基督徒也不需要懼怕，因為試探並不比他們的能力更強大。神已經提供了逃脫的方法，只要他們願意採取行動（</w:t>
       </w:r>
-      <w:hyperlink r:id="rId88">
-        <w:r>
-          <w:rPr>
-            <w:lang w:val="zh_TW" w:bidi="zh_TW"/>
-          </w:rPr>
-          <w:rPr>
-            <w:color w:val="0000EE"/>
-            <w:u w:val="single"/>
-          </w:rPr>
-          <w:t>13</w:t>
-        </w:r>
-      </w:hyperlink>
+      <w:r>
+        <w:rPr>
+          <w:lang w:val="zh_TW" w:bidi="zh_TW"/>
+        </w:rPr>
+        <w:t>13</w:t>
+      </w:r>
       <w:r>
         <w:rPr>
           <w:lang w:val="zh_TW" w:bidi="zh_TW"/>
@@ -2456,36 +1988,24 @@
         </w:rPr>
         <w:t>另一個將以色列人與哥林多信徒聯繫起來的問題是參與獻祭的筵席（</w:t>
       </w:r>
-      <w:hyperlink r:id="rId89">
-        <w:r>
-          <w:rPr>
-            <w:lang w:val="zh_TW" w:bidi="zh_TW"/>
-          </w:rPr>
-          <w:rPr>
-            <w:color w:val="0000EE"/>
-            <w:u w:val="single"/>
-          </w:rPr>
-          <w:t>10:14–22</w:t>
-        </w:r>
-      </w:hyperlink>
+      <w:r>
+        <w:rPr>
+          <w:lang w:val="zh_TW" w:bidi="zh_TW"/>
+        </w:rPr>
+        <w:t>10:14–22</w:t>
+      </w:r>
       <w:r>
         <w:rPr>
           <w:lang w:val="zh_TW" w:bidi="zh_TW"/>
         </w:rPr>
         <w:t>）。在聖餐中，基督徒共享基督的血與身體，這與以色列人在祭壇上獻祭一樣真實。而吃祭偶像之物則是與偶像背後的真實邪靈相交，而非與所謂的神相交。試圖同時參與這兩張桌子，就會激起神的嫉妒，正如以色列人曾經所做的那樣（</w:t>
       </w:r>
-      <w:hyperlink r:id="rId90">
-        <w:r>
-          <w:rPr>
-            <w:lang w:val="zh_TW" w:bidi="zh_TW"/>
-          </w:rPr>
-          <w:rPr>
-            <w:color w:val="0000EE"/>
-            <w:u w:val="single"/>
-          </w:rPr>
-          <w:t>22</w:t>
-        </w:r>
-      </w:hyperlink>
+      <w:r>
+        <w:rPr>
+          <w:lang w:val="zh_TW" w:bidi="zh_TW"/>
+        </w:rPr>
+        <w:t>22</w:t>
+      </w:r>
       <w:r>
         <w:rPr>
           <w:lang w:val="zh_TW" w:bidi="zh_TW"/>
@@ -2506,90 +2026,60 @@
         </w:rPr>
         <w:t>對這段討論的總結將這三章的內容結合起來（</w:t>
       </w:r>
-      <w:hyperlink r:id="rId91">
-        <w:r>
-          <w:rPr>
-            <w:lang w:val="zh_TW" w:bidi="zh_TW"/>
-          </w:rPr>
-          <w:rPr>
-            <w:color w:val="0000EE"/>
-            <w:u w:val="single"/>
-          </w:rPr>
-          <w:t>10:23–11:1</w:t>
-        </w:r>
-      </w:hyperlink>
+      <w:r>
+        <w:rPr>
+          <w:lang w:val="zh_TW" w:bidi="zh_TW"/>
+        </w:rPr>
+        <w:t>10:23–11:1</w:t>
+      </w:r>
       <w:r>
         <w:rPr>
           <w:lang w:val="zh_TW" w:bidi="zh_TW"/>
         </w:rPr>
         <w:t>）。既然祭偶像的食物並未因此改變其本質，且所有食物都屬於神，人就可以食用市場上出售的任何食物——不用提出疑問（</w:t>
       </w:r>
-      <w:hyperlink r:id="rId92">
-        <w:r>
-          <w:rPr>
-            <w:lang w:val="zh_TW" w:bidi="zh_TW"/>
-          </w:rPr>
-          <w:rPr>
-            <w:color w:val="0000EE"/>
-            <w:u w:val="single"/>
-          </w:rPr>
-          <w:t>10:25–26</w:t>
-        </w:r>
-      </w:hyperlink>
+      <w:r>
+        <w:rPr>
+          <w:lang w:val="zh_TW" w:bidi="zh_TW"/>
+        </w:rPr>
+        <w:t>10:25–26</w:t>
+      </w:r>
       <w:r>
         <w:rPr>
           <w:lang w:val="zh_TW" w:bidi="zh_TW"/>
         </w:rPr>
         <w:t>）。同樣，基督徒可以食用不信者家中提供的任何食物。然而，如果有人指出這食物曾經獻給偶像，基督徒不應該食用，這不是因為食物會傷害他，而是出於對提出此問題之人的顧慮，基督徒關心的是鄰舍的益處（</w:t>
       </w:r>
-      <w:hyperlink r:id="rId93">
-        <w:r>
-          <w:rPr>
-            <w:lang w:val="zh_TW" w:bidi="zh_TW"/>
-          </w:rPr>
-          <w:rPr>
-            <w:color w:val="0000EE"/>
-            <w:u w:val="single"/>
-          </w:rPr>
-          <w:t>27–30</w:t>
-        </w:r>
-      </w:hyperlink>
+      <w:r>
+        <w:rPr>
+          <w:lang w:val="zh_TW" w:bidi="zh_TW"/>
+        </w:rPr>
+        <w:t>27–30</w:t>
+      </w:r>
       <w:r>
         <w:rPr>
           <w:lang w:val="zh_TW" w:bidi="zh_TW"/>
         </w:rPr>
         <w:t>）。換句話說，效法保羅的榜樣，而保羅則效法基督。基督服事他人而非服事自己。行事為人要讓神的名和品格即使在飲食上也能彰顯（</w:t>
       </w:r>
-      <w:hyperlink r:id="rId94">
-        <w:r>
-          <w:rPr>
-            <w:lang w:val="zh_TW" w:bidi="zh_TW"/>
-          </w:rPr>
-          <w:rPr>
-            <w:color w:val="0000EE"/>
-            <w:u w:val="single"/>
-          </w:rPr>
-          <w:t>31</w:t>
-        </w:r>
-      </w:hyperlink>
+      <w:r>
+        <w:rPr>
+          <w:lang w:val="zh_TW" w:bidi="zh_TW"/>
+        </w:rPr>
+        <w:t>31</w:t>
+      </w:r>
       <w:r>
         <w:rPr>
           <w:lang w:val="zh_TW" w:bidi="zh_TW"/>
         </w:rPr>
         <w:t>節）；盡量不冒犯任何人，而是尋求使每個人得益處，幫助將他們走向救恩（</w:t>
       </w:r>
-      <w:hyperlink r:id="rId95">
-        <w:r>
-          <w:rPr>
-            <w:lang w:val="zh_TW" w:bidi="zh_TW"/>
-          </w:rPr>
-          <w:rPr>
-            <w:color w:val="0000EE"/>
-            <w:u w:val="single"/>
-          </w:rPr>
-          <w:t>32</w:t>
-        </w:r>
-      </w:hyperlink>
+      <w:r>
+        <w:rPr>
+          <w:lang w:val="zh_TW" w:bidi="zh_TW"/>
+        </w:rPr>
+        <w:t>32</w:t>
+      </w:r>
       <w:r>
         <w:rPr>
           <w:lang w:val="zh_TW" w:bidi="zh_TW"/>
@@ -2610,18 +2100,12 @@
         </w:rPr>
         <w:t>保羅處理的第四個問題是教會聚會的秩序（</w:t>
       </w:r>
-      <w:hyperlink r:id="rId96">
-        <w:r>
-          <w:rPr>
-            <w:lang w:val="zh_TW" w:bidi="zh_TW"/>
-          </w:rPr>
-          <w:rPr>
-            <w:color w:val="0000EE"/>
-            <w:u w:val="single"/>
-          </w:rPr>
-          <w:t>11:2–14:40</w:t>
-        </w:r>
-      </w:hyperlink>
+      <w:r>
+        <w:rPr>
+          <w:lang w:val="zh_TW" w:bidi="zh_TW"/>
+        </w:rPr>
+        <w:t>11:2–14:40</w:t>
+      </w:r>
       <w:r>
         <w:rPr>
           <w:lang w:val="zh_TW" w:bidi="zh_TW"/>
@@ -2642,54 +2126,36 @@
         </w:rPr>
         <w:t>聚會中的第一個問題是已婚婦女的行為（</w:t>
       </w:r>
-      <w:hyperlink r:id="rId97">
-        <w:r>
-          <w:rPr>
-            <w:lang w:val="zh_TW" w:bidi="zh_TW"/>
-          </w:rPr>
-          <w:rPr>
-            <w:color w:val="0000EE"/>
-            <w:u w:val="single"/>
-          </w:rPr>
-          <w:t>11:1–16</w:t>
-        </w:r>
-      </w:hyperlink>
+      <w:r>
+        <w:rPr>
+          <w:lang w:val="zh_TW" w:bidi="zh_TW"/>
+        </w:rPr>
+        <w:t>11:1–16</w:t>
+      </w:r>
       <w:r>
         <w:rPr>
           <w:lang w:val="zh_TW" w:bidi="zh_TW"/>
         </w:rPr>
         <w:t>）。當時婚姻的象徵是戴面紗或特定的髮型，就像今天的結婚戒指。婦女在教會中禱告和講預言對保羅而言並不是問題，但婦女可能認為這使她們脫離與丈夫的聯繫（參</w:t>
       </w:r>
-      <w:hyperlink r:id="rId98">
-        <w:r>
-          <w:rPr>
-            <w:lang w:val="zh_TW" w:bidi="zh_TW"/>
-          </w:rPr>
-          <w:rPr>
-            <w:color w:val="0000EE"/>
-            <w:u w:val="single"/>
-          </w:rPr>
-          <w:t>可12:25</w:t>
-        </w:r>
-      </w:hyperlink>
+      <w:r>
+        <w:rPr>
+          <w:lang w:val="zh_TW" w:bidi="zh_TW"/>
+        </w:rPr>
+        <w:t>可12:25</w:t>
+      </w:r>
       <w:r>
         <w:rPr>
           <w:lang w:val="zh_TW" w:bidi="zh_TW"/>
         </w:rPr>
         <w:t>），因此成為不戴面紗的理由。保羅指出，丈夫和妻子親密相連，正如人與神相連（</w:t>
       </w:r>
-      <w:hyperlink r:id="rId99">
-        <w:r>
-          <w:rPr>
-            <w:lang w:val="zh_TW" w:bidi="zh_TW"/>
-          </w:rPr>
-          <w:rPr>
-            <w:color w:val="0000EE"/>
-            <w:u w:val="single"/>
-          </w:rPr>
-          <w:t>林前11:3</w:t>
-        </w:r>
-      </w:hyperlink>
+      <w:r>
+        <w:rPr>
+          <w:lang w:val="zh_TW" w:bidi="zh_TW"/>
+        </w:rPr>
+        <w:t>林前11:3</w:t>
+      </w:r>
       <w:r>
         <w:rPr>
           <w:lang w:val="zh_TW" w:bidi="zh_TW"/>
@@ -2710,72 +2176,48 @@
         </w:rPr>
         <w:t>聚會中的第二個問題是階級區分（</w:t>
       </w:r>
-      <w:hyperlink r:id="rId100">
-        <w:r>
-          <w:rPr>
-            <w:lang w:val="zh_TW" w:bidi="zh_TW"/>
-          </w:rPr>
-          <w:rPr>
-            <w:color w:val="0000EE"/>
-            <w:u w:val="single"/>
-          </w:rPr>
-          <w:t>11:17–34</w:t>
-        </w:r>
-      </w:hyperlink>
+      <w:r>
+        <w:rPr>
+          <w:lang w:val="zh_TW" w:bidi="zh_TW"/>
+        </w:rPr>
+        <w:t>11:17–34</w:t>
+      </w:r>
       <w:r>
         <w:rPr>
           <w:lang w:val="zh_TW" w:bidi="zh_TW"/>
         </w:rPr>
         <w:t>）。直到主餐在公元三、四世紀逐漸演變為彌撒的獻祭儀式之前，它一直是一場完整的共享餐宴。中上階層的基督徒能夠更早抵達聚會，並為自己提供更好的食物和飲料。他們沿襲異教俱樂部的習俗，認為只要為無法早到的奴隸和農民提供簡單的食物，就可以毫無顧忌地提早開始宴會，享受符合其階級的盛宴（</w:t>
       </w:r>
-      <w:hyperlink r:id="rId101">
-        <w:r>
-          <w:rPr>
-            <w:lang w:val="zh_TW" w:bidi="zh_TW"/>
-          </w:rPr>
-          <w:rPr>
-            <w:color w:val="0000EE"/>
-            <w:u w:val="single"/>
-          </w:rPr>
-          <w:t>21</w:t>
-        </w:r>
-      </w:hyperlink>
+      <w:r>
+        <w:rPr>
+          <w:lang w:val="zh_TW" w:bidi="zh_TW"/>
+        </w:rPr>
+        <w:t>21</w:t>
+      </w:r>
       <w:r>
         <w:rPr>
           <w:lang w:val="zh_TW" w:bidi="zh_TW"/>
         </w:rPr>
         <w:t>節）。這使貧窮的基督徒感到羞辱，並深刻地意識到階級的區別（</w:t>
       </w:r>
-      <w:hyperlink r:id="rId102">
-        <w:r>
-          <w:rPr>
-            <w:lang w:val="zh_TW" w:bidi="zh_TW"/>
-          </w:rPr>
-          <w:rPr>
-            <w:color w:val="0000EE"/>
-            <w:u w:val="single"/>
-          </w:rPr>
-          <w:t>22</w:t>
-        </w:r>
-      </w:hyperlink>
+      <w:r>
+        <w:rPr>
+          <w:lang w:val="zh_TW" w:bidi="zh_TW"/>
+        </w:rPr>
+        <w:t>22</w:t>
+      </w:r>
       <w:r>
         <w:rPr>
           <w:lang w:val="zh_TW" w:bidi="zh_TW"/>
         </w:rPr>
         <w:t>節）。保羅認為，這不是聖餐，而是一場虛假的宴會（</w:t>
       </w:r>
-      <w:hyperlink r:id="rId103">
-        <w:r>
-          <w:rPr>
-            <w:lang w:val="zh_TW" w:bidi="zh_TW"/>
-          </w:rPr>
-          <w:rPr>
-            <w:color w:val="0000EE"/>
-            <w:u w:val="single"/>
-          </w:rPr>
-          <w:t>20</w:t>
-        </w:r>
-      </w:hyperlink>
+      <w:r>
+        <w:rPr>
+          <w:lang w:val="zh_TW" w:bidi="zh_TW"/>
+        </w:rPr>
+        <w:t>20</w:t>
+      </w:r>
       <w:r>
         <w:rPr>
           <w:lang w:val="zh_TW" w:bidi="zh_TW"/>
@@ -2796,36 +2238,24 @@
         </w:rPr>
         <w:t>保羅重申設立聖餐的話語，指出他們領受的是基督的身體和血（參</w:t>
       </w:r>
-      <w:hyperlink r:id="rId104">
-        <w:r>
-          <w:rPr>
-            <w:lang w:val="zh_TW" w:bidi="zh_TW"/>
-          </w:rPr>
-          <w:rPr>
-            <w:color w:val="0000EE"/>
-            <w:u w:val="single"/>
-          </w:rPr>
-          <w:t>10:16–17</w:t>
-        </w:r>
-      </w:hyperlink>
+      <w:r>
+        <w:rPr>
+          <w:lang w:val="zh_TW" w:bidi="zh_TW"/>
+        </w:rPr>
+        <w:t>10:16–17</w:t>
+      </w:r>
       <w:r>
         <w:rPr>
           <w:lang w:val="zh_TW" w:bidi="zh_TW"/>
         </w:rPr>
         <w:t>），而非各自的餐宴。以不配的方式領聖餐，或帶著分裂和階級區分的態度，這樣是褻瀆聖餐，未能體現基督身體——教會的合一（</w:t>
       </w:r>
-      <w:hyperlink r:id="rId105">
-        <w:r>
-          <w:rPr>
-            <w:lang w:val="zh_TW" w:bidi="zh_TW"/>
-          </w:rPr>
-          <w:rPr>
-            <w:color w:val="0000EE"/>
-            <w:u w:val="single"/>
-          </w:rPr>
-          <w:t>11:29</w:t>
-        </w:r>
-      </w:hyperlink>
+      <w:r>
+        <w:rPr>
+          <w:lang w:val="zh_TW" w:bidi="zh_TW"/>
+        </w:rPr>
+        <w:t>11:29</w:t>
+      </w:r>
       <w:r>
         <w:rPr>
           <w:lang w:val="zh_TW" w:bidi="zh_TW"/>
@@ -2846,18 +2276,12 @@
         </w:rPr>
         <w:t>聚會中的第三個問題是屬靈恩賜的運用（</w:t>
       </w:r>
-      <w:hyperlink r:id="rId106">
-        <w:r>
-          <w:rPr>
-            <w:lang w:val="zh_TW" w:bidi="zh_TW"/>
-          </w:rPr>
-          <w:rPr>
-            <w:color w:val="0000EE"/>
-            <w:u w:val="single"/>
-          </w:rPr>
-          <w:t>12:1–14:40</w:t>
-        </w:r>
-      </w:hyperlink>
+      <w:r>
+        <w:rPr>
+          <w:lang w:val="zh_TW" w:bidi="zh_TW"/>
+        </w:rPr>
+        <w:t>12:1–14:40</w:t>
+      </w:r>
       <w:r>
         <w:rPr>
           <w:lang w:val="zh_TW" w:bidi="zh_TW"/>
@@ -2878,36 +2302,24 @@
         </w:rPr>
         <w:t>教會中也有一些人高舉自己特定的恩賜，特別是說方言的恩賜，打斷他人或拒絕給予他人發言的機會。保羅強調，只有一位聖靈，祂分賜所有的恩賜（</w:t>
       </w:r>
-      <w:hyperlink r:id="rId107">
-        <w:r>
-          <w:rPr>
-            <w:lang w:val="zh_TW" w:bidi="zh_TW"/>
-          </w:rPr>
-          <w:rPr>
-            <w:color w:val="0000EE"/>
-            <w:u w:val="single"/>
-          </w:rPr>
-          <w:t>12:4–6</w:t>
-        </w:r>
-      </w:hyperlink>
+      <w:r>
+        <w:rPr>
+          <w:lang w:val="zh_TW" w:bidi="zh_TW"/>
+        </w:rPr>
+        <w:t>12:4–6</w:t>
+      </w:r>
       <w:r>
         <w:rPr>
           <w:lang w:val="zh_TW" w:bidi="zh_TW"/>
         </w:rPr>
         <w:t>）。聖靈在每位基督徒身上主權地彰顯，不僅是為了個人的益處，更是為了所有人的益處（</w:t>
       </w:r>
-      <w:hyperlink r:id="rId108">
-        <w:r>
-          <w:rPr>
-            <w:lang w:val="zh_TW" w:bidi="zh_TW"/>
-          </w:rPr>
-          <w:rPr>
-            <w:color w:val="0000EE"/>
-            <w:u w:val="single"/>
-          </w:rPr>
-          <w:t>7</w:t>
-        </w:r>
-      </w:hyperlink>
+      <w:r>
+        <w:rPr>
+          <w:lang w:val="zh_TW" w:bidi="zh_TW"/>
+        </w:rPr>
+        <w:t>7</w:t>
+      </w:r>
       <w:r>
         <w:rPr>
           <w:lang w:val="zh_TW" w:bidi="zh_TW"/>
@@ -2928,54 +2340,36 @@
         </w:rPr>
         <w:t>同一位聖靈使所有基督徒在基督裡成為一個有機的整體（</w:t>
       </w:r>
-      <w:hyperlink r:id="rId109">
-        <w:r>
-          <w:rPr>
-            <w:lang w:val="zh_TW" w:bidi="zh_TW"/>
-          </w:rPr>
-          <w:rPr>
-            <w:color w:val="0000EE"/>
-            <w:u w:val="single"/>
-          </w:rPr>
-          <w:t>12:12–13</w:t>
-        </w:r>
-      </w:hyperlink>
+      <w:r>
+        <w:rPr>
+          <w:lang w:val="zh_TW" w:bidi="zh_TW"/>
+        </w:rPr>
+        <w:t>12:12–13</w:t>
+      </w:r>
       <w:r>
         <w:rPr>
           <w:lang w:val="zh_TW" w:bidi="zh_TW"/>
         </w:rPr>
         <w:t>）。因此，不僅聖靈賜下所有的恩賜——所有的恩賜都同樣受聖靈啟示——而且所有的恩賜對基督身體的正常運作都是同樣需要的（</w:t>
       </w:r>
-      <w:hyperlink r:id="rId110">
-        <w:r>
-          <w:rPr>
-            <w:lang w:val="zh_TW" w:bidi="zh_TW"/>
-          </w:rPr>
-          <w:rPr>
-            <w:color w:val="0000EE"/>
-            <w:u w:val="single"/>
-          </w:rPr>
-          <w:t>14–26</w:t>
-        </w:r>
-      </w:hyperlink>
+      <w:r>
+        <w:rPr>
+          <w:lang w:val="zh_TW" w:bidi="zh_TW"/>
+        </w:rPr>
+        <w:t>14–26</w:t>
+      </w:r>
       <w:r>
         <w:rPr>
           <w:lang w:val="zh_TW" w:bidi="zh_TW"/>
         </w:rPr>
         <w:t>節）。沒有人可以因自己缺少某種恩賜而認為自己不是身體的一部分；事實上，那些不太顯眼的恩賜反而可能更為重要。因此，在基督的身體中，不僅在特定聚會中通過個體有不同的聖靈彰顯，個體在身體中也有不同的職分或功能（</w:t>
       </w:r>
-      <w:hyperlink r:id="rId111">
-        <w:r>
-          <w:rPr>
-            <w:lang w:val="zh_TW" w:bidi="zh_TW"/>
-          </w:rPr>
-          <w:rPr>
-            <w:color w:val="0000EE"/>
-            <w:u w:val="single"/>
-          </w:rPr>
-          <w:t>27–31</w:t>
-        </w:r>
-      </w:hyperlink>
+      <w:r>
+        <w:rPr>
+          <w:lang w:val="zh_TW" w:bidi="zh_TW"/>
+        </w:rPr>
+        <w:t>27–31</w:t>
+      </w:r>
       <w:r>
         <w:rPr>
           <w:lang w:val="zh_TW" w:bidi="zh_TW"/>
@@ -2996,90 +2390,60 @@
         </w:rPr>
         <w:t>因此，並非某項特定恩賜的展現顯示一個人的靈性，而是看他如何展現恩賜——也就是說，是否以愛心來彰顯（</w:t>
       </w:r>
-      <w:hyperlink r:id="rId112">
-        <w:r>
-          <w:rPr>
-            <w:lang w:val="zh_TW" w:bidi="zh_TW"/>
-          </w:rPr>
-          <w:rPr>
-            <w:color w:val="0000EE"/>
-            <w:u w:val="single"/>
-          </w:rPr>
-          <w:t>13:1–13</w:t>
-        </w:r>
-      </w:hyperlink>
+      <w:r>
+        <w:rPr>
+          <w:lang w:val="zh_TW" w:bidi="zh_TW"/>
+        </w:rPr>
+        <w:t>13:1–13</w:t>
+      </w:r>
       <w:r>
         <w:rPr>
           <w:lang w:val="zh_TW" w:bidi="zh_TW"/>
         </w:rPr>
         <w:t>）。任何出於自私目的而運用的恩賜，即使是真正來自聖靈的恩賜，對於個人而言也是毫無價值的（</w:t>
       </w:r>
-      <w:hyperlink r:id="rId113">
-        <w:r>
-          <w:rPr>
-            <w:lang w:val="zh_TW" w:bidi="zh_TW"/>
-          </w:rPr>
-          <w:rPr>
-            <w:color w:val="0000EE"/>
-            <w:u w:val="single"/>
-          </w:rPr>
-          <w:t>1–3</w:t>
-        </w:r>
-      </w:hyperlink>
+      <w:r>
+        <w:rPr>
+          <w:lang w:val="zh_TW" w:bidi="zh_TW"/>
+        </w:rPr>
+        <w:t>1–3</w:t>
+      </w:r>
       <w:r>
         <w:rPr>
           <w:lang w:val="zh_TW" w:bidi="zh_TW"/>
         </w:rPr>
         <w:t>節）。這是因為愛與自私是對立的（</w:t>
       </w:r>
-      <w:hyperlink r:id="rId114">
-        <w:r>
-          <w:rPr>
-            <w:lang w:val="zh_TW" w:bidi="zh_TW"/>
-          </w:rPr>
-          <w:rPr>
-            <w:color w:val="0000EE"/>
-            <w:u w:val="single"/>
-          </w:rPr>
-          <w:t>4–7</w:t>
-        </w:r>
-      </w:hyperlink>
+      <w:r>
+        <w:rPr>
+          <w:lang w:val="zh_TW" w:bidi="zh_TW"/>
+        </w:rPr>
+        <w:t>4–7</w:t>
+      </w:r>
       <w:r>
         <w:rPr>
           <w:lang w:val="zh_TW" w:bidi="zh_TW"/>
         </w:rPr>
         <w:t>節）。事實上，聖靈的恩賜僅適用於耶穌第一次降臨與第二次降臨之間的這段期間，當神的國完全顯明，君王親自臨在時，聖靈的中介性恩賜將不再需要（</w:t>
       </w:r>
-      <w:hyperlink r:id="rId115">
-        <w:r>
-          <w:rPr>
-            <w:lang w:val="zh_TW" w:bidi="zh_TW"/>
-          </w:rPr>
-          <w:rPr>
-            <w:color w:val="0000EE"/>
-            <w:u w:val="single"/>
-          </w:rPr>
-          <w:t>10、12</w:t>
-        </w:r>
-      </w:hyperlink>
+      <w:r>
+        <w:rPr>
+          <w:lang w:val="zh_TW" w:bidi="zh_TW"/>
+        </w:rPr>
+        <w:t>10、12</w:t>
+      </w:r>
       <w:r>
         <w:rPr>
           <w:lang w:val="zh_TW" w:bidi="zh_TW"/>
         </w:rPr>
         <w:t>節）。到那時，得賞賜的不是恩賜，而是信心和盼望，並且愛是最大的，因為當基督徒彼此之間以及與耶穌在完全的愛中生活時，愛將永遠持續（</w:t>
       </w:r>
-      <w:hyperlink r:id="rId116">
-        <w:r>
-          <w:rPr>
-            <w:lang w:val="zh_TW" w:bidi="zh_TW"/>
-          </w:rPr>
-          <w:rPr>
-            <w:color w:val="0000EE"/>
-            <w:u w:val="single"/>
-          </w:rPr>
-          <w:t>13</w:t>
-        </w:r>
-      </w:hyperlink>
+      <w:r>
+        <w:rPr>
+          <w:lang w:val="zh_TW" w:bidi="zh_TW"/>
+        </w:rPr>
+        <w:t>13</w:t>
+      </w:r>
       <w:r>
         <w:rPr>
           <w:lang w:val="zh_TW" w:bidi="zh_TW"/>
@@ -3100,54 +2464,36 @@
         </w:rPr>
         <w:t>將此應用於哥林多，保羅認為，雖然人應當渴求所有的恩賜，但愛的原則表明，預言應該是教會聚會中首選的恩賜（</w:t>
       </w:r>
-      <w:hyperlink r:id="rId117">
-        <w:r>
-          <w:rPr>
-            <w:lang w:val="zh_TW" w:bidi="zh_TW"/>
-          </w:rPr>
-          <w:rPr>
-            <w:color w:val="0000EE"/>
-            <w:u w:val="single"/>
-          </w:rPr>
-          <w:t>14:1–25</w:t>
-        </w:r>
-      </w:hyperlink>
+      <w:r>
+        <w:rPr>
+          <w:lang w:val="zh_TW" w:bidi="zh_TW"/>
+        </w:rPr>
+        <w:t>14:1–25</w:t>
+      </w:r>
       <w:r>
         <w:rPr>
           <w:lang w:val="zh_TW" w:bidi="zh_TW"/>
         </w:rPr>
         <w:t>）。哥林多信徒顯然過分強調方言，但未經解釋的方言對講話者以外的人幾乎沒有價值。它不能造就他人，對局外人而言則似乎是一種瘋狂的行為。在教會聚會之外，方言有其作用，比如作為審判的記號（</w:t>
       </w:r>
-      <w:hyperlink r:id="rId118">
-        <w:r>
-          <w:rPr>
-            <w:lang w:val="zh_TW" w:bidi="zh_TW"/>
-          </w:rPr>
-          <w:rPr>
-            <w:color w:val="0000EE"/>
-            <w:u w:val="single"/>
-          </w:rPr>
-          <w:t>21</w:t>
-        </w:r>
-      </w:hyperlink>
+      <w:r>
+        <w:rPr>
+          <w:lang w:val="zh_TW" w:bidi="zh_TW"/>
+        </w:rPr>
+        <w:t>21</w:t>
+      </w:r>
       <w:r>
         <w:rPr>
           <w:lang w:val="zh_TW" w:bidi="zh_TW"/>
         </w:rPr>
         <w:t>節）或用於個人靈修（</w:t>
       </w:r>
-      <w:hyperlink r:id="rId119">
-        <w:r>
-          <w:rPr>
-            <w:lang w:val="zh_TW" w:bidi="zh_TW"/>
-          </w:rPr>
-          <w:rPr>
-            <w:color w:val="0000EE"/>
-            <w:u w:val="single"/>
-          </w:rPr>
-          <w:t>18</w:t>
-        </w:r>
-      </w:hyperlink>
+      <w:r>
+        <w:rPr>
+          <w:lang w:val="zh_TW" w:bidi="zh_TW"/>
+        </w:rPr>
+        <w:t>18</w:t>
+      </w:r>
       <w:r>
         <w:rPr>
           <w:lang w:val="zh_TW" w:bidi="zh_TW"/>
@@ -3168,90 +2514,60 @@
         </w:rPr>
         <w:t>在教會聚會中，恩賜的運用和秩序應當同時存在（</w:t>
       </w:r>
-      <w:hyperlink r:id="rId120">
-        <w:r>
-          <w:rPr>
-            <w:lang w:val="zh_TW" w:bidi="zh_TW"/>
-          </w:rPr>
-          <w:rPr>
-            <w:color w:val="0000EE"/>
-            <w:u w:val="single"/>
-          </w:rPr>
-          <w:t>14:26–40</w:t>
-        </w:r>
-      </w:hyperlink>
+      <w:r>
+        <w:rPr>
+          <w:lang w:val="zh_TW" w:bidi="zh_TW"/>
+        </w:rPr>
+        <w:t>14:26–40</w:t>
+      </w:r>
       <w:r>
         <w:rPr>
           <w:lang w:val="zh_TW" w:bidi="zh_TW"/>
         </w:rPr>
         <w:t>）。各種恩賜都可以得到表達，但目的是為了彼此造就，而非自私的炫耀（</w:t>
       </w:r>
-      <w:hyperlink r:id="rId121">
-        <w:r>
-          <w:rPr>
-            <w:lang w:val="zh_TW" w:bidi="zh_TW"/>
-          </w:rPr>
-          <w:rPr>
-            <w:color w:val="0000EE"/>
-            <w:u w:val="single"/>
-          </w:rPr>
-          <w:t>26</w:t>
-        </w:r>
-      </w:hyperlink>
+      <w:r>
+        <w:rPr>
+          <w:lang w:val="zh_TW" w:bidi="zh_TW"/>
+        </w:rPr>
+        <w:t>26</w:t>
+      </w:r>
       <w:r>
         <w:rPr>
           <w:lang w:val="zh_TW" w:bidi="zh_TW"/>
         </w:rPr>
         <w:t>節）。說方言者必須有翻譯；說方言和講預言的人都應輪流發言，每隔幾位講者後需要時間來評估言論（</w:t>
       </w:r>
-      <w:hyperlink r:id="rId122">
-        <w:r>
-          <w:rPr>
-            <w:lang w:val="zh_TW" w:bidi="zh_TW"/>
-          </w:rPr>
-          <w:rPr>
-            <w:color w:val="0000EE"/>
-            <w:u w:val="single"/>
-          </w:rPr>
-          <w:t>27–33</w:t>
-        </w:r>
-      </w:hyperlink>
+      <w:r>
+        <w:rPr>
+          <w:lang w:val="zh_TW" w:bidi="zh_TW"/>
+        </w:rPr>
+        <w:t>27–33</w:t>
+      </w:r>
       <w:r>
         <w:rPr>
           <w:lang w:val="zh_TW" w:bidi="zh_TW"/>
         </w:rPr>
         <w:t>節）。此外，婦女可能會在聚會中聊天（可能是受猶太會堂的習慣影響，因為她們在猶太會堂中通常是被隔離且不參與的），她們應停止聊天，專心聆聽和學習，若不明白，應回家詢問（</w:t>
       </w:r>
-      <w:hyperlink r:id="rId123">
-        <w:r>
-          <w:rPr>
-            <w:lang w:val="zh_TW" w:bidi="zh_TW"/>
-          </w:rPr>
-          <w:rPr>
-            <w:color w:val="0000EE"/>
-            <w:u w:val="single"/>
-          </w:rPr>
-          <w:t>34–36</w:t>
-        </w:r>
-      </w:hyperlink>
+      <w:r>
+        <w:rPr>
+          <w:lang w:val="zh_TW" w:bidi="zh_TW"/>
+        </w:rPr>
+        <w:t>34–36</w:t>
+      </w:r>
       <w:r>
         <w:rPr>
           <w:lang w:val="zh_TW" w:bidi="zh_TW"/>
         </w:rPr>
         <w:t>節）。保羅在總結中指出，一切都應該按秩序進行（</w:t>
       </w:r>
-      <w:hyperlink r:id="rId124">
-        <w:r>
-          <w:rPr>
-            <w:lang w:val="zh_TW" w:bidi="zh_TW"/>
-          </w:rPr>
-          <w:rPr>
-            <w:color w:val="0000EE"/>
-            <w:u w:val="single"/>
-          </w:rPr>
-          <w:t>37–40</w:t>
-        </w:r>
-      </w:hyperlink>
+      <w:r>
+        <w:rPr>
+          <w:lang w:val="zh_TW" w:bidi="zh_TW"/>
+        </w:rPr>
+        <w:t>37–40</w:t>
+      </w:r>
       <w:r>
         <w:rPr>
           <w:lang w:val="zh_TW" w:bidi="zh_TW"/>
@@ -3272,72 +2588,48 @@
         </w:rPr>
         <w:t>保羅處理的第五個問題是關於死人的復活（</w:t>
       </w:r>
-      <w:hyperlink r:id="rId125">
-        <w:r>
-          <w:rPr>
-            <w:lang w:val="zh_TW" w:bidi="zh_TW"/>
-          </w:rPr>
-          <w:rPr>
-            <w:color w:val="0000EE"/>
-            <w:u w:val="single"/>
-          </w:rPr>
-          <w:t>15</w:t>
-        </w:r>
-      </w:hyperlink>
+      <w:r>
+        <w:rPr>
+          <w:lang w:val="zh_TW" w:bidi="zh_TW"/>
+        </w:rPr>
+        <w:t>15</w:t>
+      </w:r>
       <w:r>
         <w:rPr>
           <w:lang w:val="zh_TW" w:bidi="zh_TW"/>
         </w:rPr>
         <w:t>章）。先前提到的一些問題，如寬鬆的道德標準（</w:t>
       </w:r>
-      <w:hyperlink r:id="rId36">
-        <w:r>
-          <w:rPr>
-            <w:lang w:val="zh_TW" w:bidi="zh_TW"/>
-          </w:rPr>
-          <w:rPr>
-            <w:color w:val="0000EE"/>
-            <w:u w:val="single"/>
-          </w:rPr>
-          <w:t>5–6</w:t>
-        </w:r>
-      </w:hyperlink>
+      <w:r>
+        <w:rPr>
+          <w:lang w:val="zh_TW" w:bidi="zh_TW"/>
+        </w:rPr>
+        <w:t>5–6</w:t>
+      </w:r>
       <w:r>
         <w:rPr>
           <w:lang w:val="zh_TW" w:bidi="zh_TW"/>
         </w:rPr>
         <w:t>章）、禁慾主義的否認、關於性行為的問題（</w:t>
       </w:r>
-      <w:hyperlink r:id="rId126">
-        <w:r>
-          <w:rPr>
-            <w:lang w:val="zh_TW" w:bidi="zh_TW"/>
-          </w:rPr>
-          <w:rPr>
-            <w:color w:val="0000EE"/>
-            <w:u w:val="single"/>
-          </w:rPr>
-          <w:t>7</w:t>
-        </w:r>
-      </w:hyperlink>
+      <w:r>
+        <w:rPr>
+          <w:lang w:val="zh_TW" w:bidi="zh_TW"/>
+        </w:rPr>
+        <w:t>7</w:t>
+      </w:r>
       <w:r>
         <w:rPr>
           <w:lang w:val="zh_TW" w:bidi="zh_TW"/>
         </w:rPr>
         <w:t>章），或認為自己已經復活（</w:t>
       </w:r>
-      <w:hyperlink r:id="rId125">
-        <w:r>
-          <w:rPr>
-            <w:lang w:val="zh_TW" w:bidi="zh_TW"/>
-          </w:rPr>
-          <w:rPr>
-            <w:color w:val="0000EE"/>
-            <w:u w:val="single"/>
-          </w:rPr>
-          <w:t>15</w:t>
-        </w:r>
-      </w:hyperlink>
+      <w:r>
+        <w:rPr>
+          <w:lang w:val="zh_TW" w:bidi="zh_TW"/>
+        </w:rPr>
+        <w:t>15</w:t>
+      </w:r>
       <w:r>
         <w:rPr>
           <w:lang w:val="zh_TW" w:bidi="zh_TW"/>
@@ -3358,54 +2650,36 @@
         </w:rPr>
         <w:t>保羅重申，耶穌的復活是福音信息的重要部分（</w:t>
       </w:r>
-      <w:hyperlink r:id="rId127">
-        <w:r>
-          <w:rPr>
-            <w:lang w:val="zh_TW" w:bidi="zh_TW"/>
-          </w:rPr>
-          <w:rPr>
-            <w:color w:val="0000EE"/>
-            <w:u w:val="single"/>
-          </w:rPr>
-          <w:t>15:1–19</w:t>
-        </w:r>
-      </w:hyperlink>
+      <w:r>
+        <w:rPr>
+          <w:lang w:val="zh_TW" w:bidi="zh_TW"/>
+        </w:rPr>
+        <w:t>15:1–19</w:t>
+      </w:r>
       <w:r>
         <w:rPr>
           <w:lang w:val="zh_TW" w:bidi="zh_TW"/>
         </w:rPr>
         <w:t>）。教會一致的見證是，耶穌不僅死了，還復活了，並向許多見證人顯現（</w:t>
       </w:r>
-      <w:hyperlink r:id="rId128">
-        <w:r>
-          <w:rPr>
-            <w:lang w:val="zh_TW" w:bidi="zh_TW"/>
-          </w:rPr>
-          <w:rPr>
-            <w:color w:val="0000EE"/>
-            <w:u w:val="single"/>
-          </w:rPr>
-          <w:t>3–11</w:t>
-        </w:r>
-      </w:hyperlink>
+      <w:r>
+        <w:rPr>
+          <w:lang w:val="zh_TW" w:bidi="zh_TW"/>
+        </w:rPr>
+        <w:t>3–11</w:t>
+      </w:r>
       <w:r>
         <w:rPr>
           <w:lang w:val="zh_TW" w:bidi="zh_TW"/>
         </w:rPr>
         <w:t>節）。若依他們反對復活的主張來看，基督的復活便無法成立。然而，如果基督沒有復活，那整個福音信息就是虛假的，他們對救恩的所有盼望也都落空了（</w:t>
       </w:r>
-      <w:hyperlink r:id="rId129">
-        <w:r>
-          <w:rPr>
-            <w:lang w:val="zh_TW" w:bidi="zh_TW"/>
-          </w:rPr>
-          <w:rPr>
-            <w:color w:val="0000EE"/>
-            <w:u w:val="single"/>
-          </w:rPr>
-          <w:t>12–19</w:t>
-        </w:r>
-      </w:hyperlink>
+      <w:r>
+        <w:rPr>
+          <w:lang w:val="zh_TW" w:bidi="zh_TW"/>
+        </w:rPr>
+        <w:t>12–19</w:t>
+      </w:r>
       <w:r>
         <w:rPr>
           <w:lang w:val="zh_TW" w:bidi="zh_TW"/>
@@ -3426,36 +2700,24 @@
         </w:rPr>
         <w:t>既然基督已經復活，基督徒也必因與基督的聯合而復活（</w:t>
       </w:r>
-      <w:hyperlink r:id="rId130">
-        <w:r>
-          <w:rPr>
-            <w:lang w:val="zh_TW" w:bidi="zh_TW"/>
-          </w:rPr>
-          <w:rPr>
-            <w:color w:val="0000EE"/>
-            <w:u w:val="single"/>
-          </w:rPr>
-          <w:t>15:20–28</w:t>
-        </w:r>
-      </w:hyperlink>
+      <w:r>
+        <w:rPr>
+          <w:lang w:val="zh_TW" w:bidi="zh_TW"/>
+        </w:rPr>
+        <w:t>15:20–28</w:t>
+      </w:r>
       <w:r>
         <w:rPr>
           <w:lang w:val="zh_TW" w:bidi="zh_TW"/>
         </w:rPr>
         <w:t>）。正如他們曾經經歷在亞當裡的結果，現在他們也將經歷在基督裡的結果。然而，復活並非一次性完成，而是階段性的：（a）基督首先復活；（b）基督徒將在祂再來時復活；（c）基督必須作王，直到祂將國度的統治延展到全世界，消滅所有的邪靈權勢（包括死亡本身）；（d）然後祂將完全的國度交還給父神（</w:t>
       </w:r>
-      <w:hyperlink r:id="rId131">
-        <w:r>
-          <w:rPr>
-            <w:lang w:val="zh_TW" w:bidi="zh_TW"/>
-          </w:rPr>
-          <w:rPr>
-            <w:color w:val="0000EE"/>
-            <w:u w:val="single"/>
-          </w:rPr>
-          <w:t>23–28</w:t>
-        </w:r>
-      </w:hyperlink>
+      <w:r>
+        <w:rPr>
+          <w:lang w:val="zh_TW" w:bidi="zh_TW"/>
+        </w:rPr>
+        <w:t>23–28</w:t>
+      </w:r>
       <w:r>
         <w:rPr>
           <w:lang w:val="zh_TW" w:bidi="zh_TW"/>
@@ -3476,36 +2738,24 @@
         </w:rPr>
         <w:t>復活的盼望也解釋了基督徒的一些實踐，例如替那些已死之人施洗（可能是指那些歸信基督但在受洗前去世的人，</w:t>
       </w:r>
-      <w:hyperlink r:id="rId132">
-        <w:r>
-          <w:rPr>
-            <w:lang w:val="zh_TW" w:bidi="zh_TW"/>
-          </w:rPr>
-          <w:rPr>
-            <w:color w:val="0000EE"/>
-            <w:u w:val="single"/>
-          </w:rPr>
-          <w:t>15:29</w:t>
-        </w:r>
-      </w:hyperlink>
+      <w:r>
+        <w:rPr>
+          <w:lang w:val="zh_TW" w:bidi="zh_TW"/>
+        </w:rPr>
+        <w:t>15:29</w:t>
+      </w:r>
       <w:r>
         <w:rPr>
           <w:lang w:val="zh_TW" w:bidi="zh_TW"/>
         </w:rPr>
         <w:t>），以及願意為基督冒生命危險（</w:t>
       </w:r>
-      <w:hyperlink r:id="rId133">
-        <w:r>
-          <w:rPr>
-            <w:lang w:val="zh_TW" w:bidi="zh_TW"/>
-          </w:rPr>
-          <w:rPr>
-            <w:color w:val="0000EE"/>
-            <w:u w:val="single"/>
-          </w:rPr>
-          <w:t>30–32</w:t>
-        </w:r>
-      </w:hyperlink>
+      <w:r>
+        <w:rPr>
+          <w:lang w:val="zh_TW" w:bidi="zh_TW"/>
+        </w:rPr>
+        <w:t>30–32</w:t>
+      </w:r>
       <w:r>
         <w:rPr>
           <w:lang w:val="zh_TW" w:bidi="zh_TW"/>
@@ -3526,18 +2776,12 @@
         </w:rPr>
         <w:t>保羅承認復活涉及一些智識上的問題，但當人認識到復活既包含連續性又包含不連續性時，這些問題便能得到解決（</w:t>
       </w:r>
-      <w:hyperlink r:id="rId134">
-        <w:r>
-          <w:rPr>
-            <w:lang w:val="zh_TW" w:bidi="zh_TW"/>
-          </w:rPr>
-          <w:rPr>
-            <w:color w:val="0000EE"/>
-            <w:u w:val="single"/>
-          </w:rPr>
-          <w:t>15:35–50</w:t>
-        </w:r>
-      </w:hyperlink>
+      <w:r>
+        <w:rPr>
+          <w:lang w:val="zh_TW" w:bidi="zh_TW"/>
+        </w:rPr>
+        <w:t>15:35–50</w:t>
+      </w:r>
       <w:r>
         <w:rPr>
           <w:lang w:val="zh_TW" w:bidi="zh_TW"/>
@@ -3558,54 +2802,36 @@
         </w:rPr>
         <w:t>保羅興奮地分享他真正的盼望，即生命的轉變（</w:t>
       </w:r>
-      <w:hyperlink r:id="rId135">
-        <w:r>
-          <w:rPr>
-            <w:lang w:val="zh_TW" w:bidi="zh_TW"/>
-          </w:rPr>
-          <w:rPr>
-            <w:color w:val="0000EE"/>
-            <w:u w:val="single"/>
-          </w:rPr>
-          <w:t>15:51–58</w:t>
-        </w:r>
-      </w:hyperlink>
+      <w:r>
+        <w:rPr>
+          <w:lang w:val="zh_TW" w:bidi="zh_TW"/>
+        </w:rPr>
+        <w:t>15:51–58</w:t>
+      </w:r>
       <w:r>
         <w:rPr>
           <w:lang w:val="zh_TW" w:bidi="zh_TW"/>
         </w:rPr>
         <w:t>）。在基督再來時，死去的人將復活並轉變。然而，活著的人也需要轉變，這將在瞬間完成，使他們都不再受死亡的威脅。那時，他們將真正明白耶穌復活中已經帶來的得勝（</w:t>
       </w:r>
-      <w:hyperlink r:id="rId136">
-        <w:r>
-          <w:rPr>
-            <w:lang w:val="zh_TW" w:bidi="zh_TW"/>
-          </w:rPr>
-          <w:rPr>
-            <w:color w:val="0000EE"/>
-            <w:u w:val="single"/>
-          </w:rPr>
-          <w:t>54–57</w:t>
-        </w:r>
-      </w:hyperlink>
+      <w:r>
+        <w:rPr>
+          <w:lang w:val="zh_TW" w:bidi="zh_TW"/>
+        </w:rPr>
+        <w:t>54–57</w:t>
+      </w:r>
       <w:r>
         <w:rPr>
           <w:lang w:val="zh_TW" w:bidi="zh_TW"/>
         </w:rPr>
         <w:t>節）。最後的總結引出了實際的結論，即這一教導應當使他們確信，凡現在為基督所做的事都將有賞賜（</w:t>
       </w:r>
-      <w:hyperlink r:id="rId137">
-        <w:r>
-          <w:rPr>
-            <w:lang w:val="zh_TW" w:bidi="zh_TW"/>
-          </w:rPr>
-          <w:rPr>
-            <w:color w:val="0000EE"/>
-            <w:u w:val="single"/>
-          </w:rPr>
-          <w:t>58</w:t>
-        </w:r>
-      </w:hyperlink>
+      <w:r>
+        <w:rPr>
+          <w:lang w:val="zh_TW" w:bidi="zh_TW"/>
+        </w:rPr>
+        <w:t>58</w:t>
+      </w:r>
       <w:r>
         <w:rPr>
           <w:lang w:val="zh_TW" w:bidi="zh_TW"/>
@@ -3626,54 +2852,36 @@
         </w:rPr>
         <w:t>保羅處理的第六個問題是為耶路撒冷貧困教會的奉獻（</w:t>
       </w:r>
-      <w:hyperlink r:id="rId138">
-        <w:r>
-          <w:rPr>
-            <w:lang w:val="zh_TW" w:bidi="zh_TW"/>
-          </w:rPr>
-          <w:rPr>
-            <w:color w:val="0000EE"/>
-            <w:u w:val="single"/>
-          </w:rPr>
-          <w:t>16:1–4</w:t>
-        </w:r>
-      </w:hyperlink>
+      <w:r>
+        <w:rPr>
+          <w:lang w:val="zh_TW" w:bidi="zh_TW"/>
+        </w:rPr>
+        <w:t>16:1–4</w:t>
+      </w:r>
       <w:r>
         <w:rPr>
           <w:lang w:val="zh_TW" w:bidi="zh_TW"/>
         </w:rPr>
         <w:t>）。由於公元40年間猶太地區的饑荒，那裡的教會變得十分貧困。部分是出於需求，部分是為了促進教會的合一，保羅在他的一些教會中為猶太地區的教會進行了奉獻的募集。他回應了哥林多信徒提出的實際問題，說奉獻應當每週按能力進行，而不是等保羅到達時才一次性奉獻（</w:t>
       </w:r>
-      <w:hyperlink r:id="rId139">
-        <w:r>
-          <w:rPr>
-            <w:lang w:val="zh_TW" w:bidi="zh_TW"/>
-          </w:rPr>
-          <w:rPr>
-            <w:color w:val="0000EE"/>
-            <w:u w:val="single"/>
-          </w:rPr>
-          <w:t>16:2</w:t>
-        </w:r>
-      </w:hyperlink>
+      <w:r>
+        <w:rPr>
+          <w:lang w:val="zh_TW" w:bidi="zh_TW"/>
+        </w:rPr>
+        <w:t>16:2</w:t>
+      </w:r>
       <w:r>
         <w:rPr>
           <w:lang w:val="zh_TW" w:bidi="zh_TW"/>
         </w:rPr>
         <w:t>）。當他到達時，將由他們自己的使者帶著奉獻款項出發。至於保羅是否會與他們同行，他保持模糊態度，以打消對他可能從中牟利的懷疑（參</w:t>
       </w:r>
-      <w:hyperlink r:id="rId140">
-        <w:r>
-          <w:rPr>
-            <w:lang w:val="zh_TW" w:bidi="zh_TW"/>
-          </w:rPr>
-          <w:rPr>
-            <w:color w:val="0000EE"/>
-            <w:u w:val="single"/>
-          </w:rPr>
-          <w:t>林後8–9章</w:t>
-        </w:r>
-      </w:hyperlink>
+      <w:r>
+        <w:rPr>
+          <w:lang w:val="zh_TW" w:bidi="zh_TW"/>
+        </w:rPr>
+        <w:t>林後8–9章</w:t>
+      </w:r>
       <w:r>
         <w:rPr>
           <w:lang w:val="zh_TW" w:bidi="zh_TW"/>
@@ -3691,18 +2899,12 @@
         </w:rPr>
         <w:t>結語與問安，</w:t>
       </w:r>
-      <w:hyperlink r:id="rId141">
-        <w:r>
-          <w:rPr>
-            <w:lang w:val="zh_TW" w:bidi="zh_TW"/>
-          </w:rPr>
-          <w:rPr>
-            <w:color w:val="0000EE"/>
-            <w:u w:val="single"/>
-          </w:rPr>
-          <w:t>十六章5至24節</w:t>
-        </w:r>
-      </w:hyperlink>
+      <w:r>
+        <w:rPr>
+          <w:lang w:val="zh_TW" w:bidi="zh_TW"/>
+        </w:rPr>
+        <w:t>十六章5至24節</w:t>
+      </w:r>
     </w:p>
     <w:p>
       <w:pPr/>
@@ -3717,72 +2919,48 @@
         </w:rPr>
         <w:t>在信的結尾，保羅討論了他的旅行計劃，包括他離開以弗所後長期停留的打算（參</w:t>
       </w:r>
-      <w:hyperlink r:id="rId142">
-        <w:r>
-          <w:rPr>
-            <w:lang w:val="zh_TW" w:bidi="zh_TW"/>
-          </w:rPr>
-          <w:rPr>
-            <w:color w:val="0000EE"/>
-            <w:u w:val="single"/>
-          </w:rPr>
-          <w:t>林後1章</w:t>
-        </w:r>
-      </w:hyperlink>
+      <w:r>
+        <w:rPr>
+          <w:lang w:val="zh_TW" w:bidi="zh_TW"/>
+        </w:rPr>
+        <w:t>林後1章</w:t>
+      </w:r>
       <w:r>
         <w:rPr>
           <w:lang w:val="zh_TW" w:bidi="zh_TW"/>
         </w:rPr>
         <w:t>）。提摩太或者與這封信一同前來，又或在完成另一項任務後不久到達；他們應該尊重提摩太並幫助他返回。保羅指出，他曾勸亞波羅訪問哥林多，以免有人懷疑保羅與亞波羅對立。信末保羅作出正式的勸勉，勉勵信徒堅定信仰並持守愛心，隨後是他慣常的問安。他讚揚哥林多的使者，他們曾將信帶給保羅（</w:t>
       </w:r>
-      <w:hyperlink r:id="rId143">
-        <w:r>
-          <w:rPr>
-            <w:lang w:val="zh_TW" w:bidi="zh_TW"/>
-          </w:rPr>
-          <w:rPr>
-            <w:color w:val="0000EE"/>
-            <w:u w:val="single"/>
-          </w:rPr>
-          <w:t>16:15–18</w:t>
-        </w:r>
-      </w:hyperlink>
+      <w:r>
+        <w:rPr>
+          <w:lang w:val="zh_TW" w:bidi="zh_TW"/>
+        </w:rPr>
+        <w:t>16:15–18</w:t>
+      </w:r>
       <w:r>
         <w:rPr>
           <w:lang w:val="zh_TW" w:bidi="zh_TW"/>
         </w:rPr>
         <w:t>），並帶來了來自他共事的亞居拉和百基拉（Priscilla）的問候，他們曾幫助保羅在哥林多建立教會（</w:t>
       </w:r>
-      <w:hyperlink r:id="rId144">
-        <w:r>
-          <w:rPr>
-            <w:lang w:val="zh_TW" w:bidi="zh_TW"/>
-          </w:rPr>
-          <w:rPr>
-            <w:color w:val="0000EE"/>
-            <w:u w:val="single"/>
-          </w:rPr>
-          <w:t>徒18:2–3、18</w:t>
-        </w:r>
-      </w:hyperlink>
+      <w:r>
+        <w:rPr>
+          <w:lang w:val="zh_TW" w:bidi="zh_TW"/>
+        </w:rPr>
+        <w:t>徒18:2–3、18</w:t>
+      </w:r>
       <w:r>
         <w:rPr>
           <w:lang w:val="zh_TW" w:bidi="zh_TW"/>
         </w:rPr>
         <w:t>）。他提到教會中慣例的問安方式，囑咐他們彼此親嘴問安（</w:t>
       </w:r>
-      <w:hyperlink r:id="rId145">
-        <w:r>
-          <w:rPr>
-            <w:lang w:val="zh_TW" w:bidi="zh_TW"/>
-          </w:rPr>
-          <w:rPr>
-            <w:color w:val="0000EE"/>
-            <w:u w:val="single"/>
-          </w:rPr>
-          <w:t>16:20</w:t>
-        </w:r>
-      </w:hyperlink>
+      <w:r>
+        <w:rPr>
+          <w:lang w:val="zh_TW" w:bidi="zh_TW"/>
+        </w:rPr>
+        <w:t>16:20</w:t>
+      </w:r>
       <w:r>
         <w:rPr>
           <w:lang w:val="zh_TW" w:bidi="zh_TW"/>
@@ -3802,18 +2980,12 @@
         </w:rPr>
         <w:t>可能用於聚會的結束），並向他們保證自己的愛（</w:t>
       </w:r>
-      <w:hyperlink r:id="rId146">
-        <w:r>
-          <w:rPr>
-            <w:lang w:val="zh_TW" w:bidi="zh_TW"/>
-          </w:rPr>
-          <w:rPr>
-            <w:color w:val="0000EE"/>
-            <w:u w:val="single"/>
-          </w:rPr>
-          <w:t>21–24</w:t>
-        </w:r>
-      </w:hyperlink>
+      <w:r>
+        <w:rPr>
+          <w:lang w:val="zh_TW" w:bidi="zh_TW"/>
+        </w:rPr>
+        <w:t>21–24</w:t>
+      </w:r>
       <w:r>
         <w:rPr>
           <w:lang w:val="zh_TW" w:bidi="zh_TW"/>
@@ -3919,174 +3091,114 @@
         </w:rPr>
         <w:t>哥轄是利未的兒子（</w:t>
       </w:r>
-      <w:hyperlink r:id="rId147">
-        <w:r>
-          <w:rPr>
-            <w:lang w:val="zh_TW" w:bidi="zh_TW"/>
-          </w:rPr>
-          <w:rPr>
-            <w:color w:val="0000EE"/>
-            <w:u w:val="single"/>
-          </w:rPr>
-          <w:t>創46:11</w:t>
-        </w:r>
-      </w:hyperlink>
+      <w:r>
+        <w:rPr>
+          <w:lang w:val="zh_TW" w:bidi="zh_TW"/>
+        </w:rPr>
+        <w:t>創46:11</w:t>
+      </w:r>
       <w:r>
         <w:rPr>
           <w:lang w:val="zh_TW" w:bidi="zh_TW"/>
         </w:rPr>
         <w:t>；</w:t>
       </w:r>
-      <w:hyperlink r:id="rId148">
-        <w:r>
-          <w:rPr>
-            <w:lang w:val="zh_TW" w:bidi="zh_TW"/>
-          </w:rPr>
-          <w:rPr>
-            <w:color w:val="0000EE"/>
-            <w:u w:val="single"/>
-          </w:rPr>
-          <w:t>出6:16</w:t>
-        </w:r>
-      </w:hyperlink>
+      <w:r>
+        <w:rPr>
+          <w:lang w:val="zh_TW" w:bidi="zh_TW"/>
+        </w:rPr>
+        <w:t>出6:16</w:t>
+      </w:r>
       <w:r>
         <w:rPr>
           <w:lang w:val="zh_TW" w:bidi="zh_TW"/>
         </w:rPr>
         <w:t>）。他是暗蘭、以斯哈、希伯倫和烏薛的父親（</w:t>
       </w:r>
-      <w:hyperlink r:id="rId149">
-        <w:r>
-          <w:rPr>
-            <w:lang w:val="zh_TW" w:bidi="zh_TW"/>
-          </w:rPr>
-          <w:rPr>
-            <w:color w:val="0000EE"/>
-            <w:u w:val="single"/>
-          </w:rPr>
-          <w:t>出6:18</w:t>
-        </w:r>
-      </w:hyperlink>
+      <w:r>
+        <w:rPr>
+          <w:lang w:val="zh_TW" w:bidi="zh_TW"/>
+        </w:rPr>
+        <w:t>出6:18</w:t>
+      </w:r>
       <w:r>
         <w:rPr>
           <w:lang w:val="zh_TW" w:bidi="zh_TW"/>
         </w:rPr>
         <w:t>；</w:t>
       </w:r>
-      <w:hyperlink r:id="rId150">
-        <w:r>
-          <w:rPr>
-            <w:lang w:val="zh_TW" w:bidi="zh_TW"/>
-          </w:rPr>
-          <w:rPr>
-            <w:color w:val="0000EE"/>
-            <w:u w:val="single"/>
-          </w:rPr>
-          <w:t>民3:19、27</w:t>
-        </w:r>
-      </w:hyperlink>
+      <w:r>
+        <w:rPr>
+          <w:lang w:val="zh_TW" w:bidi="zh_TW"/>
+        </w:rPr>
+        <w:t>民3:19、27</w:t>
+      </w:r>
       <w:r>
         <w:rPr>
           <w:lang w:val="zh_TW" w:bidi="zh_TW"/>
         </w:rPr>
         <w:t>；</w:t>
       </w:r>
-      <w:hyperlink r:id="rId151">
-        <w:r>
-          <w:rPr>
-            <w:lang w:val="zh_TW" w:bidi="zh_TW"/>
-          </w:rPr>
-          <w:rPr>
-            <w:color w:val="0000EE"/>
-            <w:u w:val="single"/>
-          </w:rPr>
-          <w:t>代上6:2</w:t>
-        </w:r>
-      </w:hyperlink>
+      <w:r>
+        <w:rPr>
+          <w:lang w:val="zh_TW" w:bidi="zh_TW"/>
+        </w:rPr>
+        <w:t>代上6:2</w:t>
+      </w:r>
       <w:r>
         <w:rPr>
           <w:lang w:val="zh_TW" w:bidi="zh_TW"/>
         </w:rPr>
         <w:t>）。他是利未人中哥轄族的始祖。哥轄族負責會幕事奉中的重要職責（</w:t>
       </w:r>
-      <w:hyperlink r:id="rId152">
-        <w:r>
-          <w:rPr>
-            <w:lang w:val="zh_TW" w:bidi="zh_TW"/>
-          </w:rPr>
-          <w:rPr>
-            <w:color w:val="0000EE"/>
-            <w:u w:val="single"/>
-          </w:rPr>
-          <w:t>民3:31–32</w:t>
-        </w:r>
-      </w:hyperlink>
+      <w:r>
+        <w:rPr>
+          <w:lang w:val="zh_TW" w:bidi="zh_TW"/>
+        </w:rPr>
+        <w:t>民3:31–32</w:t>
+      </w:r>
       <w:r>
         <w:rPr>
           <w:lang w:val="zh_TW" w:bidi="zh_TW"/>
         </w:rPr>
         <w:t>）。摩西、亞倫和米利暗都是哥轄的後裔（</w:t>
       </w:r>
-      <w:hyperlink r:id="rId153">
-        <w:r>
-          <w:rPr>
-            <w:lang w:val="zh_TW" w:bidi="zh_TW"/>
-          </w:rPr>
-          <w:rPr>
-            <w:color w:val="0000EE"/>
-            <w:u w:val="single"/>
-          </w:rPr>
-          <w:t>出6:18–20</w:t>
-        </w:r>
-      </w:hyperlink>
+      <w:r>
+        <w:rPr>
+          <w:lang w:val="zh_TW" w:bidi="zh_TW"/>
+        </w:rPr>
+        <w:t>出6:18–20</w:t>
+      </w:r>
       <w:r>
         <w:rPr>
           <w:lang w:val="zh_TW" w:bidi="zh_TW"/>
         </w:rPr>
         <w:t>；</w:t>
       </w:r>
-      <w:hyperlink r:id="rId154">
-        <w:r>
-          <w:rPr>
-            <w:lang w:val="zh_TW" w:bidi="zh_TW"/>
-          </w:rPr>
-          <w:rPr>
-            <w:color w:val="0000EE"/>
-            <w:u w:val="single"/>
-          </w:rPr>
-          <w:t>民26:59</w:t>
-        </w:r>
-      </w:hyperlink>
+      <w:r>
+        <w:rPr>
+          <w:lang w:val="zh_TW" w:bidi="zh_TW"/>
+        </w:rPr>
+        <w:t>民26:59</w:t>
+      </w:r>
       <w:r>
         <w:rPr>
           <w:lang w:val="zh_TW" w:bidi="zh_TW"/>
         </w:rPr>
         <w:t>；</w:t>
       </w:r>
-      <w:hyperlink r:id="rId155">
-        <w:r>
-          <w:rPr>
-            <w:lang w:val="zh_TW" w:bidi="zh_TW"/>
-          </w:rPr>
-          <w:rPr>
-            <w:color w:val="0000EE"/>
-            <w:u w:val="single"/>
-          </w:rPr>
-          <w:t>代上6:3，</w:t>
-        </w:r>
-      </w:hyperlink>
-      <w:hyperlink r:id="rId156">
-        <w:r>
-          <w:rPr>
-            <w:lang w:val="zh_TW" w:bidi="zh_TW"/>
-          </w:rPr>
-          <w:rPr>
-            <w:color w:val="0000EE"/>
-            <w:u w:val="single"/>
-          </w:rPr>
-          <w:t>23:13–17</w:t>
-        </w:r>
-      </w:hyperlink>
+      <w:r>
+        <w:rPr>
+          <w:lang w:val="zh_TW" w:bidi="zh_TW"/>
+        </w:rPr>
+        <w:t>代上6:3，</w:t>
+      </w:r>
+      <w:r>
+        <w:rPr>
+          <w:lang w:val="zh_TW" w:bidi="zh_TW"/>
+        </w:rPr>
+        <w:t>23:13–17</w:t>
+      </w:r>
       <w:r>
         <w:rPr>
           <w:lang w:val="zh_TW" w:bidi="zh_TW"/>
@@ -4172,84 +3284,54 @@
         </w:rPr>
         <w:t>米拉利（</w:t>
       </w:r>
-      <w:hyperlink r:id="rId147">
-        <w:r>
-          <w:rPr>
-            <w:lang w:val="zh_TW" w:bidi="zh_TW"/>
-          </w:rPr>
-          <w:rPr>
-            <w:color w:val="0000EE"/>
-            <w:u w:val="single"/>
-          </w:rPr>
-          <w:t>創46:11</w:t>
-        </w:r>
-      </w:hyperlink>
+      <w:r>
+        <w:rPr>
+          <w:lang w:val="zh_TW" w:bidi="zh_TW"/>
+        </w:rPr>
+        <w:t>創46:11</w:t>
+      </w:r>
       <w:r>
         <w:rPr>
           <w:lang w:val="zh_TW" w:bidi="zh_TW"/>
         </w:rPr>
         <w:t>；</w:t>
       </w:r>
-      <w:hyperlink r:id="rId148">
-        <w:r>
-          <w:rPr>
-            <w:lang w:val="zh_TW" w:bidi="zh_TW"/>
-          </w:rPr>
-          <w:rPr>
-            <w:color w:val="0000EE"/>
-            <w:u w:val="single"/>
-          </w:rPr>
-          <w:t>出6:16</w:t>
-        </w:r>
-      </w:hyperlink>
+      <w:r>
+        <w:rPr>
+          <w:lang w:val="zh_TW" w:bidi="zh_TW"/>
+        </w:rPr>
+        <w:t>出6:16</w:t>
+      </w:r>
       <w:r>
         <w:rPr>
           <w:lang w:val="zh_TW" w:bidi="zh_TW"/>
         </w:rPr>
         <w:t>；</w:t>
       </w:r>
-      <w:hyperlink r:id="rId157">
-        <w:r>
-          <w:rPr>
-            <w:lang w:val="zh_TW" w:bidi="zh_TW"/>
-          </w:rPr>
-          <w:rPr>
-            <w:color w:val="0000EE"/>
-            <w:u w:val="single"/>
-          </w:rPr>
-          <w:t>民3:17</w:t>
-        </w:r>
-      </w:hyperlink>
+      <w:r>
+        <w:rPr>
+          <w:lang w:val="zh_TW" w:bidi="zh_TW"/>
+        </w:rPr>
+        <w:t>民3:17</w:t>
+      </w:r>
       <w:r>
         <w:rPr>
           <w:lang w:val="zh_TW" w:bidi="zh_TW"/>
         </w:rPr>
         <w:t>；</w:t>
       </w:r>
-      <w:hyperlink r:id="rId158">
-        <w:r>
-          <w:rPr>
-            <w:lang w:val="zh_TW" w:bidi="zh_TW"/>
-          </w:rPr>
-          <w:rPr>
-            <w:color w:val="0000EE"/>
-            <w:u w:val="single"/>
-          </w:rPr>
-          <w:t>代上6:1、16，</w:t>
-        </w:r>
-      </w:hyperlink>
-      <w:hyperlink r:id="rId159">
-        <w:r>
-          <w:rPr>
-            <w:lang w:val="zh_TW" w:bidi="zh_TW"/>
-          </w:rPr>
-          <w:rPr>
-            <w:color w:val="0000EE"/>
-            <w:u w:val="single"/>
-          </w:rPr>
-          <w:t>23:6</w:t>
-        </w:r>
-      </w:hyperlink>
+      <w:r>
+        <w:rPr>
+          <w:lang w:val="zh_TW" w:bidi="zh_TW"/>
+        </w:rPr>
+        <w:t>代上6:1、16，</w:t>
+      </w:r>
+      <w:r>
+        <w:rPr>
+          <w:lang w:val="zh_TW" w:bidi="zh_TW"/>
+        </w:rPr>
+        <w:t>23:6</w:t>
+      </w:r>
       <w:r>
         <w:rPr>
           <w:lang w:val="zh_TW" w:bidi="zh_TW"/>
@@ -4270,246 +3352,144 @@
         </w:rPr>
         <w:t>哥轄族是利未人中一個重要的家族。在</w:t>
       </w:r>
-      <w:hyperlink r:id="rId160">
-        <w:r>
-          <w:rPr>
-            <w:lang w:val="zh_TW" w:bidi="zh_TW"/>
-          </w:rPr>
-          <w:rPr>
-            <w:color w:val="0000EE"/>
-            <w:u w:val="single"/>
-          </w:rPr>
-          <w:t>民數記四章、</w:t>
-        </w:r>
-      </w:hyperlink>
-      <w:hyperlink r:id="rId161">
-        <w:r>
-          <w:rPr>
-            <w:lang w:val="zh_TW" w:bidi="zh_TW"/>
-          </w:rPr>
-          <w:rPr>
-            <w:color w:val="0000EE"/>
-            <w:u w:val="single"/>
-          </w:rPr>
-          <w:t>約書亞記二十一章、</w:t>
-        </w:r>
-      </w:hyperlink>
-      <w:hyperlink r:id="rId162">
-        <w:r>
-          <w:rPr>
-            <w:lang w:val="zh_TW" w:bidi="zh_TW"/>
-          </w:rPr>
-          <w:rPr>
-            <w:color w:val="0000EE"/>
-            <w:u w:val="single"/>
-          </w:rPr>
-          <w:t>歷代志上六章16節</w:t>
-        </w:r>
-      </w:hyperlink>
+      <w:r>
+        <w:rPr>
+          <w:lang w:val="zh_TW" w:bidi="zh_TW"/>
+        </w:rPr>
+        <w:t>民數記四章、</w:t>
+      </w:r>
+      <w:r>
+        <w:rPr>
+          <w:lang w:val="zh_TW" w:bidi="zh_TW"/>
+        </w:rPr>
+        <w:t>約書亞記二十一章、</w:t>
+      </w:r>
+      <w:r>
+        <w:rPr>
+          <w:lang w:val="zh_TW" w:bidi="zh_TW"/>
+        </w:rPr>
+        <w:t>歷代志上六章16節</w:t>
+      </w:r>
       <w:r>
         <w:rPr>
           <w:lang w:val="zh_TW" w:bidi="zh_TW"/>
         </w:rPr>
         <w:t>和</w:t>
       </w:r>
-      <w:hyperlink r:id="rId163">
-        <w:r>
-          <w:rPr>
-            <w:lang w:val="zh_TW" w:bidi="zh_TW"/>
-          </w:rPr>
-          <w:rPr>
-            <w:color w:val="0000EE"/>
-            <w:u w:val="single"/>
-          </w:rPr>
-          <w:t>歷代志下二十九章12節</w:t>
-        </w:r>
-      </w:hyperlink>
+      <w:r>
+        <w:rPr>
+          <w:lang w:val="zh_TW" w:bidi="zh_TW"/>
+        </w:rPr>
+        <w:t>歷代志下二十九章12節</w:t>
+      </w:r>
       <w:r>
         <w:rPr>
           <w:lang w:val="zh_TW" w:bidi="zh_TW"/>
         </w:rPr>
         <w:t>中，哥轄的名字都排列在前，顯示他們獲得比革順族和米拉利族更尊榮的地位。早期的希伯來文經文（</w:t>
       </w:r>
-      <w:hyperlink r:id="rId149">
-        <w:r>
-          <w:rPr>
-            <w:lang w:val="zh_TW" w:bidi="zh_TW"/>
-          </w:rPr>
-          <w:rPr>
-            <w:color w:val="0000EE"/>
-            <w:u w:val="single"/>
-          </w:rPr>
-          <w:t>出6:18</w:t>
-        </w:r>
-      </w:hyperlink>
+      <w:r>
+        <w:rPr>
+          <w:lang w:val="zh_TW" w:bidi="zh_TW"/>
+        </w:rPr>
+        <w:t>出6:18</w:t>
+      </w:r>
       <w:r>
         <w:rPr>
           <w:lang w:val="zh_TW" w:bidi="zh_TW"/>
         </w:rPr>
         <w:t>；</w:t>
       </w:r>
-      <w:hyperlink r:id="rId164">
-        <w:r>
-          <w:rPr>
-            <w:lang w:val="zh_TW" w:bidi="zh_TW"/>
-          </w:rPr>
-          <w:rPr>
-            <w:color w:val="0000EE"/>
-            <w:u w:val="single"/>
-          </w:rPr>
-          <w:t>民3:19、27–30，</w:t>
-        </w:r>
-      </w:hyperlink>
-      <w:hyperlink r:id="rId165">
-        <w:r>
-          <w:rPr>
-            <w:lang w:val="zh_TW" w:bidi="zh_TW"/>
-          </w:rPr>
-          <w:rPr>
-            <w:color w:val="0000EE"/>
-            <w:u w:val="single"/>
-          </w:rPr>
-          <w:t>4:2–4、15、18、34、37，</w:t>
-        </w:r>
-      </w:hyperlink>
-      <w:hyperlink r:id="rId166">
-        <w:r>
-          <w:rPr>
-            <w:lang w:val="zh_TW" w:bidi="zh_TW"/>
-          </w:rPr>
-          <w:rPr>
-            <w:color w:val="0000EE"/>
-            <w:u w:val="single"/>
-          </w:rPr>
-          <w:t>7:9，</w:t>
-        </w:r>
-      </w:hyperlink>
-      <w:hyperlink r:id="rId167">
-        <w:r>
-          <w:rPr>
-            <w:lang w:val="zh_TW" w:bidi="zh_TW"/>
-          </w:rPr>
-          <w:rPr>
-            <w:color w:val="0000EE"/>
-            <w:u w:val="single"/>
-          </w:rPr>
-          <w:t>10:21，</w:t>
-        </w:r>
-      </w:hyperlink>
-      <w:hyperlink r:id="rId168">
-        <w:r>
-          <w:rPr>
-            <w:lang w:val="zh_TW" w:bidi="zh_TW"/>
-          </w:rPr>
-          <w:rPr>
-            <w:color w:val="0000EE"/>
-            <w:u w:val="single"/>
-          </w:rPr>
-          <w:t>26:57</w:t>
-        </w:r>
-      </w:hyperlink>
+      <w:r>
+        <w:rPr>
+          <w:lang w:val="zh_TW" w:bidi="zh_TW"/>
+        </w:rPr>
+        <w:t>民3:19、27–30，</w:t>
+      </w:r>
+      <w:r>
+        <w:rPr>
+          <w:lang w:val="zh_TW" w:bidi="zh_TW"/>
+        </w:rPr>
+        <w:t>4:2–4、15、18、34、37，</w:t>
+      </w:r>
+      <w:r>
+        <w:rPr>
+          <w:lang w:val="zh_TW" w:bidi="zh_TW"/>
+        </w:rPr>
+        <w:t>7:9，</w:t>
+      </w:r>
+      <w:r>
+        <w:rPr>
+          <w:lang w:val="zh_TW" w:bidi="zh_TW"/>
+        </w:rPr>
+        <w:t>10:21，</w:t>
+      </w:r>
+      <w:r>
+        <w:rPr>
+          <w:lang w:val="zh_TW" w:bidi="zh_TW"/>
+        </w:rPr>
+        <w:t>26:57</w:t>
+      </w:r>
       <w:r>
         <w:rPr>
           <w:lang w:val="zh_TW" w:bidi="zh_TW"/>
         </w:rPr>
         <w:t>；</w:t>
       </w:r>
-      <w:hyperlink r:id="rId169">
-        <w:r>
-          <w:rPr>
-            <w:lang w:val="zh_TW" w:bidi="zh_TW"/>
-          </w:rPr>
-          <w:rPr>
-            <w:color w:val="0000EE"/>
-            <w:u w:val="single"/>
-          </w:rPr>
-          <w:t>書21:4–5、10、20、26</w:t>
-        </w:r>
-      </w:hyperlink>
+      <w:r>
+        <w:rPr>
+          <w:lang w:val="zh_TW" w:bidi="zh_TW"/>
+        </w:rPr>
+        <w:t>書21:4–5、10、20、26</w:t>
+      </w:r>
       <w:r>
         <w:rPr>
           <w:lang w:val="zh_TW" w:bidi="zh_TW"/>
         </w:rPr>
         <w:t>；</w:t>
       </w:r>
-      <w:hyperlink r:id="rId170">
-        <w:r>
-          <w:rPr>
-            <w:lang w:val="zh_TW" w:bidi="zh_TW"/>
-          </w:rPr>
-          <w:rPr>
-            <w:color w:val="0000EE"/>
-            <w:u w:val="single"/>
-          </w:rPr>
-          <w:t>代上6:2、18、22、33、54、61、66、70，</w:t>
-        </w:r>
-      </w:hyperlink>
-      <w:hyperlink r:id="rId171">
-        <w:r>
-          <w:rPr>
-            <w:lang w:val="zh_TW" w:bidi="zh_TW"/>
-          </w:rPr>
-          <w:rPr>
-            <w:color w:val="0000EE"/>
-            <w:u w:val="single"/>
-          </w:rPr>
-          <w:t>15:5，</w:t>
-        </w:r>
-      </w:hyperlink>
-      <w:hyperlink r:id="rId172">
-        <w:r>
-          <w:rPr>
-            <w:lang w:val="zh_TW" w:bidi="zh_TW"/>
-          </w:rPr>
-          <w:rPr>
-            <w:color w:val="0000EE"/>
-            <w:u w:val="single"/>
-          </w:rPr>
-          <w:t>23:12</w:t>
-        </w:r>
-      </w:hyperlink>
+      <w:r>
+        <w:rPr>
+          <w:lang w:val="zh_TW" w:bidi="zh_TW"/>
+        </w:rPr>
+        <w:t>代上6:2、18、22、33、54、61、66、70，</w:t>
+      </w:r>
+      <w:r>
+        <w:rPr>
+          <w:lang w:val="zh_TW" w:bidi="zh_TW"/>
+        </w:rPr>
+        <w:t>15:5，</w:t>
+      </w:r>
+      <w:r>
+        <w:rPr>
+          <w:lang w:val="zh_TW" w:bidi="zh_TW"/>
+        </w:rPr>
+        <w:t>23:12</w:t>
+      </w:r>
       <w:r>
         <w:rPr>
           <w:lang w:val="zh_TW" w:bidi="zh_TW"/>
         </w:rPr>
         <w:t>；</w:t>
       </w:r>
-      <w:hyperlink r:id="rId173">
-        <w:r>
-          <w:rPr>
-            <w:lang w:val="zh_TW" w:bidi="zh_TW"/>
-          </w:rPr>
-          <w:rPr>
-            <w:color w:val="0000EE"/>
-            <w:u w:val="single"/>
-          </w:rPr>
-          <w:t>代下20:19，</w:t>
-        </w:r>
-      </w:hyperlink>
-      <w:hyperlink r:id="rId163">
-        <w:r>
-          <w:rPr>
-            <w:lang w:val="zh_TW" w:bidi="zh_TW"/>
-          </w:rPr>
-          <w:rPr>
-            <w:color w:val="0000EE"/>
-            <w:u w:val="single"/>
-          </w:rPr>
-          <w:t>29:12，</w:t>
-        </w:r>
-      </w:hyperlink>
-      <w:hyperlink r:id="rId174">
-        <w:r>
-          <w:rPr>
-            <w:lang w:val="zh_TW" w:bidi="zh_TW"/>
-          </w:rPr>
-          <w:rPr>
-            <w:color w:val="0000EE"/>
-            <w:u w:val="single"/>
-          </w:rPr>
-          <w:t>34:12</w:t>
-        </w:r>
-      </w:hyperlink>
+      <w:r>
+        <w:rPr>
+          <w:lang w:val="zh_TW" w:bidi="zh_TW"/>
+        </w:rPr>
+        <w:t>代下20:19，</w:t>
+      </w:r>
+      <w:r>
+        <w:rPr>
+          <w:lang w:val="zh_TW" w:bidi="zh_TW"/>
+        </w:rPr>
+        <w:t>29:12，</w:t>
+      </w:r>
+      <w:r>
+        <w:rPr>
+          <w:lang w:val="zh_TW" w:bidi="zh_TW"/>
+        </w:rPr>
+        <w:t>34:12</w:t>
+      </w:r>
       <w:r>
         <w:rPr>
           <w:lang w:val="zh_TW" w:bidi="zh_TW"/>
@@ -4541,66 +3521,42 @@
         </w:rPr>
         <w:t>以色列人離開埃及後，在曠野行走。哥轄族人在會幕的南邊安營（</w:t>
       </w:r>
-      <w:hyperlink r:id="rId175">
-        <w:r>
-          <w:rPr>
-            <w:lang w:val="zh_TW" w:bidi="zh_TW"/>
-          </w:rPr>
-          <w:rPr>
-            <w:color w:val="0000EE"/>
-            <w:u w:val="single"/>
-          </w:rPr>
-          <w:t>民3:29</w:t>
-        </w:r>
-      </w:hyperlink>
+      <w:r>
+        <w:rPr>
+          <w:lang w:val="zh_TW" w:bidi="zh_TW"/>
+        </w:rPr>
+        <w:t>民3:29</w:t>
+      </w:r>
       <w:r>
         <w:rPr>
           <w:lang w:val="zh_TW" w:bidi="zh_TW"/>
         </w:rPr>
         <w:t>）。會幕搬遷時，他們負責抬約櫃和其它聖物（</w:t>
       </w:r>
-      <w:hyperlink r:id="rId166">
-        <w:r>
-          <w:rPr>
-            <w:lang w:val="zh_TW" w:bidi="zh_TW"/>
-          </w:rPr>
-          <w:rPr>
-            <w:color w:val="0000EE"/>
-            <w:u w:val="single"/>
-          </w:rPr>
-          <w:t>民7:9</w:t>
-        </w:r>
-      </w:hyperlink>
+      <w:r>
+        <w:rPr>
+          <w:lang w:val="zh_TW" w:bidi="zh_TW"/>
+        </w:rPr>
+        <w:t>民7:9</w:t>
+      </w:r>
       <w:r>
         <w:rPr>
           <w:lang w:val="zh_TW" w:bidi="zh_TW"/>
         </w:rPr>
         <w:t>）。建造會幕期間，摩西和亞倫數點所有可以事奉神的哥轄族男丁的人數（</w:t>
       </w:r>
-      <w:hyperlink r:id="rId176">
-        <w:r>
-          <w:rPr>
-            <w:lang w:val="zh_TW" w:bidi="zh_TW"/>
-          </w:rPr>
-          <w:rPr>
-            <w:color w:val="0000EE"/>
-            <w:u w:val="single"/>
-          </w:rPr>
-          <w:t>民3:27–28，</w:t>
-        </w:r>
-      </w:hyperlink>
-      <w:hyperlink r:id="rId177">
-        <w:r>
-          <w:rPr>
-            <w:lang w:val="zh_TW" w:bidi="zh_TW"/>
-          </w:rPr>
-          <w:rPr>
-            <w:color w:val="0000EE"/>
-            <w:u w:val="single"/>
-          </w:rPr>
-          <w:t>4:1–4、34–37</w:t>
-        </w:r>
-      </w:hyperlink>
+      <w:r>
+        <w:rPr>
+          <w:lang w:val="zh_TW" w:bidi="zh_TW"/>
+        </w:rPr>
+        <w:t>民3:27–28，</w:t>
+      </w:r>
+      <w:r>
+        <w:rPr>
+          <w:lang w:val="zh_TW" w:bidi="zh_TW"/>
+        </w:rPr>
+        <w:t>4:1–4、34–37</w:t>
+      </w:r>
       <w:r>
         <w:rPr>
           <w:lang w:val="zh_TW" w:bidi="zh_TW"/>
@@ -4632,36 +3588,24 @@
         </w:rPr>
         <w:t>以色列各支派定居迦南地後，哥轄族人的事奉似乎結束了。然而，神吩咐人照顧他們，就像照顧其它利未人的家族一樣。哥轄族人獲分配許多城邑居住（</w:t>
       </w:r>
-      <w:hyperlink r:id="rId178">
-        <w:r>
-          <w:rPr>
-            <w:lang w:val="zh_TW" w:bidi="zh_TW"/>
-          </w:rPr>
-          <w:rPr>
-            <w:color w:val="0000EE"/>
-            <w:u w:val="single"/>
-          </w:rPr>
-          <w:t>書21:4–5、20–26</w:t>
-        </w:r>
-      </w:hyperlink>
+      <w:r>
+        <w:rPr>
+          <w:lang w:val="zh_TW" w:bidi="zh_TW"/>
+        </w:rPr>
+        <w:t>書21:4–5、20–26</w:t>
+      </w:r>
       <w:r>
         <w:rPr>
           <w:lang w:val="zh_TW" w:bidi="zh_TW"/>
         </w:rPr>
         <w:t>；</w:t>
       </w:r>
-      <w:hyperlink r:id="rId179">
-        <w:r>
-          <w:rPr>
-            <w:lang w:val="zh_TW" w:bidi="zh_TW"/>
-          </w:rPr>
-          <w:rPr>
-            <w:color w:val="0000EE"/>
-            <w:u w:val="single"/>
-          </w:rPr>
-          <w:t>代上6:66–70</w:t>
-        </w:r>
-      </w:hyperlink>
+      <w:r>
+        <w:rPr>
+          <w:lang w:val="zh_TW" w:bidi="zh_TW"/>
+        </w:rPr>
+        <w:t>代上6:66–70</w:t>
+      </w:r>
       <w:r>
         <w:rPr>
           <w:lang w:val="zh_TW" w:bidi="zh_TW"/>
@@ -4693,72 +3637,48 @@
         </w:rPr>
         <w:t>大衛作王後，把利未人分成三班（</w:t>
       </w:r>
-      <w:hyperlink r:id="rId159">
-        <w:r>
-          <w:rPr>
-            <w:lang w:val="zh_TW" w:bidi="zh_TW"/>
-          </w:rPr>
-          <w:rPr>
-            <w:color w:val="0000EE"/>
-            <w:u w:val="single"/>
-          </w:rPr>
-          <w:t>代上23:6</w:t>
-        </w:r>
-      </w:hyperlink>
+      <w:r>
+        <w:rPr>
+          <w:lang w:val="zh_TW" w:bidi="zh_TW"/>
+        </w:rPr>
+        <w:t>代上23:6</w:t>
+      </w:r>
       <w:r>
         <w:rPr>
           <w:lang w:val="zh_TW" w:bidi="zh_TW"/>
         </w:rPr>
         <w:t>）。代表哥轄族的希幔負責管理神殿中的音樂事奉（</w:t>
       </w:r>
-      <w:hyperlink r:id="rId180">
-        <w:r>
-          <w:rPr>
-            <w:lang w:val="zh_TW" w:bidi="zh_TW"/>
-          </w:rPr>
-          <w:rPr>
-            <w:color w:val="0000EE"/>
-            <w:u w:val="single"/>
-          </w:rPr>
-          <w:t>代上6:31</w:t>
-        </w:r>
-      </w:hyperlink>
+      <w:r>
+        <w:rPr>
+          <w:lang w:val="zh_TW" w:bidi="zh_TW"/>
+        </w:rPr>
+        <w:t>代上6:31</w:t>
+      </w:r>
       <w:r>
         <w:rPr>
           <w:lang w:val="zh_TW" w:bidi="zh_TW"/>
         </w:rPr>
         <w:t>），另一班哥轄族人則負責每逢安息日預備「陳設餅」（</w:t>
       </w:r>
-      <w:hyperlink r:id="rId181">
-        <w:r>
-          <w:rPr>
-            <w:lang w:val="zh_TW" w:bidi="zh_TW"/>
-          </w:rPr>
-          <w:rPr>
-            <w:color w:val="0000EE"/>
-            <w:u w:val="single"/>
-          </w:rPr>
-          <w:t>代上9:32</w:t>
-        </w:r>
-      </w:hyperlink>
+      <w:r>
+        <w:rPr>
+          <w:lang w:val="zh_TW" w:bidi="zh_TW"/>
+        </w:rPr>
+        <w:t>代上9:32</w:t>
+      </w:r>
       <w:r>
         <w:rPr>
           <w:lang w:val="zh_TW" w:bidi="zh_TW"/>
         </w:rPr>
         <w:t>）。大衛將約櫃運到耶路撒冷時，派哥轄族人烏列監督運送約櫃的工作（</w:t>
       </w:r>
-      <w:hyperlink r:id="rId182">
-        <w:r>
-          <w:rPr>
-            <w:lang w:val="zh_TW" w:bidi="zh_TW"/>
-          </w:rPr>
-          <w:rPr>
-            <w:color w:val="0000EE"/>
-            <w:u w:val="single"/>
-          </w:rPr>
-          <w:t>代上15:3–5</w:t>
-        </w:r>
-      </w:hyperlink>
+      <w:r>
+        <w:rPr>
+          <w:lang w:val="zh_TW" w:bidi="zh_TW"/>
+        </w:rPr>
+        <w:t>代上15:3–5</w:t>
+      </w:r>
       <w:r>
         <w:rPr>
           <w:lang w:val="zh_TW" w:bidi="zh_TW"/>
@@ -4790,18 +3710,12 @@
         </w:rPr>
         <w:t>在南北分裂王國時期，摩押人和亞捫人攻打猶大。約沙法王承認猶大無力戰勝他們，便向神求助。哥轄族人帶領百姓唱詩讚美神。他們也可能在猶大王和軍兵迎戰入侵者時，率領軍兵出征（</w:t>
       </w:r>
-      <w:hyperlink r:id="rId183">
-        <w:r>
-          <w:rPr>
-            <w:lang w:val="zh_TW" w:bidi="zh_TW"/>
-          </w:rPr>
-          <w:rPr>
-            <w:color w:val="0000EE"/>
-            <w:u w:val="single"/>
-          </w:rPr>
-          <w:t>代下20:19–22</w:t>
-        </w:r>
-      </w:hyperlink>
+      <w:r>
+        <w:rPr>
+          <w:lang w:val="zh_TW" w:bidi="zh_TW"/>
+        </w:rPr>
+        <w:t>代下20:19–22</w:t>
+      </w:r>
       <w:r>
         <w:rPr>
           <w:lang w:val="zh_TW" w:bidi="zh_TW"/>
@@ -4851,36 +3765,24 @@
         </w:rPr>
         <w:t>第一次發生在希西家作王期間（公元前715–686年）（</w:t>
       </w:r>
-      <w:hyperlink r:id="rId184">
-        <w:r>
-          <w:rPr>
-            <w:lang w:val="zh_TW" w:bidi="zh_TW"/>
-          </w:rPr>
-          <w:rPr>
-            <w:color w:val="0000EE"/>
-            <w:u w:val="single"/>
-          </w:rPr>
-          <w:t>王下18章</w:t>
-        </w:r>
-      </w:hyperlink>
+      <w:r>
+        <w:rPr>
+          <w:lang w:val="zh_TW" w:bidi="zh_TW"/>
+        </w:rPr>
+        <w:t>王下18章</w:t>
+      </w:r>
       <w:r>
         <w:rPr>
           <w:lang w:val="zh_TW" w:bidi="zh_TW"/>
         </w:rPr>
         <w:t>；</w:t>
       </w:r>
-      <w:hyperlink r:id="rId185">
-        <w:r>
-          <w:rPr>
-            <w:lang w:val="zh_TW" w:bidi="zh_TW"/>
-          </w:rPr>
-          <w:rPr>
-            <w:color w:val="0000EE"/>
-            <w:u w:val="single"/>
-          </w:rPr>
-          <w:t>代下29–30章</w:t>
-        </w:r>
-      </w:hyperlink>
+      <w:r>
+        <w:rPr>
+          <w:lang w:val="zh_TW" w:bidi="zh_TW"/>
+        </w:rPr>
+        <w:t>代下29–30章</w:t>
+      </w:r>
       <w:r>
         <w:rPr>
           <w:lang w:val="zh_TW" w:bidi="zh_TW"/>
@@ -4905,36 +3807,24 @@
         </w:rPr>
         <w:t>第二次發生在約西亞作王期間（公元前640–609年）（</w:t>
       </w:r>
-      <w:hyperlink r:id="rId186">
-        <w:r>
-          <w:rPr>
-            <w:lang w:val="zh_TW" w:bidi="zh_TW"/>
-          </w:rPr>
-          <w:rPr>
-            <w:color w:val="0000EE"/>
-            <w:u w:val="single"/>
-          </w:rPr>
-          <w:t>王下22–23</w:t>
-        </w:r>
-      </w:hyperlink>
+      <w:r>
+        <w:rPr>
+          <w:lang w:val="zh_TW" w:bidi="zh_TW"/>
+        </w:rPr>
+        <w:t>王下22–23</w:t>
+      </w:r>
       <w:r>
         <w:rPr>
           <w:lang w:val="zh_TW" w:bidi="zh_TW"/>
         </w:rPr>
         <w:t>；</w:t>
       </w:r>
-      <w:hyperlink r:id="rId187">
-        <w:r>
-          <w:rPr>
-            <w:lang w:val="zh_TW" w:bidi="zh_TW"/>
-          </w:rPr>
-          <w:rPr>
-            <w:color w:val="0000EE"/>
-            <w:u w:val="single"/>
-          </w:rPr>
-          <w:t>代下34章</w:t>
-        </w:r>
-      </w:hyperlink>
+      <w:r>
+        <w:rPr>
+          <w:lang w:val="zh_TW" w:bidi="zh_TW"/>
+        </w:rPr>
+        <w:t>代下34章</w:t>
+      </w:r>
       <w:r>
         <w:rPr>
           <w:lang w:val="zh_TW" w:bidi="zh_TW"/>
@@ -4955,36 +3845,24 @@
         </w:rPr>
         <w:t>約西亞的改革在公元前621年達到高峰，當時發現了律法書。哥轄族在這兩次改革中都扮演重要角色。希西家作王期間，他們潔淨聖殿（</w:t>
       </w:r>
-      <w:hyperlink r:id="rId188">
-        <w:r>
-          <w:rPr>
-            <w:lang w:val="zh_TW" w:bidi="zh_TW"/>
-          </w:rPr>
-          <w:rPr>
-            <w:color w:val="0000EE"/>
-            <w:u w:val="single"/>
-          </w:rPr>
-          <w:t>代下29:12–16</w:t>
-        </w:r>
-      </w:hyperlink>
+      <w:r>
+        <w:rPr>
+          <w:lang w:val="zh_TW" w:bidi="zh_TW"/>
+        </w:rPr>
+        <w:t>代下29:12–16</w:t>
+      </w:r>
       <w:r>
         <w:rPr>
           <w:lang w:val="zh_TW" w:bidi="zh_TW"/>
         </w:rPr>
         <w:t>）。約西亞作王期間，有兩位哥轄族人監督修理聖殿的工程（</w:t>
       </w:r>
-      <w:hyperlink r:id="rId174">
-        <w:r>
-          <w:rPr>
-            <w:lang w:val="zh_TW" w:bidi="zh_TW"/>
-          </w:rPr>
-          <w:rPr>
-            <w:color w:val="0000EE"/>
-            <w:u w:val="single"/>
-          </w:rPr>
-          <w:t>代下34:12</w:t>
-        </w:r>
-      </w:hyperlink>
+      <w:r>
+        <w:rPr>
+          <w:lang w:val="zh_TW" w:bidi="zh_TW"/>
+        </w:rPr>
+        <w:t>代下34:12</w:t>
+      </w:r>
       <w:r>
         <w:rPr>
           <w:lang w:val="zh_TW" w:bidi="zh_TW"/>
@@ -5016,54 +3894,36 @@
         </w:rPr>
         <w:t>從巴比倫被擄歸回後，聖經再次提到哥轄族。雖然我們對他們在這段時期的重要性所知不多，但他們很可能在百姓屬靈光景普遍衰退時，仍然忠心事奉神。聖經記載的幾位哥轄族人，都擔任謙卑的職分。我們可以認為，他們忠心地履行自己的職責，因為沒有證據顯示情況並非如此（</w:t>
       </w:r>
-      <w:hyperlink r:id="rId189">
-        <w:r>
-          <w:rPr>
-            <w:lang w:val="zh_TW" w:bidi="zh_TW"/>
-          </w:rPr>
-          <w:rPr>
-            <w:color w:val="0000EE"/>
-            <w:u w:val="single"/>
-          </w:rPr>
-          <w:t>代上9:19、31–32</w:t>
-        </w:r>
-      </w:hyperlink>
+      <w:r>
+        <w:rPr>
+          <w:lang w:val="zh_TW" w:bidi="zh_TW"/>
+        </w:rPr>
+        <w:t>代上9:19、31–32</w:t>
+      </w:r>
       <w:r>
         <w:rPr>
           <w:lang w:val="zh_TW" w:bidi="zh_TW"/>
         </w:rPr>
         <w:t>；</w:t>
       </w:r>
-      <w:hyperlink r:id="rId190">
-        <w:r>
-          <w:rPr>
-            <w:lang w:val="zh_TW" w:bidi="zh_TW"/>
-          </w:rPr>
-          <w:rPr>
-            <w:color w:val="0000EE"/>
-            <w:u w:val="single"/>
-          </w:rPr>
-          <w:t>拉2:42</w:t>
-        </w:r>
-      </w:hyperlink>
+      <w:r>
+        <w:rPr>
+          <w:lang w:val="zh_TW" w:bidi="zh_TW"/>
+        </w:rPr>
+        <w:t>拉2:42</w:t>
+      </w:r>
       <w:r>
         <w:rPr>
           <w:lang w:val="zh_TW" w:bidi="zh_TW"/>
         </w:rPr>
         <w:t>；</w:t>
       </w:r>
-      <w:hyperlink r:id="rId191">
-        <w:r>
-          <w:rPr>
-            <w:lang w:val="zh_TW" w:bidi="zh_TW"/>
-          </w:rPr>
-          <w:rPr>
-            <w:color w:val="0000EE"/>
-            <w:u w:val="single"/>
-          </w:rPr>
-          <w:t>尼12:25</w:t>
-        </w:r>
-      </w:hyperlink>
+      <w:r>
+        <w:rPr>
+          <w:lang w:val="zh_TW" w:bidi="zh_TW"/>
+        </w:rPr>
+        <w:t>尼12:25</w:t>
+      </w:r>
       <w:r>
         <w:rPr>
           <w:lang w:val="zh_TW" w:bidi="zh_TW"/>
@@ -5169,18 +4029,12 @@
         </w:rPr>
         <w:t>切除男性生殖器官的包皮的外科手術。在聖經時代，割禮是神與亞伯拉罕立約的印記（</w:t>
       </w:r>
-      <w:hyperlink r:id="rId192">
-        <w:r>
-          <w:rPr>
-            <w:lang w:val="zh_TW" w:bidi="zh_TW"/>
-          </w:rPr>
-          <w:rPr>
-            <w:color w:val="0000EE"/>
-            <w:u w:val="single"/>
-          </w:rPr>
-          <w:t>創17:1–14</w:t>
-        </w:r>
-      </w:hyperlink>
+      <w:r>
+        <w:rPr>
+          <w:lang w:val="zh_TW" w:bidi="zh_TW"/>
+        </w:rPr>
+        <w:t>創17:1–14</w:t>
+      </w:r>
       <w:r>
         <w:rPr>
           <w:lang w:val="zh_TW" w:bidi="zh_TW"/>
@@ -5280,36 +4134,24 @@
         </w:rPr>
         <w:t>割禮儀式的歷史遠早於希伯來人的歷史。洞穴壁畫證明在史前時代就有割禮。埃及神廟的繪畫顯示，割禮在公元前4000年甚至更早時期就已經普及。實行割禮的民族幾乎遍及各大州。這種儀式在中南美洲印第安人、波利尼西亞人、新幾內亞人民、許多澳洲和非洲部落、埃及人以及前伊斯蘭的阿拉伯人中都有實行。可蘭經中未有提及這個儀式，但由於穆罕默德受過割禮，因此傳統規定男性穆斯林應遵循這個古老的習俗。阿拉伯人的祖先經由以實瑪利（</w:t>
       </w:r>
-      <w:hyperlink r:id="rId193">
-        <w:r>
-          <w:rPr>
-            <w:lang w:val="zh_TW" w:bidi="zh_TW"/>
-          </w:rPr>
-          <w:rPr>
-            <w:color w:val="0000EE"/>
-            <w:u w:val="single"/>
-          </w:rPr>
-          <w:t>創17:20</w:t>
-        </w:r>
-      </w:hyperlink>
+      <w:r>
+        <w:rPr>
+          <w:lang w:val="zh_TW" w:bidi="zh_TW"/>
+        </w:rPr>
+        <w:t>創17:20</w:t>
+      </w:r>
       <w:r>
         <w:rPr>
           <w:lang w:val="zh_TW" w:bidi="zh_TW"/>
         </w:rPr>
         <w:t>）可追溯到亞伯拉罕，穆斯林行割禮的一般年齡是在13歲，因為以實瑪利在這個年齡接受了割禮（</w:t>
       </w:r>
-      <w:hyperlink r:id="rId194">
-        <w:r>
-          <w:rPr>
-            <w:lang w:val="zh_TW" w:bidi="zh_TW"/>
-          </w:rPr>
-          <w:rPr>
-            <w:color w:val="0000EE"/>
-            <w:u w:val="single"/>
-          </w:rPr>
-          <w:t>25</w:t>
-        </w:r>
-      </w:hyperlink>
+      <w:r>
+        <w:rPr>
+          <w:lang w:val="zh_TW" w:bidi="zh_TW"/>
+        </w:rPr>
+        <w:t>25</w:t>
+      </w:r>
       <w:r>
         <w:rPr>
           <w:lang w:val="zh_TW" w:bidi="zh_TW"/>
@@ -5330,174 +4172,114 @@
         </w:rPr>
         <w:t>在西閃族人中，亞捫人、以東人、米甸人、摩押人和腓尼基人都實行割禮（</w:t>
       </w:r>
-      <w:hyperlink r:id="rId195">
-        <w:r>
-          <w:rPr>
-            <w:lang w:val="zh_TW" w:bidi="zh_TW"/>
-          </w:rPr>
-          <w:rPr>
-            <w:color w:val="0000EE"/>
-            <w:u w:val="single"/>
-          </w:rPr>
-          <w:t>耶9:25–26</w:t>
-        </w:r>
-      </w:hyperlink>
+      <w:r>
+        <w:rPr>
+          <w:lang w:val="zh_TW" w:bidi="zh_TW"/>
+        </w:rPr>
+        <w:t>耶9:25–26</w:t>
+      </w:r>
       <w:r>
         <w:rPr>
           <w:lang w:val="zh_TW" w:bidi="zh_TW"/>
         </w:rPr>
         <w:t>），但非利士人卻沒有實行（</w:t>
       </w:r>
-      <w:hyperlink r:id="rId196">
-        <w:r>
-          <w:rPr>
-            <w:lang w:val="zh_TW" w:bidi="zh_TW"/>
-          </w:rPr>
-          <w:rPr>
-            <w:color w:val="0000EE"/>
-            <w:u w:val="single"/>
-          </w:rPr>
-          <w:t>士14:3</w:t>
-        </w:r>
-      </w:hyperlink>
+      <w:r>
+        <w:rPr>
+          <w:lang w:val="zh_TW" w:bidi="zh_TW"/>
+        </w:rPr>
+        <w:t>士14:3</w:t>
+      </w:r>
       <w:r>
         <w:rPr>
           <w:lang w:val="zh_TW" w:bidi="zh_TW"/>
         </w:rPr>
         <w:t>，</w:t>
       </w:r>
-      <w:hyperlink r:id="rId197">
-        <w:r>
-          <w:rPr>
-            <w:lang w:val="zh_TW" w:bidi="zh_TW"/>
-          </w:rPr>
-          <w:rPr>
-            <w:color w:val="0000EE"/>
-            <w:u w:val="single"/>
-          </w:rPr>
-          <w:t>15:18</w:t>
-        </w:r>
-      </w:hyperlink>
+      <w:r>
+        <w:rPr>
+          <w:lang w:val="zh_TW" w:bidi="zh_TW"/>
+        </w:rPr>
+        <w:t>15:18</w:t>
+      </w:r>
       <w:r>
         <w:rPr>
           <w:lang w:val="zh_TW" w:bidi="zh_TW"/>
         </w:rPr>
         <w:t>；</w:t>
       </w:r>
-      <w:hyperlink r:id="rId198">
-        <w:r>
-          <w:rPr>
-            <w:lang w:val="zh_TW" w:bidi="zh_TW"/>
-          </w:rPr>
-          <w:rPr>
-            <w:color w:val="0000EE"/>
-            <w:u w:val="single"/>
-          </w:rPr>
-          <w:t>撒上14:6</w:t>
-        </w:r>
-      </w:hyperlink>
+      <w:r>
+        <w:rPr>
+          <w:lang w:val="zh_TW" w:bidi="zh_TW"/>
+        </w:rPr>
+        <w:t>撒上14:6</w:t>
+      </w:r>
       <w:r>
         <w:rPr>
           <w:lang w:val="zh_TW" w:bidi="zh_TW"/>
         </w:rPr>
         <w:t>，</w:t>
       </w:r>
-      <w:hyperlink r:id="rId199">
-        <w:r>
-          <w:rPr>
-            <w:lang w:val="zh_TW" w:bidi="zh_TW"/>
-          </w:rPr>
-          <w:rPr>
-            <w:color w:val="0000EE"/>
-            <w:u w:val="single"/>
-          </w:rPr>
-          <w:t>17:26、36</w:t>
-        </w:r>
-      </w:hyperlink>
+      <w:r>
+        <w:rPr>
+          <w:lang w:val="zh_TW" w:bidi="zh_TW"/>
+        </w:rPr>
+        <w:t>17:26、36</w:t>
+      </w:r>
       <w:r>
         <w:rPr>
           <w:lang w:val="zh_TW" w:bidi="zh_TW"/>
         </w:rPr>
         <w:t>，</w:t>
       </w:r>
-      <w:hyperlink r:id="rId200">
-        <w:r>
-          <w:rPr>
-            <w:lang w:val="zh_TW" w:bidi="zh_TW"/>
-          </w:rPr>
-          <w:rPr>
-            <w:color w:val="0000EE"/>
-            <w:u w:val="single"/>
-          </w:rPr>
-          <w:t>18:25、27</w:t>
-        </w:r>
-      </w:hyperlink>
+      <w:r>
+        <w:rPr>
+          <w:lang w:val="zh_TW" w:bidi="zh_TW"/>
+        </w:rPr>
+        <w:t>18:25、27</w:t>
+      </w:r>
       <w:r>
         <w:rPr>
           <w:lang w:val="zh_TW" w:bidi="zh_TW"/>
         </w:rPr>
         <w:t>，</w:t>
       </w:r>
-      <w:hyperlink r:id="rId201">
-        <w:r>
-          <w:rPr>
-            <w:lang w:val="zh_TW" w:bidi="zh_TW"/>
-          </w:rPr>
-          <w:rPr>
-            <w:color w:val="0000EE"/>
-            <w:u w:val="single"/>
-          </w:rPr>
-          <w:t>31:4</w:t>
-        </w:r>
-      </w:hyperlink>
+      <w:r>
+        <w:rPr>
+          <w:lang w:val="zh_TW" w:bidi="zh_TW"/>
+        </w:rPr>
+        <w:t>31:4</w:t>
+      </w:r>
       <w:r>
         <w:rPr>
           <w:lang w:val="zh_TW" w:bidi="zh_TW"/>
         </w:rPr>
         <w:t>；</w:t>
       </w:r>
-      <w:hyperlink r:id="rId202">
-        <w:r>
-          <w:rPr>
-            <w:lang w:val="zh_TW" w:bidi="zh_TW"/>
-          </w:rPr>
-          <w:rPr>
-            <w:color w:val="0000EE"/>
-            <w:u w:val="single"/>
-          </w:rPr>
-          <w:t>撒下1:20</w:t>
-        </w:r>
-      </w:hyperlink>
+      <w:r>
+        <w:rPr>
+          <w:lang w:val="zh_TW" w:bidi="zh_TW"/>
+        </w:rPr>
+        <w:t>撒下1:20</w:t>
+      </w:r>
       <w:r>
         <w:rPr>
           <w:lang w:val="zh_TW" w:bidi="zh_TW"/>
         </w:rPr>
         <w:t>，</w:t>
       </w:r>
-      <w:hyperlink r:id="rId203">
-        <w:r>
-          <w:rPr>
-            <w:lang w:val="zh_TW" w:bidi="zh_TW"/>
-          </w:rPr>
-          <w:rPr>
-            <w:color w:val="0000EE"/>
-            <w:u w:val="single"/>
-          </w:rPr>
-          <w:t>3:14；</w:t>
-        </w:r>
-      </w:hyperlink>
-      <w:hyperlink r:id="rId204">
-        <w:r>
-          <w:rPr>
-            <w:lang w:val="zh_TW" w:bidi="zh_TW"/>
-          </w:rPr>
-          <w:rPr>
-            <w:color w:val="0000EE"/>
-            <w:u w:val="single"/>
-          </w:rPr>
-          <w:t>代上10:4</w:t>
-        </w:r>
-      </w:hyperlink>
+      <w:r>
+        <w:rPr>
+          <w:lang w:val="zh_TW" w:bidi="zh_TW"/>
+        </w:rPr>
+        <w:t>3:14；</w:t>
+      </w:r>
+      <w:r>
+        <w:rPr>
+          <w:lang w:val="zh_TW" w:bidi="zh_TW"/>
+        </w:rPr>
+        <w:t>代上10:4</w:t>
+      </w:r>
       <w:r>
         <w:rPr>
           <w:lang w:val="zh_TW" w:bidi="zh_TW"/>
@@ -5543,72 +4325,48 @@
         </w:rPr>
         <w:t>在聖經中，割禮的實踐始於</w:t>
       </w:r>
-      <w:hyperlink r:id="rId205">
-        <w:r>
-          <w:rPr>
-            <w:lang w:val="zh_TW" w:bidi="zh_TW"/>
-          </w:rPr>
-          <w:rPr>
-            <w:color w:val="0000EE"/>
-            <w:u w:val="single"/>
-          </w:rPr>
-          <w:t>創世記17</w:t>
-        </w:r>
-      </w:hyperlink>
+      <w:r>
+        <w:rPr>
+          <w:lang w:val="zh_TW" w:bidi="zh_TW"/>
+        </w:rPr>
+        <w:t>創世記17</w:t>
+      </w:r>
       <w:r>
         <w:rPr>
           <w:lang w:val="zh_TW" w:bidi="zh_TW"/>
         </w:rPr>
         <w:t>，作為神與亞伯拉罕之間的立約記號。神應許給亞伯拉罕一塊土地，並通過尚未懷上的兒子，使他有無數的後裔，甚至有君王從他後裔中出現。祝福將臨到亞伯拉罕，並通過他臨到萬國（</w:t>
       </w:r>
-      <w:hyperlink r:id="rId206">
-        <w:r>
-          <w:rPr>
-            <w:lang w:val="zh_TW" w:bidi="zh_TW"/>
-          </w:rPr>
-          <w:rPr>
-            <w:color w:val="0000EE"/>
-            <w:u w:val="single"/>
-          </w:rPr>
-          <w:t>創12:1–3</w:t>
-        </w:r>
-      </w:hyperlink>
+      <w:r>
+        <w:rPr>
+          <w:lang w:val="zh_TW" w:bidi="zh_TW"/>
+        </w:rPr>
+        <w:t>創12:1–3</w:t>
+      </w:r>
       <w:r>
         <w:rPr>
           <w:lang w:val="zh_TW" w:bidi="zh_TW"/>
         </w:rPr>
         <w:t>）。在正式立約後（</w:t>
       </w:r>
-      <w:hyperlink r:id="rId207">
-        <w:r>
-          <w:rPr>
-            <w:lang w:val="zh_TW" w:bidi="zh_TW"/>
-          </w:rPr>
-          <w:rPr>
-            <w:color w:val="0000EE"/>
-            <w:u w:val="single"/>
-          </w:rPr>
-          <w:t>15</w:t>
-        </w:r>
-      </w:hyperlink>
+      <w:r>
+        <w:rPr>
+          <w:lang w:val="zh_TW" w:bidi="zh_TW"/>
+        </w:rPr>
+        <w:t>15</w:t>
+      </w:r>
       <w:r>
         <w:rPr>
           <w:lang w:val="zh_TW" w:bidi="zh_TW"/>
         </w:rPr>
         <w:t>章），神命令亞伯拉罕和他家中的所有男性受割禮來作為立約的證據（創</w:t>
       </w:r>
-      <w:hyperlink r:id="rId208">
-        <w:r>
-          <w:rPr>
-            <w:lang w:val="zh_TW" w:bidi="zh_TW"/>
-          </w:rPr>
-          <w:rPr>
-            <w:color w:val="0000EE"/>
-            <w:u w:val="single"/>
-          </w:rPr>
-          <w:t>17:9–13</w:t>
-        </w:r>
-      </w:hyperlink>
+      <w:r>
+        <w:rPr>
+          <w:lang w:val="zh_TW" w:bidi="zh_TW"/>
+        </w:rPr>
+        <w:t>17:9–13</w:t>
+      </w:r>
       <w:r>
         <w:rPr>
           <w:lang w:val="zh_TW" w:bidi="zh_TW"/>
@@ -5629,90 +4387,60 @@
         </w:rPr>
         <w:t>割禮是對神的應許將會實現的信心表達。由於亞伯拉罕已經見證了神威嚴的奇妙顯現（</w:t>
       </w:r>
-      <w:hyperlink r:id="rId209">
-        <w:r>
-          <w:rPr>
-            <w:lang w:val="zh_TW" w:bidi="zh_TW"/>
-          </w:rPr>
-          <w:rPr>
-            <w:color w:val="0000EE"/>
-            <w:u w:val="single"/>
-          </w:rPr>
-          <w:t>15:9–17</w:t>
-        </w:r>
-      </w:hyperlink>
+      <w:r>
+        <w:rPr>
+          <w:lang w:val="zh_TW" w:bidi="zh_TW"/>
+        </w:rPr>
+        <w:t>15:9–17</w:t>
+      </w:r>
       <w:r>
         <w:rPr>
           <w:lang w:val="zh_TW" w:bidi="zh_TW"/>
         </w:rPr>
         <w:t>），但他的信心仍然動搖（</w:t>
       </w:r>
-      <w:hyperlink r:id="rId210">
-        <w:r>
-          <w:rPr>
-            <w:lang w:val="zh_TW" w:bidi="zh_TW"/>
-          </w:rPr>
-          <w:rPr>
-            <w:color w:val="0000EE"/>
-            <w:u w:val="single"/>
-          </w:rPr>
-          <w:t>創16章</w:t>
-        </w:r>
-      </w:hyperlink>
+      <w:r>
+        <w:rPr>
+          <w:lang w:val="zh_TW" w:bidi="zh_TW"/>
+        </w:rPr>
+        <w:t>創16章</w:t>
+      </w:r>
       <w:r>
         <w:rPr>
           <w:lang w:val="zh_TW" w:bidi="zh_TW"/>
         </w:rPr>
         <w:t>），因此神在他和他男性後裔的身體上留下了一個永久的記號，以提醒他神立約的應許（</w:t>
       </w:r>
-      <w:hyperlink r:id="rId211">
-        <w:r>
-          <w:rPr>
-            <w:lang w:val="zh_TW" w:bidi="zh_TW"/>
-          </w:rPr>
-          <w:rPr>
-            <w:color w:val="0000EE"/>
-            <w:u w:val="single"/>
-          </w:rPr>
-          <w:t>17:11</w:t>
-        </w:r>
-      </w:hyperlink>
+      <w:r>
+        <w:rPr>
+          <w:lang w:val="zh_TW" w:bidi="zh_TW"/>
+        </w:rPr>
+        <w:t>17:11</w:t>
+      </w:r>
       <w:r>
         <w:rPr>
           <w:lang w:val="zh_TW" w:bidi="zh_TW"/>
         </w:rPr>
         <w:t>）。這個記號與神立約的應許有如此密切的關係，以至於這個儀式本身可以稱為「約（covenant）」（</w:t>
       </w:r>
-      <w:hyperlink r:id="rId212">
-        <w:r>
-          <w:rPr>
-            <w:lang w:val="zh_TW" w:bidi="zh_TW"/>
-          </w:rPr>
-          <w:rPr>
-            <w:color w:val="0000EE"/>
-            <w:u w:val="single"/>
-          </w:rPr>
-          <w:t>創17:10</w:t>
-        </w:r>
-      </w:hyperlink>
+      <w:r>
+        <w:rPr>
+          <w:lang w:val="zh_TW" w:bidi="zh_TW"/>
+        </w:rPr>
+        <w:t>創17:10</w:t>
+      </w:r>
       <w:r>
         <w:rPr>
           <w:lang w:val="zh_TW" w:bidi="zh_TW"/>
         </w:rPr>
         <w:t>；</w:t>
       </w:r>
-      <w:hyperlink r:id="rId213">
-        <w:r>
-          <w:rPr>
-            <w:lang w:val="zh_TW" w:bidi="zh_TW"/>
-          </w:rPr>
-          <w:rPr>
-            <w:color w:val="0000EE"/>
-            <w:u w:val="single"/>
-          </w:rPr>
-          <w:t>徒7:8</w:t>
-        </w:r>
-      </w:hyperlink>
+      <w:r>
+        <w:rPr>
+          <w:lang w:val="zh_TW" w:bidi="zh_TW"/>
+        </w:rPr>
+        <w:t>徒7:8</w:t>
+      </w:r>
       <w:r>
         <w:rPr>
           <w:lang w:val="zh_TW" w:bidi="zh_TW"/>
@@ -5733,246 +4461,162 @@
         </w:rPr>
         <w:t>割禮應在孩子出生後第八天進行（</w:t>
       </w:r>
-      <w:hyperlink r:id="rId214">
-        <w:r>
-          <w:rPr>
-            <w:lang w:val="zh_TW" w:bidi="zh_TW"/>
-          </w:rPr>
-          <w:rPr>
-            <w:color w:val="0000EE"/>
-            <w:u w:val="single"/>
-          </w:rPr>
-          <w:t>創17:12</w:t>
-        </w:r>
-      </w:hyperlink>
+      <w:r>
+        <w:rPr>
+          <w:lang w:val="zh_TW" w:bidi="zh_TW"/>
+        </w:rPr>
+        <w:t>創17:12</w:t>
+      </w:r>
       <w:r>
         <w:rPr>
           <w:lang w:val="zh_TW" w:bidi="zh_TW"/>
         </w:rPr>
         <w:t>；</w:t>
       </w:r>
-      <w:hyperlink r:id="rId215">
-        <w:r>
-          <w:rPr>
-            <w:lang w:val="zh_TW" w:bidi="zh_TW"/>
-          </w:rPr>
-          <w:rPr>
-            <w:color w:val="0000EE"/>
-            <w:u w:val="single"/>
-          </w:rPr>
-          <w:t>利12:1–3</w:t>
-        </w:r>
-      </w:hyperlink>
+      <w:r>
+        <w:rPr>
+          <w:lang w:val="zh_TW" w:bidi="zh_TW"/>
+        </w:rPr>
+        <w:t>利12:1–3</w:t>
+      </w:r>
       <w:r>
         <w:rPr>
           <w:lang w:val="zh_TW" w:bidi="zh_TW"/>
         </w:rPr>
         <w:t>；見</w:t>
       </w:r>
-      <w:hyperlink r:id="rId216">
-        <w:r>
-          <w:rPr>
-            <w:lang w:val="zh_TW" w:bidi="zh_TW"/>
-          </w:rPr>
-          <w:rPr>
-            <w:color w:val="0000EE"/>
-            <w:u w:val="single"/>
-          </w:rPr>
-          <w:t>創21:4</w:t>
-        </w:r>
-      </w:hyperlink>
+      <w:r>
+        <w:rPr>
+          <w:lang w:val="zh_TW" w:bidi="zh_TW"/>
+        </w:rPr>
+        <w:t>創21:4</w:t>
+      </w:r>
       <w:r>
         <w:rPr>
           <w:lang w:val="zh_TW" w:bidi="zh_TW"/>
         </w:rPr>
         <w:t>；</w:t>
       </w:r>
-      <w:hyperlink r:id="rId217">
-        <w:r>
-          <w:rPr>
-            <w:lang w:val="zh_TW" w:bidi="zh_TW"/>
-          </w:rPr>
-          <w:rPr>
-            <w:color w:val="0000EE"/>
-            <w:u w:val="single"/>
-          </w:rPr>
-          <w:t>路1:59</w:t>
-        </w:r>
-      </w:hyperlink>
+      <w:r>
+        <w:rPr>
+          <w:lang w:val="zh_TW" w:bidi="zh_TW"/>
+        </w:rPr>
+        <w:t>路1:59</w:t>
+      </w:r>
       <w:r>
         <w:rPr>
           <w:lang w:val="zh_TW" w:bidi="zh_TW"/>
         </w:rPr>
         <w:t>，</w:t>
       </w:r>
-      <w:hyperlink r:id="rId218">
-        <w:r>
-          <w:rPr>
-            <w:lang w:val="zh_TW" w:bidi="zh_TW"/>
-          </w:rPr>
-          <w:rPr>
-            <w:color w:val="0000EE"/>
-            <w:u w:val="single"/>
-          </w:rPr>
-          <w:t>2:21</w:t>
-        </w:r>
-      </w:hyperlink>
+      <w:r>
+        <w:rPr>
+          <w:lang w:val="zh_TW" w:bidi="zh_TW"/>
+        </w:rPr>
+        <w:t>2:21</w:t>
+      </w:r>
       <w:r>
         <w:rPr>
           <w:lang w:val="zh_TW" w:bidi="zh_TW"/>
         </w:rPr>
         <w:t>；</w:t>
       </w:r>
-      <w:hyperlink r:id="rId213">
-        <w:r>
-          <w:rPr>
-            <w:lang w:val="zh_TW" w:bidi="zh_TW"/>
-          </w:rPr>
-          <w:rPr>
-            <w:color w:val="0000EE"/>
-            <w:u w:val="single"/>
-          </w:rPr>
-          <w:t>徒7:8</w:t>
-        </w:r>
-      </w:hyperlink>
+      <w:r>
+        <w:rPr>
+          <w:lang w:val="zh_TW" w:bidi="zh_TW"/>
+        </w:rPr>
+        <w:t>徒7:8</w:t>
+      </w:r>
       <w:r>
         <w:rPr>
           <w:lang w:val="zh_TW" w:bidi="zh_TW"/>
         </w:rPr>
         <w:t>；</w:t>
       </w:r>
-      <w:hyperlink r:id="rId219">
-        <w:r>
-          <w:rPr>
-            <w:lang w:val="zh_TW" w:bidi="zh_TW"/>
-          </w:rPr>
-          <w:rPr>
-            <w:color w:val="0000EE"/>
-            <w:u w:val="single"/>
-          </w:rPr>
-          <w:t>腓3:5</w:t>
-        </w:r>
-      </w:hyperlink>
+      <w:r>
+        <w:rPr>
+          <w:lang w:val="zh_TW" w:bidi="zh_TW"/>
+        </w:rPr>
+        <w:t>腓3:5</w:t>
+      </w:r>
       <w:r>
         <w:rPr>
           <w:lang w:val="zh_TW" w:bidi="zh_TW"/>
         </w:rPr>
         <w:t>），通常由男孩的父親為他施行（</w:t>
       </w:r>
-      <w:hyperlink r:id="rId220">
-        <w:r>
-          <w:rPr>
-            <w:lang w:val="zh_TW" w:bidi="zh_TW"/>
-          </w:rPr>
-          <w:rPr>
-            <w:color w:val="0000EE"/>
-            <w:u w:val="single"/>
-          </w:rPr>
-          <w:t>創17:23</w:t>
-        </w:r>
-      </w:hyperlink>
+      <w:r>
+        <w:rPr>
+          <w:lang w:val="zh_TW" w:bidi="zh_TW"/>
+        </w:rPr>
+        <w:t>創17:23</w:t>
+      </w:r>
       <w:r>
         <w:rPr>
           <w:lang w:val="zh_TW" w:bidi="zh_TW"/>
         </w:rPr>
         <w:t>，</w:t>
       </w:r>
-      <w:hyperlink r:id="rId216">
-        <w:r>
-          <w:rPr>
-            <w:lang w:val="zh_TW" w:bidi="zh_TW"/>
-          </w:rPr>
-          <w:rPr>
-            <w:color w:val="0000EE"/>
-            <w:u w:val="single"/>
-          </w:rPr>
-          <w:t>21:4</w:t>
-        </w:r>
-      </w:hyperlink>
+      <w:r>
+        <w:rPr>
+          <w:lang w:val="zh_TW" w:bidi="zh_TW"/>
+        </w:rPr>
+        <w:t>21:4</w:t>
+      </w:r>
       <w:r>
         <w:rPr>
           <w:lang w:val="zh_TW" w:bidi="zh_TW"/>
         </w:rPr>
         <w:t>；</w:t>
       </w:r>
-      <w:hyperlink r:id="rId213">
-        <w:r>
-          <w:rPr>
-            <w:lang w:val="zh_TW" w:bidi="zh_TW"/>
-          </w:rPr>
-          <w:rPr>
-            <w:color w:val="0000EE"/>
-            <w:u w:val="single"/>
-          </w:rPr>
-          <w:t>徒7:8</w:t>
-        </w:r>
-      </w:hyperlink>
+      <w:r>
+        <w:rPr>
+          <w:lang w:val="zh_TW" w:bidi="zh_TW"/>
+        </w:rPr>
+        <w:t>徒7:8</w:t>
+      </w:r>
       <w:r>
         <w:rPr>
           <w:lang w:val="zh_TW" w:bidi="zh_TW"/>
         </w:rPr>
         <w:t>），同時會為男孩取名（</w:t>
       </w:r>
-      <w:hyperlink r:id="rId217">
-        <w:r>
-          <w:rPr>
-            <w:lang w:val="zh_TW" w:bidi="zh_TW"/>
-          </w:rPr>
-          <w:rPr>
-            <w:color w:val="0000EE"/>
-            <w:u w:val="single"/>
-          </w:rPr>
-          <w:t>路1:59，</w:t>
-        </w:r>
-      </w:hyperlink>
-      <w:hyperlink r:id="rId218">
-        <w:r>
-          <w:rPr>
-            <w:lang w:val="zh_TW" w:bidi="zh_TW"/>
-          </w:rPr>
-          <w:rPr>
-            <w:color w:val="0000EE"/>
-            <w:u w:val="single"/>
-          </w:rPr>
-          <w:t>2:21</w:t>
-        </w:r>
-      </w:hyperlink>
+      <w:r>
+        <w:rPr>
+          <w:lang w:val="zh_TW" w:bidi="zh_TW"/>
+        </w:rPr>
+        <w:t>路1:59，</w:t>
+      </w:r>
+      <w:r>
+        <w:rPr>
+          <w:lang w:val="zh_TW" w:bidi="zh_TW"/>
+        </w:rPr>
+        <w:t>2:21</w:t>
+      </w:r>
       <w:r>
         <w:rPr>
           <w:lang w:val="zh_TW" w:bidi="zh_TW"/>
         </w:rPr>
         <w:t>）。在早期，使用火石刀來進行這一儀式（</w:t>
       </w:r>
-      <w:hyperlink r:id="rId221">
-        <w:r>
-          <w:rPr>
-            <w:lang w:val="zh_TW" w:bidi="zh_TW"/>
-          </w:rPr>
-          <w:rPr>
-            <w:color w:val="0000EE"/>
-            <w:u w:val="single"/>
-          </w:rPr>
-          <w:t>出4:25</w:t>
-        </w:r>
-      </w:hyperlink>
+      <w:r>
+        <w:rPr>
+          <w:lang w:val="zh_TW" w:bidi="zh_TW"/>
+        </w:rPr>
+        <w:t>出4:25</w:t>
+      </w:r>
       <w:r>
         <w:rPr>
           <w:lang w:val="zh_TW" w:bidi="zh_TW"/>
         </w:rPr>
         <w:t>；</w:t>
       </w:r>
-      <w:hyperlink r:id="rId222">
-        <w:r>
-          <w:rPr>
-            <w:lang w:val="zh_TW" w:bidi="zh_TW"/>
-          </w:rPr>
-          <w:rPr>
-            <w:color w:val="0000EE"/>
-            <w:u w:val="single"/>
-          </w:rPr>
-          <w:t>書5:2–3</w:t>
-        </w:r>
-      </w:hyperlink>
+      <w:r>
+        <w:rPr>
+          <w:lang w:val="zh_TW" w:bidi="zh_TW"/>
+        </w:rPr>
+        <w:t>書5:2–3</w:t>
+      </w:r>
       <w:r>
         <w:rPr>
           <w:lang w:val="zh_TW" w:bidi="zh_TW"/>
@@ -6017,36 +4661,24 @@
         </w:rPr>
         <w:t>割禮與神之於亞伯拉罕後裔應許的實現有關（</w:t>
       </w:r>
-      <w:hyperlink r:id="rId223">
-        <w:r>
-          <w:rPr>
-            <w:lang w:val="zh_TW" w:bidi="zh_TW"/>
-          </w:rPr>
-          <w:rPr>
-            <w:color w:val="0000EE"/>
-            <w:u w:val="single"/>
-          </w:rPr>
-          <w:t>創17:9–12</w:t>
-        </w:r>
-      </w:hyperlink>
+      <w:r>
+        <w:rPr>
+          <w:lang w:val="zh_TW" w:bidi="zh_TW"/>
+        </w:rPr>
+        <w:t>創17:9–12</w:t>
+      </w:r>
       <w:r>
         <w:rPr>
           <w:lang w:val="zh_TW" w:bidi="zh_TW"/>
         </w:rPr>
         <w:t>）。由於這一記號涉及生殖器官，因此它與族群的繁衍息息相關。對八天大的嬰孩施行割禮，顯示神對亞伯拉罕後裔應許的恩典性質，並表明神的子民從出生起就需要潔淨的恩典（</w:t>
       </w:r>
-      <w:hyperlink r:id="rId215">
-        <w:r>
-          <w:rPr>
-            <w:lang w:val="zh_TW" w:bidi="zh_TW"/>
-          </w:rPr>
-          <w:rPr>
-            <w:color w:val="0000EE"/>
-            <w:u w:val="single"/>
-          </w:rPr>
-          <w:t>利12:1–3</w:t>
-        </w:r>
-      </w:hyperlink>
+      <w:r>
+        <w:rPr>
+          <w:lang w:val="zh_TW" w:bidi="zh_TW"/>
+        </w:rPr>
+        <w:t>利12:1–3</w:t>
+      </w:r>
       <w:r>
         <w:rPr>
           <w:lang w:val="zh_TW" w:bidi="zh_TW"/>
@@ -6067,36 +4699,24 @@
         </w:rPr>
         <w:t>割禮同時也與神於土地應許的實現有關（</w:t>
       </w:r>
-      <w:hyperlink r:id="rId224">
-        <w:r>
-          <w:rPr>
-            <w:lang w:val="zh_TW" w:bidi="zh_TW"/>
-          </w:rPr>
-          <w:rPr>
-            <w:color w:val="0000EE"/>
-            <w:u w:val="single"/>
-          </w:rPr>
-          <w:t>創17:8</w:t>
-        </w:r>
-      </w:hyperlink>
+      <w:r>
+        <w:rPr>
+          <w:lang w:val="zh_TW" w:bidi="zh_TW"/>
+        </w:rPr>
+        <w:t>創17:8</w:t>
+      </w:r>
       <w:r>
         <w:rPr>
           <w:lang w:val="zh_TW" w:bidi="zh_TW"/>
         </w:rPr>
         <w:t>）。這片土地是神的聖潔產業，以色列人必須聖潔才能擁有它。當約瑟和他的後代在埃及時，他們繼續為他們的兒子行割禮。但由於百姓在出埃及後，於西奈山犯下大罪，不信的以色列人未能在曠野漂流期間給他們的兒女行割禮。因為新一代人沒有受割禮，百姓未準備好進入應許之地。因此，神命令約書亞為以色列的男子行割禮。百姓順服的回應是一種信心的表現，因為敵人的軍隊正駐紮在附近，若以色列的戰士們行割禮，將無法應戰（</w:t>
       </w:r>
-      <w:hyperlink r:id="rId225">
-        <w:r>
-          <w:rPr>
-            <w:lang w:val="zh_TW" w:bidi="zh_TW"/>
-          </w:rPr>
-          <w:rPr>
-            <w:color w:val="0000EE"/>
-            <w:u w:val="single"/>
-          </w:rPr>
-          <w:t>書5:2–9</w:t>
-        </w:r>
-      </w:hyperlink>
+      <w:r>
+        <w:rPr>
+          <w:lang w:val="zh_TW" w:bidi="zh_TW"/>
+        </w:rPr>
+        <w:t>書5:2–9</w:t>
+      </w:r>
       <w:r>
         <w:rPr>
           <w:lang w:val="zh_TW" w:bidi="zh_TW"/>
@@ -6117,36 +4737,24 @@
         </w:rPr>
         <w:t>從一開始，亞伯拉罕家族之外的人就可以參與這約的應許（</w:t>
       </w:r>
-      <w:hyperlink r:id="rId226">
-        <w:r>
-          <w:rPr>
-            <w:lang w:val="zh_TW" w:bidi="zh_TW"/>
-          </w:rPr>
-          <w:rPr>
-            <w:color w:val="0000EE"/>
-            <w:u w:val="single"/>
-          </w:rPr>
-          <w:t>創17:12–13</w:t>
-        </w:r>
-      </w:hyperlink>
+      <w:r>
+        <w:rPr>
+          <w:lang w:val="zh_TW" w:bidi="zh_TW"/>
+        </w:rPr>
+        <w:t>創17:12–13</w:t>
+      </w:r>
       <w:r>
         <w:rPr>
           <w:lang w:val="zh_TW" w:bidi="zh_TW"/>
         </w:rPr>
         <w:t>）。</w:t>
       </w:r>
-      <w:hyperlink r:id="rId227">
-        <w:r>
-          <w:rPr>
-            <w:lang w:val="zh_TW" w:bidi="zh_TW"/>
-          </w:rPr>
-          <w:rPr>
-            <w:color w:val="0000EE"/>
-            <w:u w:val="single"/>
-          </w:rPr>
-          <w:t>出埃及記十二章43至49節</w:t>
-        </w:r>
-      </w:hyperlink>
+      <w:r>
+        <w:rPr>
+          <w:lang w:val="zh_TW" w:bidi="zh_TW"/>
+        </w:rPr>
+        <w:t>出埃及記十二章43至49節</w:t>
+      </w:r>
       <w:r>
         <w:rPr>
           <w:lang w:val="zh_TW" w:bidi="zh_TW"/>
@@ -6178,84 +4786,54 @@
         </w:rPr>
         <w:t>施洗約翰受了割禮，耶穌和保羅也是如此（</w:t>
       </w:r>
-      <w:hyperlink r:id="rId217">
-        <w:r>
-          <w:rPr>
-            <w:lang w:val="zh_TW" w:bidi="zh_TW"/>
-          </w:rPr>
-          <w:rPr>
-            <w:color w:val="0000EE"/>
-            <w:u w:val="single"/>
-          </w:rPr>
-          <w:t>路1:59</w:t>
-        </w:r>
-      </w:hyperlink>
+      <w:r>
+        <w:rPr>
+          <w:lang w:val="zh_TW" w:bidi="zh_TW"/>
+        </w:rPr>
+        <w:t>路1:59</w:t>
+      </w:r>
       <w:r>
         <w:rPr>
           <w:lang w:val="zh_TW" w:bidi="zh_TW"/>
         </w:rPr>
         <w:t>，</w:t>
       </w:r>
-      <w:hyperlink r:id="rId218">
-        <w:r>
-          <w:rPr>
-            <w:lang w:val="zh_TW" w:bidi="zh_TW"/>
-          </w:rPr>
-          <w:rPr>
-            <w:color w:val="0000EE"/>
-            <w:u w:val="single"/>
-          </w:rPr>
-          <w:t>2:21；</w:t>
-        </w:r>
-      </w:hyperlink>
-      <w:hyperlink r:id="rId219">
-        <w:r>
-          <w:rPr>
-            <w:lang w:val="zh_TW" w:bidi="zh_TW"/>
-          </w:rPr>
-          <w:rPr>
-            <w:color w:val="0000EE"/>
-            <w:u w:val="single"/>
-          </w:rPr>
-          <w:t>腓3:5</w:t>
-        </w:r>
-      </w:hyperlink>
+      <w:r>
+        <w:rPr>
+          <w:lang w:val="zh_TW" w:bidi="zh_TW"/>
+        </w:rPr>
+        <w:t>2:21；</w:t>
+      </w:r>
+      <w:r>
+        <w:rPr>
+          <w:lang w:val="zh_TW" w:bidi="zh_TW"/>
+        </w:rPr>
+        <w:t>腓3:5</w:t>
+      </w:r>
       <w:r>
         <w:rPr>
           <w:lang w:val="zh_TW" w:bidi="zh_TW"/>
         </w:rPr>
         <w:t>）。耶穌承認割禮具有潔淨的意義（</w:t>
       </w:r>
-      <w:hyperlink r:id="rId228">
-        <w:r>
-          <w:rPr>
-            <w:lang w:val="zh_TW" w:bidi="zh_TW"/>
-          </w:rPr>
-          <w:rPr>
-            <w:color w:val="0000EE"/>
-            <w:u w:val="single"/>
-          </w:rPr>
-          <w:t>約7:22–23</w:t>
-        </w:r>
-      </w:hyperlink>
+      <w:r>
+        <w:rPr>
+          <w:lang w:val="zh_TW" w:bidi="zh_TW"/>
+        </w:rPr>
+        <w:t>約7:22–23</w:t>
+      </w:r>
       <w:r>
         <w:rPr>
           <w:lang w:val="zh_TW" w:bidi="zh_TW"/>
         </w:rPr>
         <w:t>），並將這一儀式與祂的醫治事工進行對比，祂的醫治事工使人完全康復，因此在儀式上是「潔淨的」。司提反在被石頭打死之前，提到割禮之約，並指責他的猶太控告者像他們的祖先一樣，是硬著頸項、心與耳未受割禮的人，而且時常抗拒聖靈（</w:t>
       </w:r>
-      <w:hyperlink r:id="rId213">
-        <w:r>
-          <w:rPr>
-            <w:lang w:val="zh_TW" w:bidi="zh_TW"/>
-          </w:rPr>
-          <w:rPr>
-            <w:color w:val="0000EE"/>
-            <w:u w:val="single"/>
-          </w:rPr>
-          <w:t>徒7:8、51</w:t>
-        </w:r>
-      </w:hyperlink>
+      <w:r>
+        <w:rPr>
+          <w:lang w:val="zh_TW" w:bidi="zh_TW"/>
+        </w:rPr>
+        <w:t>徒7:8、51</w:t>
+      </w:r>
       <w:r>
         <w:rPr>
           <w:lang w:val="zh_TW" w:bidi="zh_TW"/>
@@ -6276,36 +4854,24 @@
         </w:rPr>
         <w:t>最初，早期的基督徒繼續參與猶太人的儀式和習俗，甚至參加聖殿的崇拜（</w:t>
       </w:r>
-      <w:hyperlink r:id="rId229">
-        <w:r>
-          <w:rPr>
-            <w:lang w:val="zh_TW" w:bidi="zh_TW"/>
-          </w:rPr>
-          <w:rPr>
-            <w:color w:val="0000EE"/>
-            <w:u w:val="single"/>
-          </w:rPr>
-          <w:t>徒3:1</w:t>
-        </w:r>
-      </w:hyperlink>
+      <w:r>
+        <w:rPr>
+          <w:lang w:val="zh_TW" w:bidi="zh_TW"/>
+        </w:rPr>
+        <w:t>徒3:1</w:t>
+      </w:r>
       <w:r>
         <w:rPr>
           <w:lang w:val="zh_TW" w:bidi="zh_TW"/>
         </w:rPr>
         <w:t>，</w:t>
       </w:r>
-      <w:hyperlink r:id="rId230">
-        <w:r>
-          <w:rPr>
-            <w:lang w:val="zh_TW" w:bidi="zh_TW"/>
-          </w:rPr>
-          <w:rPr>
-            <w:color w:val="0000EE"/>
-            <w:u w:val="single"/>
-          </w:rPr>
-          <w:t>5:21、42</w:t>
-        </w:r>
-      </w:hyperlink>
+      <w:r>
+        <w:rPr>
+          <w:lang w:val="zh_TW" w:bidi="zh_TW"/>
+        </w:rPr>
+        <w:t>5:21、42</w:t>
+      </w:r>
       <w:r>
         <w:rPr>
           <w:lang w:val="zh_TW" w:bidi="zh_TW"/>
@@ -6326,252 +4892,168 @@
         </w:rPr>
         <w:t>在基督的時代，許多猶太人誤解了割禮的意義，認為身體上的行為是得救的必要條件和保證。因此，對猶太人來說，遵守割禮儀式不僅成為宗教特權的象徵，也成為種族驕傲的來源（</w:t>
       </w:r>
-      <w:hyperlink r:id="rId231">
-        <w:r>
-          <w:rPr>
-            <w:lang w:val="zh_TW" w:bidi="zh_TW"/>
-          </w:rPr>
-          <w:rPr>
-            <w:color w:val="0000EE"/>
-            <w:u w:val="single"/>
-          </w:rPr>
-          <w:t>腓3:4–6</w:t>
-        </w:r>
-      </w:hyperlink>
+      <w:r>
+        <w:rPr>
+          <w:lang w:val="zh_TW" w:bidi="zh_TW"/>
+        </w:rPr>
+        <w:t>腓3:4–6</w:t>
+      </w:r>
       <w:r>
         <w:rPr>
           <w:lang w:val="zh_TW" w:bidi="zh_TW"/>
         </w:rPr>
         <w:t>）。這些猶太人將這一儀式與摩西律法聯繫起來，而不是與對亞伯拉罕的應許聯繫起來（</w:t>
       </w:r>
-      <w:hyperlink r:id="rId232">
-        <w:r>
-          <w:rPr>
-            <w:lang w:val="zh_TW" w:bidi="zh_TW"/>
-          </w:rPr>
-          <w:rPr>
-            <w:color w:val="0000EE"/>
-            <w:u w:val="single"/>
-          </w:rPr>
-          <w:t>約7:22</w:t>
-        </w:r>
-      </w:hyperlink>
+      <w:r>
+        <w:rPr>
+          <w:lang w:val="zh_TW" w:bidi="zh_TW"/>
+        </w:rPr>
+        <w:t>約7:22</w:t>
+      </w:r>
       <w:r>
         <w:rPr>
           <w:lang w:val="zh_TW" w:bidi="zh_TW"/>
         </w:rPr>
         <w:t>；</w:t>
       </w:r>
-      <w:hyperlink r:id="rId233">
-        <w:r>
-          <w:rPr>
-            <w:lang w:val="zh_TW" w:bidi="zh_TW"/>
-          </w:rPr>
-          <w:rPr>
-            <w:color w:val="0000EE"/>
-            <w:u w:val="single"/>
-          </w:rPr>
-          <w:t>徒15:1</w:t>
-        </w:r>
-      </w:hyperlink>
+      <w:r>
+        <w:rPr>
+          <w:lang w:val="zh_TW" w:bidi="zh_TW"/>
+        </w:rPr>
+        <w:t>徒15:1</w:t>
+      </w:r>
       <w:r>
         <w:rPr>
           <w:lang w:val="zh_TW" w:bidi="zh_TW"/>
         </w:rPr>
         <w:t>）。由於希臘人和羅馬人不行割禮，所以猶太人被稱為「受割禮的」（</w:t>
       </w:r>
-      <w:hyperlink r:id="rId234">
-        <w:r>
-          <w:rPr>
-            <w:lang w:val="zh_TW" w:bidi="zh_TW"/>
-          </w:rPr>
-          <w:rPr>
-            <w:color w:val="0000EE"/>
-            <w:u w:val="single"/>
-          </w:rPr>
-          <w:t>徒10:45</w:t>
-        </w:r>
-      </w:hyperlink>
+      <w:r>
+        <w:rPr>
+          <w:lang w:val="zh_TW" w:bidi="zh_TW"/>
+        </w:rPr>
+        <w:t>徒10:45</w:t>
+      </w:r>
       <w:r>
         <w:rPr>
           <w:lang w:val="zh_TW" w:bidi="zh_TW"/>
         </w:rPr>
         <w:t>，</w:t>
       </w:r>
-      <w:hyperlink r:id="rId235">
-        <w:r>
-          <w:rPr>
-            <w:lang w:val="zh_TW" w:bidi="zh_TW"/>
-          </w:rPr>
-          <w:rPr>
-            <w:color w:val="0000EE"/>
-            <w:u w:val="single"/>
-          </w:rPr>
-          <w:t>11:2</w:t>
-        </w:r>
-      </w:hyperlink>
+      <w:r>
+        <w:rPr>
+          <w:lang w:val="zh_TW" w:bidi="zh_TW"/>
+        </w:rPr>
+        <w:t>11:2</w:t>
+      </w:r>
       <w:r>
         <w:rPr>
           <w:lang w:val="zh_TW" w:bidi="zh_TW"/>
         </w:rPr>
         <w:t>；</w:t>
       </w:r>
-      <w:hyperlink r:id="rId236">
-        <w:r>
-          <w:rPr>
-            <w:lang w:val="zh_TW" w:bidi="zh_TW"/>
-          </w:rPr>
-          <w:rPr>
-            <w:color w:val="0000EE"/>
-            <w:u w:val="single"/>
-          </w:rPr>
-          <w:t>羅15:8</w:t>
-        </w:r>
-      </w:hyperlink>
+      <w:r>
+        <w:rPr>
+          <w:lang w:val="zh_TW" w:bidi="zh_TW"/>
+        </w:rPr>
+        <w:t>羅15:8</w:t>
+      </w:r>
       <w:r>
         <w:rPr>
           <w:lang w:val="zh_TW" w:bidi="zh_TW"/>
         </w:rPr>
         <w:t>；</w:t>
       </w:r>
-      <w:hyperlink r:id="rId237">
-        <w:r>
-          <w:rPr>
-            <w:lang w:val="zh_TW" w:bidi="zh_TW"/>
-          </w:rPr>
-          <w:rPr>
-            <w:color w:val="0000EE"/>
-            <w:u w:val="single"/>
-          </w:rPr>
-          <w:t>加2:7–9</w:t>
-        </w:r>
-      </w:hyperlink>
+      <w:r>
+        <w:rPr>
+          <w:lang w:val="zh_TW" w:bidi="zh_TW"/>
+        </w:rPr>
+        <w:t>加2:7–9</w:t>
+      </w:r>
       <w:r>
         <w:rPr>
           <w:lang w:val="zh_TW" w:bidi="zh_TW"/>
         </w:rPr>
         <w:t>；</w:t>
       </w:r>
-      <w:hyperlink r:id="rId238">
-        <w:r>
-          <w:rPr>
-            <w:lang w:val="zh_TW" w:bidi="zh_TW"/>
-          </w:rPr>
-          <w:rPr>
-            <w:color w:val="0000EE"/>
-            <w:u w:val="single"/>
-          </w:rPr>
-          <w:t>弗2:11</w:t>
-        </w:r>
-      </w:hyperlink>
+      <w:r>
+        <w:rPr>
+          <w:lang w:val="zh_TW" w:bidi="zh_TW"/>
+        </w:rPr>
+        <w:t>弗2:11</w:t>
+      </w:r>
       <w:r>
         <w:rPr>
           <w:lang w:val="zh_TW" w:bidi="zh_TW"/>
         </w:rPr>
         <w:t>；</w:t>
       </w:r>
-      <w:hyperlink r:id="rId239">
-        <w:r>
-          <w:rPr>
-            <w:lang w:val="zh_TW" w:bidi="zh_TW"/>
-          </w:rPr>
-          <w:rPr>
-            <w:color w:val="0000EE"/>
-            <w:u w:val="single"/>
-          </w:rPr>
-          <w:t>多1:10</w:t>
-        </w:r>
-      </w:hyperlink>
+      <w:r>
+        <w:rPr>
+          <w:lang w:val="zh_TW" w:bidi="zh_TW"/>
+        </w:rPr>
+        <w:t>多1:10</w:t>
+      </w:r>
       <w:r>
         <w:rPr>
           <w:lang w:val="zh_TW" w:bidi="zh_TW"/>
         </w:rPr>
         <w:t>），而按照舊約猶太人的慣例（</w:t>
       </w:r>
-      <w:hyperlink r:id="rId240">
-        <w:r>
-          <w:rPr>
-            <w:lang w:val="zh_TW" w:bidi="zh_TW"/>
-          </w:rPr>
-          <w:rPr>
-            <w:color w:val="0000EE"/>
-            <w:u w:val="single"/>
-          </w:rPr>
-          <w:t>結28:10</w:t>
-        </w:r>
-      </w:hyperlink>
+      <w:r>
+        <w:rPr>
+          <w:lang w:val="zh_TW" w:bidi="zh_TW"/>
+        </w:rPr>
+        <w:t>結28:10</w:t>
+      </w:r>
       <w:r>
         <w:rPr>
           <w:lang w:val="zh_TW" w:bidi="zh_TW"/>
         </w:rPr>
         <w:t>，</w:t>
       </w:r>
-      <w:hyperlink r:id="rId241">
-        <w:r>
-          <w:rPr>
-            <w:lang w:val="zh_TW" w:bidi="zh_TW"/>
-          </w:rPr>
-          <w:rPr>
-            <w:color w:val="0000EE"/>
-            <w:u w:val="single"/>
-          </w:rPr>
-          <w:t>31:18</w:t>
-        </w:r>
-      </w:hyperlink>
+      <w:r>
+        <w:rPr>
+          <w:lang w:val="zh_TW" w:bidi="zh_TW"/>
+        </w:rPr>
+        <w:t>31:18</w:t>
+      </w:r>
       <w:r>
         <w:rPr>
           <w:lang w:val="zh_TW" w:bidi="zh_TW"/>
         </w:rPr>
         <w:t>，</w:t>
       </w:r>
-      <w:hyperlink r:id="rId242">
-        <w:r>
-          <w:rPr>
-            <w:lang w:val="zh_TW" w:bidi="zh_TW"/>
-          </w:rPr>
-          <w:rPr>
-            <w:color w:val="0000EE"/>
-            <w:u w:val="single"/>
-          </w:rPr>
-          <w:t>32:19–32</w:t>
-        </w:r>
-      </w:hyperlink>
+      <w:r>
+        <w:rPr>
+          <w:lang w:val="zh_TW" w:bidi="zh_TW"/>
+        </w:rPr>
+        <w:t>32:19–32</w:t>
+      </w:r>
       <w:r>
         <w:rPr>
           <w:lang w:val="zh_TW" w:bidi="zh_TW"/>
         </w:rPr>
         <w:t>），外邦人被稱為「未受割禮的」（</w:t>
       </w:r>
-      <w:hyperlink r:id="rId243">
-        <w:r>
-          <w:rPr>
-            <w:lang w:val="zh_TW" w:bidi="zh_TW"/>
-          </w:rPr>
-          <w:rPr>
-            <w:color w:val="0000EE"/>
-            <w:u w:val="single"/>
-          </w:rPr>
-          <w:t>加2:7</w:t>
-        </w:r>
-      </w:hyperlink>
+      <w:r>
+        <w:rPr>
+          <w:lang w:val="zh_TW" w:bidi="zh_TW"/>
+        </w:rPr>
+        <w:t>加2:7</w:t>
+      </w:r>
       <w:r>
         <w:rPr>
           <w:lang w:val="zh_TW" w:bidi="zh_TW"/>
         </w:rPr>
         <w:t>；</w:t>
       </w:r>
-      <w:hyperlink r:id="rId238">
-        <w:r>
-          <w:rPr>
-            <w:lang w:val="zh_TW" w:bidi="zh_TW"/>
-          </w:rPr>
-          <w:rPr>
-            <w:color w:val="0000EE"/>
-            <w:u w:val="single"/>
-          </w:rPr>
-          <w:t>弗2:11</w:t>
-        </w:r>
-      </w:hyperlink>
+      <w:r>
+        <w:rPr>
+          <w:lang w:val="zh_TW" w:bidi="zh_TW"/>
+        </w:rPr>
+        <w:t>弗2:11</w:t>
+      </w:r>
       <w:r>
         <w:rPr>
           <w:lang w:val="zh_TW" w:bidi="zh_TW"/>
@@ -6592,90 +5074,60 @@
         </w:rPr>
         <w:t>在猶太信徒訪問凱撒利亞期間，他們驚訝地發現未受割禮的外邦人也接受了聖靈潔淨的恩賜（</w:t>
       </w:r>
-      <w:hyperlink r:id="rId244">
-        <w:r>
-          <w:rPr>
-            <w:lang w:val="zh_TW" w:bidi="zh_TW"/>
-          </w:rPr>
-          <w:rPr>
-            <w:color w:val="0000EE"/>
-            <w:u w:val="single"/>
-          </w:rPr>
-          <w:t>徒10:44–48</w:t>
-        </w:r>
-      </w:hyperlink>
+      <w:r>
+        <w:rPr>
+          <w:lang w:val="zh_TW" w:bidi="zh_TW"/>
+        </w:rPr>
+        <w:t>徒10:44–48</w:t>
+      </w:r>
       <w:r>
         <w:rPr>
           <w:lang w:val="zh_TW" w:bidi="zh_TW"/>
         </w:rPr>
         <w:t>）。摩西曾應許神會除掉祂子民心中的污穢，使他們全心全意愛主（</w:t>
       </w:r>
-      <w:hyperlink r:id="rId245">
-        <w:r>
-          <w:rPr>
-            <w:lang w:val="zh_TW" w:bidi="zh_TW"/>
-          </w:rPr>
-          <w:rPr>
-            <w:color w:val="0000EE"/>
-            <w:u w:val="single"/>
-          </w:rPr>
-          <w:t>申30:6</w:t>
-        </w:r>
-      </w:hyperlink>
+      <w:r>
+        <w:rPr>
+          <w:lang w:val="zh_TW" w:bidi="zh_TW"/>
+        </w:rPr>
+        <w:t>申30:6</w:t>
+      </w:r>
       <w:r>
         <w:rPr>
           <w:lang w:val="zh_TW" w:bidi="zh_TW"/>
         </w:rPr>
         <w:t>）。以西結曾預言耶和華會將潔淨的水灑在祂的子民身上，賜給他們一顆新心，並將祂的靈放在他們裡面（</w:t>
       </w:r>
-      <w:hyperlink r:id="rId246">
-        <w:r>
-          <w:rPr>
-            <w:lang w:val="zh_TW" w:bidi="zh_TW"/>
-          </w:rPr>
-          <w:rPr>
-            <w:color w:val="0000EE"/>
-            <w:u w:val="single"/>
-          </w:rPr>
-          <w:t>結36:25–27</w:t>
-        </w:r>
-      </w:hyperlink>
+      <w:r>
+        <w:rPr>
+          <w:lang w:val="zh_TW" w:bidi="zh_TW"/>
+        </w:rPr>
+        <w:t>結36:25–27</w:t>
+      </w:r>
       <w:r>
         <w:rPr>
           <w:lang w:val="zh_TW" w:bidi="zh_TW"/>
         </w:rPr>
         <w:t>）。當這些猶太信徒見證了神將祂的靈澆灌在凡有血氣的人身上的預言應驗（</w:t>
       </w:r>
-      <w:hyperlink r:id="rId247">
-        <w:r>
-          <w:rPr>
-            <w:lang w:val="zh_TW" w:bidi="zh_TW"/>
-          </w:rPr>
-          <w:rPr>
-            <w:color w:val="0000EE"/>
-            <w:u w:val="single"/>
-          </w:rPr>
-          <w:t>珥2:28</w:t>
-        </w:r>
-      </w:hyperlink>
+      <w:r>
+        <w:rPr>
+          <w:lang w:val="zh_TW" w:bidi="zh_TW"/>
+        </w:rPr>
+        <w:t>珥2:28</w:t>
+      </w:r>
       <w:r>
         <w:rPr>
           <w:lang w:val="zh_TW" w:bidi="zh_TW"/>
         </w:rPr>
         <w:t>；</w:t>
       </w:r>
-      <w:hyperlink r:id="rId248">
-        <w:r>
-          <w:rPr>
-            <w:lang w:val="zh_TW" w:bidi="zh_TW"/>
-          </w:rPr>
-          <w:rPr>
-            <w:color w:val="0000EE"/>
-            <w:u w:val="single"/>
-          </w:rPr>
-          <w:t>徒2:17</w:t>
-        </w:r>
-      </w:hyperlink>
+      <w:r>
+        <w:rPr>
+          <w:lang w:val="zh_TW" w:bidi="zh_TW"/>
+        </w:rPr>
+        <w:t>徒2:17</w:t>
+      </w:r>
       <w:r>
         <w:rPr>
           <w:lang w:val="zh_TW" w:bidi="zh_TW"/>
@@ -6696,18 +5148,12 @@
         </w:rPr>
         <w:t>然而，並非所有猶太信徒都立即願意接納外邦人進入教會。當彼得到訪凱撒利亞後再回到耶路撒冷時，「奉割禮的門徒」批評他。但在彼得說到聖靈如何降臨在外邦人身上之後，他宣稱自己不能違抗神。當時猶太信徒都默然不語，並榮耀神，因為悔改得生命的恩典已經賜給外邦人（</w:t>
       </w:r>
-      <w:hyperlink r:id="rId249">
-        <w:r>
-          <w:rPr>
-            <w:lang w:val="zh_TW" w:bidi="zh_TW"/>
-          </w:rPr>
-          <w:rPr>
-            <w:color w:val="0000EE"/>
-            <w:u w:val="single"/>
-          </w:rPr>
-          <w:t>徒11:1–3，15:8</w:t>
-        </w:r>
-      </w:hyperlink>
+      <w:r>
+        <w:rPr>
+          <w:lang w:val="zh_TW" w:bidi="zh_TW"/>
+        </w:rPr>
+        <w:t>徒11:1–3，15:8</w:t>
+      </w:r>
       <w:r>
         <w:rPr>
           <w:lang w:val="zh_TW" w:bidi="zh_TW"/>
@@ -6740,90 +5186,60 @@
         </w:rPr>
         <w:t>）教導安提阿的基督徒，割禮是得救的必要條件（</w:t>
       </w:r>
-      <w:hyperlink r:id="rId233">
-        <w:r>
-          <w:rPr>
-            <w:lang w:val="zh_TW" w:bidi="zh_TW"/>
-          </w:rPr>
-          <w:rPr>
-            <w:color w:val="0000EE"/>
-            <w:u w:val="single"/>
-          </w:rPr>
-          <w:t>徒15:1、5</w:t>
-        </w:r>
-      </w:hyperlink>
+      <w:r>
+        <w:rPr>
+          <w:lang w:val="zh_TW" w:bidi="zh_TW"/>
+        </w:rPr>
+        <w:t>徒15:1、5</w:t>
+      </w:r>
       <w:r>
         <w:rPr>
           <w:lang w:val="zh_TW" w:bidi="zh_TW"/>
         </w:rPr>
         <w:t>）。保羅和巴拿巴與這些人辯論之後，他們前往耶路撒冷與其他使徒和長老商議此事（見</w:t>
       </w:r>
-      <w:hyperlink r:id="rId250">
-        <w:r>
-          <w:rPr>
-            <w:lang w:val="zh_TW" w:bidi="zh_TW"/>
-          </w:rPr>
-          <w:rPr>
-            <w:color w:val="0000EE"/>
-            <w:u w:val="single"/>
-          </w:rPr>
-          <w:t>2節</w:t>
-        </w:r>
-      </w:hyperlink>
+      <w:r>
+        <w:rPr>
+          <w:lang w:val="zh_TW" w:bidi="zh_TW"/>
+        </w:rPr>
+        <w:t>2節</w:t>
+      </w:r>
       <w:r>
         <w:rPr>
           <w:lang w:val="zh_TW" w:bidi="zh_TW"/>
         </w:rPr>
         <w:t>）。彼得主張神已將聖靈賜給外邦人，並且「藉著信潔淨了他們的心」，確認「我們得救乃是因主耶穌的恩，和他們一樣」（</w:t>
       </w:r>
-      <w:hyperlink r:id="rId251">
-        <w:r>
-          <w:rPr>
-            <w:lang w:val="zh_TW" w:bidi="zh_TW"/>
-          </w:rPr>
-          <w:rPr>
-            <w:color w:val="0000EE"/>
-            <w:u w:val="single"/>
-          </w:rPr>
-          <w:t>8–9</w:t>
-        </w:r>
-      </w:hyperlink>
+      <w:r>
+        <w:rPr>
+          <w:lang w:val="zh_TW" w:bidi="zh_TW"/>
+        </w:rPr>
+        <w:t>8–9</w:t>
+      </w:r>
       <w:r>
         <w:rPr>
           <w:lang w:val="zh_TW" w:bidi="zh_TW"/>
         </w:rPr>
         <w:t>、</w:t>
       </w:r>
-      <w:hyperlink r:id="rId252">
-        <w:r>
-          <w:rPr>
-            <w:lang w:val="zh_TW" w:bidi="zh_TW"/>
-          </w:rPr>
-          <w:rPr>
-            <w:color w:val="0000EE"/>
-            <w:u w:val="single"/>
-          </w:rPr>
-          <w:t>11節</w:t>
-        </w:r>
-      </w:hyperlink>
+      <w:r>
+        <w:rPr>
+          <w:lang w:val="zh_TW" w:bidi="zh_TW"/>
+        </w:rPr>
+        <w:t>11節</w:t>
+      </w:r>
       <w:r>
         <w:rPr>
           <w:lang w:val="zh_TW" w:bidi="zh_TW"/>
         </w:rPr>
         <w:t>）。因此，雅各和其他耶路撒冷的領袖都同意不應該將割禮強加於外邦人（</w:t>
       </w:r>
-      <w:hyperlink r:id="rId253">
-        <w:r>
-          <w:rPr>
-            <w:lang w:val="zh_TW" w:bidi="zh_TW"/>
-          </w:rPr>
-          <w:rPr>
-            <w:color w:val="0000EE"/>
-            <w:u w:val="single"/>
-          </w:rPr>
-          <w:t>13–21節</w:t>
-        </w:r>
-      </w:hyperlink>
+      <w:r>
+        <w:rPr>
+          <w:lang w:val="zh_TW" w:bidi="zh_TW"/>
+        </w:rPr>
+        <w:t>13–21節</w:t>
+      </w:r>
       <w:r>
         <w:rPr>
           <w:lang w:val="zh_TW" w:bidi="zh_TW"/>
@@ -6844,90 +5260,60 @@
         </w:rPr>
         <w:t>彼得、雅各和約翰受託付傳福音給「受割禮的人」，而保羅和巴拿巴則向「未受割禮的人」傳福音（</w:t>
       </w:r>
-      <w:hyperlink r:id="rId237">
-        <w:r>
-          <w:rPr>
-            <w:lang w:val="zh_TW" w:bidi="zh_TW"/>
-          </w:rPr>
-          <w:rPr>
-            <w:color w:val="0000EE"/>
-            <w:u w:val="single"/>
-          </w:rPr>
-          <w:t>加2:7–9</w:t>
-        </w:r>
-      </w:hyperlink>
+      <w:r>
+        <w:rPr>
+          <w:lang w:val="zh_TW" w:bidi="zh_TW"/>
+        </w:rPr>
+        <w:t>加2:7–9</w:t>
+      </w:r>
       <w:r>
         <w:rPr>
           <w:lang w:val="zh_TW" w:bidi="zh_TW"/>
         </w:rPr>
         <w:t>）。由於保羅的傳福音政策是要在屬靈上無關緊要的習俗問題上「向甚麼樣的人，我就作甚麼樣的人」（</w:t>
       </w:r>
-      <w:hyperlink r:id="rId83">
-        <w:r>
-          <w:rPr>
-            <w:lang w:val="zh_TW" w:bidi="zh_TW"/>
-          </w:rPr>
-          <w:rPr>
-            <w:color w:val="0000EE"/>
-            <w:u w:val="single"/>
-          </w:rPr>
-          <w:t>林前9:19–23</w:t>
-        </w:r>
-      </w:hyperlink>
+      <w:r>
+        <w:rPr>
+          <w:lang w:val="zh_TW" w:bidi="zh_TW"/>
+        </w:rPr>
+        <w:t>林前9:19–23</w:t>
+      </w:r>
       <w:r>
         <w:rPr>
           <w:lang w:val="zh_TW" w:bidi="zh_TW"/>
         </w:rPr>
         <w:t>），所以保羅讓提摩太行了割禮。提摩太被猶太人認為是他們的同胞，因為他的母親是猶太人（</w:t>
       </w:r>
-      <w:hyperlink r:id="rId254">
-        <w:r>
-          <w:rPr>
-            <w:lang w:val="zh_TW" w:bidi="zh_TW"/>
-          </w:rPr>
-          <w:rPr>
-            <w:color w:val="0000EE"/>
-            <w:u w:val="single"/>
-          </w:rPr>
-          <w:t>徒16:1–2</w:t>
-        </w:r>
-      </w:hyperlink>
+      <w:r>
+        <w:rPr>
+          <w:lang w:val="zh_TW" w:bidi="zh_TW"/>
+        </w:rPr>
+        <w:t>徒16:1–2</w:t>
+      </w:r>
       <w:r>
         <w:rPr>
           <w:lang w:val="zh_TW" w:bidi="zh_TW"/>
         </w:rPr>
         <w:t>）。但保羅反對讓提多受割禮，因為他是外邦人（</w:t>
       </w:r>
-      <w:hyperlink r:id="rId255">
-        <w:r>
-          <w:rPr>
-            <w:lang w:val="zh_TW" w:bidi="zh_TW"/>
-          </w:rPr>
-          <w:rPr>
-            <w:color w:val="0000EE"/>
-            <w:u w:val="single"/>
-          </w:rPr>
-          <w:t>加2:3</w:t>
-        </w:r>
-      </w:hyperlink>
+      <w:r>
+        <w:rPr>
+          <w:lang w:val="zh_TW" w:bidi="zh_TW"/>
+        </w:rPr>
+        <w:t>加2:3</w:t>
+      </w:r>
       <w:r>
         <w:rPr>
           <w:lang w:val="zh_TW" w:bidi="zh_TW"/>
         </w:rPr>
         <w:t>）。保羅也明顯地允許猶太信徒為他們的兒子行割禮（</w:t>
       </w:r>
-      <w:hyperlink r:id="rId256">
-        <w:r>
-          <w:rPr>
-            <w:lang w:val="zh_TW" w:bidi="zh_TW"/>
-          </w:rPr>
-          <w:rPr>
-            <w:color w:val="0000EE"/>
-            <w:u w:val="single"/>
-          </w:rPr>
-          <w:t>徒21:21</w:t>
-        </w:r>
-      </w:hyperlink>
+      <w:r>
+        <w:rPr>
+          <w:lang w:val="zh_TW" w:bidi="zh_TW"/>
+        </w:rPr>
+        <w:t>徒21:21</w:t>
+      </w:r>
       <w:r>
         <w:rPr>
           <w:lang w:val="zh_TW" w:bidi="zh_TW"/>
@@ -6948,90 +5334,60 @@
         </w:rPr>
         <w:t>然而，保羅指責那些主張加拉太基督徒必須行割禮並遵守律法的人，說他們自己並沒有遵守律法，而是想在加拉太人的肉體上誇口，並避免因基督的十字架而受逼迫（</w:t>
       </w:r>
-      <w:hyperlink r:id="rId257">
-        <w:r>
-          <w:rPr>
-            <w:lang w:val="zh_TW" w:bidi="zh_TW"/>
-          </w:rPr>
-          <w:rPr>
-            <w:color w:val="0000EE"/>
-            <w:u w:val="single"/>
-          </w:rPr>
-          <w:t>加6:12–13</w:t>
-        </w:r>
-      </w:hyperlink>
+      <w:r>
+        <w:rPr>
+          <w:lang w:val="zh_TW" w:bidi="zh_TW"/>
+        </w:rPr>
+        <w:t>加6:12–13</w:t>
+      </w:r>
       <w:r>
         <w:rPr>
           <w:lang w:val="zh_TW" w:bidi="zh_TW"/>
         </w:rPr>
         <w:t>）——這些逼迫是保羅自己願意承受的（</w:t>
       </w:r>
-      <w:hyperlink r:id="rId258">
-        <w:r>
-          <w:rPr>
-            <w:lang w:val="zh_TW" w:bidi="zh_TW"/>
-          </w:rPr>
-          <w:rPr>
-            <w:color w:val="0000EE"/>
-            <w:u w:val="single"/>
-          </w:rPr>
-          <w:t>5:11</w:t>
-        </w:r>
-      </w:hyperlink>
+      <w:r>
+        <w:rPr>
+          <w:lang w:val="zh_TW" w:bidi="zh_TW"/>
+        </w:rPr>
+        <w:t>5:11</w:t>
+      </w:r>
       <w:r>
         <w:rPr>
           <w:lang w:val="zh_TW" w:bidi="zh_TW"/>
         </w:rPr>
         <w:t>）。為了辯論的緣故，保羅假定法利賽人可以藉由遵守律法獲得救恩，他宣稱那些接受割禮的人必須遵守所有其它猶太律法（</w:t>
       </w:r>
-      <w:hyperlink r:id="rId259">
-        <w:r>
-          <w:rPr>
-            <w:lang w:val="zh_TW" w:bidi="zh_TW"/>
-          </w:rPr>
-          <w:rPr>
-            <w:color w:val="0000EE"/>
-            <w:u w:val="single"/>
-          </w:rPr>
-          <w:t>2–3節</w:t>
-        </w:r>
-      </w:hyperlink>
+      <w:r>
+        <w:rPr>
+          <w:lang w:val="zh_TW" w:bidi="zh_TW"/>
+        </w:rPr>
+        <w:t>2–3節</w:t>
+      </w:r>
       <w:r>
         <w:rPr>
           <w:lang w:val="zh_TW" w:bidi="zh_TW"/>
         </w:rPr>
         <w:t>）。對那些想要「靠律法稱義」的人來說，基督是「毫無益處」的；這種試圖只追求行為上的義的做法，證明加拉太人已「與基督隔絕」，「從恩典中墜落」了（</w:t>
       </w:r>
-      <w:hyperlink r:id="rId260">
-        <w:r>
-          <w:rPr>
-            <w:lang w:val="zh_TW" w:bidi="zh_TW"/>
-          </w:rPr>
-          <w:rPr>
-            <w:color w:val="0000EE"/>
-            <w:u w:val="single"/>
-          </w:rPr>
-          <w:t>2–4節</w:t>
-        </w:r>
-      </w:hyperlink>
+      <w:r>
+        <w:rPr>
+          <w:lang w:val="zh_TW" w:bidi="zh_TW"/>
+        </w:rPr>
+        <w:t>2–4節</w:t>
+      </w:r>
       <w:r>
         <w:rPr>
           <w:lang w:val="zh_TW" w:bidi="zh_TW"/>
         </w:rPr>
         <w:t>）。這些基督徒正受到誘惑轉向「另一個福音」（</w:t>
       </w:r>
-      <w:hyperlink r:id="rId261">
-        <w:r>
-          <w:rPr>
-            <w:lang w:val="zh_TW" w:bidi="zh_TW"/>
-          </w:rPr>
-          <w:rPr>
-            <w:color w:val="0000EE"/>
-            <w:u w:val="single"/>
-          </w:rPr>
-          <w:t>1:6–7</w:t>
-        </w:r>
-      </w:hyperlink>
+      <w:r>
+        <w:rPr>
+          <w:lang w:val="zh_TW" w:bidi="zh_TW"/>
+        </w:rPr>
+        <w:t>1:6–7</w:t>
+      </w:r>
       <w:r>
         <w:rPr>
           <w:lang w:val="zh_TW" w:bidi="zh_TW"/>
@@ -7052,36 +5408,24 @@
         </w:rPr>
         <w:t>由於猶太主義者對白白恩典（free grace）的福音構成了嚴重威脅，保羅甚至希望那些擾亂加拉太人的人「把自己割絕」（</w:t>
       </w:r>
-      <w:hyperlink r:id="rId262">
-        <w:r>
-          <w:rPr>
-            <w:lang w:val="zh_TW" w:bidi="zh_TW"/>
-          </w:rPr>
-          <w:rPr>
-            <w:color w:val="0000EE"/>
-            <w:u w:val="single"/>
-          </w:rPr>
-          <w:t>加5:12</w:t>
-        </w:r>
-      </w:hyperlink>
+      <w:r>
+        <w:rPr>
+          <w:lang w:val="zh_TW" w:bidi="zh_TW"/>
+        </w:rPr>
+        <w:t>加5:12</w:t>
+      </w:r>
       <w:r>
         <w:rPr>
           <w:lang w:val="zh_TW" w:bidi="zh_TW"/>
         </w:rPr>
         <w:t>）。他稱猶太教徒為「犬類」和「作惡的」（「妄自行割的」），並宣稱基督徒是「真受割禮的」，因為他們靠著聖靈敬拜神，並以基督耶穌為榮，不靠人的行為得救（</w:t>
       </w:r>
-      <w:hyperlink r:id="rId263">
-        <w:r>
-          <w:rPr>
-            <w:lang w:val="zh_TW" w:bidi="zh_TW"/>
-          </w:rPr>
-          <w:rPr>
-            <w:color w:val="0000EE"/>
-            <w:u w:val="single"/>
-          </w:rPr>
-          <w:t>腓3:2–3</w:t>
-        </w:r>
-      </w:hyperlink>
+      <w:r>
+        <w:rPr>
+          <w:lang w:val="zh_TW" w:bidi="zh_TW"/>
+        </w:rPr>
+        <w:t>腓3:2–3</w:t>
+      </w:r>
       <w:r>
         <w:rPr>
           <w:lang w:val="zh_TW" w:bidi="zh_TW"/>
@@ -7102,72 +5446,48 @@
         </w:rPr>
         <w:t>保羅教導說，割禮對猶太人來說確實是有價值的，因為這是表明神的「聖言（oracles of God）」已交託給他們，即有關救恩應許的話語（</w:t>
       </w:r>
-      <w:hyperlink r:id="rId264">
-        <w:r>
-          <w:rPr>
-            <w:lang w:val="zh_TW" w:bidi="zh_TW"/>
-          </w:rPr>
-          <w:rPr>
-            <w:color w:val="0000EE"/>
-            <w:u w:val="single"/>
-          </w:rPr>
-          <w:t>羅3:1–3</w:t>
-        </w:r>
-      </w:hyperlink>
+      <w:r>
+        <w:rPr>
+          <w:lang w:val="zh_TW" w:bidi="zh_TW"/>
+        </w:rPr>
+        <w:t>羅3:1–3</w:t>
+      </w:r>
       <w:r>
         <w:rPr>
           <w:lang w:val="zh_TW" w:bidi="zh_TW"/>
         </w:rPr>
         <w:t>）。他提醒驕傲的以弗所人，他們作為外邦人，「在所應許的諸約上」曾經是「局外人」，身體上沒有約的記號（</w:t>
       </w:r>
-      <w:hyperlink r:id="rId265">
-        <w:r>
-          <w:rPr>
-            <w:lang w:val="zh_TW" w:bidi="zh_TW"/>
-          </w:rPr>
-          <w:rPr>
-            <w:color w:val="0000EE"/>
-            <w:u w:val="single"/>
-          </w:rPr>
-          <w:t>弗2:11–12</w:t>
-        </w:r>
-      </w:hyperlink>
+      <w:r>
+        <w:rPr>
+          <w:lang w:val="zh_TW" w:bidi="zh_TW"/>
+        </w:rPr>
+        <w:t>弗2:11–12</w:t>
+      </w:r>
       <w:r>
         <w:rPr>
           <w:lang w:val="zh_TW" w:bidi="zh_TW"/>
         </w:rPr>
         <w:t>；見</w:t>
       </w:r>
-      <w:hyperlink r:id="rId266">
-        <w:r>
-          <w:rPr>
-            <w:lang w:val="zh_TW" w:bidi="zh_TW"/>
-          </w:rPr>
-          <w:rPr>
-            <w:color w:val="0000EE"/>
-            <w:u w:val="single"/>
-          </w:rPr>
-          <w:t>西2:13</w:t>
-        </w:r>
-      </w:hyperlink>
+      <w:r>
+        <w:rPr>
+          <w:lang w:val="zh_TW" w:bidi="zh_TW"/>
+        </w:rPr>
+        <w:t>西2:13</w:t>
+      </w:r>
       <w:r>
         <w:rPr>
           <w:lang w:val="zh_TW" w:bidi="zh_TW"/>
         </w:rPr>
         <w:t>）。同樣，猶太人也沒有驕傲的理由，因為不順從神，會使受過外在割禮的人也被視為未受割禮（</w:t>
       </w:r>
-      <w:hyperlink r:id="rId267">
-        <w:r>
-          <w:rPr>
-            <w:lang w:val="zh_TW" w:bidi="zh_TW"/>
-          </w:rPr>
-          <w:rPr>
-            <w:color w:val="0000EE"/>
-            <w:u w:val="single"/>
-          </w:rPr>
-          <w:t>羅2:25</w:t>
-        </w:r>
-      </w:hyperlink>
+      <w:r>
+        <w:rPr>
+          <w:lang w:val="zh_TW" w:bidi="zh_TW"/>
+        </w:rPr>
+        <w:t>羅2:25</w:t>
+      </w:r>
       <w:r>
         <w:rPr>
           <w:lang w:val="zh_TW" w:bidi="zh_TW"/>
@@ -7188,54 +5508,36 @@
         </w:rPr>
         <w:t>保羅和其他使徒跟隨摩西和舊約先知的教導，認為真正的割禮在於心靈。新約的教導更進一步確認，忠心的信徒即使在身體上未受割禮，也被神視為已受割禮的人，「因為外面作猶太人的，不是真猶太人；外面肉身的割禮，也不是真割禮。」（</w:t>
       </w:r>
-      <w:hyperlink r:id="rId268">
-        <w:r>
-          <w:rPr>
-            <w:lang w:val="zh_TW" w:bidi="zh_TW"/>
-          </w:rPr>
-          <w:rPr>
-            <w:color w:val="0000EE"/>
-            <w:u w:val="single"/>
-          </w:rPr>
-          <w:t>羅2:28）</w:t>
-        </w:r>
-      </w:hyperlink>
+      <w:r>
+        <w:rPr>
+          <w:lang w:val="zh_TW" w:bidi="zh_TW"/>
+        </w:rPr>
+        <w:t>羅2:28）</w:t>
+      </w:r>
       <w:r>
         <w:rPr>
           <w:lang w:val="zh_TW" w:bidi="zh_TW"/>
         </w:rPr>
         <w:t>。猶太人和外邦人都是因恩典得救（</w:t>
       </w:r>
-      <w:hyperlink r:id="rId252">
-        <w:r>
-          <w:rPr>
-            <w:lang w:val="zh_TW" w:bidi="zh_TW"/>
-          </w:rPr>
-          <w:rPr>
-            <w:color w:val="0000EE"/>
-            <w:u w:val="single"/>
-          </w:rPr>
-          <w:t>徒15:11</w:t>
-        </w:r>
-      </w:hyperlink>
+      <w:r>
+        <w:rPr>
+          <w:lang w:val="zh_TW" w:bidi="zh_TW"/>
+        </w:rPr>
+        <w:t>徒15:11</w:t>
+      </w:r>
       <w:r>
         <w:rPr>
           <w:lang w:val="zh_TW" w:bidi="zh_TW"/>
         </w:rPr>
         <w:t>），受割禮和未受割禮的人都因信稱義，不在乎遵行律法與否（</w:t>
       </w:r>
-      <w:hyperlink r:id="rId269">
-        <w:r>
-          <w:rPr>
-            <w:lang w:val="zh_TW" w:bidi="zh_TW"/>
-          </w:rPr>
-          <w:rPr>
-            <w:color w:val="0000EE"/>
-            <w:u w:val="single"/>
-          </w:rPr>
-          <w:t>羅3:28–30</w:t>
-        </w:r>
-      </w:hyperlink>
+      <w:r>
+        <w:rPr>
+          <w:lang w:val="zh_TW" w:bidi="zh_TW"/>
+        </w:rPr>
+        <w:t>羅3:28–30</w:t>
+      </w:r>
       <w:r>
         <w:rPr>
           <w:lang w:val="zh_TW" w:bidi="zh_TW"/>
@@ -7256,72 +5558,48 @@
         </w:rPr>
         <w:t>亞伯拉罕是因信稱義的典範（</w:t>
       </w:r>
-      <w:hyperlink r:id="rId270">
-        <w:r>
-          <w:rPr>
-            <w:lang w:val="zh_TW" w:bidi="zh_TW"/>
-          </w:rPr>
-          <w:rPr>
-            <w:color w:val="0000EE"/>
-            <w:u w:val="single"/>
-          </w:rPr>
-          <w:t>羅4:3</w:t>
-        </w:r>
-      </w:hyperlink>
+      <w:r>
+        <w:rPr>
+          <w:lang w:val="zh_TW" w:bidi="zh_TW"/>
+        </w:rPr>
+        <w:t>羅4:3</w:t>
+      </w:r>
       <w:r>
         <w:rPr>
           <w:lang w:val="zh_TW" w:bidi="zh_TW"/>
         </w:rPr>
         <w:t>；見</w:t>
       </w:r>
-      <w:hyperlink r:id="rId271">
-        <w:r>
-          <w:rPr>
-            <w:lang w:val="zh_TW" w:bidi="zh_TW"/>
-          </w:rPr>
-          <w:rPr>
-            <w:color w:val="0000EE"/>
-            <w:u w:val="single"/>
-          </w:rPr>
-          <w:t>創15:6</w:t>
-        </w:r>
-      </w:hyperlink>
+      <w:r>
+        <w:rPr>
+          <w:lang w:val="zh_TW" w:bidi="zh_TW"/>
+        </w:rPr>
+        <w:t>創15:6</w:t>
+      </w:r>
       <w:r>
         <w:rPr>
           <w:lang w:val="zh_TW" w:bidi="zh_TW"/>
         </w:rPr>
         <w:t>）。保羅認為外邦人和猶太人都是因信稱義，因為亞伯拉罕在受割禮之前就被算為義。亞伯拉罕受割禮不是為了得著義，而是作為他在未受割禮時因信稱義的記號或印證。因此，亞伯拉罕是所有未受割禮而信之人的父，也是那些受了割禮但也效法亞伯拉罕信心之人的父（</w:t>
       </w:r>
-      <w:hyperlink r:id="rId272">
-        <w:r>
-          <w:rPr>
-            <w:lang w:val="zh_TW" w:bidi="zh_TW"/>
-          </w:rPr>
-          <w:rPr>
-            <w:color w:val="0000EE"/>
-            <w:u w:val="single"/>
-          </w:rPr>
-          <w:t>羅4:9–12</w:t>
-        </w:r>
-      </w:hyperlink>
+      <w:r>
+        <w:rPr>
+          <w:lang w:val="zh_TW" w:bidi="zh_TW"/>
+        </w:rPr>
+        <w:t>羅4:9–12</w:t>
+      </w:r>
       <w:r>
         <w:rPr>
           <w:lang w:val="zh_TW" w:bidi="zh_TW"/>
         </w:rPr>
         <w:t>；見</w:t>
       </w:r>
-      <w:hyperlink r:id="rId273">
-        <w:r>
-          <w:rPr>
-            <w:lang w:val="zh_TW" w:bidi="zh_TW"/>
-          </w:rPr>
-          <w:rPr>
-            <w:color w:val="0000EE"/>
-            <w:u w:val="single"/>
-          </w:rPr>
-          <w:t>加3:6–9</w:t>
-        </w:r>
-      </w:hyperlink>
+      <w:r>
+        <w:rPr>
+          <w:lang w:val="zh_TW" w:bidi="zh_TW"/>
+        </w:rPr>
+        <w:t>加3:6–9</w:t>
+      </w:r>
       <w:r>
         <w:rPr>
           <w:lang w:val="zh_TW" w:bidi="zh_TW"/>
@@ -7427,18 +5705,12 @@
         </w:rPr>
         <w:t>挪亞用來建造方舟的材料 （</w:t>
       </w:r>
-      <w:hyperlink r:id="rId274">
-        <w:r>
-          <w:rPr>
-            <w:lang w:val="zh_TW" w:bidi="zh_TW"/>
-          </w:rPr>
-          <w:rPr>
-            <w:color w:val="0000EE"/>
-            <w:u w:val="single"/>
-          </w:rPr>
-          <w:t>創6:14</w:t>
-        </w:r>
-      </w:hyperlink>
+      <w:r>
+        <w:rPr>
+          <w:lang w:val="zh_TW" w:bidi="zh_TW"/>
+        </w:rPr>
+        <w:t>創6:14</w:t>
+      </w:r>
       <w:r>
         <w:rPr>
           <w:lang w:val="zh_TW" w:bidi="zh_TW"/>
@@ -7512,90 +5784,60 @@
         </w:rPr>
         <w:t>1. 挪亞的兒子雅弗之子（</w:t>
       </w:r>
-      <w:hyperlink r:id="rId275">
-        <w:r>
-          <w:rPr>
-            <w:lang w:val="zh_TW" w:bidi="zh_TW"/>
-          </w:rPr>
-          <w:rPr>
-            <w:color w:val="0000EE"/>
-            <w:u w:val="single"/>
-          </w:rPr>
-          <w:t>創10:2</w:t>
-        </w:r>
-      </w:hyperlink>
+      <w:r>
+        <w:rPr>
+          <w:lang w:val="zh_TW" w:bidi="zh_TW"/>
+        </w:rPr>
+        <w:t>創10:2</w:t>
+      </w:r>
       <w:r>
         <w:rPr>
           <w:lang w:val="zh_TW" w:bidi="zh_TW"/>
         </w:rPr>
         <w:t>；參</w:t>
       </w:r>
-      <w:hyperlink r:id="rId276">
-        <w:r>
-          <w:rPr>
-            <w:lang w:val="zh_TW" w:bidi="zh_TW"/>
-          </w:rPr>
-          <w:rPr>
-            <w:color w:val="0000EE"/>
-            <w:u w:val="single"/>
-          </w:rPr>
-          <w:t>代上1:5</w:t>
-        </w:r>
-      </w:hyperlink>
+      <w:r>
+        <w:rPr>
+          <w:lang w:val="zh_TW" w:bidi="zh_TW"/>
+        </w:rPr>
+        <w:t>代上1:5</w:t>
+      </w:r>
       <w:r>
         <w:rPr>
           <w:lang w:val="zh_TW" w:bidi="zh_TW"/>
         </w:rPr>
         <w:t>）。他有三個兒子：亞實基拿、利法和陀迦瑪（</w:t>
       </w:r>
-      <w:hyperlink r:id="rId277">
-        <w:r>
-          <w:rPr>
-            <w:lang w:val="zh_TW" w:bidi="zh_TW"/>
-          </w:rPr>
-          <w:rPr>
-            <w:color w:val="0000EE"/>
-            <w:u w:val="single"/>
-          </w:rPr>
-          <w:t>創10:3</w:t>
-        </w:r>
-      </w:hyperlink>
+      <w:r>
+        <w:rPr>
+          <w:lang w:val="zh_TW" w:bidi="zh_TW"/>
+        </w:rPr>
+        <w:t>創10:3</w:t>
+      </w:r>
       <w:r>
         <w:rPr>
           <w:lang w:val="zh_TW" w:bidi="zh_TW"/>
         </w:rPr>
         <w:t>；</w:t>
       </w:r>
-      <w:hyperlink r:id="rId278">
-        <w:r>
-          <w:rPr>
-            <w:lang w:val="zh_TW" w:bidi="zh_TW"/>
-          </w:rPr>
-          <w:rPr>
-            <w:color w:val="0000EE"/>
-            <w:u w:val="single"/>
-          </w:rPr>
-          <w:t>代上1:6</w:t>
-        </w:r>
-      </w:hyperlink>
+      <w:r>
+        <w:rPr>
+          <w:lang w:val="zh_TW" w:bidi="zh_TW"/>
+        </w:rPr>
+        <w:t>代上1:6</w:t>
+      </w:r>
       <w:r>
         <w:rPr>
           <w:lang w:val="zh_TW" w:bidi="zh_TW"/>
         </w:rPr>
         <w:t>）。他是古代西米利亞人（Cimmerians）的祖先，根據以西結的預言，他們會與瑪各的王歌革聯合，試圖消滅以色列（</w:t>
       </w:r>
-      <w:hyperlink r:id="rId279">
-        <w:r>
-          <w:rPr>
-            <w:lang w:val="zh_TW" w:bidi="zh_TW"/>
-          </w:rPr>
-          <w:rPr>
-            <w:color w:val="0000EE"/>
-            <w:u w:val="single"/>
-          </w:rPr>
-          <w:t>結38:6</w:t>
-        </w:r>
-      </w:hyperlink>
+      <w:r>
+        <w:rPr>
+          <w:lang w:val="zh_TW" w:bidi="zh_TW"/>
+        </w:rPr>
+        <w:t>結38:6</w:t>
+      </w:r>
       <w:r>
         <w:rPr>
           <w:lang w:val="zh_TW" w:bidi="zh_TW"/>
@@ -7616,18 +5858,12 @@
         </w:rPr>
         <w:t>2. 滴拉音的女兒，一位妓女，後來因神的命令成為何西阿的妻子。她為何西阿生了孩子後，陷入不道德行為，但最終被救贖。她的行為成為以色列不忠於神的例證（</w:t>
       </w:r>
-      <w:hyperlink r:id="rId280">
-        <w:r>
-          <w:rPr>
-            <w:lang w:val="zh_TW" w:bidi="zh_TW"/>
-          </w:rPr>
-          <w:rPr>
-            <w:color w:val="0000EE"/>
-            <w:u w:val="single"/>
-          </w:rPr>
-          <w:t>何1–3</w:t>
-        </w:r>
-      </w:hyperlink>
+      <w:r>
+        <w:rPr>
+          <w:lang w:val="zh_TW" w:bidi="zh_TW"/>
+        </w:rPr>
+        <w:t>何1–3</w:t>
+      </w:r>
       <w:r>
         <w:rPr>
           <w:lang w:val="zh_TW" w:bidi="zh_TW"/>
@@ -7717,36 +5953,24 @@
         </w:rPr>
         <w:t>埃及的一個地區。從約瑟時代直到出埃及，以色列人寄居埃及期間一直住在這裡。</w:t>
       </w:r>
-      <w:hyperlink r:id="rId281">
-        <w:r>
-          <w:rPr>
-            <w:lang w:val="zh_TW" w:bidi="zh_TW"/>
-          </w:rPr>
-          <w:rPr>
-            <w:color w:val="0000EE"/>
-            <w:u w:val="single"/>
-          </w:rPr>
-          <w:t>創世記四十六至四十七章</w:t>
-        </w:r>
-      </w:hyperlink>
+      <w:r>
+        <w:rPr>
+          <w:lang w:val="zh_TW" w:bidi="zh_TW"/>
+        </w:rPr>
+        <w:t>創世記四十六至四十七章</w:t>
+      </w:r>
       <w:r>
         <w:rPr>
           <w:lang w:val="zh_TW" w:bidi="zh_TW"/>
         </w:rPr>
         <w:t>提供了幾項關於歌珊的資料：（a）它是埃及境內一個明確的地區。（b）約瑟與父親雅各分別多年。雅各帶著家人遷居埃及後，約瑟就在歌珊與他重逢。（c）它是一個適合放牧羊群的地區。歌珊與埃及的公牛崇拜有密切關係，也是重要的畜牧區。有一段時期，雖然三角洲（Delta）受許克所斯人（Hyksos）統治，挪（Thebes，今稱底比斯）的首領仍把牛群送到那裡放牧。埃及人供奉的聖牛可能也在那裡放牧。（d）兩處經文都稱它為「國中最好的地」（</w:t>
       </w:r>
-      <w:hyperlink r:id="rId282">
-        <w:r>
-          <w:rPr>
-            <w:lang w:val="zh_TW" w:bidi="zh_TW"/>
-          </w:rPr>
-          <w:rPr>
-            <w:color w:val="0000EE"/>
-            <w:u w:val="single"/>
-          </w:rPr>
-          <w:t>創47:6、11</w:t>
-        </w:r>
-      </w:hyperlink>
+      <w:r>
+        <w:rPr>
+          <w:lang w:val="zh_TW" w:bidi="zh_TW"/>
+        </w:rPr>
+        <w:t>創47:6、11</w:t>
+      </w:r>
       <w:r>
         <w:rPr>
           <w:lang w:val="zh_TW" w:bidi="zh_TW"/>
@@ -7760,36 +5984,24 @@
         </w:rPr>
         <w:t>歌珊這個名稱不是埃及文，而是閃族文，顯示在埃及新王國興起以前，閃族人已經居住在這個地區。七十士譯本在</w:t>
       </w:r>
-      <w:hyperlink r:id="rId283">
-        <w:r>
-          <w:rPr>
-            <w:lang w:val="zh_TW" w:bidi="zh_TW"/>
-          </w:rPr>
-          <w:rPr>
-            <w:color w:val="0000EE"/>
-            <w:u w:val="single"/>
-          </w:rPr>
-          <w:t>創世記四十五章10節</w:t>
-        </w:r>
-      </w:hyperlink>
+      <w:r>
+        <w:rPr>
+          <w:lang w:val="zh_TW" w:bidi="zh_TW"/>
+        </w:rPr>
+        <w:t>創世記四十五章10節</w:t>
+      </w:r>
       <w:r>
         <w:rPr>
           <w:lang w:val="zh_TW" w:bidi="zh_TW"/>
         </w:rPr>
         <w:t>和</w:t>
       </w:r>
-      <w:hyperlink r:id="rId284">
-        <w:r>
-          <w:rPr>
-            <w:lang w:val="zh_TW" w:bidi="zh_TW"/>
-          </w:rPr>
-          <w:rPr>
-            <w:color w:val="0000EE"/>
-            <w:u w:val="single"/>
-          </w:rPr>
-          <w:t>四十六章34節</w:t>
-        </w:r>
-      </w:hyperlink>
+      <w:r>
+        <w:rPr>
+          <w:lang w:val="zh_TW" w:bidi="zh_TW"/>
+        </w:rPr>
+        <w:t>四十六章34節</w:t>
+      </w:r>
       <w:r>
         <w:rPr>
           <w:lang w:val="zh_TW" w:bidi="zh_TW"/>
@@ -7821,30 +6033,18 @@
         </w:rPr>
         <w:t>約書亞帶領以色列人征服並佔領的地區（</w:t>
       </w:r>
-      <w:hyperlink r:id="rId285">
-        <w:r>
-          <w:rPr>
-            <w:lang w:val="zh_TW" w:bidi="zh_TW"/>
-          </w:rPr>
-          <w:rPr>
-            <w:color w:val="0000EE"/>
-            <w:u w:val="single"/>
-          </w:rPr>
-          <w:t>書10:41，</w:t>
-        </w:r>
-      </w:hyperlink>
-      <w:hyperlink r:id="rId286">
-        <w:r>
-          <w:rPr>
-            <w:lang w:val="zh_TW" w:bidi="zh_TW"/>
-          </w:rPr>
-          <w:rPr>
-            <w:color w:val="0000EE"/>
-            <w:u w:val="single"/>
-          </w:rPr>
-          <w:t>書11:16</w:t>
-        </w:r>
-      </w:hyperlink>
+      <w:r>
+        <w:rPr>
+          <w:lang w:val="zh_TW" w:bidi="zh_TW"/>
+        </w:rPr>
+        <w:t>書10:41，</w:t>
+      </w:r>
+      <w:r>
+        <w:rPr>
+          <w:lang w:val="zh_TW" w:bidi="zh_TW"/>
+        </w:rPr>
+        <w:t>書11:16</w:t>
+      </w:r>
       <w:r>
         <w:rPr>
           <w:lang w:val="zh_TW" w:bidi="zh_TW"/>
@@ -7869,18 +6069,12 @@
         </w:rPr>
         <w:t>猶大支派境內的一座城（</w:t>
       </w:r>
-      <w:hyperlink r:id="rId287">
-        <w:r>
-          <w:rPr>
-            <w:lang w:val="zh_TW" w:bidi="zh_TW"/>
-          </w:rPr>
-          <w:rPr>
-            <w:color w:val="0000EE"/>
-            <w:u w:val="single"/>
-          </w:rPr>
-          <w:t>書15:51</w:t>
-        </w:r>
-      </w:hyperlink>
+      <w:r>
+        <w:rPr>
+          <w:lang w:val="zh_TW" w:bidi="zh_TW"/>
+        </w:rPr>
+        <w:t>書15:51</w:t>
+      </w:r>
       <w:r>
         <w:rPr>
           <w:lang w:val="zh_TW" w:bidi="zh_TW"/>
@@ -8091,18 +6285,12 @@
         </w:rPr>
         <w:t>鴿子體長約15至30公分（6至12 英吋）。巖鴿是以色列色彩最豐富的品種，通常呈銀灰色，翅膀在光線下會閃爍綠色光澤（</w:t>
       </w:r>
-      <w:hyperlink r:id="rId288">
-        <w:r>
-          <w:rPr>
-            <w:lang w:val="zh_TW" w:bidi="zh_TW"/>
-          </w:rPr>
-          <w:rPr>
-            <w:color w:val="0000EE"/>
-            <w:u w:val="single"/>
-          </w:rPr>
-          <w:t>詩68:13</w:t>
-        </w:r>
-      </w:hyperlink>
+      <w:r>
+        <w:rPr>
+          <w:lang w:val="zh_TW" w:bidi="zh_TW"/>
+        </w:rPr>
+        <w:t>詩68:13</w:t>
+      </w:r>
       <w:r>
         <w:rPr>
           <w:lang w:val="zh_TW" w:bidi="zh_TW"/>
@@ -8123,36 +6311,24 @@
         </w:rPr>
         <w:t>野生巖鴿主要棲息於加利利海附近及死海周邊的深谷，並在懸崖與岩石間築巢（</w:t>
       </w:r>
-      <w:hyperlink r:id="rId289">
-        <w:r>
-          <w:rPr>
-            <w:lang w:val="zh_TW" w:bidi="zh_TW"/>
-          </w:rPr>
-          <w:rPr>
-            <w:color w:val="0000EE"/>
-            <w:u w:val="single"/>
-          </w:rPr>
-          <w:t>歌2:14</w:t>
-        </w:r>
-      </w:hyperlink>
+      <w:r>
+        <w:rPr>
+          <w:lang w:val="zh_TW" w:bidi="zh_TW"/>
+        </w:rPr>
+        <w:t>歌2:14</w:t>
+      </w:r>
       <w:r>
         <w:rPr>
           <w:lang w:val="zh_TW" w:bidi="zh_TW"/>
         </w:rPr>
         <w:t>；</w:t>
       </w:r>
-      <w:hyperlink r:id="rId290">
-        <w:r>
-          <w:rPr>
-            <w:lang w:val="zh_TW" w:bidi="zh_TW"/>
-          </w:rPr>
-          <w:rPr>
-            <w:color w:val="0000EE"/>
-            <w:u w:val="single"/>
-          </w:rPr>
-          <w:t>耶48:28</w:t>
-        </w:r>
-      </w:hyperlink>
+      <w:r>
+        <w:rPr>
+          <w:lang w:val="zh_TW" w:bidi="zh_TW"/>
+        </w:rPr>
+        <w:t>耶48:28</w:t>
+      </w:r>
       <w:r>
         <w:rPr>
           <w:lang w:val="zh_TW" w:bidi="zh_TW"/>
@@ -8173,72 +6349,48 @@
         </w:rPr>
         <w:t>雄鴿常為爭奪配偶而競爭。斑鳩的求偶飛行姿態非常優美。由於鴿子細心照料配偶與幼鳥，所以牠們長期以來被視為愛與和平的象徵（</w:t>
       </w:r>
-      <w:hyperlink r:id="rId291">
-        <w:r>
-          <w:rPr>
-            <w:lang w:val="zh_TW" w:bidi="zh_TW"/>
-          </w:rPr>
-          <w:rPr>
-            <w:color w:val="0000EE"/>
-            <w:u w:val="single"/>
-          </w:rPr>
-          <w:t>歌1:15</w:t>
-        </w:r>
-      </w:hyperlink>
+      <w:r>
+        <w:rPr>
+          <w:lang w:val="zh_TW" w:bidi="zh_TW"/>
+        </w:rPr>
+        <w:t>歌1:15</w:t>
+      </w:r>
       <w:r>
         <w:rPr>
           <w:lang w:val="zh_TW" w:bidi="zh_TW"/>
         </w:rPr>
         <w:t>，</w:t>
       </w:r>
-      <w:hyperlink r:id="rId289">
-        <w:r>
-          <w:rPr>
-            <w:lang w:val="zh_TW" w:bidi="zh_TW"/>
-          </w:rPr>
-          <w:rPr>
-            <w:color w:val="0000EE"/>
-            <w:u w:val="single"/>
-          </w:rPr>
-          <w:t>2:14</w:t>
-        </w:r>
-      </w:hyperlink>
+      <w:r>
+        <w:rPr>
+          <w:lang w:val="zh_TW" w:bidi="zh_TW"/>
+        </w:rPr>
+        <w:t>2:14</w:t>
+      </w:r>
       <w:r>
         <w:rPr>
           <w:lang w:val="zh_TW" w:bidi="zh_TW"/>
         </w:rPr>
         <w:t>，</w:t>
       </w:r>
-      <w:hyperlink r:id="rId292">
-        <w:r>
-          <w:rPr>
-            <w:lang w:val="zh_TW" w:bidi="zh_TW"/>
-          </w:rPr>
-          <w:rPr>
-            <w:color w:val="0000EE"/>
-            <w:u w:val="single"/>
-          </w:rPr>
-          <w:t>4:1</w:t>
-        </w:r>
-      </w:hyperlink>
+      <w:r>
+        <w:rPr>
+          <w:lang w:val="zh_TW" w:bidi="zh_TW"/>
+        </w:rPr>
+        <w:t>4:1</w:t>
+      </w:r>
       <w:r>
         <w:rPr>
           <w:lang w:val="zh_TW" w:bidi="zh_TW"/>
         </w:rPr>
         <w:t>，</w:t>
       </w:r>
-      <w:hyperlink r:id="rId293">
-        <w:r>
-          <w:rPr>
-            <w:lang w:val="zh_TW" w:bidi="zh_TW"/>
-          </w:rPr>
-          <w:rPr>
-            <w:color w:val="0000EE"/>
-            <w:u w:val="single"/>
-          </w:rPr>
-          <w:t>5:2</w:t>
-        </w:r>
-      </w:hyperlink>
+      <w:r>
+        <w:rPr>
+          <w:lang w:val="zh_TW" w:bidi="zh_TW"/>
+        </w:rPr>
+        <w:t>5:2</w:t>
+      </w:r>
       <w:r>
         <w:rPr>
           <w:lang w:val="zh_TW" w:bidi="zh_TW"/>
@@ -8259,54 +6411,36 @@
         </w:rPr>
         <w:t>古代作者深知鴿子與斑鳩的區別。鴿子全年定居在以色列且易於馴服。而斑鳩則是候鳥，僅在春季遷徙而至（</w:t>
       </w:r>
-      <w:hyperlink r:id="rId294">
-        <w:r>
-          <w:rPr>
-            <w:lang w:val="zh_TW" w:bidi="zh_TW"/>
-          </w:rPr>
-          <w:rPr>
-            <w:color w:val="0000EE"/>
-            <w:u w:val="single"/>
-          </w:rPr>
-          <w:t>歌2:12</w:t>
-        </w:r>
-      </w:hyperlink>
+      <w:r>
+        <w:rPr>
+          <w:lang w:val="zh_TW" w:bidi="zh_TW"/>
+        </w:rPr>
+        <w:t>歌2:12</w:t>
+      </w:r>
       <w:r>
         <w:rPr>
           <w:lang w:val="zh_TW" w:bidi="zh_TW"/>
         </w:rPr>
         <w:t>；</w:t>
       </w:r>
-      <w:hyperlink r:id="rId295">
-        <w:r>
-          <w:rPr>
-            <w:lang w:val="zh_TW" w:bidi="zh_TW"/>
-          </w:rPr>
-          <w:rPr>
-            <w:color w:val="0000EE"/>
-            <w:u w:val="single"/>
-          </w:rPr>
-          <w:t>耶8:7</w:t>
-        </w:r>
-      </w:hyperlink>
+      <w:r>
+        <w:rPr>
+          <w:lang w:val="zh_TW" w:bidi="zh_TW"/>
+        </w:rPr>
+        <w:t>耶8:7</w:t>
+      </w:r>
       <w:r>
         <w:rPr>
           <w:lang w:val="zh_TW" w:bidi="zh_TW"/>
         </w:rPr>
         <w:t>）。人們會將斑鳩關在籠中作為寵物或供祭祀之用。鴿子可能是人類最早馴化的鳥類，甚至可能追溯至挪亞時代（</w:t>
       </w:r>
-      <w:hyperlink r:id="rId296">
-        <w:r>
-          <w:rPr>
-            <w:lang w:val="zh_TW" w:bidi="zh_TW"/>
-          </w:rPr>
-          <w:rPr>
-            <w:color w:val="0000EE"/>
-            <w:u w:val="single"/>
-          </w:rPr>
-          <w:t>創8:8–12</w:t>
-        </w:r>
-      </w:hyperlink>
+      <w:r>
+        <w:rPr>
+          <w:lang w:val="zh_TW" w:bidi="zh_TW"/>
+        </w:rPr>
+        <w:t>創8:8–12</w:t>
+      </w:r>
       <w:r>
         <w:rPr>
           <w:lang w:val="zh_TW" w:bidi="zh_TW"/>
@@ -8350,108 +6484,72 @@
         </w:rPr>
         <w:t>物（</w:t>
       </w:r>
-      <w:hyperlink r:id="rId297">
-        <w:r>
-          <w:rPr>
-            <w:lang w:val="zh_TW" w:bidi="zh_TW"/>
-          </w:rPr>
-          <w:rPr>
-            <w:color w:val="0000EE"/>
-            <w:u w:val="single"/>
-          </w:rPr>
-          <w:t>創15:7–10</w:t>
-        </w:r>
-      </w:hyperlink>
+      <w:r>
+        <w:rPr>
+          <w:lang w:val="zh_TW" w:bidi="zh_TW"/>
+        </w:rPr>
+        <w:t>創15:7–10</w:t>
+      </w:r>
       <w:r>
         <w:rPr>
           <w:lang w:val="zh_TW" w:bidi="zh_TW"/>
         </w:rPr>
         <w:t>；</w:t>
       </w:r>
-      <w:hyperlink r:id="rId298">
-        <w:r>
-          <w:rPr>
-            <w:lang w:val="zh_TW" w:bidi="zh_TW"/>
-          </w:rPr>
-          <w:rPr>
-            <w:color w:val="0000EE"/>
-            <w:u w:val="single"/>
-          </w:rPr>
-          <w:t>利1:14</w:t>
-        </w:r>
-      </w:hyperlink>
+      <w:r>
+        <w:rPr>
+          <w:lang w:val="zh_TW" w:bidi="zh_TW"/>
+        </w:rPr>
+        <w:t>利1:14</w:t>
+      </w:r>
       <w:r>
         <w:rPr>
           <w:lang w:val="zh_TW" w:bidi="zh_TW"/>
         </w:rPr>
         <w:t>，</w:t>
       </w:r>
-      <w:hyperlink r:id="rId299">
-        <w:r>
-          <w:rPr>
-            <w:lang w:val="zh_TW" w:bidi="zh_TW"/>
-          </w:rPr>
-          <w:rPr>
-            <w:color w:val="0000EE"/>
-            <w:u w:val="single"/>
-          </w:rPr>
-          <w:t>5:7</w:t>
-        </w:r>
-      </w:hyperlink>
+      <w:r>
+        <w:rPr>
+          <w:lang w:val="zh_TW" w:bidi="zh_TW"/>
+        </w:rPr>
+        <w:t>5:7</w:t>
+      </w:r>
       <w:r>
         <w:rPr>
           <w:lang w:val="zh_TW" w:bidi="zh_TW"/>
         </w:rPr>
         <w:t>，</w:t>
       </w:r>
-      <w:hyperlink r:id="rId300">
-        <w:r>
-          <w:rPr>
-            <w:lang w:val="zh_TW" w:bidi="zh_TW"/>
-          </w:rPr>
-          <w:rPr>
-            <w:color w:val="0000EE"/>
-            <w:u w:val="single"/>
-          </w:rPr>
-          <w:t>12:6</w:t>
-        </w:r>
-      </w:hyperlink>
+      <w:r>
+        <w:rPr>
+          <w:lang w:val="zh_TW" w:bidi="zh_TW"/>
+        </w:rPr>
+        <w:t>12:6</w:t>
+      </w:r>
       <w:r>
         <w:rPr>
           <w:lang w:val="zh_TW" w:bidi="zh_TW"/>
         </w:rPr>
         <w:t>；</w:t>
       </w:r>
-      <w:hyperlink r:id="rId301">
-        <w:r>
-          <w:rPr>
-            <w:lang w:val="zh_TW" w:bidi="zh_TW"/>
-          </w:rPr>
-          <w:rPr>
-            <w:color w:val="0000EE"/>
-            <w:u w:val="single"/>
-          </w:rPr>
-          <w:t>民6:10</w:t>
-        </w:r>
-      </w:hyperlink>
+      <w:r>
+        <w:rPr>
+          <w:lang w:val="zh_TW" w:bidi="zh_TW"/>
+        </w:rPr>
+        <w:t>民6:10</w:t>
+      </w:r>
       <w:r>
         <w:rPr>
           <w:lang w:val="zh_TW" w:bidi="zh_TW"/>
         </w:rPr>
         <w:t>；</w:t>
       </w:r>
-      <w:hyperlink r:id="rId302">
-        <w:r>
-          <w:rPr>
-            <w:lang w:val="zh_TW" w:bidi="zh_TW"/>
-          </w:rPr>
-          <w:rPr>
-            <w:color w:val="0000EE"/>
-            <w:u w:val="single"/>
-          </w:rPr>
-          <w:t>路2:24</w:t>
-        </w:r>
-      </w:hyperlink>
+      <w:r>
+        <w:rPr>
+          <w:lang w:val="zh_TW" w:bidi="zh_TW"/>
+        </w:rPr>
+        <w:t>路2:24</w:t>
+      </w:r>
       <w:r>
         <w:rPr>
           <w:lang w:val="zh_TW" w:bidi="zh_TW"/>
@@ -8476,72 +6574,48 @@
         </w:rPr>
         <w:t>鳴叫聲（</w:t>
       </w:r>
-      <w:hyperlink r:id="rId303">
-        <w:r>
-          <w:rPr>
-            <w:lang w:val="zh_TW" w:bidi="zh_TW"/>
-          </w:rPr>
-          <w:rPr>
-            <w:color w:val="0000EE"/>
-            <w:u w:val="single"/>
-          </w:rPr>
-          <w:t>賽38:14</w:t>
-        </w:r>
-      </w:hyperlink>
+      <w:r>
+        <w:rPr>
+          <w:lang w:val="zh_TW" w:bidi="zh_TW"/>
+        </w:rPr>
+        <w:t>賽38:14</w:t>
+      </w:r>
       <w:r>
         <w:rPr>
           <w:lang w:val="zh_TW" w:bidi="zh_TW"/>
         </w:rPr>
         <w:t>，</w:t>
       </w:r>
-      <w:hyperlink r:id="rId304">
-        <w:r>
-          <w:rPr>
-            <w:lang w:val="zh_TW" w:bidi="zh_TW"/>
-          </w:rPr>
-          <w:rPr>
-            <w:color w:val="0000EE"/>
-            <w:u w:val="single"/>
-          </w:rPr>
-          <w:t>59:11</w:t>
-        </w:r>
-      </w:hyperlink>
+      <w:r>
+        <w:rPr>
+          <w:lang w:val="zh_TW" w:bidi="zh_TW"/>
+        </w:rPr>
+        <w:t>59:11</w:t>
+      </w:r>
       <w:r>
         <w:rPr>
           <w:lang w:val="zh_TW" w:bidi="zh_TW"/>
         </w:rPr>
         <w:t>；</w:t>
       </w:r>
-      <w:hyperlink r:id="rId305">
-        <w:r>
-          <w:rPr>
-            <w:lang w:val="zh_TW" w:bidi="zh_TW"/>
-          </w:rPr>
-          <w:rPr>
-            <w:color w:val="0000EE"/>
-            <w:u w:val="single"/>
-          </w:rPr>
-          <w:t>結7:16</w:t>
-        </w:r>
-      </w:hyperlink>
+      <w:r>
+        <w:rPr>
+          <w:lang w:val="zh_TW" w:bidi="zh_TW"/>
+        </w:rPr>
+        <w:t>結7:16</w:t>
+      </w:r>
       <w:r>
         <w:rPr>
           <w:lang w:val="zh_TW" w:bidi="zh_TW"/>
         </w:rPr>
         <w:t>；</w:t>
       </w:r>
-      <w:hyperlink r:id="rId306">
-        <w:r>
-          <w:rPr>
-            <w:lang w:val="zh_TW" w:bidi="zh_TW"/>
-          </w:rPr>
-          <w:rPr>
-            <w:color w:val="0000EE"/>
-            <w:u w:val="single"/>
-          </w:rPr>
-          <w:t>鴻2:7</w:t>
-        </w:r>
-      </w:hyperlink>
+      <w:r>
+        <w:rPr>
+          <w:lang w:val="zh_TW" w:bidi="zh_TW"/>
+        </w:rPr>
+        <w:t>鴻2:7</w:t>
+      </w:r>
       <w:r>
         <w:rPr>
           <w:lang w:val="zh_TW" w:bidi="zh_TW"/>
@@ -8566,18 +6640,12 @@
         </w:rPr>
         <w:t>飛行姿態（</w:t>
       </w:r>
-      <w:hyperlink r:id="rId307">
-        <w:r>
-          <w:rPr>
-            <w:lang w:val="zh_TW" w:bidi="zh_TW"/>
-          </w:rPr>
-          <w:rPr>
-            <w:color w:val="0000EE"/>
-            <w:u w:val="single"/>
-          </w:rPr>
-          <w:t>詩55:6</w:t>
-        </w:r>
-      </w:hyperlink>
+      <w:r>
+        <w:rPr>
+          <w:lang w:val="zh_TW" w:bidi="zh_TW"/>
+        </w:rPr>
+        <w:t>詩55:6</w:t>
+      </w:r>
       <w:r>
         <w:rPr>
           <w:lang w:val="zh_TW" w:bidi="zh_TW"/>
@@ -8602,54 +6670,36 @@
         </w:rPr>
         <w:t>美麗（</w:t>
       </w:r>
-      <w:hyperlink r:id="rId291">
-        <w:r>
-          <w:rPr>
-            <w:lang w:val="zh_TW" w:bidi="zh_TW"/>
-          </w:rPr>
-          <w:rPr>
-            <w:color w:val="0000EE"/>
-            <w:u w:val="single"/>
-          </w:rPr>
-          <w:t>歌1:15</w:t>
-        </w:r>
-      </w:hyperlink>
+      <w:r>
+        <w:rPr>
+          <w:lang w:val="zh_TW" w:bidi="zh_TW"/>
+        </w:rPr>
+        <w:t>歌1:15</w:t>
+      </w:r>
       <w:r>
         <w:rPr>
           <w:lang w:val="zh_TW" w:bidi="zh_TW"/>
         </w:rPr>
         <w:t>、</w:t>
       </w:r>
-      <w:hyperlink r:id="rId292">
-        <w:r>
-          <w:rPr>
-            <w:lang w:val="zh_TW" w:bidi="zh_TW"/>
-          </w:rPr>
-          <w:rPr>
-            <w:color w:val="0000EE"/>
-            <w:u w:val="single"/>
-          </w:rPr>
-          <w:t>4:1</w:t>
-        </w:r>
-      </w:hyperlink>
+      <w:r>
+        <w:rPr>
+          <w:lang w:val="zh_TW" w:bidi="zh_TW"/>
+        </w:rPr>
+        <w:t>4:1</w:t>
+      </w:r>
       <w:r>
         <w:rPr>
           <w:lang w:val="zh_TW" w:bidi="zh_TW"/>
         </w:rPr>
         <w:t>、</w:t>
       </w:r>
-      <w:hyperlink r:id="rId308">
-        <w:r>
-          <w:rPr>
-            <w:lang w:val="zh_TW" w:bidi="zh_TW"/>
-          </w:rPr>
-          <w:rPr>
-            <w:color w:val="0000EE"/>
-            <w:u w:val="single"/>
-          </w:rPr>
-          <w:t>5:12</w:t>
-        </w:r>
-      </w:hyperlink>
+      <w:r>
+        <w:rPr>
+          <w:lang w:val="zh_TW" w:bidi="zh_TW"/>
+        </w:rPr>
+        <w:t>5:12</w:t>
+      </w:r>
       <w:r>
         <w:rPr>
           <w:lang w:val="zh_TW" w:bidi="zh_TW"/>
@@ -8674,18 +6724,12 @@
         </w:rPr>
         <w:t>溫柔（</w:t>
       </w:r>
-      <w:hyperlink r:id="rId309">
-        <w:r>
-          <w:rPr>
-            <w:lang w:val="zh_TW" w:bidi="zh_TW"/>
-          </w:rPr>
-          <w:rPr>
-            <w:color w:val="0000EE"/>
-            <w:u w:val="single"/>
-          </w:rPr>
-          <w:t>太10:16</w:t>
-        </w:r>
-      </w:hyperlink>
+      <w:r>
+        <w:rPr>
+          <w:lang w:val="zh_TW" w:bidi="zh_TW"/>
+        </w:rPr>
+        <w:t>太10:16</w:t>
+      </w:r>
       <w:r>
         <w:rPr>
           <w:lang w:val="zh_TW" w:bidi="zh_TW"/>
@@ -8710,18 +6754,12 @@
         </w:rPr>
         <w:t>忠誠（</w:t>
       </w:r>
-      <w:hyperlink r:id="rId310">
-        <w:r>
-          <w:rPr>
-            <w:lang w:val="zh_TW" w:bidi="zh_TW"/>
-          </w:rPr>
-          <w:rPr>
-            <w:color w:val="0000EE"/>
-            <w:u w:val="single"/>
-          </w:rPr>
-          <w:t>歌6:9</w:t>
-        </w:r>
-      </w:hyperlink>
+      <w:r>
+        <w:rPr>
+          <w:lang w:val="zh_TW" w:bidi="zh_TW"/>
+        </w:rPr>
+        <w:t>歌6:9</w:t>
+      </w:r>
       <w:r>
         <w:rPr>
           <w:lang w:val="zh_TW" w:bidi="zh_TW"/>
@@ -8736,18 +6774,12 @@
           <w:lang w:val="zh_TW" w:bidi="zh_TW"/>
         </w:rPr>
       </w:r>
-      <w:hyperlink r:id="rId311">
-        <w:r>
-          <w:rPr>
-            <w:lang w:val="zh_TW" w:bidi="zh_TW"/>
-          </w:rPr>
-          <w:rPr>
-            <w:color w:val="0000EE"/>
-            <w:u w:val="single"/>
-          </w:rPr>
-          <w:t>何西阿書七章11節</w:t>
-        </w:r>
-      </w:hyperlink>
+      <w:r>
+        <w:rPr>
+          <w:lang w:val="zh_TW" w:bidi="zh_TW"/>
+        </w:rPr>
+        <w:t>何西阿書七章11節</w:t>
+      </w:r>
       <w:r>
         <w:rPr>
           <w:lang w:val="zh_TW" w:bidi="zh_TW"/>
@@ -8768,18 +6800,12 @@
         </w:rPr>
         <w:t>在耶穌受洗時，聖靈如鴿子般降下（</w:t>
       </w:r>
-      <w:hyperlink r:id="rId312">
-        <w:r>
-          <w:rPr>
-            <w:lang w:val="zh_TW" w:bidi="zh_TW"/>
-          </w:rPr>
-          <w:rPr>
-            <w:color w:val="0000EE"/>
-            <w:u w:val="single"/>
-          </w:rPr>
-          <w:t>太3:16</w:t>
-        </w:r>
-      </w:hyperlink>
+      <w:r>
+        <w:rPr>
+          <w:lang w:val="zh_TW" w:bidi="zh_TW"/>
+        </w:rPr>
+        <w:t>太3:16</w:t>
+      </w:r>
       <w:r>
         <w:rPr>
           <w:lang w:val="zh_TW" w:bidi="zh_TW"/>
@@ -8861,126 +6887,84 @@
         </w:rPr>
         <w:t>一個迦南支派（</w:t>
       </w:r>
-      <w:hyperlink r:id="rId313">
-        <w:r>
-          <w:rPr>
-            <w:lang w:val="zh_TW" w:bidi="zh_TW"/>
-          </w:rPr>
-          <w:rPr>
-            <w:color w:val="0000EE"/>
-            <w:u w:val="single"/>
-          </w:rPr>
-          <w:t>創10:16</w:t>
-        </w:r>
-      </w:hyperlink>
+      <w:r>
+        <w:rPr>
+          <w:lang w:val="zh_TW" w:bidi="zh_TW"/>
+        </w:rPr>
+        <w:t>創10:16</w:t>
+      </w:r>
       <w:r>
         <w:rPr>
           <w:lang w:val="zh_TW" w:bidi="zh_TW"/>
         </w:rPr>
         <w:t>；</w:t>
       </w:r>
-      <w:hyperlink r:id="rId314">
-        <w:r>
-          <w:rPr>
-            <w:lang w:val="zh_TW" w:bidi="zh_TW"/>
-          </w:rPr>
-          <w:rPr>
-            <w:color w:val="0000EE"/>
-            <w:u w:val="single"/>
-          </w:rPr>
-          <w:t>代上1:14</w:t>
-        </w:r>
-      </w:hyperlink>
+      <w:r>
+        <w:rPr>
+          <w:lang w:val="zh_TW" w:bidi="zh_TW"/>
+        </w:rPr>
+        <w:t>代上1:14</w:t>
+      </w:r>
       <w:r>
         <w:rPr>
           <w:lang w:val="zh_TW" w:bidi="zh_TW"/>
         </w:rPr>
         <w:t>），其土地曾應許𧶽給亞伯拉罕（</w:t>
       </w:r>
-      <w:hyperlink r:id="rId315">
-        <w:r>
-          <w:rPr>
-            <w:lang w:val="zh_TW" w:bidi="zh_TW"/>
-          </w:rPr>
-          <w:rPr>
-            <w:color w:val="0000EE"/>
-            <w:u w:val="single"/>
-          </w:rPr>
-          <w:t>創15:21</w:t>
-        </w:r>
-      </w:hyperlink>
+      <w:r>
+        <w:rPr>
+          <w:lang w:val="zh_TW" w:bidi="zh_TW"/>
+        </w:rPr>
+        <w:t>創15:21</w:t>
+      </w:r>
       <w:r>
         <w:rPr>
           <w:lang w:val="zh_TW" w:bidi="zh_TW"/>
         </w:rPr>
         <w:t>；</w:t>
       </w:r>
-      <w:hyperlink r:id="rId316">
-        <w:r>
-          <w:rPr>
-            <w:lang w:val="zh_TW" w:bidi="zh_TW"/>
-          </w:rPr>
-          <w:rPr>
-            <w:color w:val="0000EE"/>
-            <w:u w:val="single"/>
-          </w:rPr>
-          <w:t>申7:1</w:t>
-        </w:r>
-      </w:hyperlink>
+      <w:r>
+        <w:rPr>
+          <w:lang w:val="zh_TW" w:bidi="zh_TW"/>
+        </w:rPr>
+        <w:t>申7:1</w:t>
+      </w:r>
       <w:r>
         <w:rPr>
           <w:lang w:val="zh_TW" w:bidi="zh_TW"/>
         </w:rPr>
         <w:t>；</w:t>
       </w:r>
-      <w:hyperlink r:id="rId317">
-        <w:r>
-          <w:rPr>
-            <w:lang w:val="zh_TW" w:bidi="zh_TW"/>
-          </w:rPr>
-          <w:rPr>
-            <w:color w:val="0000EE"/>
-            <w:u w:val="single"/>
-          </w:rPr>
-          <w:t>書3:10</w:t>
-        </w:r>
-      </w:hyperlink>
+      <w:r>
+        <w:rPr>
+          <w:lang w:val="zh_TW" w:bidi="zh_TW"/>
+        </w:rPr>
+        <w:t>書3:10</w:t>
+      </w:r>
       <w:r>
         <w:rPr>
           <w:lang w:val="zh_TW" w:bidi="zh_TW"/>
         </w:rPr>
         <w:t>）。這片土地最終被以色列人所得（</w:t>
       </w:r>
-      <w:hyperlink r:id="rId318">
-        <w:r>
-          <w:rPr>
-            <w:lang w:val="zh_TW" w:bidi="zh_TW"/>
-          </w:rPr>
-          <w:rPr>
-            <w:color w:val="0000EE"/>
-            <w:u w:val="single"/>
-          </w:rPr>
-          <w:t>書24:11</w:t>
-        </w:r>
-      </w:hyperlink>
+      <w:r>
+        <w:rPr>
+          <w:lang w:val="zh_TW" w:bidi="zh_TW"/>
+        </w:rPr>
+        <w:t>書24:11</w:t>
+      </w:r>
       <w:r>
         <w:rPr>
           <w:lang w:val="zh_TW" w:bidi="zh_TW"/>
         </w:rPr>
         <w:t>；</w:t>
       </w:r>
-      <w:hyperlink r:id="rId319">
-        <w:r>
-          <w:rPr>
-            <w:lang w:val="zh_TW" w:bidi="zh_TW"/>
-          </w:rPr>
-          <w:rPr>
-            <w:color w:val="0000EE"/>
-            <w:u w:val="single"/>
-          </w:rPr>
-          <w:t>尼9:8</w:t>
-        </w:r>
-      </w:hyperlink>
+      <w:r>
+        <w:rPr>
+          <w:lang w:val="zh_TW" w:bidi="zh_TW"/>
+        </w:rPr>
+        <w:t>尼9:8</w:t>
+      </w:r>
       <w:r>
         <w:rPr>
           <w:lang w:val="zh_TW" w:bidi="zh_TW"/>
@@ -9000,54 +6984,36 @@
         </w:rPr>
         <w:t>這個名稱出現在公元前13世紀的烏加里特文獻（Ugaritic texts）中，可能指的是一個族群。在</w:t>
       </w:r>
-      <w:hyperlink r:id="rId320">
-        <w:r>
-          <w:rPr>
-            <w:lang w:val="zh_TW" w:bidi="zh_TW"/>
-          </w:rPr>
-          <w:rPr>
-            <w:color w:val="0000EE"/>
-            <w:u w:val="single"/>
-          </w:rPr>
-          <w:t>馬太福音八章28節</w:t>
-        </w:r>
-      </w:hyperlink>
+      <w:r>
+        <w:rPr>
+          <w:lang w:val="zh_TW" w:bidi="zh_TW"/>
+        </w:rPr>
+        <w:t>馬太福音八章28節</w:t>
+      </w:r>
       <w:r>
         <w:rPr>
           <w:lang w:val="zh_TW" w:bidi="zh_TW"/>
         </w:rPr>
         <w:t>；</w:t>
       </w:r>
-      <w:hyperlink r:id="rId321">
-        <w:r>
-          <w:rPr>
-            <w:lang w:val="zh_TW" w:bidi="zh_TW"/>
-          </w:rPr>
-          <w:rPr>
-            <w:color w:val="0000EE"/>
-            <w:u w:val="single"/>
-          </w:rPr>
-          <w:t>馬可福音五章1節</w:t>
-        </w:r>
-      </w:hyperlink>
+      <w:r>
+        <w:rPr>
+          <w:lang w:val="zh_TW" w:bidi="zh_TW"/>
+        </w:rPr>
+        <w:t>馬可福音五章1節</w:t>
+      </w:r>
       <w:r>
         <w:rPr>
           <w:lang w:val="zh_TW" w:bidi="zh_TW"/>
         </w:rPr>
         <w:t>；和</w:t>
       </w:r>
-      <w:hyperlink r:id="rId322">
-        <w:r>
-          <w:rPr>
-            <w:lang w:val="zh_TW" w:bidi="zh_TW"/>
-          </w:rPr>
-          <w:rPr>
-            <w:color w:val="0000EE"/>
-            <w:u w:val="single"/>
-          </w:rPr>
-          <w:t>路加福音八章26節</w:t>
-        </w:r>
-      </w:hyperlink>
+      <w:r>
+        <w:rPr>
+          <w:lang w:val="zh_TW" w:bidi="zh_TW"/>
+        </w:rPr>
+        <w:t>路加福音八章26節</w:t>
+      </w:r>
       <w:r>
         <w:rPr>
           <w:lang w:val="zh_TW" w:bidi="zh_TW"/>
@@ -9102,36 +7068,24 @@
         </w:rPr>
         <w:t>位於加利利海西北岸的地區，位於迦百農與抹大拉之間，這裡是耶穌行多次施行醫治神蹟的地方（</w:t>
       </w:r>
-      <w:hyperlink r:id="rId323">
-        <w:r>
-          <w:rPr>
-            <w:lang w:val="zh_TW" w:bidi="zh_TW"/>
-          </w:rPr>
-          <w:rPr>
-            <w:color w:val="0000EE"/>
-            <w:u w:val="single"/>
-          </w:rPr>
-          <w:t>太14:34</w:t>
-        </w:r>
-      </w:hyperlink>
+      <w:r>
+        <w:rPr>
+          <w:lang w:val="zh_TW" w:bidi="zh_TW"/>
+        </w:rPr>
+        <w:t>太14:34</w:t>
+      </w:r>
       <w:r>
         <w:rPr>
           <w:lang w:val="zh_TW" w:bidi="zh_TW"/>
         </w:rPr>
         <w:t>；</w:t>
       </w:r>
-      <w:hyperlink r:id="rId324">
-        <w:r>
-          <w:rPr>
-            <w:lang w:val="zh_TW" w:bidi="zh_TW"/>
-          </w:rPr>
-          <w:rPr>
-            <w:color w:val="0000EE"/>
-            <w:u w:val="single"/>
-          </w:rPr>
-          <w:t>可6:53</w:t>
-        </w:r>
-      </w:hyperlink>
+      <w:r>
+        <w:rPr>
+          <w:lang w:val="zh_TW" w:bidi="zh_TW"/>
+        </w:rPr>
+        <w:t>可6:53</w:t>
+      </w:r>
       <w:r>
         <w:rPr>
           <w:lang w:val="zh_TW" w:bidi="zh_TW"/>
@@ -9166,18 +7120,12 @@
         </w:rPr>
         <w:t>在</w:t>
       </w:r>
-      <w:hyperlink r:id="rId325">
-        <w:r>
-          <w:rPr>
-            <w:lang w:val="zh_TW" w:bidi="zh_TW"/>
-          </w:rPr>
-          <w:rPr>
-            <w:color w:val="0000EE"/>
-            <w:u w:val="single"/>
-          </w:rPr>
-          <w:t>路加福音五章1節</w:t>
-        </w:r>
-      </w:hyperlink>
+      <w:r>
+        <w:rPr>
+          <w:lang w:val="zh_TW" w:bidi="zh_TW"/>
+        </w:rPr>
+        <w:t>路加福音五章1節</w:t>
+      </w:r>
       <w:r>
         <w:rPr>
           <w:lang w:val="zh_TW" w:bidi="zh_TW"/>
@@ -9198,18 +7146,12 @@
         </w:rPr>
         <w:t>革尼撒勒（更準確地說，應為革尼撒〔Gennesar〕）也是後來的基尼烈城（</w:t>
       </w:r>
-      <w:hyperlink r:id="rId326">
-        <w:r>
-          <w:rPr>
-            <w:lang w:val="zh_TW" w:bidi="zh_TW"/>
-          </w:rPr>
-          <w:rPr>
-            <w:color w:val="0000EE"/>
-            <w:u w:val="single"/>
-          </w:rPr>
-          <w:t>書11:2</w:t>
-        </w:r>
-      </w:hyperlink>
+      <w:r>
+        <w:rPr>
+          <w:lang w:val="zh_TW" w:bidi="zh_TW"/>
+        </w:rPr>
+        <w:t>書11:2</w:t>
+      </w:r>
       <w:r>
         <w:rPr>
           <w:lang w:val="zh_TW" w:bidi="zh_TW"/>
@@ -9272,54 +7214,36 @@
         </w:rPr>
         <w:t>摩西與西坡拉所生的兒子。摩西逃離埃及後住在米甸時，革舜在那裡出生（</w:t>
       </w:r>
-      <w:hyperlink r:id="rId327">
-        <w:r>
-          <w:rPr>
-            <w:lang w:val="zh_TW" w:bidi="zh_TW"/>
-          </w:rPr>
-          <w:rPr>
-            <w:color w:val="0000EE"/>
-            <w:u w:val="single"/>
-          </w:rPr>
-          <w:t>出2:22</w:t>
-        </w:r>
-      </w:hyperlink>
+      <w:r>
+        <w:rPr>
+          <w:lang w:val="zh_TW" w:bidi="zh_TW"/>
+        </w:rPr>
+        <w:t>出2:22</w:t>
+      </w:r>
       <w:r>
         <w:rPr>
           <w:lang w:val="zh_TW" w:bidi="zh_TW"/>
         </w:rPr>
         <w:t>，</w:t>
       </w:r>
-      <w:hyperlink r:id="rId328">
-        <w:r>
-          <w:rPr>
-            <w:lang w:val="zh_TW" w:bidi="zh_TW"/>
-          </w:rPr>
-          <w:rPr>
-            <w:color w:val="0000EE"/>
-            <w:u w:val="single"/>
-          </w:rPr>
-          <w:t>18:3</w:t>
-        </w:r>
-      </w:hyperlink>
+      <w:r>
+        <w:rPr>
+          <w:lang w:val="zh_TW" w:bidi="zh_TW"/>
+        </w:rPr>
+        <w:t>18:3</w:t>
+      </w:r>
       <w:r>
         <w:rPr>
           <w:lang w:val="zh_TW" w:bidi="zh_TW"/>
         </w:rPr>
         <w:t>；</w:t>
       </w:r>
-      <w:hyperlink r:id="rId329">
-        <w:r>
-          <w:rPr>
-            <w:lang w:val="zh_TW" w:bidi="zh_TW"/>
-          </w:rPr>
-          <w:rPr>
-            <w:color w:val="0000EE"/>
-            <w:u w:val="single"/>
-          </w:rPr>
-          <w:t>代上23:15–16</w:t>
-        </w:r>
-      </w:hyperlink>
+      <w:r>
+        <w:rPr>
+          <w:lang w:val="zh_TW" w:bidi="zh_TW"/>
+        </w:rPr>
+        <w:t>代上23:15–16</w:t>
+      </w:r>
       <w:r>
         <w:rPr>
           <w:lang w:val="zh_TW" w:bidi="zh_TW"/>
@@ -9344,18 +7268,12 @@
         </w:rPr>
         <w:t>約拿單的父親。革舜和他的子孫為但支派的祭司。 但人鑄造了一尊雕刻的偶像當作神明來敬拜，違背了神禁止拜偶像的命令。他們選立革舜的兒子約拿單作祭司，帶領他們敬拜（</w:t>
       </w:r>
-      <w:hyperlink r:id="rId330">
-        <w:r>
-          <w:rPr>
-            <w:lang w:val="zh_TW" w:bidi="zh_TW"/>
-          </w:rPr>
-          <w:rPr>
-            <w:color w:val="0000EE"/>
-            <w:u w:val="single"/>
-          </w:rPr>
-          <w:t>士18:30</w:t>
-        </w:r>
-      </w:hyperlink>
+      <w:r>
+        <w:rPr>
+          <w:lang w:val="zh_TW" w:bidi="zh_TW"/>
+        </w:rPr>
+        <w:t>士18:30</w:t>
+      </w:r>
       <w:r>
         <w:rPr>
           <w:lang w:val="zh_TW" w:bidi="zh_TW"/>
@@ -9380,90 +7298,60 @@
         </w:rPr>
         <w:t>革順（Gershon）的另一種寫法。革順是利未的長子（</w:t>
       </w:r>
-      <w:hyperlink r:id="rId331">
-        <w:r>
-          <w:rPr>
-            <w:lang w:val="zh_TW" w:bidi="zh_TW"/>
-          </w:rPr>
-          <w:rPr>
-            <w:color w:val="0000EE"/>
-            <w:u w:val="single"/>
-          </w:rPr>
-          <w:t>代上6:1</w:t>
-        </w:r>
-      </w:hyperlink>
+      <w:r>
+        <w:rPr>
+          <w:lang w:val="zh_TW" w:bidi="zh_TW"/>
+        </w:rPr>
+        <w:t>代上6:1</w:t>
+      </w:r>
       <w:r>
         <w:rPr>
           <w:lang w:val="zh_TW" w:bidi="zh_TW"/>
         </w:rPr>
         <w:t>、</w:t>
       </w:r>
-      <w:hyperlink r:id="rId331">
-        <w:r>
-          <w:rPr>
-            <w:lang w:val="zh_TW" w:bidi="zh_TW"/>
-          </w:rPr>
-          <w:rPr>
-            <w:color w:val="0000EE"/>
-            <w:u w:val="single"/>
-          </w:rPr>
-          <w:t>16–17</w:t>
-        </w:r>
-      </w:hyperlink>
+      <w:r>
+        <w:rPr>
+          <w:lang w:val="zh_TW" w:bidi="zh_TW"/>
+        </w:rPr>
+        <w:t>16–17</w:t>
+      </w:r>
       <w:r>
         <w:rPr>
           <w:lang w:val="zh_TW" w:bidi="zh_TW"/>
         </w:rPr>
         <w:t>、</w:t>
       </w:r>
-      <w:hyperlink r:id="rId331">
-        <w:r>
-          <w:rPr>
-            <w:lang w:val="zh_TW" w:bidi="zh_TW"/>
-          </w:rPr>
-          <w:rPr>
-            <w:color w:val="0000EE"/>
-            <w:u w:val="single"/>
-          </w:rPr>
-          <w:t>20</w:t>
-        </w:r>
-      </w:hyperlink>
+      <w:r>
+        <w:rPr>
+          <w:lang w:val="zh_TW" w:bidi="zh_TW"/>
+        </w:rPr>
+        <w:t>20</w:t>
+      </w:r>
       <w:r>
         <w:rPr>
           <w:lang w:val="zh_TW" w:bidi="zh_TW"/>
         </w:rPr>
         <w:t>、</w:t>
       </w:r>
-      <w:hyperlink r:id="rId331">
-        <w:r>
-          <w:rPr>
-            <w:lang w:val="zh_TW" w:bidi="zh_TW"/>
-          </w:rPr>
-          <w:rPr>
-            <w:color w:val="0000EE"/>
-            <w:u w:val="single"/>
-          </w:rPr>
-          <w:t>43</w:t>
-        </w:r>
-      </w:hyperlink>
+      <w:r>
+        <w:rPr>
+          <w:lang w:val="zh_TW" w:bidi="zh_TW"/>
+        </w:rPr>
+        <w:t>43</w:t>
+      </w:r>
       <w:r>
         <w:rPr>
           <w:lang w:val="zh_TW" w:bidi="zh_TW"/>
         </w:rPr>
         <w:t>，</w:t>
       </w:r>
-      <w:hyperlink r:id="rId332">
-        <w:r>
-          <w:rPr>
-            <w:lang w:val="zh_TW" w:bidi="zh_TW"/>
-          </w:rPr>
-          <w:rPr>
-            <w:color w:val="0000EE"/>
-            <w:u w:val="single"/>
-          </w:rPr>
-          <w:t>23:6–7</w:t>
-        </w:r>
-      </w:hyperlink>
+      <w:r>
+        <w:rPr>
+          <w:lang w:val="zh_TW" w:bidi="zh_TW"/>
+        </w:rPr>
+        <w:t>23:6–7</w:t>
+      </w:r>
       <w:r>
         <w:rPr>
           <w:lang w:val="zh_TW" w:bidi="zh_TW"/>
@@ -9514,18 +7402,12 @@
         </w:rPr>
         <w:t>細布業的祖先。細布業在大衞作王期間負責管理聖殿的府庫（</w:t>
       </w:r>
-      <w:hyperlink r:id="rId333">
-        <w:r>
-          <w:rPr>
-            <w:lang w:val="zh_TW" w:bidi="zh_TW"/>
-          </w:rPr>
-          <w:rPr>
-            <w:color w:val="0000EE"/>
-            <w:u w:val="single"/>
-          </w:rPr>
-          <w:t>代上26:24</w:t>
-        </w:r>
-      </w:hyperlink>
+      <w:r>
+        <w:rPr>
+          <w:lang w:val="zh_TW" w:bidi="zh_TW"/>
+        </w:rPr>
+        <w:t>代上26:24</w:t>
+      </w:r>
       <w:r>
         <w:rPr>
           <w:lang w:val="zh_TW" w:bidi="zh_TW"/>
@@ -9550,18 +7432,12 @@
         </w:rPr>
         <w:t>非尼哈的兒子。隨以斯拉一同從巴比倫被擄歸回（</w:t>
       </w:r>
-      <w:hyperlink r:id="rId334">
-        <w:r>
-          <w:rPr>
-            <w:lang w:val="zh_TW" w:bidi="zh_TW"/>
-          </w:rPr>
-          <w:rPr>
-            <w:color w:val="0000EE"/>
-            <w:u w:val="single"/>
-          </w:rPr>
-          <w:t>拉8:2</w:t>
-        </w:r>
-      </w:hyperlink>
+      <w:r>
+        <w:rPr>
+          <w:lang w:val="zh_TW" w:bidi="zh_TW"/>
+        </w:rPr>
+        <w:t>拉8:2</w:t>
+      </w:r>
       <w:r>
         <w:rPr>
           <w:lang w:val="zh_TW" w:bidi="zh_TW"/>
@@ -9616,90 +7492,60 @@
         </w:rPr>
         <w:t>利未的長子（也稱為革舜），隨以色列一同下到埃及（</w:t>
       </w:r>
-      <w:hyperlink r:id="rId147">
-        <w:r>
-          <w:rPr>
-            <w:lang w:val="zh_TW" w:bidi="zh_TW"/>
-          </w:rPr>
-          <w:rPr>
-            <w:color w:val="0000EE"/>
-            <w:u w:val="single"/>
-          </w:rPr>
-          <w:t>創46:11</w:t>
-        </w:r>
-      </w:hyperlink>
+      <w:r>
+        <w:rPr>
+          <w:lang w:val="zh_TW" w:bidi="zh_TW"/>
+        </w:rPr>
+        <w:t>創46:11</w:t>
+      </w:r>
       <w:r>
         <w:rPr>
           <w:lang w:val="zh_TW" w:bidi="zh_TW"/>
         </w:rPr>
         <w:t>；</w:t>
       </w:r>
-      <w:hyperlink r:id="rId157">
-        <w:r>
-          <w:rPr>
-            <w:lang w:val="zh_TW" w:bidi="zh_TW"/>
-          </w:rPr>
-          <w:rPr>
-            <w:color w:val="0000EE"/>
-            <w:u w:val="single"/>
-          </w:rPr>
-          <w:t>民3:17</w:t>
-        </w:r>
-      </w:hyperlink>
+      <w:r>
+        <w:rPr>
+          <w:lang w:val="zh_TW" w:bidi="zh_TW"/>
+        </w:rPr>
+        <w:t>民3:17</w:t>
+      </w:r>
       <w:r>
         <w:rPr>
           <w:lang w:val="zh_TW" w:bidi="zh_TW"/>
         </w:rPr>
         <w:t>；</w:t>
       </w:r>
-      <w:hyperlink r:id="rId335">
-        <w:r>
-          <w:rPr>
-            <w:lang w:val="zh_TW" w:bidi="zh_TW"/>
-          </w:rPr>
-          <w:rPr>
-            <w:color w:val="0000EE"/>
-            <w:u w:val="single"/>
-          </w:rPr>
-          <w:t>代上6:1</w:t>
-        </w:r>
-      </w:hyperlink>
+      <w:r>
+        <w:rPr>
+          <w:lang w:val="zh_TW" w:bidi="zh_TW"/>
+        </w:rPr>
+        <w:t>代上6:1</w:t>
+      </w:r>
       <w:r>
         <w:rPr>
           <w:lang w:val="zh_TW" w:bidi="zh_TW"/>
         </w:rPr>
         <w:t>）。他是革順族的祖先；革順族是一個利未人宗族，後來跟隨摩西離開埃及（</w:t>
       </w:r>
-      <w:hyperlink r:id="rId336">
-        <w:r>
-          <w:rPr>
-            <w:lang w:val="zh_TW" w:bidi="zh_TW"/>
-          </w:rPr>
-          <w:rPr>
-            <w:color w:val="0000EE"/>
-            <w:u w:val="single"/>
-          </w:rPr>
-          <w:t>出6:16–17</w:t>
-        </w:r>
-      </w:hyperlink>
+      <w:r>
+        <w:rPr>
+          <w:lang w:val="zh_TW" w:bidi="zh_TW"/>
+        </w:rPr>
+        <w:t>出6:16–17</w:t>
+      </w:r>
       <w:r>
         <w:rPr>
           <w:lang w:val="zh_TW" w:bidi="zh_TW"/>
         </w:rPr>
         <w:t>；</w:t>
       </w:r>
-      <w:hyperlink r:id="rId337">
-        <w:r>
-          <w:rPr>
-            <w:lang w:val="zh_TW" w:bidi="zh_TW"/>
-          </w:rPr>
-          <w:rPr>
-            <w:color w:val="0000EE"/>
-            <w:u w:val="single"/>
-          </w:rPr>
-          <w:t>民3:18、21</w:t>
-        </w:r>
-      </w:hyperlink>
+      <w:r>
+        <w:rPr>
+          <w:lang w:val="zh_TW" w:bidi="zh_TW"/>
+        </w:rPr>
+        <w:t>民3:18、21</w:t>
+      </w:r>
       <w:r>
         <w:rPr>
           <w:lang w:val="zh_TW" w:bidi="zh_TW"/>
@@ -9720,114 +7566,72 @@
         </w:rPr>
         <w:t>分配利未人的城時，革順族是以色列最大的利未人宗族之一（</w:t>
       </w:r>
-      <w:hyperlink r:id="rId338">
-        <w:r>
-          <w:rPr>
-            <w:lang w:val="zh_TW" w:bidi="zh_TW"/>
-          </w:rPr>
-          <w:rPr>
-            <w:color w:val="0000EE"/>
-            <w:u w:val="single"/>
-          </w:rPr>
-          <w:t>書21:1–7</w:t>
-        </w:r>
-      </w:hyperlink>
+      <w:r>
+        <w:rPr>
+          <w:lang w:val="zh_TW" w:bidi="zh_TW"/>
+        </w:rPr>
+        <w:t>書21:1–7</w:t>
+      </w:r>
       <w:r>
         <w:rPr>
           <w:lang w:val="zh_TW" w:bidi="zh_TW"/>
         </w:rPr>
         <w:t>）。有些經文顯示，革順族有時是利未人中，主要負責事奉的宗族（</w:t>
       </w:r>
-      <w:hyperlink r:id="rId147">
-        <w:r>
-          <w:rPr>
-            <w:lang w:val="zh_TW" w:bidi="zh_TW"/>
-          </w:rPr>
-          <w:rPr>
-            <w:color w:val="0000EE"/>
-            <w:u w:val="single"/>
-          </w:rPr>
-          <w:t>創46:11</w:t>
-        </w:r>
-      </w:hyperlink>
+      <w:r>
+        <w:rPr>
+          <w:lang w:val="zh_TW" w:bidi="zh_TW"/>
+        </w:rPr>
+        <w:t>創46:11</w:t>
+      </w:r>
       <w:r>
         <w:rPr>
           <w:lang w:val="zh_TW" w:bidi="zh_TW"/>
         </w:rPr>
         <w:t>；</w:t>
       </w:r>
-      <w:hyperlink r:id="rId148">
-        <w:r>
-          <w:rPr>
-            <w:lang w:val="zh_TW" w:bidi="zh_TW"/>
-          </w:rPr>
-          <w:rPr>
-            <w:color w:val="0000EE"/>
-            <w:u w:val="single"/>
-          </w:rPr>
-          <w:t>出6:16</w:t>
-        </w:r>
-      </w:hyperlink>
+      <w:r>
+        <w:rPr>
+          <w:lang w:val="zh_TW" w:bidi="zh_TW"/>
+        </w:rPr>
+        <w:t>出6:16</w:t>
+      </w:r>
       <w:r>
         <w:rPr>
           <w:lang w:val="zh_TW" w:bidi="zh_TW"/>
         </w:rPr>
         <w:t>；</w:t>
       </w:r>
-      <w:hyperlink r:id="rId157">
-        <w:r>
-          <w:rPr>
-            <w:lang w:val="zh_TW" w:bidi="zh_TW"/>
-          </w:rPr>
-          <w:rPr>
-            <w:color w:val="0000EE"/>
-            <w:u w:val="single"/>
-          </w:rPr>
-          <w:t>民3:17，</w:t>
-        </w:r>
-      </w:hyperlink>
-      <w:hyperlink r:id="rId168">
-        <w:r>
-          <w:rPr>
-            <w:lang w:val="zh_TW" w:bidi="zh_TW"/>
-          </w:rPr>
-          <w:rPr>
-            <w:color w:val="0000EE"/>
-            <w:u w:val="single"/>
-          </w:rPr>
-          <w:t>26:57</w:t>
-        </w:r>
-      </w:hyperlink>
+      <w:r>
+        <w:rPr>
+          <w:lang w:val="zh_TW" w:bidi="zh_TW"/>
+        </w:rPr>
+        <w:t>民3:17，</w:t>
+      </w:r>
+      <w:r>
+        <w:rPr>
+          <w:lang w:val="zh_TW" w:bidi="zh_TW"/>
+        </w:rPr>
+        <w:t>26:57</w:t>
+      </w:r>
       <w:r>
         <w:rPr>
           <w:lang w:val="zh_TW" w:bidi="zh_TW"/>
         </w:rPr>
         <w:t>；</w:t>
       </w:r>
-      <w:hyperlink r:id="rId158">
-        <w:r>
-          <w:rPr>
-            <w:lang w:val="zh_TW" w:bidi="zh_TW"/>
-          </w:rPr>
-          <w:rPr>
-            <w:color w:val="0000EE"/>
-            <w:u w:val="single"/>
-          </w:rPr>
-          <w:t>代上6:1、16，</w:t>
-        </w:r>
-      </w:hyperlink>
-      <w:hyperlink r:id="rId159">
-        <w:r>
-          <w:rPr>
-            <w:lang w:val="zh_TW" w:bidi="zh_TW"/>
-          </w:rPr>
-          <w:rPr>
-            <w:color w:val="0000EE"/>
-            <w:u w:val="single"/>
-          </w:rPr>
-          <w:t>23:6</w:t>
-        </w:r>
-      </w:hyperlink>
+      <w:r>
+        <w:rPr>
+          <w:lang w:val="zh_TW" w:bidi="zh_TW"/>
+        </w:rPr>
+        <w:t>代上6:1、16，</w:t>
+      </w:r>
+      <w:r>
+        <w:rPr>
+          <w:lang w:val="zh_TW" w:bidi="zh_TW"/>
+        </w:rPr>
+        <w:t>23:6</w:t>
+      </w:r>
       <w:r>
         <w:rPr>
           <w:lang w:val="zh_TW" w:bidi="zh_TW"/>
@@ -9848,102 +7652,66 @@
         </w:rPr>
         <w:t>民數記記載，在曠野行程中，革順族在會幕西面安營（</w:t>
       </w:r>
-      <w:hyperlink r:id="rId339">
-        <w:r>
-          <w:rPr>
-            <w:lang w:val="zh_TW" w:bidi="zh_TW"/>
-          </w:rPr>
-          <w:rPr>
-            <w:color w:val="0000EE"/>
-            <w:u w:val="single"/>
-          </w:rPr>
-          <w:t>民3:23</w:t>
-        </w:r>
-      </w:hyperlink>
+      <w:r>
+        <w:rPr>
+          <w:lang w:val="zh_TW" w:bidi="zh_TW"/>
+        </w:rPr>
+        <w:t>民3:23</w:t>
+      </w:r>
       <w:r>
         <w:rPr>
           <w:lang w:val="zh_TW" w:bidi="zh_TW"/>
         </w:rPr>
         <w:t>）。出埃及後第二年初，革順族共有約7,500名男子（</w:t>
       </w:r>
-      <w:hyperlink r:id="rId340">
-        <w:r>
-          <w:rPr>
-            <w:lang w:val="zh_TW" w:bidi="zh_TW"/>
-          </w:rPr>
-          <w:rPr>
-            <w:color w:val="0000EE"/>
-            <w:u w:val="single"/>
-          </w:rPr>
-          <w:t>民3:22</w:t>
-        </w:r>
-      </w:hyperlink>
+      <w:r>
+        <w:rPr>
+          <w:lang w:val="zh_TW" w:bidi="zh_TW"/>
+        </w:rPr>
+        <w:t>民3:22</w:t>
+      </w:r>
       <w:r>
         <w:rPr>
           <w:lang w:val="zh_TW" w:bidi="zh_TW"/>
         </w:rPr>
         <w:t>）。只有30至50歲的男子可以在會幕事奉，而在第二年初那次數點人數時，符合這個年齡的人共有2,630名（</w:t>
       </w:r>
-      <w:hyperlink r:id="rId341">
-        <w:r>
-          <w:rPr>
-            <w:lang w:val="zh_TW" w:bidi="zh_TW"/>
-          </w:rPr>
-          <w:rPr>
-            <w:color w:val="0000EE"/>
-            <w:u w:val="single"/>
-          </w:rPr>
-          <w:t>民4:39–40</w:t>
-        </w:r>
-      </w:hyperlink>
+      <w:r>
+        <w:rPr>
+          <w:lang w:val="zh_TW" w:bidi="zh_TW"/>
+        </w:rPr>
+        <w:t>民4:39–40</w:t>
+      </w:r>
       <w:r>
         <w:rPr>
           <w:lang w:val="zh_TW" w:bidi="zh_TW"/>
         </w:rPr>
         <w:t>）。他們負責看守和搬運會幕外部的各樣物件（</w:t>
       </w:r>
-      <w:hyperlink r:id="rId342">
-        <w:r>
-          <w:rPr>
-            <w:lang w:val="zh_TW" w:bidi="zh_TW"/>
-          </w:rPr>
-          <w:rPr>
-            <w:color w:val="0000EE"/>
-            <w:u w:val="single"/>
-          </w:rPr>
-          <w:t>民3:25–26，</w:t>
-        </w:r>
-      </w:hyperlink>
-      <w:hyperlink r:id="rId343">
-        <w:r>
-          <w:rPr>
-            <w:lang w:val="zh_TW" w:bidi="zh_TW"/>
-          </w:rPr>
-          <w:rPr>
-            <w:color w:val="0000EE"/>
-            <w:u w:val="single"/>
-          </w:rPr>
-          <w:t>4:24、27–28</w:t>
-        </w:r>
-      </w:hyperlink>
+      <w:r>
+        <w:rPr>
+          <w:lang w:val="zh_TW" w:bidi="zh_TW"/>
+        </w:rPr>
+        <w:t>民3:25–26，</w:t>
+      </w:r>
+      <w:r>
+        <w:rPr>
+          <w:lang w:val="zh_TW" w:bidi="zh_TW"/>
+        </w:rPr>
+        <w:t>4:24、27–28</w:t>
+      </w:r>
       <w:r>
         <w:rPr>
           <w:lang w:val="zh_TW" w:bidi="zh_TW"/>
         </w:rPr>
         <w:t>）。神賜給他們兩輛車和四頭牛，好完成這項工作；並由亞倫和他的兒子負責監督他們執行這工作（</w:t>
       </w:r>
-      <w:hyperlink r:id="rId344">
-        <w:r>
-          <w:rPr>
-            <w:lang w:val="zh_TW" w:bidi="zh_TW"/>
-          </w:rPr>
-          <w:rPr>
-            <w:color w:val="0000EE"/>
-            <w:u w:val="single"/>
-          </w:rPr>
-          <w:t>民4:27</w:t>
-        </w:r>
-      </w:hyperlink>
+      <w:r>
+        <w:rPr>
+          <w:lang w:val="zh_TW" w:bidi="zh_TW"/>
+        </w:rPr>
+        <w:t>民4:27</w:t>
+      </w:r>
       <w:r>
         <w:rPr>
           <w:lang w:val="zh_TW" w:bidi="zh_TW"/>
@@ -9964,18 +7732,12 @@
         </w:rPr>
         <w:t>以色列人初次定居迦南後，革順族在北部地區分得13座城，分別位於以薩迦、亞設、拿弗他利和瑪拿西支派的地業內（</w:t>
       </w:r>
-      <w:hyperlink r:id="rId345">
-        <w:r>
-          <w:rPr>
-            <w:lang w:val="zh_TW" w:bidi="zh_TW"/>
-          </w:rPr>
-          <w:rPr>
-            <w:color w:val="0000EE"/>
-            <w:u w:val="single"/>
-          </w:rPr>
-          <w:t>書21:6</w:t>
-        </w:r>
-      </w:hyperlink>
+      <w:r>
+        <w:rPr>
+          <w:lang w:val="zh_TW" w:bidi="zh_TW"/>
+        </w:rPr>
+        <w:t>書21:6</w:t>
+      </w:r>
       <w:r>
         <w:rPr>
           <w:lang w:val="zh_TW" w:bidi="zh_TW"/>
@@ -9996,102 +7758,66 @@
         </w:rPr>
         <w:t>大衛王在位時，革順族是奉差派在聖殿事奉的利未人之一（</w:t>
       </w:r>
-      <w:hyperlink r:id="rId346">
-        <w:r>
-          <w:rPr>
-            <w:lang w:val="zh_TW" w:bidi="zh_TW"/>
-          </w:rPr>
-          <w:rPr>
-            <w:color w:val="0000EE"/>
-            <w:u w:val="single"/>
-          </w:rPr>
-          <w:t>代上23:6–11</w:t>
-        </w:r>
-      </w:hyperlink>
+      <w:r>
+        <w:rPr>
+          <w:lang w:val="zh_TW" w:bidi="zh_TW"/>
+        </w:rPr>
+        <w:t>代上23:6–11</w:t>
+      </w:r>
       <w:r>
         <w:rPr>
           <w:lang w:val="zh_TW" w:bidi="zh_TW"/>
         </w:rPr>
         <w:t>）。拉但和耶希伊利兩個革順族家族負責管理神殿的府庫（</w:t>
       </w:r>
-      <w:hyperlink r:id="rId347">
-        <w:r>
-          <w:rPr>
-            <w:lang w:val="zh_TW" w:bidi="zh_TW"/>
-          </w:rPr>
-          <w:rPr>
-            <w:color w:val="0000EE"/>
-            <w:u w:val="single"/>
-          </w:rPr>
-          <w:t>代上26:20–22</w:t>
-        </w:r>
-      </w:hyperlink>
+      <w:r>
+        <w:rPr>
+          <w:lang w:val="zh_TW" w:bidi="zh_TW"/>
+        </w:rPr>
+        <w:t>代上26:20–22</w:t>
+      </w:r>
       <w:r>
         <w:rPr>
           <w:lang w:val="zh_TW" w:bidi="zh_TW"/>
         </w:rPr>
         <w:t>）。亞薩和他的家族（屬於革順族）應大衛的要求，協助帶領聖殿的音樂事奉（</w:t>
       </w:r>
-      <w:hyperlink r:id="rId348">
-        <w:r>
-          <w:rPr>
-            <w:lang w:val="zh_TW" w:bidi="zh_TW"/>
-          </w:rPr>
-          <w:rPr>
-            <w:color w:val="0000EE"/>
-            <w:u w:val="single"/>
-          </w:rPr>
-          <w:t>代上25:1–2</w:t>
-        </w:r>
-      </w:hyperlink>
+      <w:r>
+        <w:rPr>
+          <w:lang w:val="zh_TW" w:bidi="zh_TW"/>
+        </w:rPr>
+        <w:t>代上25:1–2</w:t>
+      </w:r>
       <w:r>
         <w:rPr>
           <w:lang w:val="zh_TW" w:bidi="zh_TW"/>
         </w:rPr>
         <w:t>）。希西家王在位時，革順族也是潔淨聖殿的利未人之一（</w:t>
       </w:r>
-      <w:hyperlink r:id="rId349">
-        <w:r>
-          <w:rPr>
-            <w:lang w:val="zh_TW" w:bidi="zh_TW"/>
-          </w:rPr>
-          <w:rPr>
-            <w:color w:val="0000EE"/>
-            <w:u w:val="single"/>
-          </w:rPr>
-          <w:t>代下29:1–6、12</w:t>
-        </w:r>
-      </w:hyperlink>
+      <w:r>
+        <w:rPr>
+          <w:lang w:val="zh_TW" w:bidi="zh_TW"/>
+        </w:rPr>
+        <w:t>代下29:1–6、12</w:t>
+      </w:r>
       <w:r>
         <w:rPr>
           <w:lang w:val="zh_TW" w:bidi="zh_TW"/>
         </w:rPr>
         <w:t>）。從巴比倫被擄歸回之後，亞薩的後裔在聖殿奠基和耶路撒冷城牆奉獻禮時負責奏樂（</w:t>
       </w:r>
-      <w:hyperlink r:id="rId350">
-        <w:r>
-          <w:rPr>
-            <w:lang w:val="zh_TW" w:bidi="zh_TW"/>
-          </w:rPr>
-          <w:rPr>
-            <w:color w:val="0000EE"/>
-            <w:u w:val="single"/>
-          </w:rPr>
-          <w:t>拉3:10；</w:t>
-        </w:r>
-      </w:hyperlink>
-      <w:hyperlink r:id="rId351">
-        <w:r>
-          <w:rPr>
-            <w:lang w:val="zh_TW" w:bidi="zh_TW"/>
-          </w:rPr>
-          <w:rPr>
-            <w:color w:val="0000EE"/>
-            <w:u w:val="single"/>
-          </w:rPr>
-          <w:t>尼12:31–36</w:t>
-        </w:r>
-      </w:hyperlink>
+      <w:r>
+        <w:rPr>
+          <w:lang w:val="zh_TW" w:bidi="zh_TW"/>
+        </w:rPr>
+        <w:t>拉3:10；</w:t>
+      </w:r>
+      <w:r>
+        <w:rPr>
+          <w:lang w:val="zh_TW" w:bidi="zh_TW"/>
+        </w:rPr>
+        <w:t>尼12:31–36</w:t>
+      </w:r>
       <w:r>
         <w:rPr>
           <w:lang w:val="zh_TW" w:bidi="zh_TW"/>
@@ -10217,54 +7943,36 @@
         </w:rPr>
         <w:t>雖然新約沒有提到該城，但</w:t>
       </w:r>
-      <w:hyperlink r:id="rId321">
-        <w:r>
-          <w:rPr>
-            <w:lang w:val="zh_TW" w:bidi="zh_TW"/>
-          </w:rPr>
-          <w:rPr>
-            <w:color w:val="0000EE"/>
-            <w:u w:val="single"/>
-          </w:rPr>
-          <w:t>馬可福音五章1節</w:t>
-        </w:r>
-      </w:hyperlink>
+      <w:r>
+        <w:rPr>
+          <w:lang w:val="zh_TW" w:bidi="zh_TW"/>
+        </w:rPr>
+        <w:t>馬可福音五章1節</w:t>
+      </w:r>
       <w:r>
         <w:rPr>
           <w:lang w:val="zh_TW" w:bidi="zh_TW"/>
         </w:rPr>
         <w:t>和</w:t>
       </w:r>
-      <w:hyperlink r:id="rId352">
-        <w:r>
-          <w:rPr>
-            <w:lang w:val="zh_TW" w:bidi="zh_TW"/>
-          </w:rPr>
-          <w:rPr>
-            <w:color w:val="0000EE"/>
-            <w:u w:val="single"/>
-          </w:rPr>
-          <w:t>路加福音八章26至7節</w:t>
-        </w:r>
-      </w:hyperlink>
+      <w:r>
+        <w:rPr>
+          <w:lang w:val="zh_TW" w:bidi="zh_TW"/>
+        </w:rPr>
+        <w:t>路加福音八章26至7節</w:t>
+      </w:r>
       <w:r>
         <w:rPr>
           <w:lang w:val="zh_TW" w:bidi="zh_TW"/>
         </w:rPr>
         <w:t>提到「格拉森人的地方」，正是耶穌醫治被鬼附的人和豬群在加利利海溺死的地方。</w:t>
       </w:r>
-      <w:hyperlink r:id="rId320">
-        <w:r>
-          <w:rPr>
-            <w:lang w:val="zh_TW" w:bidi="zh_TW"/>
-          </w:rPr>
-          <w:rPr>
-            <w:color w:val="0000EE"/>
-            <w:u w:val="single"/>
-          </w:rPr>
-          <w:t>馬太福音八章28節</w:t>
-        </w:r>
-      </w:hyperlink>
+      <w:r>
+        <w:rPr>
+          <w:lang w:val="zh_TW" w:bidi="zh_TW"/>
+        </w:rPr>
+        <w:t>馬太福音八章28節</w:t>
+      </w:r>
       <w:r>
         <w:rPr>
           <w:lang w:val="zh_TW" w:bidi="zh_TW"/>
@@ -10403,126 +8111,84 @@
         </w:rPr>
         <w:t>」一詞來指福音書中，以耶穌的言論作為結尾的簡短故事。例子見於</w:t>
       </w:r>
-      <w:hyperlink r:id="rId353">
-        <w:r>
-          <w:rPr>
-            <w:lang w:val="zh_TW" w:bidi="zh_TW"/>
-          </w:rPr>
-          <w:rPr>
-            <w:color w:val="0000EE"/>
-            <w:u w:val="single"/>
-          </w:rPr>
-          <w:t>馬太福音八章18–22節</w:t>
-        </w:r>
-      </w:hyperlink>
+      <w:r>
+        <w:rPr>
+          <w:lang w:val="zh_TW" w:bidi="zh_TW"/>
+        </w:rPr>
+        <w:t>馬太福音八章18–22節</w:t>
+      </w:r>
       <w:r>
         <w:rPr>
           <w:lang w:val="zh_TW" w:bidi="zh_TW"/>
         </w:rPr>
         <w:t>，</w:t>
       </w:r>
-      <w:hyperlink r:id="rId354">
-        <w:r>
-          <w:rPr>
-            <w:lang w:val="zh_TW" w:bidi="zh_TW"/>
-          </w:rPr>
-          <w:rPr>
-            <w:color w:val="0000EE"/>
-            <w:u w:val="single"/>
-          </w:rPr>
-          <w:t>九章10–13節</w:t>
-        </w:r>
-      </w:hyperlink>
+      <w:r>
+        <w:rPr>
+          <w:lang w:val="zh_TW" w:bidi="zh_TW"/>
+        </w:rPr>
+        <w:t>九章10–13節</w:t>
+      </w:r>
       <w:r>
         <w:rPr>
           <w:lang w:val="zh_TW" w:bidi="zh_TW"/>
         </w:rPr>
         <w:t>，</w:t>
       </w:r>
-      <w:hyperlink r:id="rId355">
-        <w:r>
-          <w:rPr>
-            <w:lang w:val="zh_TW" w:bidi="zh_TW"/>
-          </w:rPr>
-          <w:rPr>
-            <w:color w:val="0000EE"/>
-            <w:u w:val="single"/>
-          </w:rPr>
-          <w:t>十六章1–4節</w:t>
-        </w:r>
-      </w:hyperlink>
+      <w:r>
+        <w:rPr>
+          <w:lang w:val="zh_TW" w:bidi="zh_TW"/>
+        </w:rPr>
+        <w:t>十六章1–4節</w:t>
+      </w:r>
       <w:r>
         <w:rPr>
           <w:lang w:val="zh_TW" w:bidi="zh_TW"/>
         </w:rPr>
         <w:t>；</w:t>
       </w:r>
-      <w:hyperlink r:id="rId356">
-        <w:r>
-          <w:rPr>
-            <w:lang w:val="zh_TW" w:bidi="zh_TW"/>
-          </w:rPr>
-          <w:rPr>
-            <w:color w:val="0000EE"/>
-            <w:u w:val="single"/>
-          </w:rPr>
-          <w:t>馬可福音二章18–22節</w:t>
-        </w:r>
-      </w:hyperlink>
+      <w:r>
+        <w:rPr>
+          <w:lang w:val="zh_TW" w:bidi="zh_TW"/>
+        </w:rPr>
+        <w:t>馬可福音二章18–22節</w:t>
+      </w:r>
       <w:r>
         <w:rPr>
           <w:lang w:val="zh_TW" w:bidi="zh_TW"/>
         </w:rPr>
         <w:t>，</w:t>
       </w:r>
-      <w:hyperlink r:id="rId357">
-        <w:r>
-          <w:rPr>
-            <w:lang w:val="zh_TW" w:bidi="zh_TW"/>
-          </w:rPr>
-          <w:rPr>
-            <w:color w:val="0000EE"/>
-            <w:u w:val="single"/>
-          </w:rPr>
-          <w:t>十章13–15節</w:t>
-        </w:r>
-      </w:hyperlink>
+      <w:r>
+        <w:rPr>
+          <w:lang w:val="zh_TW" w:bidi="zh_TW"/>
+        </w:rPr>
+        <w:t>十章13–15節</w:t>
+      </w:r>
       <w:r>
         <w:rPr>
           <w:lang w:val="zh_TW" w:bidi="zh_TW"/>
         </w:rPr>
         <w:t>；</w:t>
       </w:r>
-      <w:hyperlink r:id="rId358">
-        <w:r>
-          <w:rPr>
-            <w:lang w:val="zh_TW" w:bidi="zh_TW"/>
-          </w:rPr>
-          <w:rPr>
-            <w:color w:val="0000EE"/>
-            <w:u w:val="single"/>
-          </w:rPr>
-          <w:t>路加福音六章1–5節</w:t>
-        </w:r>
-      </w:hyperlink>
+      <w:r>
+        <w:rPr>
+          <w:lang w:val="zh_TW" w:bidi="zh_TW"/>
+        </w:rPr>
+        <w:t>路加福音六章1–5節</w:t>
+      </w:r>
       <w:r>
         <w:rPr>
           <w:lang w:val="zh_TW" w:bidi="zh_TW"/>
         </w:rPr>
         <w:t>，</w:t>
       </w:r>
-      <w:hyperlink r:id="rId359">
-        <w:r>
-          <w:rPr>
-            <w:lang w:val="zh_TW" w:bidi="zh_TW"/>
-          </w:rPr>
-          <w:rPr>
-            <w:color w:val="0000EE"/>
-            <w:u w:val="single"/>
-          </w:rPr>
-          <w:t>十一章37–44節</w:t>
-        </w:r>
-      </w:hyperlink>
+      <w:r>
+        <w:rPr>
+          <w:lang w:val="zh_TW" w:bidi="zh_TW"/>
+        </w:rPr>
+        <w:t>十一章37–44節</w:t>
+      </w:r>
       <w:r>
         <w:rPr>
           <w:lang w:val="zh_TW" w:bidi="zh_TW"/>
@@ -10590,18 +8256,12 @@
         </w:rPr>
         <w:t>的音譯，僅出現在</w:t>
       </w:r>
-      <w:hyperlink r:id="rId360">
-        <w:r>
-          <w:rPr>
-            <w:lang w:val="zh_TW" w:bidi="zh_TW"/>
-          </w:rPr>
-          <w:rPr>
-            <w:color w:val="0000EE"/>
-            <w:u w:val="single"/>
-          </w:rPr>
-          <w:t>馬可福音七章11節</w:t>
-        </w:r>
-      </w:hyperlink>
+      <w:r>
+        <w:rPr>
+          <w:lang w:val="zh_TW" w:bidi="zh_TW"/>
+        </w:rPr>
+        <w:t>馬可福音七章11節</w:t>
+      </w:r>
       <w:r>
         <w:rPr>
           <w:lang w:val="zh_TW" w:bidi="zh_TW"/>
@@ -10622,18 +8282,12 @@
         </w:rPr>
         <w:t>猶太律法允許個人將自己的服事或財產指定為「獻給神」，從而將其從世俗用途中分別出來，賦予其獻祭給神的性質。這個做法是一項嚴肅的決定（根據猶太教經典米示拿·論許願），通常很少撤銷（論許願5章），因為違背「各耳板」的誓言可能導致神嚴厲的審判。在</w:t>
       </w:r>
-      <w:hyperlink r:id="rId361">
-        <w:r>
-          <w:rPr>
-            <w:lang w:val="zh_TW" w:bidi="zh_TW"/>
-          </w:rPr>
-          <w:rPr>
-            <w:color w:val="0000EE"/>
-            <w:u w:val="single"/>
-          </w:rPr>
-          <w:t>馬可福音第七章</w:t>
-        </w:r>
-      </w:hyperlink>
+      <w:r>
+        <w:rPr>
+          <w:lang w:val="zh_TW" w:bidi="zh_TW"/>
+        </w:rPr>
+        <w:t>馬可福音第七章</w:t>
+      </w:r>
       <w:r>
         <w:rPr>
           <w:lang w:val="zh_TW" w:bidi="zh_TW"/>
@@ -10652,54 +8306,36 @@
         </w:rPr>
         <w:t>。此舉實際上使第五誡命變得無效（見</w:t>
       </w:r>
-      <w:hyperlink r:id="rId362">
-        <w:r>
-          <w:rPr>
-            <w:lang w:val="zh_TW" w:bidi="zh_TW"/>
-          </w:rPr>
-          <w:rPr>
-            <w:color w:val="0000EE"/>
-            <w:u w:val="single"/>
-          </w:rPr>
-          <w:t>出20:12</w:t>
-        </w:r>
-      </w:hyperlink>
+      <w:r>
+        <w:rPr>
+          <w:lang w:val="zh_TW" w:bidi="zh_TW"/>
+        </w:rPr>
+        <w:t>出20:12</w:t>
+      </w:r>
       <w:r>
         <w:rPr>
           <w:lang w:val="zh_TW" w:bidi="zh_TW"/>
         </w:rPr>
         <w:t>），並令拉比的傳統與摩西律法相矛盾。更糟糕的是，如果兒子對他起的誓感到後悔——聲稱當初是倉促才作出的決定——拉比法庭仍可能禁止撤回「各耳板」（</w:t>
       </w:r>
-      <w:hyperlink r:id="rId363">
-        <w:r>
-          <w:rPr>
-            <w:lang w:val="zh_TW" w:bidi="zh_TW"/>
-          </w:rPr>
-          <w:rPr>
-            <w:color w:val="0000EE"/>
-            <w:u w:val="single"/>
-          </w:rPr>
-          <w:t>可7:12</w:t>
-        </w:r>
-      </w:hyperlink>
+      <w:r>
+        <w:rPr>
+          <w:lang w:val="zh_TW" w:bidi="zh_TW"/>
+        </w:rPr>
+        <w:t>可7:12</w:t>
+      </w:r>
       <w:r>
         <w:rPr>
           <w:lang w:val="zh_TW" w:bidi="zh_TW"/>
         </w:rPr>
         <w:t>；參</w:t>
       </w:r>
-      <w:hyperlink r:id="rId364">
-        <w:r>
-          <w:rPr>
-            <w:lang w:val="zh_TW" w:bidi="zh_TW"/>
-          </w:rPr>
-          <w:rPr>
-            <w:color w:val="0000EE"/>
-            <w:u w:val="single"/>
-          </w:rPr>
-          <w:t>民30:1–2</w:t>
-        </w:r>
-      </w:hyperlink>
+      <w:r>
+        <w:rPr>
+          <w:lang w:val="zh_TW" w:bidi="zh_TW"/>
+        </w:rPr>
+        <w:t>民30:1–2</w:t>
+      </w:r>
       <w:r>
         <w:rPr>
           <w:lang w:val="zh_TW" w:bidi="zh_TW"/>
